--- a/docs/algorithms.docx
+++ b/docs/algorithms.docx
@@ -2522,7 +2522,7 @@
           <w:sz w:val="28"/>
           <w:szCs w:val="28"/>
         </w:rPr>
-        <w:t xml:space="preserve">Для участков дрейфа (в окрестности позиции нет магнитов, lattice.isDriftRegion(pos) = true) применяется упрощённый Integrator::driftStep: координата обновляется как pos += (mom / (m0·γ)) · dt, импульс не изменяется. Это даёт дополнительный выигрыш по производительности на участках свободного пролёта.</w:t>
+        <w:t xml:space="preserve">В исходных файлах присутствуют вспомогательные методы Integrator::driftStep и AcceleratorConfig::isDriftRegion, предназначенные для замены полного шага Бориса аналитическим дрейфом x += v·dt на участках без магнитов. Однако в текущей версии кода ни тот, ни другой метод не вызываются: borisStep применяется единообразно. Прескрининг по bucket-индексу (см. раздел 3) уже сводит шаг в пустой области к одному обращению к бакету и пустому циклу по кандидатам, поэтому отдельная ветка для дрейфа практической пользы не даёт.</w:t>
       </w:r>
     </w:p>
     <w:p>
@@ -4006,7 +4006,7 @@
           <w:sz w:val="28"/>
           <w:szCs w:val="28"/>
         </w:rPr>
-        <w:t xml:space="preserve">Ускорение поиска магнитов, потенциально вносящих вклад в поле в точке текущей позиции частицы. Без индекса симулятор должен был бы перебирать все ~2762 элемента кольца на каждом шаге. Индекс снижает число кандидатов до ~5 на шаг и позволяет в ~95 % случаев распознавать участки чистого дрейфа, где применяется упрощённое уравнение движения.</w:t>
+        <w:t xml:space="preserve">Ускорение поиска магнитов, потенциально вносящих вклад в поле в точке текущей позиции частицы. Без индекса симулятор должен был бы перебирать все ~2762 элемента кольца на каждом шаге. Индекс снижает число кандидатов до ~5 на шаг; на участках чистого дрейфа бакет пуст, и стоимость шага сводится к одному обращению к бакету без вычислений поля.</w:t>
       </w:r>
     </w:p>
     <w:p>
@@ -5183,7 +5183,7 @@
           <w:sz w:val="28"/>
           <w:szCs w:val="28"/>
         </w:rPr>
-        <w:t xml:space="preserve">Проверка участка дрейфа: isDriftRegion(pos) возвращает true, если бакет пуст или координаты выходят за сетку. В этом случае вызывающий код может использовать вместо borisStep упрощённый driftStep.</w:t>
+        <w:t xml:space="preserve">Вспомогательный метод isDriftRegion(pos) возвращает true, если бакет пуст или координаты выходят за сетку. Изначально предполагалось, что вызывающий код использует его для переключения на упрощённый driftStep вместо borisStep, однако в текущей версии трекера и оптимизатора этот вызов не задействован — borisStep применяется единообразно.</w:t>
       </w:r>
     </w:p>
     <w:p>
@@ -10209,7 +10209,7 @@
           <w:sz w:val="22"/>
           <w:szCs w:val="22"/>
         </w:rPr>
-        <w:t xml:space="preserve">    шаг Boris/drift</w:t>
+        <w:t xml:space="preserve">    шаг Бориса (borisStep)</w:t>
       </w:r>
       <w:r>
         <w:br/>

--- a/docs/algorithms.docx
+++ b/docs/algorithms.docx
@@ -6408,7 +6408,7 @@
                 <w:sz w:val="24"/>
                 <w:szCs w:val="24"/>
               </w:rPr>
-              <w:t xml:space="preserve">type</w:t>
+              <w:t xml:space="preserve">(тип поля)</w:t>
             </w:r>
           </w:p>
         </w:tc>
@@ -6443,7 +6443,7 @@
                 <w:sz w:val="24"/>
                 <w:szCs w:val="24"/>
               </w:rPr>
-              <w:t xml:space="preserve">тип поля: MAGNETIC или ELECTRIC</w:t>
+              <w:t xml:space="preserve">неявно: все текущие устройства магнитные, addContribution всегда пишет в totalB</w:t>
             </w:r>
           </w:p>
         </w:tc>
@@ -6478,7 +6478,7 @@
                 <w:sz w:val="24"/>
                 <w:szCs w:val="24"/>
               </w:rPr>
-              <w:t xml:space="preserve">hardware_library.csv</w:t>
+              <w:t xml:space="preserve">—</w:t>
             </w:r>
           </w:p>
         </w:tc>

--- a/docs/algorithms.docx
+++ b/docs/algorithms.docx
@@ -650,7 +650,7 @@
           <w:sz w:val="28"/>
           <w:szCs w:val="28"/>
         </w:rPr>
-        <w:t xml:space="preserve">Все размерные величины приведены в системе СИ. Ссылки на исходный код имеют вид «файл:строка», например, src/Integrator.h:111. Документ описывает 11 алгоритмов и содержит два приложения со справочной информацией о конфигурационных файлах и форматах данных.</w:t>
+        <w:t xml:space="preserve">Все размерные величины приведены в системе СИ. Ссылки на исходный код имеют вид «файл:строка», например, src/Integrator.h:53. Документ описывает 11 алгоритмов и содержит два приложения со справочной информацией о конфигурационных файлах и форматах данных.</w:t>
       </w:r>
     </w:p>
     <w:p>
@@ -683,7 +683,7 @@
           <w:sz w:val="28"/>
           <w:szCs w:val="28"/>
         </w:rPr>
-        <w:t xml:space="preserve">Исходный код: src/Integrator.h:111, метод Integrator::borisStep.</w:t>
+        <w:t xml:space="preserve">Исходный код: src/Integrator.h:53, метод Integrator::borisStep.</w:t>
       </w:r>
     </w:p>
     <w:p>
@@ -2522,7 +2522,22 @@
           <w:sz w:val="28"/>
           <w:szCs w:val="28"/>
         </w:rPr>
-        <w:t xml:space="preserve">В исходных файлах присутствуют вспомогательные методы Integrator::driftStep и AcceleratorConfig::isDriftRegion, предназначенные для замены полного шага Бориса аналитическим дрейфом x += v·dt на участках без магнитов. Однако в текущей версии кода ни тот, ни другой метод не вызываются: borisStep применяется единообразно. Прескрининг по bucket-индексу (см. раздел 3) уже сводит шаг в пустой области к одному обращению к бакету и пустому циклу по кандидатам, поэтому отдельная ветка для дрейфа практической пользы не даёт.</w:t>
+        <w:t xml:space="preserve">В ранних версиях существовали вспомогательные методы Integrator::driftStep и AcceleratorConfig::isDriftRegion для замены полного шага Бориса аналитическим дрейфом x += v·dt на участках без магнитов. Оба удалены в рефакторинге 2026-06: прескрининг по bucket-индексу (см. раздел 3) уже сводит шаг в пустой области к одному обращению к бакету и пустому циклу по кандидатам, и отдельная ветка для дрейфа практической пользы не давала.</w:t>
+      </w:r>
+    </w:p>
+    <w:p>
+      <w:pPr>
+        <w:spacing w:after="60" w:line="360" w:lineRule="auto"/>
+        <w:ind w:firstLine="709"/>
+        <w:jc w:val="both"/>
+      </w:pPr>
+      <w:r>
+        <w:rPr>
+          <w:rFonts w:ascii="Times New Roman" w:cs="Times New Roman" w:eastAsia="Times New Roman" w:hAnsi="Times New Roman"/>
+          <w:sz w:val="28"/>
+          <w:szCs w:val="28"/>
+        </w:rPr>
+        <w:t xml:space="preserve">В текущей конфигурации все устройства магнитные, поэтому E ≡ 0 и шаги 3, 6 (полу-E-толчки) фактически no-op. Алгоритм оставлен в общем виде для совместимости при возможном появлении электрических элементов.</w:t>
       </w:r>
     </w:p>
     <w:p>
@@ -3974,7 +3989,7 @@
           <w:sz w:val="28"/>
           <w:szCs w:val="28"/>
         </w:rPr>
-        <w:t xml:space="preserve">Исходный код: src/LatticeManager.h:186 (buildSpatialIndex), src/LatticeManager.h:253 (getTotalFields).</w:t>
+        <w:t xml:space="preserve">Исходный код: src/LatticeManager.h:179 (buildSpatialIndex), src/LatticeManager.h:235 (getTotalFields).</w:t>
       </w:r>
     </w:p>
     <w:p>
@@ -5183,7 +5198,7 @@
           <w:sz w:val="28"/>
           <w:szCs w:val="28"/>
         </w:rPr>
-        <w:t xml:space="preserve">Вспомогательный метод isDriftRegion(pos) возвращает true, если бакет пуст или координаты выходят за сетку. Изначально предполагалось, что вызывающий код использует его для переключения на упрощённый driftStep вместо borisStep, однако в текущей версии трекера и оптимизатора этот вызов не задействован — borisStep применяется единообразно.</w:t>
+        <w:t xml:space="preserve">На участках дрейфа бакет пуст, поэтому внутренний цикл по кандидатам не выполняется и вычислений поля не происходит.</w:t>
       </w:r>
     </w:p>
     <w:p>
@@ -5216,7 +5231,7 @@
           <w:sz w:val="28"/>
           <w:szCs w:val="28"/>
         </w:rPr>
-        <w:t xml:space="preserve">Исходный код: src/LatticeManager.h:115, метод MagneticElement::addContribution.</w:t>
+        <w:t xml:space="preserve">Исходный код: src/LatticeManager.h:114, метод MagneticElement::addContribution.</w:t>
       </w:r>
     </w:p>
     <w:p>
@@ -5943,7 +5958,7 @@
                 <w:sz w:val="24"/>
                 <w:szCs w:val="24"/>
               </w:rPr>
-              <w:t xml:space="preserve">hardware_library.csv</w:t>
+              <w:t xml:space="preserve">MagneticElement default (true)</w:t>
             </w:r>
           </w:p>
         </w:tc>
@@ -6376,114 +6391,22 @@
           </w:p>
         </w:tc>
       </w:tr>
-      <w:tr>
-        <w:tc>
-          <w:tcPr>
-            <w:tcW w:type="dxa" w:w="2058"/>
-            <w:tcBorders>
-              <w:top w:val="single" w:color="000000" w:sz="4"/>
-              <w:left w:val="single" w:color="000000" w:sz="4"/>
-              <w:bottom w:val="single" w:color="000000" w:sz="4"/>
-              <w:right w:val="single" w:color="000000" w:sz="4"/>
-            </w:tcBorders>
-            <w:tcMar>
-              <w:top w:type="dxa" w:w="80"/>
-              <w:left w:type="dxa" w:w="120"/>
-              <w:bottom w:type="dxa" w:w="80"/>
-              <w:right w:type="dxa" w:w="120"/>
-            </w:tcMar>
-            <w:vAlign w:val="top"/>
-          </w:tcPr>
-          <w:p>
-            <w:pPr>
-              <w:spacing w:line="276" w:lineRule="auto"/>
-              <w:ind w:firstLine="0"/>
-              <w:jc w:val="left"/>
-            </w:pPr>
-            <w:r>
-              <w:rPr>
-                <w:rFonts w:ascii="Times New Roman" w:cs="Times New Roman" w:eastAsia="Times New Roman" w:hAnsi="Times New Roman"/>
-                <w:b w:val="false"/>
-                <w:bCs w:val="false"/>
-                <w:sz w:val="24"/>
-                <w:szCs w:val="24"/>
-              </w:rPr>
-              <w:t xml:space="preserve">(тип поля)</w:t>
-            </w:r>
-          </w:p>
-        </w:tc>
-        <w:tc>
-          <w:tcPr>
-            <w:tcW w:type="dxa" w:w="2807"/>
-            <w:tcBorders>
-              <w:top w:val="single" w:color="000000" w:sz="4"/>
-              <w:left w:val="single" w:color="000000" w:sz="4"/>
-              <w:bottom w:val="single" w:color="000000" w:sz="4"/>
-              <w:right w:val="single" w:color="000000" w:sz="4"/>
-            </w:tcBorders>
-            <w:tcMar>
-              <w:top w:type="dxa" w:w="80"/>
-              <w:left w:type="dxa" w:w="120"/>
-              <w:bottom w:type="dxa" w:w="80"/>
-              <w:right w:type="dxa" w:w="120"/>
-            </w:tcMar>
-            <w:vAlign w:val="top"/>
-          </w:tcPr>
-          <w:p>
-            <w:pPr>
-              <w:spacing w:line="276" w:lineRule="auto"/>
-              <w:ind w:firstLine="0"/>
-              <w:jc w:val="left"/>
-            </w:pPr>
-            <w:r>
-              <w:rPr>
-                <w:rFonts w:ascii="Times New Roman" w:cs="Times New Roman" w:eastAsia="Times New Roman" w:hAnsi="Times New Roman"/>
-                <w:b w:val="false"/>
-                <w:bCs w:val="false"/>
-                <w:sz w:val="24"/>
-                <w:szCs w:val="24"/>
-              </w:rPr>
-              <w:t xml:space="preserve">неявно: все текущие устройства магнитные, addContribution всегда пишет в totalB</w:t>
-            </w:r>
-          </w:p>
-        </w:tc>
-        <w:tc>
-          <w:tcPr>
-            <w:tcW w:type="dxa" w:w="4490"/>
-            <w:tcBorders>
-              <w:top w:val="single" w:color="000000" w:sz="4"/>
-              <w:left w:val="single" w:color="000000" w:sz="4"/>
-              <w:bottom w:val="single" w:color="000000" w:sz="4"/>
-              <w:right w:val="single" w:color="000000" w:sz="4"/>
-            </w:tcBorders>
-            <w:tcMar>
-              <w:top w:type="dxa" w:w="80"/>
-              <w:left w:type="dxa" w:w="120"/>
-              <w:bottom w:type="dxa" w:w="80"/>
-              <w:right w:type="dxa" w:w="120"/>
-            </w:tcMar>
-            <w:vAlign w:val="top"/>
-          </w:tcPr>
-          <w:p>
-            <w:pPr>
-              <w:spacing w:line="276" w:lineRule="auto"/>
-              <w:ind w:firstLine="0"/>
-              <w:jc w:val="left"/>
-            </w:pPr>
-            <w:r>
-              <w:rPr>
-                <w:rFonts w:ascii="Times New Roman" w:cs="Times New Roman" w:eastAsia="Times New Roman" w:hAnsi="Times New Roman"/>
-                <w:b w:val="false"/>
-                <w:bCs w:val="false"/>
-                <w:sz w:val="24"/>
-                <w:szCs w:val="24"/>
-              </w:rPr>
-              <w:t xml:space="preserve">—</w:t>
-            </w:r>
-          </w:p>
-        </w:tc>
-      </w:tr>
     </w:tbl>
+    <w:p>
+      <w:pPr>
+        <w:spacing w:after="60" w:line="360" w:lineRule="auto"/>
+        <w:ind w:firstLine="709"/>
+        <w:jc w:val="both"/>
+      </w:pPr>
+      <w:r>
+        <w:rPr>
+          <w:rFonts w:ascii="Times New Roman" w:cs="Times New Roman" w:eastAsia="Times New Roman" w:hAnsi="Times New Roman"/>
+          <w:sz w:val="28"/>
+          <w:szCs w:val="28"/>
+        </w:rPr>
+        <w:t xml:space="preserve">Все текущие устройства магнитные, поэтому addContribution всегда накапливает вклад в totalB. Аргумент totalE передаётся без изменений (он сохранён в сигнатуре для совместимости с Boris pusher'ом, где E ≡ 0).</w:t>
+      </w:r>
+    </w:p>
     <w:p>
       <w:pPr>
         <w:pStyle w:val="Heading2"/>
@@ -6513,7 +6436,7 @@
           <w:sz w:val="28"/>
           <w:szCs w:val="28"/>
         </w:rPr>
-        <w:t xml:space="preserve">Обновление по месту накопителей totalB или totalE в зависимости от значения type. Возвращаемого значения нет.</w:t>
+        <w:t xml:space="preserve">Обновление по месту накопителя totalB. Возвращаемого значения нет. totalE остаётся без изменений.</w:t>
       </w:r>
     </w:p>
     <w:p>
@@ -6611,7 +6534,7 @@
           <w:sz w:val="22"/>
           <w:szCs w:val="22"/>
         </w:rPr>
-        <w:t xml:space="preserve">totalB (или totalE) += scale · globalF</w:t>
+        <w:t xml:space="preserve">totalB  += scale · globalF</w:t>
       </w:r>
     </w:p>
     <w:p>
@@ -6731,18 +6654,7 @@
           <w:sz w:val="22"/>
           <w:szCs w:val="22"/>
         </w:rPr>
-        <w:t xml:space="preserve">7. если type == MAGNETIC: totalB += scale · globalF</w:t>
-      </w:r>
-      <w:r>
-        <w:br/>
-      </w:r>
-      <w:r>
-        <w:rPr>
-          <w:rFonts w:ascii="Consolas" w:cs="Consolas" w:eastAsia="Consolas" w:hAnsi="Consolas"/>
-          <w:sz w:val="22"/>
-          <w:szCs w:val="22"/>
-        </w:rPr>
-        <w:t xml:space="preserve">   иначе                  totalE += scale · globalF</w:t>
+        <w:t xml:space="preserve">7. totalB += scale · globalF</w:t>
       </w:r>
     </w:p>
     <w:p>
@@ -6775,7 +6687,7 @@
           <w:sz w:val="28"/>
           <w:szCs w:val="28"/>
         </w:rPr>
-        <w:t xml:space="preserve">Исходный код: src/FinishPlane.h:22, метод FinishPlane::hasCrossed.</w:t>
+        <w:t xml:space="preserve">Исходный код: src/FinishPlane.h:51 (FinishPlane::hasCrossed), setup на строке 30.</w:t>
       </w:r>
     </w:p>
     <w:p>
@@ -16052,7 +15964,7 @@
                 <w:sz w:val="24"/>
                 <w:szCs w:val="24"/>
               </w:rPr>
-              <w:t xml:space="preserve">prepare_optim_config.py → SynchrotronOptimizer.exe</w:t>
+              <w:t xml:space="preserve">prepare_optim_config.py → SynchrotronOptimizer[.exe]</w:t>
             </w:r>
           </w:p>
         </w:tc>
@@ -16088,6 +16000,113 @@
                 <w:szCs w:val="24"/>
               </w:rPr>
               <w:t xml:space="preserve">Настройки оптимизатора для эксперимента</w:t>
+            </w:r>
+          </w:p>
+        </w:tc>
+      </w:tr>
+      <w:tr>
+        <w:tc>
+          <w:tcPr>
+            <w:tcW w:type="dxa" w:w="2058"/>
+            <w:tcBorders>
+              <w:top w:val="single" w:color="000000" w:sz="4"/>
+              <w:left w:val="single" w:color="000000" w:sz="4"/>
+              <w:bottom w:val="single" w:color="000000" w:sz="4"/>
+              <w:right w:val="single" w:color="000000" w:sz="4"/>
+            </w:tcBorders>
+            <w:tcMar>
+              <w:top w:type="dxa" w:w="80"/>
+              <w:left w:type="dxa" w:w="120"/>
+              <w:bottom w:type="dxa" w:w="80"/>
+              <w:right w:type="dxa" w:w="120"/>
+            </w:tcMar>
+            <w:vAlign w:val="top"/>
+          </w:tcPr>
+          <w:p>
+            <w:pPr>
+              <w:spacing w:line="276" w:lineRule="auto"/>
+              <w:ind w:firstLine="0"/>
+              <w:jc w:val="left"/>
+            </w:pPr>
+            <w:r>
+              <w:rPr>
+                <w:rFonts w:ascii="Times New Roman" w:cs="Times New Roman" w:eastAsia="Times New Roman" w:hAnsi="Times New Roman"/>
+                <w:b w:val="false"/>
+                <w:bCs w:val="false"/>
+                <w:sz w:val="24"/>
+                <w:szCs w:val="24"/>
+              </w:rPr>
+              <w:t xml:space="preserve">_common.py</w:t>
+            </w:r>
+          </w:p>
+        </w:tc>
+        <w:tc>
+          <w:tcPr>
+            <w:tcW w:type="dxa" w:w="2807"/>
+            <w:tcBorders>
+              <w:top w:val="single" w:color="000000" w:sz="4"/>
+              <w:left w:val="single" w:color="000000" w:sz="4"/>
+              <w:bottom w:val="single" w:color="000000" w:sz="4"/>
+              <w:right w:val="single" w:color="000000" w:sz="4"/>
+            </w:tcBorders>
+            <w:tcMar>
+              <w:top w:type="dxa" w:w="80"/>
+              <w:left w:type="dxa" w:w="120"/>
+              <w:bottom w:type="dxa" w:w="80"/>
+              <w:right w:type="dxa" w:w="120"/>
+            </w:tcMar>
+            <w:vAlign w:val="top"/>
+          </w:tcPr>
+          <w:p>
+            <w:pPr>
+              <w:spacing w:line="276" w:lineRule="auto"/>
+              <w:ind w:firstLine="0"/>
+              <w:jc w:val="left"/>
+            </w:pPr>
+            <w:r>
+              <w:rPr>
+                <w:rFonts w:ascii="Times New Roman" w:cs="Times New Roman" w:eastAsia="Times New Roman" w:hAnsi="Times New Roman"/>
+                <w:b w:val="false"/>
+                <w:bCs w:val="false"/>
+                <w:sz w:val="24"/>
+                <w:szCs w:val="24"/>
+              </w:rPr>
+              <w:t xml:space="preserve">все Python-скрипты верхнего уровня</w:t>
+            </w:r>
+          </w:p>
+        </w:tc>
+        <w:tc>
+          <w:tcPr>
+            <w:tcW w:type="dxa" w:w="4490"/>
+            <w:tcBorders>
+              <w:top w:val="single" w:color="000000" w:sz="4"/>
+              <w:left w:val="single" w:color="000000" w:sz="4"/>
+              <w:bottom w:val="single" w:color="000000" w:sz="4"/>
+              <w:right w:val="single" w:color="000000" w:sz="4"/>
+            </w:tcBorders>
+            <w:tcMar>
+              <w:top w:type="dxa" w:w="80"/>
+              <w:left w:type="dxa" w:w="120"/>
+              <w:bottom w:type="dxa" w:w="80"/>
+              <w:right w:type="dxa" w:w="120"/>
+            </w:tcMar>
+            <w:vAlign w:val="top"/>
+          </w:tcPr>
+          <w:p>
+            <w:pPr>
+              <w:spacing w:line="276" w:lineRule="auto"/>
+              <w:ind w:firstLine="0"/>
+              <w:jc w:val="left"/>
+            </w:pPr>
+            <w:r>
+              <w:rPr>
+                <w:rFonts w:ascii="Times New Roman" w:cs="Times New Roman" w:eastAsia="Times New Roman" w:hAnsi="Times New Roman"/>
+                <w:b w:val="false"/>
+                <w:bCs w:val="false"/>
+                <w:sz w:val="24"/>
+                <w:szCs w:val="24"/>
+              </w:rPr>
+              <w:t xml:space="preserve">Кросс-платформенные хелперы: суффикс .exe, корень проекта, выбор matplotlib-бэкенда</w:t>
             </w:r>
           </w:p>
         </w:tc>
@@ -16445,7 +16464,7 @@
                 <w:sz w:val="24"/>
                 <w:szCs w:val="24"/>
               </w:rPr>
-              <w:t xml:space="preserve">CSV с разделителем «;»</w:t>
+              <w:t xml:space="preserve">CSV «;», 8 колонок</w:t>
             </w:r>
           </w:p>
         </w:tc>
@@ -17122,7 +17141,7 @@
                 <w:sz w:val="24"/>
                 <w:szCs w:val="24"/>
               </w:rPr>
-              <w:t xml:space="preserve">выход SynchrotronTracker.exe</w:t>
+              <w:t xml:space="preserve">выход SynchrotronTracker[.exe]</w:t>
             </w:r>
           </w:p>
         </w:tc>
@@ -17229,12 +17248,27 @@
                 <w:sz w:val="24"/>
                 <w:szCs w:val="24"/>
               </w:rPr>
-              <w:t xml:space="preserve">выход SynchrotronOptimizer.exe</w:t>
+              <w:t xml:space="preserve">выход SynchrotronOptimizer[.exe]</w:t>
             </w:r>
           </w:p>
         </w:tc>
       </w:tr>
     </w:tbl>
+    <w:p>
+      <w:pPr>
+        <w:spacing w:after="60" w:line="360" w:lineRule="auto"/>
+        <w:ind w:firstLine="709"/>
+        <w:jc w:val="both"/>
+      </w:pPr>
+      <w:r>
+        <w:rPr>
+          <w:rFonts w:ascii="Times New Roman" w:cs="Times New Roman" w:eastAsia="Times New Roman" w:hAnsi="Times New Roman"/>
+          <w:sz w:val="28"/>
+          <w:szCs w:val="28"/>
+        </w:rPr>
+        <w:t xml:space="preserve">Колонки hardware_library.csv (после рефакторинга 2026-06): device_type_id, Active, map_raw_path, map_bin_path, stl_path, nominal_arg, field_direction, correct_coeff. Колонки field_type и use_symmetry, существовавшие ранее, удалены: оба бинарника жёстко использовали MAGNETIC и true соответственно, и значения CSV никогда не читались.</w:t>
+      </w:r>
+    </w:p>
     <w:sectPr>
       <w:footerReference w:type="default" r:id="rId10"/>
       <w:pgSz w:w="11906" w:h="16838" w:orient="portrait"/>

--- a/docs/algorithms.docx
+++ b/docs/algorithms.docx
@@ -5923,7 +5923,7 @@
                 <w:sz w:val="24"/>
                 <w:szCs w:val="24"/>
               </w:rPr>
-              <w:t xml:space="preserve">флаг YZ-симметрии</w:t>
+              <w:t xml:space="preserve">флаг YZ-симметрии (из колонки use_symmetry)</w:t>
             </w:r>
           </w:p>
         </w:tc>
@@ -5958,7 +5958,7 @@
                 <w:sz w:val="24"/>
                 <w:szCs w:val="24"/>
               </w:rPr>
-              <w:t xml:space="preserve">MagneticElement default (true)</w:t>
+              <w:t xml:space="preserve">hardware_library.csv</w:t>
             </w:r>
           </w:p>
         </w:tc>
@@ -6352,6 +6352,113 @@
                 <w:szCs w:val="24"/>
               </w:rPr>
               <w:t xml:space="preserve">признак активного магнита (применять currentScale)</w:t>
+            </w:r>
+          </w:p>
+        </w:tc>
+        <w:tc>
+          <w:tcPr>
+            <w:tcW w:type="dxa" w:w="4490"/>
+            <w:tcBorders>
+              <w:top w:val="single" w:color="000000" w:sz="4"/>
+              <w:left w:val="single" w:color="000000" w:sz="4"/>
+              <w:bottom w:val="single" w:color="000000" w:sz="4"/>
+              <w:right w:val="single" w:color="000000" w:sz="4"/>
+            </w:tcBorders>
+            <w:tcMar>
+              <w:top w:type="dxa" w:w="80"/>
+              <w:left w:type="dxa" w:w="120"/>
+              <w:bottom w:type="dxa" w:w="80"/>
+              <w:right w:type="dxa" w:w="120"/>
+            </w:tcMar>
+            <w:vAlign w:val="top"/>
+          </w:tcPr>
+          <w:p>
+            <w:pPr>
+              <w:spacing w:line="276" w:lineRule="auto"/>
+              <w:ind w:firstLine="0"/>
+              <w:jc w:val="left"/>
+            </w:pPr>
+            <w:r>
+              <w:rPr>
+                <w:rFonts w:ascii="Times New Roman" w:cs="Times New Roman" w:eastAsia="Times New Roman" w:hAnsi="Times New Roman"/>
+                <w:b w:val="false"/>
+                <w:bCs w:val="false"/>
+                <w:sz w:val="24"/>
+                <w:szCs w:val="24"/>
+              </w:rPr>
+              <w:t xml:space="preserve">hardware_library.csv</w:t>
+            </w:r>
+          </w:p>
+        </w:tc>
+      </w:tr>
+      <w:tr>
+        <w:tc>
+          <w:tcPr>
+            <w:tcW w:type="dxa" w:w="2058"/>
+            <w:tcBorders>
+              <w:top w:val="single" w:color="000000" w:sz="4"/>
+              <w:left w:val="single" w:color="000000" w:sz="4"/>
+              <w:bottom w:val="single" w:color="000000" w:sz="4"/>
+              <w:right w:val="single" w:color="000000" w:sz="4"/>
+            </w:tcBorders>
+            <w:tcMar>
+              <w:top w:type="dxa" w:w="80"/>
+              <w:left w:type="dxa" w:w="120"/>
+              <w:bottom w:type="dxa" w:w="80"/>
+              <w:right w:type="dxa" w:w="120"/>
+            </w:tcMar>
+            <w:vAlign w:val="top"/>
+          </w:tcPr>
+          <w:p>
+            <w:pPr>
+              <w:spacing w:line="276" w:lineRule="auto"/>
+              <w:ind w:firstLine="0"/>
+              <w:jc w:val="left"/>
+            </w:pPr>
+            <w:r>
+              <w:rPr>
+                <w:rFonts w:ascii="Times New Roman" w:cs="Times New Roman" w:eastAsia="Times New Roman" w:hAnsi="Times New Roman"/>
+                <w:b w:val="false"/>
+                <w:bCs w:val="false"/>
+                <w:sz w:val="24"/>
+                <w:szCs w:val="24"/>
+              </w:rPr>
+              <w:t xml:space="preserve">type</w:t>
+            </w:r>
+          </w:p>
+        </w:tc>
+        <w:tc>
+          <w:tcPr>
+            <w:tcW w:type="dxa" w:w="2807"/>
+            <w:tcBorders>
+              <w:top w:val="single" w:color="000000" w:sz="4"/>
+              <w:left w:val="single" w:color="000000" w:sz="4"/>
+              <w:bottom w:val="single" w:color="000000" w:sz="4"/>
+              <w:right w:val="single" w:color="000000" w:sz="4"/>
+            </w:tcBorders>
+            <w:tcMar>
+              <w:top w:type="dxa" w:w="80"/>
+              <w:left w:type="dxa" w:w="120"/>
+              <w:bottom w:type="dxa" w:w="80"/>
+              <w:right w:type="dxa" w:w="120"/>
+            </w:tcMar>
+            <w:vAlign w:val="top"/>
+          </w:tcPr>
+          <w:p>
+            <w:pPr>
+              <w:spacing w:line="276" w:lineRule="auto"/>
+              <w:ind w:firstLine="0"/>
+              <w:jc w:val="left"/>
+            </w:pPr>
+            <w:r>
+              <w:rPr>
+                <w:rFonts w:ascii="Times New Roman" w:cs="Times New Roman" w:eastAsia="Times New Roman" w:hAnsi="Times New Roman"/>
+                <w:b w:val="false"/>
+                <w:bCs w:val="false"/>
+                <w:sz w:val="24"/>
+                <w:szCs w:val="24"/>
+              </w:rPr>
+              <w:t xml:space="preserve">MAGNETIC / ELECTRIC (из колонки field_type: B/M/MAGNETIC → MAGNETIC; E/ELECTRIC → ELECTRIC; отсутствие → MAGNETIC)</w:t>
             </w:r>
           </w:p>
         </w:tc>
@@ -6404,7 +6511,7 @@
           <w:sz w:val="28"/>
           <w:szCs w:val="28"/>
         </w:rPr>
-        <w:t xml:space="preserve">Все текущие устройства магнитные, поэтому addContribution всегда накапливает вклад в totalB. Аргумент totalE передаётся без изменений (он сохранён в сигнатуре для совместимости с Boris pusher'ом, где E ≡ 0).</w:t>
+        <w:t xml:space="preserve">addContribution маршрутизирует вклад по типу: MAGNETIC накапливается в totalB, ELECTRIC — в totalE. Все текущие устройства магнитные, поэтому totalE на практике остаётся нулём и шаги E-толчка Boris pusher'а холостые, но логика поддерживает оба типа, и добавление электростатического элемента не потребует изменения кода.</w:t>
       </w:r>
     </w:p>
     <w:p>
@@ -6436,7 +6543,7 @@
           <w:sz w:val="28"/>
           <w:szCs w:val="28"/>
         </w:rPr>
-        <w:t xml:space="preserve">Обновление по месту накопителя totalB. Возвращаемого значения нет. totalE остаётся без изменений.</w:t>
+        <w:t xml:space="preserve">Обновление по месту накопителя totalB (если type == MAGNETIC) или totalE (если type == ELECTRIC). Возвращаемого значения нет.</w:t>
       </w:r>
     </w:p>
     <w:p>
@@ -6534,7 +6641,7 @@
           <w:sz w:val="22"/>
           <w:szCs w:val="22"/>
         </w:rPr>
-        <w:t xml:space="preserve">totalB  += scale · globalF</w:t>
+        <w:t xml:space="preserve">totalB (или totalE) += scale · globalF             (по type)</w:t>
       </w:r>
     </w:p>
     <w:p>
@@ -6654,7 +6761,18 @@
           <w:sz w:val="22"/>
           <w:szCs w:val="22"/>
         </w:rPr>
-        <w:t xml:space="preserve">7. totalB += scale · globalF</w:t>
+        <w:t xml:space="preserve">7. если type == MAGNETIC: totalB += scale · globalF</w:t>
+      </w:r>
+      <w:r>
+        <w:br/>
+      </w:r>
+      <w:r>
+        <w:rPr>
+          <w:rFonts w:ascii="Consolas" w:cs="Consolas" w:eastAsia="Consolas" w:hAnsi="Consolas"/>
+          <w:sz w:val="22"/>
+          <w:szCs w:val="22"/>
+        </w:rPr>
+        <w:t xml:space="preserve">   иначе                  totalE += scale · globalF</w:t>
       </w:r>
     </w:p>
     <w:p>
@@ -16464,7 +16582,7 @@
                 <w:sz w:val="24"/>
                 <w:szCs w:val="24"/>
               </w:rPr>
-              <w:t xml:space="preserve">CSV «;», 8 колонок</w:t>
+              <w:t xml:space="preserve">CSV «;», 10 колонок</w:t>
             </w:r>
           </w:p>
         </w:tc>
@@ -17266,7 +17384,7 @@
           <w:sz w:val="28"/>
           <w:szCs w:val="28"/>
         </w:rPr>
-        <w:t xml:space="preserve">Колонки hardware_library.csv (после рефакторинга 2026-06): device_type_id, Active, map_raw_path, map_bin_path, stl_path, nominal_arg, field_direction, correct_coeff. Колонки field_type и use_symmetry, существовавшие ранее, удалены: оба бинарника жёстко использовали MAGNETIC и true соответственно, и значения CSV никогда не читались.</w:t>
+        <w:t xml:space="preserve">Колонки hardware_library.csv (в порядке файла): device_type_id, Active, field_type, map_raw_path, map_bin_path, stl_path, use_symmetry, nominal_arg, field_direction, correct_coeff. Флаги field_type (B/E) и use_symmetry (1/0) читаются в MagneticElement::type и MagneticElement::useSymmetry при загрузке. Все текущие строки имеют B / 1, но маршрутизация в addContribution и зеркальная ветка в FieldMap::getInterpolatedField реально учитывают оба флага — для добавления электростатического элемента или асимметричной карты поля изменения кода не требуется.</w:t>
       </w:r>
     </w:p>
     <w:sectPr>

--- a/docs/algorithms.docx
+++ b/docs/algorithms.docx
@@ -2144,7 +2144,7 @@
           <w:sz w:val="28"/>
           <w:szCs w:val="28"/>
         </w:rPr>
-        <w:t xml:space="preserve">Уравнения движения релятивистской заряженной частицы в электромагнитном поле:</w:t>
+        <w:t xml:space="preserve">Уравнения движения релятивистской заряженной частицы (уравнения Лоренца):</w:t>
       </w:r>
     </w:p>
     <w:p>
@@ -2172,17 +2172,6 @@
         </w:rPr>
         <w:t xml:space="preserve">dp/dt = q · (E + v × B)</w:t>
       </w:r>
-      <w:r>
-        <w:br/>
-      </w:r>
-      <w:r>
-        <w:rPr>
-          <w:rFonts w:ascii="Consolas" w:cs="Consolas" w:eastAsia="Consolas" w:hAnsi="Consolas"/>
-          <w:sz w:val="22"/>
-          <w:szCs w:val="22"/>
-        </w:rPr>
-        <w:t xml:space="preserve">p      = γ · m · v,    γ = √(1 + p²/(m²·c²))</w:t>
-      </w:r>
     </w:p>
     <w:p>
       <w:pPr>
@@ -2196,7 +2185,142 @@
           <w:sz w:val="28"/>
           <w:szCs w:val="28"/>
         </w:rPr>
-        <w:t xml:space="preserve">Шаг расщепляется на семь подопераций (drift-kick-drift):</w:t>
+        <w:t xml:space="preserve">Обозначения:</w:t>
+      </w:r>
+    </w:p>
+    <w:p>
+      <w:pPr>
+        <w:spacing w:after="60" w:line="360" w:lineRule="auto"/>
+        <w:ind w:left="425" w:hanging="283"/>
+        <w:jc w:val="both"/>
+      </w:pPr>
+      <w:r>
+        <w:rPr>
+          <w:rFonts w:ascii="Times New Roman" w:cs="Times New Roman" w:eastAsia="Times New Roman" w:hAnsi="Times New Roman"/>
+          <w:sz w:val="28"/>
+          <w:szCs w:val="28"/>
+        </w:rPr>
+        <w:t xml:space="preserve">— x(t) — координаты частицы в мировой системе, м.</w:t>
+      </w:r>
+    </w:p>
+    <w:p>
+      <w:pPr>
+        <w:spacing w:after="60" w:line="360" w:lineRule="auto"/>
+        <w:ind w:left="425" w:hanging="283"/>
+        <w:jc w:val="both"/>
+      </w:pPr>
+      <w:r>
+        <w:rPr>
+          <w:rFonts w:ascii="Times New Roman" w:cs="Times New Roman" w:eastAsia="Times New Roman" w:hAnsi="Times New Roman"/>
+          <w:sz w:val="28"/>
+          <w:szCs w:val="28"/>
+        </w:rPr>
+        <w:t xml:space="preserve">— v(t) — скорость частицы в мировой системе, м/с.</w:t>
+      </w:r>
+    </w:p>
+    <w:p>
+      <w:pPr>
+        <w:spacing w:after="60" w:line="360" w:lineRule="auto"/>
+        <w:ind w:left="425" w:hanging="283"/>
+        <w:jc w:val="both"/>
+      </w:pPr>
+      <w:r>
+        <w:rPr>
+          <w:rFonts w:ascii="Times New Roman" w:cs="Times New Roman" w:eastAsia="Times New Roman" w:hAnsi="Times New Roman"/>
+          <w:sz w:val="28"/>
+          <w:szCs w:val="28"/>
+        </w:rPr>
+        <w:t xml:space="preserve">— p(t) — релятивистский импульс, кг·м/с (величина, реально интегрируемая кодом; совпадает с классическим m·v только при малых скоростях).</w:t>
+      </w:r>
+    </w:p>
+    <w:p>
+      <w:pPr>
+        <w:spacing w:after="60" w:line="360" w:lineRule="auto"/>
+        <w:ind w:left="425" w:hanging="283"/>
+        <w:jc w:val="both"/>
+      </w:pPr>
+      <w:r>
+        <w:rPr>
+          <w:rFonts w:ascii="Times New Roman" w:cs="Times New Roman" w:eastAsia="Times New Roman" w:hAnsi="Times New Roman"/>
+          <w:sz w:val="28"/>
+          <w:szCs w:val="28"/>
+        </w:rPr>
+        <w:t xml:space="preserve">— q — заряд частицы, Кл; для электронов q = −1,602·10⁻¹⁹ Кл.</w:t>
+      </w:r>
+    </w:p>
+    <w:p>
+      <w:pPr>
+        <w:spacing w:after="60" w:line="360" w:lineRule="auto"/>
+        <w:ind w:left="425" w:hanging="283"/>
+        <w:jc w:val="both"/>
+      </w:pPr>
+      <w:r>
+        <w:rPr>
+          <w:rFonts w:ascii="Times New Roman" w:cs="Times New Roman" w:eastAsia="Times New Roman" w:hAnsi="Times New Roman"/>
+          <w:sz w:val="28"/>
+          <w:szCs w:val="28"/>
+        </w:rPr>
+        <w:t xml:space="preserve">— m — масса покоя, кг; для электронов m = 9,109·10⁻³¹ кг.</w:t>
+      </w:r>
+    </w:p>
+    <w:p>
+      <w:pPr>
+        <w:spacing w:after="60" w:line="360" w:lineRule="auto"/>
+        <w:ind w:left="425" w:hanging="283"/>
+        <w:jc w:val="both"/>
+      </w:pPr>
+      <w:r>
+        <w:rPr>
+          <w:rFonts w:ascii="Times New Roman" w:cs="Times New Roman" w:eastAsia="Times New Roman" w:hAnsi="Times New Roman"/>
+          <w:sz w:val="28"/>
+          <w:szCs w:val="28"/>
+        </w:rPr>
+        <w:t xml:space="preserve">— E, B — векторы электрического и магнитного полей в точке частицы, В/м и Тл.</w:t>
+      </w:r>
+    </w:p>
+    <w:p>
+      <w:pPr>
+        <w:spacing w:after="60" w:line="360" w:lineRule="auto"/>
+        <w:ind w:left="425" w:hanging="283"/>
+        <w:jc w:val="both"/>
+      </w:pPr>
+      <w:r>
+        <w:rPr>
+          <w:rFonts w:ascii="Times New Roman" w:cs="Times New Roman" w:eastAsia="Times New Roman" w:hAnsi="Times New Roman"/>
+          <w:sz w:val="28"/>
+          <w:szCs w:val="28"/>
+        </w:rPr>
+        <w:t xml:space="preserve">— t — физическое (лабораторное) время, с.</w:t>
+      </w:r>
+    </w:p>
+    <w:p>
+      <w:pPr>
+        <w:spacing w:after="60" w:line="360" w:lineRule="auto"/>
+        <w:ind w:firstLine="709"/>
+        <w:jc w:val="both"/>
+      </w:pPr>
+      <w:r>
+        <w:rPr>
+          <w:rFonts w:ascii="Times New Roman" w:cs="Times New Roman" w:eastAsia="Times New Roman" w:hAnsi="Times New Roman"/>
+          <w:sz w:val="28"/>
+          <w:szCs w:val="28"/>
+        </w:rPr>
+        <w:t xml:space="preserve">Векторное произведение v × B есть магнитная сила Лоренца на единицу заряда: магнитное поле искривляет траекторию, но не совершает работу, и энергия сохраняется точно.</w:t>
+      </w:r>
+    </w:p>
+    <w:p>
+      <w:pPr>
+        <w:spacing w:after="60" w:line="360" w:lineRule="auto"/>
+        <w:ind w:firstLine="709"/>
+        <w:jc w:val="both"/>
+      </w:pPr>
+      <w:r>
+        <w:rPr>
+          <w:rFonts w:ascii="Times New Roman" w:cs="Times New Roman" w:eastAsia="Times New Roman" w:hAnsi="Times New Roman"/>
+          <w:sz w:val="28"/>
+          <w:szCs w:val="28"/>
+        </w:rPr>
+        <w:t xml:space="preserve">Релятивистский импульс и Лоренц-фактор:</w:t>
       </w:r>
     </w:p>
     <w:p>
@@ -2211,7 +2335,7 @@
           <w:sz w:val="22"/>
           <w:szCs w:val="22"/>
         </w:rPr>
-        <w:t xml:space="preserve">1) Полудрейф:       x_{n+½} = x_n + (p_n / (γ_n · m)) · dt/2</w:t>
+        <w:t xml:space="preserve">p = γ · m · v</w:t>
       </w:r>
       <w:r>
         <w:br/>
@@ -2222,7 +2346,337 @@
           <w:sz w:val="22"/>
           <w:szCs w:val="22"/>
         </w:rPr>
-        <w:t xml:space="preserve">2) Опрос поля:      B, E ← getTotalFields(x_{n+½})</w:t>
+        <w:t xml:space="preserve">γ = 1 / sqrt(1 − |v|²/c²) = sqrt(1 + |p|² / (m²·c²))</w:t>
+      </w:r>
+    </w:p>
+    <w:p>
+      <w:pPr>
+        <w:spacing w:after="60" w:line="360" w:lineRule="auto"/>
+        <w:ind w:firstLine="709"/>
+        <w:jc w:val="both"/>
+      </w:pPr>
+      <w:r>
+        <w:rPr>
+          <w:rFonts w:ascii="Times New Roman" w:cs="Times New Roman" w:eastAsia="Times New Roman" w:hAnsi="Times New Roman"/>
+          <w:sz w:val="28"/>
+          <w:szCs w:val="28"/>
+        </w:rPr>
+        <w:t xml:space="preserve">Обозначения:</w:t>
+      </w:r>
+    </w:p>
+    <w:p>
+      <w:pPr>
+        <w:spacing w:after="60" w:line="360" w:lineRule="auto"/>
+        <w:ind w:left="425" w:hanging="283"/>
+        <w:jc w:val="both"/>
+      </w:pPr>
+      <w:r>
+        <w:rPr>
+          <w:rFonts w:ascii="Times New Roman" w:cs="Times New Roman" w:eastAsia="Times New Roman" w:hAnsi="Times New Roman"/>
+          <w:sz w:val="28"/>
+          <w:szCs w:val="28"/>
+        </w:rPr>
+        <w:t xml:space="preserve">— γ ≥ 1 — Лоренц-фактор, безразмерная величина, мера релятивистичности движения (γ = 1 в покое, γ → ∞ при |v| → c).</w:t>
+      </w:r>
+    </w:p>
+    <w:p>
+      <w:pPr>
+        <w:spacing w:after="60" w:line="360" w:lineRule="auto"/>
+        <w:ind w:left="425" w:hanging="283"/>
+        <w:jc w:val="both"/>
+      </w:pPr>
+      <w:r>
+        <w:rPr>
+          <w:rFonts w:ascii="Times New Roman" w:cs="Times New Roman" w:eastAsia="Times New Roman" w:hAnsi="Times New Roman"/>
+          <w:sz w:val="28"/>
+          <w:szCs w:val="28"/>
+        </w:rPr>
+        <w:t xml:space="preserve">— c = 299 792 458 м/с — скорость света (точное значение по определению метра).</w:t>
+      </w:r>
+    </w:p>
+    <w:p>
+      <w:pPr>
+        <w:spacing w:after="60" w:line="360" w:lineRule="auto"/>
+        <w:ind w:left="425" w:hanging="283"/>
+        <w:jc w:val="both"/>
+      </w:pPr>
+      <w:r>
+        <w:rPr>
+          <w:rFonts w:ascii="Times New Roman" w:cs="Times New Roman" w:eastAsia="Times New Roman" w:hAnsi="Times New Roman"/>
+          <w:sz w:val="28"/>
+          <w:szCs w:val="28"/>
+        </w:rPr>
+        <w:t xml:space="preserve">— |v|² = vx² + vy² + vz² — квадрат модуля скорости.</w:t>
+      </w:r>
+    </w:p>
+    <w:p>
+      <w:pPr>
+        <w:spacing w:after="60" w:line="360" w:lineRule="auto"/>
+        <w:ind w:left="425" w:hanging="283"/>
+        <w:jc w:val="both"/>
+      </w:pPr>
+      <w:r>
+        <w:rPr>
+          <w:rFonts w:ascii="Times New Roman" w:cs="Times New Roman" w:eastAsia="Times New Roman" w:hAnsi="Times New Roman"/>
+          <w:sz w:val="28"/>
+          <w:szCs w:val="28"/>
+        </w:rPr>
+        <w:t xml:space="preserve">— |p|² = px² + py² + pz² — квадрат модуля импульса.</w:t>
+      </w:r>
+    </w:p>
+    <w:p>
+      <w:pPr>
+        <w:spacing w:after="60" w:line="360" w:lineRule="auto"/>
+        <w:ind w:firstLine="709"/>
+        <w:jc w:val="both"/>
+      </w:pPr>
+      <w:r>
+        <w:rPr>
+          <w:rFonts w:ascii="Times New Roman" w:cs="Times New Roman" w:eastAsia="Times New Roman" w:hAnsi="Times New Roman"/>
+          <w:sz w:val="28"/>
+          <w:szCs w:val="28"/>
+        </w:rPr>
+        <w:t xml:space="preserve">Вторая форма (через |p|) и используется в коде: γ восстанавливается прямо из p, не требуя хранения скорости. В текущей решётке все устройства магнитные, поэтому E ≡ 0; шаги E-толчка ниже фактически no-op, общая форма сохранена на случай появления электростатических элементов.</w:t>
+      </w:r>
+    </w:p>
+    <w:p>
+      <w:pPr>
+        <w:spacing w:after="60" w:line="360" w:lineRule="auto"/>
+        <w:ind w:firstLine="709"/>
+        <w:jc w:val="both"/>
+      </w:pPr>
+      <w:r>
+        <w:rPr>
+          <w:rFonts w:ascii="Times New Roman" w:cs="Times New Roman" w:eastAsia="Times New Roman" w:hAnsi="Times New Roman"/>
+          <w:sz w:val="28"/>
+          <w:szCs w:val="28"/>
+        </w:rPr>
+        <w:t xml:space="preserve">Расщепление Бориса. Один шаг Δt состоит из семи подопераций над состоянием (xₙ, pₙ) → (xₙ₊₁, pₙ₊₁).</w:t>
+      </w:r>
+    </w:p>
+    <w:p>
+      <w:pPr>
+        <w:spacing w:after="60" w:line="360" w:lineRule="auto"/>
+        <w:ind w:firstLine="709"/>
+        <w:jc w:val="both"/>
+      </w:pPr>
+      <w:r>
+        <w:rPr>
+          <w:rFonts w:ascii="Times New Roman" w:cs="Times New Roman" w:eastAsia="Times New Roman" w:hAnsi="Times New Roman"/>
+          <w:sz w:val="28"/>
+          <w:szCs w:val="28"/>
+        </w:rPr>
+        <w:t xml:space="preserve">Шаг 1 — полудрейф (координаты сдвигаются на половину шага по текущему импульсу):</w:t>
+      </w:r>
+    </w:p>
+    <w:p>
+      <w:pPr>
+        <w:spacing w:after="120" w:before="120" w:line="276" w:lineRule="auto"/>
+        <w:ind w:left="397" w:firstLine="0"/>
+        <w:jc w:val="left"/>
+      </w:pPr>
+      <w:r>
+        <w:rPr>
+          <w:rFonts w:ascii="Consolas" w:cs="Consolas" w:eastAsia="Consolas" w:hAnsi="Consolas"/>
+          <w:sz w:val="22"/>
+          <w:szCs w:val="22"/>
+        </w:rPr>
+        <w:t xml:space="preserve">x_{n+½} = x_n + (p_n / (γ_n · m)) · Δt/2</w:t>
+      </w:r>
+    </w:p>
+    <w:p>
+      <w:pPr>
+        <w:spacing w:after="60" w:line="360" w:lineRule="auto"/>
+        <w:ind w:left="425" w:hanging="283"/>
+        <w:jc w:val="both"/>
+      </w:pPr>
+      <w:r>
+        <w:rPr>
+          <w:rFonts w:ascii="Times New Roman" w:cs="Times New Roman" w:eastAsia="Times New Roman" w:hAnsi="Times New Roman"/>
+          <w:sz w:val="28"/>
+          <w:szCs w:val="28"/>
+        </w:rPr>
+        <w:t xml:space="preserve">— Δt — шаг интегрирования, с (берётся из experiments.csv.dt).</w:t>
+      </w:r>
+    </w:p>
+    <w:p>
+      <w:pPr>
+        <w:spacing w:after="60" w:line="360" w:lineRule="auto"/>
+        <w:ind w:left="425" w:hanging="283"/>
+        <w:jc w:val="both"/>
+      </w:pPr>
+      <w:r>
+        <w:rPr>
+          <w:rFonts w:ascii="Times New Roman" w:cs="Times New Roman" w:eastAsia="Times New Roman" w:hAnsi="Times New Roman"/>
+          <w:sz w:val="28"/>
+          <w:szCs w:val="28"/>
+        </w:rPr>
+        <w:t xml:space="preserve">— γ_n = sqrt(1 + |p_n|² / (m²·c²)) — Лоренц-фактор на шаге n.</w:t>
+      </w:r>
+    </w:p>
+    <w:p>
+      <w:pPr>
+        <w:spacing w:after="60" w:line="360" w:lineRule="auto"/>
+        <w:ind w:firstLine="709"/>
+        <w:jc w:val="both"/>
+      </w:pPr>
+      <w:r>
+        <w:rPr>
+          <w:rFonts w:ascii="Times New Roman" w:cs="Times New Roman" w:eastAsia="Times New Roman" w:hAnsi="Times New Roman"/>
+          <w:sz w:val="28"/>
+          <w:szCs w:val="28"/>
+        </w:rPr>
+        <w:t xml:space="preserve">Шаг 2 — опрос поля в середине шага:</w:t>
+      </w:r>
+    </w:p>
+    <w:p>
+      <w:pPr>
+        <w:spacing w:after="120" w:before="120" w:line="276" w:lineRule="auto"/>
+        <w:ind w:left="397" w:firstLine="0"/>
+        <w:jc w:val="left"/>
+      </w:pPr>
+      <w:r>
+        <w:rPr>
+          <w:rFonts w:ascii="Consolas" w:cs="Consolas" w:eastAsia="Consolas" w:hAnsi="Consolas"/>
+          <w:sz w:val="22"/>
+          <w:szCs w:val="22"/>
+        </w:rPr>
+        <w:t xml:space="preserve">(B, E) ← lattice.getTotalFields(x_{n+½})</w:t>
+      </w:r>
+    </w:p>
+    <w:p>
+      <w:pPr>
+        <w:spacing w:after="60" w:line="360" w:lineRule="auto"/>
+        <w:ind w:firstLine="709"/>
+        <w:jc w:val="both"/>
+      </w:pPr>
+      <w:r>
+        <w:rPr>
+          <w:rFonts w:ascii="Times New Roman" w:cs="Times New Roman" w:eastAsia="Times New Roman" w:hAnsi="Times New Roman"/>
+          <w:sz w:val="28"/>
+          <w:szCs w:val="28"/>
+        </w:rPr>
+        <w:t xml:space="preserve">Это единственный вызов вычисления поля за шаг. РК4 потребовал бы четырёх.</w:t>
+      </w:r>
+    </w:p>
+    <w:p>
+      <w:pPr>
+        <w:spacing w:after="60" w:line="360" w:lineRule="auto"/>
+        <w:ind w:firstLine="709"/>
+        <w:jc w:val="both"/>
+      </w:pPr>
+      <w:r>
+        <w:rPr>
+          <w:rFonts w:ascii="Times New Roman" w:cs="Times New Roman" w:eastAsia="Times New Roman" w:hAnsi="Times New Roman"/>
+          <w:sz w:val="28"/>
+          <w:szCs w:val="28"/>
+        </w:rPr>
+        <w:t xml:space="preserve">Шаг 3 — первый полу-E-толчок:</w:t>
+      </w:r>
+    </w:p>
+    <w:p>
+      <w:pPr>
+        <w:spacing w:after="120" w:before="120" w:line="276" w:lineRule="auto"/>
+        <w:ind w:left="397" w:firstLine="0"/>
+        <w:jc w:val="left"/>
+      </w:pPr>
+      <w:r>
+        <w:rPr>
+          <w:rFonts w:ascii="Consolas" w:cs="Consolas" w:eastAsia="Consolas" w:hAnsi="Consolas"/>
+          <w:sz w:val="22"/>
+          <w:szCs w:val="22"/>
+        </w:rPr>
+        <w:t xml:space="preserve">p⁻ = p_n + (q · E · Δt) / 2</w:t>
+      </w:r>
+    </w:p>
+    <w:p>
+      <w:pPr>
+        <w:spacing w:after="60" w:line="360" w:lineRule="auto"/>
+        <w:ind w:left="425" w:hanging="283"/>
+        <w:jc w:val="both"/>
+      </w:pPr>
+      <w:r>
+        <w:rPr>
+          <w:rFonts w:ascii="Times New Roman" w:cs="Times New Roman" w:eastAsia="Times New Roman" w:hAnsi="Times New Roman"/>
+          <w:sz w:val="28"/>
+          <w:szCs w:val="28"/>
+        </w:rPr>
+        <w:t xml:space="preserve">— p⁻ — промежуточный импульс после первого E-толчка. При E = 0 имеем p⁻ = p_n.</w:t>
+      </w:r>
+    </w:p>
+    <w:p>
+      <w:pPr>
+        <w:spacing w:after="60" w:line="360" w:lineRule="auto"/>
+        <w:ind w:firstLine="709"/>
+        <w:jc w:val="both"/>
+      </w:pPr>
+      <w:r>
+        <w:rPr>
+          <w:rFonts w:ascii="Times New Roman" w:cs="Times New Roman" w:eastAsia="Times New Roman" w:hAnsi="Times New Roman"/>
+          <w:sz w:val="28"/>
+          <w:szCs w:val="28"/>
+        </w:rPr>
+        <w:t xml:space="preserve">Шаг 4 — пересчёт γ по новому импульсу:</w:t>
+      </w:r>
+    </w:p>
+    <w:p>
+      <w:pPr>
+        <w:spacing w:after="120" w:before="120" w:line="276" w:lineRule="auto"/>
+        <w:ind w:left="397" w:firstLine="0"/>
+        <w:jc w:val="left"/>
+      </w:pPr>
+      <w:r>
+        <w:rPr>
+          <w:rFonts w:ascii="Consolas" w:cs="Consolas" w:eastAsia="Consolas" w:hAnsi="Consolas"/>
+          <w:sz w:val="22"/>
+          <w:szCs w:val="22"/>
+        </w:rPr>
+        <w:t xml:space="preserve">γ⁻ = sqrt(1 + |p⁻|² / (m²·c²))</w:t>
+      </w:r>
+    </w:p>
+    <w:p>
+      <w:pPr>
+        <w:spacing w:after="60" w:line="360" w:lineRule="auto"/>
+        <w:ind w:firstLine="709"/>
+        <w:jc w:val="both"/>
+      </w:pPr>
+      <w:r>
+        <w:rPr>
+          <w:rFonts w:ascii="Times New Roman" w:cs="Times New Roman" w:eastAsia="Times New Roman" w:hAnsi="Times New Roman"/>
+          <w:sz w:val="28"/>
+          <w:szCs w:val="28"/>
+        </w:rPr>
+        <w:t xml:space="preserve">Эта величина γ⁻ — «мгновенный» релятивистский фактор для последующего магнитного поворота.</w:t>
+      </w:r>
+    </w:p>
+    <w:p>
+      <w:pPr>
+        <w:spacing w:after="60" w:line="360" w:lineRule="auto"/>
+        <w:ind w:firstLine="709"/>
+        <w:jc w:val="both"/>
+      </w:pPr>
+      <w:r>
+        <w:rPr>
+          <w:rFonts w:ascii="Times New Roman" w:cs="Times New Roman" w:eastAsia="Times New Roman" w:hAnsi="Times New Roman"/>
+          <w:sz w:val="28"/>
+          <w:szCs w:val="28"/>
+        </w:rPr>
+        <w:t xml:space="preserve">Шаг 5 — магнитный поворот. Сначала формируются вспомогательные векторы:</w:t>
+      </w:r>
+    </w:p>
+    <w:p>
+      <w:pPr>
+        <w:spacing w:after="120" w:before="120" w:line="276" w:lineRule="auto"/>
+        <w:ind w:left="397" w:firstLine="0"/>
+        <w:jc w:val="left"/>
+      </w:pPr>
+      <w:r>
+        <w:rPr>
+          <w:rFonts w:ascii="Consolas" w:cs="Consolas" w:eastAsia="Consolas" w:hAnsi="Consolas"/>
+          <w:sz w:val="22"/>
+          <w:szCs w:val="22"/>
+        </w:rPr>
+        <w:t xml:space="preserve">t = (q · B · Δt) / (2 · γ⁻ · m)</w:t>
       </w:r>
       <w:r>
         <w:br/>
@@ -2233,7 +2687,67 @@
           <w:sz w:val="22"/>
           <w:szCs w:val="22"/>
         </w:rPr>
-        <w:t xml:space="preserve">3) Полу-E-толчок:   p⁻ = p_n + q · E · dt/2</w:t>
+        <w:t xml:space="preserve">s = 2 · t / (1 + |t|²)</w:t>
+      </w:r>
+    </w:p>
+    <w:p>
+      <w:pPr>
+        <w:spacing w:after="60" w:line="360" w:lineRule="auto"/>
+        <w:ind w:left="425" w:hanging="283"/>
+        <w:jc w:val="both"/>
+      </w:pPr>
+      <w:r>
+        <w:rPr>
+          <w:rFonts w:ascii="Times New Roman" w:cs="Times New Roman" w:eastAsia="Times New Roman" w:hAnsi="Times New Roman"/>
+          <w:sz w:val="28"/>
+          <w:szCs w:val="28"/>
+        </w:rPr>
+        <w:t xml:space="preserve">— t — половинный вектор поворота; его модуль равен tan(θ/2), где θ = qB·Δt/(γ⁻·m) — угол ларморовского поворота.</w:t>
+      </w:r>
+    </w:p>
+    <w:p>
+      <w:pPr>
+        <w:spacing w:after="60" w:line="360" w:lineRule="auto"/>
+        <w:ind w:left="425" w:hanging="283"/>
+        <w:jc w:val="both"/>
+      </w:pPr>
+      <w:r>
+        <w:rPr>
+          <w:rFonts w:ascii="Times New Roman" w:cs="Times New Roman" w:eastAsia="Times New Roman" w:hAnsi="Times New Roman"/>
+          <w:sz w:val="28"/>
+          <w:szCs w:val="28"/>
+        </w:rPr>
+        <w:t xml:space="preserve">— s — перенормированный вектор поворота, выбранный так, чтобы двухшаговое обновление ниже точно сохраняло модуль импульса.</w:t>
+      </w:r>
+    </w:p>
+    <w:p>
+      <w:pPr>
+        <w:spacing w:after="60" w:line="360" w:lineRule="auto"/>
+        <w:ind w:firstLine="709"/>
+        <w:jc w:val="both"/>
+      </w:pPr>
+      <w:r>
+        <w:rPr>
+          <w:rFonts w:ascii="Times New Roman" w:cs="Times New Roman" w:eastAsia="Times New Roman" w:hAnsi="Times New Roman"/>
+          <w:sz w:val="28"/>
+          <w:szCs w:val="28"/>
+        </w:rPr>
+        <w:t xml:space="preserve">Затем импульс поворачивается в два этапа:</w:t>
+      </w:r>
+    </w:p>
+    <w:p>
+      <w:pPr>
+        <w:spacing w:after="120" w:before="120" w:line="276" w:lineRule="auto"/>
+        <w:ind w:left="397" w:firstLine="0"/>
+        <w:jc w:val="left"/>
+      </w:pPr>
+      <w:r>
+        <w:rPr>
+          <w:rFonts w:ascii="Consolas" w:cs="Consolas" w:eastAsia="Consolas" w:hAnsi="Consolas"/>
+          <w:sz w:val="22"/>
+          <w:szCs w:val="22"/>
+        </w:rPr>
+        <w:t xml:space="preserve">p' = p⁻ + p⁻ × t</w:t>
       </w:r>
       <w:r>
         <w:br/>
@@ -2244,84 +2758,142 @@
           <w:sz w:val="22"/>
           <w:szCs w:val="22"/>
         </w:rPr>
-        <w:t xml:space="preserve">4) γ⁻ = √(1 + |p⁻|² / (m²·c²))</w:t>
-      </w:r>
-      <w:r>
-        <w:br/>
-      </w:r>
-      <w:r>
-        <w:rPr>
-          <w:rFonts w:ascii="Consolas" w:cs="Consolas" w:eastAsia="Consolas" w:hAnsi="Consolas"/>
-          <w:sz w:val="22"/>
-          <w:szCs w:val="22"/>
-        </w:rPr>
-        <w:t xml:space="preserve">5) Магнитный поворот:</w:t>
-      </w:r>
-      <w:r>
-        <w:br/>
-      </w:r>
-      <w:r>
-        <w:rPr>
-          <w:rFonts w:ascii="Consolas" w:cs="Consolas" w:eastAsia="Consolas" w:hAnsi="Consolas"/>
-          <w:sz w:val="22"/>
-          <w:szCs w:val="22"/>
-        </w:rPr>
-        <w:t xml:space="preserve">       t  = q · B · dt / (2 · γ⁻ · m)</w:t>
-      </w:r>
-      <w:r>
-        <w:br/>
-      </w:r>
-      <w:r>
-        <w:rPr>
-          <w:rFonts w:ascii="Consolas" w:cs="Consolas" w:eastAsia="Consolas" w:hAnsi="Consolas"/>
-          <w:sz w:val="22"/>
-          <w:szCs w:val="22"/>
-        </w:rPr>
-        <w:t xml:space="preserve">       s  = 2 · t / (1 + |t|²)</w:t>
-      </w:r>
-      <w:r>
-        <w:br/>
-      </w:r>
-      <w:r>
-        <w:rPr>
-          <w:rFonts w:ascii="Consolas" w:cs="Consolas" w:eastAsia="Consolas" w:hAnsi="Consolas"/>
-          <w:sz w:val="22"/>
-          <w:szCs w:val="22"/>
-        </w:rPr>
-        <w:t xml:space="preserve">       p' = p⁻ + (p⁻ × t)</w:t>
-      </w:r>
-      <w:r>
-        <w:br/>
-      </w:r>
-      <w:r>
-        <w:rPr>
-          <w:rFonts w:ascii="Consolas" w:cs="Consolas" w:eastAsia="Consolas" w:hAnsi="Consolas"/>
-          <w:sz w:val="22"/>
-          <w:szCs w:val="22"/>
-        </w:rPr>
-        <w:t xml:space="preserve">       p⁺ = p⁻ + (p' × s)            |p⁺| = |p⁻| строго</w:t>
-      </w:r>
-      <w:r>
-        <w:br/>
-      </w:r>
-      <w:r>
-        <w:rPr>
-          <w:rFonts w:ascii="Consolas" w:cs="Consolas" w:eastAsia="Consolas" w:hAnsi="Consolas"/>
-          <w:sz w:val="22"/>
-          <w:szCs w:val="22"/>
-        </w:rPr>
-        <w:t xml:space="preserve">6) Полу-E-толчок:   p_{n+1} = p⁺ + q · E · dt/2</w:t>
-      </w:r>
-      <w:r>
-        <w:br/>
-      </w:r>
-      <w:r>
-        <w:rPr>
-          <w:rFonts w:ascii="Consolas" w:cs="Consolas" w:eastAsia="Consolas" w:hAnsi="Consolas"/>
-          <w:sz w:val="22"/>
-          <w:szCs w:val="22"/>
-        </w:rPr>
-        <w:t xml:space="preserve">7) Полудрейф:       x_{n+1} = x_{n+½} + (p_{n+1} / (γ_{n+1} · m)) · dt/2</w:t>
+        <w:t xml:space="preserve">p⁺ = p⁻ + p' × s        |p⁺| = |p⁻| точно</w:t>
+      </w:r>
+    </w:p>
+    <w:p>
+      <w:pPr>
+        <w:spacing w:after="60" w:line="360" w:lineRule="auto"/>
+        <w:ind w:left="425" w:hanging="283"/>
+        <w:jc w:val="both"/>
+      </w:pPr>
+      <w:r>
+        <w:rPr>
+          <w:rFonts w:ascii="Times New Roman" w:cs="Times New Roman" w:eastAsia="Times New Roman" w:hAnsi="Times New Roman"/>
+          <w:sz w:val="28"/>
+          <w:szCs w:val="28"/>
+        </w:rPr>
+        <w:t xml:space="preserve">— p' — промежуточный импульс после первого полуповорота.</w:t>
+      </w:r>
+    </w:p>
+    <w:p>
+      <w:pPr>
+        <w:spacing w:after="60" w:line="360" w:lineRule="auto"/>
+        <w:ind w:left="425" w:hanging="283"/>
+        <w:jc w:val="both"/>
+      </w:pPr>
+      <w:r>
+        <w:rPr>
+          <w:rFonts w:ascii="Times New Roman" w:cs="Times New Roman" w:eastAsia="Times New Roman" w:hAnsi="Times New Roman"/>
+          <w:sz w:val="28"/>
+          <w:szCs w:val="28"/>
+        </w:rPr>
+        <w:t xml:space="preserve">— p⁺ — импульс после полного магнитного поворота; равенство |p⁺| = |p⁻| справедливо как алгебраическое тождество — именно за счёт него Boris-pusher точно сохраняет энергию в чисто магнитном поле.</w:t>
+      </w:r>
+    </w:p>
+    <w:p>
+      <w:pPr>
+        <w:spacing w:after="60" w:line="360" w:lineRule="auto"/>
+        <w:ind w:firstLine="709"/>
+        <w:jc w:val="both"/>
+      </w:pPr>
+      <w:r>
+        <w:rPr>
+          <w:rFonts w:ascii="Times New Roman" w:cs="Times New Roman" w:eastAsia="Times New Roman" w:hAnsi="Times New Roman"/>
+          <w:sz w:val="28"/>
+          <w:szCs w:val="28"/>
+        </w:rPr>
+        <w:t xml:space="preserve">Шаг 6 — второй полу-E-толчок:</w:t>
+      </w:r>
+    </w:p>
+    <w:p>
+      <w:pPr>
+        <w:spacing w:after="120" w:before="120" w:line="276" w:lineRule="auto"/>
+        <w:ind w:left="397" w:firstLine="0"/>
+        <w:jc w:val="left"/>
+      </w:pPr>
+      <w:r>
+        <w:rPr>
+          <w:rFonts w:ascii="Consolas" w:cs="Consolas" w:eastAsia="Consolas" w:hAnsi="Consolas"/>
+          <w:sz w:val="22"/>
+          <w:szCs w:val="22"/>
+        </w:rPr>
+        <w:t xml:space="preserve">p_{n+1} = p⁺ + (q · E · Δt) / 2</w:t>
+      </w:r>
+    </w:p>
+    <w:p>
+      <w:pPr>
+        <w:spacing w:after="60" w:line="360" w:lineRule="auto"/>
+        <w:ind w:firstLine="709"/>
+        <w:jc w:val="both"/>
+      </w:pPr>
+      <w:r>
+        <w:rPr>
+          <w:rFonts w:ascii="Times New Roman" w:cs="Times New Roman" w:eastAsia="Times New Roman" w:hAnsi="Times New Roman"/>
+          <w:sz w:val="28"/>
+          <w:szCs w:val="28"/>
+        </w:rPr>
+        <w:t xml:space="preserve">Вместе с шагом 3 даёт центрированное E-ускорение: каждый полутолчок добавляет половину импульса q·E·Δt.</w:t>
+      </w:r>
+    </w:p>
+    <w:p>
+      <w:pPr>
+        <w:spacing w:after="60" w:line="360" w:lineRule="auto"/>
+        <w:ind w:firstLine="709"/>
+        <w:jc w:val="both"/>
+      </w:pPr>
+      <w:r>
+        <w:rPr>
+          <w:rFonts w:ascii="Times New Roman" w:cs="Times New Roman" w:eastAsia="Times New Roman" w:hAnsi="Times New Roman"/>
+          <w:sz w:val="28"/>
+          <w:szCs w:val="28"/>
+        </w:rPr>
+        <w:t xml:space="preserve">Шаг 7 — второй полудрейф:</w:t>
+      </w:r>
+    </w:p>
+    <w:p>
+      <w:pPr>
+        <w:spacing w:after="120" w:before="120" w:line="276" w:lineRule="auto"/>
+        <w:ind w:left="397" w:firstLine="0"/>
+        <w:jc w:val="left"/>
+      </w:pPr>
+      <w:r>
+        <w:rPr>
+          <w:rFonts w:ascii="Consolas" w:cs="Consolas" w:eastAsia="Consolas" w:hAnsi="Consolas"/>
+          <w:sz w:val="22"/>
+          <w:szCs w:val="22"/>
+        </w:rPr>
+        <w:t xml:space="preserve">x_{n+1} = x_{n+½} + (p_{n+1} / (γ_{n+1} · m)) · Δt/2</w:t>
+      </w:r>
+    </w:p>
+    <w:p>
+      <w:pPr>
+        <w:spacing w:after="60" w:line="360" w:lineRule="auto"/>
+        <w:ind w:left="425" w:hanging="283"/>
+        <w:jc w:val="both"/>
+      </w:pPr>
+      <w:r>
+        <w:rPr>
+          <w:rFonts w:ascii="Times New Roman" w:cs="Times New Roman" w:eastAsia="Times New Roman" w:hAnsi="Times New Roman"/>
+          <w:sz w:val="28"/>
+          <w:szCs w:val="28"/>
+        </w:rPr>
+        <w:t xml:space="preserve">— γ_{n+1} = sqrt(1 + |p_{n+1}|² / (m²·c²)) — Лоренц-фактор на новом шаге.</w:t>
+      </w:r>
+    </w:p>
+    <w:p>
+      <w:pPr>
+        <w:spacing w:after="60" w:line="360" w:lineRule="auto"/>
+        <w:ind w:firstLine="709"/>
+        <w:jc w:val="both"/>
+      </w:pPr>
+      <w:r>
+        <w:rPr>
+          <w:rFonts w:ascii="Times New Roman" w:cs="Times New Roman" w:eastAsia="Times New Roman" w:hAnsi="Times New Roman"/>
+          <w:sz w:val="28"/>
+          <w:szCs w:val="28"/>
+        </w:rPr>
+        <w:t xml:space="preserve">После семи подопераций состояние продвинуто ровно на один Δt с порядком аппроксимации O(Δt²).</w:t>
       </w:r>
     </w:p>
     <w:p>
@@ -3718,7 +4290,22 @@
           <w:sz w:val="28"/>
           <w:szCs w:val="28"/>
         </w:rPr>
-        <w:t xml:space="preserve">Пусть (i, j, k) — нижние целые индексы узла, (tx, ty, tz) — дробные смещения в диапазоне [0, 1]. Трилинейная интерполяция:</w:t>
+        <w:t xml:space="preserve">Поле задано в узлах регулярной декартовой сетки. Точка опроса p = (px, py, pz) в локальной системе попадает в единичную ячейку сетки; трилинейная интерполяция взвешивает значения в восьми углах этой ячейки.</w:t>
+      </w:r>
+    </w:p>
+    <w:p>
+      <w:pPr>
+        <w:spacing w:after="60" w:line="360" w:lineRule="auto"/>
+        <w:ind w:firstLine="709"/>
+        <w:jc w:val="both"/>
+      </w:pPr>
+      <w:r>
+        <w:rPr>
+          <w:rFonts w:ascii="Times New Roman" w:cs="Times New Roman" w:eastAsia="Times New Roman" w:hAnsi="Times New Roman"/>
+          <w:sz w:val="28"/>
+          <w:szCs w:val="28"/>
+        </w:rPr>
+        <w:t xml:space="preserve">Дробные координаты ячейки. Сначала определяем ячейку, в которую попала точка:</w:t>
       </w:r>
     </w:p>
     <w:p>
@@ -3733,7 +4320,7 @@
           <w:sz w:val="22"/>
           <w:szCs w:val="22"/>
         </w:rPr>
-        <w:t xml:space="preserve">F(p) =  v000·(1-tx)(1-ty)(1-tz) + v100·tx·(1-ty)(1-tz)</w:t>
+        <w:t xml:space="preserve">i = floor( (p.x − x_min) / Δx ),    t_x = (p.x − x_min)/Δx − i</w:t>
       </w:r>
       <w:r>
         <w:br/>
@@ -3744,7 +4331,7 @@
           <w:sz w:val="22"/>
           <w:szCs w:val="22"/>
         </w:rPr>
-        <w:t xml:space="preserve">      + v010·(1-tx)·ty·(1-tz)   + v110·tx·ty·(1-tz)</w:t>
+        <w:t xml:space="preserve">j = floor( (p.y − y_min) / Δy ),    t_y = (p.y − y_min)/Δy − j</w:t>
       </w:r>
       <w:r>
         <w:br/>
@@ -3755,7 +4342,112 @@
           <w:sz w:val="22"/>
           <w:szCs w:val="22"/>
         </w:rPr>
-        <w:t xml:space="preserve">      + v001·(1-tx)(1-ty)·tz    + v101·tx·(1-ty)·tz</w:t>
+        <w:t xml:space="preserve">k = floor( (p.z − z_min) / Δz ),    t_z = (p.z − z_min)/Δz − k</w:t>
+      </w:r>
+    </w:p>
+    <w:p>
+      <w:pPr>
+        <w:spacing w:after="60" w:line="360" w:lineRule="auto"/>
+        <w:ind w:firstLine="709"/>
+        <w:jc w:val="both"/>
+      </w:pPr>
+      <w:r>
+        <w:rPr>
+          <w:rFonts w:ascii="Times New Roman" w:cs="Times New Roman" w:eastAsia="Times New Roman" w:hAnsi="Times New Roman"/>
+          <w:sz w:val="28"/>
+          <w:szCs w:val="28"/>
+        </w:rPr>
+        <w:t xml:space="preserve">Обозначения:</w:t>
+      </w:r>
+    </w:p>
+    <w:p>
+      <w:pPr>
+        <w:spacing w:after="60" w:line="360" w:lineRule="auto"/>
+        <w:ind w:left="425" w:hanging="283"/>
+        <w:jc w:val="both"/>
+      </w:pPr>
+      <w:r>
+        <w:rPr>
+          <w:rFonts w:ascii="Times New Roman" w:cs="Times New Roman" w:eastAsia="Times New Roman" w:hAnsi="Times New Roman"/>
+          <w:sz w:val="28"/>
+          <w:szCs w:val="28"/>
+        </w:rPr>
+        <w:t xml:space="preserve">— i, j, k — целые индексы нижнего угла ячейки (нумерация с нуля; верхний угол — (i+1, j+1, k+1)).</w:t>
+      </w:r>
+    </w:p>
+    <w:p>
+      <w:pPr>
+        <w:spacing w:after="60" w:line="360" w:lineRule="auto"/>
+        <w:ind w:left="425" w:hanging="283"/>
+        <w:jc w:val="both"/>
+      </w:pPr>
+      <w:r>
+        <w:rPr>
+          <w:rFonts w:ascii="Times New Roman" w:cs="Times New Roman" w:eastAsia="Times New Roman" w:hAnsi="Times New Roman"/>
+          <w:sz w:val="28"/>
+          <w:szCs w:val="28"/>
+        </w:rPr>
+        <w:t xml:space="preserve">— t_x, t_y, t_z ∈ [0, 1] — дробные смещения внутри ячейки; t_α = 0 — точка на нижней грани, t_α = 1 — на верхней.</w:t>
+      </w:r>
+    </w:p>
+    <w:p>
+      <w:pPr>
+        <w:spacing w:after="60" w:line="360" w:lineRule="auto"/>
+        <w:ind w:left="425" w:hanging="283"/>
+        <w:jc w:val="both"/>
+      </w:pPr>
+      <w:r>
+        <w:rPr>
+          <w:rFonts w:ascii="Times New Roman" w:cs="Times New Roman" w:eastAsia="Times New Roman" w:hAnsi="Times New Roman"/>
+          <w:sz w:val="28"/>
+          <w:szCs w:val="28"/>
+        </w:rPr>
+        <w:t xml:space="preserve">— x_min, y_min, z_min — координаты угла сетки с наименьшими индексами, м.</w:t>
+      </w:r>
+    </w:p>
+    <w:p>
+      <w:pPr>
+        <w:spacing w:after="60" w:line="360" w:lineRule="auto"/>
+        <w:ind w:left="425" w:hanging="283"/>
+        <w:jc w:val="both"/>
+      </w:pPr>
+      <w:r>
+        <w:rPr>
+          <w:rFonts w:ascii="Times New Roman" w:cs="Times New Roman" w:eastAsia="Times New Roman" w:hAnsi="Times New Roman"/>
+          <w:sz w:val="28"/>
+          <w:szCs w:val="28"/>
+        </w:rPr>
+        <w:t xml:space="preserve">— Δx, Δy, Δz — шаг сетки по каждой оси, м (равномерный по оси, но независимый между осями).</w:t>
+      </w:r>
+    </w:p>
+    <w:p>
+      <w:pPr>
+        <w:spacing w:after="60" w:line="360" w:lineRule="auto"/>
+        <w:ind w:firstLine="709"/>
+        <w:jc w:val="both"/>
+      </w:pPr>
+      <w:r>
+        <w:rPr>
+          <w:rFonts w:ascii="Times New Roman" w:cs="Times New Roman" w:eastAsia="Times New Roman" w:hAnsi="Times New Roman"/>
+          <w:sz w:val="28"/>
+          <w:szCs w:val="28"/>
+        </w:rPr>
+        <w:t xml:space="preserve">Трилинейная интерполяция. Обозначим v_{abc} вектор поля в углу (i+a, j+b, k+c), где a, b, c ∈ {0, 1}. Тогда:</w:t>
+      </w:r>
+    </w:p>
+    <w:p>
+      <w:pPr>
+        <w:spacing w:after="120" w:before="120" w:line="276" w:lineRule="auto"/>
+        <w:ind w:left="397" w:firstLine="0"/>
+        <w:jc w:val="left"/>
+      </w:pPr>
+      <w:r>
+        <w:rPr>
+          <w:rFonts w:ascii="Consolas" w:cs="Consolas" w:eastAsia="Consolas" w:hAnsi="Consolas"/>
+          <w:sz w:val="22"/>
+          <w:szCs w:val="22"/>
+        </w:rPr>
+        <w:t xml:space="preserve">F(p) = Σ_{a,b,c ∈ {0,1}} w_{abc}(t_x, t_y, t_z) · v_{abc}</w:t>
       </w:r>
       <w:r>
         <w:br/>
@@ -3766,7 +4458,40 @@
           <w:sz w:val="22"/>
           <w:szCs w:val="22"/>
         </w:rPr>
-        <w:t xml:space="preserve">      + v011·(1-tx)·ty·tz       + v111·tx·ty·tz</w:t>
+        <w:t xml:space="preserve"/>
+      </w:r>
+      <w:r>
+        <w:br/>
+      </w:r>
+      <w:r>
+        <w:rPr>
+          <w:rFonts w:ascii="Consolas" w:cs="Consolas" w:eastAsia="Consolas" w:hAnsi="Consolas"/>
+          <w:sz w:val="22"/>
+          <w:szCs w:val="22"/>
+        </w:rPr>
+        <w:t xml:space="preserve">w_{abc}(t_x, t_y, t_z) = [ (1−t_x)^{1−a} · t_x^{a} ] ·</w:t>
+      </w:r>
+      <w:r>
+        <w:br/>
+      </w:r>
+      <w:r>
+        <w:rPr>
+          <w:rFonts w:ascii="Consolas" w:cs="Consolas" w:eastAsia="Consolas" w:hAnsi="Consolas"/>
+          <w:sz w:val="22"/>
+          <w:szCs w:val="22"/>
+        </w:rPr>
+        <w:t xml:space="preserve">                         [ (1−t_y)^{1−b} · t_y^{b} ] ·</w:t>
+      </w:r>
+      <w:r>
+        <w:br/>
+      </w:r>
+      <w:r>
+        <w:rPr>
+          <w:rFonts w:ascii="Consolas" w:cs="Consolas" w:eastAsia="Consolas" w:hAnsi="Consolas"/>
+          <w:sz w:val="22"/>
+          <w:szCs w:val="22"/>
+        </w:rPr>
+        <w:t xml:space="preserve">                         [ (1−t_z)^{1−c} · t_z^{c} ]</w:t>
       </w:r>
     </w:p>
     <w:p>
@@ -3781,7 +4506,138 @@
           <w:sz w:val="28"/>
           <w:szCs w:val="28"/>
         </w:rPr>
-        <w:t xml:space="preserve">Правило YZ-симметрии: если useSymmetry истинен и p.x &lt; 0, опрос производится в точке (-p.x, p.y, p.z), после чего у результата инвертируется x-компонента: F.x ← -F.x (антисимметрия Bx; By, Bz симметричны).</w:t>
+        <w:t xml:space="preserve">Обозначения:</w:t>
+      </w:r>
+    </w:p>
+    <w:p>
+      <w:pPr>
+        <w:spacing w:after="60" w:line="360" w:lineRule="auto"/>
+        <w:ind w:left="425" w:hanging="283"/>
+        <w:jc w:val="both"/>
+      </w:pPr>
+      <w:r>
+        <w:rPr>
+          <w:rFonts w:ascii="Times New Roman" w:cs="Times New Roman" w:eastAsia="Times New Roman" w:hAnsi="Times New Roman"/>
+          <w:sz w:val="28"/>
+          <w:szCs w:val="28"/>
+        </w:rPr>
+        <w:t xml:space="preserve">— v_{abc} — поле в одном из 8 углов (в Тл для B, в В/м для E).</w:t>
+      </w:r>
+    </w:p>
+    <w:p>
+      <w:pPr>
+        <w:spacing w:after="60" w:line="360" w:lineRule="auto"/>
+        <w:ind w:left="425" w:hanging="283"/>
+        <w:jc w:val="both"/>
+      </w:pPr>
+      <w:r>
+        <w:rPr>
+          <w:rFonts w:ascii="Times New Roman" w:cs="Times New Roman" w:eastAsia="Times New Roman" w:hAnsi="Times New Roman"/>
+          <w:sz w:val="28"/>
+          <w:szCs w:val="28"/>
+        </w:rPr>
+        <w:t xml:space="preserve">— w_{abc} — неотрицательный вес, линейно убывающий с расстоянием от точки опроса до соответствующего угла. Восемь весов всегда суммируются в единицу — результат является истинным взвешенным средним.</w:t>
+      </w:r>
+    </w:p>
+    <w:p>
+      <w:pPr>
+        <w:spacing w:after="60" w:line="360" w:lineRule="auto"/>
+        <w:ind w:firstLine="709"/>
+        <w:jc w:val="both"/>
+      </w:pPr>
+      <w:r>
+        <w:rPr>
+          <w:rFonts w:ascii="Times New Roman" w:cs="Times New Roman" w:eastAsia="Times New Roman" w:hAnsi="Times New Roman"/>
+          <w:sz w:val="28"/>
+          <w:szCs w:val="28"/>
+        </w:rPr>
+        <w:t xml:space="preserve">В угловых точках (t_α ∈ {0, 1} по всем осям) ровно один вес равен 1, остальные — нулю, и F принимает значение в этом узле точно — интерполянт согласован в узлах.</w:t>
+      </w:r>
+    </w:p>
+    <w:p>
+      <w:pPr>
+        <w:spacing w:after="60" w:line="360" w:lineRule="auto"/>
+        <w:ind w:firstLine="709"/>
+        <w:jc w:val="both"/>
+      </w:pPr>
+      <w:r>
+        <w:rPr>
+          <w:rFonts w:ascii="Times New Roman" w:cs="Times New Roman" w:eastAsia="Times New Roman" w:hAnsi="Times New Roman"/>
+          <w:sz w:val="28"/>
+          <w:szCs w:val="28"/>
+        </w:rPr>
+        <w:t xml:space="preserve">Правило YZ-симметрии. Если карта поля антисимметрична по x (хранится только половина объёма, x ∈ [0, x_max]), запрос с отрицательным x сворачивается в сохранённую половину:</w:t>
+      </w:r>
+    </w:p>
+    <w:p>
+      <w:pPr>
+        <w:spacing w:after="120" w:before="120" w:line="276" w:lineRule="auto"/>
+        <w:ind w:left="397" w:firstLine="0"/>
+        <w:jc w:val="left"/>
+      </w:pPr>
+      <w:r>
+        <w:rPr>
+          <w:rFonts w:ascii="Consolas" w:cs="Consolas" w:eastAsia="Consolas" w:hAnsi="Consolas"/>
+          <w:sz w:val="22"/>
+          <w:szCs w:val="22"/>
+        </w:rPr>
+        <w:t xml:space="preserve">F(px, py, pz) =  F_raw(px, py, pz),                  если px ≥ 0</w:t>
+      </w:r>
+      <w:r>
+        <w:br/>
+      </w:r>
+      <w:r>
+        <w:rPr>
+          <w:rFonts w:ascii="Consolas" w:cs="Consolas" w:eastAsia="Consolas" w:hAnsi="Consolas"/>
+          <w:sz w:val="22"/>
+          <w:szCs w:val="22"/>
+        </w:rPr>
+        <w:t xml:space="preserve">                diag(−1, +1, +1) · F_raw(−px, py, pz), если px &lt; 0</w:t>
+      </w:r>
+    </w:p>
+    <w:p>
+      <w:pPr>
+        <w:spacing w:after="60" w:line="360" w:lineRule="auto"/>
+        <w:ind w:firstLine="709"/>
+        <w:jc w:val="both"/>
+      </w:pPr>
+      <w:r>
+        <w:rPr>
+          <w:rFonts w:ascii="Times New Roman" w:cs="Times New Roman" w:eastAsia="Times New Roman" w:hAnsi="Times New Roman"/>
+          <w:sz w:val="28"/>
+          <w:szCs w:val="28"/>
+        </w:rPr>
+        <w:t xml:space="preserve">Обозначения:</w:t>
+      </w:r>
+    </w:p>
+    <w:p>
+      <w:pPr>
+        <w:spacing w:after="60" w:line="360" w:lineRule="auto"/>
+        <w:ind w:left="425" w:hanging="283"/>
+        <w:jc w:val="both"/>
+      </w:pPr>
+      <w:r>
+        <w:rPr>
+          <w:rFonts w:ascii="Times New Roman" w:cs="Times New Roman" w:eastAsia="Times New Roman" w:hAnsi="Times New Roman"/>
+          <w:sz w:val="28"/>
+          <w:szCs w:val="28"/>
+        </w:rPr>
+        <w:t xml:space="preserve">— F_raw — интерполяция, выполненная на сохранённой (px ≥ 0) половине сетки.</w:t>
+      </w:r>
+    </w:p>
+    <w:p>
+      <w:pPr>
+        <w:spacing w:after="60" w:line="360" w:lineRule="auto"/>
+        <w:ind w:left="425" w:hanging="283"/>
+        <w:jc w:val="both"/>
+      </w:pPr>
+      <w:r>
+        <w:rPr>
+          <w:rFonts w:ascii="Times New Roman" w:cs="Times New Roman" w:eastAsia="Times New Roman" w:hAnsi="Times New Roman"/>
+          <w:sz w:val="28"/>
+          <w:szCs w:val="28"/>
+        </w:rPr>
+        <w:t xml:space="preserve">— diag(−1, +1, +1) — диагональная матрица, инвертирующая x-компоненту и оставляющая остальные без изменений. Это отражает физическую антисимметрию B_x по плоскости YZ (тогда как B_y, B_z симметричны).</w:t>
       </w:r>
     </w:p>
     <w:p>
@@ -4874,7 +5730,22 @@
           <w:sz w:val="28"/>
           <w:szCs w:val="28"/>
         </w:rPr>
-        <w:t xml:space="preserve">Проекция ограничивающих сфер магнитов на плоскость X-Y (кольцо лежит в z ≈ 0):</w:t>
+        <w:t xml:space="preserve">У каждого магнита есть предвычисленная ограничивающая сфера с центром c_i (в мировых координатах) и радиусом r_i, полностью покрывающая его карту поля. Индекс работает в плоскости XY: кольцо лежит в z ≈ 0.</w:t>
+      </w:r>
+    </w:p>
+    <w:p>
+      <w:pPr>
+        <w:spacing w:after="60" w:line="360" w:lineRule="auto"/>
+        <w:ind w:firstLine="709"/>
+        <w:jc w:val="both"/>
+      </w:pPr>
+      <w:r>
+        <w:rPr>
+          <w:rFonts w:ascii="Times New Roman" w:cs="Times New Roman" w:eastAsia="Times New Roman" w:hAnsi="Times New Roman"/>
+          <w:sz w:val="28"/>
+          <w:szCs w:val="28"/>
+        </w:rPr>
+        <w:t xml:space="preserve">Размер бакета. Пусть r_max — наибольший радиус ограничивающей сферы среди всех элементов. Шаг сетки:</w:t>
       </w:r>
     </w:p>
     <w:p>
@@ -4889,7 +5760,7 @@
           <w:sz w:val="22"/>
           <w:szCs w:val="22"/>
         </w:rPr>
-        <w:t xml:space="preserve">bucketSize = max(1.0, 2 · max_i worldRadius_i)</w:t>
+        <w:t xml:space="preserve">h = max(1 м, 2 · r_max)</w:t>
       </w:r>
     </w:p>
     <w:p>
@@ -4904,7 +5775,67 @@
           <w:sz w:val="28"/>
           <w:szCs w:val="28"/>
         </w:rPr>
-        <w:t xml:space="preserve">Такой размер бакета гарантирует, что круг проекции любого магнита укладывается в группу 2×2 бакетов, то есть регистрируется не более 4 раз. Координаты бакета по точке запроса:</w:t>
+        <w:t xml:space="preserve">Обозначения:</w:t>
+      </w:r>
+    </w:p>
+    <w:p>
+      <w:pPr>
+        <w:spacing w:after="60" w:line="360" w:lineRule="auto"/>
+        <w:ind w:left="425" w:hanging="283"/>
+        <w:jc w:val="both"/>
+      </w:pPr>
+      <w:r>
+        <w:rPr>
+          <w:rFonts w:ascii="Times New Roman" w:cs="Times New Roman" w:eastAsia="Times New Roman" w:hAnsi="Times New Roman"/>
+          <w:sz w:val="28"/>
+          <w:szCs w:val="28"/>
+        </w:rPr>
+        <w:t xml:space="preserve">— h — длина ребра одного квадратного бакета, м.</w:t>
+      </w:r>
+    </w:p>
+    <w:p>
+      <w:pPr>
+        <w:spacing w:after="60" w:line="360" w:lineRule="auto"/>
+        <w:ind w:left="425" w:hanging="283"/>
+        <w:jc w:val="both"/>
+      </w:pPr>
+      <w:r>
+        <w:rPr>
+          <w:rFonts w:ascii="Times New Roman" w:cs="Times New Roman" w:eastAsia="Times New Roman" w:hAnsi="Times New Roman"/>
+          <w:sz w:val="28"/>
+          <w:szCs w:val="28"/>
+        </w:rPr>
+        <w:t xml:space="preserve">— r_max = max_i r_i — максимальный радиус по всем магнитам, м. Множитель 2 гарантирует, что XY-проекция любой ограничивающей окружности укладывается в группу 2×2 бакетов — магнит регистрируется не более чем в 4 бакетах.</w:t>
+      </w:r>
+    </w:p>
+    <w:p>
+      <w:pPr>
+        <w:spacing w:after="60" w:line="360" w:lineRule="auto"/>
+        <w:ind w:left="425" w:hanging="283"/>
+        <w:jc w:val="both"/>
+      </w:pPr>
+      <w:r>
+        <w:rPr>
+          <w:rFonts w:ascii="Times New Roman" w:cs="Times New Roman" w:eastAsia="Times New Roman" w:hAnsi="Times New Roman"/>
+          <w:sz w:val="28"/>
+          <w:szCs w:val="28"/>
+        </w:rPr>
+        <w:t xml:space="preserve">— Нижняя граница 1 м предотвращает патологически малые бакеты при наборе мелких магнитов (иначе массив бакетов разрастался бы).</w:t>
+      </w:r>
+    </w:p>
+    <w:p>
+      <w:pPr>
+        <w:spacing w:after="60" w:line="360" w:lineRule="auto"/>
+        <w:ind w:firstLine="709"/>
+        <w:jc w:val="both"/>
+      </w:pPr>
+      <w:r>
+        <w:rPr>
+          <w:rFonts w:ascii="Times New Roman" w:cs="Times New Roman" w:eastAsia="Times New Roman" w:hAnsi="Times New Roman"/>
+          <w:sz w:val="28"/>
+          <w:szCs w:val="28"/>
+        </w:rPr>
+        <w:t xml:space="preserve">Координаты бакета. Мировой точке (x, y, z) сопоставляются индексы бакета (b_x, b_y):</w:t>
       </w:r>
     </w:p>
     <w:p>
@@ -4919,7 +5850,7 @@
           <w:sz w:val="22"/>
           <w:szCs w:val="22"/>
         </w:rPr>
-        <w:t xml:space="preserve">bx = floor(x / bucketSize) - bxMin</w:t>
+        <w:t xml:space="preserve">b_x = floor(x / h) − b_x^min</w:t>
       </w:r>
       <w:r>
         <w:br/>
@@ -4930,7 +5861,67 @@
           <w:sz w:val="22"/>
           <w:szCs w:val="22"/>
         </w:rPr>
-        <w:t xml:space="preserve">by = floor(y / bucketSize) - byMin</w:t>
+        <w:t xml:space="preserve">b_y = floor(y / h) − b_y^min</w:t>
+      </w:r>
+    </w:p>
+    <w:p>
+      <w:pPr>
+        <w:spacing w:after="60" w:line="360" w:lineRule="auto"/>
+        <w:ind w:firstLine="709"/>
+        <w:jc w:val="both"/>
+      </w:pPr>
+      <w:r>
+        <w:rPr>
+          <w:rFonts w:ascii="Times New Roman" w:cs="Times New Roman" w:eastAsia="Times New Roman" w:hAnsi="Times New Roman"/>
+          <w:sz w:val="28"/>
+          <w:szCs w:val="28"/>
+        </w:rPr>
+        <w:t xml:space="preserve">Обозначения:</w:t>
+      </w:r>
+    </w:p>
+    <w:p>
+      <w:pPr>
+        <w:spacing w:after="60" w:line="360" w:lineRule="auto"/>
+        <w:ind w:left="425" w:hanging="283"/>
+        <w:jc w:val="both"/>
+      </w:pPr>
+      <w:r>
+        <w:rPr>
+          <w:rFonts w:ascii="Times New Roman" w:cs="Times New Roman" w:eastAsia="Times New Roman" w:hAnsi="Times New Roman"/>
+          <w:sz w:val="28"/>
+          <w:szCs w:val="28"/>
+        </w:rPr>
+        <w:t xml:space="preserve">— floor(·) — округление вниз до ближайшего целого.</w:t>
+      </w:r>
+    </w:p>
+    <w:p>
+      <w:pPr>
+        <w:spacing w:after="60" w:line="360" w:lineRule="auto"/>
+        <w:ind w:left="425" w:hanging="283"/>
+        <w:jc w:val="both"/>
+      </w:pPr>
+      <w:r>
+        <w:rPr>
+          <w:rFonts w:ascii="Times New Roman" w:cs="Times New Roman" w:eastAsia="Times New Roman" w:hAnsi="Times New Roman"/>
+          <w:sz w:val="28"/>
+          <w:szCs w:val="28"/>
+        </w:rPr>
+        <w:t xml:space="preserve">— b_x^min, b_y^min — глобальные целочисленные смещения, подобранные при построении так, чтобы все занятые бакеты имели неотрицательные индексы. Вычисляются по самым малым x, y, достигаемым ограничивающими сферами.</w:t>
+      </w:r>
+    </w:p>
+    <w:p>
+      <w:pPr>
+        <w:spacing w:after="60" w:line="360" w:lineRule="auto"/>
+        <w:ind w:firstLine="709"/>
+        <w:jc w:val="both"/>
+      </w:pPr>
+      <w:r>
+        <w:rPr>
+          <w:rFonts w:ascii="Times New Roman" w:cs="Times New Roman" w:eastAsia="Times New Roman" w:hAnsi="Times New Roman"/>
+          <w:sz w:val="28"/>
+          <w:szCs w:val="28"/>
+        </w:rPr>
+        <w:t xml:space="preserve">Магнит i регистрируется в каждом бакете (b_x, b_y), пересекающем диск { (x, y) : (x − c_{i,x})² + (y − c_{i,y})² ≤ r_i² }; по построению таких бакетов не более 2×2 = 4.</w:t>
       </w:r>
     </w:p>
     <w:p>
@@ -6565,6 +7556,36 @@
     </w:p>
     <w:p>
       <w:pPr>
+        <w:spacing w:after="60" w:line="360" w:lineRule="auto"/>
+        <w:ind w:firstLine="709"/>
+        <w:jc w:val="both"/>
+      </w:pPr>
+      <w:r>
+        <w:rPr>
+          <w:rFonts w:ascii="Times New Roman" w:cs="Times New Roman" w:eastAsia="Times New Roman" w:hAnsi="Times New Roman"/>
+          <w:sz w:val="28"/>
+          <w:szCs w:val="28"/>
+        </w:rPr>
+        <w:t xml:space="preserve">У каждого магнита собственная локальная система координат, в которой вычислена карта поля. Вклад магнита i в мировой точке x строится в четыре геометрических шага плюс масштабирование.</w:t>
+      </w:r>
+    </w:p>
+    <w:p>
+      <w:pPr>
+        <w:spacing w:after="60" w:line="360" w:lineRule="auto"/>
+        <w:ind w:firstLine="709"/>
+        <w:jc w:val="both"/>
+      </w:pPr>
+      <w:r>
+        <w:rPr>
+          <w:rFonts w:ascii="Times New Roman" w:cs="Times New Roman" w:eastAsia="Times New Roman" w:hAnsi="Times New Roman"/>
+          <w:sz w:val="28"/>
+          <w:szCs w:val="28"/>
+        </w:rPr>
+        <w:t xml:space="preserve">Шаг 1 — прескрининг по охватывающей сфере. Магнит сразу отбрасывается, если точка опроса вне его сферы влияния:</w:t>
+      </w:r>
+    </w:p>
+    <w:p>
+      <w:pPr>
         <w:spacing w:after="120" w:before="120" w:line="276" w:lineRule="auto"/>
         <w:ind w:left="397" w:firstLine="0"/>
         <w:jc w:val="left"/>
@@ -6575,7 +7596,277 @@
           <w:sz w:val="22"/>
           <w:szCs w:val="22"/>
         </w:rPr>
-        <w:t xml:space="preserve">если |globalPos − worldCenter|² &gt; worldRadius²:  return       (прескрининг)</w:t>
+        <w:t xml:space="preserve">|x − c_i|² &gt; r_i²  ⇒  вклад = 0</w:t>
+      </w:r>
+    </w:p>
+    <w:p>
+      <w:pPr>
+        <w:spacing w:after="60" w:line="360" w:lineRule="auto"/>
+        <w:ind w:left="425" w:hanging="283"/>
+        <w:jc w:val="both"/>
+      </w:pPr>
+      <w:r>
+        <w:rPr>
+          <w:rFonts w:ascii="Times New Roman" w:cs="Times New Roman" w:eastAsia="Times New Roman" w:hAnsi="Times New Roman"/>
+          <w:sz w:val="28"/>
+          <w:szCs w:val="28"/>
+        </w:rPr>
+        <w:t xml:space="preserve">— c_i — центр охватывающей сферы магнита i в мировых координатах, м.</w:t>
+      </w:r>
+    </w:p>
+    <w:p>
+      <w:pPr>
+        <w:spacing w:after="60" w:line="360" w:lineRule="auto"/>
+        <w:ind w:left="425" w:hanging="283"/>
+        <w:jc w:val="both"/>
+      </w:pPr>
+      <w:r>
+        <w:rPr>
+          <w:rFonts w:ascii="Times New Roman" w:cs="Times New Roman" w:eastAsia="Times New Roman" w:hAnsi="Times New Roman"/>
+          <w:sz w:val="28"/>
+          <w:szCs w:val="28"/>
+        </w:rPr>
+        <w:t xml:space="preserve">— r_i — радиус охватывающей сферы, м.</w:t>
+      </w:r>
+    </w:p>
+    <w:p>
+      <w:pPr>
+        <w:spacing w:after="60" w:line="360" w:lineRule="auto"/>
+        <w:ind w:firstLine="709"/>
+        <w:jc w:val="both"/>
+      </w:pPr>
+      <w:r>
+        <w:rPr>
+          <w:rFonts w:ascii="Times New Roman" w:cs="Times New Roman" w:eastAsia="Times New Roman" w:hAnsi="Times New Roman"/>
+          <w:sz w:val="28"/>
+          <w:szCs w:val="28"/>
+        </w:rPr>
+        <w:t xml:space="preserve">Возведение в квадрат с обеих сторон позволяет обойтись без вычисления корня в горячем цикле.</w:t>
+      </w:r>
+    </w:p>
+    <w:p>
+      <w:pPr>
+        <w:spacing w:after="60" w:line="360" w:lineRule="auto"/>
+        <w:ind w:firstLine="709"/>
+        <w:jc w:val="both"/>
+      </w:pPr>
+      <w:r>
+        <w:rPr>
+          <w:rFonts w:ascii="Times New Roman" w:cs="Times New Roman" w:eastAsia="Times New Roman" w:hAnsi="Times New Roman"/>
+          <w:sz w:val="28"/>
+          <w:szCs w:val="28"/>
+        </w:rPr>
+        <w:t xml:space="preserve">Шаг 2 — преобразование «мир → локал». Мировая точка переносится в локальную систему магнита:</w:t>
+      </w:r>
+    </w:p>
+    <w:p>
+      <w:pPr>
+        <w:spacing w:after="120" w:before="120" w:line="276" w:lineRule="auto"/>
+        <w:ind w:left="397" w:firstLine="0"/>
+        <w:jc w:val="left"/>
+      </w:pPr>
+      <w:r>
+        <w:rPr>
+          <w:rFonts w:ascii="Consolas" w:cs="Consolas" w:eastAsia="Consolas" w:hAnsi="Consolas"/>
+          <w:sz w:val="22"/>
+          <w:szCs w:val="22"/>
+        </w:rPr>
+        <w:t xml:space="preserve">x_loc = Rᵀ_i · (x − T_i)</w:t>
+      </w:r>
+    </w:p>
+    <w:p>
+      <w:pPr>
+        <w:spacing w:after="60" w:line="360" w:lineRule="auto"/>
+        <w:ind w:left="425" w:hanging="283"/>
+        <w:jc w:val="both"/>
+      </w:pPr>
+      <w:r>
+        <w:rPr>
+          <w:rFonts w:ascii="Times New Roman" w:cs="Times New Roman" w:eastAsia="Times New Roman" w:hAnsi="Times New Roman"/>
+          <w:sz w:val="28"/>
+          <w:szCs w:val="28"/>
+        </w:rPr>
+        <w:t xml:space="preserve">— T_i — трансляция: мировая позиция локального начала координат магнита, м.</w:t>
+      </w:r>
+    </w:p>
+    <w:p>
+      <w:pPr>
+        <w:spacing w:after="60" w:line="360" w:lineRule="auto"/>
+        <w:ind w:left="425" w:hanging="283"/>
+        <w:jc w:val="both"/>
+      </w:pPr>
+      <w:r>
+        <w:rPr>
+          <w:rFonts w:ascii="Times New Roman" w:cs="Times New Roman" w:eastAsia="Times New Roman" w:hAnsi="Times New Roman"/>
+          <w:sz w:val="28"/>
+          <w:szCs w:val="28"/>
+        </w:rPr>
+        <w:t xml:space="preserve">— R_i — матрица поворота 3×3 (ортогональная, Rᵀ R = I), переводящая локальный вектор в мировой. Строится из углов yaw, pitch, roll из lattice_configs.csv.</w:t>
+      </w:r>
+    </w:p>
+    <w:p>
+      <w:pPr>
+        <w:spacing w:after="60" w:line="360" w:lineRule="auto"/>
+        <w:ind w:left="425" w:hanging="283"/>
+        <w:jc w:val="both"/>
+      </w:pPr>
+      <w:r>
+        <w:rPr>
+          <w:rFonts w:ascii="Times New Roman" w:cs="Times New Roman" w:eastAsia="Times New Roman" w:hAnsi="Times New Roman"/>
+          <w:sz w:val="28"/>
+          <w:szCs w:val="28"/>
+        </w:rPr>
+        <w:t xml:space="preserve">— Rᵀ — обратное преобразование (для ортогональной матрицы транспонирование совпадает с обратной), что отменяет размещение магнита.</w:t>
+      </w:r>
+    </w:p>
+    <w:p>
+      <w:pPr>
+        <w:spacing w:after="60" w:line="360" w:lineRule="auto"/>
+        <w:ind w:firstLine="709"/>
+        <w:jc w:val="both"/>
+      </w:pPr>
+      <w:r>
+        <w:rPr>
+          <w:rFonts w:ascii="Times New Roman" w:cs="Times New Roman" w:eastAsia="Times New Roman" w:hAnsi="Times New Roman"/>
+          <w:sz w:val="28"/>
+          <w:szCs w:val="28"/>
+        </w:rPr>
+        <w:t xml:space="preserve">Шаг 3 — интерполяция поля в локальной системе (§ 2.4):</w:t>
+      </w:r>
+    </w:p>
+    <w:p>
+      <w:pPr>
+        <w:spacing w:after="120" w:before="120" w:line="276" w:lineRule="auto"/>
+        <w:ind w:left="397" w:firstLine="0"/>
+        <w:jc w:val="left"/>
+      </w:pPr>
+      <w:r>
+        <w:rPr>
+          <w:rFonts w:ascii="Consolas" w:cs="Consolas" w:eastAsia="Consolas" w:hAnsi="Consolas"/>
+          <w:sz w:val="22"/>
+          <w:szCs w:val="22"/>
+        </w:rPr>
+        <w:t xml:space="preserve">F_loc = trilinear(map_i, x_loc, useSymmetry_i)</w:t>
+      </w:r>
+    </w:p>
+    <w:p>
+      <w:pPr>
+        <w:spacing w:after="60" w:line="360" w:lineRule="auto"/>
+        <w:ind w:left="425" w:hanging="283"/>
+        <w:jc w:val="both"/>
+      </w:pPr>
+      <w:r>
+        <w:rPr>
+          <w:rFonts w:ascii="Times New Roman" w:cs="Times New Roman" w:eastAsia="Times New Roman" w:hAnsi="Times New Roman"/>
+          <w:sz w:val="28"/>
+          <w:szCs w:val="28"/>
+        </w:rPr>
+        <w:t xml:space="preserve">— map_i — карта поля магнита i (двоичная сетка векторов).</w:t>
+      </w:r>
+    </w:p>
+    <w:p>
+      <w:pPr>
+        <w:spacing w:after="60" w:line="360" w:lineRule="auto"/>
+        <w:ind w:left="425" w:hanging="283"/>
+        <w:jc w:val="both"/>
+      </w:pPr>
+      <w:r>
+        <w:rPr>
+          <w:rFonts w:ascii="Times New Roman" w:cs="Times New Roman" w:eastAsia="Times New Roman" w:hAnsi="Times New Roman"/>
+          <w:sz w:val="28"/>
+          <w:szCs w:val="28"/>
+        </w:rPr>
+        <w:t xml:space="preserve">— useSymmetry_i ∈ {true, false} — применять ли YZ-зеркалирование (см. § 2.4).</w:t>
+      </w:r>
+    </w:p>
+    <w:p>
+      <w:pPr>
+        <w:spacing w:after="60" w:line="360" w:lineRule="auto"/>
+        <w:ind w:firstLine="709"/>
+        <w:jc w:val="both"/>
+      </w:pPr>
+      <w:r>
+        <w:rPr>
+          <w:rFonts w:ascii="Times New Roman" w:cs="Times New Roman" w:eastAsia="Times New Roman" w:hAnsi="Times New Roman"/>
+          <w:sz w:val="28"/>
+          <w:szCs w:val="28"/>
+        </w:rPr>
+        <w:t xml:space="preserve">Если F_loc = 0 (точка попала в нулевую зону сетки), возврат сразу.</w:t>
+      </w:r>
+    </w:p>
+    <w:p>
+      <w:pPr>
+        <w:spacing w:after="60" w:line="360" w:lineRule="auto"/>
+        <w:ind w:firstLine="709"/>
+        <w:jc w:val="both"/>
+      </w:pPr>
+      <w:r>
+        <w:rPr>
+          <w:rFonts w:ascii="Times New Roman" w:cs="Times New Roman" w:eastAsia="Times New Roman" w:hAnsi="Times New Roman"/>
+          <w:sz w:val="28"/>
+          <w:szCs w:val="28"/>
+        </w:rPr>
+        <w:t xml:space="preserve">Шаг 4 — поворот вектора поля «локал → мир»:</w:t>
+      </w:r>
+    </w:p>
+    <w:p>
+      <w:pPr>
+        <w:spacing w:after="120" w:before="120" w:line="276" w:lineRule="auto"/>
+        <w:ind w:left="397" w:firstLine="0"/>
+        <w:jc w:val="left"/>
+      </w:pPr>
+      <w:r>
+        <w:rPr>
+          <w:rFonts w:ascii="Consolas" w:cs="Consolas" w:eastAsia="Consolas" w:hAnsi="Consolas"/>
+          <w:sz w:val="22"/>
+          <w:szCs w:val="22"/>
+        </w:rPr>
+        <w:t xml:space="preserve">F_world = R_i · F_loc</w:t>
+      </w:r>
+    </w:p>
+    <w:p>
+      <w:pPr>
+        <w:spacing w:after="60" w:line="360" w:lineRule="auto"/>
+        <w:ind w:firstLine="709"/>
+        <w:jc w:val="both"/>
+      </w:pPr>
+      <w:r>
+        <w:rPr>
+          <w:rFonts w:ascii="Times New Roman" w:cs="Times New Roman" w:eastAsia="Times New Roman" w:hAnsi="Times New Roman"/>
+          <w:sz w:val="28"/>
+          <w:szCs w:val="28"/>
+        </w:rPr>
+        <w:t xml:space="preserve">Трансляция здесь не применяется: магнитное поле — вектор, а не точка, и поворот — единственная действующая часть преобразования.</w:t>
+      </w:r>
+    </w:p>
+    <w:p>
+      <w:pPr>
+        <w:spacing w:after="60" w:line="360" w:lineRule="auto"/>
+        <w:ind w:firstLine="709"/>
+        <w:jc w:val="both"/>
+      </w:pPr>
+      <w:r>
+        <w:rPr>
+          <w:rFonts w:ascii="Times New Roman" w:cs="Times New Roman" w:eastAsia="Times New Roman" w:hAnsi="Times New Roman"/>
+          <w:sz w:val="28"/>
+          <w:szCs w:val="28"/>
+        </w:rPr>
+        <w:t xml:space="preserve">Шаг 5 — масштабирование. Все индивидуальные калибровочные множители магнита перемножаются:</w:t>
+      </w:r>
+    </w:p>
+    <w:p>
+      <w:pPr>
+        <w:spacing w:after="120" w:before="120" w:line="276" w:lineRule="auto"/>
+        <w:ind w:left="397" w:firstLine="0"/>
+        <w:jc w:val="left"/>
+      </w:pPr>
+      <w:r>
+        <w:rPr>
+          <w:rFonts w:ascii="Consolas" w:cs="Consolas" w:eastAsia="Consolas" w:hAnsi="Consolas"/>
+          <w:sz w:val="22"/>
+          <w:szCs w:val="22"/>
+        </w:rPr>
+        <w:t xml:space="preserve">scale_i = c_i^hw · c_i^sp · d_i · ( I_i / I_i^nom  если i активен;</w:t>
       </w:r>
       <w:r>
         <w:br/>
@@ -6586,7 +7877,112 @@
           <w:sz w:val="22"/>
           <w:szCs w:val="22"/>
         </w:rPr>
-        <w:t xml:space="preserve">localPos = R⁻¹ · (globalPos − T)                  (мир → локал)</w:t>
+        <w:t xml:space="preserve">                                    1              иначе )</w:t>
+      </w:r>
+    </w:p>
+    <w:p>
+      <w:pPr>
+        <w:spacing w:after="60" w:line="360" w:lineRule="auto"/>
+        <w:ind w:left="425" w:hanging="283"/>
+        <w:jc w:val="both"/>
+      </w:pPr>
+      <w:r>
+        <w:rPr>
+          <w:rFonts w:ascii="Times New Roman" w:cs="Times New Roman" w:eastAsia="Times New Roman" w:hAnsi="Times New Roman"/>
+          <w:sz w:val="28"/>
+          <w:szCs w:val="28"/>
+        </w:rPr>
+        <w:t xml:space="preserve">— c_i^hw — устройственный коэффициент калибровки (hardware_library.correct_coeff), безразмерный. Одно значение на тип устройства.</w:t>
+      </w:r>
+    </w:p>
+    <w:p>
+      <w:pPr>
+        <w:spacing w:after="60" w:line="360" w:lineRule="auto"/>
+        <w:ind w:left="425" w:hanging="283"/>
+        <w:jc w:val="both"/>
+      </w:pPr>
+      <w:r>
+        <w:rPr>
+          <w:rFonts w:ascii="Times New Roman" w:cs="Times New Roman" w:eastAsia="Times New Roman" w:hAnsi="Times New Roman"/>
+          <w:sz w:val="28"/>
+          <w:szCs w:val="28"/>
+        </w:rPr>
+        <w:t xml:space="preserve">— c_i^sp — индивидуальный коэффициент калибровки (sp_elements.correct_coeff), безразмерный. По одному значению на пару (sp_type, sp_element_id); по умолчанию 1.0.</w:t>
+      </w:r>
+    </w:p>
+    <w:p>
+      <w:pPr>
+        <w:spacing w:after="60" w:line="360" w:lineRule="auto"/>
+        <w:ind w:left="425" w:hanging="283"/>
+        <w:jc w:val="both"/>
+      </w:pPr>
+      <w:r>
+        <w:rPr>
+          <w:rFonts w:ascii="Times New Roman" w:cs="Times New Roman" w:eastAsia="Times New Roman" w:hAnsi="Times New Roman"/>
+          <w:sz w:val="28"/>
+          <w:szCs w:val="28"/>
+        </w:rPr>
+        <w:t xml:space="preserve">— d_i ∈ {+1, −1} — флип направления (hardware_library.field_direction). Используется, когда физическая ориентация магнита отличается от заложенной в карту поля.</w:t>
+      </w:r>
+    </w:p>
+    <w:p>
+      <w:pPr>
+        <w:spacing w:after="60" w:line="360" w:lineRule="auto"/>
+        <w:ind w:left="425" w:hanging="283"/>
+        <w:jc w:val="both"/>
+      </w:pPr>
+      <w:r>
+        <w:rPr>
+          <w:rFonts w:ascii="Times New Roman" w:cs="Times New Roman" w:eastAsia="Times New Roman" w:hAnsi="Times New Roman"/>
+          <w:sz w:val="28"/>
+          <w:szCs w:val="28"/>
+        </w:rPr>
+        <w:t xml:space="preserve">— I_i — фактический ток через магнит, А (sp_elements.arg_val). Применяется только к активным электромагнитам; у постоянных магнитов тока нет и множитель равен 1.</w:t>
+      </w:r>
+    </w:p>
+    <w:p>
+      <w:pPr>
+        <w:spacing w:after="60" w:line="360" w:lineRule="auto"/>
+        <w:ind w:left="425" w:hanging="283"/>
+        <w:jc w:val="both"/>
+      </w:pPr>
+      <w:r>
+        <w:rPr>
+          <w:rFonts w:ascii="Times New Roman" w:cs="Times New Roman" w:eastAsia="Times New Roman" w:hAnsi="Times New Roman"/>
+          <w:sz w:val="28"/>
+          <w:szCs w:val="28"/>
+        </w:rPr>
+        <w:t xml:space="preserve">— I_i^nom — номинальный ток, при котором вычислялась карта поля, А (hardware_library.nominal_arg). Отношение I_i / I_i^nom масштабирует поле линейно по току (в ненасыщенном режиме).</w:t>
+      </w:r>
+    </w:p>
+    <w:p>
+      <w:pPr>
+        <w:spacing w:after="60" w:line="360" w:lineRule="auto"/>
+        <w:ind w:firstLine="709"/>
+        <w:jc w:val="both"/>
+      </w:pPr>
+      <w:r>
+        <w:rPr>
+          <w:rFonts w:ascii="Times New Roman" w:cs="Times New Roman" w:eastAsia="Times New Roman" w:hAnsi="Times New Roman"/>
+          <w:sz w:val="28"/>
+          <w:szCs w:val="28"/>
+        </w:rPr>
+        <w:t xml:space="preserve">Шаг 6 — накопление в нужную сумму поля:</w:t>
+      </w:r>
+    </w:p>
+    <w:p>
+      <w:pPr>
+        <w:spacing w:after="120" w:before="120" w:line="276" w:lineRule="auto"/>
+        <w:ind w:left="397" w:firstLine="0"/>
+        <w:jc w:val="left"/>
+      </w:pPr>
+      <w:r>
+        <w:rPr>
+          <w:rFonts w:ascii="Consolas" w:cs="Consolas" w:eastAsia="Consolas" w:hAnsi="Consolas"/>
+          <w:sz w:val="22"/>
+          <w:szCs w:val="22"/>
+        </w:rPr>
+        <w:t xml:space="preserve">если type_i = MAGNETIC: totalB += scale_i · F_world</w:t>
       </w:r>
       <w:r>
         <w:br/>
@@ -6597,51 +7993,37 @@
           <w:sz w:val="22"/>
           <w:szCs w:val="22"/>
         </w:rPr>
-        <w:t xml:space="preserve">localF   = trilinear(map, localPos, useSymmetry)</w:t>
-      </w:r>
-      <w:r>
-        <w:br/>
-      </w:r>
-      <w:r>
-        <w:rPr>
-          <w:rFonts w:ascii="Consolas" w:cs="Consolas" w:eastAsia="Consolas" w:hAnsi="Consolas"/>
-          <w:sz w:val="22"/>
-          <w:szCs w:val="22"/>
-        </w:rPr>
-        <w:t xml:space="preserve">если localF == 0:                                 return      (разреж. сетка)</w:t>
-      </w:r>
-      <w:r>
-        <w:br/>
-      </w:r>
-      <w:r>
-        <w:rPr>
-          <w:rFonts w:ascii="Consolas" w:cs="Consolas" w:eastAsia="Consolas" w:hAnsi="Consolas"/>
-          <w:sz w:val="22"/>
-          <w:szCs w:val="22"/>
-        </w:rPr>
-        <w:t xml:space="preserve">globalF  = R · localF                             (локал → мир)</w:t>
-      </w:r>
-      <w:r>
-        <w:br/>
-      </w:r>
-      <w:r>
-        <w:rPr>
-          <w:rFonts w:ascii="Consolas" w:cs="Consolas" w:eastAsia="Consolas" w:hAnsi="Consolas"/>
-          <w:sz w:val="22"/>
-          <w:szCs w:val="22"/>
-        </w:rPr>
-        <w:t xml:space="preserve">scale    = correctCoeff · fieldDirection · (currentScale если isActive)</w:t>
-      </w:r>
-      <w:r>
-        <w:br/>
-      </w:r>
-      <w:r>
-        <w:rPr>
-          <w:rFonts w:ascii="Consolas" w:cs="Consolas" w:eastAsia="Consolas" w:hAnsi="Consolas"/>
-          <w:sz w:val="22"/>
-          <w:szCs w:val="22"/>
-        </w:rPr>
-        <w:t xml:space="preserve">totalB (или totalE) += scale · globalF             (по type)</w:t>
+        <w:t xml:space="preserve">если type_i = ELECTRIC: totalE += scale_i · F_world</w:t>
+      </w:r>
+    </w:p>
+    <w:p>
+      <w:pPr>
+        <w:spacing w:after="60" w:line="360" w:lineRule="auto"/>
+        <w:ind w:left="425" w:hanging="283"/>
+        <w:jc w:val="both"/>
+      </w:pPr>
+      <w:r>
+        <w:rPr>
+          <w:rFonts w:ascii="Times New Roman" w:cs="Times New Roman" w:eastAsia="Times New Roman" w:hAnsi="Times New Roman"/>
+          <w:sz w:val="28"/>
+          <w:szCs w:val="28"/>
+        </w:rPr>
+        <w:t xml:space="preserve">— totalB, totalE — текущие суммы магнитного и электрического полей в точке опроса, Тл и В/м.</w:t>
+      </w:r>
+    </w:p>
+    <w:p>
+      <w:pPr>
+        <w:spacing w:after="60" w:line="360" w:lineRule="auto"/>
+        <w:ind w:left="425" w:hanging="283"/>
+        <w:jc w:val="both"/>
+      </w:pPr>
+      <w:r>
+        <w:rPr>
+          <w:rFonts w:ascii="Times New Roman" w:cs="Times New Roman" w:eastAsia="Times New Roman" w:hAnsi="Times New Roman"/>
+          <w:sz w:val="28"/>
+          <w:szCs w:val="28"/>
+        </w:rPr>
+        <w:t xml:space="preserve">— type_i — MAGNETIC (по умолчанию, все текущие устройства) или ELECTRIC (заготовка под будущие электростатические элементы), из hardware_library.field_type.</w:t>
       </w:r>
     </w:p>
     <w:p>
@@ -7492,7 +8874,22 @@
           <w:sz w:val="28"/>
           <w:szCs w:val="28"/>
         </w:rPr>
-        <w:t xml:space="preserve">Нормаль к плоскости вычисляется по векторному произведению:</w:t>
+        <w:t xml:space="preserve">Финишная плоскость задана тремя мировыми точками a, b, c, не лежащими на одной прямой. Они задают саму плоскость; алгоритм строит единичную нормаль и использует её для ориентированного «знакового» теста.</w:t>
+      </w:r>
+    </w:p>
+    <w:p>
+      <w:pPr>
+        <w:spacing w:after="60" w:line="360" w:lineRule="auto"/>
+        <w:ind w:firstLine="709"/>
+        <w:jc w:val="both"/>
+      </w:pPr>
+      <w:r>
+        <w:rPr>
+          <w:rFonts w:ascii="Times New Roman" w:cs="Times New Roman" w:eastAsia="Times New Roman" w:hAnsi="Times New Roman"/>
+          <w:sz w:val="28"/>
+          <w:szCs w:val="28"/>
+        </w:rPr>
+        <w:t xml:space="preserve">Нормаль к плоскости. Из двух рёбер составляется векторное произведение:</w:t>
       </w:r>
     </w:p>
     <w:p>
@@ -7507,7 +8904,7 @@
           <w:sz w:val="22"/>
           <w:szCs w:val="22"/>
         </w:rPr>
-        <w:t xml:space="preserve">n̂ = (b − a) × (c − a) / |(b − a) × (c − a)|</w:t>
+        <w:t xml:space="preserve">n̂ = ( (b − a) × (c − a) ) / |(b − a) × (c − a)|</w:t>
       </w:r>
     </w:p>
     <w:p>
@@ -7522,7 +8919,52 @@
           <w:sz w:val="28"/>
           <w:szCs w:val="28"/>
         </w:rPr>
-        <w:t xml:space="preserve">Знак нормали выбирается так, чтобы начальная точка лежала на отрицательной стороне:</w:t>
+        <w:t xml:space="preserve">Обозначения:</w:t>
+      </w:r>
+    </w:p>
+    <w:p>
+      <w:pPr>
+        <w:spacing w:after="60" w:line="360" w:lineRule="auto"/>
+        <w:ind w:left="425" w:hanging="283"/>
+        <w:jc w:val="both"/>
+      </w:pPr>
+      <w:r>
+        <w:rPr>
+          <w:rFonts w:ascii="Times New Roman" w:cs="Times New Roman" w:eastAsia="Times New Roman" w:hAnsi="Times New Roman"/>
+          <w:sz w:val="28"/>
+          <w:szCs w:val="28"/>
+        </w:rPr>
+        <w:t xml:space="preserve">— a, b, c — три задающие точки из experiments.csv, м.</w:t>
+      </w:r>
+    </w:p>
+    <w:p>
+      <w:pPr>
+        <w:spacing w:after="60" w:line="360" w:lineRule="auto"/>
+        <w:ind w:left="425" w:hanging="283"/>
+        <w:jc w:val="both"/>
+      </w:pPr>
+      <w:r>
+        <w:rPr>
+          <w:rFonts w:ascii="Times New Roman" w:cs="Times New Roman" w:eastAsia="Times New Roman" w:hAnsi="Times New Roman"/>
+          <w:sz w:val="28"/>
+          <w:szCs w:val="28"/>
+        </w:rPr>
+        <w:t xml:space="preserve">— n̂ — единичная нормаль к плоскости (модуль 1). Векторное произведение даёт вектор, ортогональный плоскости; знаменатель нормирует его длину.</w:t>
+      </w:r>
+    </w:p>
+    <w:p>
+      <w:pPr>
+        <w:spacing w:after="60" w:line="360" w:lineRule="auto"/>
+        <w:ind w:firstLine="709"/>
+        <w:jc w:val="both"/>
+      </w:pPr>
+      <w:r>
+        <w:rPr>
+          <w:rFonts w:ascii="Times New Roman" w:cs="Times New Roman" w:eastAsia="Times New Roman" w:hAnsi="Times New Roman"/>
+          <w:sz w:val="28"/>
+          <w:szCs w:val="28"/>
+        </w:rPr>
+        <w:t xml:space="preserve">Соглашение о знаке. Ориентация n̂ из векторного произведения произвольна, поэтому она переворачивается так, чтобы частица начинала на «обратной» стороне:</w:t>
       </w:r>
     </w:p>
     <w:p>
@@ -7537,7 +8979,37 @@
           <w:sz w:val="22"/>
           <w:szCs w:val="22"/>
         </w:rPr>
-        <w:t xml:space="preserve">n̂ ← −n̂,   если (startPos − a) · n̂ &gt; 0</w:t>
+        <w:t xml:space="preserve">n̂ ← −n̂,   если (x_0 − a) · n̂ &gt; 0</w:t>
+      </w:r>
+    </w:p>
+    <w:p>
+      <w:pPr>
+        <w:spacing w:after="60" w:line="360" w:lineRule="auto"/>
+        <w:ind w:left="425" w:hanging="283"/>
+        <w:jc w:val="both"/>
+      </w:pPr>
+      <w:r>
+        <w:rPr>
+          <w:rFonts w:ascii="Times New Roman" w:cs="Times New Roman" w:eastAsia="Times New Roman" w:hAnsi="Times New Roman"/>
+          <w:sz w:val="28"/>
+          <w:szCs w:val="28"/>
+        </w:rPr>
+        <w:t xml:space="preserve">— x_0 — начальная позиция частицы, м (particle_groups.csv).</w:t>
+      </w:r>
+    </w:p>
+    <w:p>
+      <w:pPr>
+        <w:spacing w:after="60" w:line="360" w:lineRule="auto"/>
+        <w:ind w:left="425" w:hanging="283"/>
+        <w:jc w:val="both"/>
+      </w:pPr>
+      <w:r>
+        <w:rPr>
+          <w:rFonts w:ascii="Times New Roman" w:cs="Times New Roman" w:eastAsia="Times New Roman" w:hAnsi="Times New Roman"/>
+          <w:sz w:val="28"/>
+          <w:szCs w:val="28"/>
+        </w:rPr>
+        <w:t xml:space="preserve">— Скалярное произведение слева — знаковая проекция вектора x_0 − a на n̂. После этой коррекции частица по построению стартует со знакового расстояния меньше нуля.</w:t>
       </w:r>
     </w:p>
     <w:p>
@@ -7552,7 +9024,7 @@
           <w:sz w:val="28"/>
           <w:szCs w:val="28"/>
         </w:rPr>
-        <w:t xml:space="preserve">Знаковое расстояние от произвольной точки pos:</w:t>
+        <w:t xml:space="preserve">Знаковое расстояние произвольной точки x от плоскости:</w:t>
       </w:r>
     </w:p>
     <w:p>
@@ -7567,7 +9039,52 @@
           <w:sz w:val="22"/>
           <w:szCs w:val="22"/>
         </w:rPr>
-        <w:t xml:space="preserve">d(pos) = (pos − a) · n̂</w:t>
+        <w:t xml:space="preserve">d(x) = (x − a) · n̂</w:t>
+      </w:r>
+    </w:p>
+    <w:p>
+      <w:pPr>
+        <w:spacing w:after="60" w:line="360" w:lineRule="auto"/>
+        <w:ind w:left="425" w:hanging="283"/>
+        <w:jc w:val="both"/>
+      </w:pPr>
+      <w:r>
+        <w:rPr>
+          <w:rFonts w:ascii="Times New Roman" w:cs="Times New Roman" w:eastAsia="Times New Roman" w:hAnsi="Times New Roman"/>
+          <w:sz w:val="28"/>
+          <w:szCs w:val="28"/>
+        </w:rPr>
+        <w:t xml:space="preserve">— d &gt; 0 — x находится на той же стороне, куда указывает n̂.</w:t>
+      </w:r>
+    </w:p>
+    <w:p>
+      <w:pPr>
+        <w:spacing w:after="60" w:line="360" w:lineRule="auto"/>
+        <w:ind w:left="425" w:hanging="283"/>
+        <w:jc w:val="both"/>
+      </w:pPr>
+      <w:r>
+        <w:rPr>
+          <w:rFonts w:ascii="Times New Roman" w:cs="Times New Roman" w:eastAsia="Times New Roman" w:hAnsi="Times New Roman"/>
+          <w:sz w:val="28"/>
+          <w:szCs w:val="28"/>
+        </w:rPr>
+        <w:t xml:space="preserve">— d &lt; 0 — x на противоположной стороне.</w:t>
+      </w:r>
+    </w:p>
+    <w:p>
+      <w:pPr>
+        <w:spacing w:after="60" w:line="360" w:lineRule="auto"/>
+        <w:ind w:left="425" w:hanging="283"/>
+        <w:jc w:val="both"/>
+      </w:pPr>
+      <w:r>
+        <w:rPr>
+          <w:rFonts w:ascii="Times New Roman" w:cs="Times New Roman" w:eastAsia="Times New Roman" w:hAnsi="Times New Roman"/>
+          <w:sz w:val="28"/>
+          <w:szCs w:val="28"/>
+        </w:rPr>
+        <w:t xml:space="preserve">— |d| равно евклидову расстоянию от x до ближайшей точки плоскости.</w:t>
       </w:r>
     </w:p>
     <w:p>
@@ -7582,7 +9099,7 @@
           <w:sz w:val="28"/>
           <w:szCs w:val="28"/>
         </w:rPr>
-        <w:t xml:space="preserve">Условие пересечения между двумя последовательными отсчётами:</w:t>
+        <w:t xml:space="preserve">Детектирование пересечения. Между двумя последовательными отсчётами x_{n−1} и x_n (со знаковыми расстояниями d_{n−1} и d_n) пересечение фиксируется при смене знака:</w:t>
       </w:r>
     </w:p>
     <w:p>
@@ -7597,7 +9114,22 @@
           <w:sz w:val="22"/>
           <w:szCs w:val="22"/>
         </w:rPr>
-        <w:t xml:space="preserve">(lastD &lt; 0 ∧ d ≥ 0)  ∨  (lastD ≥ 0 ∧ d &lt; 0)</w:t>
+        <w:t xml:space="preserve">( d_{n−1} &lt; 0 ∧ d_n ≥ 0 )  ∨  ( d_{n−1} ≥ 0 ∧ d_n &lt; 0 )</w:t>
+      </w:r>
+    </w:p>
+    <w:p>
+      <w:pPr>
+        <w:spacing w:after="60" w:line="360" w:lineRule="auto"/>
+        <w:ind w:firstLine="709"/>
+        <w:jc w:val="both"/>
+      </w:pPr>
+      <w:r>
+        <w:rPr>
+          <w:rFonts w:ascii="Times New Roman" w:cs="Times New Roman" w:eastAsia="Times New Roman" w:hAnsi="Times New Roman"/>
+          <w:sz w:val="28"/>
+          <w:szCs w:val="28"/>
+        </w:rPr>
+        <w:t xml:space="preserve">Полуоткрытая форма (d_n ≥ 0 / d_n &lt; 0) гарантирует, что вырожденный случай d_n = 0 не будет пропущен.</w:t>
       </w:r>
     </w:p>
     <w:p>
@@ -8172,7 +9704,22 @@
           <w:sz w:val="28"/>
           <w:szCs w:val="28"/>
         </w:rPr>
-        <w:t xml:space="preserve">Для каждого сегмента [a, b] точка p проектируется на прямую, проходящую через сегмент. Параметр проекции t ограничивается интервалом [0, 1] (clamp):</w:t>
+        <w:t xml:space="preserve">Полилиния — последовательность отрезков. Расстояние от точки до полилинии — минимум расстояний до отдельных отрезков; задача проекции на отрезок решается стандартно через клиппинг.</w:t>
+      </w:r>
+    </w:p>
+    <w:p>
+      <w:pPr>
+        <w:spacing w:after="60" w:line="360" w:lineRule="auto"/>
+        <w:ind w:firstLine="709"/>
+        <w:jc w:val="both"/>
+      </w:pPr>
+      <w:r>
+        <w:rPr>
+          <w:rFonts w:ascii="Times New Roman" w:cs="Times New Roman" w:eastAsia="Times New Roman" w:hAnsi="Times New Roman"/>
+          <w:sz w:val="28"/>
+          <w:szCs w:val="28"/>
+        </w:rPr>
+        <w:t xml:space="preserve">Проекция на отрезок. Для отрезка [a, b] точка на бесконечной прямой, ближайшая к p, имеет параметр</w:t>
       </w:r>
     </w:p>
     <w:p>
@@ -8187,29 +9734,7 @@
           <w:sz w:val="22"/>
           <w:szCs w:val="22"/>
         </w:rPr>
-        <w:t xml:space="preserve">t = clamp( ((p − a) · (b − a)) / |b − a|²,  0,  1 )</w:t>
-      </w:r>
-      <w:r>
-        <w:br/>
-      </w:r>
-      <w:r>
-        <w:rPr>
-          <w:rFonts w:ascii="Consolas" w:cs="Consolas" w:eastAsia="Consolas" w:hAnsi="Consolas"/>
-          <w:sz w:val="22"/>
-          <w:szCs w:val="22"/>
-        </w:rPr>
-        <w:t xml:space="preserve">c = a + t · (b − a)</w:t>
-      </w:r>
-      <w:r>
-        <w:br/>
-      </w:r>
-      <w:r>
-        <w:rPr>
-          <w:rFonts w:ascii="Consolas" w:cs="Consolas" w:eastAsia="Consolas" w:hAnsi="Consolas"/>
-          <w:sz w:val="22"/>
-          <w:szCs w:val="22"/>
-        </w:rPr>
-        <w:t xml:space="preserve">d_i² = |p − c|²</w:t>
+        <w:t xml:space="preserve">t* = ( (p − a) · (b − a) ) / |b − a|²</w:t>
       </w:r>
     </w:p>
     <w:p>
@@ -8224,7 +9749,82 @@
           <w:sz w:val="28"/>
           <w:szCs w:val="28"/>
         </w:rPr>
-        <w:t xml:space="preserve">Итоговое расстояние:</w:t>
+        <w:t xml:space="preserve">Обозначения:</w:t>
+      </w:r>
+    </w:p>
+    <w:p>
+      <w:pPr>
+        <w:spacing w:after="60" w:line="360" w:lineRule="auto"/>
+        <w:ind w:left="425" w:hanging="283"/>
+        <w:jc w:val="both"/>
+      </w:pPr>
+      <w:r>
+        <w:rPr>
+          <w:rFonts w:ascii="Times New Roman" w:cs="Times New Roman" w:eastAsia="Times New Roman" w:hAnsi="Times New Roman"/>
+          <w:sz w:val="28"/>
+          <w:szCs w:val="28"/>
+        </w:rPr>
+        <w:t xml:space="preserve">— a, b — концы отрезка, м.</w:t>
+      </w:r>
+    </w:p>
+    <w:p>
+      <w:pPr>
+        <w:spacing w:after="60" w:line="360" w:lineRule="auto"/>
+        <w:ind w:left="425" w:hanging="283"/>
+        <w:jc w:val="both"/>
+      </w:pPr>
+      <w:r>
+        <w:rPr>
+          <w:rFonts w:ascii="Times New Roman" w:cs="Times New Roman" w:eastAsia="Times New Roman" w:hAnsi="Times New Roman"/>
+          <w:sz w:val="28"/>
+          <w:szCs w:val="28"/>
+        </w:rPr>
+        <w:t xml:space="preserve">— p — точка опроса, м.</w:t>
+      </w:r>
+    </w:p>
+    <w:p>
+      <w:pPr>
+        <w:spacing w:after="60" w:line="360" w:lineRule="auto"/>
+        <w:ind w:left="425" w:hanging="283"/>
+        <w:jc w:val="both"/>
+      </w:pPr>
+      <w:r>
+        <w:rPr>
+          <w:rFonts w:ascii="Times New Roman" w:cs="Times New Roman" w:eastAsia="Times New Roman" w:hAnsi="Times New Roman"/>
+          <w:sz w:val="28"/>
+          <w:szCs w:val="28"/>
+        </w:rPr>
+        <w:t xml:space="preserve">— t* — параметр прямой; t* = 0 даёт a, t* = 1 даёт b, t* ∈ (0, 1) — точку между, t* вне [0, 1] — точку на продолжении.</w:t>
+      </w:r>
+    </w:p>
+    <w:p>
+      <w:pPr>
+        <w:spacing w:after="60" w:line="360" w:lineRule="auto"/>
+        <w:ind w:left="425" w:hanging="283"/>
+        <w:jc w:val="both"/>
+      </w:pPr>
+      <w:r>
+        <w:rPr>
+          <w:rFonts w:ascii="Times New Roman" w:cs="Times New Roman" w:eastAsia="Times New Roman" w:hAnsi="Times New Roman"/>
+          <w:sz w:val="28"/>
+          <w:szCs w:val="28"/>
+        </w:rPr>
+        <w:t xml:space="preserve">— |b − a|² — квадрат длины отрезка (пропускается, если ≤ 10⁻³⁰, чтобы корректно обработать вырожденный отрезок).</w:t>
+      </w:r>
+    </w:p>
+    <w:p>
+      <w:pPr>
+        <w:spacing w:after="60" w:line="360" w:lineRule="auto"/>
+        <w:ind w:firstLine="709"/>
+        <w:jc w:val="both"/>
+      </w:pPr>
+      <w:r>
+        <w:rPr>
+          <w:rFonts w:ascii="Times New Roman" w:cs="Times New Roman" w:eastAsia="Times New Roman" w:hAnsi="Times New Roman"/>
+          <w:sz w:val="28"/>
+          <w:szCs w:val="28"/>
+        </w:rPr>
+        <w:t xml:space="preserve">Чтобы ограничиться самим отрезком (а не продолжением), t* клиппится:</w:t>
       </w:r>
     </w:p>
     <w:p>
@@ -8239,7 +9839,138 @@
           <w:sz w:val="22"/>
           <w:szCs w:val="22"/>
         </w:rPr>
-        <w:t xml:space="preserve">dist(p, poly) = √( min_i d_i² )</w:t>
+        <w:t xml:space="preserve">t = clamp(t*, 0, 1) = min(1, max(0, t*))</w:t>
+      </w:r>
+    </w:p>
+    <w:p>
+      <w:pPr>
+        <w:spacing w:after="60" w:line="360" w:lineRule="auto"/>
+        <w:ind w:firstLine="709"/>
+        <w:jc w:val="both"/>
+      </w:pPr>
+      <w:r>
+        <w:rPr>
+          <w:rFonts w:ascii="Times New Roman" w:cs="Times New Roman" w:eastAsia="Times New Roman" w:hAnsi="Times New Roman"/>
+          <w:sz w:val="28"/>
+          <w:szCs w:val="28"/>
+        </w:rPr>
+        <w:t xml:space="preserve">Ближайшая точка на отрезке к p:</w:t>
+      </w:r>
+    </w:p>
+    <w:p>
+      <w:pPr>
+        <w:spacing w:after="120" w:before="120" w:line="276" w:lineRule="auto"/>
+        <w:ind w:left="397" w:firstLine="0"/>
+        <w:jc w:val="left"/>
+      </w:pPr>
+      <w:r>
+        <w:rPr>
+          <w:rFonts w:ascii="Consolas" w:cs="Consolas" w:eastAsia="Consolas" w:hAnsi="Consolas"/>
+          <w:sz w:val="22"/>
+          <w:szCs w:val="22"/>
+        </w:rPr>
+        <w:t xml:space="preserve">c = a + t · (b − a)</w:t>
+      </w:r>
+      <w:r>
+        <w:br/>
+      </w:r>
+      <w:r>
+        <w:rPr>
+          <w:rFonts w:ascii="Consolas" w:cs="Consolas" w:eastAsia="Consolas" w:hAnsi="Consolas"/>
+          <w:sz w:val="22"/>
+          <w:szCs w:val="22"/>
+        </w:rPr>
+        <w:t xml:space="preserve">d_i = |p − c|</w:t>
+      </w:r>
+    </w:p>
+    <w:p>
+      <w:pPr>
+        <w:spacing w:after="60" w:line="360" w:lineRule="auto"/>
+        <w:ind w:left="425" w:hanging="283"/>
+        <w:jc w:val="both"/>
+      </w:pPr>
+      <w:r>
+        <w:rPr>
+          <w:rFonts w:ascii="Times New Roman" w:cs="Times New Roman" w:eastAsia="Times New Roman" w:hAnsi="Times New Roman"/>
+          <w:sz w:val="28"/>
+          <w:szCs w:val="28"/>
+        </w:rPr>
+        <w:t xml:space="preserve">— c — основание перпендикулярной проекции (или ближайший конец, если перпендикуляр выходит за отрезок).</w:t>
+      </w:r>
+    </w:p>
+    <w:p>
+      <w:pPr>
+        <w:spacing w:after="60" w:line="360" w:lineRule="auto"/>
+        <w:ind w:left="425" w:hanging="283"/>
+        <w:jc w:val="both"/>
+      </w:pPr>
+      <w:r>
+        <w:rPr>
+          <w:rFonts w:ascii="Times New Roman" w:cs="Times New Roman" w:eastAsia="Times New Roman" w:hAnsi="Times New Roman"/>
+          <w:sz w:val="28"/>
+          <w:szCs w:val="28"/>
+        </w:rPr>
+        <w:t xml:space="preserve">— d_i — евклидово расстояние от p до отрезка i, м.</w:t>
+      </w:r>
+    </w:p>
+    <w:p>
+      <w:pPr>
+        <w:spacing w:after="60" w:line="360" w:lineRule="auto"/>
+        <w:ind w:firstLine="709"/>
+        <w:jc w:val="both"/>
+      </w:pPr>
+      <w:r>
+        <w:rPr>
+          <w:rFonts w:ascii="Times New Roman" w:cs="Times New Roman" w:eastAsia="Times New Roman" w:hAnsi="Times New Roman"/>
+          <w:sz w:val="28"/>
+          <w:szCs w:val="28"/>
+        </w:rPr>
+        <w:t xml:space="preserve">Расстояние до полилинии — минимум по всем N − 1 отрезкам:</w:t>
+      </w:r>
+    </w:p>
+    <w:p>
+      <w:pPr>
+        <w:spacing w:after="120" w:before="120" w:line="276" w:lineRule="auto"/>
+        <w:ind w:left="397" w:firstLine="0"/>
+        <w:jc w:val="left"/>
+      </w:pPr>
+      <w:r>
+        <w:rPr>
+          <w:rFonts w:ascii="Consolas" w:cs="Consolas" w:eastAsia="Consolas" w:hAnsi="Consolas"/>
+          <w:sz w:val="22"/>
+          <w:szCs w:val="22"/>
+        </w:rPr>
+        <w:t xml:space="preserve">dist(p, Π) = min_{i = 0..N−2} d_i = √( min_i |p − c_i|² )</w:t>
+      </w:r>
+    </w:p>
+    <w:p>
+      <w:pPr>
+        <w:spacing w:after="60" w:line="360" w:lineRule="auto"/>
+        <w:ind w:left="425" w:hanging="283"/>
+        <w:jc w:val="both"/>
+      </w:pPr>
+      <w:r>
+        <w:rPr>
+          <w:rFonts w:ascii="Times New Roman" w:cs="Times New Roman" w:eastAsia="Times New Roman" w:hAnsi="Times New Roman"/>
+          <w:sz w:val="28"/>
+          <w:szCs w:val="28"/>
+        </w:rPr>
+        <w:t xml:space="preserve">— Π = (p_0, p_1, …, p_{N−1}) — полилиния (упорядоченный список из N вершин).</w:t>
+      </w:r>
+    </w:p>
+    <w:p>
+      <w:pPr>
+        <w:spacing w:after="60" w:line="360" w:lineRule="auto"/>
+        <w:ind w:firstLine="709"/>
+        <w:jc w:val="both"/>
+      </w:pPr>
+      <w:r>
+        <w:rPr>
+          <w:rFonts w:ascii="Times New Roman" w:cs="Times New Roman" w:eastAsia="Times New Roman" w:hAnsi="Times New Roman"/>
+          <w:sz w:val="28"/>
+          <w:szCs w:val="28"/>
+        </w:rPr>
+        <w:t xml:space="preserve">Корень берётся только один раз в конце; внутри цикла сравниваются квадраты расстояний — это и быстрее, и избавляет от ветвления для корня в горячем цикле.</w:t>
       </w:r>
     </w:p>
     <w:p>
@@ -9983,6 +11714,21 @@
     </w:p>
     <w:p>
       <w:pPr>
+        <w:spacing w:after="60" w:line="360" w:lineRule="auto"/>
+        <w:ind w:firstLine="709"/>
+        <w:jc w:val="both"/>
+      </w:pPr>
+      <w:r>
+        <w:rPr>
+          <w:rFonts w:ascii="Times New Roman" w:cs="Times New Roman" w:eastAsia="Times New Roman" w:hAnsi="Times New Roman"/>
+          <w:sz w:val="28"/>
+          <w:szCs w:val="28"/>
+        </w:rPr>
+        <w:t xml:space="preserve">Полная целевая функция — сумма трёх слагаемых:</w:t>
+      </w:r>
+    </w:p>
+    <w:p>
+      <w:pPr>
         <w:spacing w:after="120" w:before="120" w:line="276" w:lineRule="auto"/>
         <w:ind w:left="397" w:firstLine="0"/>
         <w:jc w:val="left"/>
@@ -9993,7 +11739,187 @@
           <w:sz w:val="22"/>
           <w:szCs w:val="22"/>
         </w:rPr>
-        <w:t xml:space="preserve">position_loss  = Σ_(i частица, m магнит) w_m · min_t |x_i(t) − c_m|²</w:t>
+        <w:t xml:space="preserve">L = L_pos + L_dir + L_env</w:t>
+      </w:r>
+    </w:p>
+    <w:p>
+      <w:pPr>
+        <w:spacing w:after="60" w:line="360" w:lineRule="auto"/>
+        <w:ind w:left="425" w:hanging="283"/>
+        <w:jc w:val="both"/>
+      </w:pPr>
+      <w:r>
+        <w:rPr>
+          <w:rFonts w:ascii="Times New Roman" w:cs="Times New Roman" w:eastAsia="Times New Roman" w:hAnsi="Times New Roman"/>
+          <w:sz w:val="28"/>
+          <w:szCs w:val="28"/>
+        </w:rPr>
+        <w:t xml:space="preserve">— L — скалярная потеря, минимизируемая оптимизатором (единицы — м² до взвешивания; веса нормируют слагаемые до сопоставимых порядков).</w:t>
+      </w:r>
+    </w:p>
+    <w:p>
+      <w:pPr>
+        <w:spacing w:after="60" w:line="360" w:lineRule="auto"/>
+        <w:ind w:firstLine="709"/>
+        <w:jc w:val="both"/>
+      </w:pPr>
+      <w:r>
+        <w:rPr>
+          <w:rFonts w:ascii="Times New Roman" w:cs="Times New Roman" w:eastAsia="Times New Roman" w:hAnsi="Times New Roman"/>
+          <w:sz w:val="28"/>
+          <w:szCs w:val="28"/>
+        </w:rPr>
+        <w:t xml:space="preserve">1) Position loss — частицы должны проходить близко к центрам магнитов (и заданных пользователем виртуальных целей):</w:t>
+      </w:r>
+    </w:p>
+    <w:p>
+      <w:pPr>
+        <w:spacing w:after="120" w:before="120" w:line="276" w:lineRule="auto"/>
+        <w:ind w:left="397" w:firstLine="0"/>
+        <w:jc w:val="left"/>
+      </w:pPr>
+      <w:r>
+        <w:rPr>
+          <w:rFonts w:ascii="Consolas" w:cs="Consolas" w:eastAsia="Consolas" w:hAnsi="Consolas"/>
+          <w:sz w:val="22"/>
+          <w:szCs w:val="22"/>
+        </w:rPr>
+        <w:t xml:space="preserve">L_pos = Σ_{i = 1..N_p} Σ_{m ∈ M} w_m · min_t |x_i(t) − c_m|²</w:t>
+      </w:r>
+    </w:p>
+    <w:p>
+      <w:pPr>
+        <w:spacing w:after="60" w:line="360" w:lineRule="auto"/>
+        <w:ind w:firstLine="709"/>
+        <w:jc w:val="both"/>
+      </w:pPr>
+      <w:r>
+        <w:rPr>
+          <w:rFonts w:ascii="Times New Roman" w:cs="Times New Roman" w:eastAsia="Times New Roman" w:hAnsi="Times New Roman"/>
+          <w:sz w:val="28"/>
+          <w:szCs w:val="28"/>
+        </w:rPr>
+        <w:t xml:space="preserve">Обозначения:</w:t>
+      </w:r>
+    </w:p>
+    <w:p>
+      <w:pPr>
+        <w:spacing w:after="60" w:line="360" w:lineRule="auto"/>
+        <w:ind w:left="425" w:hanging="283"/>
+        <w:jc w:val="both"/>
+      </w:pPr>
+      <w:r>
+        <w:rPr>
+          <w:rFonts w:ascii="Times New Roman" w:cs="Times New Roman" w:eastAsia="Times New Roman" w:hAnsi="Times New Roman"/>
+          <w:sz w:val="28"/>
+          <w:szCs w:val="28"/>
+        </w:rPr>
+        <w:t xml:space="preserve">— N_p — число трекируемых частиц (5: опорная частица и 4 спутника).</w:t>
+      </w:r>
+    </w:p>
+    <w:p>
+      <w:pPr>
+        <w:spacing w:after="60" w:line="360" w:lineRule="auto"/>
+        <w:ind w:left="425" w:hanging="283"/>
+        <w:jc w:val="both"/>
+      </w:pPr>
+      <w:r>
+        <w:rPr>
+          <w:rFonts w:ascii="Times New Roman" w:cs="Times New Roman" w:eastAsia="Times New Roman" w:hAnsi="Times New Roman"/>
+          <w:sz w:val="28"/>
+          <w:szCs w:val="28"/>
+        </w:rPr>
+        <w:t xml:space="preserve">— M — множество «учитываемых магнитов» плюс виртуальных целей, после фильтрации по magnet_sp_numbers и exclude_device_types из JSON оптимизатора.</w:t>
+      </w:r>
+    </w:p>
+    <w:p>
+      <w:pPr>
+        <w:spacing w:after="60" w:line="360" w:lineRule="auto"/>
+        <w:ind w:left="425" w:hanging="283"/>
+        <w:jc w:val="both"/>
+      </w:pPr>
+      <w:r>
+        <w:rPr>
+          <w:rFonts w:ascii="Times New Roman" w:cs="Times New Roman" w:eastAsia="Times New Roman" w:hAnsi="Times New Roman"/>
+          <w:sz w:val="28"/>
+          <w:szCs w:val="28"/>
+        </w:rPr>
+        <w:t xml:space="preserve">— c_m — геометрический центр магнита m в мировых координатах, м.</w:t>
+      </w:r>
+    </w:p>
+    <w:p>
+      <w:pPr>
+        <w:spacing w:after="60" w:line="360" w:lineRule="auto"/>
+        <w:ind w:left="425" w:hanging="283"/>
+        <w:jc w:val="both"/>
+      </w:pPr>
+      <w:r>
+        <w:rPr>
+          <w:rFonts w:ascii="Times New Roman" w:cs="Times New Roman" w:eastAsia="Times New Roman" w:hAnsi="Times New Roman"/>
+          <w:sz w:val="28"/>
+          <w:szCs w:val="28"/>
+        </w:rPr>
+        <w:t xml:space="preserve">— w_m — индивидуальный вес цели (по умолчанию 1; targets из extra_target_magnets имеют свои бо́льшие веса, обычно 20 или 50, чтобы «пришпиливать» финальную сходимость).</w:t>
+      </w:r>
+    </w:p>
+    <w:p>
+      <w:pPr>
+        <w:spacing w:after="60" w:line="360" w:lineRule="auto"/>
+        <w:ind w:left="425" w:hanging="283"/>
+        <w:jc w:val="both"/>
+      </w:pPr>
+      <w:r>
+        <w:rPr>
+          <w:rFonts w:ascii="Times New Roman" w:cs="Times New Roman" w:eastAsia="Times New Roman" w:hAnsi="Times New Roman"/>
+          <w:sz w:val="28"/>
+          <w:szCs w:val="28"/>
+        </w:rPr>
+        <w:t xml:space="preserve">— x_i(t) — позиция частицы i на шаге интегрирования t, м.</w:t>
+      </w:r>
+    </w:p>
+    <w:p>
+      <w:pPr>
+        <w:spacing w:after="60" w:line="360" w:lineRule="auto"/>
+        <w:ind w:left="425" w:hanging="283"/>
+        <w:jc w:val="both"/>
+      </w:pPr>
+      <w:r>
+        <w:rPr>
+          <w:rFonts w:ascii="Times New Roman" w:cs="Times New Roman" w:eastAsia="Times New Roman" w:hAnsi="Times New Roman"/>
+          <w:sz w:val="28"/>
+          <w:szCs w:val="28"/>
+        </w:rPr>
+        <w:t xml:space="preserve">— min_t |x_i(t) − c_m|² — минимальный квадрат расстояния от траектории частицы i до магнита m по всей траектории. Считается инкрементально; хранится только текущий минимум, траектория не сохраняется.</w:t>
+      </w:r>
+    </w:p>
+    <w:p>
+      <w:pPr>
+        <w:spacing w:after="60" w:line="360" w:lineRule="auto"/>
+        <w:ind w:firstLine="709"/>
+        <w:jc w:val="both"/>
+      </w:pPr>
+      <w:r>
+        <w:rPr>
+          <w:rFonts w:ascii="Times New Roman" w:cs="Times New Roman" w:eastAsia="Times New Roman" w:hAnsi="Times New Roman"/>
+          <w:sz w:val="28"/>
+          <w:szCs w:val="28"/>
+        </w:rPr>
+        <w:t xml:space="preserve">2) Direction loss — на финишной плоскости импульсы должны быть параллельны заданному эталонному направлению:</w:t>
+      </w:r>
+    </w:p>
+    <w:p>
+      <w:pPr>
+        <w:spacing w:after="120" w:before="120" w:line="276" w:lineRule="auto"/>
+        <w:ind w:left="397" w:firstLine="0"/>
+        <w:jc w:val="left"/>
+      </w:pPr>
+      <w:r>
+        <w:rPr>
+          <w:rFonts w:ascii="Consolas" w:cs="Consolas" w:eastAsia="Consolas" w:hAnsi="Consolas"/>
+          <w:sz w:val="22"/>
+          <w:szCs w:val="22"/>
+        </w:rPr>
+        <w:t xml:space="preserve">L_dir = w_dir · Σ_{i = 1..N_p} sin²(θ_i)</w:t>
       </w:r>
       <w:r>
         <w:br/>
@@ -10004,7 +11930,127 @@
           <w:sz w:val="22"/>
           <w:szCs w:val="22"/>
         </w:rPr>
-        <w:t xml:space="preserve">direction_loss = w_dir · Σ_i sin²(θ_i),</w:t>
+        <w:t xml:space="preserve">cos θ_i = (p_i_final · r̂) / |p_i_final|</w:t>
+      </w:r>
+    </w:p>
+    <w:p>
+      <w:pPr>
+        <w:spacing w:after="60" w:line="360" w:lineRule="auto"/>
+        <w:ind w:firstLine="709"/>
+        <w:jc w:val="both"/>
+      </w:pPr>
+      <w:r>
+        <w:rPr>
+          <w:rFonts w:ascii="Times New Roman" w:cs="Times New Roman" w:eastAsia="Times New Roman" w:hAnsi="Times New Roman"/>
+          <w:sz w:val="28"/>
+          <w:szCs w:val="28"/>
+        </w:rPr>
+        <w:t xml:space="preserve">Обозначения:</w:t>
+      </w:r>
+    </w:p>
+    <w:p>
+      <w:pPr>
+        <w:spacing w:after="60" w:line="360" w:lineRule="auto"/>
+        <w:ind w:left="425" w:hanging="283"/>
+        <w:jc w:val="both"/>
+      </w:pPr>
+      <w:r>
+        <w:rPr>
+          <w:rFonts w:ascii="Times New Roman" w:cs="Times New Roman" w:eastAsia="Times New Roman" w:hAnsi="Times New Roman"/>
+          <w:sz w:val="28"/>
+          <w:szCs w:val="28"/>
+        </w:rPr>
+        <w:t xml:space="preserve">— w_dir — вес направленной компоненты (типично 10³); большой, потому что sin²(θ) безразмерно и обычно мало.</w:t>
+      </w:r>
+    </w:p>
+    <w:p>
+      <w:pPr>
+        <w:spacing w:after="60" w:line="360" w:lineRule="auto"/>
+        <w:ind w:left="425" w:hanging="283"/>
+        <w:jc w:val="both"/>
+      </w:pPr>
+      <w:r>
+        <w:rPr>
+          <w:rFonts w:ascii="Times New Roman" w:cs="Times New Roman" w:eastAsia="Times New Roman" w:hAnsi="Times New Roman"/>
+          <w:sz w:val="28"/>
+          <w:szCs w:val="28"/>
+        </w:rPr>
+        <w:t xml:space="preserve">— p_i_final — импульс частицы i в момент пересечения финишной плоскости, кг·м/с.</w:t>
+      </w:r>
+    </w:p>
+    <w:p>
+      <w:pPr>
+        <w:spacing w:after="60" w:line="360" w:lineRule="auto"/>
+        <w:ind w:left="425" w:hanging="283"/>
+        <w:jc w:val="both"/>
+      </w:pPr>
+      <w:r>
+        <w:rPr>
+          <w:rFonts w:ascii="Times New Roman" w:cs="Times New Roman" w:eastAsia="Times New Roman" w:hAnsi="Times New Roman"/>
+          <w:sz w:val="28"/>
+          <w:szCs w:val="28"/>
+        </w:rPr>
+        <w:t xml:space="preserve">— r̂ — единичный эталонный вектор из конфига оптимизатора (direction_loss.reference); обычно касательная к проектной орбите в точке финиша.</w:t>
+      </w:r>
+    </w:p>
+    <w:p>
+      <w:pPr>
+        <w:spacing w:after="60" w:line="360" w:lineRule="auto"/>
+        <w:ind w:left="425" w:hanging="283"/>
+        <w:jc w:val="both"/>
+      </w:pPr>
+      <w:r>
+        <w:rPr>
+          <w:rFonts w:ascii="Times New Roman" w:cs="Times New Roman" w:eastAsia="Times New Roman" w:hAnsi="Times New Roman"/>
+          <w:sz w:val="28"/>
+          <w:szCs w:val="28"/>
+        </w:rPr>
+        <w:t xml:space="preserve">— θ_i — угол между p_i_final и r̂, рад.</w:t>
+      </w:r>
+    </w:p>
+    <w:p>
+      <w:pPr>
+        <w:spacing w:after="60" w:line="360" w:lineRule="auto"/>
+        <w:ind w:left="425" w:hanging="283"/>
+        <w:jc w:val="both"/>
+      </w:pPr>
+      <w:r>
+        <w:rPr>
+          <w:rFonts w:ascii="Times New Roman" w:cs="Times New Roman" w:eastAsia="Times New Roman" w:hAnsi="Times New Roman"/>
+          <w:sz w:val="28"/>
+          <w:szCs w:val="28"/>
+        </w:rPr>
+        <w:t xml:space="preserve">— sin² θ_i = 1 − cos² θ_i — квадратично по θ при малых углах, что превращает компонент в least-squares угловую ошибку.</w:t>
+      </w:r>
+    </w:p>
+    <w:p>
+      <w:pPr>
+        <w:spacing w:after="60" w:line="360" w:lineRule="auto"/>
+        <w:ind w:firstLine="709"/>
+        <w:jc w:val="both"/>
+      </w:pPr>
+      <w:r>
+        <w:rPr>
+          <w:rFonts w:ascii="Times New Roman" w:cs="Times New Roman" w:eastAsia="Times New Roman" w:hAnsi="Times New Roman"/>
+          <w:sz w:val="28"/>
+          <w:szCs w:val="28"/>
+        </w:rPr>
+        <w:t xml:space="preserve">3) Envelope loss — бетатронные осцилляции не должны расти при пролёте через решётку:</w:t>
+      </w:r>
+    </w:p>
+    <w:p>
+      <w:pPr>
+        <w:spacing w:after="120" w:before="120" w:line="276" w:lineRule="auto"/>
+        <w:ind w:left="397" w:firstLine="0"/>
+        <w:jc w:val="left"/>
+      </w:pPr>
+      <w:r>
+        <w:rPr>
+          <w:rFonts w:ascii="Consolas" w:cs="Consolas" w:eastAsia="Consolas" w:hAnsi="Consolas"/>
+          <w:sz w:val="22"/>
+          <w:szCs w:val="22"/>
+        </w:rPr>
+        <w:t xml:space="preserve">L_env = w_env · Σ_{i = 1..N_p} max(0, A_i^final − A_i^init)²</w:t>
       </w:r>
       <w:r>
         <w:br/>
@@ -10015,51 +12061,7 @@
           <w:sz w:val="22"/>
           <w:szCs w:val="22"/>
         </w:rPr>
-        <w:t xml:space="preserve">                 cos θ_i = (p_i_final · r̂) / |p_i_final|</w:t>
-      </w:r>
-      <w:r>
-        <w:br/>
-      </w:r>
-      <w:r>
-        <w:rPr>
-          <w:rFonts w:ascii="Consolas" w:cs="Consolas" w:eastAsia="Consolas" w:hAnsi="Consolas"/>
-          <w:sz w:val="22"/>
-          <w:szCs w:val="22"/>
-        </w:rPr>
-        <w:t xml:space="preserve">envelope_loss  = w_env · Σ_i max(0, A_i_final − A_i_init)²,</w:t>
-      </w:r>
-      <w:r>
-        <w:br/>
-      </w:r>
-      <w:r>
-        <w:rPr>
-          <w:rFonts w:ascii="Consolas" w:cs="Consolas" w:eastAsia="Consolas" w:hAnsi="Consolas"/>
-          <w:sz w:val="22"/>
-          <w:szCs w:val="22"/>
-        </w:rPr>
-        <w:t xml:space="preserve">                 A_i(t) = distanceToPolyline(x_i(t), design_polyline)</w:t>
-      </w:r>
-      <w:r>
-        <w:br/>
-      </w:r>
-      <w:r>
-        <w:rPr>
-          <w:rFonts w:ascii="Consolas" w:cs="Consolas" w:eastAsia="Consolas" w:hAnsi="Consolas"/>
-          <w:sz w:val="22"/>
-          <w:szCs w:val="22"/>
-        </w:rPr>
-        <w:t xml:space="preserve"/>
-      </w:r>
-      <w:r>
-        <w:br/>
-      </w:r>
-      <w:r>
-        <w:rPr>
-          <w:rFonts w:ascii="Consolas" w:cs="Consolas" w:eastAsia="Consolas" w:hAnsi="Consolas"/>
-          <w:sz w:val="22"/>
-          <w:szCs w:val="22"/>
-        </w:rPr>
-        <w:t xml:space="preserve">loss = position_loss + direction_loss + envelope_loss</w:t>
+        <w:t xml:space="preserve">A_i(t) = dist( x_i(t), Π_design )</w:t>
       </w:r>
     </w:p>
     <w:p>
@@ -10074,7 +12076,82 @@
           <w:sz w:val="28"/>
           <w:szCs w:val="28"/>
         </w:rPr>
-        <w:t xml:space="preserve">Замечание: penality применяется только к росту огибающей; бетатронное затухание считается полезным эффектом и не штрафуется.</w:t>
+        <w:t xml:space="preserve">Обозначения:</w:t>
+      </w:r>
+    </w:p>
+    <w:p>
+      <w:pPr>
+        <w:spacing w:after="60" w:line="360" w:lineRule="auto"/>
+        <w:ind w:left="425" w:hanging="283"/>
+        <w:jc w:val="both"/>
+      </w:pPr>
+      <w:r>
+        <w:rPr>
+          <w:rFonts w:ascii="Times New Roman" w:cs="Times New Roman" w:eastAsia="Times New Roman" w:hAnsi="Times New Roman"/>
+          <w:sz w:val="28"/>
+          <w:szCs w:val="28"/>
+        </w:rPr>
+        <w:t xml:space="preserve">— w_env — вес огибающей, типично 10⁶ (большой, потому что A измеряется в метрах, а метровый рост недопустим).</w:t>
+      </w:r>
+    </w:p>
+    <w:p>
+      <w:pPr>
+        <w:spacing w:after="60" w:line="360" w:lineRule="auto"/>
+        <w:ind w:left="425" w:hanging="283"/>
+        <w:jc w:val="both"/>
+      </w:pPr>
+      <w:r>
+        <w:rPr>
+          <w:rFonts w:ascii="Times New Roman" w:cs="Times New Roman" w:eastAsia="Times New Roman" w:hAnsi="Times New Roman"/>
+          <w:sz w:val="28"/>
+          <w:szCs w:val="28"/>
+        </w:rPr>
+        <w:t xml:space="preserve">— A_i(t) — амплитуда огибающей частицы i — её расстояние от проектной полилинии в момент t, считается по алгоритму § 6.</w:t>
+      </w:r>
+    </w:p>
+    <w:p>
+      <w:pPr>
+        <w:spacing w:after="60" w:line="360" w:lineRule="auto"/>
+        <w:ind w:left="425" w:hanging="283"/>
+        <w:jc w:val="both"/>
+      </w:pPr>
+      <w:r>
+        <w:rPr>
+          <w:rFonts w:ascii="Times New Roman" w:cs="Times New Roman" w:eastAsia="Times New Roman" w:hAnsi="Times New Roman"/>
+          <w:sz w:val="28"/>
+          <w:szCs w:val="28"/>
+        </w:rPr>
+        <w:t xml:space="preserve">— Π_design — проектная полилиния (центры элементов решётки плюс прелюдийный/постлюдийный сегменты по касательной к орбите). Перестраивается в начале каждого прогона оптимизации.</w:t>
+      </w:r>
+    </w:p>
+    <w:p>
+      <w:pPr>
+        <w:spacing w:after="60" w:line="360" w:lineRule="auto"/>
+        <w:ind w:left="425" w:hanging="283"/>
+        <w:jc w:val="both"/>
+      </w:pPr>
+      <w:r>
+        <w:rPr>
+          <w:rFonts w:ascii="Times New Roman" w:cs="Times New Roman" w:eastAsia="Times New Roman" w:hAnsi="Times New Roman"/>
+          <w:sz w:val="28"/>
+          <w:szCs w:val="28"/>
+        </w:rPr>
+        <w:t xml:space="preserve">— A_i^init, A_i^final — амплитуды огибающей в начале и в конце прогона, м.</w:t>
+      </w:r>
+    </w:p>
+    <w:p>
+      <w:pPr>
+        <w:spacing w:after="60" w:line="360" w:lineRule="auto"/>
+        <w:ind w:left="425" w:hanging="283"/>
+        <w:jc w:val="both"/>
+      </w:pPr>
+      <w:r>
+        <w:rPr>
+          <w:rFonts w:ascii="Times New Roman" w:cs="Times New Roman" w:eastAsia="Times New Roman" w:hAnsi="Times New Roman"/>
+          <w:sz w:val="28"/>
+          <w:szCs w:val="28"/>
+        </w:rPr>
+        <w:t xml:space="preserve">— Обёртка max(0, ·) означает, что «затухание» (приближение пучка к орбите, A_i^final &lt; A_i^init) НЕ штрафуется — штрафуется только рост.</w:t>
       </w:r>
     </w:p>
     <w:p>
@@ -11977,7 +14054,97 @@
           <w:sz w:val="28"/>
           <w:szCs w:val="28"/>
         </w:rPr>
-        <w:t xml:space="preserve">Пусть θ ∈ ℝ^M — вектор управляемых параметров, L(θ) — функция потерь из раздела 7, g ∈ {1..G} — случайно выбранная группа.</w:t>
+        <w:t xml:space="preserve">Оптимизатор обходит пространство параметров методом Монте-Карло с жадным приёмом.</w:t>
+      </w:r>
+    </w:p>
+    <w:p>
+      <w:pPr>
+        <w:spacing w:after="60" w:line="360" w:lineRule="auto"/>
+        <w:ind w:firstLine="709"/>
+        <w:jc w:val="both"/>
+      </w:pPr>
+      <w:r>
+        <w:rPr>
+          <w:rFonts w:ascii="Times New Roman" w:cs="Times New Roman" w:eastAsia="Times New Roman" w:hAnsi="Times New Roman"/>
+          <w:sz w:val="28"/>
+          <w:szCs w:val="28"/>
+        </w:rPr>
+        <w:t xml:space="preserve">Обозначения:</w:t>
+      </w:r>
+    </w:p>
+    <w:p>
+      <w:pPr>
+        <w:spacing w:after="60" w:line="360" w:lineRule="auto"/>
+        <w:ind w:left="425" w:hanging="283"/>
+        <w:jc w:val="both"/>
+      </w:pPr>
+      <w:r>
+        <w:rPr>
+          <w:rFonts w:ascii="Times New Roman" w:cs="Times New Roman" w:eastAsia="Times New Roman" w:hAnsi="Times New Roman"/>
+          <w:sz w:val="28"/>
+          <w:szCs w:val="28"/>
+        </w:rPr>
+        <w:t xml:space="preserve">— θ ∈ ℝ^M — вектор всех изменяемых параметров (токи магнитов и индивидуальные коэффициенты), длина M.</w:t>
+      </w:r>
+    </w:p>
+    <w:p>
+      <w:pPr>
+        <w:spacing w:after="60" w:line="360" w:lineRule="auto"/>
+        <w:ind w:left="425" w:hanging="283"/>
+        <w:jc w:val="both"/>
+      </w:pPr>
+      <w:r>
+        <w:rPr>
+          <w:rFonts w:ascii="Times New Roman" w:cs="Times New Roman" w:eastAsia="Times New Roman" w:hAnsi="Times New Roman"/>
+          <w:sz w:val="28"/>
+          <w:szCs w:val="28"/>
+        </w:rPr>
+        <w:t xml:space="preserve">— G — число групп, объявленных в parameter_groups_per_position. Каждая группа g может объединять несколько слотов параметров; мутация группы g меняет все её слоты одновременно.</w:t>
+      </w:r>
+    </w:p>
+    <w:p>
+      <w:pPr>
+        <w:spacing w:after="60" w:line="360" w:lineRule="auto"/>
+        <w:ind w:left="425" w:hanging="283"/>
+        <w:jc w:val="both"/>
+      </w:pPr>
+      <w:r>
+        <w:rPr>
+          <w:rFonts w:ascii="Times New Roman" w:cs="Times New Roman" w:eastAsia="Times New Roman" w:hAnsi="Times New Roman"/>
+          <w:sz w:val="28"/>
+          <w:szCs w:val="28"/>
+        </w:rPr>
+        <w:t xml:space="preserve">— L(θ) — составная функция потерь из § 7.</w:t>
+      </w:r>
+    </w:p>
+    <w:p>
+      <w:pPr>
+        <w:spacing w:after="60" w:line="360" w:lineRule="auto"/>
+        <w:ind w:left="425" w:hanging="283"/>
+        <w:jc w:val="both"/>
+      </w:pPr>
+      <w:r>
+        <w:rPr>
+          <w:rFonts w:ascii="Times New Roman" w:cs="Times New Roman" w:eastAsia="Times New Roman" w:hAnsi="Times New Roman"/>
+          <w:sz w:val="28"/>
+          <w:szCs w:val="28"/>
+        </w:rPr>
+        <w:t xml:space="preserve">— θ_best — текущий лучший вектор параметров; L_best = L(θ_best).</w:t>
+      </w:r>
+    </w:p>
+    <w:p>
+      <w:pPr>
+        <w:spacing w:after="60" w:line="360" w:lineRule="auto"/>
+        <w:ind w:firstLine="709"/>
+        <w:jc w:val="both"/>
+      </w:pPr>
+      <w:r>
+        <w:rPr>
+          <w:rFonts w:ascii="Times New Roman" w:cs="Times New Roman" w:eastAsia="Times New Roman" w:hAnsi="Times New Roman"/>
+          <w:sz w:val="28"/>
+          <w:szCs w:val="28"/>
+        </w:rPr>
+        <w:t xml:space="preserve">Обычная итерация. Случайно выбирается одна группа g; её параметры сдвигаются на индивидуальный шаг с случайным знаком:</w:t>
       </w:r>
     </w:p>
     <w:p>
@@ -11992,7 +14159,7 @@
           <w:sz w:val="22"/>
           <w:szCs w:val="22"/>
         </w:rPr>
-        <w:t xml:space="preserve">Обычная итерация:</w:t>
+        <w:t xml:space="preserve">θ'_g = θ_g + ε_g · sign(u − ½)</w:t>
       </w:r>
       <w:r>
         <w:br/>
@@ -12003,7 +14170,82 @@
           <w:sz w:val="22"/>
           <w:szCs w:val="22"/>
         </w:rPr>
-        <w:t xml:space="preserve">   θ'_g = θ_g + ε_g · sign(rand() − 0.5),</w:t>
+        <w:t xml:space="preserve">θ'_k = θ_k  для всех k ≠ g</w:t>
+      </w:r>
+    </w:p>
+    <w:p>
+      <w:pPr>
+        <w:spacing w:after="60" w:line="360" w:lineRule="auto"/>
+        <w:ind w:firstLine="709"/>
+        <w:jc w:val="both"/>
+      </w:pPr>
+      <w:r>
+        <w:rPr>
+          <w:rFonts w:ascii="Times New Roman" w:cs="Times New Roman" w:eastAsia="Times New Roman" w:hAnsi="Times New Roman"/>
+          <w:sz w:val="28"/>
+          <w:szCs w:val="28"/>
+        </w:rPr>
+        <w:t xml:space="preserve">Обозначения:</w:t>
+      </w:r>
+    </w:p>
+    <w:p>
+      <w:pPr>
+        <w:spacing w:after="60" w:line="360" w:lineRule="auto"/>
+        <w:ind w:left="425" w:hanging="283"/>
+        <w:jc w:val="both"/>
+      </w:pPr>
+      <w:r>
+        <w:rPr>
+          <w:rFonts w:ascii="Times New Roman" w:cs="Times New Roman" w:eastAsia="Times New Roman" w:hAnsi="Times New Roman"/>
+          <w:sz w:val="28"/>
+          <w:szCs w:val="28"/>
+        </w:rPr>
+        <w:t xml:space="preserve">— u ~ Uniform(0, 1) — свежее случайное число.</w:t>
+      </w:r>
+    </w:p>
+    <w:p>
+      <w:pPr>
+        <w:spacing w:after="60" w:line="360" w:lineRule="auto"/>
+        <w:ind w:left="425" w:hanging="283"/>
+        <w:jc w:val="both"/>
+      </w:pPr>
+      <w:r>
+        <w:rPr>
+          <w:rFonts w:ascii="Times New Roman" w:cs="Times New Roman" w:eastAsia="Times New Roman" w:hAnsi="Times New Roman"/>
+          <w:sz w:val="28"/>
+          <w:szCs w:val="28"/>
+        </w:rPr>
+        <w:t xml:space="preserve">— sign(u − ½) ∈ {−1, +1} — знак предложенного сдвига, плюс и минус равновероятны.</w:t>
+      </w:r>
+    </w:p>
+    <w:p>
+      <w:pPr>
+        <w:spacing w:after="60" w:line="360" w:lineRule="auto"/>
+        <w:ind w:left="425" w:hanging="283"/>
+        <w:jc w:val="both"/>
+      </w:pPr>
+      <w:r>
+        <w:rPr>
+          <w:rFonts w:ascii="Times New Roman" w:cs="Times New Roman" w:eastAsia="Times New Roman" w:hAnsi="Times New Roman"/>
+          <w:sz w:val="28"/>
+          <w:szCs w:val="28"/>
+        </w:rPr>
+        <w:t xml:space="preserve">— ε_g — размер шага для группы g, определяется типом колонки:</w:t>
+      </w:r>
+    </w:p>
+    <w:p>
+      <w:pPr>
+        <w:spacing w:after="120" w:before="120" w:line="276" w:lineRule="auto"/>
+        <w:ind w:left="397" w:firstLine="0"/>
+        <w:jc w:val="left"/>
+      </w:pPr>
+      <w:r>
+        <w:rPr>
+          <w:rFonts w:ascii="Consolas" w:cs="Consolas" w:eastAsia="Consolas" w:hAnsi="Consolas"/>
+          <w:sz w:val="22"/>
+          <w:szCs w:val="22"/>
+        </w:rPr>
+        <w:t xml:space="preserve">ε_g = step_abs_g                если группа g целит колонку arg_val</w:t>
       </w:r>
       <w:r>
         <w:br/>
@@ -12014,7 +14256,67 @@
           <w:sz w:val="22"/>
           <w:szCs w:val="22"/>
         </w:rPr>
-        <w:t xml:space="preserve">   θ'_k = θ_k для k ≠ g</w:t>
+        <w:t xml:space="preserve">    = step_percent_g · θ_g      если группа g целит колонку correct_coeff</w:t>
+      </w:r>
+    </w:p>
+    <w:p>
+      <w:pPr>
+        <w:spacing w:after="60" w:line="360" w:lineRule="auto"/>
+        <w:ind w:left="425" w:hanging="283"/>
+        <w:jc w:val="both"/>
+      </w:pPr>
+      <w:r>
+        <w:rPr>
+          <w:rFonts w:ascii="Times New Roman" w:cs="Times New Roman" w:eastAsia="Times New Roman" w:hAnsi="Times New Roman"/>
+          <w:sz w:val="28"/>
+          <w:szCs w:val="28"/>
+        </w:rPr>
+        <w:t xml:space="preserve">— step_abs_g — абсолютный шаг в амперах (типично 0.1–1.0).</w:t>
+      </w:r>
+    </w:p>
+    <w:p>
+      <w:pPr>
+        <w:spacing w:after="60" w:line="360" w:lineRule="auto"/>
+        <w:ind w:left="425" w:hanging="283"/>
+        <w:jc w:val="both"/>
+      </w:pPr>
+      <w:r>
+        <w:rPr>
+          <w:rFonts w:ascii="Times New Roman" w:cs="Times New Roman" w:eastAsia="Times New Roman" w:hAnsi="Times New Roman"/>
+          <w:sz w:val="28"/>
+          <w:szCs w:val="28"/>
+        </w:rPr>
+        <w:t xml:space="preserve">— step_percent_g — относительный шаг (типично 0.05 ≡ 5%), пропорциональный текущему значению — относительное возмущение остаётся осмысленным при уменьшении θ_g.</w:t>
+      </w:r>
+    </w:p>
+    <w:p>
+      <w:pPr>
+        <w:spacing w:after="60" w:line="360" w:lineRule="auto"/>
+        <w:ind w:firstLine="709"/>
+        <w:jc w:val="both"/>
+      </w:pPr>
+      <w:r>
+        <w:rPr>
+          <w:rFonts w:ascii="Times New Roman" w:cs="Times New Roman" w:eastAsia="Times New Roman" w:hAnsi="Times New Roman"/>
+          <w:sz w:val="28"/>
+          <w:szCs w:val="28"/>
+        </w:rPr>
+        <w:t xml:space="preserve">Кик-итерация. Каждые kick_every итераций ВСЕ группы возмущаются одновременно, чтобы выпрыгнуть из локальных минимумов:</w:t>
+      </w:r>
+    </w:p>
+    <w:p>
+      <w:pPr>
+        <w:spacing w:after="120" w:before="120" w:line="276" w:lineRule="auto"/>
+        <w:ind w:left="397" w:firstLine="0"/>
+        <w:jc w:val="left"/>
+      </w:pPr>
+      <w:r>
+        <w:rPr>
+          <w:rFonts w:ascii="Consolas" w:cs="Consolas" w:eastAsia="Consolas" w:hAnsi="Consolas"/>
+          <w:sz w:val="22"/>
+          <w:szCs w:val="22"/>
+        </w:rPr>
+        <w:t xml:space="preserve">θ'_g = θ_g + δ_g, для всех g</w:t>
       </w:r>
       <w:r>
         <w:br/>
@@ -12025,7 +14327,82 @@
           <w:sz w:val="22"/>
           <w:szCs w:val="22"/>
         </w:rPr>
-        <w:t xml:space="preserve">   ε_g = step_abs          (если колонка группы = arg_val)</w:t>
+        <w:t xml:space="preserve">δ_g ~ Uniform(−Δ, +Δ)</w:t>
+      </w:r>
+    </w:p>
+    <w:p>
+      <w:pPr>
+        <w:spacing w:after="60" w:line="360" w:lineRule="auto"/>
+        <w:ind w:firstLine="709"/>
+        <w:jc w:val="both"/>
+      </w:pPr>
+      <w:r>
+        <w:rPr>
+          <w:rFonts w:ascii="Times New Roman" w:cs="Times New Roman" w:eastAsia="Times New Roman" w:hAnsi="Times New Roman"/>
+          <w:sz w:val="28"/>
+          <w:szCs w:val="28"/>
+        </w:rPr>
+        <w:t xml:space="preserve">Обозначения:</w:t>
+      </w:r>
+    </w:p>
+    <w:p>
+      <w:pPr>
+        <w:spacing w:after="60" w:line="360" w:lineRule="auto"/>
+        <w:ind w:left="425" w:hanging="283"/>
+        <w:jc w:val="both"/>
+      </w:pPr>
+      <w:r>
+        <w:rPr>
+          <w:rFonts w:ascii="Times New Roman" w:cs="Times New Roman" w:eastAsia="Times New Roman" w:hAnsi="Times New Roman"/>
+          <w:sz w:val="28"/>
+          <w:szCs w:val="28"/>
+        </w:rPr>
+        <w:t xml:space="preserve">— Δ = kick_scale — амплитуда кика (А или доля, в зависимости от типа колонки группы).</w:t>
+      </w:r>
+    </w:p>
+    <w:p>
+      <w:pPr>
+        <w:spacing w:after="60" w:line="360" w:lineRule="auto"/>
+        <w:ind w:left="425" w:hanging="283"/>
+        <w:jc w:val="both"/>
+      </w:pPr>
+      <w:r>
+        <w:rPr>
+          <w:rFonts w:ascii="Times New Roman" w:cs="Times New Roman" w:eastAsia="Times New Roman" w:hAnsi="Times New Roman"/>
+          <w:sz w:val="28"/>
+          <w:szCs w:val="28"/>
+        </w:rPr>
+        <w:t xml:space="preserve">— Независимые равномерные выборки означают, что каждая группа движется независимо; совместное предложение достаточно крупное, чтобы покинуть бассейн, который пошаговый поиск никогда не покинет.</w:t>
+      </w:r>
+    </w:p>
+    <w:p>
+      <w:pPr>
+        <w:spacing w:after="60" w:line="360" w:lineRule="auto"/>
+        <w:ind w:firstLine="709"/>
+        <w:jc w:val="both"/>
+      </w:pPr>
+      <w:r>
+        <w:rPr>
+          <w:rFonts w:ascii="Times New Roman" w:cs="Times New Roman" w:eastAsia="Times New Roman" w:hAnsi="Times New Roman"/>
+          <w:sz w:val="28"/>
+          <w:szCs w:val="28"/>
+        </w:rPr>
+        <w:t xml:space="preserve">Жадный приём. Вне зависимости от типа итерации, предложение принимается только при уменьшении лучшего значения потерь:</w:t>
+      </w:r>
+    </w:p>
+    <w:p>
+      <w:pPr>
+        <w:spacing w:after="120" w:before="120" w:line="276" w:lineRule="auto"/>
+        <w:ind w:left="397" w:firstLine="0"/>
+        <w:jc w:val="left"/>
+      </w:pPr>
+      <w:r>
+        <w:rPr>
+          <w:rFonts w:ascii="Consolas" w:cs="Consolas" w:eastAsia="Consolas" w:hAnsi="Consolas"/>
+          <w:sz w:val="22"/>
+          <w:szCs w:val="22"/>
+        </w:rPr>
+        <w:t xml:space="preserve">θ, L_best ← θ', L(θ')   если L(θ') &lt; L_best</w:t>
       </w:r>
       <w:r>
         <w:br/>
@@ -12036,84 +14413,22 @@
           <w:sz w:val="22"/>
           <w:szCs w:val="22"/>
         </w:rPr>
-        <w:t xml:space="preserve">       или step_percent · θ_g (если колонка = correct_coeff)</w:t>
-      </w:r>
-      <w:r>
-        <w:br/>
-      </w:r>
-      <w:r>
-        <w:rPr>
-          <w:rFonts w:ascii="Consolas" w:cs="Consolas" w:eastAsia="Consolas" w:hAnsi="Consolas"/>
-          <w:sz w:val="22"/>
-          <w:szCs w:val="22"/>
-        </w:rPr>
-        <w:t xml:space="preserve"/>
-      </w:r>
-      <w:r>
-        <w:br/>
-      </w:r>
-      <w:r>
-        <w:rPr>
-          <w:rFonts w:ascii="Consolas" w:cs="Consolas" w:eastAsia="Consolas" w:hAnsi="Consolas"/>
-          <w:sz w:val="22"/>
-          <w:szCs w:val="22"/>
-        </w:rPr>
-        <w:t xml:space="preserve">Кик-итерация:</w:t>
-      </w:r>
-      <w:r>
-        <w:br/>
-      </w:r>
-      <w:r>
-        <w:rPr>
-          <w:rFonts w:ascii="Consolas" w:cs="Consolas" w:eastAsia="Consolas" w:hAnsi="Consolas"/>
-          <w:sz w:val="22"/>
-          <w:szCs w:val="22"/>
-        </w:rPr>
-        <w:t xml:space="preserve">   θ' = θ + δ,  δ_g ~ Uniform(−kick_scale, +kick_scale) ∀ g</w:t>
-      </w:r>
-      <w:r>
-        <w:br/>
-      </w:r>
-      <w:r>
-        <w:rPr>
-          <w:rFonts w:ascii="Consolas" w:cs="Consolas" w:eastAsia="Consolas" w:hAnsi="Consolas"/>
-          <w:sz w:val="22"/>
-          <w:szCs w:val="22"/>
-        </w:rPr>
-        <w:t xml:space="preserve"/>
-      </w:r>
-      <w:r>
-        <w:br/>
-      </w:r>
-      <w:r>
-        <w:rPr>
-          <w:rFonts w:ascii="Consolas" w:cs="Consolas" w:eastAsia="Consolas" w:hAnsi="Consolas"/>
-          <w:sz w:val="22"/>
-          <w:szCs w:val="22"/>
-        </w:rPr>
-        <w:t xml:space="preserve">Приём:</w:t>
-      </w:r>
-      <w:r>
-        <w:br/>
-      </w:r>
-      <w:r>
-        <w:rPr>
-          <w:rFonts w:ascii="Consolas" w:cs="Consolas" w:eastAsia="Consolas" w:hAnsi="Consolas"/>
-          <w:sz w:val="22"/>
-          <w:szCs w:val="22"/>
-        </w:rPr>
-        <w:t xml:space="preserve">   θ ← θ' если L(θ') &lt; L(θ_best); L(θ_best) ← L(θ')</w:t>
-      </w:r>
-      <w:r>
-        <w:br/>
-      </w:r>
-      <w:r>
-        <w:rPr>
-          <w:rFonts w:ascii="Consolas" w:cs="Consolas" w:eastAsia="Consolas" w:hAnsi="Consolas"/>
-          <w:sz w:val="22"/>
-          <w:szCs w:val="22"/>
-        </w:rPr>
-        <w:t xml:space="preserve">   иначе θ без изменения</w:t>
+        <w:t xml:space="preserve">θ, L_best ← θ, L_best   иначе (откат)</w:t>
+      </w:r>
+    </w:p>
+    <w:p>
+      <w:pPr>
+        <w:spacing w:after="60" w:line="360" w:lineRule="auto"/>
+        <w:ind w:firstLine="709"/>
+        <w:jc w:val="both"/>
+      </w:pPr>
+      <w:r>
+        <w:rPr>
+          <w:rFonts w:ascii="Times New Roman" w:cs="Times New Roman" w:eastAsia="Times New Roman" w:hAnsi="Times New Roman"/>
+          <w:sz w:val="28"/>
+          <w:szCs w:val="28"/>
+        </w:rPr>
+        <w:t xml:space="preserve">Это чисто hill-climber — без «температуры», без Metropolis-приёма худших состояний. Кики и дают шанс покинуть локальные минимумы.</w:t>
       </w:r>
     </w:p>
     <w:p>
@@ -13306,7 +15621,7 @@
           <w:sz w:val="28"/>
           <w:szCs w:val="28"/>
         </w:rPr>
-        <w:t xml:space="preserve">Для изгиба длины L с углом α длина хорды:</w:t>
+        <w:t xml:space="preserve">Длина хорды поворотного магнита. У поворотного магнита заданы длина дуги L и угол поворота α, радиус кривизны ρ = L/α. Прямая хорда, соединяющая входную и выходную грани дуги, имеет длину</w:t>
       </w:r>
     </w:p>
     <w:p>
@@ -13321,7 +15636,7 @@
           <w:sz w:val="22"/>
           <w:szCs w:val="22"/>
         </w:rPr>
-        <w:t xml:space="preserve">Lc = 2 · (L/α) · sin(α/2)</w:t>
+        <w:t xml:space="preserve">L_chord = 2 · ρ · sin(α/2) = 2L · sin(α/2) / α</w:t>
       </w:r>
     </w:p>
     <w:p>
@@ -13336,7 +15651,67 @@
           <w:sz w:val="28"/>
           <w:szCs w:val="28"/>
         </w:rPr>
-        <w:t xml:space="preserve">Пять фрагментов размещаются на долях 0, 0.25, 0.5, 0.75, 1.0 хорды с поворотом по yaw, соответствующим направлению хорды в данной точке.</w:t>
+        <w:t xml:space="preserve">Обозначения:</w:t>
+      </w:r>
+    </w:p>
+    <w:p>
+      <w:pPr>
+        <w:spacing w:after="60" w:line="360" w:lineRule="auto"/>
+        <w:ind w:left="425" w:hanging="283"/>
+        <w:jc w:val="both"/>
+      </w:pPr>
+      <w:r>
+        <w:rPr>
+          <w:rFonts w:ascii="Times New Roman" w:cs="Times New Roman" w:eastAsia="Times New Roman" w:hAnsi="Times New Roman"/>
+          <w:sz w:val="28"/>
+          <w:szCs w:val="28"/>
+        </w:rPr>
+        <w:t xml:space="preserve">— L — длина дуги поворотного магнита, м (из параметра L= LTE).</w:t>
+      </w:r>
+    </w:p>
+    <w:p>
+      <w:pPr>
+        <w:spacing w:after="60" w:line="360" w:lineRule="auto"/>
+        <w:ind w:left="425" w:hanging="283"/>
+        <w:jc w:val="both"/>
+      </w:pPr>
+      <w:r>
+        <w:rPr>
+          <w:rFonts w:ascii="Times New Roman" w:cs="Times New Roman" w:eastAsia="Times New Roman" w:hAnsi="Times New Roman"/>
+          <w:sz w:val="28"/>
+          <w:szCs w:val="28"/>
+        </w:rPr>
+        <w:t xml:space="preserve">— α — полный угол поворота, рад (из параметра ANGLE= LTE). α &gt; 0 — поворот влево, α &lt; 0 — вправо.</w:t>
+      </w:r>
+    </w:p>
+    <w:p>
+      <w:pPr>
+        <w:spacing w:after="60" w:line="360" w:lineRule="auto"/>
+        <w:ind w:left="425" w:hanging="283"/>
+        <w:jc w:val="both"/>
+      </w:pPr>
+      <w:r>
+        <w:rPr>
+          <w:rFonts w:ascii="Times New Roman" w:cs="Times New Roman" w:eastAsia="Times New Roman" w:hAnsi="Times New Roman"/>
+          <w:sz w:val="28"/>
+          <w:szCs w:val="28"/>
+        </w:rPr>
+        <w:t xml:space="preserve">— ρ = L/α — радиус кривизны, м.</w:t>
+      </w:r>
+    </w:p>
+    <w:p>
+      <w:pPr>
+        <w:spacing w:after="60" w:line="360" w:lineRule="auto"/>
+        <w:ind w:left="425" w:hanging="283"/>
+        <w:jc w:val="both"/>
+      </w:pPr>
+      <w:r>
+        <w:rPr>
+          <w:rFonts w:ascii="Times New Roman" w:cs="Times New Roman" w:eastAsia="Times New Roman" w:hAnsi="Times New Roman"/>
+          <w:sz w:val="28"/>
+          <w:szCs w:val="28"/>
+        </w:rPr>
+        <w:t xml:space="preserve">— L_chord — длина хорды, по которой выпрямляется магнит (чуть короче L при α ≠ 0). При α → 0 хорда стремится к L, как и ожидается.</w:t>
       </w:r>
     </w:p>
     <w:p>
@@ -13351,7 +15726,22 @@
           <w:sz w:val="28"/>
           <w:szCs w:val="28"/>
         </w:rPr>
-        <w:t xml:space="preserve">Перемещение по кольцу: для каждого сегмента длиной ℓ с поворотом Δψ выполняется обновление состояния:</w:t>
+        <w:t xml:space="preserve">Магнит заменяется 5 тонкими ломтиками, равномерно расположенными по хорде в параметрах τ ∈ {0, 0.25, 0.5, 0.75, 1.0}, каждый ориентирован по направлению хорды.</w:t>
+      </w:r>
+    </w:p>
+    <w:p>
+      <w:pPr>
+        <w:spacing w:after="60" w:line="360" w:lineRule="auto"/>
+        <w:ind w:firstLine="709"/>
+        <w:jc w:val="both"/>
+      </w:pPr>
+      <w:r>
+        <w:rPr>
+          <w:rFonts w:ascii="Times New Roman" w:cs="Times New Roman" w:eastAsia="Times New Roman" w:hAnsi="Times New Roman"/>
+          <w:sz w:val="28"/>
+          <w:szCs w:val="28"/>
+        </w:rPr>
+        <w:t xml:space="preserve">Обход кольца. Развёртка идёт сегмент за сегментом. Каждый LTE-элемент длины ℓ даёт в плоскости поворот Δψ (0 для дрейфа, α для поворотного магнита) и сдвиг геометрической середины. Обновление состояния:</w:t>
       </w:r>
     </w:p>
     <w:p>
@@ -13366,7 +15756,7 @@
           <w:sz w:val="22"/>
           <w:szCs w:val="22"/>
         </w:rPr>
-        <w:t xml:space="preserve">yaw' = yaw + Δψ</w:t>
+        <w:t xml:space="preserve">ψ' = ψ + Δψ</w:t>
       </w:r>
       <w:r>
         <w:br/>
@@ -13377,7 +15767,7 @@
           <w:sz w:val="22"/>
           <w:szCs w:val="22"/>
         </w:rPr>
-        <w:t xml:space="preserve">x'   = x + ℓ · cos(yaw + Δψ/2)</w:t>
+        <w:t xml:space="preserve">x' = x + ℓ · cos( ψ + Δψ/2 )</w:t>
       </w:r>
       <w:r>
         <w:br/>
@@ -13388,7 +15778,97 @@
           <w:sz w:val="22"/>
           <w:szCs w:val="22"/>
         </w:rPr>
-        <w:t xml:space="preserve">y'   = y + ℓ · sin(yaw + Δψ/2)</w:t>
+        <w:t xml:space="preserve">y' = y + ℓ · sin( ψ + Δψ/2 )</w:t>
+      </w:r>
+    </w:p>
+    <w:p>
+      <w:pPr>
+        <w:spacing w:after="60" w:line="360" w:lineRule="auto"/>
+        <w:ind w:firstLine="709"/>
+        <w:jc w:val="both"/>
+      </w:pPr>
+      <w:r>
+        <w:rPr>
+          <w:rFonts w:ascii="Times New Roman" w:cs="Times New Roman" w:eastAsia="Times New Roman" w:hAnsi="Times New Roman"/>
+          <w:sz w:val="28"/>
+          <w:szCs w:val="28"/>
+        </w:rPr>
+        <w:t xml:space="preserve">Обозначения:</w:t>
+      </w:r>
+    </w:p>
+    <w:p>
+      <w:pPr>
+        <w:spacing w:after="60" w:line="360" w:lineRule="auto"/>
+        <w:ind w:left="425" w:hanging="283"/>
+        <w:jc w:val="both"/>
+      </w:pPr>
+      <w:r>
+        <w:rPr>
+          <w:rFonts w:ascii="Times New Roman" w:cs="Times New Roman" w:eastAsia="Times New Roman" w:hAnsi="Times New Roman"/>
+          <w:sz w:val="28"/>
+          <w:szCs w:val="28"/>
+        </w:rPr>
+        <w:t xml:space="preserve">— ψ — yaw-угол (поворот вокруг мировой оси z), рад.</w:t>
+      </w:r>
+    </w:p>
+    <w:p>
+      <w:pPr>
+        <w:spacing w:after="60" w:line="360" w:lineRule="auto"/>
+        <w:ind w:left="425" w:hanging="283"/>
+        <w:jc w:val="both"/>
+      </w:pPr>
+      <w:r>
+        <w:rPr>
+          <w:rFonts w:ascii="Times New Roman" w:cs="Times New Roman" w:eastAsia="Times New Roman" w:hAnsi="Times New Roman"/>
+          <w:sz w:val="28"/>
+          <w:szCs w:val="28"/>
+        </w:rPr>
+        <w:t xml:space="preserve">— Δψ — yaw-поворот, наработанный этим элементом, рад (равен α для поворотного магнита, 0 для прямого элемента).</w:t>
+      </w:r>
+    </w:p>
+    <w:p>
+      <w:pPr>
+        <w:spacing w:after="60" w:line="360" w:lineRule="auto"/>
+        <w:ind w:left="425" w:hanging="283"/>
+        <w:jc w:val="both"/>
+      </w:pPr>
+      <w:r>
+        <w:rPr>
+          <w:rFonts w:ascii="Times New Roman" w:cs="Times New Roman" w:eastAsia="Times New Roman" w:hAnsi="Times New Roman"/>
+          <w:sz w:val="28"/>
+          <w:szCs w:val="28"/>
+        </w:rPr>
+        <w:t xml:space="preserve">— ℓ — длина элемента по хорде (для поворотного магнита это пятая часть L_chord на ломтик).</w:t>
+      </w:r>
+    </w:p>
+    <w:p>
+      <w:pPr>
+        <w:spacing w:after="60" w:line="360" w:lineRule="auto"/>
+        <w:ind w:left="425" w:hanging="283"/>
+        <w:jc w:val="both"/>
+      </w:pPr>
+      <w:r>
+        <w:rPr>
+          <w:rFonts w:ascii="Times New Roman" w:cs="Times New Roman" w:eastAsia="Times New Roman" w:hAnsi="Times New Roman"/>
+          <w:sz w:val="28"/>
+          <w:szCs w:val="28"/>
+        </w:rPr>
+        <w:t xml:space="preserve">— x, y — накопленные мировые координаты текущей позиции, м.</w:t>
+      </w:r>
+    </w:p>
+    <w:p>
+      <w:pPr>
+        <w:spacing w:after="60" w:line="360" w:lineRule="auto"/>
+        <w:ind w:firstLine="709"/>
+        <w:jc w:val="both"/>
+      </w:pPr>
+      <w:r>
+        <w:rPr>
+          <w:rFonts w:ascii="Times New Roman" w:cs="Times New Roman" w:eastAsia="Times New Roman" w:hAnsi="Times New Roman"/>
+          <w:sz w:val="28"/>
+          <w:szCs w:val="28"/>
+        </w:rPr>
+        <w:t xml:space="preserve">Использование «среднего» yaw ψ + Δψ/2 в тригонометрических аргументах (вместо входного ψ или выходного ψ + Δψ) сохраняет полилинию касательной к истинной дуге на концах и симметрично уравновешивает ошибку кривизны вдоль ломтика.</w:t>
       </w:r>
     </w:p>
     <w:p>
@@ -14338,7 +16818,22 @@
           <w:sz w:val="28"/>
           <w:szCs w:val="28"/>
         </w:rPr>
-        <w:t xml:space="preserve">Арифметика отсутствует — выполняется реляционное соединение:</w:t>
+        <w:t xml:space="preserve">Арифметика отсутствует — выполняется реляционное соединение (join) lattice_layout (геометрия) и sp_elements (токи и калибровки), плюс объединение с укороченными копиями основной решётки.</w:t>
+      </w:r>
+    </w:p>
+    <w:p>
+      <w:pPr>
+        <w:spacing w:after="60" w:line="360" w:lineRule="auto"/>
+        <w:ind w:firstLine="709"/>
+        <w:jc w:val="both"/>
+      </w:pPr>
+      <w:r>
+        <w:rPr>
+          <w:rFonts w:ascii="Times New Roman" w:cs="Times New Roman" w:eastAsia="Times New Roman" w:hAnsi="Times New Roman"/>
+          <w:sz w:val="28"/>
+          <w:szCs w:val="28"/>
+        </w:rPr>
+        <w:t xml:space="preserve">В нотации построения множества:</w:t>
       </w:r>
     </w:p>
     <w:p>
@@ -14353,7 +16848,7 @@
           <w:sz w:val="22"/>
           <w:szCs w:val="22"/>
         </w:rPr>
-        <w:t xml:space="preserve">output = {(LATTICE_ID, layout.global_id, sp.device_type_id,</w:t>
+        <w:t xml:space="preserve">Output = R_master  ∪  ⋃_{s ∈ SubLattices} R_s</w:t>
       </w:r>
       <w:r>
         <w:br/>
@@ -14364,7 +16859,7 @@
           <w:sz w:val="22"/>
           <w:szCs w:val="22"/>
         </w:rPr>
-        <w:t xml:space="preserve">           layout.x..roll, sp.arg_val, sp.correct_coeff)</w:t>
+        <w:t xml:space="preserve"/>
       </w:r>
       <w:r>
         <w:br/>
@@ -14375,7 +16870,7 @@
           <w:sz w:val="22"/>
           <w:szCs w:val="22"/>
         </w:rPr>
-        <w:t xml:space="preserve">         | layout ∈ lattice_layout,</w:t>
+        <w:t xml:space="preserve">R_master = { ( L_0, ℓ.global_id, s.device_type_id, ℓ.q,</w:t>
       </w:r>
       <w:r>
         <w:br/>
@@ -14386,7 +16881,7 @@
           <w:sz w:val="22"/>
           <w:szCs w:val="22"/>
         </w:rPr>
-        <w:t xml:space="preserve">           sp ∈ sp_elements где (sp.sp_type, sp.sp_element_id) =</w:t>
+        <w:t xml:space="preserve">              s.arg_val, s.correct_coeff )</w:t>
       </w:r>
       <w:r>
         <w:br/>
@@ -14397,7 +16892,7 @@
           <w:sz w:val="22"/>
           <w:szCs w:val="22"/>
         </w:rPr>
-        <w:t xml:space="preserve">                                  (layout.sp_type, layout.sp_element_id)}</w:t>
+        <w:t xml:space="preserve">             | ℓ ∈ lattice_layout,</w:t>
       </w:r>
       <w:r>
         <w:br/>
@@ -14408,7 +16903,7 @@
           <w:sz w:val="22"/>
           <w:szCs w:val="22"/>
         </w:rPr>
-        <w:t xml:space="preserve">       ∪ {копия строк осн. решётки с lattice_id ← sub.lattice_id и</w:t>
+        <w:t xml:space="preserve">               s ∈ sp_elements,</w:t>
       </w:r>
       <w:r>
         <w:br/>
@@ -14419,7 +16914,7 @@
           <w:sz w:val="22"/>
           <w:szCs w:val="22"/>
         </w:rPr>
-        <w:t xml:space="preserve">          instance_id ≤ sub.max_gid</w:t>
+        <w:t xml:space="preserve">               (s.sp_type, s.sp_element_id) =</w:t>
       </w:r>
       <w:r>
         <w:br/>
@@ -14430,7 +16925,145 @@
           <w:sz w:val="22"/>
           <w:szCs w:val="22"/>
         </w:rPr>
-        <w:t xml:space="preserve">         | sub ∈ sub_lattices}</w:t>
+        <w:t xml:space="preserve">                  (ℓ.sp_type, ℓ.sp_element_id) }</w:t>
+      </w:r>
+      <w:r>
+        <w:br/>
+      </w:r>
+      <w:r>
+        <w:rPr>
+          <w:rFonts w:ascii="Consolas" w:cs="Consolas" w:eastAsia="Consolas" w:hAnsi="Consolas"/>
+          <w:sz w:val="22"/>
+          <w:szCs w:val="22"/>
+        </w:rPr>
+        <w:t xml:space="preserve"/>
+      </w:r>
+      <w:r>
+        <w:br/>
+      </w:r>
+      <w:r>
+        <w:rPr>
+          <w:rFonts w:ascii="Consolas" w:cs="Consolas" w:eastAsia="Consolas" w:hAnsi="Consolas"/>
+          <w:sz w:val="22"/>
+          <w:szCs w:val="22"/>
+        </w:rPr>
+        <w:t xml:space="preserve">R_s = { ( s.lattice_id, остальные поля строки )</w:t>
+      </w:r>
+      <w:r>
+        <w:br/>
+      </w:r>
+      <w:r>
+        <w:rPr>
+          <w:rFonts w:ascii="Consolas" w:cs="Consolas" w:eastAsia="Consolas" w:hAnsi="Consolas"/>
+          <w:sz w:val="22"/>
+          <w:szCs w:val="22"/>
+        </w:rPr>
+        <w:t xml:space="preserve">        | r ∈ R_master,  r.instance_id ≤ s.max_gid }</w:t>
+      </w:r>
+    </w:p>
+    <w:p>
+      <w:pPr>
+        <w:spacing w:after="60" w:line="360" w:lineRule="auto"/>
+        <w:ind w:firstLine="709"/>
+        <w:jc w:val="both"/>
+      </w:pPr>
+      <w:r>
+        <w:rPr>
+          <w:rFonts w:ascii="Times New Roman" w:cs="Times New Roman" w:eastAsia="Times New Roman" w:hAnsi="Times New Roman"/>
+          <w:sz w:val="28"/>
+          <w:szCs w:val="28"/>
+        </w:rPr>
+        <w:t xml:space="preserve">Обозначения:</w:t>
+      </w:r>
+    </w:p>
+    <w:p>
+      <w:pPr>
+        <w:spacing w:after="60" w:line="360" w:lineRule="auto"/>
+        <w:ind w:left="425" w:hanging="283"/>
+        <w:jc w:val="both"/>
+      </w:pPr>
+      <w:r>
+        <w:rPr>
+          <w:rFonts w:ascii="Times New Roman" w:cs="Times New Roman" w:eastAsia="Times New Roman" w:hAnsi="Times New Roman"/>
+          <w:sz w:val="28"/>
+          <w:szCs w:val="28"/>
+        </w:rPr>
+        <w:t xml:space="preserve">— L_0 = 101 — идентификатор основной решётки (из lte_mapping.json).</w:t>
+      </w:r>
+    </w:p>
+    <w:p>
+      <w:pPr>
+        <w:spacing w:after="60" w:line="360" w:lineRule="auto"/>
+        <w:ind w:left="425" w:hanging="283"/>
+        <w:jc w:val="both"/>
+      </w:pPr>
+      <w:r>
+        <w:rPr>
+          <w:rFonts w:ascii="Times New Roman" w:cs="Times New Roman" w:eastAsia="Times New Roman" w:hAnsi="Times New Roman"/>
+          <w:sz w:val="28"/>
+          <w:szCs w:val="28"/>
+        </w:rPr>
+        <w:t xml:space="preserve">— ℓ — строка lattice_layout.csv.</w:t>
+      </w:r>
+    </w:p>
+    <w:p>
+      <w:pPr>
+        <w:spacing w:after="60" w:line="360" w:lineRule="auto"/>
+        <w:ind w:left="425" w:hanging="283"/>
+        <w:jc w:val="both"/>
+      </w:pPr>
+      <w:r>
+        <w:rPr>
+          <w:rFonts w:ascii="Times New Roman" w:cs="Times New Roman" w:eastAsia="Times New Roman" w:hAnsi="Times New Roman"/>
+          <w:sz w:val="28"/>
+          <w:szCs w:val="28"/>
+        </w:rPr>
+        <w:t xml:space="preserve">— ℓ.q = (ℓ.x, ℓ.y, ℓ.z, ℓ.yaw, ℓ.pitch, ℓ.roll) — геометрический кортеж элемента.</w:t>
+      </w:r>
+    </w:p>
+    <w:p>
+      <w:pPr>
+        <w:spacing w:after="60" w:line="360" w:lineRule="auto"/>
+        <w:ind w:left="425" w:hanging="283"/>
+        <w:jc w:val="both"/>
+      </w:pPr>
+      <w:r>
+        <w:rPr>
+          <w:rFonts w:ascii="Times New Roman" w:cs="Times New Roman" w:eastAsia="Times New Roman" w:hAnsi="Times New Roman"/>
+          <w:sz w:val="28"/>
+          <w:szCs w:val="28"/>
+        </w:rPr>
+        <w:t xml:space="preserve">— s — в первом блоке: строка sp_elements.csv; во втором: дескриптор суб-решётки из sub_lattices.json.</w:t>
+      </w:r>
+    </w:p>
+    <w:p>
+      <w:pPr>
+        <w:spacing w:after="60" w:line="360" w:lineRule="auto"/>
+        <w:ind w:left="425" w:hanging="283"/>
+        <w:jc w:val="both"/>
+      </w:pPr>
+      <w:r>
+        <w:rPr>
+          <w:rFonts w:ascii="Times New Roman" w:cs="Times New Roman" w:eastAsia="Times New Roman" w:hAnsi="Times New Roman"/>
+          <w:sz w:val="28"/>
+          <w:szCs w:val="28"/>
+        </w:rPr>
+        <w:t xml:space="preserve">— Условие соединения — по составному ключу (sp_type, sp_element_id): каждая строка layout берёт свой device_type_id, ток и коэффициент из соответствующего SP-шаблона.</w:t>
+      </w:r>
+    </w:p>
+    <w:p>
+      <w:pPr>
+        <w:spacing w:after="60" w:line="360" w:lineRule="auto"/>
+        <w:ind w:left="425" w:hanging="283"/>
+        <w:jc w:val="both"/>
+      </w:pPr>
+      <w:r>
+        <w:rPr>
+          <w:rFonts w:ascii="Times New Roman" w:cs="Times New Roman" w:eastAsia="Times New Roman" w:hAnsi="Times New Roman"/>
+          <w:sz w:val="28"/>
+          <w:szCs w:val="28"/>
+        </w:rPr>
+        <w:t xml:space="preserve">— Объединение по суб-решёткам создаёт дополнительные строки с новым lattice_id, но только для instance_id ≤ max_gid, то есть с префиксом основного кольца.</w:t>
       </w:r>
     </w:p>
     <w:p>
@@ -15189,7 +17822,7 @@
           <w:sz w:val="28"/>
           <w:szCs w:val="28"/>
         </w:rPr>
-        <w:t xml:space="preserve">Огибающая:</w:t>
+        <w:t xml:space="preserve">Амплитуда огибающей. Для каждой частицы i и каждого сохранённого отсчёта траектории k:</w:t>
       </w:r>
     </w:p>
     <w:p>
@@ -15204,7 +17837,7 @@
           <w:sz w:val="22"/>
           <w:szCs w:val="22"/>
         </w:rPr>
-        <w:t xml:space="preserve">A_i(t_k) = distanceToPolyline( x_i(t_k), design_poly )</w:t>
+        <w:t xml:space="preserve">A_i(t_k) = dist( x_i(t_k), Π_design )</w:t>
       </w:r>
     </w:p>
     <w:p>
@@ -15219,7 +17852,67 @@
           <w:sz w:val="28"/>
           <w:szCs w:val="28"/>
         </w:rPr>
-        <w:t xml:space="preserve">Линейная подгонка методом наименьших квадратов:</w:t>
+        <w:t xml:space="preserve">Обозначения:</w:t>
+      </w:r>
+    </w:p>
+    <w:p>
+      <w:pPr>
+        <w:spacing w:after="60" w:line="360" w:lineRule="auto"/>
+        <w:ind w:left="425" w:hanging="283"/>
+        <w:jc w:val="both"/>
+      </w:pPr>
+      <w:r>
+        <w:rPr>
+          <w:rFonts w:ascii="Times New Roman" w:cs="Times New Roman" w:eastAsia="Times New Roman" w:hAnsi="Times New Roman"/>
+          <w:sz w:val="28"/>
+          <w:szCs w:val="28"/>
+        </w:rPr>
+        <w:t xml:space="preserve">— x_i(t_k) — позиция частицы i в k-й сохранённой временной точке, м.</w:t>
+      </w:r>
+    </w:p>
+    <w:p>
+      <w:pPr>
+        <w:spacing w:after="60" w:line="360" w:lineRule="auto"/>
+        <w:ind w:left="425" w:hanging="283"/>
+        <w:jc w:val="both"/>
+      </w:pPr>
+      <w:r>
+        <w:rPr>
+          <w:rFonts w:ascii="Times New Roman" w:cs="Times New Roman" w:eastAsia="Times New Roman" w:hAnsi="Times New Roman"/>
+          <w:sz w:val="28"/>
+          <w:szCs w:val="28"/>
+        </w:rPr>
+        <w:t xml:space="preserve">— Π_design — проектная полилиния (центры элементов + прелюдия/постлюдия по касательной).</w:t>
+      </w:r>
+    </w:p>
+    <w:p>
+      <w:pPr>
+        <w:spacing w:after="60" w:line="360" w:lineRule="auto"/>
+        <w:ind w:left="425" w:hanging="283"/>
+        <w:jc w:val="both"/>
+      </w:pPr>
+      <w:r>
+        <w:rPr>
+          <w:rFonts w:ascii="Times New Roman" w:cs="Times New Roman" w:eastAsia="Times New Roman" w:hAnsi="Times New Roman"/>
+          <w:sz w:val="28"/>
+          <w:szCs w:val="28"/>
+        </w:rPr>
+        <w:t xml:space="preserve">— A_i(t_k) — мгновенное евклидово расстояние от траектории до проектной орбиты, м. Считается по алгоритму § 6.</w:t>
+      </w:r>
+    </w:p>
+    <w:p>
+      <w:pPr>
+        <w:spacing w:after="60" w:line="360" w:lineRule="auto"/>
+        <w:ind w:firstLine="709"/>
+        <w:jc w:val="both"/>
+      </w:pPr>
+      <w:r>
+        <w:rPr>
+          <w:rFonts w:ascii="Times New Roman" w:cs="Times New Roman" w:eastAsia="Times New Roman" w:hAnsi="Times New Roman"/>
+          <w:sz w:val="28"/>
+          <w:szCs w:val="28"/>
+        </w:rPr>
+        <w:t xml:space="preserve">Линейная подгонка (базовая дрейф-модель):</w:t>
       </w:r>
     </w:p>
     <w:p>
@@ -15234,7 +17927,18 @@
           <w:sz w:val="22"/>
           <w:szCs w:val="22"/>
         </w:rPr>
-        <w:t xml:space="preserve">A(t) ≈ m · t + A₀</w:t>
+        <w:t xml:space="preserve">A(t) ≈ m · t + A_0</w:t>
+      </w:r>
+      <w:r>
+        <w:br/>
+      </w:r>
+      <w:r>
+        <w:rPr>
+          <w:rFonts w:ascii="Consolas" w:cs="Consolas" w:eastAsia="Consolas" w:hAnsi="Consolas"/>
+          <w:sz w:val="22"/>
+          <w:szCs w:val="22"/>
+        </w:rPr>
+        <w:t xml:space="preserve">(m, A_0) = argmin Σ_k ( A(t_k) − m·t_k − A_0 )²</w:t>
       </w:r>
     </w:p>
     <w:p>
@@ -15249,7 +17953,67 @@
           <w:sz w:val="28"/>
           <w:szCs w:val="28"/>
         </w:rPr>
-        <w:t xml:space="preserve">Экспоненциальная подгонка (по логарифму положительной части):</w:t>
+        <w:t xml:space="preserve">Обозначения:</w:t>
+      </w:r>
+    </w:p>
+    <w:p>
+      <w:pPr>
+        <w:spacing w:after="60" w:line="360" w:lineRule="auto"/>
+        <w:ind w:left="425" w:hanging="283"/>
+        <w:jc w:val="both"/>
+      </w:pPr>
+      <w:r>
+        <w:rPr>
+          <w:rFonts w:ascii="Times New Roman" w:cs="Times New Roman" w:eastAsia="Times New Roman" w:hAnsi="Times New Roman"/>
+          <w:sz w:val="28"/>
+          <w:szCs w:val="28"/>
+        </w:rPr>
+        <w:t xml:space="preserve">— m — линейный темп роста огибающей, м/с. Положительный m означает дрейф пучка от орбиты.</w:t>
+      </w:r>
+    </w:p>
+    <w:p>
+      <w:pPr>
+        <w:spacing w:after="60" w:line="360" w:lineRule="auto"/>
+        <w:ind w:left="425" w:hanging="283"/>
+        <w:jc w:val="both"/>
+      </w:pPr>
+      <w:r>
+        <w:rPr>
+          <w:rFonts w:ascii="Times New Roman" w:cs="Times New Roman" w:eastAsia="Times New Roman" w:hAnsi="Times New Roman"/>
+          <w:sz w:val="28"/>
+          <w:szCs w:val="28"/>
+        </w:rPr>
+        <w:t xml:space="preserve">— A_0 — экстраполированная огибающая в t = 0, м.</w:t>
+      </w:r>
+    </w:p>
+    <w:p>
+      <w:pPr>
+        <w:spacing w:after="60" w:line="360" w:lineRule="auto"/>
+        <w:ind w:left="425" w:hanging="283"/>
+        <w:jc w:val="both"/>
+      </w:pPr>
+      <w:r>
+        <w:rPr>
+          <w:rFonts w:ascii="Times New Roman" w:cs="Times New Roman" w:eastAsia="Times New Roman" w:hAnsi="Times New Roman"/>
+          <w:sz w:val="28"/>
+          <w:szCs w:val="28"/>
+        </w:rPr>
+        <w:t xml:space="preserve">— Минимизация — стандартный метод наименьших квадратов (замкнутая формула через numpy.polyfit(..., deg=1)).</w:t>
+      </w:r>
+    </w:p>
+    <w:p>
+      <w:pPr>
+        <w:spacing w:after="60" w:line="360" w:lineRule="auto"/>
+        <w:ind w:firstLine="709"/>
+        <w:jc w:val="both"/>
+      </w:pPr>
+      <w:r>
+        <w:rPr>
+          <w:rFonts w:ascii="Times New Roman" w:cs="Times New Roman" w:eastAsia="Times New Roman" w:hAnsi="Times New Roman"/>
+          <w:sz w:val="28"/>
+          <w:szCs w:val="28"/>
+        </w:rPr>
+        <w:t xml:space="preserve">Экспоненциальная подгонка (модель роста/затухания):</w:t>
       </w:r>
     </w:p>
     <w:p>
@@ -15264,7 +18028,7 @@
           <w:sz w:val="22"/>
           <w:szCs w:val="22"/>
         </w:rPr>
-        <w:t xml:space="preserve">log A(t) ≈ γ · t + log A₀   ⇒   A(t) ≈ A₀ · exp(γ · t)</w:t>
+        <w:t xml:space="preserve">A(t) ≈ A_0 · exp(γ · t)</w:t>
       </w:r>
       <w:r>
         <w:br/>
@@ -15275,7 +18039,7 @@
           <w:sz w:val="22"/>
           <w:szCs w:val="22"/>
         </w:rPr>
-        <w:t xml:space="preserve">R²_exp = 1 − SS_res / SS_tot</w:t>
+        <w:t xml:space="preserve">ln A(t) ≈ ln A_0 + γ · t</w:t>
       </w:r>
     </w:p>
     <w:p>
@@ -15290,7 +18054,52 @@
           <w:sz w:val="28"/>
           <w:szCs w:val="28"/>
         </w:rPr>
-        <w:t xml:space="preserve">FFT при шаге выборки dt_sample = t_k − t_{k−1}:</w:t>
+        <w:t xml:space="preserve">Обозначения:</w:t>
+      </w:r>
+    </w:p>
+    <w:p>
+      <w:pPr>
+        <w:spacing w:after="60" w:line="360" w:lineRule="auto"/>
+        <w:ind w:left="425" w:hanging="283"/>
+        <w:jc w:val="both"/>
+      </w:pPr>
+      <w:r>
+        <w:rPr>
+          <w:rFonts w:ascii="Times New Roman" w:cs="Times New Roman" w:eastAsia="Times New Roman" w:hAnsi="Times New Roman"/>
+          <w:sz w:val="28"/>
+          <w:szCs w:val="28"/>
+        </w:rPr>
+        <w:t xml:space="preserve">— γ — экспоненциальный темп роста, обратные секунды (своего рода Ляпунов-подобный показатель огибающей). γ &gt; 0 — амплитуда растёт; γ &lt; 0 — затухает.</w:t>
+      </w:r>
+    </w:p>
+    <w:p>
+      <w:pPr>
+        <w:spacing w:after="60" w:line="360" w:lineRule="auto"/>
+        <w:ind w:left="425" w:hanging="283"/>
+        <w:jc w:val="both"/>
+      </w:pPr>
+      <w:r>
+        <w:rPr>
+          <w:rFonts w:ascii="Times New Roman" w:cs="Times New Roman" w:eastAsia="Times New Roman" w:hAnsi="Times New Roman"/>
+          <w:sz w:val="28"/>
+          <w:szCs w:val="28"/>
+        </w:rPr>
+        <w:t xml:space="preserve">— Подгонка линейна по ln A, поэтому выполняется в лог-пространстве методом наименьших квадратов по точкам с A &gt; A_floor (чтобы избежать log 0).</w:t>
+      </w:r>
+    </w:p>
+    <w:p>
+      <w:pPr>
+        <w:spacing w:after="60" w:line="360" w:lineRule="auto"/>
+        <w:ind w:firstLine="709"/>
+        <w:jc w:val="both"/>
+      </w:pPr>
+      <w:r>
+        <w:rPr>
+          <w:rFonts w:ascii="Times New Roman" w:cs="Times New Roman" w:eastAsia="Times New Roman" w:hAnsi="Times New Roman"/>
+          <w:sz w:val="28"/>
+          <w:szCs w:val="28"/>
+        </w:rPr>
+        <w:t xml:space="preserve">Качество экспоненциальной подгонки оценивается коэффициентом детерминации:</w:t>
       </w:r>
     </w:p>
     <w:p>
@@ -15305,7 +18114,7 @@
           <w:sz w:val="22"/>
           <w:szCs w:val="22"/>
         </w:rPr>
-        <w:t xml:space="preserve">Â(f) = FFT(A(t))</w:t>
+        <w:t xml:space="preserve">R² = 1 − SS_res / SS_tot</w:t>
       </w:r>
       <w:r>
         <w:br/>
@@ -15316,7 +18125,284 @@
           <w:sz w:val="22"/>
           <w:szCs w:val="22"/>
         </w:rPr>
-        <w:t xml:space="preserve">f_betatron = argmax_(f &gt; f_min) |Â(f)|       (DC-бин маскируется)</w:t>
+        <w:t xml:space="preserve">SS_res = Σ_k ( ln A(t_k) − ̂ln A(t_k) )²</w:t>
+      </w:r>
+      <w:r>
+        <w:br/>
+      </w:r>
+      <w:r>
+        <w:rPr>
+          <w:rFonts w:ascii="Consolas" w:cs="Consolas" w:eastAsia="Consolas" w:hAnsi="Consolas"/>
+          <w:sz w:val="22"/>
+          <w:szCs w:val="22"/>
+        </w:rPr>
+        <w:t xml:space="preserve">SS_tot = Σ_k ( ln A(t_k) − ⟨ln A⟩ )²</w:t>
+      </w:r>
+    </w:p>
+    <w:p>
+      <w:pPr>
+        <w:spacing w:after="60" w:line="360" w:lineRule="auto"/>
+        <w:ind w:firstLine="709"/>
+        <w:jc w:val="both"/>
+      </w:pPr>
+      <w:r>
+        <w:rPr>
+          <w:rFonts w:ascii="Times New Roman" w:cs="Times New Roman" w:eastAsia="Times New Roman" w:hAnsi="Times New Roman"/>
+          <w:sz w:val="28"/>
+          <w:szCs w:val="28"/>
+        </w:rPr>
+        <w:t xml:space="preserve">Обозначения:</w:t>
+      </w:r>
+    </w:p>
+    <w:p>
+      <w:pPr>
+        <w:spacing w:after="60" w:line="360" w:lineRule="auto"/>
+        <w:ind w:left="425" w:hanging="283"/>
+        <w:jc w:val="both"/>
+      </w:pPr>
+      <w:r>
+        <w:rPr>
+          <w:rFonts w:ascii="Times New Roman" w:cs="Times New Roman" w:eastAsia="Times New Roman" w:hAnsi="Times New Roman"/>
+          <w:sz w:val="28"/>
+          <w:szCs w:val="28"/>
+        </w:rPr>
+        <w:t xml:space="preserve">— SS_res — сумма квадратов остатков (ошибка подгонки).</w:t>
+      </w:r>
+    </w:p>
+    <w:p>
+      <w:pPr>
+        <w:spacing w:after="60" w:line="360" w:lineRule="auto"/>
+        <w:ind w:left="425" w:hanging="283"/>
+        <w:jc w:val="both"/>
+      </w:pPr>
+      <w:r>
+        <w:rPr>
+          <w:rFonts w:ascii="Times New Roman" w:cs="Times New Roman" w:eastAsia="Times New Roman" w:hAnsi="Times New Roman"/>
+          <w:sz w:val="28"/>
+          <w:szCs w:val="28"/>
+        </w:rPr>
+        <w:t xml:space="preserve">— SS_tot — суммарная сумма квадратов (вариация данных).</w:t>
+      </w:r>
+    </w:p>
+    <w:p>
+      <w:pPr>
+        <w:spacing w:after="60" w:line="360" w:lineRule="auto"/>
+        <w:ind w:left="425" w:hanging="283"/>
+        <w:jc w:val="both"/>
+      </w:pPr>
+      <w:r>
+        <w:rPr>
+          <w:rFonts w:ascii="Times New Roman" w:cs="Times New Roman" w:eastAsia="Times New Roman" w:hAnsi="Times New Roman"/>
+          <w:sz w:val="28"/>
+          <w:szCs w:val="28"/>
+        </w:rPr>
+        <w:t xml:space="preserve">— ⟨ln A⟩ — среднее значение логарифма амплитуды.</w:t>
+      </w:r>
+    </w:p>
+    <w:p>
+      <w:pPr>
+        <w:spacing w:after="60" w:line="360" w:lineRule="auto"/>
+        <w:ind w:left="425" w:hanging="283"/>
+        <w:jc w:val="both"/>
+      </w:pPr>
+      <w:r>
+        <w:rPr>
+          <w:rFonts w:ascii="Times New Roman" w:cs="Times New Roman" w:eastAsia="Times New Roman" w:hAnsi="Times New Roman"/>
+          <w:sz w:val="28"/>
+          <w:szCs w:val="28"/>
+        </w:rPr>
+        <w:t xml:space="preserve">— R² ∈ (−∞, 1] — ближе к 1 = лучшая подгонка; R² &lt; 0 — подгонка хуже, чем использование среднего.</w:t>
+      </w:r>
+    </w:p>
+    <w:p>
+      <w:pPr>
+        <w:spacing w:after="60" w:line="360" w:lineRule="auto"/>
+        <w:ind w:firstLine="709"/>
+        <w:jc w:val="both"/>
+      </w:pPr>
+      <w:r>
+        <w:rPr>
+          <w:rFonts w:ascii="Times New Roman" w:cs="Times New Roman" w:eastAsia="Times New Roman" w:hAnsi="Times New Roman"/>
+          <w:sz w:val="28"/>
+          <w:szCs w:val="28"/>
+        </w:rPr>
+        <w:t xml:space="preserve">Низкий R² дисквалифицирует оценку γ, даже если она численно большая.</w:t>
+      </w:r>
+    </w:p>
+    <w:p>
+      <w:pPr>
+        <w:spacing w:after="60" w:line="360" w:lineRule="auto"/>
+        <w:ind w:firstLine="709"/>
+        <w:jc w:val="both"/>
+      </w:pPr>
+      <w:r>
+        <w:rPr>
+          <w:rFonts w:ascii="Times New Roman" w:cs="Times New Roman" w:eastAsia="Times New Roman" w:hAnsi="Times New Roman"/>
+          <w:sz w:val="28"/>
+          <w:szCs w:val="28"/>
+        </w:rPr>
+        <w:t xml:space="preserve">Бетатронная частота через FFT. Дискретное преобразование Фурье огибающей при равномерном шаге Δt_sample = t_k − t_{k−1}:</w:t>
+      </w:r>
+    </w:p>
+    <w:p>
+      <w:pPr>
+        <w:spacing w:after="120" w:before="120" w:line="276" w:lineRule="auto"/>
+        <w:ind w:left="397" w:firstLine="0"/>
+        <w:jc w:val="left"/>
+      </w:pPr>
+      <w:r>
+        <w:rPr>
+          <w:rFonts w:ascii="Consolas" w:cs="Consolas" w:eastAsia="Consolas" w:hAnsi="Consolas"/>
+          <w:sz w:val="22"/>
+          <w:szCs w:val="22"/>
+        </w:rPr>
+        <w:t xml:space="preserve">Â(f_n) = Σ_{k = 0..K−1} A(t_k) · exp( −2π i · f_n · t_k )</w:t>
+      </w:r>
+      <w:r>
+        <w:br/>
+      </w:r>
+      <w:r>
+        <w:rPr>
+          <w:rFonts w:ascii="Consolas" w:cs="Consolas" w:eastAsia="Consolas" w:hAnsi="Consolas"/>
+          <w:sz w:val="22"/>
+          <w:szCs w:val="22"/>
+        </w:rPr>
+        <w:t xml:space="preserve">f_n    = n / (K · Δt_sample),   n = 0, 1, …, K−1</w:t>
+      </w:r>
+    </w:p>
+    <w:p>
+      <w:pPr>
+        <w:spacing w:after="60" w:line="360" w:lineRule="auto"/>
+        <w:ind w:firstLine="709"/>
+        <w:jc w:val="both"/>
+      </w:pPr>
+      <w:r>
+        <w:rPr>
+          <w:rFonts w:ascii="Times New Roman" w:cs="Times New Roman" w:eastAsia="Times New Roman" w:hAnsi="Times New Roman"/>
+          <w:sz w:val="28"/>
+          <w:szCs w:val="28"/>
+        </w:rPr>
+        <w:t xml:space="preserve">Обозначения:</w:t>
+      </w:r>
+    </w:p>
+    <w:p>
+      <w:pPr>
+        <w:spacing w:after="60" w:line="360" w:lineRule="auto"/>
+        <w:ind w:left="425" w:hanging="283"/>
+        <w:jc w:val="both"/>
+      </w:pPr>
+      <w:r>
+        <w:rPr>
+          <w:rFonts w:ascii="Times New Roman" w:cs="Times New Roman" w:eastAsia="Times New Roman" w:hAnsi="Times New Roman"/>
+          <w:sz w:val="28"/>
+          <w:szCs w:val="28"/>
+        </w:rPr>
+        <w:t xml:space="preserve">— K — число отсчётов огибающей в траектории.</w:t>
+      </w:r>
+    </w:p>
+    <w:p>
+      <w:pPr>
+        <w:spacing w:after="60" w:line="360" w:lineRule="auto"/>
+        <w:ind w:left="425" w:hanging="283"/>
+        <w:jc w:val="both"/>
+      </w:pPr>
+      <w:r>
+        <w:rPr>
+          <w:rFonts w:ascii="Times New Roman" w:cs="Times New Roman" w:eastAsia="Times New Roman" w:hAnsi="Times New Roman"/>
+          <w:sz w:val="28"/>
+          <w:szCs w:val="28"/>
+        </w:rPr>
+        <w:t xml:space="preserve">— f_n — дискретный частотный бин, Гц.</w:t>
+      </w:r>
+    </w:p>
+    <w:p>
+      <w:pPr>
+        <w:spacing w:after="60" w:line="360" w:lineRule="auto"/>
+        <w:ind w:left="425" w:hanging="283"/>
+        <w:jc w:val="both"/>
+      </w:pPr>
+      <w:r>
+        <w:rPr>
+          <w:rFonts w:ascii="Times New Roman" w:cs="Times New Roman" w:eastAsia="Times New Roman" w:hAnsi="Times New Roman"/>
+          <w:sz w:val="28"/>
+          <w:szCs w:val="28"/>
+        </w:rPr>
+        <w:t xml:space="preserve">— Â(f_n) — комплексный коэффициент Фурье на частоте f_n.</w:t>
+      </w:r>
+    </w:p>
+    <w:p>
+      <w:pPr>
+        <w:spacing w:after="60" w:line="360" w:lineRule="auto"/>
+        <w:ind w:firstLine="709"/>
+        <w:jc w:val="both"/>
+      </w:pPr>
+      <w:r>
+        <w:rPr>
+          <w:rFonts w:ascii="Times New Roman" w:cs="Times New Roman" w:eastAsia="Times New Roman" w:hAnsi="Times New Roman"/>
+          <w:sz w:val="28"/>
+          <w:szCs w:val="28"/>
+        </w:rPr>
+        <w:t xml:space="preserve">Доминирующая бетатронная частота — бин с максимальной амплитудой, исключая DC-бин (он несёт только среднее):</w:t>
+      </w:r>
+    </w:p>
+    <w:p>
+      <w:pPr>
+        <w:spacing w:after="120" w:before="120" w:line="276" w:lineRule="auto"/>
+        <w:ind w:left="397" w:firstLine="0"/>
+        <w:jc w:val="left"/>
+      </w:pPr>
+      <w:r>
+        <w:rPr>
+          <w:rFonts w:ascii="Consolas" w:cs="Consolas" w:eastAsia="Consolas" w:hAnsi="Consolas"/>
+          <w:sz w:val="22"/>
+          <w:szCs w:val="22"/>
+        </w:rPr>
+        <w:t xml:space="preserve">f_betatron = argmax_{f_n &gt; f_min} | Â(f_n) |</w:t>
+      </w:r>
+    </w:p>
+    <w:p>
+      <w:pPr>
+        <w:spacing w:after="60" w:line="360" w:lineRule="auto"/>
+        <w:ind w:firstLine="709"/>
+        <w:jc w:val="both"/>
+      </w:pPr>
+      <w:r>
+        <w:rPr>
+          <w:rFonts w:ascii="Times New Roman" w:cs="Times New Roman" w:eastAsia="Times New Roman" w:hAnsi="Times New Roman"/>
+          <w:sz w:val="28"/>
+          <w:szCs w:val="28"/>
+        </w:rPr>
+        <w:t xml:space="preserve">Обозначения:</w:t>
+      </w:r>
+    </w:p>
+    <w:p>
+      <w:pPr>
+        <w:spacing w:after="60" w:line="360" w:lineRule="auto"/>
+        <w:ind w:left="425" w:hanging="283"/>
+        <w:jc w:val="both"/>
+      </w:pPr>
+      <w:r>
+        <w:rPr>
+          <w:rFonts w:ascii="Times New Roman" w:cs="Times New Roman" w:eastAsia="Times New Roman" w:hAnsi="Times New Roman"/>
+          <w:sz w:val="28"/>
+          <w:szCs w:val="28"/>
+        </w:rPr>
+        <w:t xml:space="preserve">— f_min — малая пороговая частота, маскирующая DC-компоненту (и, опционально, несколько соседних бинов, чтобы избавиться от утечки от ненулевого среднего).</w:t>
+      </w:r>
+    </w:p>
+    <w:p>
+      <w:pPr>
+        <w:spacing w:after="60" w:line="360" w:lineRule="auto"/>
+        <w:ind w:left="425" w:hanging="283"/>
+        <w:jc w:val="both"/>
+      </w:pPr>
+      <w:r>
+        <w:rPr>
+          <w:rFonts w:ascii="Times New Roman" w:cs="Times New Roman" w:eastAsia="Times New Roman" w:hAnsi="Times New Roman"/>
+          <w:sz w:val="28"/>
+          <w:szCs w:val="28"/>
+        </w:rPr>
+        <w:t xml:space="preserve">— f_betatron — частота сильнейшего спектрального пика, Гц. Для перевода в дробный «тюн» (tune) нужно поделить на частоту обращения кольца; анализатор делает это, когда длина решётки известна.</w:t>
       </w:r>
     </w:p>
     <w:p>

--- a/docs/algorithms.docx
+++ b/docs/algorithms.docx
@@ -2149,29 +2149,42 @@
     </w:p>
     <w:p>
       <w:pPr>
-        <w:spacing w:after="120" w:before="120" w:line="276" w:lineRule="auto"/>
-        <w:ind w:left="397" w:firstLine="0"/>
-        <w:jc w:val="left"/>
-      </w:pPr>
-      <w:r>
-        <w:rPr>
-          <w:rFonts w:ascii="Consolas" w:cs="Consolas" w:eastAsia="Consolas" w:hAnsi="Consolas"/>
-          <w:sz w:val="22"/>
-          <w:szCs w:val="22"/>
-        </w:rPr>
-        <w:t xml:space="preserve">dx/dt = v</w:t>
-      </w:r>
-      <w:r>
-        <w:br/>
-      </w:r>
-      <w:r>
-        <w:rPr>
-          <w:rFonts w:ascii="Consolas" w:cs="Consolas" w:eastAsia="Consolas" w:hAnsi="Consolas"/>
-          <w:sz w:val="22"/>
-          <w:szCs w:val="22"/>
-        </w:rPr>
-        <w:t xml:space="preserve">dp/dt = q · (E + v × B)</w:t>
-      </w:r>
+        <w:spacing w:after="160" w:before="160" w:line="360" w:lineRule="auto"/>
+        <w:ind w:firstLine="0"/>
+        <w:jc w:val="center"/>
+      </w:pPr>
+      <m:oMath>
+        <m:f>
+          <m:num>
+            <m:r>
+              <m:t>dx</m:t>
+            </m:r>
+          </m:num>
+          <m:den>
+            <m:r>
+              <m:t>dt</m:t>
+            </m:r>
+          </m:den>
+        </m:f>
+        <m:r>
+          <m:t> = v,    </m:t>
+        </m:r>
+        <m:f>
+          <m:num>
+            <m:r>
+              <m:t>dp</m:t>
+            </m:r>
+          </m:num>
+          <m:den>
+            <m:r>
+              <m:t>dt</m:t>
+            </m:r>
+          </m:den>
+        </m:f>
+        <m:r>
+          <m:t> = q (E + v × B)</m:t>
+        </m:r>
+      </m:oMath>
     </w:p>
     <w:p>
       <w:pPr>
@@ -2325,29 +2338,141 @@
     </w:p>
     <w:p>
       <w:pPr>
-        <w:spacing w:after="120" w:before="120" w:line="276" w:lineRule="auto"/>
-        <w:ind w:left="397" w:firstLine="0"/>
-        <w:jc w:val="left"/>
-      </w:pPr>
-      <w:r>
-        <w:rPr>
-          <w:rFonts w:ascii="Consolas" w:cs="Consolas" w:eastAsia="Consolas" w:hAnsi="Consolas"/>
-          <w:sz w:val="22"/>
-          <w:szCs w:val="22"/>
-        </w:rPr>
-        <w:t xml:space="preserve">p = γ · m · v</w:t>
-      </w:r>
-      <w:r>
-        <w:br/>
-      </w:r>
-      <w:r>
-        <w:rPr>
-          <w:rFonts w:ascii="Consolas" w:cs="Consolas" w:eastAsia="Consolas" w:hAnsi="Consolas"/>
-          <w:sz w:val="22"/>
-          <w:szCs w:val="22"/>
-        </w:rPr>
-        <w:t xml:space="preserve">γ = 1 / sqrt(1 − |v|²/c²) = sqrt(1 + |p|² / (m²·c²))</w:t>
-      </w:r>
+        <w:spacing w:after="160" w:before="160" w:line="360" w:lineRule="auto"/>
+        <w:ind w:firstLine="0"/>
+        <w:jc w:val="center"/>
+      </w:pPr>
+      <m:oMath>
+        <m:r>
+          <m:t>p = γ m v</m:t>
+        </m:r>
+      </m:oMath>
+    </w:p>
+    <w:p>
+      <w:pPr>
+        <w:spacing w:after="160" w:before="160" w:line="360" w:lineRule="auto"/>
+        <w:ind w:firstLine="0"/>
+        <w:jc w:val="center"/>
+      </w:pPr>
+      <m:oMath>
+        <m:r>
+          <m:t>γ = </m:t>
+        </m:r>
+        <m:f>
+          <m:num>
+            <m:r>
+              <m:t>1</m:t>
+            </m:r>
+          </m:num>
+          <m:den>
+            <m:rad>
+              <m:radPr>
+                <m:degHide m:val="1"/>
+              </m:radPr>
+              <m:deg/>
+              <m:e>
+                <m:r>
+                  <m:t>1 − </m:t>
+                </m:r>
+                <m:f>
+                  <m:num>
+                    <m:sSup>
+                      <m:sSupPr/>
+                      <m:e>
+                        <m:r>
+                          <m:t>|v|</m:t>
+                        </m:r>
+                      </m:e>
+                      <m:sup>
+                        <m:r>
+                          <m:t>2</m:t>
+                        </m:r>
+                      </m:sup>
+                    </m:sSup>
+                  </m:num>
+                  <m:den>
+                    <m:sSup>
+                      <m:sSupPr/>
+                      <m:e>
+                        <m:r>
+                          <m:t>c</m:t>
+                        </m:r>
+                      </m:e>
+                      <m:sup>
+                        <m:r>
+                          <m:t>2</m:t>
+                        </m:r>
+                      </m:sup>
+                    </m:sSup>
+                  </m:den>
+                </m:f>
+              </m:e>
+            </m:rad>
+          </m:den>
+        </m:f>
+        <m:r>
+          <m:t> = </m:t>
+        </m:r>
+        <m:rad>
+          <m:radPr>
+            <m:degHide m:val="1"/>
+          </m:radPr>
+          <m:deg/>
+          <m:e>
+            <m:r>
+              <m:t>1 + </m:t>
+            </m:r>
+            <m:f>
+              <m:num>
+                <m:sSup>
+                  <m:sSupPr/>
+                  <m:e>
+                    <m:r>
+                      <m:t>|p|</m:t>
+                    </m:r>
+                  </m:e>
+                  <m:sup>
+                    <m:r>
+                      <m:t>2</m:t>
+                    </m:r>
+                  </m:sup>
+                </m:sSup>
+              </m:num>
+              <m:den>
+                <m:sSup>
+                  <m:sSupPr/>
+                  <m:e>
+                    <m:r>
+                      <m:t>m</m:t>
+                    </m:r>
+                  </m:e>
+                  <m:sup>
+                    <m:r>
+                      <m:t>2</m:t>
+                    </m:r>
+                  </m:sup>
+                </m:sSup>
+                <m:r>
+                  <m:t> </m:t>
+                </m:r>
+                <m:sSup>
+                  <m:sSupPr/>
+                  <m:e>
+                    <m:r>
+                      <m:t>c</m:t>
+                    </m:r>
+                  </m:e>
+                  <m:sup>
+                    <m:r>
+                      <m:t>2</m:t>
+                    </m:r>
+                  </m:sup>
+                </m:sSup>
+              </m:den>
+            </m:f>
+          </m:e>
+        </m:rad>
+      </m:oMath>
     </w:p>
     <w:p>
       <w:pPr>
@@ -2471,18 +2596,94 @@
     </w:p>
     <w:p>
       <w:pPr>
-        <w:spacing w:after="120" w:before="120" w:line="276" w:lineRule="auto"/>
-        <w:ind w:left="397" w:firstLine="0"/>
-        <w:jc w:val="left"/>
-      </w:pPr>
-      <w:r>
-        <w:rPr>
-          <w:rFonts w:ascii="Consolas" w:cs="Consolas" w:eastAsia="Consolas" w:hAnsi="Consolas"/>
-          <w:sz w:val="22"/>
-          <w:szCs w:val="22"/>
-        </w:rPr>
-        <w:t xml:space="preserve">x_{n+½} = x_n + (p_n / (γ_n · m)) · Δt/2</w:t>
-      </w:r>
+        <w:spacing w:after="160" w:before="160" w:line="360" w:lineRule="auto"/>
+        <w:ind w:firstLine="0"/>
+        <w:jc w:val="center"/>
+      </w:pPr>
+      <m:oMath>
+        <m:sSub>
+          <m:sSubPr/>
+          <m:e>
+            <m:r>
+              <m:t>x</m:t>
+            </m:r>
+          </m:e>
+          <m:sub>
+            <m:r>
+              <m:t>n+½</m:t>
+            </m:r>
+          </m:sub>
+        </m:sSub>
+        <m:r>
+          <m:t> = </m:t>
+        </m:r>
+        <m:sSub>
+          <m:sSubPr/>
+          <m:e>
+            <m:r>
+              <m:t>x</m:t>
+            </m:r>
+          </m:e>
+          <m:sub>
+            <m:r>
+              <m:t>n</m:t>
+            </m:r>
+          </m:sub>
+        </m:sSub>
+        <m:r>
+          <m:t> + </m:t>
+        </m:r>
+        <m:f>
+          <m:num>
+            <m:sSub>
+              <m:sSubPr/>
+              <m:e>
+                <m:r>
+                  <m:t>p</m:t>
+                </m:r>
+              </m:e>
+              <m:sub>
+                <m:r>
+                  <m:t>n</m:t>
+                </m:r>
+              </m:sub>
+            </m:sSub>
+          </m:num>
+          <m:den>
+            <m:sSub>
+              <m:sSubPr/>
+              <m:e>
+                <m:r>
+                  <m:t>γ</m:t>
+                </m:r>
+              </m:e>
+              <m:sub>
+                <m:r>
+                  <m:t>n</m:t>
+                </m:r>
+              </m:sub>
+            </m:sSub>
+            <m:r>
+              <m:t> m</m:t>
+            </m:r>
+          </m:den>
+        </m:f>
+        <m:r>
+          <m:t> · </m:t>
+        </m:r>
+        <m:f>
+          <m:num>
+            <m:r>
+              <m:t>Δt</m:t>
+            </m:r>
+          </m:num>
+          <m:den>
+            <m:r>
+              <m:t>2</m:t>
+            </m:r>
+          </m:den>
+        </m:f>
+      </m:oMath>
     </w:p>
     <w:p>
       <w:pPr>
@@ -2511,7 +2712,7 @@
           <w:sz w:val="28"/>
           <w:szCs w:val="28"/>
         </w:rPr>
-        <w:t xml:space="preserve">— γ_n = sqrt(1 + |p_n|² / (m²·c²)) — Лоренц-фактор на шаге n.</w:t>
+        <w:t xml:space="preserve">— γ_n = √(1 + |p_n|² / (m²·c²)) — Лоренц-фактор на шаге n.</w:t>
       </w:r>
     </w:p>
     <w:p>
@@ -2531,18 +2732,31 @@
     </w:p>
     <w:p>
       <w:pPr>
-        <w:spacing w:after="120" w:before="120" w:line="276" w:lineRule="auto"/>
-        <w:ind w:left="397" w:firstLine="0"/>
-        <w:jc w:val="left"/>
-      </w:pPr>
-      <w:r>
-        <w:rPr>
-          <w:rFonts w:ascii="Consolas" w:cs="Consolas" w:eastAsia="Consolas" w:hAnsi="Consolas"/>
-          <w:sz w:val="22"/>
-          <w:szCs w:val="22"/>
-        </w:rPr>
-        <w:t xml:space="preserve">(B, E) ← lattice.getTotalFields(x_{n+½})</w:t>
-      </w:r>
+        <w:spacing w:after="160" w:before="160" w:line="360" w:lineRule="auto"/>
+        <w:ind w:firstLine="0"/>
+        <w:jc w:val="center"/>
+      </w:pPr>
+      <m:oMath>
+        <m:r>
+          <m:t>(B, E) ← lattice.getTotalFields(</m:t>
+        </m:r>
+        <m:sSub>
+          <m:sSubPr/>
+          <m:e>
+            <m:r>
+              <m:t>x</m:t>
+            </m:r>
+          </m:e>
+          <m:sub>
+            <m:r>
+              <m:t>n+½</m:t>
+            </m:r>
+          </m:sub>
+        </m:sSub>
+        <m:r>
+          <m:t>)</m:t>
+        </m:r>
+      </m:oMath>
     </w:p>
     <w:p>
       <w:pPr>
@@ -2576,18 +2790,56 @@
     </w:p>
     <w:p>
       <w:pPr>
-        <w:spacing w:after="120" w:before="120" w:line="276" w:lineRule="auto"/>
-        <w:ind w:left="397" w:firstLine="0"/>
-        <w:jc w:val="left"/>
-      </w:pPr>
-      <w:r>
-        <w:rPr>
-          <w:rFonts w:ascii="Consolas" w:cs="Consolas" w:eastAsia="Consolas" w:hAnsi="Consolas"/>
-          <w:sz w:val="22"/>
-          <w:szCs w:val="22"/>
-        </w:rPr>
-        <w:t xml:space="preserve">p⁻ = p_n + (q · E · Δt) / 2</w:t>
-      </w:r>
+        <w:spacing w:after="160" w:before="160" w:line="360" w:lineRule="auto"/>
+        <w:ind w:firstLine="0"/>
+        <w:jc w:val="center"/>
+      </w:pPr>
+      <m:oMath>
+        <m:sSup>
+          <m:sSupPr/>
+          <m:e>
+            <m:r>
+              <m:t>p</m:t>
+            </m:r>
+          </m:e>
+          <m:sup>
+            <m:r>
+              <m:t>−</m:t>
+            </m:r>
+          </m:sup>
+        </m:sSup>
+        <m:r>
+          <m:t> = </m:t>
+        </m:r>
+        <m:sSub>
+          <m:sSubPr/>
+          <m:e>
+            <m:r>
+              <m:t>p</m:t>
+            </m:r>
+          </m:e>
+          <m:sub>
+            <m:r>
+              <m:t>n</m:t>
+            </m:r>
+          </m:sub>
+        </m:sSub>
+        <m:r>
+          <m:t> + </m:t>
+        </m:r>
+        <m:f>
+          <m:num>
+            <m:r>
+              <m:t>q E Δt</m:t>
+            </m:r>
+          </m:num>
+          <m:den>
+            <m:r>
+              <m:t>2</m:t>
+            </m:r>
+          </m:den>
+        </m:f>
+      </m:oMath>
     </w:p>
     <w:p>
       <w:pPr>
@@ -2621,18 +2873,97 @@
     </w:p>
     <w:p>
       <w:pPr>
-        <w:spacing w:after="120" w:before="120" w:line="276" w:lineRule="auto"/>
-        <w:ind w:left="397" w:firstLine="0"/>
-        <w:jc w:val="left"/>
-      </w:pPr>
-      <w:r>
-        <w:rPr>
-          <w:rFonts w:ascii="Consolas" w:cs="Consolas" w:eastAsia="Consolas" w:hAnsi="Consolas"/>
-          <w:sz w:val="22"/>
-          <w:szCs w:val="22"/>
-        </w:rPr>
-        <w:t xml:space="preserve">γ⁻ = sqrt(1 + |p⁻|² / (m²·c²))</w:t>
-      </w:r>
+        <w:spacing w:after="160" w:before="160" w:line="360" w:lineRule="auto"/>
+        <w:ind w:firstLine="0"/>
+        <w:jc w:val="center"/>
+      </w:pPr>
+      <m:oMath>
+        <m:sSup>
+          <m:sSupPr/>
+          <m:e>
+            <m:r>
+              <m:t>γ</m:t>
+            </m:r>
+          </m:e>
+          <m:sup>
+            <m:r>
+              <m:t>−</m:t>
+            </m:r>
+          </m:sup>
+        </m:sSup>
+        <m:r>
+          <m:t> = </m:t>
+        </m:r>
+        <m:rad>
+          <m:radPr>
+            <m:degHide m:val="1"/>
+          </m:radPr>
+          <m:deg/>
+          <m:e>
+            <m:r>
+              <m:t>1 + </m:t>
+            </m:r>
+            <m:f>
+              <m:num>
+                <m:sSup>
+                  <m:sSupPr/>
+                  <m:e>
+                    <m:r>
+                      <m:t>|</m:t>
+                    </m:r>
+                  </m:e>
+                  <m:sup>
+                    <m:sSup>
+                      <m:sSupPr/>
+                      <m:e>
+                        <m:r>
+                          <m:t>p</m:t>
+                        </m:r>
+                      </m:e>
+                      <m:sup>
+                        <m:r>
+                          <m:t>−</m:t>
+                        </m:r>
+                      </m:sup>
+                    </m:sSup>
+                  </m:sup>
+                </m:sSup>
+              </m:num>
+              <m:den>
+                <m:sSup>
+                  <m:sSupPr/>
+                  <m:e>
+                    <m:r>
+                      <m:t>m</m:t>
+                    </m:r>
+                  </m:e>
+                  <m:sup>
+                    <m:r>
+                      <m:t>2</m:t>
+                    </m:r>
+                  </m:sup>
+                </m:sSup>
+                <m:r>
+                  <m:t> </m:t>
+                </m:r>
+                <m:sSup>
+                  <m:sSupPr/>
+                  <m:e>
+                    <m:r>
+                      <m:t>c</m:t>
+                    </m:r>
+                  </m:e>
+                  <m:sup>
+                    <m:r>
+                      <m:t>2</m:t>
+                    </m:r>
+                  </m:sup>
+                </m:sSup>
+              </m:den>
+            </m:f>
+          </m:e>
+        </m:rad>
+      </m:oMath>
     </w:p>
     <w:p>
       <w:pPr>
@@ -2666,29 +2997,80 @@
     </w:p>
     <w:p>
       <w:pPr>
-        <w:spacing w:after="120" w:before="120" w:line="276" w:lineRule="auto"/>
-        <w:ind w:left="397" w:firstLine="0"/>
-        <w:jc w:val="left"/>
-      </w:pPr>
-      <w:r>
-        <w:rPr>
-          <w:rFonts w:ascii="Consolas" w:cs="Consolas" w:eastAsia="Consolas" w:hAnsi="Consolas"/>
-          <w:sz w:val="22"/>
-          <w:szCs w:val="22"/>
-        </w:rPr>
-        <w:t xml:space="preserve">t = (q · B · Δt) / (2 · γ⁻ · m)</w:t>
-      </w:r>
-      <w:r>
-        <w:br/>
-      </w:r>
-      <w:r>
-        <w:rPr>
-          <w:rFonts w:ascii="Consolas" w:cs="Consolas" w:eastAsia="Consolas" w:hAnsi="Consolas"/>
-          <w:sz w:val="22"/>
-          <w:szCs w:val="22"/>
-        </w:rPr>
-        <w:t xml:space="preserve">s = 2 · t / (1 + |t|²)</w:t>
-      </w:r>
+        <w:spacing w:after="160" w:before="160" w:line="360" w:lineRule="auto"/>
+        <w:ind w:firstLine="0"/>
+        <w:jc w:val="center"/>
+      </w:pPr>
+      <m:oMath>
+        <m:r>
+          <m:t>t = </m:t>
+        </m:r>
+        <m:f>
+          <m:num>
+            <m:r>
+              <m:t>q B Δt</m:t>
+            </m:r>
+          </m:num>
+          <m:den>
+            <m:r>
+              <m:t>2 </m:t>
+            </m:r>
+            <m:sSup>
+              <m:sSupPr/>
+              <m:e>
+                <m:r>
+                  <m:t>γ</m:t>
+                </m:r>
+              </m:e>
+              <m:sup>
+                <m:r>
+                  <m:t>−</m:t>
+                </m:r>
+              </m:sup>
+            </m:sSup>
+            <m:r>
+              <m:t> m</m:t>
+            </m:r>
+          </m:den>
+        </m:f>
+      </m:oMath>
+    </w:p>
+    <w:p>
+      <w:pPr>
+        <w:spacing w:after="160" w:before="160" w:line="360" w:lineRule="auto"/>
+        <w:ind w:firstLine="0"/>
+        <w:jc w:val="center"/>
+      </w:pPr>
+      <m:oMath>
+        <m:r>
+          <m:t>s = </m:t>
+        </m:r>
+        <m:f>
+          <m:num>
+            <m:r>
+              <m:t>2 t</m:t>
+            </m:r>
+          </m:num>
+          <m:den>
+            <m:r>
+              <m:t>1 + </m:t>
+            </m:r>
+            <m:sSup>
+              <m:sSupPr/>
+              <m:e>
+                <m:r>
+                  <m:t>|t|</m:t>
+                </m:r>
+              </m:e>
+              <m:sup>
+                <m:r>
+                  <m:t>2</m:t>
+                </m:r>
+              </m:sup>
+            </m:sSup>
+          </m:den>
+        </m:f>
+      </m:oMath>
     </w:p>
     <w:p>
       <w:pPr>
@@ -2737,29 +3119,120 @@
     </w:p>
     <w:p>
       <w:pPr>
-        <w:spacing w:after="120" w:before="120" w:line="276" w:lineRule="auto"/>
-        <w:ind w:left="397" w:firstLine="0"/>
-        <w:jc w:val="left"/>
-      </w:pPr>
-      <w:r>
-        <w:rPr>
-          <w:rFonts w:ascii="Consolas" w:cs="Consolas" w:eastAsia="Consolas" w:hAnsi="Consolas"/>
-          <w:sz w:val="22"/>
-          <w:szCs w:val="22"/>
-        </w:rPr>
-        <w:t xml:space="preserve">p' = p⁻ + p⁻ × t</w:t>
-      </w:r>
-      <w:r>
-        <w:br/>
-      </w:r>
-      <w:r>
-        <w:rPr>
-          <w:rFonts w:ascii="Consolas" w:cs="Consolas" w:eastAsia="Consolas" w:hAnsi="Consolas"/>
-          <w:sz w:val="22"/>
-          <w:szCs w:val="22"/>
-        </w:rPr>
-        <w:t xml:space="preserve">p⁺ = p⁻ + p' × s        |p⁺| = |p⁻| точно</w:t>
-      </w:r>
+        <w:spacing w:after="160" w:before="160" w:line="360" w:lineRule="auto"/>
+        <w:ind w:firstLine="0"/>
+        <w:jc w:val="center"/>
+      </w:pPr>
+      <m:oMath>
+        <m:r>
+          <m:t>p′ = </m:t>
+        </m:r>
+        <m:sSup>
+          <m:sSupPr/>
+          <m:e>
+            <m:r>
+              <m:t>p</m:t>
+            </m:r>
+          </m:e>
+          <m:sup>
+            <m:r>
+              <m:t>−</m:t>
+            </m:r>
+          </m:sup>
+        </m:sSup>
+        <m:r>
+          <m:t> + </m:t>
+        </m:r>
+        <m:sSup>
+          <m:sSupPr/>
+          <m:e>
+            <m:r>
+              <m:t>p</m:t>
+            </m:r>
+          </m:e>
+          <m:sup>
+            <m:r>
+              <m:t>−</m:t>
+            </m:r>
+          </m:sup>
+        </m:sSup>
+        <m:r>
+          <m:t> × t</m:t>
+        </m:r>
+      </m:oMath>
+    </w:p>
+    <w:p>
+      <w:pPr>
+        <w:spacing w:after="160" w:before="160" w:line="360" w:lineRule="auto"/>
+        <w:ind w:firstLine="0"/>
+        <w:jc w:val="center"/>
+      </w:pPr>
+      <m:oMath>
+        <m:sSup>
+          <m:sSupPr/>
+          <m:e>
+            <m:r>
+              <m:t>p</m:t>
+            </m:r>
+          </m:e>
+          <m:sup>
+            <m:r>
+              <m:t>+</m:t>
+            </m:r>
+          </m:sup>
+        </m:sSup>
+        <m:r>
+          <m:t> = </m:t>
+        </m:r>
+        <m:sSup>
+          <m:sSupPr/>
+          <m:e>
+            <m:r>
+              <m:t>p</m:t>
+            </m:r>
+          </m:e>
+          <m:sup>
+            <m:r>
+              <m:t>−</m:t>
+            </m:r>
+          </m:sup>
+        </m:sSup>
+        <m:r>
+          <m:t> + p′ × s,    |</m:t>
+        </m:r>
+        <m:sSup>
+          <m:sSupPr/>
+          <m:e>
+            <m:r>
+              <m:t>p</m:t>
+            </m:r>
+          </m:e>
+          <m:sup>
+            <m:r>
+              <m:t>+</m:t>
+            </m:r>
+          </m:sup>
+        </m:sSup>
+        <m:r>
+          <m:t>| = |</m:t>
+        </m:r>
+        <m:sSup>
+          <m:sSupPr/>
+          <m:e>
+            <m:r>
+              <m:t>p</m:t>
+            </m:r>
+          </m:e>
+          <m:sup>
+            <m:r>
+              <m:t>−</m:t>
+            </m:r>
+          </m:sup>
+        </m:sSup>
+        <m:r>
+          <m:t>| точно</m:t>
+        </m:r>
+      </m:oMath>
     </w:p>
     <w:p>
       <w:pPr>
@@ -2808,18 +3281,56 @@
     </w:p>
     <w:p>
       <w:pPr>
-        <w:spacing w:after="120" w:before="120" w:line="276" w:lineRule="auto"/>
-        <w:ind w:left="397" w:firstLine="0"/>
-        <w:jc w:val="left"/>
-      </w:pPr>
-      <w:r>
-        <w:rPr>
-          <w:rFonts w:ascii="Consolas" w:cs="Consolas" w:eastAsia="Consolas" w:hAnsi="Consolas"/>
-          <w:sz w:val="22"/>
-          <w:szCs w:val="22"/>
-        </w:rPr>
-        <w:t xml:space="preserve">p_{n+1} = p⁺ + (q · E · Δt) / 2</w:t>
-      </w:r>
+        <w:spacing w:after="160" w:before="160" w:line="360" w:lineRule="auto"/>
+        <w:ind w:firstLine="0"/>
+        <w:jc w:val="center"/>
+      </w:pPr>
+      <m:oMath>
+        <m:sSub>
+          <m:sSubPr/>
+          <m:e>
+            <m:r>
+              <m:t>p</m:t>
+            </m:r>
+          </m:e>
+          <m:sub>
+            <m:r>
+              <m:t>n+1</m:t>
+            </m:r>
+          </m:sub>
+        </m:sSub>
+        <m:r>
+          <m:t> = </m:t>
+        </m:r>
+        <m:sSup>
+          <m:sSupPr/>
+          <m:e>
+            <m:r>
+              <m:t>p</m:t>
+            </m:r>
+          </m:e>
+          <m:sup>
+            <m:r>
+              <m:t>+</m:t>
+            </m:r>
+          </m:sup>
+        </m:sSup>
+        <m:r>
+          <m:t> + </m:t>
+        </m:r>
+        <m:f>
+          <m:num>
+            <m:r>
+              <m:t>q E Δt</m:t>
+            </m:r>
+          </m:num>
+          <m:den>
+            <m:r>
+              <m:t>2</m:t>
+            </m:r>
+          </m:den>
+        </m:f>
+      </m:oMath>
     </w:p>
     <w:p>
       <w:pPr>
@@ -2853,18 +3364,94 @@
     </w:p>
     <w:p>
       <w:pPr>
-        <w:spacing w:after="120" w:before="120" w:line="276" w:lineRule="auto"/>
-        <w:ind w:left="397" w:firstLine="0"/>
-        <w:jc w:val="left"/>
-      </w:pPr>
-      <w:r>
-        <w:rPr>
-          <w:rFonts w:ascii="Consolas" w:cs="Consolas" w:eastAsia="Consolas" w:hAnsi="Consolas"/>
-          <w:sz w:val="22"/>
-          <w:szCs w:val="22"/>
-        </w:rPr>
-        <w:t xml:space="preserve">x_{n+1} = x_{n+½} + (p_{n+1} / (γ_{n+1} · m)) · Δt/2</w:t>
-      </w:r>
+        <w:spacing w:after="160" w:before="160" w:line="360" w:lineRule="auto"/>
+        <w:ind w:firstLine="0"/>
+        <w:jc w:val="center"/>
+      </w:pPr>
+      <m:oMath>
+        <m:sSub>
+          <m:sSubPr/>
+          <m:e>
+            <m:r>
+              <m:t>x</m:t>
+            </m:r>
+          </m:e>
+          <m:sub>
+            <m:r>
+              <m:t>n+1</m:t>
+            </m:r>
+          </m:sub>
+        </m:sSub>
+        <m:r>
+          <m:t> = </m:t>
+        </m:r>
+        <m:sSub>
+          <m:sSubPr/>
+          <m:e>
+            <m:r>
+              <m:t>x</m:t>
+            </m:r>
+          </m:e>
+          <m:sub>
+            <m:r>
+              <m:t>n+½</m:t>
+            </m:r>
+          </m:sub>
+        </m:sSub>
+        <m:r>
+          <m:t> + </m:t>
+        </m:r>
+        <m:f>
+          <m:num>
+            <m:sSub>
+              <m:sSubPr/>
+              <m:e>
+                <m:r>
+                  <m:t>p</m:t>
+                </m:r>
+              </m:e>
+              <m:sub>
+                <m:r>
+                  <m:t>n+1</m:t>
+                </m:r>
+              </m:sub>
+            </m:sSub>
+          </m:num>
+          <m:den>
+            <m:sSub>
+              <m:sSubPr/>
+              <m:e>
+                <m:r>
+                  <m:t>γ</m:t>
+                </m:r>
+              </m:e>
+              <m:sub>
+                <m:r>
+                  <m:t>n+1</m:t>
+                </m:r>
+              </m:sub>
+            </m:sSub>
+            <m:r>
+              <m:t> m</m:t>
+            </m:r>
+          </m:den>
+        </m:f>
+        <m:r>
+          <m:t> · </m:t>
+        </m:r>
+        <m:f>
+          <m:num>
+            <m:r>
+              <m:t>Δt</m:t>
+            </m:r>
+          </m:num>
+          <m:den>
+            <m:r>
+              <m:t>2</m:t>
+            </m:r>
+          </m:den>
+        </m:f>
+      </m:oMath>
     </w:p>
     <w:p>
       <w:pPr>
@@ -2878,7 +3465,7 @@
           <w:sz w:val="28"/>
           <w:szCs w:val="28"/>
         </w:rPr>
-        <w:t xml:space="preserve">— γ_{n+1} = sqrt(1 + |p_{n+1}|² / (m²·c²)) — Лоренц-фактор на новом шаге.</w:t>
+        <w:t xml:space="preserve">— γ_{n+1} = √(1 + |p_{n+1}|² / (m²·c²)) — Лоренц-фактор на новом шаге.</w:t>
       </w:r>
     </w:p>
     <w:p>
@@ -4310,40 +4897,333 @@
     </w:p>
     <w:p>
       <w:pPr>
-        <w:spacing w:after="120" w:before="120" w:line="276" w:lineRule="auto"/>
-        <w:ind w:left="397" w:firstLine="0"/>
-        <w:jc w:val="left"/>
-      </w:pPr>
-      <w:r>
-        <w:rPr>
-          <w:rFonts w:ascii="Consolas" w:cs="Consolas" w:eastAsia="Consolas" w:hAnsi="Consolas"/>
-          <w:sz w:val="22"/>
-          <w:szCs w:val="22"/>
-        </w:rPr>
-        <w:t xml:space="preserve">i = floor( (p.x − x_min) / Δx ),    t_x = (p.x − x_min)/Δx − i</w:t>
-      </w:r>
-      <w:r>
-        <w:br/>
-      </w:r>
-      <w:r>
-        <w:rPr>
-          <w:rFonts w:ascii="Consolas" w:cs="Consolas" w:eastAsia="Consolas" w:hAnsi="Consolas"/>
-          <w:sz w:val="22"/>
-          <w:szCs w:val="22"/>
-        </w:rPr>
-        <w:t xml:space="preserve">j = floor( (p.y − y_min) / Δy ),    t_y = (p.y − y_min)/Δy − j</w:t>
-      </w:r>
-      <w:r>
-        <w:br/>
-      </w:r>
-      <w:r>
-        <w:rPr>
-          <w:rFonts w:ascii="Consolas" w:cs="Consolas" w:eastAsia="Consolas" w:hAnsi="Consolas"/>
-          <w:sz w:val="22"/>
-          <w:szCs w:val="22"/>
-        </w:rPr>
-        <w:t xml:space="preserve">k = floor( (p.z − z_min) / Δz ),    t_z = (p.z − z_min)/Δz − k</w:t>
-      </w:r>
+        <w:spacing w:after="160" w:before="160" w:line="360" w:lineRule="auto"/>
+        <w:ind w:firstLine="0"/>
+        <w:jc w:val="center"/>
+      </w:pPr>
+      <m:oMath>
+        <m:r>
+          <m:t>i = ⌊</m:t>
+        </m:r>
+        <m:f>
+          <m:num>
+            <m:sSub>
+              <m:sSubPr/>
+              <m:e>
+                <m:r>
+                  <m:t>p</m:t>
+                </m:r>
+              </m:e>
+              <m:sub>
+                <m:r>
+                  <m:t>x</m:t>
+                </m:r>
+              </m:sub>
+            </m:sSub>
+            <m:r>
+              <m:t> − </m:t>
+            </m:r>
+            <m:sSub>
+              <m:sSubPr/>
+              <m:e>
+                <m:r>
+                  <m:t>x</m:t>
+                </m:r>
+              </m:e>
+              <m:sub>
+                <m:r>
+                  <m:t>min</m:t>
+                </m:r>
+              </m:sub>
+            </m:sSub>
+          </m:num>
+          <m:den>
+            <m:r>
+              <m:t>Δx</m:t>
+            </m:r>
+          </m:den>
+        </m:f>
+        <m:r>
+          <m:t>⌋,    </m:t>
+        </m:r>
+        <m:sSub>
+          <m:sSubPr/>
+          <m:e>
+            <m:r>
+              <m:t>t</m:t>
+            </m:r>
+          </m:e>
+          <m:sub>
+            <m:r>
+              <m:t>x</m:t>
+            </m:r>
+          </m:sub>
+        </m:sSub>
+        <m:r>
+          <m:t> = </m:t>
+        </m:r>
+        <m:f>
+          <m:num>
+            <m:sSub>
+              <m:sSubPr/>
+              <m:e>
+                <m:r>
+                  <m:t>p</m:t>
+                </m:r>
+              </m:e>
+              <m:sub>
+                <m:r>
+                  <m:t>x</m:t>
+                </m:r>
+              </m:sub>
+            </m:sSub>
+            <m:r>
+              <m:t> − </m:t>
+            </m:r>
+            <m:sSub>
+              <m:sSubPr/>
+              <m:e>
+                <m:r>
+                  <m:t>x</m:t>
+                </m:r>
+              </m:e>
+              <m:sub>
+                <m:r>
+                  <m:t>min</m:t>
+                </m:r>
+              </m:sub>
+            </m:sSub>
+          </m:num>
+          <m:den>
+            <m:r>
+              <m:t>Δx</m:t>
+            </m:r>
+          </m:den>
+        </m:f>
+        <m:r>
+          <m:t> − i</m:t>
+        </m:r>
+      </m:oMath>
+    </w:p>
+    <w:p>
+      <w:pPr>
+        <w:spacing w:after="160" w:before="160" w:line="360" w:lineRule="auto"/>
+        <w:ind w:firstLine="0"/>
+        <w:jc w:val="center"/>
+      </w:pPr>
+      <m:oMath>
+        <m:r>
+          <m:t>j = ⌊</m:t>
+        </m:r>
+        <m:f>
+          <m:num>
+            <m:sSub>
+              <m:sSubPr/>
+              <m:e>
+                <m:r>
+                  <m:t>p</m:t>
+                </m:r>
+              </m:e>
+              <m:sub>
+                <m:r>
+                  <m:t>y</m:t>
+                </m:r>
+              </m:sub>
+            </m:sSub>
+            <m:r>
+              <m:t> − </m:t>
+            </m:r>
+            <m:sSub>
+              <m:sSubPr/>
+              <m:e>
+                <m:r>
+                  <m:t>y</m:t>
+                </m:r>
+              </m:e>
+              <m:sub>
+                <m:r>
+                  <m:t>min</m:t>
+                </m:r>
+              </m:sub>
+            </m:sSub>
+          </m:num>
+          <m:den>
+            <m:r>
+              <m:t>Δy</m:t>
+            </m:r>
+          </m:den>
+        </m:f>
+        <m:r>
+          <m:t>⌋,    </m:t>
+        </m:r>
+        <m:sSub>
+          <m:sSubPr/>
+          <m:e>
+            <m:r>
+              <m:t>t</m:t>
+            </m:r>
+          </m:e>
+          <m:sub>
+            <m:r>
+              <m:t>y</m:t>
+            </m:r>
+          </m:sub>
+        </m:sSub>
+        <m:r>
+          <m:t> = </m:t>
+        </m:r>
+        <m:f>
+          <m:num>
+            <m:sSub>
+              <m:sSubPr/>
+              <m:e>
+                <m:r>
+                  <m:t>p</m:t>
+                </m:r>
+              </m:e>
+              <m:sub>
+                <m:r>
+                  <m:t>y</m:t>
+                </m:r>
+              </m:sub>
+            </m:sSub>
+            <m:r>
+              <m:t> − </m:t>
+            </m:r>
+            <m:sSub>
+              <m:sSubPr/>
+              <m:e>
+                <m:r>
+                  <m:t>y</m:t>
+                </m:r>
+              </m:e>
+              <m:sub>
+                <m:r>
+                  <m:t>min</m:t>
+                </m:r>
+              </m:sub>
+            </m:sSub>
+          </m:num>
+          <m:den>
+            <m:r>
+              <m:t>Δy</m:t>
+            </m:r>
+          </m:den>
+        </m:f>
+        <m:r>
+          <m:t> − j</m:t>
+        </m:r>
+      </m:oMath>
+    </w:p>
+    <w:p>
+      <w:pPr>
+        <w:spacing w:after="160" w:before="160" w:line="360" w:lineRule="auto"/>
+        <w:ind w:firstLine="0"/>
+        <w:jc w:val="center"/>
+      </w:pPr>
+      <m:oMath>
+        <m:r>
+          <m:t>k = ⌊</m:t>
+        </m:r>
+        <m:f>
+          <m:num>
+            <m:sSub>
+              <m:sSubPr/>
+              <m:e>
+                <m:r>
+                  <m:t>p</m:t>
+                </m:r>
+              </m:e>
+              <m:sub>
+                <m:r>
+                  <m:t>z</m:t>
+                </m:r>
+              </m:sub>
+            </m:sSub>
+            <m:r>
+              <m:t> − </m:t>
+            </m:r>
+            <m:sSub>
+              <m:sSubPr/>
+              <m:e>
+                <m:r>
+                  <m:t>z</m:t>
+                </m:r>
+              </m:e>
+              <m:sub>
+                <m:r>
+                  <m:t>min</m:t>
+                </m:r>
+              </m:sub>
+            </m:sSub>
+          </m:num>
+          <m:den>
+            <m:r>
+              <m:t>Δz</m:t>
+            </m:r>
+          </m:den>
+        </m:f>
+        <m:r>
+          <m:t>⌋,    </m:t>
+        </m:r>
+        <m:sSub>
+          <m:sSubPr/>
+          <m:e>
+            <m:r>
+              <m:t>t</m:t>
+            </m:r>
+          </m:e>
+          <m:sub>
+            <m:r>
+              <m:t>z</m:t>
+            </m:r>
+          </m:sub>
+        </m:sSub>
+        <m:r>
+          <m:t> = </m:t>
+        </m:r>
+        <m:f>
+          <m:num>
+            <m:sSub>
+              <m:sSubPr/>
+              <m:e>
+                <m:r>
+                  <m:t>p</m:t>
+                </m:r>
+              </m:e>
+              <m:sub>
+                <m:r>
+                  <m:t>z</m:t>
+                </m:r>
+              </m:sub>
+            </m:sSub>
+            <m:r>
+              <m:t> − </m:t>
+            </m:r>
+            <m:sSub>
+              <m:sSubPr/>
+              <m:e>
+                <m:r>
+                  <m:t>z</m:t>
+                </m:r>
+              </m:e>
+              <m:sub>
+                <m:r>
+                  <m:t>min</m:t>
+                </m:r>
+              </m:sub>
+            </m:sSub>
+          </m:num>
+          <m:den>
+            <m:r>
+              <m:t>Δz</m:t>
+            </m:r>
+          </m:den>
+        </m:f>
+        <m:r>
+          <m:t> − k</m:t>
+        </m:r>
+      </m:oMath>
     </w:p>
     <w:p>
       <w:pPr>
@@ -4437,62 +5317,380 @@
     </w:p>
     <w:p>
       <w:pPr>
-        <w:spacing w:after="120" w:before="120" w:line="276" w:lineRule="auto"/>
-        <w:ind w:left="397" w:firstLine="0"/>
-        <w:jc w:val="left"/>
-      </w:pPr>
-      <w:r>
-        <w:rPr>
-          <w:rFonts w:ascii="Consolas" w:cs="Consolas" w:eastAsia="Consolas" w:hAnsi="Consolas"/>
-          <w:sz w:val="22"/>
-          <w:szCs w:val="22"/>
-        </w:rPr>
-        <w:t xml:space="preserve">F(p) = Σ_{a,b,c ∈ {0,1}} w_{abc}(t_x, t_y, t_z) · v_{abc}</w:t>
-      </w:r>
-      <w:r>
-        <w:br/>
-      </w:r>
-      <w:r>
-        <w:rPr>
-          <w:rFonts w:ascii="Consolas" w:cs="Consolas" w:eastAsia="Consolas" w:hAnsi="Consolas"/>
-          <w:sz w:val="22"/>
-          <w:szCs w:val="22"/>
-        </w:rPr>
-        <w:t xml:space="preserve"/>
-      </w:r>
-      <w:r>
-        <w:br/>
-      </w:r>
-      <w:r>
-        <w:rPr>
-          <w:rFonts w:ascii="Consolas" w:cs="Consolas" w:eastAsia="Consolas" w:hAnsi="Consolas"/>
-          <w:sz w:val="22"/>
-          <w:szCs w:val="22"/>
-        </w:rPr>
-        <w:t xml:space="preserve">w_{abc}(t_x, t_y, t_z) = [ (1−t_x)^{1−a} · t_x^{a} ] ·</w:t>
-      </w:r>
-      <w:r>
-        <w:br/>
-      </w:r>
-      <w:r>
-        <w:rPr>
-          <w:rFonts w:ascii="Consolas" w:cs="Consolas" w:eastAsia="Consolas" w:hAnsi="Consolas"/>
-          <w:sz w:val="22"/>
-          <w:szCs w:val="22"/>
-        </w:rPr>
-        <w:t xml:space="preserve">                         [ (1−t_y)^{1−b} · t_y^{b} ] ·</w:t>
-      </w:r>
-      <w:r>
-        <w:br/>
-      </w:r>
-      <w:r>
-        <w:rPr>
-          <w:rFonts w:ascii="Consolas" w:cs="Consolas" w:eastAsia="Consolas" w:hAnsi="Consolas"/>
-          <w:sz w:val="22"/>
-          <w:szCs w:val="22"/>
-        </w:rPr>
-        <w:t xml:space="preserve">                         [ (1−t_z)^{1−c} · t_z^{c} ]</w:t>
-      </w:r>
+        <w:spacing w:after="160" w:before="160" w:line="360" w:lineRule="auto"/>
+        <w:ind w:firstLine="0"/>
+        <w:jc w:val="center"/>
+      </w:pPr>
+      <m:oMath>
+        <m:r>
+          <m:t>F(p) = </m:t>
+        </m:r>
+        <m:nary>
+          <m:naryPr>
+            <m:chr m:val="∑"/>
+            <m:limLoc m:val="undOvr"/>
+            <m:supHide m:val="1"/>
+          </m:naryPr>
+          <m:sub>
+            <m:r>
+              <m:t>a,b,c ∈ {0,1}</m:t>
+            </m:r>
+          </m:sub>
+          <m:e>
+            <m:sSub>
+              <m:sSubPr/>
+              <m:e>
+                <m:r>
+                  <m:t>w</m:t>
+                </m:r>
+              </m:e>
+              <m:sub>
+                <m:r>
+                  <m:t>abc</m:t>
+                </m:r>
+              </m:sub>
+            </m:sSub>
+            <m:r>
+              <m:t>(</m:t>
+            </m:r>
+            <m:sSub>
+              <m:sSubPr/>
+              <m:e>
+                <m:r>
+                  <m:t>t</m:t>
+                </m:r>
+              </m:e>
+              <m:sub>
+                <m:r>
+                  <m:t>x</m:t>
+                </m:r>
+              </m:sub>
+            </m:sSub>
+            <m:r>
+              <m:t>, </m:t>
+            </m:r>
+            <m:sSub>
+              <m:sSubPr/>
+              <m:e>
+                <m:r>
+                  <m:t>t</m:t>
+                </m:r>
+              </m:e>
+              <m:sub>
+                <m:r>
+                  <m:t>y</m:t>
+                </m:r>
+              </m:sub>
+            </m:sSub>
+            <m:r>
+              <m:t>, </m:t>
+            </m:r>
+            <m:sSub>
+              <m:sSubPr/>
+              <m:e>
+                <m:r>
+                  <m:t>t</m:t>
+                </m:r>
+              </m:e>
+              <m:sub>
+                <m:r>
+                  <m:t>z</m:t>
+                </m:r>
+              </m:sub>
+            </m:sSub>
+            <m:r>
+              <m:t>) · </m:t>
+            </m:r>
+            <m:sSub>
+              <m:sSubPr/>
+              <m:e>
+                <m:r>
+                  <m:t>v</m:t>
+                </m:r>
+              </m:e>
+              <m:sub>
+                <m:r>
+                  <m:t>abc</m:t>
+                </m:r>
+              </m:sub>
+            </m:sSub>
+          </m:e>
+        </m:nary>
+      </m:oMath>
+    </w:p>
+    <w:p>
+      <w:pPr>
+        <w:spacing w:after="160" w:before="160" w:line="360" w:lineRule="auto"/>
+        <w:ind w:firstLine="0"/>
+        <w:jc w:val="center"/>
+      </w:pPr>
+      <m:oMath>
+        <m:sSub>
+          <m:sSubPr/>
+          <m:e>
+            <m:r>
+              <m:t>w</m:t>
+            </m:r>
+          </m:e>
+          <m:sub>
+            <m:r>
+              <m:t>abc</m:t>
+            </m:r>
+          </m:sub>
+        </m:sSub>
+        <m:r>
+          <m:t>(</m:t>
+        </m:r>
+        <m:sSub>
+          <m:sSubPr/>
+          <m:e>
+            <m:r>
+              <m:t>t</m:t>
+            </m:r>
+          </m:e>
+          <m:sub>
+            <m:r>
+              <m:t>x</m:t>
+            </m:r>
+          </m:sub>
+        </m:sSub>
+        <m:r>
+          <m:t>, </m:t>
+        </m:r>
+        <m:sSub>
+          <m:sSubPr/>
+          <m:e>
+            <m:r>
+              <m:t>t</m:t>
+            </m:r>
+          </m:e>
+          <m:sub>
+            <m:r>
+              <m:t>y</m:t>
+            </m:r>
+          </m:sub>
+        </m:sSub>
+        <m:r>
+          <m:t>, </m:t>
+        </m:r>
+        <m:sSub>
+          <m:sSubPr/>
+          <m:e>
+            <m:r>
+              <m:t>t</m:t>
+            </m:r>
+          </m:e>
+          <m:sub>
+            <m:r>
+              <m:t>z</m:t>
+            </m:r>
+          </m:sub>
+        </m:sSub>
+        <m:r>
+          <m:t>) = </m:t>
+        </m:r>
+        <m:d>
+          <m:dPr>
+            <m:begChr m:val="["/>
+            <m:endChr m:val="]"/>
+          </m:dPr>
+          <m:e>
+            <m:sSup>
+              <m:sSupPr/>
+              <m:e>
+                <m:d>
+                  <m:dPr/>
+                  <m:e>
+                    <m:r>
+                      <m:t>1 − </m:t>
+                    </m:r>
+                    <m:sSub>
+                      <m:sSubPr/>
+                      <m:e>
+                        <m:r>
+                          <m:t>t</m:t>
+                        </m:r>
+                      </m:e>
+                      <m:sub>
+                        <m:r>
+                          <m:t>x</m:t>
+                        </m:r>
+                      </m:sub>
+                    </m:sSub>
+                  </m:e>
+                </m:d>
+              </m:e>
+              <m:sup>
+                <m:r>
+                  <m:t>1−a</m:t>
+                </m:r>
+              </m:sup>
+            </m:sSup>
+            <m:r>
+              <m:t> · </m:t>
+            </m:r>
+            <m:sSup>
+              <m:sSupPr/>
+              <m:e>
+                <m:sSub>
+                  <m:sSubPr/>
+                  <m:e>
+                    <m:r>
+                      <m:t>t</m:t>
+                    </m:r>
+                  </m:e>
+                  <m:sub>
+                    <m:r>
+                      <m:t>x</m:t>
+                    </m:r>
+                  </m:sub>
+                </m:sSub>
+              </m:e>
+              <m:sup>
+                <m:r>
+                  <m:t>a</m:t>
+                </m:r>
+              </m:sup>
+            </m:sSup>
+          </m:e>
+        </m:d>
+        <m:r>
+          <m:t> · </m:t>
+        </m:r>
+        <m:d>
+          <m:dPr>
+            <m:begChr m:val="["/>
+            <m:endChr m:val="]"/>
+          </m:dPr>
+          <m:e>
+            <m:sSup>
+              <m:sSupPr/>
+              <m:e>
+                <m:d>
+                  <m:dPr/>
+                  <m:e>
+                    <m:r>
+                      <m:t>1 − </m:t>
+                    </m:r>
+                    <m:sSub>
+                      <m:sSubPr/>
+                      <m:e>
+                        <m:r>
+                          <m:t>t</m:t>
+                        </m:r>
+                      </m:e>
+                      <m:sub>
+                        <m:r>
+                          <m:t>y</m:t>
+                        </m:r>
+                      </m:sub>
+                    </m:sSub>
+                  </m:e>
+                </m:d>
+              </m:e>
+              <m:sup>
+                <m:r>
+                  <m:t>1−b</m:t>
+                </m:r>
+              </m:sup>
+            </m:sSup>
+            <m:r>
+              <m:t> · </m:t>
+            </m:r>
+            <m:sSup>
+              <m:sSupPr/>
+              <m:e>
+                <m:sSub>
+                  <m:sSubPr/>
+                  <m:e>
+                    <m:r>
+                      <m:t>t</m:t>
+                    </m:r>
+                  </m:e>
+                  <m:sub>
+                    <m:r>
+                      <m:t>y</m:t>
+                    </m:r>
+                  </m:sub>
+                </m:sSub>
+              </m:e>
+              <m:sup>
+                <m:r>
+                  <m:t>b</m:t>
+                </m:r>
+              </m:sup>
+            </m:sSup>
+          </m:e>
+        </m:d>
+        <m:r>
+          <m:t> · </m:t>
+        </m:r>
+        <m:d>
+          <m:dPr>
+            <m:begChr m:val="["/>
+            <m:endChr m:val="]"/>
+          </m:dPr>
+          <m:e>
+            <m:sSup>
+              <m:sSupPr/>
+              <m:e>
+                <m:d>
+                  <m:dPr/>
+                  <m:e>
+                    <m:r>
+                      <m:t>1 − </m:t>
+                    </m:r>
+                    <m:sSub>
+                      <m:sSubPr/>
+                      <m:e>
+                        <m:r>
+                          <m:t>t</m:t>
+                        </m:r>
+                      </m:e>
+                      <m:sub>
+                        <m:r>
+                          <m:t>z</m:t>
+                        </m:r>
+                      </m:sub>
+                    </m:sSub>
+                  </m:e>
+                </m:d>
+              </m:e>
+              <m:sup>
+                <m:r>
+                  <m:t>1−c</m:t>
+                </m:r>
+              </m:sup>
+            </m:sSup>
+            <m:r>
+              <m:t> · </m:t>
+            </m:r>
+            <m:sSup>
+              <m:sSupPr/>
+              <m:e>
+                <m:sSub>
+                  <m:sSubPr/>
+                  <m:e>
+                    <m:r>
+                      <m:t>t</m:t>
+                    </m:r>
+                  </m:e>
+                  <m:sub>
+                    <m:r>
+                      <m:t>z</m:t>
+                    </m:r>
+                  </m:sub>
+                </m:sSub>
+              </m:e>
+              <m:sup>
+                <m:r>
+                  <m:t>c</m:t>
+                </m:r>
+              </m:sup>
+            </m:sSup>
+          </m:e>
+        </m:d>
+      </m:oMath>
     </w:p>
     <w:p>
       <w:pPr>
@@ -4571,29 +5769,286 @@
     </w:p>
     <w:p>
       <w:pPr>
-        <w:spacing w:after="120" w:before="120" w:line="276" w:lineRule="auto"/>
-        <w:ind w:left="397" w:firstLine="0"/>
-        <w:jc w:val="left"/>
-      </w:pPr>
-      <w:r>
-        <w:rPr>
-          <w:rFonts w:ascii="Consolas" w:cs="Consolas" w:eastAsia="Consolas" w:hAnsi="Consolas"/>
-          <w:sz w:val="22"/>
-          <w:szCs w:val="22"/>
-        </w:rPr>
-        <w:t xml:space="preserve">F(px, py, pz) =  F_raw(px, py, pz),                  если px ≥ 0</w:t>
-      </w:r>
-      <w:r>
-        <w:br/>
-      </w:r>
-      <w:r>
-        <w:rPr>
-          <w:rFonts w:ascii="Consolas" w:cs="Consolas" w:eastAsia="Consolas" w:hAnsi="Consolas"/>
-          <w:sz w:val="22"/>
-          <w:szCs w:val="22"/>
-        </w:rPr>
-        <w:t xml:space="preserve">                diag(−1, +1, +1) · F_raw(−px, py, pz), если px &lt; 0</w:t>
-      </w:r>
+        <w:spacing w:after="160" w:before="160" w:line="360" w:lineRule="auto"/>
+        <w:ind w:firstLine="0"/>
+        <w:jc w:val="center"/>
+      </w:pPr>
+      <m:oMath>
+        <m:r>
+          <m:t>F(</m:t>
+        </m:r>
+        <m:sSub>
+          <m:sSubPr/>
+          <m:e>
+            <m:r>
+              <m:t>p</m:t>
+            </m:r>
+          </m:e>
+          <m:sub>
+            <m:r>
+              <m:t>x</m:t>
+            </m:r>
+          </m:sub>
+        </m:sSub>
+        <m:r>
+          <m:t>, </m:t>
+        </m:r>
+        <m:sSub>
+          <m:sSubPr/>
+          <m:e>
+            <m:r>
+              <m:t>p</m:t>
+            </m:r>
+          </m:e>
+          <m:sub>
+            <m:r>
+              <m:t>y</m:t>
+            </m:r>
+          </m:sub>
+        </m:sSub>
+        <m:r>
+          <m:t>, </m:t>
+        </m:r>
+        <m:sSub>
+          <m:sSubPr/>
+          <m:e>
+            <m:r>
+              <m:t>p</m:t>
+            </m:r>
+          </m:e>
+          <m:sub>
+            <m:r>
+              <m:t>z</m:t>
+            </m:r>
+          </m:sub>
+        </m:sSub>
+        <m:r>
+          <m:t>) = </m:t>
+        </m:r>
+        <m:sSub>
+          <m:sSubPr/>
+          <m:e>
+            <m:r>
+              <m:t>F</m:t>
+            </m:r>
+          </m:e>
+          <m:sub>
+            <m:r>
+              <m:t>raw</m:t>
+            </m:r>
+          </m:sub>
+        </m:sSub>
+        <m:r>
+          <m:t>(</m:t>
+        </m:r>
+        <m:sSub>
+          <m:sSubPr/>
+          <m:e>
+            <m:r>
+              <m:t>p</m:t>
+            </m:r>
+          </m:e>
+          <m:sub>
+            <m:r>
+              <m:t>x</m:t>
+            </m:r>
+          </m:sub>
+        </m:sSub>
+        <m:r>
+          <m:t>, </m:t>
+        </m:r>
+        <m:sSub>
+          <m:sSubPr/>
+          <m:e>
+            <m:r>
+              <m:t>p</m:t>
+            </m:r>
+          </m:e>
+          <m:sub>
+            <m:r>
+              <m:t>y</m:t>
+            </m:r>
+          </m:sub>
+        </m:sSub>
+        <m:r>
+          <m:t>, </m:t>
+        </m:r>
+        <m:sSub>
+          <m:sSubPr/>
+          <m:e>
+            <m:r>
+              <m:t>p</m:t>
+            </m:r>
+          </m:e>
+          <m:sub>
+            <m:r>
+              <m:t>z</m:t>
+            </m:r>
+          </m:sub>
+        </m:sSub>
+        <m:r>
+          <m:t>),    если </m:t>
+        </m:r>
+        <m:sSub>
+          <m:sSubPr/>
+          <m:e>
+            <m:r>
+              <m:t>p</m:t>
+            </m:r>
+          </m:e>
+          <m:sub>
+            <m:r>
+              <m:t>x</m:t>
+            </m:r>
+          </m:sub>
+        </m:sSub>
+        <m:r>
+          <m:t> ≥ 0</m:t>
+        </m:r>
+      </m:oMath>
+    </w:p>
+    <w:p>
+      <w:pPr>
+        <w:spacing w:after="160" w:before="160" w:line="360" w:lineRule="auto"/>
+        <w:ind w:firstLine="0"/>
+        <w:jc w:val="center"/>
+      </w:pPr>
+      <m:oMath>
+        <m:r>
+          <m:t>F(</m:t>
+        </m:r>
+        <m:sSub>
+          <m:sSubPr/>
+          <m:e>
+            <m:r>
+              <m:t>p</m:t>
+            </m:r>
+          </m:e>
+          <m:sub>
+            <m:r>
+              <m:t>x</m:t>
+            </m:r>
+          </m:sub>
+        </m:sSub>
+        <m:r>
+          <m:t>, </m:t>
+        </m:r>
+        <m:sSub>
+          <m:sSubPr/>
+          <m:e>
+            <m:r>
+              <m:t>p</m:t>
+            </m:r>
+          </m:e>
+          <m:sub>
+            <m:r>
+              <m:t>y</m:t>
+            </m:r>
+          </m:sub>
+        </m:sSub>
+        <m:r>
+          <m:t>, </m:t>
+        </m:r>
+        <m:sSub>
+          <m:sSubPr/>
+          <m:e>
+            <m:r>
+              <m:t>p</m:t>
+            </m:r>
+          </m:e>
+          <m:sub>
+            <m:r>
+              <m:t>z</m:t>
+            </m:r>
+          </m:sub>
+        </m:sSub>
+        <m:r>
+          <m:t>) = </m:t>
+        </m:r>
+        <m:r>
+          <m:t>diag(−1, +1, +1) · </m:t>
+        </m:r>
+        <m:sSub>
+          <m:sSubPr/>
+          <m:e>
+            <m:r>
+              <m:t>F</m:t>
+            </m:r>
+          </m:e>
+          <m:sub>
+            <m:r>
+              <m:t>raw</m:t>
+            </m:r>
+          </m:sub>
+        </m:sSub>
+        <m:r>
+          <m:t>(−</m:t>
+        </m:r>
+        <m:sSub>
+          <m:sSubPr/>
+          <m:e>
+            <m:r>
+              <m:t>p</m:t>
+            </m:r>
+          </m:e>
+          <m:sub>
+            <m:r>
+              <m:t>x</m:t>
+            </m:r>
+          </m:sub>
+        </m:sSub>
+        <m:r>
+          <m:t>, </m:t>
+        </m:r>
+        <m:sSub>
+          <m:sSubPr/>
+          <m:e>
+            <m:r>
+              <m:t>p</m:t>
+            </m:r>
+          </m:e>
+          <m:sub>
+            <m:r>
+              <m:t>y</m:t>
+            </m:r>
+          </m:sub>
+        </m:sSub>
+        <m:r>
+          <m:t>, </m:t>
+        </m:r>
+        <m:sSub>
+          <m:sSubPr/>
+          <m:e>
+            <m:r>
+              <m:t>p</m:t>
+            </m:r>
+          </m:e>
+          <m:sub>
+            <m:r>
+              <m:t>z</m:t>
+            </m:r>
+          </m:sub>
+        </m:sSub>
+        <m:r>
+          <m:t>),    если </m:t>
+        </m:r>
+        <m:sSub>
+          <m:sSubPr/>
+          <m:e>
+            <m:r>
+              <m:t>p</m:t>
+            </m:r>
+          </m:e>
+          <m:sub>
+            <m:r>
+              <m:t>x</m:t>
+            </m:r>
+          </m:sub>
+        </m:sSub>
+        <m:r>
+          <m:t> &lt; 0</m:t>
+        </m:r>
+      </m:oMath>
     </w:p>
     <w:p>
       <w:pPr>
@@ -5750,18 +7205,31 @@
     </w:p>
     <w:p>
       <w:pPr>
-        <w:spacing w:after="120" w:before="120" w:line="276" w:lineRule="auto"/>
-        <w:ind w:left="397" w:firstLine="0"/>
-        <w:jc w:val="left"/>
-      </w:pPr>
-      <w:r>
-        <w:rPr>
-          <w:rFonts w:ascii="Consolas" w:cs="Consolas" w:eastAsia="Consolas" w:hAnsi="Consolas"/>
-          <w:sz w:val="22"/>
-          <w:szCs w:val="22"/>
-        </w:rPr>
-        <w:t xml:space="preserve">h = max(1 м, 2 · r_max)</w:t>
-      </w:r>
+        <w:spacing w:after="160" w:before="160" w:line="360" w:lineRule="auto"/>
+        <w:ind w:firstLine="0"/>
+        <w:jc w:val="center"/>
+      </w:pPr>
+      <m:oMath>
+        <m:r>
+          <m:t>h = max(1 м,  2 </m:t>
+        </m:r>
+        <m:sSub>
+          <m:sSubPr/>
+          <m:e>
+            <m:r>
+              <m:t>r</m:t>
+            </m:r>
+          </m:e>
+          <m:sub>
+            <m:r>
+              <m:t>max</m:t>
+            </m:r>
+          </m:sub>
+        </m:sSub>
+        <m:r>
+          <m:t>)</m:t>
+        </m:r>
+      </m:oMath>
     </w:p>
     <w:p>
       <w:pPr>
@@ -5840,29 +7308,119 @@
     </w:p>
     <w:p>
       <w:pPr>
-        <w:spacing w:after="120" w:before="120" w:line="276" w:lineRule="auto"/>
-        <w:ind w:left="397" w:firstLine="0"/>
-        <w:jc w:val="left"/>
-      </w:pPr>
-      <w:r>
-        <w:rPr>
-          <w:rFonts w:ascii="Consolas" w:cs="Consolas" w:eastAsia="Consolas" w:hAnsi="Consolas"/>
-          <w:sz w:val="22"/>
-          <w:szCs w:val="22"/>
-        </w:rPr>
-        <w:t xml:space="preserve">b_x = floor(x / h) − b_x^min</w:t>
-      </w:r>
-      <w:r>
-        <w:br/>
-      </w:r>
-      <w:r>
-        <w:rPr>
-          <w:rFonts w:ascii="Consolas" w:cs="Consolas" w:eastAsia="Consolas" w:hAnsi="Consolas"/>
-          <w:sz w:val="22"/>
-          <w:szCs w:val="22"/>
-        </w:rPr>
-        <w:t xml:space="preserve">b_y = floor(y / h) − b_y^min</w:t>
-      </w:r>
+        <w:spacing w:after="160" w:before="160" w:line="360" w:lineRule="auto"/>
+        <w:ind w:firstLine="0"/>
+        <w:jc w:val="center"/>
+      </w:pPr>
+      <m:oMath>
+        <m:sSub>
+          <m:sSubPr/>
+          <m:e>
+            <m:r>
+              <m:t>b</m:t>
+            </m:r>
+          </m:e>
+          <m:sub>
+            <m:r>
+              <m:t>x</m:t>
+            </m:r>
+          </m:sub>
+        </m:sSub>
+        <m:r>
+          <m:t> = ⌊</m:t>
+        </m:r>
+        <m:f>
+          <m:num>
+            <m:r>
+              <m:t>x</m:t>
+            </m:r>
+          </m:num>
+          <m:den>
+            <m:r>
+              <m:t>h</m:t>
+            </m:r>
+          </m:den>
+        </m:f>
+        <m:r>
+          <m:t>⌋ − </m:t>
+        </m:r>
+        <m:sSubSup>
+          <m:sSubSupPr/>
+          <m:e>
+            <m:r>
+              <m:t>b</m:t>
+            </m:r>
+          </m:e>
+          <m:sub>
+            <m:r>
+              <m:t>x</m:t>
+            </m:r>
+          </m:sub>
+          <m:sup>
+            <m:r>
+              <m:t>min</m:t>
+            </m:r>
+          </m:sup>
+        </m:sSubSup>
+      </m:oMath>
+    </w:p>
+    <w:p>
+      <w:pPr>
+        <w:spacing w:after="160" w:before="160" w:line="360" w:lineRule="auto"/>
+        <w:ind w:firstLine="0"/>
+        <w:jc w:val="center"/>
+      </w:pPr>
+      <m:oMath>
+        <m:sSub>
+          <m:sSubPr/>
+          <m:e>
+            <m:r>
+              <m:t>b</m:t>
+            </m:r>
+          </m:e>
+          <m:sub>
+            <m:r>
+              <m:t>y</m:t>
+            </m:r>
+          </m:sub>
+        </m:sSub>
+        <m:r>
+          <m:t> = ⌊</m:t>
+        </m:r>
+        <m:f>
+          <m:num>
+            <m:r>
+              <m:t>y</m:t>
+            </m:r>
+          </m:num>
+          <m:den>
+            <m:r>
+              <m:t>h</m:t>
+            </m:r>
+          </m:den>
+        </m:f>
+        <m:r>
+          <m:t>⌋ − </m:t>
+        </m:r>
+        <m:sSubSup>
+          <m:sSubSupPr/>
+          <m:e>
+            <m:r>
+              <m:t>b</m:t>
+            </m:r>
+          </m:e>
+          <m:sub>
+            <m:r>
+              <m:t>y</m:t>
+            </m:r>
+          </m:sub>
+          <m:sup>
+            <m:r>
+              <m:t>min</m:t>
+            </m:r>
+          </m:sup>
+        </m:sSubSup>
+      </m:oMath>
     </w:p>
     <w:p>
       <w:pPr>
@@ -7586,18 +9144,70 @@
     </w:p>
     <w:p>
       <w:pPr>
-        <w:spacing w:after="120" w:before="120" w:line="276" w:lineRule="auto"/>
-        <w:ind w:left="397" w:firstLine="0"/>
-        <w:jc w:val="left"/>
-      </w:pPr>
-      <w:r>
-        <w:rPr>
-          <w:rFonts w:ascii="Consolas" w:cs="Consolas" w:eastAsia="Consolas" w:hAnsi="Consolas"/>
-          <w:sz w:val="22"/>
-          <w:szCs w:val="22"/>
-        </w:rPr>
-        <w:t xml:space="preserve">|x − c_i|² &gt; r_i²  ⇒  вклад = 0</w:t>
-      </w:r>
+        <w:spacing w:after="160" w:before="160" w:line="360" w:lineRule="auto"/>
+        <w:ind w:firstLine="0"/>
+        <w:jc w:val="center"/>
+      </w:pPr>
+      <m:oMath>
+        <m:sSup>
+          <m:sSupPr/>
+          <m:e>
+            <m:r>
+              <m:t>|x − </m:t>
+            </m:r>
+            <m:sSub>
+              <m:sSubPr/>
+              <m:e>
+                <m:r>
+                  <m:t>c</m:t>
+                </m:r>
+              </m:e>
+              <m:sub>
+                <m:r>
+                  <m:t>i</m:t>
+                </m:r>
+              </m:sub>
+            </m:sSub>
+            <m:r>
+              <m:t>|</m:t>
+            </m:r>
+          </m:e>
+          <m:sup>
+            <m:r>
+              <m:t>2</m:t>
+            </m:r>
+          </m:sup>
+        </m:sSup>
+        <m:r>
+          <m:t> &gt; </m:t>
+        </m:r>
+        <m:sSup>
+          <m:sSupPr/>
+          <m:e>
+            <m:sSub>
+              <m:sSubPr/>
+              <m:e>
+                <m:r>
+                  <m:t>r</m:t>
+                </m:r>
+              </m:e>
+              <m:sub>
+                <m:r>
+                  <m:t>i</m:t>
+                </m:r>
+              </m:sub>
+            </m:sSub>
+          </m:e>
+          <m:sup>
+            <m:r>
+              <m:t>2</m:t>
+            </m:r>
+          </m:sup>
+        </m:sSup>
+        <m:r>
+          <m:t>    ⇒    вклад = 0</m:t>
+        </m:r>
+      </m:oMath>
     </w:p>
     <w:p>
       <w:pPr>
@@ -7661,18 +9271,70 @@
     </w:p>
     <w:p>
       <w:pPr>
-        <w:spacing w:after="120" w:before="120" w:line="276" w:lineRule="auto"/>
-        <w:ind w:left="397" w:firstLine="0"/>
-        <w:jc w:val="left"/>
-      </w:pPr>
-      <w:r>
-        <w:rPr>
-          <w:rFonts w:ascii="Consolas" w:cs="Consolas" w:eastAsia="Consolas" w:hAnsi="Consolas"/>
-          <w:sz w:val="22"/>
-          <w:szCs w:val="22"/>
-        </w:rPr>
-        <w:t xml:space="preserve">x_loc = Rᵀ_i · (x − T_i)</w:t>
-      </w:r>
+        <w:spacing w:after="160" w:before="160" w:line="360" w:lineRule="auto"/>
+        <w:ind w:firstLine="0"/>
+        <w:jc w:val="center"/>
+      </w:pPr>
+      <m:oMath>
+        <m:sSub>
+          <m:sSubPr/>
+          <m:e>
+            <m:r>
+              <m:t>x</m:t>
+            </m:r>
+          </m:e>
+          <m:sub>
+            <m:r>
+              <m:t>loc</m:t>
+            </m:r>
+          </m:sub>
+        </m:sSub>
+        <m:r>
+          <m:t> = </m:t>
+        </m:r>
+        <m:sSup>
+          <m:sSupPr/>
+          <m:e>
+            <m:sSub>
+              <m:sSubPr/>
+              <m:e>
+                <m:r>
+                  <m:t>R</m:t>
+                </m:r>
+              </m:e>
+              <m:sub>
+                <m:r>
+                  <m:t>i</m:t>
+                </m:r>
+              </m:sub>
+            </m:sSub>
+          </m:e>
+          <m:sup>
+            <m:r>
+              <m:t>⊤</m:t>
+            </m:r>
+          </m:sup>
+        </m:sSup>
+        <m:r>
+          <m:t> (x − </m:t>
+        </m:r>
+        <m:sSub>
+          <m:sSubPr/>
+          <m:e>
+            <m:r>
+              <m:t>T</m:t>
+            </m:r>
+          </m:e>
+          <m:sub>
+            <m:r>
+              <m:t>i</m:t>
+            </m:r>
+          </m:sub>
+        </m:sSub>
+        <m:r>
+          <m:t>)</m:t>
+        </m:r>
+      </m:oMath>
     </w:p>
     <w:p>
       <w:pPr>
@@ -7736,18 +9398,76 @@
     </w:p>
     <w:p>
       <w:pPr>
-        <w:spacing w:after="120" w:before="120" w:line="276" w:lineRule="auto"/>
-        <w:ind w:left="397" w:firstLine="0"/>
-        <w:jc w:val="left"/>
-      </w:pPr>
-      <w:r>
-        <w:rPr>
-          <w:rFonts w:ascii="Consolas" w:cs="Consolas" w:eastAsia="Consolas" w:hAnsi="Consolas"/>
-          <w:sz w:val="22"/>
-          <w:szCs w:val="22"/>
-        </w:rPr>
-        <w:t xml:space="preserve">F_loc = trilinear(map_i, x_loc, useSymmetry_i)</w:t>
-      </w:r>
+        <w:spacing w:after="160" w:before="160" w:line="360" w:lineRule="auto"/>
+        <w:ind w:firstLine="0"/>
+        <w:jc w:val="center"/>
+      </w:pPr>
+      <m:oMath>
+        <m:sSub>
+          <m:sSubPr/>
+          <m:e>
+            <m:r>
+              <m:t>F</m:t>
+            </m:r>
+          </m:e>
+          <m:sub>
+            <m:r>
+              <m:t>loc</m:t>
+            </m:r>
+          </m:sub>
+        </m:sSub>
+        <m:r>
+          <m:t> = trilinear(</m:t>
+        </m:r>
+        <m:sSub>
+          <m:sSubPr/>
+          <m:e>
+            <m:r>
+              <m:t>map</m:t>
+            </m:r>
+          </m:e>
+          <m:sub>
+            <m:r>
+              <m:t>i</m:t>
+            </m:r>
+          </m:sub>
+        </m:sSub>
+        <m:r>
+          <m:t>, </m:t>
+        </m:r>
+        <m:sSub>
+          <m:sSubPr/>
+          <m:e>
+            <m:r>
+              <m:t>x</m:t>
+            </m:r>
+          </m:e>
+          <m:sub>
+            <m:r>
+              <m:t>loc</m:t>
+            </m:r>
+          </m:sub>
+        </m:sSub>
+        <m:r>
+          <m:t>, </m:t>
+        </m:r>
+        <m:sSub>
+          <m:sSubPr/>
+          <m:e>
+            <m:r>
+              <m:t>useSymmetry</m:t>
+            </m:r>
+          </m:e>
+          <m:sub>
+            <m:r>
+              <m:t>i</m:t>
+            </m:r>
+          </m:sub>
+        </m:sSub>
+        <m:r>
+          <m:t>)</m:t>
+        </m:r>
+      </m:oMath>
     </w:p>
     <w:p>
       <w:pPr>
@@ -7811,18 +9531,57 @@
     </w:p>
     <w:p>
       <w:pPr>
-        <w:spacing w:after="120" w:before="120" w:line="276" w:lineRule="auto"/>
-        <w:ind w:left="397" w:firstLine="0"/>
-        <w:jc w:val="left"/>
-      </w:pPr>
-      <w:r>
-        <w:rPr>
-          <w:rFonts w:ascii="Consolas" w:cs="Consolas" w:eastAsia="Consolas" w:hAnsi="Consolas"/>
-          <w:sz w:val="22"/>
-          <w:szCs w:val="22"/>
-        </w:rPr>
-        <w:t xml:space="preserve">F_world = R_i · F_loc</w:t>
-      </w:r>
+        <w:spacing w:after="160" w:before="160" w:line="360" w:lineRule="auto"/>
+        <w:ind w:firstLine="0"/>
+        <w:jc w:val="center"/>
+      </w:pPr>
+      <m:oMath>
+        <m:sSub>
+          <m:sSubPr/>
+          <m:e>
+            <m:r>
+              <m:t>F</m:t>
+            </m:r>
+          </m:e>
+          <m:sub>
+            <m:r>
+              <m:t>world</m:t>
+            </m:r>
+          </m:sub>
+        </m:sSub>
+        <m:r>
+          <m:t> = </m:t>
+        </m:r>
+        <m:sSub>
+          <m:sSubPr/>
+          <m:e>
+            <m:r>
+              <m:t>R</m:t>
+            </m:r>
+          </m:e>
+          <m:sub>
+            <m:r>
+              <m:t>i</m:t>
+            </m:r>
+          </m:sub>
+        </m:sSub>
+        <m:r>
+          <m:t> · </m:t>
+        </m:r>
+        <m:sSub>
+          <m:sSubPr/>
+          <m:e>
+            <m:r>
+              <m:t>F</m:t>
+            </m:r>
+          </m:e>
+          <m:sub>
+            <m:r>
+              <m:t>loc</m:t>
+            </m:r>
+          </m:sub>
+        </m:sSub>
+      </m:oMath>
     </w:p>
     <w:p>
       <w:pPr>
@@ -7856,29 +9615,141 @@
     </w:p>
     <w:p>
       <w:pPr>
-        <w:spacing w:after="120" w:before="120" w:line="276" w:lineRule="auto"/>
-        <w:ind w:left="397" w:firstLine="0"/>
-        <w:jc w:val="left"/>
-      </w:pPr>
-      <w:r>
-        <w:rPr>
-          <w:rFonts w:ascii="Consolas" w:cs="Consolas" w:eastAsia="Consolas" w:hAnsi="Consolas"/>
-          <w:sz w:val="22"/>
-          <w:szCs w:val="22"/>
-        </w:rPr>
-        <w:t xml:space="preserve">scale_i = c_i^hw · c_i^sp · d_i · ( I_i / I_i^nom  если i активен;</w:t>
-      </w:r>
-      <w:r>
-        <w:br/>
-      </w:r>
-      <w:r>
-        <w:rPr>
-          <w:rFonts w:ascii="Consolas" w:cs="Consolas" w:eastAsia="Consolas" w:hAnsi="Consolas"/>
-          <w:sz w:val="22"/>
-          <w:szCs w:val="22"/>
-        </w:rPr>
-        <w:t xml:space="preserve">                                    1              иначе )</w:t>
-      </w:r>
+        <w:spacing w:after="160" w:before="160" w:line="360" w:lineRule="auto"/>
+        <w:ind w:firstLine="0"/>
+        <w:jc w:val="center"/>
+      </w:pPr>
+      <m:oMath>
+        <m:sSub>
+          <m:sSubPr/>
+          <m:e>
+            <m:r>
+              <m:t>scale</m:t>
+            </m:r>
+          </m:e>
+          <m:sub>
+            <m:r>
+              <m:t>i</m:t>
+            </m:r>
+          </m:sub>
+        </m:sSub>
+        <m:r>
+          <m:t> = </m:t>
+        </m:r>
+        <m:sSubSup>
+          <m:sSubSupPr/>
+          <m:e>
+            <m:r>
+              <m:t>c</m:t>
+            </m:r>
+          </m:e>
+          <m:sub>
+            <m:r>
+              <m:t>i</m:t>
+            </m:r>
+          </m:sub>
+          <m:sup>
+            <m:r>
+              <m:t>hw</m:t>
+            </m:r>
+          </m:sup>
+        </m:sSubSup>
+        <m:r>
+          <m:t> · </m:t>
+        </m:r>
+        <m:sSubSup>
+          <m:sSubSupPr/>
+          <m:e>
+            <m:r>
+              <m:t>c</m:t>
+            </m:r>
+          </m:e>
+          <m:sub>
+            <m:r>
+              <m:t>i</m:t>
+            </m:r>
+          </m:sub>
+          <m:sup>
+            <m:r>
+              <m:t>sp</m:t>
+            </m:r>
+          </m:sup>
+        </m:sSubSup>
+        <m:r>
+          <m:t> · </m:t>
+        </m:r>
+        <m:sSub>
+          <m:sSubPr/>
+          <m:e>
+            <m:r>
+              <m:t>d</m:t>
+            </m:r>
+          </m:e>
+          <m:sub>
+            <m:r>
+              <m:t>i</m:t>
+            </m:r>
+          </m:sub>
+        </m:sSub>
+        <m:r>
+          <m:t> · </m:t>
+        </m:r>
+      </m:oMath>
+    </w:p>
+    <w:p>
+      <w:pPr>
+        <w:spacing w:after="160" w:before="160" w:line="360" w:lineRule="auto"/>
+        <w:ind w:firstLine="0"/>
+        <w:jc w:val="center"/>
+      </w:pPr>
+      <m:oMath>
+        <m:r>
+          <m:t>     · </m:t>
+        </m:r>
+        <m:r>
+          <m:t>{ </m:t>
+        </m:r>
+        <m:f>
+          <m:num>
+            <m:sSub>
+              <m:sSubPr/>
+              <m:e>
+                <m:r>
+                  <m:t>I</m:t>
+                </m:r>
+              </m:e>
+              <m:sub>
+                <m:r>
+                  <m:t>i</m:t>
+                </m:r>
+              </m:sub>
+            </m:sSub>
+          </m:num>
+          <m:den>
+            <m:sSubSup>
+              <m:sSubSupPr/>
+              <m:e>
+                <m:r>
+                  <m:t>I</m:t>
+                </m:r>
+              </m:e>
+              <m:sub>
+                <m:r>
+                  <m:t>i</m:t>
+                </m:r>
+              </m:sub>
+              <m:sup>
+                <m:r>
+                  <m:t>nom</m:t>
+                </m:r>
+              </m:sup>
+            </m:sSubSup>
+          </m:den>
+        </m:f>
+        <m:r>
+          <m:t>   если магнит i активен;    1   иначе }</m:t>
+        </m:r>
+      </m:oMath>
     </w:p>
     <w:p>
       <w:pPr>
@@ -7972,29 +9843,149 @@
     </w:p>
     <w:p>
       <w:pPr>
-        <w:spacing w:after="120" w:before="120" w:line="276" w:lineRule="auto"/>
-        <w:ind w:left="397" w:firstLine="0"/>
-        <w:jc w:val="left"/>
-      </w:pPr>
-      <w:r>
-        <w:rPr>
-          <w:rFonts w:ascii="Consolas" w:cs="Consolas" w:eastAsia="Consolas" w:hAnsi="Consolas"/>
-          <w:sz w:val="22"/>
-          <w:szCs w:val="22"/>
-        </w:rPr>
-        <w:t xml:space="preserve">если type_i = MAGNETIC: totalB += scale_i · F_world</w:t>
-      </w:r>
-      <w:r>
-        <w:br/>
-      </w:r>
-      <w:r>
-        <w:rPr>
-          <w:rFonts w:ascii="Consolas" w:cs="Consolas" w:eastAsia="Consolas" w:hAnsi="Consolas"/>
-          <w:sz w:val="22"/>
-          <w:szCs w:val="22"/>
-        </w:rPr>
-        <w:t xml:space="preserve">если type_i = ELECTRIC: totalE += scale_i · F_world</w:t>
-      </w:r>
+        <w:spacing w:after="160" w:before="160" w:line="360" w:lineRule="auto"/>
+        <w:ind w:firstLine="0"/>
+        <w:jc w:val="center"/>
+      </w:pPr>
+      <m:oMath>
+        <m:sSub>
+          <m:sSubPr/>
+          <m:e>
+            <m:r>
+              <m:t>B</m:t>
+            </m:r>
+          </m:e>
+          <m:sub>
+            <m:r>
+              <m:t>total</m:t>
+            </m:r>
+          </m:sub>
+        </m:sSub>
+        <m:r>
+          <m:t> += </m:t>
+        </m:r>
+        <m:sSub>
+          <m:sSubPr/>
+          <m:e>
+            <m:r>
+              <m:t>scale</m:t>
+            </m:r>
+          </m:e>
+          <m:sub>
+            <m:r>
+              <m:t>i</m:t>
+            </m:r>
+          </m:sub>
+        </m:sSub>
+        <m:r>
+          <m:t> · </m:t>
+        </m:r>
+        <m:sSub>
+          <m:sSubPr/>
+          <m:e>
+            <m:r>
+              <m:t>F</m:t>
+            </m:r>
+          </m:e>
+          <m:sub>
+            <m:r>
+              <m:t>world</m:t>
+            </m:r>
+          </m:sub>
+        </m:sSub>
+        <m:r>
+          <m:t>,    если </m:t>
+        </m:r>
+        <m:sSub>
+          <m:sSubPr/>
+          <m:e>
+            <m:r>
+              <m:t>type</m:t>
+            </m:r>
+          </m:e>
+          <m:sub>
+            <m:r>
+              <m:t>i</m:t>
+            </m:r>
+          </m:sub>
+        </m:sSub>
+        <m:r>
+          <m:t> = MAGNETIC</m:t>
+        </m:r>
+      </m:oMath>
+    </w:p>
+    <w:p>
+      <w:pPr>
+        <w:spacing w:after="160" w:before="160" w:line="360" w:lineRule="auto"/>
+        <w:ind w:firstLine="0"/>
+        <w:jc w:val="center"/>
+      </w:pPr>
+      <m:oMath>
+        <m:sSub>
+          <m:sSubPr/>
+          <m:e>
+            <m:r>
+              <m:t>E</m:t>
+            </m:r>
+          </m:e>
+          <m:sub>
+            <m:r>
+              <m:t>total</m:t>
+            </m:r>
+          </m:sub>
+        </m:sSub>
+        <m:r>
+          <m:t> += </m:t>
+        </m:r>
+        <m:sSub>
+          <m:sSubPr/>
+          <m:e>
+            <m:r>
+              <m:t>scale</m:t>
+            </m:r>
+          </m:e>
+          <m:sub>
+            <m:r>
+              <m:t>i</m:t>
+            </m:r>
+          </m:sub>
+        </m:sSub>
+        <m:r>
+          <m:t> · </m:t>
+        </m:r>
+        <m:sSub>
+          <m:sSubPr/>
+          <m:e>
+            <m:r>
+              <m:t>F</m:t>
+            </m:r>
+          </m:e>
+          <m:sub>
+            <m:r>
+              <m:t>world</m:t>
+            </m:r>
+          </m:sub>
+        </m:sSub>
+        <m:r>
+          <m:t>,    если </m:t>
+        </m:r>
+        <m:sSub>
+          <m:sSubPr/>
+          <m:e>
+            <m:r>
+              <m:t>type</m:t>
+            </m:r>
+          </m:e>
+          <m:sub>
+            <m:r>
+              <m:t>i</m:t>
+            </m:r>
+          </m:sub>
+        </m:sSub>
+        <m:r>
+          <m:t> = ELECTRIC</m:t>
+        </m:r>
+      </m:oMath>
     </w:p>
     <w:p>
       <w:pPr>
@@ -8894,18 +10885,27 @@
     </w:p>
     <w:p>
       <w:pPr>
-        <w:spacing w:after="120" w:before="120" w:line="276" w:lineRule="auto"/>
-        <w:ind w:left="397" w:firstLine="0"/>
-        <w:jc w:val="left"/>
-      </w:pPr>
-      <w:r>
-        <w:rPr>
-          <w:rFonts w:ascii="Consolas" w:cs="Consolas" w:eastAsia="Consolas" w:hAnsi="Consolas"/>
-          <w:sz w:val="22"/>
-          <w:szCs w:val="22"/>
-        </w:rPr>
-        <w:t xml:space="preserve">n̂ = ( (b − a) × (c − a) ) / |(b − a) × (c − a)|</w:t>
-      </w:r>
+        <w:spacing w:after="160" w:before="160" w:line="360" w:lineRule="auto"/>
+        <w:ind w:firstLine="0"/>
+        <w:jc w:val="center"/>
+      </w:pPr>
+      <m:oMath>
+        <m:r>
+          <m:t>n̂ = </m:t>
+        </m:r>
+        <m:f>
+          <m:num>
+            <m:r>
+              <m:t>(b − a) × (c − a)</m:t>
+            </m:r>
+          </m:num>
+          <m:den>
+            <m:r>
+              <m:t>|(b − a) × (c − a)|</m:t>
+            </m:r>
+          </m:den>
+        </m:f>
+      </m:oMath>
     </w:p>
     <w:p>
       <w:pPr>
@@ -8969,18 +10969,31 @@
     </w:p>
     <w:p>
       <w:pPr>
-        <w:spacing w:after="120" w:before="120" w:line="276" w:lineRule="auto"/>
-        <w:ind w:left="397" w:firstLine="0"/>
-        <w:jc w:val="left"/>
-      </w:pPr>
-      <w:r>
-        <w:rPr>
-          <w:rFonts w:ascii="Consolas" w:cs="Consolas" w:eastAsia="Consolas" w:hAnsi="Consolas"/>
-          <w:sz w:val="22"/>
-          <w:szCs w:val="22"/>
-        </w:rPr>
-        <w:t xml:space="preserve">n̂ ← −n̂,   если (x_0 − a) · n̂ &gt; 0</w:t>
-      </w:r>
+        <w:spacing w:after="160" w:before="160" w:line="360" w:lineRule="auto"/>
+        <w:ind w:firstLine="0"/>
+        <w:jc w:val="center"/>
+      </w:pPr>
+      <m:oMath>
+        <m:r>
+          <m:t>n̂ ← −n̂,    если (</m:t>
+        </m:r>
+        <m:sSub>
+          <m:sSubPr/>
+          <m:e>
+            <m:r>
+              <m:t>x</m:t>
+            </m:r>
+          </m:e>
+          <m:sub>
+            <m:r>
+              <m:t>0</m:t>
+            </m:r>
+          </m:sub>
+        </m:sSub>
+        <m:r>
+          <m:t> − a) · n̂ &gt; 0</m:t>
+        </m:r>
+      </m:oMath>
     </w:p>
     <w:p>
       <w:pPr>
@@ -9029,18 +11042,15 @@
     </w:p>
     <w:p>
       <w:pPr>
-        <w:spacing w:after="120" w:before="120" w:line="276" w:lineRule="auto"/>
-        <w:ind w:left="397" w:firstLine="0"/>
-        <w:jc w:val="left"/>
-      </w:pPr>
-      <w:r>
-        <w:rPr>
-          <w:rFonts w:ascii="Consolas" w:cs="Consolas" w:eastAsia="Consolas" w:hAnsi="Consolas"/>
-          <w:sz w:val="22"/>
-          <w:szCs w:val="22"/>
-        </w:rPr>
-        <w:t xml:space="preserve">d(x) = (x − a) · n̂</w:t>
-      </w:r>
+        <w:spacing w:after="160" w:before="160" w:line="360" w:lineRule="auto"/>
+        <w:ind w:firstLine="0"/>
+        <w:jc w:val="center"/>
+      </w:pPr>
+      <m:oMath>
+        <m:r>
+          <m:t>d(x) = (x − a) · n̂</m:t>
+        </m:r>
+      </m:oMath>
     </w:p>
     <w:p>
       <w:pPr>
@@ -9104,18 +11114,79 @@
     </w:p>
     <w:p>
       <w:pPr>
-        <w:spacing w:after="120" w:before="120" w:line="276" w:lineRule="auto"/>
-        <w:ind w:left="397" w:firstLine="0"/>
-        <w:jc w:val="left"/>
-      </w:pPr>
-      <w:r>
-        <w:rPr>
-          <w:rFonts w:ascii="Consolas" w:cs="Consolas" w:eastAsia="Consolas" w:hAnsi="Consolas"/>
-          <w:sz w:val="22"/>
-          <w:szCs w:val="22"/>
-        </w:rPr>
-        <w:t xml:space="preserve">( d_{n−1} &lt; 0 ∧ d_n ≥ 0 )  ∨  ( d_{n−1} ≥ 0 ∧ d_n &lt; 0 )</w:t>
-      </w:r>
+        <w:spacing w:after="160" w:before="160" w:line="360" w:lineRule="auto"/>
+        <w:ind w:firstLine="0"/>
+        <w:jc w:val="center"/>
+      </w:pPr>
+      <m:oMath>
+        <m:r>
+          <m:t>( </m:t>
+        </m:r>
+        <m:sSub>
+          <m:sSubPr/>
+          <m:e>
+            <m:r>
+              <m:t>d</m:t>
+            </m:r>
+          </m:e>
+          <m:sub>
+            <m:r>
+              <m:t>n−1</m:t>
+            </m:r>
+          </m:sub>
+        </m:sSub>
+        <m:r>
+          <m:t> &lt; 0   ∧   </m:t>
+        </m:r>
+        <m:sSub>
+          <m:sSubPr/>
+          <m:e>
+            <m:r>
+              <m:t>d</m:t>
+            </m:r>
+          </m:e>
+          <m:sub>
+            <m:r>
+              <m:t>n</m:t>
+            </m:r>
+          </m:sub>
+        </m:sSub>
+        <m:r>
+          <m:t> ≥ 0 )    ∨    ( </m:t>
+        </m:r>
+        <m:sSub>
+          <m:sSubPr/>
+          <m:e>
+            <m:r>
+              <m:t>d</m:t>
+            </m:r>
+          </m:e>
+          <m:sub>
+            <m:r>
+              <m:t>n−1</m:t>
+            </m:r>
+          </m:sub>
+        </m:sSub>
+        <m:r>
+          <m:t> ≥ 0   ∧   </m:t>
+        </m:r>
+        <m:sSub>
+          <m:sSubPr/>
+          <m:e>
+            <m:r>
+              <m:t>d</m:t>
+            </m:r>
+          </m:e>
+          <m:sub>
+            <m:r>
+              <m:t>n</m:t>
+            </m:r>
+          </m:sub>
+        </m:sSub>
+        <m:r>
+          <m:t> &lt; 0 )</m:t>
+        </m:r>
+      </m:oMath>
     </w:p>
     <w:p>
       <w:pPr>
@@ -9724,18 +11795,50 @@
     </w:p>
     <w:p>
       <w:pPr>
-        <w:spacing w:after="120" w:before="120" w:line="276" w:lineRule="auto"/>
-        <w:ind w:left="397" w:firstLine="0"/>
-        <w:jc w:val="left"/>
-      </w:pPr>
-      <w:r>
-        <w:rPr>
-          <w:rFonts w:ascii="Consolas" w:cs="Consolas" w:eastAsia="Consolas" w:hAnsi="Consolas"/>
-          <w:sz w:val="22"/>
-          <w:szCs w:val="22"/>
-        </w:rPr>
-        <w:t xml:space="preserve">t* = ( (p − a) · (b − a) ) / |b − a|²</w:t>
-      </w:r>
+        <w:spacing w:after="160" w:before="160" w:line="360" w:lineRule="auto"/>
+        <w:ind w:firstLine="0"/>
+        <w:jc w:val="center"/>
+      </w:pPr>
+      <m:oMath>
+        <m:sSup>
+          <m:sSupPr/>
+          <m:e>
+            <m:r>
+              <m:t>t</m:t>
+            </m:r>
+          </m:e>
+          <m:sup>
+            <m:r>
+              <m:t>*</m:t>
+            </m:r>
+          </m:sup>
+        </m:sSup>
+        <m:r>
+          <m:t> = </m:t>
+        </m:r>
+        <m:f>
+          <m:num>
+            <m:r>
+              <m:t>(p − a) · (b − a)</m:t>
+            </m:r>
+          </m:num>
+          <m:den>
+            <m:sSup>
+              <m:sSupPr/>
+              <m:e>
+                <m:r>
+                  <m:t>|b − a|</m:t>
+                </m:r>
+              </m:e>
+              <m:sup>
+                <m:r>
+                  <m:t>2</m:t>
+                </m:r>
+              </m:sup>
+            </m:sSup>
+          </m:den>
+        </m:f>
+      </m:oMath>
     </w:p>
     <w:p>
       <w:pPr>
@@ -9829,18 +11932,47 @@
     </w:p>
     <w:p>
       <w:pPr>
-        <w:spacing w:after="120" w:before="120" w:line="276" w:lineRule="auto"/>
-        <w:ind w:left="397" w:firstLine="0"/>
-        <w:jc w:val="left"/>
-      </w:pPr>
-      <w:r>
-        <w:rPr>
-          <w:rFonts w:ascii="Consolas" w:cs="Consolas" w:eastAsia="Consolas" w:hAnsi="Consolas"/>
-          <w:sz w:val="22"/>
-          <w:szCs w:val="22"/>
-        </w:rPr>
-        <w:t xml:space="preserve">t = clamp(t*, 0, 1) = min(1, max(0, t*))</w:t>
-      </w:r>
+        <w:spacing w:after="160" w:before="160" w:line="360" w:lineRule="auto"/>
+        <w:ind w:firstLine="0"/>
+        <w:jc w:val="center"/>
+      </w:pPr>
+      <m:oMath>
+        <m:r>
+          <m:t>t = clamp(</m:t>
+        </m:r>
+        <m:sSup>
+          <m:sSupPr/>
+          <m:e>
+            <m:r>
+              <m:t>t</m:t>
+            </m:r>
+          </m:e>
+          <m:sup>
+            <m:r>
+              <m:t>*</m:t>
+            </m:r>
+          </m:sup>
+        </m:sSup>
+        <m:r>
+          <m:t>, 0, 1) = min(1,   max(0, </m:t>
+        </m:r>
+        <m:sSup>
+          <m:sSupPr/>
+          <m:e>
+            <m:r>
+              <m:t>t</m:t>
+            </m:r>
+          </m:e>
+          <m:sup>
+            <m:r>
+              <m:t>*</m:t>
+            </m:r>
+          </m:sup>
+        </m:sSup>
+        <m:r>
+          <m:t>))</m:t>
+        </m:r>
+      </m:oMath>
     </w:p>
     <w:p>
       <w:pPr>
@@ -9859,29 +11991,40 @@
     </w:p>
     <w:p>
       <w:pPr>
-        <w:spacing w:after="120" w:before="120" w:line="276" w:lineRule="auto"/>
-        <w:ind w:left="397" w:firstLine="0"/>
-        <w:jc w:val="left"/>
-      </w:pPr>
-      <w:r>
-        <w:rPr>
-          <w:rFonts w:ascii="Consolas" w:cs="Consolas" w:eastAsia="Consolas" w:hAnsi="Consolas"/>
-          <w:sz w:val="22"/>
-          <w:szCs w:val="22"/>
-        </w:rPr>
-        <w:t xml:space="preserve">c = a + t · (b − a)</w:t>
-      </w:r>
-      <w:r>
-        <w:br/>
-      </w:r>
-      <w:r>
-        <w:rPr>
-          <w:rFonts w:ascii="Consolas" w:cs="Consolas" w:eastAsia="Consolas" w:hAnsi="Consolas"/>
-          <w:sz w:val="22"/>
-          <w:szCs w:val="22"/>
-        </w:rPr>
-        <w:t xml:space="preserve">d_i = |p − c|</w:t>
-      </w:r>
+        <w:spacing w:after="160" w:before="160" w:line="360" w:lineRule="auto"/>
+        <w:ind w:firstLine="0"/>
+        <w:jc w:val="center"/>
+      </w:pPr>
+      <m:oMath>
+        <m:r>
+          <m:t>c = a + t (b − a)</m:t>
+        </m:r>
+      </m:oMath>
+    </w:p>
+    <w:p>
+      <w:pPr>
+        <w:spacing w:after="160" w:before="160" w:line="360" w:lineRule="auto"/>
+        <w:ind w:firstLine="0"/>
+        <w:jc w:val="center"/>
+      </w:pPr>
+      <m:oMath>
+        <m:sSub>
+          <m:sSubPr/>
+          <m:e>
+            <m:r>
+              <m:t>d</m:t>
+            </m:r>
+          </m:e>
+          <m:sub>
+            <m:r>
+              <m:t>i</m:t>
+            </m:r>
+          </m:sub>
+        </m:sSub>
+        <m:r>
+          <m:t> = |p − c|</m:t>
+        </m:r>
+      </m:oMath>
     </w:p>
     <w:p>
       <w:pPr>
@@ -9930,18 +12073,100 @@
     </w:p>
     <w:p>
       <w:pPr>
-        <w:spacing w:after="120" w:before="120" w:line="276" w:lineRule="auto"/>
-        <w:ind w:left="397" w:firstLine="0"/>
-        <w:jc w:val="left"/>
-      </w:pPr>
-      <w:r>
-        <w:rPr>
-          <w:rFonts w:ascii="Consolas" w:cs="Consolas" w:eastAsia="Consolas" w:hAnsi="Consolas"/>
-          <w:sz w:val="22"/>
-          <w:szCs w:val="22"/>
-        </w:rPr>
-        <w:t xml:space="preserve">dist(p, Π) = min_{i = 0..N−2} d_i = √( min_i |p − c_i|² )</w:t>
-      </w:r>
+        <w:spacing w:after="160" w:before="160" w:line="360" w:lineRule="auto"/>
+        <w:ind w:firstLine="0"/>
+        <w:jc w:val="center"/>
+      </w:pPr>
+      <m:oMath>
+        <m:r>
+          <m:t>dist(p, Π) = </m:t>
+        </m:r>
+        <m:sSub>
+          <m:sSubPr/>
+          <m:e>
+            <m:r>
+              <m:t>min</m:t>
+            </m:r>
+          </m:e>
+          <m:sub>
+            <m:r>
+              <m:t>i = 0..N−2</m:t>
+            </m:r>
+          </m:sub>
+        </m:sSub>
+        <m:r>
+          <m:t>   </m:t>
+        </m:r>
+        <m:sSub>
+          <m:sSubPr/>
+          <m:e>
+            <m:r>
+              <m:t>d</m:t>
+            </m:r>
+          </m:e>
+          <m:sub>
+            <m:r>
+              <m:t>i</m:t>
+            </m:r>
+          </m:sub>
+        </m:sSub>
+        <m:r>
+          <m:t> = </m:t>
+        </m:r>
+        <m:rad>
+          <m:radPr>
+            <m:degHide m:val="1"/>
+          </m:radPr>
+          <m:deg/>
+          <m:e>
+            <m:sSub>
+              <m:sSubPr/>
+              <m:e>
+                <m:r>
+                  <m:t>min</m:t>
+                </m:r>
+              </m:e>
+              <m:sub>
+                <m:r>
+                  <m:t>i</m:t>
+                </m:r>
+              </m:sub>
+            </m:sSub>
+            <m:r>
+              <m:t>  </m:t>
+            </m:r>
+            <m:sSup>
+              <m:sSupPr/>
+              <m:e>
+                <m:r>
+                  <m:t>|p − </m:t>
+                </m:r>
+                <m:sSub>
+                  <m:sSubPr/>
+                  <m:e>
+                    <m:r>
+                      <m:t>c</m:t>
+                    </m:r>
+                  </m:e>
+                  <m:sub>
+                    <m:r>
+                      <m:t>i</m:t>
+                    </m:r>
+                  </m:sub>
+                </m:sSub>
+                <m:r>
+                  <m:t>|</m:t>
+                </m:r>
+              </m:e>
+              <m:sup>
+                <m:r>
+                  <m:t>2</m:t>
+                </m:r>
+              </m:sup>
+            </m:sSup>
+          </m:e>
+        </m:rad>
+      </m:oMath>
     </w:p>
     <w:p>
       <w:pPr>
@@ -11729,18 +13954,60 @@
     </w:p>
     <w:p>
       <w:pPr>
-        <w:spacing w:after="120" w:before="120" w:line="276" w:lineRule="auto"/>
-        <w:ind w:left="397" w:firstLine="0"/>
-        <w:jc w:val="left"/>
-      </w:pPr>
-      <w:r>
-        <w:rPr>
-          <w:rFonts w:ascii="Consolas" w:cs="Consolas" w:eastAsia="Consolas" w:hAnsi="Consolas"/>
-          <w:sz w:val="22"/>
-          <w:szCs w:val="22"/>
-        </w:rPr>
-        <w:t xml:space="preserve">L = L_pos + L_dir + L_env</w:t>
-      </w:r>
+        <w:spacing w:after="160" w:before="160" w:line="360" w:lineRule="auto"/>
+        <w:ind w:firstLine="0"/>
+        <w:jc w:val="center"/>
+      </w:pPr>
+      <m:oMath>
+        <m:r>
+          <m:t>L = </m:t>
+        </m:r>
+        <m:sSub>
+          <m:sSubPr/>
+          <m:e>
+            <m:r>
+              <m:t>L</m:t>
+            </m:r>
+          </m:e>
+          <m:sub>
+            <m:r>
+              <m:t>pos</m:t>
+            </m:r>
+          </m:sub>
+        </m:sSub>
+        <m:r>
+          <m:t> + </m:t>
+        </m:r>
+        <m:sSub>
+          <m:sSubPr/>
+          <m:e>
+            <m:r>
+              <m:t>L</m:t>
+            </m:r>
+          </m:e>
+          <m:sub>
+            <m:r>
+              <m:t>dir</m:t>
+            </m:r>
+          </m:sub>
+        </m:sSub>
+        <m:r>
+          <m:t> + </m:t>
+        </m:r>
+        <m:sSub>
+          <m:sSubPr/>
+          <m:e>
+            <m:r>
+              <m:t>L</m:t>
+            </m:r>
+          </m:e>
+          <m:sub>
+            <m:r>
+              <m:t>env</m:t>
+            </m:r>
+          </m:sub>
+        </m:sSub>
+      </m:oMath>
     </w:p>
     <w:p>
       <w:pPr>
@@ -11774,18 +14041,133 @@
     </w:p>
     <w:p>
       <w:pPr>
-        <w:spacing w:after="120" w:before="120" w:line="276" w:lineRule="auto"/>
-        <w:ind w:left="397" w:firstLine="0"/>
-        <w:jc w:val="left"/>
-      </w:pPr>
-      <w:r>
-        <w:rPr>
-          <w:rFonts w:ascii="Consolas" w:cs="Consolas" w:eastAsia="Consolas" w:hAnsi="Consolas"/>
-          <w:sz w:val="22"/>
-          <w:szCs w:val="22"/>
-        </w:rPr>
-        <w:t xml:space="preserve">L_pos = Σ_{i = 1..N_p} Σ_{m ∈ M} w_m · min_t |x_i(t) − c_m|²</w:t>
-      </w:r>
+        <w:spacing w:after="160" w:before="160" w:line="360" w:lineRule="auto"/>
+        <w:ind w:firstLine="0"/>
+        <w:jc w:val="center"/>
+      </w:pPr>
+      <m:oMath>
+        <m:sSub>
+          <m:sSubPr/>
+          <m:e>
+            <m:r>
+              <m:t>L</m:t>
+            </m:r>
+          </m:e>
+          <m:sub>
+            <m:r>
+              <m:t>pos</m:t>
+            </m:r>
+          </m:sub>
+        </m:sSub>
+        <m:r>
+          <m:t> = </m:t>
+        </m:r>
+        <m:nary>
+          <m:naryPr>
+            <m:chr m:val="∑"/>
+            <m:limLoc m:val="undOvr"/>
+            <m:supHide m:val="1"/>
+          </m:naryPr>
+          <m:sub>
+            <m:r>
+              <m:t>i = 1..N_p</m:t>
+            </m:r>
+          </m:sub>
+          <m:e>
+            <m:nary>
+              <m:naryPr>
+                <m:chr m:val="∑"/>
+                <m:limLoc m:val="undOvr"/>
+                <m:supHide m:val="1"/>
+              </m:naryPr>
+              <m:sub>
+                <m:r>
+                  <m:t>m ∈ M</m:t>
+                </m:r>
+              </m:sub>
+              <m:e>
+                <m:sSub>
+                  <m:sSubPr/>
+                  <m:e>
+                    <m:r>
+                      <m:t>w</m:t>
+                    </m:r>
+                  </m:e>
+                  <m:sub>
+                    <m:r>
+                      <m:t>m</m:t>
+                    </m:r>
+                  </m:sub>
+                </m:sSub>
+                <m:r>
+                  <m:t>  </m:t>
+                </m:r>
+                <m:sSub>
+                  <m:sSubPr/>
+                  <m:e>
+                    <m:r>
+                      <m:t>min</m:t>
+                    </m:r>
+                  </m:e>
+                  <m:sub>
+                    <m:r>
+                      <m:t>t</m:t>
+                    </m:r>
+                  </m:sub>
+                </m:sSub>
+                <m:r>
+                  <m:t>  </m:t>
+                </m:r>
+                <m:sSup>
+                  <m:sSupPr/>
+                  <m:e>
+                    <m:r>
+                      <m:t>|</m:t>
+                    </m:r>
+                    <m:sSub>
+                      <m:sSubPr/>
+                      <m:e>
+                        <m:r>
+                          <m:t>x</m:t>
+                        </m:r>
+                      </m:e>
+                      <m:sub>
+                        <m:r>
+                          <m:t>i</m:t>
+                        </m:r>
+                      </m:sub>
+                    </m:sSub>
+                    <m:r>
+                      <m:t>(t) − </m:t>
+                    </m:r>
+                    <m:sSub>
+                      <m:sSubPr/>
+                      <m:e>
+                        <m:r>
+                          <m:t>c</m:t>
+                        </m:r>
+                      </m:e>
+                      <m:sub>
+                        <m:r>
+                          <m:t>m</m:t>
+                        </m:r>
+                      </m:sub>
+                    </m:sSub>
+                    <m:r>
+                      <m:t>|</m:t>
+                    </m:r>
+                  </m:e>
+                  <m:sup>
+                    <m:r>
+                      <m:t>2</m:t>
+                    </m:r>
+                  </m:sup>
+                </m:sSup>
+              </m:e>
+            </m:nary>
+          </m:e>
+        </m:nary>
+      </m:oMath>
     </w:p>
     <w:p>
       <w:pPr>
@@ -11909,29 +14291,169 @@
     </w:p>
     <w:p>
       <w:pPr>
-        <w:spacing w:after="120" w:before="120" w:line="276" w:lineRule="auto"/>
-        <w:ind w:left="397" w:firstLine="0"/>
-        <w:jc w:val="left"/>
-      </w:pPr>
-      <w:r>
-        <w:rPr>
-          <w:rFonts w:ascii="Consolas" w:cs="Consolas" w:eastAsia="Consolas" w:hAnsi="Consolas"/>
-          <w:sz w:val="22"/>
-          <w:szCs w:val="22"/>
-        </w:rPr>
-        <w:t xml:space="preserve">L_dir = w_dir · Σ_{i = 1..N_p} sin²(θ_i)</w:t>
-      </w:r>
-      <w:r>
-        <w:br/>
-      </w:r>
-      <w:r>
-        <w:rPr>
-          <w:rFonts w:ascii="Consolas" w:cs="Consolas" w:eastAsia="Consolas" w:hAnsi="Consolas"/>
-          <w:sz w:val="22"/>
-          <w:szCs w:val="22"/>
-        </w:rPr>
-        <w:t xml:space="preserve">cos θ_i = (p_i_final · r̂) / |p_i_final|</w:t>
-      </w:r>
+        <w:spacing w:after="160" w:before="160" w:line="360" w:lineRule="auto"/>
+        <w:ind w:firstLine="0"/>
+        <w:jc w:val="center"/>
+      </w:pPr>
+      <m:oMath>
+        <m:sSub>
+          <m:sSubPr/>
+          <m:e>
+            <m:r>
+              <m:t>L</m:t>
+            </m:r>
+          </m:e>
+          <m:sub>
+            <m:r>
+              <m:t>dir</m:t>
+            </m:r>
+          </m:sub>
+        </m:sSub>
+        <m:r>
+          <m:t> = </m:t>
+        </m:r>
+        <m:sSub>
+          <m:sSubPr/>
+          <m:e>
+            <m:r>
+              <m:t>w</m:t>
+            </m:r>
+          </m:e>
+          <m:sub>
+            <m:r>
+              <m:t>dir</m:t>
+            </m:r>
+          </m:sub>
+        </m:sSub>
+        <m:r>
+          <m:t>  </m:t>
+        </m:r>
+        <m:nary>
+          <m:naryPr>
+            <m:chr m:val="∑"/>
+            <m:limLoc m:val="undOvr"/>
+            <m:supHide m:val="1"/>
+          </m:naryPr>
+          <m:sub>
+            <m:r>
+              <m:t>i = 1..N_p</m:t>
+            </m:r>
+          </m:sub>
+          <m:e>
+            <m:sSup>
+              <m:sSupPr/>
+              <m:e>
+                <m:r>
+                  <m:t>sin</m:t>
+                </m:r>
+              </m:e>
+              <m:sup>
+                <m:r>
+                  <m:t>2</m:t>
+                </m:r>
+              </m:sup>
+            </m:sSup>
+            <m:r>
+              <m:t>(</m:t>
+            </m:r>
+            <m:sSub>
+              <m:sSubPr/>
+              <m:e>
+                <m:r>
+                  <m:t>θ</m:t>
+                </m:r>
+              </m:e>
+              <m:sub>
+                <m:r>
+                  <m:t>i</m:t>
+                </m:r>
+              </m:sub>
+            </m:sSub>
+            <m:r>
+              <m:t>)</m:t>
+            </m:r>
+          </m:e>
+        </m:nary>
+      </m:oMath>
+    </w:p>
+    <w:p>
+      <w:pPr>
+        <w:spacing w:after="160" w:before="160" w:line="360" w:lineRule="auto"/>
+        <w:ind w:firstLine="0"/>
+        <w:jc w:val="center"/>
+      </w:pPr>
+      <m:oMath>
+        <m:r>
+          <m:t>cos </m:t>
+        </m:r>
+        <m:sSub>
+          <m:sSubPr/>
+          <m:e>
+            <m:r>
+              <m:t>θ</m:t>
+            </m:r>
+          </m:e>
+          <m:sub>
+            <m:r>
+              <m:t>i</m:t>
+            </m:r>
+          </m:sub>
+        </m:sSub>
+        <m:r>
+          <m:t> = </m:t>
+        </m:r>
+        <m:f>
+          <m:num>
+            <m:sSubSup>
+              <m:sSubSupPr/>
+              <m:e>
+                <m:r>
+                  <m:t>p</m:t>
+                </m:r>
+              </m:e>
+              <m:sub>
+                <m:r>
+                  <m:t>i</m:t>
+                </m:r>
+              </m:sub>
+              <m:sup>
+                <m:r>
+                  <m:t>final</m:t>
+                </m:r>
+              </m:sup>
+            </m:sSubSup>
+            <m:r>
+              <m:t> · r̂</m:t>
+            </m:r>
+          </m:num>
+          <m:den>
+            <m:r>
+              <m:t>|</m:t>
+            </m:r>
+            <m:sSubSup>
+              <m:sSubSupPr/>
+              <m:e>
+                <m:r>
+                  <m:t>p</m:t>
+                </m:r>
+              </m:e>
+              <m:sub>
+                <m:r>
+                  <m:t>i</m:t>
+                </m:r>
+              </m:sub>
+              <m:sup>
+                <m:r>
+                  <m:t>final</m:t>
+                </m:r>
+              </m:sup>
+            </m:sSubSup>
+            <m:r>
+              <m:t>|</m:t>
+            </m:r>
+          </m:den>
+        </m:f>
+      </m:oMath>
     </w:p>
     <w:p>
       <w:pPr>
@@ -12040,29 +14562,170 @@
     </w:p>
     <w:p>
       <w:pPr>
-        <w:spacing w:after="120" w:before="120" w:line="276" w:lineRule="auto"/>
-        <w:ind w:left="397" w:firstLine="0"/>
-        <w:jc w:val="left"/>
-      </w:pPr>
-      <w:r>
-        <w:rPr>
-          <w:rFonts w:ascii="Consolas" w:cs="Consolas" w:eastAsia="Consolas" w:hAnsi="Consolas"/>
-          <w:sz w:val="22"/>
-          <w:szCs w:val="22"/>
-        </w:rPr>
-        <w:t xml:space="preserve">L_env = w_env · Σ_{i = 1..N_p} max(0, A_i^final − A_i^init)²</w:t>
-      </w:r>
-      <w:r>
-        <w:br/>
-      </w:r>
-      <w:r>
-        <w:rPr>
-          <w:rFonts w:ascii="Consolas" w:cs="Consolas" w:eastAsia="Consolas" w:hAnsi="Consolas"/>
-          <w:sz w:val="22"/>
-          <w:szCs w:val="22"/>
-        </w:rPr>
-        <w:t xml:space="preserve">A_i(t) = dist( x_i(t), Π_design )</w:t>
-      </w:r>
+        <w:spacing w:after="160" w:before="160" w:line="360" w:lineRule="auto"/>
+        <w:ind w:firstLine="0"/>
+        <w:jc w:val="center"/>
+      </w:pPr>
+      <m:oMath>
+        <m:sSub>
+          <m:sSubPr/>
+          <m:e>
+            <m:r>
+              <m:t>L</m:t>
+            </m:r>
+          </m:e>
+          <m:sub>
+            <m:r>
+              <m:t>env</m:t>
+            </m:r>
+          </m:sub>
+        </m:sSub>
+        <m:r>
+          <m:t> = </m:t>
+        </m:r>
+        <m:sSub>
+          <m:sSubPr/>
+          <m:e>
+            <m:r>
+              <m:t>w</m:t>
+            </m:r>
+          </m:e>
+          <m:sub>
+            <m:r>
+              <m:t>env</m:t>
+            </m:r>
+          </m:sub>
+        </m:sSub>
+        <m:r>
+          <m:t>  </m:t>
+        </m:r>
+        <m:nary>
+          <m:naryPr>
+            <m:chr m:val="∑"/>
+            <m:limLoc m:val="undOvr"/>
+            <m:supHide m:val="1"/>
+          </m:naryPr>
+          <m:sub>
+            <m:r>
+              <m:t>i = 1..N_p</m:t>
+            </m:r>
+          </m:sub>
+          <m:e>
+            <m:sSup>
+              <m:sSupPr/>
+              <m:e>
+                <m:r>
+                  <m:t>max(0,  </m:t>
+                </m:r>
+                <m:sSubSup>
+                  <m:sSubSupPr/>
+                  <m:e>
+                    <m:r>
+                      <m:t>A</m:t>
+                    </m:r>
+                  </m:e>
+                  <m:sub>
+                    <m:r>
+                      <m:t>i</m:t>
+                    </m:r>
+                  </m:sub>
+                  <m:sup>
+                    <m:r>
+                      <m:t>final</m:t>
+                    </m:r>
+                  </m:sup>
+                </m:sSubSup>
+                <m:r>
+                  <m:t> − </m:t>
+                </m:r>
+                <m:sSubSup>
+                  <m:sSubSupPr/>
+                  <m:e>
+                    <m:r>
+                      <m:t>A</m:t>
+                    </m:r>
+                  </m:e>
+                  <m:sub>
+                    <m:r>
+                      <m:t>i</m:t>
+                    </m:r>
+                  </m:sub>
+                  <m:sup>
+                    <m:r>
+                      <m:t>init</m:t>
+                    </m:r>
+                  </m:sup>
+                </m:sSubSup>
+                <m:r>
+                  <m:t>)</m:t>
+                </m:r>
+              </m:e>
+              <m:sup>
+                <m:r>
+                  <m:t>2</m:t>
+                </m:r>
+              </m:sup>
+            </m:sSup>
+          </m:e>
+        </m:nary>
+      </m:oMath>
+    </w:p>
+    <w:p>
+      <w:pPr>
+        <w:spacing w:after="160" w:before="160" w:line="360" w:lineRule="auto"/>
+        <w:ind w:firstLine="0"/>
+        <w:jc w:val="center"/>
+      </w:pPr>
+      <m:oMath>
+        <m:sSub>
+          <m:sSubPr/>
+          <m:e>
+            <m:r>
+              <m:t>A</m:t>
+            </m:r>
+          </m:e>
+          <m:sub>
+            <m:r>
+              <m:t>i</m:t>
+            </m:r>
+          </m:sub>
+        </m:sSub>
+        <m:r>
+          <m:t>(t) = dist( </m:t>
+        </m:r>
+        <m:sSub>
+          <m:sSubPr/>
+          <m:e>
+            <m:r>
+              <m:t>x</m:t>
+            </m:r>
+          </m:e>
+          <m:sub>
+            <m:r>
+              <m:t>i</m:t>
+            </m:r>
+          </m:sub>
+        </m:sSub>
+        <m:r>
+          <m:t>(t), </m:t>
+        </m:r>
+        <m:sSub>
+          <m:sSubPr/>
+          <m:e>
+            <m:r>
+              <m:t>Π</m:t>
+            </m:r>
+          </m:e>
+          <m:sub>
+            <m:r>
+              <m:t>design</m:t>
+            </m:r>
+          </m:sub>
+        </m:sSub>
+        <m:r>
+          <m:t> )</m:t>
+        </m:r>
+      </m:oMath>
     </w:p>
     <w:p>
       <w:pPr>
@@ -14149,29 +16812,121 @@
     </w:p>
     <w:p>
       <w:pPr>
-        <w:spacing w:after="120" w:before="120" w:line="276" w:lineRule="auto"/>
-        <w:ind w:left="397" w:firstLine="0"/>
-        <w:jc w:val="left"/>
-      </w:pPr>
-      <w:r>
-        <w:rPr>
-          <w:rFonts w:ascii="Consolas" w:cs="Consolas" w:eastAsia="Consolas" w:hAnsi="Consolas"/>
-          <w:sz w:val="22"/>
-          <w:szCs w:val="22"/>
-        </w:rPr>
-        <w:t xml:space="preserve">θ'_g = θ_g + ε_g · sign(u − ½)</w:t>
-      </w:r>
-      <w:r>
-        <w:br/>
-      </w:r>
-      <w:r>
-        <w:rPr>
-          <w:rFonts w:ascii="Consolas" w:cs="Consolas" w:eastAsia="Consolas" w:hAnsi="Consolas"/>
-          <w:sz w:val="22"/>
-          <w:szCs w:val="22"/>
-        </w:rPr>
-        <w:t xml:space="preserve">θ'_k = θ_k  для всех k ≠ g</w:t>
-      </w:r>
+        <w:spacing w:after="160" w:before="160" w:line="360" w:lineRule="auto"/>
+        <w:ind w:firstLine="0"/>
+        <w:jc w:val="center"/>
+      </w:pPr>
+      <m:oMath>
+        <m:sSup>
+          <m:sSupPr/>
+          <m:e>
+            <m:sSub>
+              <m:sSubPr/>
+              <m:e>
+                <m:r>
+                  <m:t>θ</m:t>
+                </m:r>
+              </m:e>
+              <m:sub>
+                <m:r>
+                  <m:t>g</m:t>
+                </m:r>
+              </m:sub>
+            </m:sSub>
+          </m:e>
+          <m:sup>
+            <m:r>
+              <m:t>′</m:t>
+            </m:r>
+          </m:sup>
+        </m:sSup>
+        <m:r>
+          <m:t> = </m:t>
+        </m:r>
+        <m:sSub>
+          <m:sSubPr/>
+          <m:e>
+            <m:r>
+              <m:t>θ</m:t>
+            </m:r>
+          </m:e>
+          <m:sub>
+            <m:r>
+              <m:t>g</m:t>
+            </m:r>
+          </m:sub>
+        </m:sSub>
+        <m:r>
+          <m:t> + </m:t>
+        </m:r>
+        <m:sSub>
+          <m:sSubPr/>
+          <m:e>
+            <m:r>
+              <m:t>ε</m:t>
+            </m:r>
+          </m:e>
+          <m:sub>
+            <m:r>
+              <m:t>g</m:t>
+            </m:r>
+          </m:sub>
+        </m:sSub>
+        <m:r>
+          <m:t> · sign(u − ½)</m:t>
+        </m:r>
+      </m:oMath>
+    </w:p>
+    <w:p>
+      <w:pPr>
+        <w:spacing w:after="160" w:before="160" w:line="360" w:lineRule="auto"/>
+        <w:ind w:firstLine="0"/>
+        <w:jc w:val="center"/>
+      </w:pPr>
+      <m:oMath>
+        <m:sSup>
+          <m:sSupPr/>
+          <m:e>
+            <m:sSub>
+              <m:sSubPr/>
+              <m:e>
+                <m:r>
+                  <m:t>θ</m:t>
+                </m:r>
+              </m:e>
+              <m:sub>
+                <m:r>
+                  <m:t>k</m:t>
+                </m:r>
+              </m:sub>
+            </m:sSub>
+          </m:e>
+          <m:sup>
+            <m:r>
+              <m:t>′</m:t>
+            </m:r>
+          </m:sup>
+        </m:sSup>
+        <m:r>
+          <m:t> = </m:t>
+        </m:r>
+        <m:sSub>
+          <m:sSubPr/>
+          <m:e>
+            <m:r>
+              <m:t>θ</m:t>
+            </m:r>
+          </m:e>
+          <m:sub>
+            <m:r>
+              <m:t>k</m:t>
+            </m:r>
+          </m:sub>
+        </m:sSub>
+        <m:r>
+          <m:t>,    для всех k ≠ g</m:t>
+        </m:r>
+      </m:oMath>
     </w:p>
     <w:p>
       <w:pPr>
@@ -14235,29 +16990,101 @@
     </w:p>
     <w:p>
       <w:pPr>
-        <w:spacing w:after="120" w:before="120" w:line="276" w:lineRule="auto"/>
-        <w:ind w:left="397" w:firstLine="0"/>
-        <w:jc w:val="left"/>
-      </w:pPr>
-      <w:r>
-        <w:rPr>
-          <w:rFonts w:ascii="Consolas" w:cs="Consolas" w:eastAsia="Consolas" w:hAnsi="Consolas"/>
-          <w:sz w:val="22"/>
-          <w:szCs w:val="22"/>
-        </w:rPr>
-        <w:t xml:space="preserve">ε_g = step_abs_g                если группа g целит колонку arg_val</w:t>
-      </w:r>
-      <w:r>
-        <w:br/>
-      </w:r>
-      <w:r>
-        <w:rPr>
-          <w:rFonts w:ascii="Consolas" w:cs="Consolas" w:eastAsia="Consolas" w:hAnsi="Consolas"/>
-          <w:sz w:val="22"/>
-          <w:szCs w:val="22"/>
-        </w:rPr>
-        <w:t xml:space="preserve">    = step_percent_g · θ_g      если группа g целит колонку correct_coeff</w:t>
-      </w:r>
+        <w:spacing w:after="160" w:before="160" w:line="360" w:lineRule="auto"/>
+        <w:ind w:firstLine="0"/>
+        <w:jc w:val="center"/>
+      </w:pPr>
+      <m:oMath>
+        <m:sSub>
+          <m:sSubPr/>
+          <m:e>
+            <m:r>
+              <m:t>ε</m:t>
+            </m:r>
+          </m:e>
+          <m:sub>
+            <m:r>
+              <m:t>g</m:t>
+            </m:r>
+          </m:sub>
+        </m:sSub>
+        <m:r>
+          <m:t> = </m:t>
+        </m:r>
+        <m:sSub>
+          <m:sSubPr/>
+          <m:e>
+            <m:r>
+              <m:t>step_abs</m:t>
+            </m:r>
+          </m:e>
+          <m:sub>
+            <m:r>
+              <m:t>g</m:t>
+            </m:r>
+          </m:sub>
+        </m:sSub>
+        <m:r>
+          <m:t>,    если группа g целит колонку arg_val</m:t>
+        </m:r>
+      </m:oMath>
+    </w:p>
+    <w:p>
+      <w:pPr>
+        <w:spacing w:after="160" w:before="160" w:line="360" w:lineRule="auto"/>
+        <w:ind w:firstLine="0"/>
+        <w:jc w:val="center"/>
+      </w:pPr>
+      <m:oMath>
+        <m:sSub>
+          <m:sSubPr/>
+          <m:e>
+            <m:r>
+              <m:t>ε</m:t>
+            </m:r>
+          </m:e>
+          <m:sub>
+            <m:r>
+              <m:t>g</m:t>
+            </m:r>
+          </m:sub>
+        </m:sSub>
+        <m:r>
+          <m:t> = </m:t>
+        </m:r>
+        <m:sSub>
+          <m:sSubPr/>
+          <m:e>
+            <m:r>
+              <m:t>step_percent</m:t>
+            </m:r>
+          </m:e>
+          <m:sub>
+            <m:r>
+              <m:t>g</m:t>
+            </m:r>
+          </m:sub>
+        </m:sSub>
+        <m:r>
+          <m:t>  · </m:t>
+        </m:r>
+        <m:sSub>
+          <m:sSubPr/>
+          <m:e>
+            <m:r>
+              <m:t>θ</m:t>
+            </m:r>
+          </m:e>
+          <m:sub>
+            <m:r>
+              <m:t>g</m:t>
+            </m:r>
+          </m:sub>
+        </m:sSub>
+        <m:r>
+          <m:t>,    если группа g целит колонку correct_coeff</m:t>
+        </m:r>
+      </m:oMath>
     </w:p>
     <w:p>
       <w:pPr>
@@ -14306,29 +17133,95 @@
     </w:p>
     <w:p>
       <w:pPr>
-        <w:spacing w:after="120" w:before="120" w:line="276" w:lineRule="auto"/>
-        <w:ind w:left="397" w:firstLine="0"/>
-        <w:jc w:val="left"/>
-      </w:pPr>
-      <w:r>
-        <w:rPr>
-          <w:rFonts w:ascii="Consolas" w:cs="Consolas" w:eastAsia="Consolas" w:hAnsi="Consolas"/>
-          <w:sz w:val="22"/>
-          <w:szCs w:val="22"/>
-        </w:rPr>
-        <w:t xml:space="preserve">θ'_g = θ_g + δ_g, для всех g</w:t>
-      </w:r>
-      <w:r>
-        <w:br/>
-      </w:r>
-      <w:r>
-        <w:rPr>
-          <w:rFonts w:ascii="Consolas" w:cs="Consolas" w:eastAsia="Consolas" w:hAnsi="Consolas"/>
-          <w:sz w:val="22"/>
-          <w:szCs w:val="22"/>
-        </w:rPr>
-        <w:t xml:space="preserve">δ_g ~ Uniform(−Δ, +Δ)</w:t>
-      </w:r>
+        <w:spacing w:after="160" w:before="160" w:line="360" w:lineRule="auto"/>
+        <w:ind w:firstLine="0"/>
+        <w:jc w:val="center"/>
+      </w:pPr>
+      <m:oMath>
+        <m:sSup>
+          <m:sSupPr/>
+          <m:e>
+            <m:sSub>
+              <m:sSubPr/>
+              <m:e>
+                <m:r>
+                  <m:t>θ</m:t>
+                </m:r>
+              </m:e>
+              <m:sub>
+                <m:r>
+                  <m:t>g</m:t>
+                </m:r>
+              </m:sub>
+            </m:sSub>
+          </m:e>
+          <m:sup>
+            <m:r>
+              <m:t>′</m:t>
+            </m:r>
+          </m:sup>
+        </m:sSup>
+        <m:r>
+          <m:t> = </m:t>
+        </m:r>
+        <m:sSub>
+          <m:sSubPr/>
+          <m:e>
+            <m:r>
+              <m:t>θ</m:t>
+            </m:r>
+          </m:e>
+          <m:sub>
+            <m:r>
+              <m:t>g</m:t>
+            </m:r>
+          </m:sub>
+        </m:sSub>
+        <m:r>
+          <m:t> + </m:t>
+        </m:r>
+        <m:sSub>
+          <m:sSubPr/>
+          <m:e>
+            <m:r>
+              <m:t>δ</m:t>
+            </m:r>
+          </m:e>
+          <m:sub>
+            <m:r>
+              <m:t>g</m:t>
+            </m:r>
+          </m:sub>
+        </m:sSub>
+        <m:r>
+          <m:t>,    для всех g</m:t>
+        </m:r>
+      </m:oMath>
+    </w:p>
+    <w:p>
+      <w:pPr>
+        <w:spacing w:after="160" w:before="160" w:line="360" w:lineRule="auto"/>
+        <w:ind w:firstLine="0"/>
+        <w:jc w:val="center"/>
+      </w:pPr>
+      <m:oMath>
+        <m:sSub>
+          <m:sSubPr/>
+          <m:e>
+            <m:r>
+              <m:t>δ</m:t>
+            </m:r>
+          </m:e>
+          <m:sub>
+            <m:r>
+              <m:t>g</m:t>
+            </m:r>
+          </m:sub>
+        </m:sSub>
+        <m:r>
+          <m:t> ~ Uniform(−Δ, +Δ)</m:t>
+        </m:r>
+      </m:oMath>
     </w:p>
     <w:p>
       <w:pPr>
@@ -14392,29 +17285,88 @@
     </w:p>
     <w:p>
       <w:pPr>
-        <w:spacing w:after="120" w:before="120" w:line="276" w:lineRule="auto"/>
-        <w:ind w:left="397" w:firstLine="0"/>
-        <w:jc w:val="left"/>
-      </w:pPr>
-      <w:r>
-        <w:rPr>
-          <w:rFonts w:ascii="Consolas" w:cs="Consolas" w:eastAsia="Consolas" w:hAnsi="Consolas"/>
-          <w:sz w:val="22"/>
-          <w:szCs w:val="22"/>
-        </w:rPr>
-        <w:t xml:space="preserve">θ, L_best ← θ', L(θ')   если L(θ') &lt; L_best</w:t>
-      </w:r>
-      <w:r>
-        <w:br/>
-      </w:r>
-      <w:r>
-        <w:rPr>
-          <w:rFonts w:ascii="Consolas" w:cs="Consolas" w:eastAsia="Consolas" w:hAnsi="Consolas"/>
-          <w:sz w:val="22"/>
-          <w:szCs w:val="22"/>
-        </w:rPr>
-        <w:t xml:space="preserve">θ, L_best ← θ, L_best   иначе (откат)</w:t>
-      </w:r>
+        <w:spacing w:after="160" w:before="160" w:line="360" w:lineRule="auto"/>
+        <w:ind w:firstLine="0"/>
+        <w:jc w:val="center"/>
+      </w:pPr>
+      <m:oMath>
+        <m:r>
+          <m:t>θ,  </m:t>
+        </m:r>
+        <m:sSub>
+          <m:sSubPr/>
+          <m:e>
+            <m:r>
+              <m:t>L</m:t>
+            </m:r>
+          </m:e>
+          <m:sub>
+            <m:r>
+              <m:t>best</m:t>
+            </m:r>
+          </m:sub>
+        </m:sSub>
+        <m:r>
+          <m:t>  ←  θ′,  L(θ′),    если L(θ′) &lt; </m:t>
+        </m:r>
+        <m:sSub>
+          <m:sSubPr/>
+          <m:e>
+            <m:r>
+              <m:t>L</m:t>
+            </m:r>
+          </m:e>
+          <m:sub>
+            <m:r>
+              <m:t>best</m:t>
+            </m:r>
+          </m:sub>
+        </m:sSub>
+      </m:oMath>
+    </w:p>
+    <w:p>
+      <w:pPr>
+        <w:spacing w:after="160" w:before="160" w:line="360" w:lineRule="auto"/>
+        <w:ind w:firstLine="0"/>
+        <w:jc w:val="center"/>
+      </w:pPr>
+      <m:oMath>
+        <m:r>
+          <m:t>θ,  </m:t>
+        </m:r>
+        <m:sSub>
+          <m:sSubPr/>
+          <m:e>
+            <m:r>
+              <m:t>L</m:t>
+            </m:r>
+          </m:e>
+          <m:sub>
+            <m:r>
+              <m:t>best</m:t>
+            </m:r>
+          </m:sub>
+        </m:sSub>
+        <m:r>
+          <m:t>  ←  θ,  </m:t>
+        </m:r>
+        <m:sSub>
+          <m:sSubPr/>
+          <m:e>
+            <m:r>
+              <m:t>L</m:t>
+            </m:r>
+          </m:e>
+          <m:sub>
+            <m:r>
+              <m:t>best</m:t>
+            </m:r>
+          </m:sub>
+        </m:sSub>
+        <m:r>
+          <m:t>,    иначе (откат)</m:t>
+        </m:r>
+      </m:oMath>
     </w:p>
     <w:p>
       <w:pPr>
@@ -15626,18 +18578,40 @@
     </w:p>
     <w:p>
       <w:pPr>
-        <w:spacing w:after="120" w:before="120" w:line="276" w:lineRule="auto"/>
-        <w:ind w:left="397" w:firstLine="0"/>
-        <w:jc w:val="left"/>
-      </w:pPr>
-      <w:r>
-        <w:rPr>
-          <w:rFonts w:ascii="Consolas" w:cs="Consolas" w:eastAsia="Consolas" w:hAnsi="Consolas"/>
-          <w:sz w:val="22"/>
-          <w:szCs w:val="22"/>
-        </w:rPr>
-        <w:t xml:space="preserve">L_chord = 2 · ρ · sin(α/2) = 2L · sin(α/2) / α</w:t>
-      </w:r>
+        <w:spacing w:after="160" w:before="160" w:line="360" w:lineRule="auto"/>
+        <w:ind w:firstLine="0"/>
+        <w:jc w:val="center"/>
+      </w:pPr>
+      <m:oMath>
+        <m:sSub>
+          <m:sSubPr/>
+          <m:e>
+            <m:r>
+              <m:t>L</m:t>
+            </m:r>
+          </m:e>
+          <m:sub>
+            <m:r>
+              <m:t>chord</m:t>
+            </m:r>
+          </m:sub>
+        </m:sSub>
+        <m:r>
+          <m:t> = 2 ρ sin(α/2) = </m:t>
+        </m:r>
+        <m:f>
+          <m:num>
+            <m:r>
+              <m:t>2 L sin(α/2)</m:t>
+            </m:r>
+          </m:num>
+          <m:den>
+            <m:r>
+              <m:t>α</m:t>
+            </m:r>
+          </m:den>
+        </m:f>
+      </m:oMath>
     </w:p>
     <w:p>
       <w:pPr>
@@ -15746,40 +18720,69 @@
     </w:p>
     <w:p>
       <w:pPr>
-        <w:spacing w:after="120" w:before="120" w:line="276" w:lineRule="auto"/>
-        <w:ind w:left="397" w:firstLine="0"/>
-        <w:jc w:val="left"/>
-      </w:pPr>
-      <w:r>
-        <w:rPr>
-          <w:rFonts w:ascii="Consolas" w:cs="Consolas" w:eastAsia="Consolas" w:hAnsi="Consolas"/>
-          <w:sz w:val="22"/>
-          <w:szCs w:val="22"/>
-        </w:rPr>
-        <w:t xml:space="preserve">ψ' = ψ + Δψ</w:t>
-      </w:r>
-      <w:r>
-        <w:br/>
-      </w:r>
-      <w:r>
-        <w:rPr>
-          <w:rFonts w:ascii="Consolas" w:cs="Consolas" w:eastAsia="Consolas" w:hAnsi="Consolas"/>
-          <w:sz w:val="22"/>
-          <w:szCs w:val="22"/>
-        </w:rPr>
-        <w:t xml:space="preserve">x' = x + ℓ · cos( ψ + Δψ/2 )</w:t>
-      </w:r>
-      <w:r>
-        <w:br/>
-      </w:r>
-      <w:r>
-        <w:rPr>
-          <w:rFonts w:ascii="Consolas" w:cs="Consolas" w:eastAsia="Consolas" w:hAnsi="Consolas"/>
-          <w:sz w:val="22"/>
-          <w:szCs w:val="22"/>
-        </w:rPr>
-        <w:t xml:space="preserve">y' = y + ℓ · sin( ψ + Δψ/2 )</w:t>
-      </w:r>
+        <w:spacing w:after="160" w:before="160" w:line="360" w:lineRule="auto"/>
+        <w:ind w:firstLine="0"/>
+        <w:jc w:val="center"/>
+      </w:pPr>
+      <m:oMath>
+        <m:r>
+          <m:t>ψ′ = ψ + Δψ</m:t>
+        </m:r>
+      </m:oMath>
+    </w:p>
+    <w:p>
+      <w:pPr>
+        <w:spacing w:after="160" w:before="160" w:line="360" w:lineRule="auto"/>
+        <w:ind w:firstLine="0"/>
+        <w:jc w:val="center"/>
+      </w:pPr>
+      <m:oMath>
+        <m:r>
+          <m:t>x′ = x + ℓ cos( ψ + </m:t>
+        </m:r>
+        <m:f>
+          <m:num>
+            <m:r>
+              <m:t>Δψ</m:t>
+            </m:r>
+          </m:num>
+          <m:den>
+            <m:r>
+              <m:t>2</m:t>
+            </m:r>
+          </m:den>
+        </m:f>
+        <m:r>
+          <m:t> )</m:t>
+        </m:r>
+      </m:oMath>
+    </w:p>
+    <w:p>
+      <w:pPr>
+        <w:spacing w:after="160" w:before="160" w:line="360" w:lineRule="auto"/>
+        <w:ind w:firstLine="0"/>
+        <w:jc w:val="center"/>
+      </w:pPr>
+      <m:oMath>
+        <m:r>
+          <m:t>y′ = y + ℓ sin( ψ + </m:t>
+        </m:r>
+        <m:f>
+          <m:num>
+            <m:r>
+              <m:t>Δψ</m:t>
+            </m:r>
+          </m:num>
+          <m:den>
+            <m:r>
+              <m:t>2</m:t>
+            </m:r>
+          </m:den>
+        </m:f>
+        <m:r>
+          <m:t> )</m:t>
+        </m:r>
+      </m:oMath>
     </w:p>
     <w:p>
       <w:pPr>
@@ -17827,18 +20830,92 @@
     </w:p>
     <w:p>
       <w:pPr>
-        <w:spacing w:after="120" w:before="120" w:line="276" w:lineRule="auto"/>
-        <w:ind w:left="397" w:firstLine="0"/>
-        <w:jc w:val="left"/>
-      </w:pPr>
-      <w:r>
-        <w:rPr>
-          <w:rFonts w:ascii="Consolas" w:cs="Consolas" w:eastAsia="Consolas" w:hAnsi="Consolas"/>
-          <w:sz w:val="22"/>
-          <w:szCs w:val="22"/>
-        </w:rPr>
-        <w:t xml:space="preserve">A_i(t_k) = dist( x_i(t_k), Π_design )</w:t>
-      </w:r>
+        <w:spacing w:after="160" w:before="160" w:line="360" w:lineRule="auto"/>
+        <w:ind w:firstLine="0"/>
+        <w:jc w:val="center"/>
+      </w:pPr>
+      <m:oMath>
+        <m:sSub>
+          <m:sSubPr/>
+          <m:e>
+            <m:r>
+              <m:t>A</m:t>
+            </m:r>
+          </m:e>
+          <m:sub>
+            <m:r>
+              <m:t>i</m:t>
+            </m:r>
+          </m:sub>
+        </m:sSub>
+        <m:r>
+          <m:t>(</m:t>
+        </m:r>
+        <m:sSub>
+          <m:sSubPr/>
+          <m:e>
+            <m:r>
+              <m:t>t</m:t>
+            </m:r>
+          </m:e>
+          <m:sub>
+            <m:r>
+              <m:t>k</m:t>
+            </m:r>
+          </m:sub>
+        </m:sSub>
+        <m:r>
+          <m:t>) = dist( </m:t>
+        </m:r>
+        <m:sSub>
+          <m:sSubPr/>
+          <m:e>
+            <m:r>
+              <m:t>x</m:t>
+            </m:r>
+          </m:e>
+          <m:sub>
+            <m:r>
+              <m:t>i</m:t>
+            </m:r>
+          </m:sub>
+        </m:sSub>
+        <m:r>
+          <m:t>(</m:t>
+        </m:r>
+        <m:sSub>
+          <m:sSubPr/>
+          <m:e>
+            <m:r>
+              <m:t>t</m:t>
+            </m:r>
+          </m:e>
+          <m:sub>
+            <m:r>
+              <m:t>k</m:t>
+            </m:r>
+          </m:sub>
+        </m:sSub>
+        <m:r>
+          <m:t>),  </m:t>
+        </m:r>
+        <m:sSub>
+          <m:sSubPr/>
+          <m:e>
+            <m:r>
+              <m:t>Π</m:t>
+            </m:r>
+          </m:e>
+          <m:sub>
+            <m:r>
+              <m:t>design</m:t>
+            </m:r>
+          </m:sub>
+        </m:sSub>
+        <m:r>
+          <m:t> )</m:t>
+        </m:r>
+      </m:oMath>
     </w:p>
     <w:p>
       <w:pPr>
@@ -17917,29 +20994,133 @@
     </w:p>
     <w:p>
       <w:pPr>
-        <w:spacing w:after="120" w:before="120" w:line="276" w:lineRule="auto"/>
-        <w:ind w:left="397" w:firstLine="0"/>
-        <w:jc w:val="left"/>
-      </w:pPr>
-      <w:r>
-        <w:rPr>
-          <w:rFonts w:ascii="Consolas" w:cs="Consolas" w:eastAsia="Consolas" w:hAnsi="Consolas"/>
-          <w:sz w:val="22"/>
-          <w:szCs w:val="22"/>
-        </w:rPr>
-        <w:t xml:space="preserve">A(t) ≈ m · t + A_0</w:t>
-      </w:r>
-      <w:r>
-        <w:br/>
-      </w:r>
-      <w:r>
-        <w:rPr>
-          <w:rFonts w:ascii="Consolas" w:cs="Consolas" w:eastAsia="Consolas" w:hAnsi="Consolas"/>
-          <w:sz w:val="22"/>
-          <w:szCs w:val="22"/>
-        </w:rPr>
-        <w:t xml:space="preserve">(m, A_0) = argmin Σ_k ( A(t_k) − m·t_k − A_0 )²</w:t>
-      </w:r>
+        <w:spacing w:after="160" w:before="160" w:line="360" w:lineRule="auto"/>
+        <w:ind w:firstLine="0"/>
+        <w:jc w:val="center"/>
+      </w:pPr>
+      <m:oMath>
+        <m:r>
+          <m:t>A(t) ≈ m t + </m:t>
+        </m:r>
+        <m:sSub>
+          <m:sSubPr/>
+          <m:e>
+            <m:r>
+              <m:t>A</m:t>
+            </m:r>
+          </m:e>
+          <m:sub>
+            <m:r>
+              <m:t>0</m:t>
+            </m:r>
+          </m:sub>
+        </m:sSub>
+      </m:oMath>
+    </w:p>
+    <w:p>
+      <w:pPr>
+        <w:spacing w:after="160" w:before="160" w:line="360" w:lineRule="auto"/>
+        <w:ind w:firstLine="0"/>
+        <w:jc w:val="center"/>
+      </w:pPr>
+      <m:oMath>
+        <m:r>
+          <m:t>(m, </m:t>
+        </m:r>
+        <m:sSub>
+          <m:sSubPr/>
+          <m:e>
+            <m:r>
+              <m:t>A</m:t>
+            </m:r>
+          </m:e>
+          <m:sub>
+            <m:r>
+              <m:t>0</m:t>
+            </m:r>
+          </m:sub>
+        </m:sSub>
+        <m:r>
+          <m:t>) = argmin   </m:t>
+        </m:r>
+        <m:nary>
+          <m:naryPr>
+            <m:chr m:val="∑"/>
+            <m:limLoc m:val="undOvr"/>
+            <m:supHide m:val="1"/>
+          </m:naryPr>
+          <m:sub>
+            <m:r>
+              <m:t>k</m:t>
+            </m:r>
+          </m:sub>
+          <m:e>
+            <m:sSup>
+              <m:sSupPr/>
+              <m:e>
+                <m:d>
+                  <m:dPr/>
+                  <m:e>
+                    <m:r>
+                      <m:t>A(</m:t>
+                    </m:r>
+                    <m:sSub>
+                      <m:sSubPr/>
+                      <m:e>
+                        <m:r>
+                          <m:t>t</m:t>
+                        </m:r>
+                      </m:e>
+                      <m:sub>
+                        <m:r>
+                          <m:t>k</m:t>
+                        </m:r>
+                      </m:sub>
+                    </m:sSub>
+                    <m:r>
+                      <m:t>) − m  </m:t>
+                    </m:r>
+                    <m:sSub>
+                      <m:sSubPr/>
+                      <m:e>
+                        <m:r>
+                          <m:t>t</m:t>
+                        </m:r>
+                      </m:e>
+                      <m:sub>
+                        <m:r>
+                          <m:t>k</m:t>
+                        </m:r>
+                      </m:sub>
+                    </m:sSub>
+                    <m:r>
+                      <m:t> − </m:t>
+                    </m:r>
+                    <m:sSub>
+                      <m:sSubPr/>
+                      <m:e>
+                        <m:r>
+                          <m:t>A</m:t>
+                        </m:r>
+                      </m:e>
+                      <m:sub>
+                        <m:r>
+                          <m:t>0</m:t>
+                        </m:r>
+                      </m:sub>
+                    </m:sSub>
+                  </m:e>
+                </m:d>
+              </m:e>
+              <m:sup>
+                <m:r>
+                  <m:t>2</m:t>
+                </m:r>
+              </m:sup>
+            </m:sSup>
+          </m:e>
+        </m:nary>
+      </m:oMath>
     </w:p>
     <w:p>
       <w:pPr>
@@ -18018,29 +21199,72 @@
     </w:p>
     <w:p>
       <w:pPr>
-        <w:spacing w:after="120" w:before="120" w:line="276" w:lineRule="auto"/>
-        <w:ind w:left="397" w:firstLine="0"/>
-        <w:jc w:val="left"/>
-      </w:pPr>
-      <w:r>
-        <w:rPr>
-          <w:rFonts w:ascii="Consolas" w:cs="Consolas" w:eastAsia="Consolas" w:hAnsi="Consolas"/>
-          <w:sz w:val="22"/>
-          <w:szCs w:val="22"/>
-        </w:rPr>
-        <w:t xml:space="preserve">A(t) ≈ A_0 · exp(γ · t)</w:t>
-      </w:r>
-      <w:r>
-        <w:br/>
-      </w:r>
-      <w:r>
-        <w:rPr>
-          <w:rFonts w:ascii="Consolas" w:cs="Consolas" w:eastAsia="Consolas" w:hAnsi="Consolas"/>
-          <w:sz w:val="22"/>
-          <w:szCs w:val="22"/>
-        </w:rPr>
-        <w:t xml:space="preserve">ln A(t) ≈ ln A_0 + γ · t</w:t>
-      </w:r>
+        <w:spacing w:after="160" w:before="160" w:line="360" w:lineRule="auto"/>
+        <w:ind w:firstLine="0"/>
+        <w:jc w:val="center"/>
+      </w:pPr>
+      <m:oMath>
+        <m:r>
+          <m:t>A(t) ≈ </m:t>
+        </m:r>
+        <m:sSub>
+          <m:sSubPr/>
+          <m:e>
+            <m:r>
+              <m:t>A</m:t>
+            </m:r>
+          </m:e>
+          <m:sub>
+            <m:r>
+              <m:t>0</m:t>
+            </m:r>
+          </m:sub>
+        </m:sSub>
+        <m:r>
+          <m:t> · </m:t>
+        </m:r>
+        <m:sSup>
+          <m:sSupPr/>
+          <m:e>
+            <m:r>
+              <m:t>e</m:t>
+            </m:r>
+          </m:e>
+          <m:sup>
+            <m:r>
+              <m:t>γ t</m:t>
+            </m:r>
+          </m:sup>
+        </m:sSup>
+      </m:oMath>
+    </w:p>
+    <w:p>
+      <w:pPr>
+        <w:spacing w:after="160" w:before="160" w:line="360" w:lineRule="auto"/>
+        <w:ind w:firstLine="0"/>
+        <w:jc w:val="center"/>
+      </w:pPr>
+      <m:oMath>
+        <m:r>
+          <m:t>ln A(t) ≈ ln </m:t>
+        </m:r>
+        <m:sSub>
+          <m:sSubPr/>
+          <m:e>
+            <m:r>
+              <m:t>A</m:t>
+            </m:r>
+          </m:e>
+          <m:sub>
+            <m:r>
+              <m:t>0</m:t>
+            </m:r>
+          </m:sub>
+        </m:sSub>
+        <m:r>
+          <m:t> + γ t</m:t>
+        </m:r>
+      </m:oMath>
     </w:p>
     <w:p>
       <w:pPr>
@@ -18104,40 +21328,238 @@
     </w:p>
     <w:p>
       <w:pPr>
-        <w:spacing w:after="120" w:before="120" w:line="276" w:lineRule="auto"/>
-        <w:ind w:left="397" w:firstLine="0"/>
-        <w:jc w:val="left"/>
-      </w:pPr>
-      <w:r>
-        <w:rPr>
-          <w:rFonts w:ascii="Consolas" w:cs="Consolas" w:eastAsia="Consolas" w:hAnsi="Consolas"/>
-          <w:sz w:val="22"/>
-          <w:szCs w:val="22"/>
-        </w:rPr>
-        <w:t xml:space="preserve">R² = 1 − SS_res / SS_tot</w:t>
-      </w:r>
-      <w:r>
-        <w:br/>
-      </w:r>
-      <w:r>
-        <w:rPr>
-          <w:rFonts w:ascii="Consolas" w:cs="Consolas" w:eastAsia="Consolas" w:hAnsi="Consolas"/>
-          <w:sz w:val="22"/>
-          <w:szCs w:val="22"/>
-        </w:rPr>
-        <w:t xml:space="preserve">SS_res = Σ_k ( ln A(t_k) − ̂ln A(t_k) )²</w:t>
-      </w:r>
-      <w:r>
-        <w:br/>
-      </w:r>
-      <w:r>
-        <w:rPr>
-          <w:rFonts w:ascii="Consolas" w:cs="Consolas" w:eastAsia="Consolas" w:hAnsi="Consolas"/>
-          <w:sz w:val="22"/>
-          <w:szCs w:val="22"/>
-        </w:rPr>
-        <w:t xml:space="preserve">SS_tot = Σ_k ( ln A(t_k) − ⟨ln A⟩ )²</w:t>
-      </w:r>
+        <w:spacing w:after="160" w:before="160" w:line="360" w:lineRule="auto"/>
+        <w:ind w:firstLine="0"/>
+        <w:jc w:val="center"/>
+      </w:pPr>
+      <m:oMath>
+        <m:sSup>
+          <m:sSupPr/>
+          <m:e>
+            <m:r>
+              <m:t>R</m:t>
+            </m:r>
+          </m:e>
+          <m:sup>
+            <m:r>
+              <m:t>2</m:t>
+            </m:r>
+          </m:sup>
+        </m:sSup>
+        <m:r>
+          <m:t> = 1 − </m:t>
+        </m:r>
+        <m:f>
+          <m:num>
+            <m:sSub>
+              <m:sSubPr/>
+              <m:e>
+                <m:r>
+                  <m:t>SS</m:t>
+                </m:r>
+              </m:e>
+              <m:sub>
+                <m:r>
+                  <m:t>res</m:t>
+                </m:r>
+              </m:sub>
+            </m:sSub>
+          </m:num>
+          <m:den>
+            <m:sSub>
+              <m:sSubPr/>
+              <m:e>
+                <m:r>
+                  <m:t>SS</m:t>
+                </m:r>
+              </m:e>
+              <m:sub>
+                <m:r>
+                  <m:t>tot</m:t>
+                </m:r>
+              </m:sub>
+            </m:sSub>
+          </m:den>
+        </m:f>
+      </m:oMath>
+    </w:p>
+    <w:p>
+      <w:pPr>
+        <w:spacing w:after="160" w:before="160" w:line="360" w:lineRule="auto"/>
+        <w:ind w:firstLine="0"/>
+        <w:jc w:val="center"/>
+      </w:pPr>
+      <m:oMath>
+        <m:sSub>
+          <m:sSubPr/>
+          <m:e>
+            <m:r>
+              <m:t>SS</m:t>
+            </m:r>
+          </m:e>
+          <m:sub>
+            <m:r>
+              <m:t>res</m:t>
+            </m:r>
+          </m:sub>
+        </m:sSub>
+        <m:r>
+          <m:t> = </m:t>
+        </m:r>
+        <m:nary>
+          <m:naryPr>
+            <m:chr m:val="∑"/>
+            <m:limLoc m:val="undOvr"/>
+            <m:supHide m:val="1"/>
+          </m:naryPr>
+          <m:sub>
+            <m:r>
+              <m:t>k</m:t>
+            </m:r>
+          </m:sub>
+          <m:e>
+            <m:sSup>
+              <m:sSupPr/>
+              <m:e>
+                <m:d>
+                  <m:dPr/>
+                  <m:e>
+                    <m:r>
+                      <m:t>ln A(</m:t>
+                    </m:r>
+                    <m:sSub>
+                      <m:sSubPr/>
+                      <m:e>
+                        <m:r>
+                          <m:t>t</m:t>
+                        </m:r>
+                      </m:e>
+                      <m:sub>
+                        <m:r>
+                          <m:t>k</m:t>
+                        </m:r>
+                      </m:sub>
+                    </m:sSub>
+                    <m:r>
+                      <m:t>) − </m:t>
+                    </m:r>
+                    <m:sSub>
+                      <m:sSubPr/>
+                      <m:e>
+                        <m:r>
+                          <m:t>lnA</m:t>
+                        </m:r>
+                      </m:e>
+                      <m:sub>
+                        <m:r>
+                          <m:t>fit</m:t>
+                        </m:r>
+                      </m:sub>
+                    </m:sSub>
+                    <m:r>
+                      <m:t>(</m:t>
+                    </m:r>
+                    <m:sSub>
+                      <m:sSubPr/>
+                      <m:e>
+                        <m:r>
+                          <m:t>t</m:t>
+                        </m:r>
+                      </m:e>
+                      <m:sub>
+                        <m:r>
+                          <m:t>k</m:t>
+                        </m:r>
+                      </m:sub>
+                    </m:sSub>
+                    <m:r>
+                      <m:t>)</m:t>
+                    </m:r>
+                  </m:e>
+                </m:d>
+              </m:e>
+              <m:sup>
+                <m:r>
+                  <m:t>2</m:t>
+                </m:r>
+              </m:sup>
+            </m:sSup>
+          </m:e>
+        </m:nary>
+      </m:oMath>
+    </w:p>
+    <w:p>
+      <w:pPr>
+        <w:spacing w:after="160" w:before="160" w:line="360" w:lineRule="auto"/>
+        <w:ind w:firstLine="0"/>
+        <w:jc w:val="center"/>
+      </w:pPr>
+      <m:oMath>
+        <m:sSub>
+          <m:sSubPr/>
+          <m:e>
+            <m:r>
+              <m:t>SS</m:t>
+            </m:r>
+          </m:e>
+          <m:sub>
+            <m:r>
+              <m:t>tot</m:t>
+            </m:r>
+          </m:sub>
+        </m:sSub>
+        <m:r>
+          <m:t> = </m:t>
+        </m:r>
+        <m:nary>
+          <m:naryPr>
+            <m:chr m:val="∑"/>
+            <m:limLoc m:val="undOvr"/>
+            <m:supHide m:val="1"/>
+          </m:naryPr>
+          <m:sub>
+            <m:r>
+              <m:t>k</m:t>
+            </m:r>
+          </m:sub>
+          <m:e>
+            <m:sSup>
+              <m:sSupPr/>
+              <m:e>
+                <m:d>
+                  <m:dPr/>
+                  <m:e>
+                    <m:r>
+                      <m:t>ln A(</m:t>
+                    </m:r>
+                    <m:sSub>
+                      <m:sSubPr/>
+                      <m:e>
+                        <m:r>
+                          <m:t>t</m:t>
+                        </m:r>
+                      </m:e>
+                      <m:sub>
+                        <m:r>
+                          <m:t>k</m:t>
+                        </m:r>
+                      </m:sub>
+                    </m:sSub>
+                    <m:r>
+                      <m:t>) − ⟨ln A⟩</m:t>
+                    </m:r>
+                  </m:e>
+                </m:d>
+              </m:e>
+              <m:sup>
+                <m:r>
+                  <m:t>2</m:t>
+                </m:r>
+              </m:sup>
+            </m:sSup>
+          </m:e>
+        </m:nary>
+      </m:oMath>
     </w:p>
     <w:p>
       <w:pPr>
@@ -18246,29 +21668,159 @@
     </w:p>
     <w:p>
       <w:pPr>
-        <w:spacing w:after="120" w:before="120" w:line="276" w:lineRule="auto"/>
-        <w:ind w:left="397" w:firstLine="0"/>
-        <w:jc w:val="left"/>
-      </w:pPr>
-      <w:r>
-        <w:rPr>
-          <w:rFonts w:ascii="Consolas" w:cs="Consolas" w:eastAsia="Consolas" w:hAnsi="Consolas"/>
-          <w:sz w:val="22"/>
-          <w:szCs w:val="22"/>
-        </w:rPr>
-        <w:t xml:space="preserve">Â(f_n) = Σ_{k = 0..K−1} A(t_k) · exp( −2π i · f_n · t_k )</w:t>
-      </w:r>
-      <w:r>
-        <w:br/>
-      </w:r>
-      <w:r>
-        <w:rPr>
-          <w:rFonts w:ascii="Consolas" w:cs="Consolas" w:eastAsia="Consolas" w:hAnsi="Consolas"/>
-          <w:sz w:val="22"/>
-          <w:szCs w:val="22"/>
-        </w:rPr>
-        <w:t xml:space="preserve">f_n    = n / (K · Δt_sample),   n = 0, 1, …, K−1</w:t>
-      </w:r>
+        <w:spacing w:after="160" w:before="160" w:line="360" w:lineRule="auto"/>
+        <w:ind w:firstLine="0"/>
+        <w:jc w:val="center"/>
+      </w:pPr>
+      <m:oMath>
+        <m:r>
+          <m:t>Â(</m:t>
+        </m:r>
+        <m:sSub>
+          <m:sSubPr/>
+          <m:e>
+            <m:r>
+              <m:t>f</m:t>
+            </m:r>
+          </m:e>
+          <m:sub>
+            <m:r>
+              <m:t>n</m:t>
+            </m:r>
+          </m:sub>
+        </m:sSub>
+        <m:r>
+          <m:t>) = </m:t>
+        </m:r>
+        <m:nary>
+          <m:naryPr>
+            <m:chr m:val="∑"/>
+            <m:limLoc m:val="undOvr"/>
+            <m:supHide m:val="1"/>
+          </m:naryPr>
+          <m:sub>
+            <m:r>
+              <m:t>k = 0..K−1</m:t>
+            </m:r>
+          </m:sub>
+          <m:e>
+            <m:r>
+              <m:t>A(</m:t>
+            </m:r>
+            <m:sSub>
+              <m:sSubPr/>
+              <m:e>
+                <m:r>
+                  <m:t>t</m:t>
+                </m:r>
+              </m:e>
+              <m:sub>
+                <m:r>
+                  <m:t>k</m:t>
+                </m:r>
+              </m:sub>
+            </m:sSub>
+            <m:r>
+              <m:t>) · </m:t>
+            </m:r>
+            <m:sSup>
+              <m:sSupPr/>
+              <m:e>
+                <m:r>
+                  <m:t>e</m:t>
+                </m:r>
+              </m:e>
+              <m:sup>
+                <m:r>
+                  <m:t>−2π i  </m:t>
+                </m:r>
+                <m:sSub>
+                  <m:sSubPr/>
+                  <m:e>
+                    <m:r>
+                      <m:t>f</m:t>
+                    </m:r>
+                  </m:e>
+                  <m:sub>
+                    <m:r>
+                      <m:t>n</m:t>
+                    </m:r>
+                  </m:sub>
+                </m:sSub>
+                <m:r>
+                  <m:t>  </m:t>
+                </m:r>
+                <m:sSub>
+                  <m:sSubPr/>
+                  <m:e>
+                    <m:r>
+                      <m:t>t</m:t>
+                    </m:r>
+                  </m:e>
+                  <m:sub>
+                    <m:r>
+                      <m:t>k</m:t>
+                    </m:r>
+                  </m:sub>
+                </m:sSub>
+              </m:sup>
+            </m:sSup>
+          </m:e>
+        </m:nary>
+      </m:oMath>
+    </w:p>
+    <w:p>
+      <w:pPr>
+        <w:spacing w:after="160" w:before="160" w:line="360" w:lineRule="auto"/>
+        <w:ind w:firstLine="0"/>
+        <w:jc w:val="center"/>
+      </w:pPr>
+      <m:oMath>
+        <m:sSub>
+          <m:sSubPr/>
+          <m:e>
+            <m:r>
+              <m:t>f</m:t>
+            </m:r>
+          </m:e>
+          <m:sub>
+            <m:r>
+              <m:t>n</m:t>
+            </m:r>
+          </m:sub>
+        </m:sSub>
+        <m:r>
+          <m:t> = </m:t>
+        </m:r>
+        <m:f>
+          <m:num>
+            <m:r>
+              <m:t>n</m:t>
+            </m:r>
+          </m:num>
+          <m:den>
+            <m:r>
+              <m:t>K  </m:t>
+            </m:r>
+            <m:sSub>
+              <m:sSubPr/>
+              <m:e>
+                <m:r>
+                  <m:t>Δt</m:t>
+                </m:r>
+              </m:e>
+              <m:sub>
+                <m:r>
+                  <m:t>sample</m:t>
+                </m:r>
+              </m:sub>
+            </m:sSub>
+          </m:den>
+        </m:f>
+        <m:r>
+          <m:t>,    n = 0, 1, …, K−1</m:t>
+        </m:r>
+      </m:oMath>
     </w:p>
     <w:p>
       <w:pPr>
@@ -18347,18 +21899,86 @@
     </w:p>
     <w:p>
       <w:pPr>
-        <w:spacing w:after="120" w:before="120" w:line="276" w:lineRule="auto"/>
-        <w:ind w:left="397" w:firstLine="0"/>
-        <w:jc w:val="left"/>
-      </w:pPr>
-      <w:r>
-        <w:rPr>
-          <w:rFonts w:ascii="Consolas" w:cs="Consolas" w:eastAsia="Consolas" w:hAnsi="Consolas"/>
-          <w:sz w:val="22"/>
-          <w:szCs w:val="22"/>
-        </w:rPr>
-        <w:t xml:space="preserve">f_betatron = argmax_{f_n &gt; f_min} | Â(f_n) |</w:t>
-      </w:r>
+        <w:spacing w:after="160" w:before="160" w:line="360" w:lineRule="auto"/>
+        <w:ind w:firstLine="0"/>
+        <w:jc w:val="center"/>
+      </w:pPr>
+      <m:oMath>
+        <m:sSub>
+          <m:sSubPr/>
+          <m:e>
+            <m:r>
+              <m:t>f</m:t>
+            </m:r>
+          </m:e>
+          <m:sub>
+            <m:r>
+              <m:t>betatron</m:t>
+            </m:r>
+          </m:sub>
+        </m:sSub>
+        <m:r>
+          <m:t> = </m:t>
+        </m:r>
+        <m:sSub>
+          <m:sSubPr/>
+          <m:e>
+            <m:r>
+              <m:t>argmax</m:t>
+            </m:r>
+          </m:e>
+          <m:sub>
+            <m:sSub>
+              <m:sSubPr/>
+              <m:e>
+                <m:r>
+                  <m:t>f</m:t>
+                </m:r>
+              </m:e>
+              <m:sub>
+                <m:r>
+                  <m:t>n</m:t>
+                </m:r>
+              </m:sub>
+            </m:sSub>
+            <m:r>
+              <m:t> &gt; </m:t>
+            </m:r>
+            <m:sSub>
+              <m:sSubPr/>
+              <m:e>
+                <m:r>
+                  <m:t>f</m:t>
+                </m:r>
+              </m:e>
+              <m:sub>
+                <m:r>
+                  <m:t>min</m:t>
+                </m:r>
+              </m:sub>
+            </m:sSub>
+          </m:sub>
+        </m:sSub>
+        <m:r>
+          <m:t>   |Â(</m:t>
+        </m:r>
+        <m:sSub>
+          <m:sSubPr/>
+          <m:e>
+            <m:r>
+              <m:t>f</m:t>
+            </m:r>
+          </m:e>
+          <m:sub>
+            <m:r>
+              <m:t>n</m:t>
+            </m:r>
+          </m:sub>
+        </m:sSub>
+        <m:r>
+          <m:t>)|</m:t>
+        </m:r>
+      </m:oMath>
     </w:p>
     <w:p>
       <w:pPr>

--- a/docs/algorithms.docx
+++ b/docs/algorithms.docx
@@ -248,22 +248,24 @@
         <w:spacing w:after="60" w:line="360" w:lineRule="auto"/>
         <w:ind w:firstLine="0"/>
       </w:pPr>
-      <w:r>
-        <w:rPr>
-          <w:rFonts w:ascii="Times New Roman" w:cs="Times New Roman" w:eastAsia="Times New Roman" w:hAnsi="Times New Roman"/>
-          <w:sz w:val="28"/>
-          <w:szCs w:val="28"/>
-        </w:rPr>
-        <w:t xml:space="preserve"> Введение</w:t>
-      </w:r>
-      <w:r>
-        <w:rPr>
-          <w:rFonts w:ascii="Times New Roman" w:cs="Times New Roman" w:eastAsia="Times New Roman" w:hAnsi="Times New Roman"/>
-          <w:sz w:val="28"/>
-          <w:szCs w:val="28"/>
-        </w:rPr>
-        <w:t xml:space="preserve">	</w:t>
-      </w:r>
+      <w:hyperlink w:history="1" w:anchor="sec_intro">
+        <w:r>
+          <w:rPr>
+            <w:rFonts w:ascii="Times New Roman" w:cs="Times New Roman" w:eastAsia="Times New Roman" w:hAnsi="Times New Roman"/>
+            <w:sz w:val="28"/>
+            <w:szCs w:val="28"/>
+          </w:rPr>
+          <w:t xml:space="preserve">Введение</w:t>
+        </w:r>
+        <w:r>
+          <w:rPr>
+            <w:rFonts w:ascii="Times New Roman" w:cs="Times New Roman" w:eastAsia="Times New Roman" w:hAnsi="Times New Roman"/>
+            <w:sz w:val="28"/>
+            <w:szCs w:val="28"/>
+          </w:rPr>
+          <w:t xml:space="preserve">	</w:t>
+        </w:r>
+      </w:hyperlink>
     </w:p>
     <w:p>
       <w:pPr>
@@ -273,22 +275,24 @@
         <w:spacing w:after="60" w:line="360" w:lineRule="auto"/>
         <w:ind w:firstLine="0"/>
       </w:pPr>
-      <w:r>
-        <w:rPr>
-          <w:rFonts w:ascii="Times New Roman" w:cs="Times New Roman" w:eastAsia="Times New Roman" w:hAnsi="Times New Roman"/>
-          <w:sz w:val="28"/>
-          <w:szCs w:val="28"/>
-        </w:rPr>
-        <w:t xml:space="preserve">1 Интегратор Бориса — релятивистский симплектический интегратор</w:t>
-      </w:r>
-      <w:r>
-        <w:rPr>
-          <w:rFonts w:ascii="Times New Roman" w:cs="Times New Roman" w:eastAsia="Times New Roman" w:hAnsi="Times New Roman"/>
-          <w:sz w:val="28"/>
-          <w:szCs w:val="28"/>
-        </w:rPr>
-        <w:t xml:space="preserve">	</w:t>
-      </w:r>
+      <w:hyperlink w:history="1" w:anchor="sec_1">
+        <w:r>
+          <w:rPr>
+            <w:rFonts w:ascii="Times New Roman" w:cs="Times New Roman" w:eastAsia="Times New Roman" w:hAnsi="Times New Roman"/>
+            <w:sz w:val="28"/>
+            <w:szCs w:val="28"/>
+          </w:rPr>
+          <w:t xml:space="preserve">1 Интегратор Бориса — релятивистский симплектический интегратор</w:t>
+        </w:r>
+        <w:r>
+          <w:rPr>
+            <w:rFonts w:ascii="Times New Roman" w:cs="Times New Roman" w:eastAsia="Times New Roman" w:hAnsi="Times New Roman"/>
+            <w:sz w:val="28"/>
+            <w:szCs w:val="28"/>
+          </w:rPr>
+          <w:t xml:space="preserve">	</w:t>
+        </w:r>
+      </w:hyperlink>
     </w:p>
     <w:p>
       <w:pPr>
@@ -298,22 +302,24 @@
         <w:spacing w:after="60" w:line="360" w:lineRule="auto"/>
         <w:ind w:firstLine="0"/>
       </w:pPr>
-      <w:r>
-        <w:rPr>
-          <w:rFonts w:ascii="Times New Roman" w:cs="Times New Roman" w:eastAsia="Times New Roman" w:hAnsi="Times New Roman"/>
-          <w:sz w:val="28"/>
-          <w:szCs w:val="28"/>
-        </w:rPr>
-        <w:t xml:space="preserve">2 Трилинейная интерполяция поля с учётом YZ-симметрии</w:t>
-      </w:r>
-      <w:r>
-        <w:rPr>
-          <w:rFonts w:ascii="Times New Roman" w:cs="Times New Roman" w:eastAsia="Times New Roman" w:hAnsi="Times New Roman"/>
-          <w:sz w:val="28"/>
-          <w:szCs w:val="28"/>
-        </w:rPr>
-        <w:t xml:space="preserve">	</w:t>
-      </w:r>
+      <w:hyperlink w:history="1" w:anchor="sec_2">
+        <w:r>
+          <w:rPr>
+            <w:rFonts w:ascii="Times New Roman" w:cs="Times New Roman" w:eastAsia="Times New Roman" w:hAnsi="Times New Roman"/>
+            <w:sz w:val="28"/>
+            <w:szCs w:val="28"/>
+          </w:rPr>
+          <w:t xml:space="preserve">2 Трилинейная интерполяция поля с учётом YZ-симметрии</w:t>
+        </w:r>
+        <w:r>
+          <w:rPr>
+            <w:rFonts w:ascii="Times New Roman" w:cs="Times New Roman" w:eastAsia="Times New Roman" w:hAnsi="Times New Roman"/>
+            <w:sz w:val="28"/>
+            <w:szCs w:val="28"/>
+          </w:rPr>
+          <w:t xml:space="preserve">	</w:t>
+        </w:r>
+      </w:hyperlink>
     </w:p>
     <w:p>
       <w:pPr>
@@ -323,22 +329,24 @@
         <w:spacing w:after="60" w:line="360" w:lineRule="auto"/>
         <w:ind w:firstLine="0"/>
       </w:pPr>
-      <w:r>
-        <w:rPr>
-          <w:rFonts w:ascii="Times New Roman" w:cs="Times New Roman" w:eastAsia="Times New Roman" w:hAnsi="Times New Roman"/>
-          <w:sz w:val="28"/>
-          <w:szCs w:val="28"/>
-        </w:rPr>
-        <w:t xml:space="preserve">3 Двумерный bucket-индекс магнитов</w:t>
-      </w:r>
-      <w:r>
-        <w:rPr>
-          <w:rFonts w:ascii="Times New Roman" w:cs="Times New Roman" w:eastAsia="Times New Roman" w:hAnsi="Times New Roman"/>
-          <w:sz w:val="28"/>
-          <w:szCs w:val="28"/>
-        </w:rPr>
-        <w:t xml:space="preserve">	</w:t>
-      </w:r>
+      <w:hyperlink w:history="1" w:anchor="sec_3">
+        <w:r>
+          <w:rPr>
+            <w:rFonts w:ascii="Times New Roman" w:cs="Times New Roman" w:eastAsia="Times New Roman" w:hAnsi="Times New Roman"/>
+            <w:sz w:val="28"/>
+            <w:szCs w:val="28"/>
+          </w:rPr>
+          <w:t xml:space="preserve">3 Двумерный bucket-индекс магнитов</w:t>
+        </w:r>
+        <w:r>
+          <w:rPr>
+            <w:rFonts w:ascii="Times New Roman" w:cs="Times New Roman" w:eastAsia="Times New Roman" w:hAnsi="Times New Roman"/>
+            <w:sz w:val="28"/>
+            <w:szCs w:val="28"/>
+          </w:rPr>
+          <w:t xml:space="preserve">	</w:t>
+        </w:r>
+      </w:hyperlink>
     </w:p>
     <w:p>
       <w:pPr>
@@ -348,22 +356,24 @@
         <w:spacing w:after="60" w:line="360" w:lineRule="auto"/>
         <w:ind w:firstLine="0"/>
       </w:pPr>
-      <w:r>
-        <w:rPr>
-          <w:rFonts w:ascii="Times New Roman" w:cs="Times New Roman" w:eastAsia="Times New Roman" w:hAnsi="Times New Roman"/>
-          <w:sz w:val="28"/>
-          <w:szCs w:val="28"/>
-        </w:rPr>
-        <w:t xml:space="preserve">4 Вклад магнита с прескринингом по охватывающей сфере</w:t>
-      </w:r>
-      <w:r>
-        <w:rPr>
-          <w:rFonts w:ascii="Times New Roman" w:cs="Times New Roman" w:eastAsia="Times New Roman" w:hAnsi="Times New Roman"/>
-          <w:sz w:val="28"/>
-          <w:szCs w:val="28"/>
-        </w:rPr>
-        <w:t xml:space="preserve">	</w:t>
-      </w:r>
+      <w:hyperlink w:history="1" w:anchor="sec_4">
+        <w:r>
+          <w:rPr>
+            <w:rFonts w:ascii="Times New Roman" w:cs="Times New Roman" w:eastAsia="Times New Roman" w:hAnsi="Times New Roman"/>
+            <w:sz w:val="28"/>
+            <w:szCs w:val="28"/>
+          </w:rPr>
+          <w:t xml:space="preserve">4 Вклад магнита с прескринингом по охватывающей сфере</w:t>
+        </w:r>
+        <w:r>
+          <w:rPr>
+            <w:rFonts w:ascii="Times New Roman" w:cs="Times New Roman" w:eastAsia="Times New Roman" w:hAnsi="Times New Roman"/>
+            <w:sz w:val="28"/>
+            <w:szCs w:val="28"/>
+          </w:rPr>
+          <w:t xml:space="preserve">	</w:t>
+        </w:r>
+      </w:hyperlink>
     </w:p>
     <w:p>
       <w:pPr>
@@ -373,22 +383,24 @@
         <w:spacing w:after="60" w:line="360" w:lineRule="auto"/>
         <w:ind w:firstLine="0"/>
       </w:pPr>
-      <w:r>
-        <w:rPr>
-          <w:rFonts w:ascii="Times New Roman" w:cs="Times New Roman" w:eastAsia="Times New Roman" w:hAnsi="Times New Roman"/>
-          <w:sz w:val="28"/>
-          <w:szCs w:val="28"/>
-        </w:rPr>
-        <w:t xml:space="preserve">5 Детектор пересечения финишной плоскости</w:t>
-      </w:r>
-      <w:r>
-        <w:rPr>
-          <w:rFonts w:ascii="Times New Roman" w:cs="Times New Roman" w:eastAsia="Times New Roman" w:hAnsi="Times New Roman"/>
-          <w:sz w:val="28"/>
-          <w:szCs w:val="28"/>
-        </w:rPr>
-        <w:t xml:space="preserve">	</w:t>
-      </w:r>
+      <w:hyperlink w:history="1" w:anchor="sec_5">
+        <w:r>
+          <w:rPr>
+            <w:rFonts w:ascii="Times New Roman" w:cs="Times New Roman" w:eastAsia="Times New Roman" w:hAnsi="Times New Roman"/>
+            <w:sz w:val="28"/>
+            <w:szCs w:val="28"/>
+          </w:rPr>
+          <w:t xml:space="preserve">5 Детектор пересечения финишной плоскости</w:t>
+        </w:r>
+        <w:r>
+          <w:rPr>
+            <w:rFonts w:ascii="Times New Roman" w:cs="Times New Roman" w:eastAsia="Times New Roman" w:hAnsi="Times New Roman"/>
+            <w:sz w:val="28"/>
+            <w:szCs w:val="28"/>
+          </w:rPr>
+          <w:t xml:space="preserve">	</w:t>
+        </w:r>
+      </w:hyperlink>
     </w:p>
     <w:p>
       <w:pPr>
@@ -398,22 +410,24 @@
         <w:spacing w:after="60" w:line="360" w:lineRule="auto"/>
         <w:ind w:firstLine="0"/>
       </w:pPr>
-      <w:r>
-        <w:rPr>
-          <w:rFonts w:ascii="Times New Roman" w:cs="Times New Roman" w:eastAsia="Times New Roman" w:hAnsi="Times New Roman"/>
-          <w:sz w:val="28"/>
-          <w:szCs w:val="28"/>
-        </w:rPr>
-        <w:t xml:space="preserve">6 Расстояние от точки до полилинии проектной орбиты</w:t>
-      </w:r>
-      <w:r>
-        <w:rPr>
-          <w:rFonts w:ascii="Times New Roman" w:cs="Times New Roman" w:eastAsia="Times New Roman" w:hAnsi="Times New Roman"/>
-          <w:sz w:val="28"/>
-          <w:szCs w:val="28"/>
-        </w:rPr>
-        <w:t xml:space="preserve">	</w:t>
-      </w:r>
+      <w:hyperlink w:history="1" w:anchor="sec_6">
+        <w:r>
+          <w:rPr>
+            <w:rFonts w:ascii="Times New Roman" w:cs="Times New Roman" w:eastAsia="Times New Roman" w:hAnsi="Times New Roman"/>
+            <w:sz w:val="28"/>
+            <w:szCs w:val="28"/>
+          </w:rPr>
+          <w:t xml:space="preserve">6 Расстояние от точки до полилинии проектной орбиты</w:t>
+        </w:r>
+        <w:r>
+          <w:rPr>
+            <w:rFonts w:ascii="Times New Roman" w:cs="Times New Roman" w:eastAsia="Times New Roman" w:hAnsi="Times New Roman"/>
+            <w:sz w:val="28"/>
+            <w:szCs w:val="28"/>
+          </w:rPr>
+          <w:t xml:space="preserve">	</w:t>
+        </w:r>
+      </w:hyperlink>
     </w:p>
     <w:p>
       <w:pPr>
@@ -423,22 +437,24 @@
         <w:spacing w:after="60" w:line="360" w:lineRule="auto"/>
         <w:ind w:firstLine="0"/>
       </w:pPr>
-      <w:r>
-        <w:rPr>
-          <w:rFonts w:ascii="Times New Roman" w:cs="Times New Roman" w:eastAsia="Times New Roman" w:hAnsi="Times New Roman"/>
-          <w:sz w:val="28"/>
-          <w:szCs w:val="28"/>
-        </w:rPr>
-        <w:t xml:space="preserve">7 Составная функция потерь оптимизатора</w:t>
-      </w:r>
-      <w:r>
-        <w:rPr>
-          <w:rFonts w:ascii="Times New Roman" w:cs="Times New Roman" w:eastAsia="Times New Roman" w:hAnsi="Times New Roman"/>
-          <w:sz w:val="28"/>
-          <w:szCs w:val="28"/>
-        </w:rPr>
-        <w:t xml:space="preserve">	</w:t>
-      </w:r>
+      <w:hyperlink w:history="1" w:anchor="sec_7">
+        <w:r>
+          <w:rPr>
+            <w:rFonts w:ascii="Times New Roman" w:cs="Times New Roman" w:eastAsia="Times New Roman" w:hAnsi="Times New Roman"/>
+            <w:sz w:val="28"/>
+            <w:szCs w:val="28"/>
+          </w:rPr>
+          <w:t xml:space="preserve">7 Составная функция потерь оптимизатора</w:t>
+        </w:r>
+        <w:r>
+          <w:rPr>
+            <w:rFonts w:ascii="Times New Roman" w:cs="Times New Roman" w:eastAsia="Times New Roman" w:hAnsi="Times New Roman"/>
+            <w:sz w:val="28"/>
+            <w:szCs w:val="28"/>
+          </w:rPr>
+          <w:t xml:space="preserve">	</w:t>
+        </w:r>
+      </w:hyperlink>
     </w:p>
     <w:p>
       <w:pPr>
@@ -448,22 +464,24 @@
         <w:spacing w:after="60" w:line="360" w:lineRule="auto"/>
         <w:ind w:firstLine="0"/>
       </w:pPr>
-      <w:r>
-        <w:rPr>
-          <w:rFonts w:ascii="Times New Roman" w:cs="Times New Roman" w:eastAsia="Times New Roman" w:hAnsi="Times New Roman"/>
-          <w:sz w:val="28"/>
-          <w:szCs w:val="28"/>
-        </w:rPr>
-        <w:t xml:space="preserve">8 Стохастический оптимизатор (hill-climber c киками)</w:t>
-      </w:r>
-      <w:r>
-        <w:rPr>
-          <w:rFonts w:ascii="Times New Roman" w:cs="Times New Roman" w:eastAsia="Times New Roman" w:hAnsi="Times New Roman"/>
-          <w:sz w:val="28"/>
-          <w:szCs w:val="28"/>
-        </w:rPr>
-        <w:t xml:space="preserve">	</w:t>
-      </w:r>
+      <w:hyperlink w:history="1" w:anchor="sec_8">
+        <w:r>
+          <w:rPr>
+            <w:rFonts w:ascii="Times New Roman" w:cs="Times New Roman" w:eastAsia="Times New Roman" w:hAnsi="Times New Roman"/>
+            <w:sz w:val="28"/>
+            <w:szCs w:val="28"/>
+          </w:rPr>
+          <w:t xml:space="preserve">8 Стохастический оптимизатор (hill-climber c киками)</w:t>
+        </w:r>
+        <w:r>
+          <w:rPr>
+            <w:rFonts w:ascii="Times New Roman" w:cs="Times New Roman" w:eastAsia="Times New Roman" w:hAnsi="Times New Roman"/>
+            <w:sz w:val="28"/>
+            <w:szCs w:val="28"/>
+          </w:rPr>
+          <w:t xml:space="preserve">	</w:t>
+        </w:r>
+      </w:hyperlink>
     </w:p>
     <w:p>
       <w:pPr>
@@ -473,22 +491,24 @@
         <w:spacing w:after="60" w:line="360" w:lineRule="auto"/>
         <w:ind w:firstLine="0"/>
       </w:pPr>
-      <w:r>
-        <w:rPr>
-          <w:rFonts w:ascii="Times New Roman" w:cs="Times New Roman" w:eastAsia="Times New Roman" w:hAnsi="Times New Roman"/>
-          <w:sz w:val="28"/>
-          <w:szCs w:val="28"/>
-        </w:rPr>
-        <w:t xml:space="preserve">9 Генерация решётки из LTE-описания</w:t>
-      </w:r>
-      <w:r>
-        <w:rPr>
-          <w:rFonts w:ascii="Times New Roman" w:cs="Times New Roman" w:eastAsia="Times New Roman" w:hAnsi="Times New Roman"/>
-          <w:sz w:val="28"/>
-          <w:szCs w:val="28"/>
-        </w:rPr>
-        <w:t xml:space="preserve">	</w:t>
-      </w:r>
+      <w:hyperlink w:history="1" w:anchor="sec_9">
+        <w:r>
+          <w:rPr>
+            <w:rFonts w:ascii="Times New Roman" w:cs="Times New Roman" w:eastAsia="Times New Roman" w:hAnsi="Times New Roman"/>
+            <w:sz w:val="28"/>
+            <w:szCs w:val="28"/>
+          </w:rPr>
+          <w:t xml:space="preserve">9 Генерация решётки из LTE-описания</w:t>
+        </w:r>
+        <w:r>
+          <w:rPr>
+            <w:rFonts w:ascii="Times New Roman" w:cs="Times New Roman" w:eastAsia="Times New Roman" w:hAnsi="Times New Roman"/>
+            <w:sz w:val="28"/>
+            <w:szCs w:val="28"/>
+          </w:rPr>
+          <w:t xml:space="preserve">	</w:t>
+        </w:r>
+      </w:hyperlink>
     </w:p>
     <w:p>
       <w:pPr>
@@ -498,22 +518,24 @@
         <w:spacing w:after="60" w:line="360" w:lineRule="auto"/>
         <w:ind w:firstLine="0"/>
       </w:pPr>
-      <w:r>
-        <w:rPr>
-          <w:rFonts w:ascii="Times New Roman" w:cs="Times New Roman" w:eastAsia="Times New Roman" w:hAnsi="Times New Roman"/>
-          <w:sz w:val="28"/>
-          <w:szCs w:val="28"/>
-        </w:rPr>
-        <w:t xml:space="preserve">10 Сборка таблицы конфигурации и суб-решёток</w:t>
-      </w:r>
-      <w:r>
-        <w:rPr>
-          <w:rFonts w:ascii="Times New Roman" w:cs="Times New Roman" w:eastAsia="Times New Roman" w:hAnsi="Times New Roman"/>
-          <w:sz w:val="28"/>
-          <w:szCs w:val="28"/>
-        </w:rPr>
-        <w:t xml:space="preserve">	</w:t>
-      </w:r>
+      <w:hyperlink w:history="1" w:anchor="sec_10">
+        <w:r>
+          <w:rPr>
+            <w:rFonts w:ascii="Times New Roman" w:cs="Times New Roman" w:eastAsia="Times New Roman" w:hAnsi="Times New Roman"/>
+            <w:sz w:val="28"/>
+            <w:szCs w:val="28"/>
+          </w:rPr>
+          <w:t xml:space="preserve">10 Сборка таблицы конфигурации и суб-решёток</w:t>
+        </w:r>
+        <w:r>
+          <w:rPr>
+            <w:rFonts w:ascii="Times New Roman" w:cs="Times New Roman" w:eastAsia="Times New Roman" w:hAnsi="Times New Roman"/>
+            <w:sz w:val="28"/>
+            <w:szCs w:val="28"/>
+          </w:rPr>
+          <w:t xml:space="preserve">	</w:t>
+        </w:r>
+      </w:hyperlink>
     </w:p>
     <w:p>
       <w:pPr>
@@ -523,22 +545,24 @@
         <w:spacing w:after="60" w:line="360" w:lineRule="auto"/>
         <w:ind w:firstLine="0"/>
       </w:pPr>
-      <w:r>
-        <w:rPr>
-          <w:rFonts w:ascii="Times New Roman" w:cs="Times New Roman" w:eastAsia="Times New Roman" w:hAnsi="Times New Roman"/>
-          <w:sz w:val="28"/>
-          <w:szCs w:val="28"/>
-        </w:rPr>
-        <w:t xml:space="preserve">11 Анализ огибающей и бетатронных частот по FFT</w:t>
-      </w:r>
-      <w:r>
-        <w:rPr>
-          <w:rFonts w:ascii="Times New Roman" w:cs="Times New Roman" w:eastAsia="Times New Roman" w:hAnsi="Times New Roman"/>
-          <w:sz w:val="28"/>
-          <w:szCs w:val="28"/>
-        </w:rPr>
-        <w:t xml:space="preserve">	</w:t>
-      </w:r>
+      <w:hyperlink w:history="1" w:anchor="sec_11">
+        <w:r>
+          <w:rPr>
+            <w:rFonts w:ascii="Times New Roman" w:cs="Times New Roman" w:eastAsia="Times New Roman" w:hAnsi="Times New Roman"/>
+            <w:sz w:val="28"/>
+            <w:szCs w:val="28"/>
+          </w:rPr>
+          <w:t xml:space="preserve">11 Анализ огибающей и бетатронных частот по FFT</w:t>
+        </w:r>
+        <w:r>
+          <w:rPr>
+            <w:rFonts w:ascii="Times New Roman" w:cs="Times New Roman" w:eastAsia="Times New Roman" w:hAnsi="Times New Roman"/>
+            <w:sz w:val="28"/>
+            <w:szCs w:val="28"/>
+          </w:rPr>
+          <w:t xml:space="preserve">	</w:t>
+        </w:r>
+      </w:hyperlink>
     </w:p>
     <w:p>
       <w:pPr>
@@ -548,22 +572,24 @@
         <w:spacing w:after="60" w:line="360" w:lineRule="auto"/>
         <w:ind w:firstLine="0"/>
       </w:pPr>
-      <w:r>
-        <w:rPr>
-          <w:rFonts w:ascii="Times New Roman" w:cs="Times New Roman" w:eastAsia="Times New Roman" w:hAnsi="Times New Roman"/>
-          <w:sz w:val="28"/>
-          <w:szCs w:val="28"/>
-        </w:rPr>
-        <w:t xml:space="preserve">А Приложение А. Файлы конфигурации</w:t>
-      </w:r>
-      <w:r>
-        <w:rPr>
-          <w:rFonts w:ascii="Times New Roman" w:cs="Times New Roman" w:eastAsia="Times New Roman" w:hAnsi="Times New Roman"/>
-          <w:sz w:val="28"/>
-          <w:szCs w:val="28"/>
-        </w:rPr>
-        <w:t xml:space="preserve">	</w:t>
-      </w:r>
+      <w:hyperlink w:history="1" w:anchor="sec_a">
+        <w:r>
+          <w:rPr>
+            <w:rFonts w:ascii="Times New Roman" w:cs="Times New Roman" w:eastAsia="Times New Roman" w:hAnsi="Times New Roman"/>
+            <w:sz w:val="28"/>
+            <w:szCs w:val="28"/>
+          </w:rPr>
+          <w:t xml:space="preserve">А Приложение А. Файлы конфигурации</w:t>
+        </w:r>
+        <w:r>
+          <w:rPr>
+            <w:rFonts w:ascii="Times New Roman" w:cs="Times New Roman" w:eastAsia="Times New Roman" w:hAnsi="Times New Roman"/>
+            <w:sz w:val="28"/>
+            <w:szCs w:val="28"/>
+          </w:rPr>
+          <w:t xml:space="preserve">	</w:t>
+        </w:r>
+      </w:hyperlink>
     </w:p>
     <w:p>
       <w:pPr>
@@ -573,22 +599,24 @@
         <w:spacing w:after="60" w:line="360" w:lineRule="auto"/>
         <w:ind w:firstLine="0"/>
       </w:pPr>
-      <w:r>
-        <w:rPr>
-          <w:rFonts w:ascii="Times New Roman" w:cs="Times New Roman" w:eastAsia="Times New Roman" w:hAnsi="Times New Roman"/>
-          <w:sz w:val="28"/>
-          <w:szCs w:val="28"/>
-        </w:rPr>
-        <w:t xml:space="preserve">Б Приложение Б. Файлы данных</w:t>
-      </w:r>
-      <w:r>
-        <w:rPr>
-          <w:rFonts w:ascii="Times New Roman" w:cs="Times New Roman" w:eastAsia="Times New Roman" w:hAnsi="Times New Roman"/>
-          <w:sz w:val="28"/>
-          <w:szCs w:val="28"/>
-        </w:rPr>
-        <w:t xml:space="preserve">	</w:t>
-      </w:r>
+      <w:hyperlink w:history="1" w:anchor="sec_b">
+        <w:r>
+          <w:rPr>
+            <w:rFonts w:ascii="Times New Roman" w:cs="Times New Roman" w:eastAsia="Times New Roman" w:hAnsi="Times New Roman"/>
+            <w:sz w:val="28"/>
+            <w:szCs w:val="28"/>
+          </w:rPr>
+          <w:t xml:space="preserve">Б Приложение Б. Файлы данных</w:t>
+        </w:r>
+        <w:r>
+          <w:rPr>
+            <w:rFonts w:ascii="Times New Roman" w:cs="Times New Roman" w:eastAsia="Times New Roman" w:hAnsi="Times New Roman"/>
+            <w:sz w:val="28"/>
+            <w:szCs w:val="28"/>
+          </w:rPr>
+          <w:t xml:space="preserve">	</w:t>
+        </w:r>
+      </w:hyperlink>
     </w:p>
     <w:p>
       <w:pPr>
@@ -597,6 +625,7 @@
         <w:spacing w:after="360" w:before="480" w:line="360" w:lineRule="auto"/>
         <w:jc w:val="center"/>
       </w:pPr>
+      <w:bookmarkStart w:name="sec_intro" w:id="1"/>
       <w:r>
         <w:rPr>
           <w:rFonts w:ascii="Times New Roman" w:cs="Times New Roman" w:eastAsia="Times New Roman" w:hAnsi="Times New Roman"/>
@@ -607,6 +636,7 @@
         </w:rPr>
         <w:t xml:space="preserve">ВВЕДЕНИЕ</w:t>
       </w:r>
+      <w:bookmarkEnd w:id="1"/>
     </w:p>
     <w:p>
       <w:pPr>
@@ -660,6 +690,7 @@
         <w:spacing w:after="240" w:before="480" w:line="360" w:lineRule="auto"/>
         <w:jc w:val="center"/>
       </w:pPr>
+      <w:bookmarkStart w:name="sec_1" w:id="1"/>
       <w:r>
         <w:rPr>
           <w:rFonts w:ascii="Times New Roman" w:cs="Times New Roman" w:eastAsia="Times New Roman" w:hAnsi="Times New Roman"/>
@@ -670,6 +701,7 @@
         </w:rPr>
         <w:t xml:space="preserve">1 ИНТЕГРАТОР БОРИСА — РЕЛЯТИВИСТСКИЙ СИМПЛЕКТИЧЕСКИЙ ИНТЕГРАТОР</w:t>
       </w:r>
+      <w:bookmarkEnd w:id="1"/>
     </w:p>
     <w:p>
       <w:pPr>
@@ -2213,7 +2245,20 @@
           <w:sz w:val="28"/>
           <w:szCs w:val="28"/>
         </w:rPr>
-        <w:t xml:space="preserve">— x(t) — координаты частицы в мировой системе, м.</w:t>
+        <w:t xml:space="preserve">— </w:t>
+      </w:r>
+      <m:oMath>
+        <m:r>
+          <m:t>x(t)</m:t>
+        </m:r>
+      </m:oMath>
+      <w:r>
+        <w:rPr>
+          <w:rFonts w:ascii="Times New Roman" w:cs="Times New Roman" w:eastAsia="Times New Roman" w:hAnsi="Times New Roman"/>
+          <w:sz w:val="28"/>
+          <w:szCs w:val="28"/>
+        </w:rPr>
+        <w:t xml:space="preserve"> — координаты частицы в глобальной системе координат, м.</w:t>
       </w:r>
     </w:p>
     <w:p>
@@ -2228,7 +2273,20 @@
           <w:sz w:val="28"/>
           <w:szCs w:val="28"/>
         </w:rPr>
-        <w:t xml:space="preserve">— v(t) — скорость частицы в мировой системе, м/с.</w:t>
+        <w:t xml:space="preserve">— </w:t>
+      </w:r>
+      <m:oMath>
+        <m:r>
+          <m:t>v(t)</m:t>
+        </m:r>
+      </m:oMath>
+      <w:r>
+        <w:rPr>
+          <w:rFonts w:ascii="Times New Roman" w:cs="Times New Roman" w:eastAsia="Times New Roman" w:hAnsi="Times New Roman"/>
+          <w:sz w:val="28"/>
+          <w:szCs w:val="28"/>
+        </w:rPr>
+        <w:t xml:space="preserve"> — скорость частицы в глобальной системе координат, м/с.</w:t>
       </w:r>
     </w:p>
     <w:p>
@@ -2243,7 +2301,20 @@
           <w:sz w:val="28"/>
           <w:szCs w:val="28"/>
         </w:rPr>
-        <w:t xml:space="preserve">— p(t) — релятивистский импульс, кг·м/с (величина, реально интегрируемая кодом; совпадает с классическим m·v только при малых скоростях).</w:t>
+        <w:t xml:space="preserve">— </w:t>
+      </w:r>
+      <m:oMath>
+        <m:r>
+          <m:t>p(t)</m:t>
+        </m:r>
+      </m:oMath>
+      <w:r>
+        <w:rPr>
+          <w:rFonts w:ascii="Times New Roman" w:cs="Times New Roman" w:eastAsia="Times New Roman" w:hAnsi="Times New Roman"/>
+          <w:sz w:val="28"/>
+          <w:szCs w:val="28"/>
+        </w:rPr>
+        <w:t xml:space="preserve"> — релятивистский импульс, кг·м/с (величина, реально интегрируемая кодом; совпадает с классическим mv только при малых скоростях).</w:t>
       </w:r>
     </w:p>
     <w:p>
@@ -2258,7 +2329,20 @@
           <w:sz w:val="28"/>
           <w:szCs w:val="28"/>
         </w:rPr>
-        <w:t xml:space="preserve">— q — заряд частицы, Кл; для электронов q = −1,602·10⁻¹⁹ Кл.</w:t>
+        <w:t xml:space="preserve">— </w:t>
+      </w:r>
+      <m:oMath>
+        <m:r>
+          <m:t>q</m:t>
+        </m:r>
+      </m:oMath>
+      <w:r>
+        <w:rPr>
+          <w:rFonts w:ascii="Times New Roman" w:cs="Times New Roman" w:eastAsia="Times New Roman" w:hAnsi="Times New Roman"/>
+          <w:sz w:val="28"/>
+          <w:szCs w:val="28"/>
+        </w:rPr>
+        <w:t xml:space="preserve"> — заряд частицы, Кл; для электронов q = −1,602·10⁻¹⁹ Кл.</w:t>
       </w:r>
     </w:p>
     <w:p>
@@ -2273,7 +2357,20 @@
           <w:sz w:val="28"/>
           <w:szCs w:val="28"/>
         </w:rPr>
-        <w:t xml:space="preserve">— m — масса покоя, кг; для электронов m = 9,109·10⁻³¹ кг.</w:t>
+        <w:t xml:space="preserve">— </w:t>
+      </w:r>
+      <m:oMath>
+        <m:r>
+          <m:t>m</m:t>
+        </m:r>
+      </m:oMath>
+      <w:r>
+        <w:rPr>
+          <w:rFonts w:ascii="Times New Roman" w:cs="Times New Roman" w:eastAsia="Times New Roman" w:hAnsi="Times New Roman"/>
+          <w:sz w:val="28"/>
+          <w:szCs w:val="28"/>
+        </w:rPr>
+        <w:t xml:space="preserve"> — масса покоя, кг; для электронов m = 9,109·10⁻³¹ кг.</w:t>
       </w:r>
     </w:p>
     <w:p>
@@ -2288,7 +2385,20 @@
           <w:sz w:val="28"/>
           <w:szCs w:val="28"/>
         </w:rPr>
-        <w:t xml:space="preserve">— E, B — векторы электрического и магнитного полей в точке частицы, В/м и Тл.</w:t>
+        <w:t xml:space="preserve">— </w:t>
+      </w:r>
+      <m:oMath>
+        <m:r>
+          <m:t>E,  B</m:t>
+        </m:r>
+      </m:oMath>
+      <w:r>
+        <w:rPr>
+          <w:rFonts w:ascii="Times New Roman" w:cs="Times New Roman" w:eastAsia="Times New Roman" w:hAnsi="Times New Roman"/>
+          <w:sz w:val="28"/>
+          <w:szCs w:val="28"/>
+        </w:rPr>
+        <w:t xml:space="preserve"> — векторы электрического и магнитного полей в точке частицы, В/м и Тл.</w:t>
       </w:r>
     </w:p>
     <w:p>
@@ -2303,7 +2413,20 @@
           <w:sz w:val="28"/>
           <w:szCs w:val="28"/>
         </w:rPr>
-        <w:t xml:space="preserve">— t — физическое (лабораторное) время, с.</w:t>
+        <w:t xml:space="preserve">— </w:t>
+      </w:r>
+      <m:oMath>
+        <m:r>
+          <m:t>t</m:t>
+        </m:r>
+      </m:oMath>
+      <w:r>
+        <w:rPr>
+          <w:rFonts w:ascii="Times New Roman" w:cs="Times New Roman" w:eastAsia="Times New Roman" w:hAnsi="Times New Roman"/>
+          <w:sz w:val="28"/>
+          <w:szCs w:val="28"/>
+        </w:rPr>
+        <w:t xml:space="preserve"> — физическое (лабораторное) время, с.</w:t>
       </w:r>
     </w:p>
     <w:p>
@@ -2501,7 +2624,33 @@
           <w:sz w:val="28"/>
           <w:szCs w:val="28"/>
         </w:rPr>
-        <w:t xml:space="preserve">— γ ≥ 1 — Лоренц-фактор, безразмерная величина, мера релятивистичности движения (γ = 1 в покое, γ → ∞ при |v| → c).</w:t>
+        <w:t xml:space="preserve">— </w:t>
+      </w:r>
+      <m:oMath>
+        <m:sSub>
+          <m:sSubPr/>
+          <m:e>
+            <m:r>
+              <m:t>γ</m:t>
+            </m:r>
+          </m:e>
+          <m:sub>
+            <m:r>
+              <m:t/>
+            </m:r>
+          </m:sub>
+        </m:sSub>
+        <m:r>
+          <m:t> ≥ 1</m:t>
+        </m:r>
+      </m:oMath>
+      <w:r>
+        <w:rPr>
+          <w:rFonts w:ascii="Times New Roman" w:cs="Times New Roman" w:eastAsia="Times New Roman" w:hAnsi="Times New Roman"/>
+          <w:sz w:val="28"/>
+          <w:szCs w:val="28"/>
+        </w:rPr>
+        <w:t xml:space="preserve"> — Лоренц-фактор, безразмерная величина, мера релятивистичности движения (γ = 1 в покое, γ → ∞ при |v| → c).</w:t>
       </w:r>
     </w:p>
     <w:p>
@@ -2516,7 +2665,20 @@
           <w:sz w:val="28"/>
           <w:szCs w:val="28"/>
         </w:rPr>
-        <w:t xml:space="preserve">— c = 299 792 458 м/с — скорость света (точное значение по определению метра).</w:t>
+        <w:t xml:space="preserve">— </w:t>
+      </w:r>
+      <m:oMath>
+        <m:r>
+          <m:t>c = 299 792 458 м/с</m:t>
+        </m:r>
+      </m:oMath>
+      <w:r>
+        <w:rPr>
+          <w:rFonts w:ascii="Times New Roman" w:cs="Times New Roman" w:eastAsia="Times New Roman" w:hAnsi="Times New Roman"/>
+          <w:sz w:val="28"/>
+          <w:szCs w:val="28"/>
+        </w:rPr>
+        <w:t xml:space="preserve"> — скорость света (точное значение по определению метра).</w:t>
       </w:r>
     </w:p>
     <w:p>
@@ -2531,7 +2693,108 @@
           <w:sz w:val="28"/>
           <w:szCs w:val="28"/>
         </w:rPr>
-        <w:t xml:space="preserve">— |v|² = vx² + vy² + vz² — квадрат модуля скорости.</w:t>
+        <w:t xml:space="preserve">— </w:t>
+      </w:r>
+      <m:oMath>
+        <m:sSup>
+          <m:sSupPr/>
+          <m:e>
+            <m:r>
+              <m:t>|v|</m:t>
+            </m:r>
+          </m:e>
+          <m:sup>
+            <m:r>
+              <m:t>2</m:t>
+            </m:r>
+          </m:sup>
+        </m:sSup>
+        <m:r>
+          <m:t> = </m:t>
+        </m:r>
+        <m:sSup>
+          <m:sSupPr/>
+          <m:e>
+            <m:sSub>
+              <m:sSubPr/>
+              <m:e>
+                <m:r>
+                  <m:t>v</m:t>
+                </m:r>
+              </m:e>
+              <m:sub>
+                <m:r>
+                  <m:t>x</m:t>
+                </m:r>
+              </m:sub>
+            </m:sSub>
+          </m:e>
+          <m:sup>
+            <m:r>
+              <m:t>2</m:t>
+            </m:r>
+          </m:sup>
+        </m:sSup>
+        <m:r>
+          <m:t> + </m:t>
+        </m:r>
+        <m:sSup>
+          <m:sSupPr/>
+          <m:e>
+            <m:sSub>
+              <m:sSubPr/>
+              <m:e>
+                <m:r>
+                  <m:t>v</m:t>
+                </m:r>
+              </m:e>
+              <m:sub>
+                <m:r>
+                  <m:t>y</m:t>
+                </m:r>
+              </m:sub>
+            </m:sSub>
+          </m:e>
+          <m:sup>
+            <m:r>
+              <m:t>2</m:t>
+            </m:r>
+          </m:sup>
+        </m:sSup>
+        <m:r>
+          <m:t> + </m:t>
+        </m:r>
+        <m:sSup>
+          <m:sSupPr/>
+          <m:e>
+            <m:sSub>
+              <m:sSubPr/>
+              <m:e>
+                <m:r>
+                  <m:t>v</m:t>
+                </m:r>
+              </m:e>
+              <m:sub>
+                <m:r>
+                  <m:t>z</m:t>
+                </m:r>
+              </m:sub>
+            </m:sSub>
+          </m:e>
+          <m:sup>
+            <m:r>
+              <m:t>2</m:t>
+            </m:r>
+          </m:sup>
+        </m:sSup>
+      </m:oMath>
+      <w:r>
+        <w:rPr>
+          <w:rFonts w:ascii="Times New Roman" w:cs="Times New Roman" w:eastAsia="Times New Roman" w:hAnsi="Times New Roman"/>
+          <w:sz w:val="28"/>
+          <w:szCs w:val="28"/>
+        </w:rPr>
+        <w:t xml:space="preserve"> — квадрат модуля скорости.</w:t>
       </w:r>
     </w:p>
     <w:p>
@@ -2546,7 +2809,108 @@
           <w:sz w:val="28"/>
           <w:szCs w:val="28"/>
         </w:rPr>
-        <w:t xml:space="preserve">— |p|² = px² + py² + pz² — квадрат модуля импульса.</w:t>
+        <w:t xml:space="preserve">— </w:t>
+      </w:r>
+      <m:oMath>
+        <m:sSup>
+          <m:sSupPr/>
+          <m:e>
+            <m:r>
+              <m:t>|p|</m:t>
+            </m:r>
+          </m:e>
+          <m:sup>
+            <m:r>
+              <m:t>2</m:t>
+            </m:r>
+          </m:sup>
+        </m:sSup>
+        <m:r>
+          <m:t> = </m:t>
+        </m:r>
+        <m:sSup>
+          <m:sSupPr/>
+          <m:e>
+            <m:sSub>
+              <m:sSubPr/>
+              <m:e>
+                <m:r>
+                  <m:t>p</m:t>
+                </m:r>
+              </m:e>
+              <m:sub>
+                <m:r>
+                  <m:t>x</m:t>
+                </m:r>
+              </m:sub>
+            </m:sSub>
+          </m:e>
+          <m:sup>
+            <m:r>
+              <m:t>2</m:t>
+            </m:r>
+          </m:sup>
+        </m:sSup>
+        <m:r>
+          <m:t> + </m:t>
+        </m:r>
+        <m:sSup>
+          <m:sSupPr/>
+          <m:e>
+            <m:sSub>
+              <m:sSubPr/>
+              <m:e>
+                <m:r>
+                  <m:t>p</m:t>
+                </m:r>
+              </m:e>
+              <m:sub>
+                <m:r>
+                  <m:t>y</m:t>
+                </m:r>
+              </m:sub>
+            </m:sSub>
+          </m:e>
+          <m:sup>
+            <m:r>
+              <m:t>2</m:t>
+            </m:r>
+          </m:sup>
+        </m:sSup>
+        <m:r>
+          <m:t> + </m:t>
+        </m:r>
+        <m:sSup>
+          <m:sSupPr/>
+          <m:e>
+            <m:sSub>
+              <m:sSubPr/>
+              <m:e>
+                <m:r>
+                  <m:t>p</m:t>
+                </m:r>
+              </m:e>
+              <m:sub>
+                <m:r>
+                  <m:t>z</m:t>
+                </m:r>
+              </m:sub>
+            </m:sSub>
+          </m:e>
+          <m:sup>
+            <m:r>
+              <m:t>2</m:t>
+            </m:r>
+          </m:sup>
+        </m:sSup>
+      </m:oMath>
+      <w:r>
+        <w:rPr>
+          <w:rFonts w:ascii="Times New Roman" w:cs="Times New Roman" w:eastAsia="Times New Roman" w:hAnsi="Times New Roman"/>
+          <w:sz w:val="28"/>
+          <w:szCs w:val="28"/>
+        </w:rPr>
+        <w:t xml:space="preserve"> — квадрат модуля импульса.</w:t>
       </w:r>
     </w:p>
     <w:p>
@@ -2561,7 +2925,7 @@
           <w:sz w:val="28"/>
           <w:szCs w:val="28"/>
         </w:rPr>
-        <w:t xml:space="preserve">Вторая форма (через |p|) и используется в коде: γ восстанавливается прямо из p, не требуя хранения скорости. В текущей решётке все устройства магнитные, поэтому E ≡ 0; шаги E-толчка ниже фактически no-op, общая форма сохранена на случай появления электростатических элементов.</w:t>
+        <w:t xml:space="preserve">Вторая форма (через |p|) и используется в коде: γ восстанавливается прямо из p, не требуя хранения скорости. В текущей решётке все устройства магнитные, поэтому E ≡ 0; шаги E-толчка ниже не оказывают воздействия на импульс, общая форма сохранена на случай появления электростатических элементов.</w:t>
       </w:r>
     </w:p>
     <w:p>
@@ -2697,7 +3061,20 @@
           <w:sz w:val="28"/>
           <w:szCs w:val="28"/>
         </w:rPr>
-        <w:t xml:space="preserve">— Δt — шаг интегрирования, с (берётся из experiments.csv.dt).</w:t>
+        <w:t xml:space="preserve">— </w:t>
+      </w:r>
+      <m:oMath>
+        <m:r>
+          <m:t>Δt</m:t>
+        </m:r>
+      </m:oMath>
+      <w:r>
+        <w:rPr>
+          <w:rFonts w:ascii="Times New Roman" w:cs="Times New Roman" w:eastAsia="Times New Roman" w:hAnsi="Times New Roman"/>
+          <w:sz w:val="28"/>
+          <w:szCs w:val="28"/>
+        </w:rPr>
+        <w:t xml:space="preserve"> — шаг интегрирования, с (берётся из experiments.csv.dt).</w:t>
       </w:r>
     </w:p>
     <w:p>
@@ -2712,7 +3089,102 @@
           <w:sz w:val="28"/>
           <w:szCs w:val="28"/>
         </w:rPr>
-        <w:t xml:space="preserve">— γ_n = √(1 + |p_n|² / (m²·c²)) — Лоренц-фактор на шаге n.</w:t>
+        <w:t xml:space="preserve">— </w:t>
+      </w:r>
+      <m:oMath>
+        <m:sSub>
+          <m:sSubPr/>
+          <m:e>
+            <m:r>
+              <m:t>γ</m:t>
+            </m:r>
+          </m:e>
+          <m:sub>
+            <m:r>
+              <m:t>n</m:t>
+            </m:r>
+          </m:sub>
+        </m:sSub>
+        <m:r>
+          <m:t> = </m:t>
+        </m:r>
+        <m:rad>
+          <m:radPr>
+            <m:degHide m:val="1"/>
+          </m:radPr>
+          <m:deg/>
+          <m:e>
+            <m:r>
+              <m:t>1 + </m:t>
+            </m:r>
+            <m:f>
+              <m:num>
+                <m:sSup>
+                  <m:sSupPr/>
+                  <m:e>
+                    <m:sSub>
+                      <m:sSubPr/>
+                      <m:e>
+                        <m:r>
+                          <m:t>|p|</m:t>
+                        </m:r>
+                      </m:e>
+                      <m:sub>
+                        <m:r>
+                          <m:t>n</m:t>
+                        </m:r>
+                      </m:sub>
+                    </m:sSub>
+                  </m:e>
+                  <m:sup>
+                    <m:r>
+                      <m:t>2</m:t>
+                    </m:r>
+                  </m:sup>
+                </m:sSup>
+              </m:num>
+              <m:den>
+                <m:sSup>
+                  <m:sSupPr/>
+                  <m:e>
+                    <m:r>
+                      <m:t>m</m:t>
+                    </m:r>
+                  </m:e>
+                  <m:sup>
+                    <m:r>
+                      <m:t>2</m:t>
+                    </m:r>
+                  </m:sup>
+                </m:sSup>
+                <m:r>
+                  <m:t> </m:t>
+                </m:r>
+                <m:sSup>
+                  <m:sSupPr/>
+                  <m:e>
+                    <m:r>
+                      <m:t>c</m:t>
+                    </m:r>
+                  </m:e>
+                  <m:sup>
+                    <m:r>
+                      <m:t>2</m:t>
+                    </m:r>
+                  </m:sup>
+                </m:sSup>
+              </m:den>
+            </m:f>
+          </m:e>
+        </m:rad>
+      </m:oMath>
+      <w:r>
+        <w:rPr>
+          <w:rFonts w:ascii="Times New Roman" w:cs="Times New Roman" w:eastAsia="Times New Roman" w:hAnsi="Times New Roman"/>
+          <w:sz w:val="28"/>
+          <w:szCs w:val="28"/>
+        </w:rPr>
+        <w:t xml:space="preserve"> — Лоренц-фактор на шаге n.</w:t>
       </w:r>
     </w:p>
     <w:p>
@@ -2853,7 +3325,30 @@
           <w:sz w:val="28"/>
           <w:szCs w:val="28"/>
         </w:rPr>
-        <w:t xml:space="preserve">— p⁻ — промежуточный импульс после первого E-толчка. При E = 0 имеем p⁻ = p_n.</w:t>
+        <w:t xml:space="preserve">— </w:t>
+      </w:r>
+      <m:oMath>
+        <m:sSup>
+          <m:sSupPr/>
+          <m:e>
+            <m:r>
+              <m:t>p</m:t>
+            </m:r>
+          </m:e>
+          <m:sup>
+            <m:r>
+              <m:t>−</m:t>
+            </m:r>
+          </m:sup>
+        </m:sSup>
+      </m:oMath>
+      <w:r>
+        <w:rPr>
+          <w:rFonts w:ascii="Times New Roman" w:cs="Times New Roman" w:eastAsia="Times New Roman" w:hAnsi="Times New Roman"/>
+          <w:sz w:val="28"/>
+          <w:szCs w:val="28"/>
+        </w:rPr>
+        <w:t xml:space="preserve"> — промежуточный импульс после первого E-толчка. При E = 0 имеем p⁻ = p_n.</w:t>
       </w:r>
     </w:p>
     <w:p>
@@ -3084,7 +3579,20 @@
           <w:sz w:val="28"/>
           <w:szCs w:val="28"/>
         </w:rPr>
-        <w:t xml:space="preserve">— t — половинный вектор поворота; его модуль равен tan(θ/2), где θ = qB·Δt/(γ⁻·m) — угол ларморовского поворота.</w:t>
+        <w:t xml:space="preserve">— </w:t>
+      </w:r>
+      <m:oMath>
+        <m:r>
+          <m:t>t</m:t>
+        </m:r>
+      </m:oMath>
+      <w:r>
+        <w:rPr>
+          <w:rFonts w:ascii="Times New Roman" w:cs="Times New Roman" w:eastAsia="Times New Roman" w:hAnsi="Times New Roman"/>
+          <w:sz w:val="28"/>
+          <w:szCs w:val="28"/>
+        </w:rPr>
+        <w:t xml:space="preserve"> — половинный вектор поворота; его модуль равен tan(θ/2), где θ = qB·Δt/(γ⁻·m) — угол ларморовского поворота.</w:t>
       </w:r>
     </w:p>
     <w:p>
@@ -3099,7 +3607,20 @@
           <w:sz w:val="28"/>
           <w:szCs w:val="28"/>
         </w:rPr>
-        <w:t xml:space="preserve">— s — перенормированный вектор поворота, выбранный так, чтобы двухшаговое обновление ниже точно сохраняло модуль импульса.</w:t>
+        <w:t xml:space="preserve">— </w:t>
+      </w:r>
+      <m:oMath>
+        <m:r>
+          <m:t>s</m:t>
+        </m:r>
+      </m:oMath>
+      <w:r>
+        <w:rPr>
+          <w:rFonts w:ascii="Times New Roman" w:cs="Times New Roman" w:eastAsia="Times New Roman" w:hAnsi="Times New Roman"/>
+          <w:sz w:val="28"/>
+          <w:szCs w:val="28"/>
+        </w:rPr>
+        <w:t xml:space="preserve"> — перенормированный вектор поворота, выбранный так, чтобы двухшаговое обновление ниже точно сохраняло модуль импульса.</w:t>
       </w:r>
     </w:p>
     <w:p>
@@ -3246,7 +3767,20 @@
           <w:sz w:val="28"/>
           <w:szCs w:val="28"/>
         </w:rPr>
-        <w:t xml:space="preserve">— p' — промежуточный импульс после первого полуповорота.</w:t>
+        <w:t xml:space="preserve">— </w:t>
+      </w:r>
+      <m:oMath>
+        <m:r>
+          <m:t>p′</m:t>
+        </m:r>
+      </m:oMath>
+      <w:r>
+        <w:rPr>
+          <w:rFonts w:ascii="Times New Roman" w:cs="Times New Roman" w:eastAsia="Times New Roman" w:hAnsi="Times New Roman"/>
+          <w:sz w:val="28"/>
+          <w:szCs w:val="28"/>
+        </w:rPr>
+        <w:t xml:space="preserve"> — промежуточный импульс после первого полуповорота.</w:t>
       </w:r>
     </w:p>
     <w:p>
@@ -3261,7 +3795,30 @@
           <w:sz w:val="28"/>
           <w:szCs w:val="28"/>
         </w:rPr>
-        <w:t xml:space="preserve">— p⁺ — импульс после полного магнитного поворота; равенство |p⁺| = |p⁻| справедливо как алгебраическое тождество — именно за счёт него Boris-pusher точно сохраняет энергию в чисто магнитном поле.</w:t>
+        <w:t xml:space="preserve">— </w:t>
+      </w:r>
+      <m:oMath>
+        <m:sSup>
+          <m:sSupPr/>
+          <m:e>
+            <m:r>
+              <m:t>p</m:t>
+            </m:r>
+          </m:e>
+          <m:sup>
+            <m:r>
+              <m:t>+</m:t>
+            </m:r>
+          </m:sup>
+        </m:sSup>
+      </m:oMath>
+      <w:r>
+        <w:rPr>
+          <w:rFonts w:ascii="Times New Roman" w:cs="Times New Roman" w:eastAsia="Times New Roman" w:hAnsi="Times New Roman"/>
+          <w:sz w:val="28"/>
+          <w:szCs w:val="28"/>
+        </w:rPr>
+        <w:t xml:space="preserve"> — импульс после полного магнитного поворота; равенство |p⁺| = |p⁻| справедливо как алгебраическое тождество — именно за счёт него Boris-pusher точно сохраняет энергию в чисто магнитном поле.</w:t>
       </w:r>
     </w:p>
     <w:p>
@@ -3465,7 +4022,102 @@
           <w:sz w:val="28"/>
           <w:szCs w:val="28"/>
         </w:rPr>
-        <w:t xml:space="preserve">— γ_{n+1} = √(1 + |p_{n+1}|² / (m²·c²)) — Лоренц-фактор на новом шаге.</w:t>
+        <w:t xml:space="preserve">— </w:t>
+      </w:r>
+      <m:oMath>
+        <m:sSub>
+          <m:sSubPr/>
+          <m:e>
+            <m:r>
+              <m:t>γ</m:t>
+            </m:r>
+          </m:e>
+          <m:sub>
+            <m:r>
+              <m:t>n+1</m:t>
+            </m:r>
+          </m:sub>
+        </m:sSub>
+        <m:r>
+          <m:t> = </m:t>
+        </m:r>
+        <m:rad>
+          <m:radPr>
+            <m:degHide m:val="1"/>
+          </m:radPr>
+          <m:deg/>
+          <m:e>
+            <m:r>
+              <m:t>1 + </m:t>
+            </m:r>
+            <m:f>
+              <m:num>
+                <m:sSup>
+                  <m:sSupPr/>
+                  <m:e>
+                    <m:sSub>
+                      <m:sSubPr/>
+                      <m:e>
+                        <m:r>
+                          <m:t>|p|</m:t>
+                        </m:r>
+                      </m:e>
+                      <m:sub>
+                        <m:r>
+                          <m:t>n+1</m:t>
+                        </m:r>
+                      </m:sub>
+                    </m:sSub>
+                  </m:e>
+                  <m:sup>
+                    <m:r>
+                      <m:t>2</m:t>
+                    </m:r>
+                  </m:sup>
+                </m:sSup>
+              </m:num>
+              <m:den>
+                <m:sSup>
+                  <m:sSupPr/>
+                  <m:e>
+                    <m:r>
+                      <m:t>m</m:t>
+                    </m:r>
+                  </m:e>
+                  <m:sup>
+                    <m:r>
+                      <m:t>2</m:t>
+                    </m:r>
+                  </m:sup>
+                </m:sSup>
+                <m:r>
+                  <m:t> </m:t>
+                </m:r>
+                <m:sSup>
+                  <m:sSupPr/>
+                  <m:e>
+                    <m:r>
+                      <m:t>c</m:t>
+                    </m:r>
+                  </m:e>
+                  <m:sup>
+                    <m:r>
+                      <m:t>2</m:t>
+                    </m:r>
+                  </m:sup>
+                </m:sSup>
+              </m:den>
+            </m:f>
+          </m:e>
+        </m:rad>
+      </m:oMath>
+      <w:r>
+        <w:rPr>
+          <w:rFonts w:ascii="Times New Roman" w:cs="Times New Roman" w:eastAsia="Times New Roman" w:hAnsi="Times New Roman"/>
+          <w:sz w:val="28"/>
+          <w:szCs w:val="28"/>
+        </w:rPr>
+        <w:t xml:space="preserve"> — Лоренц-фактор на новом шаге.</w:t>
       </w:r>
     </w:p>
     <w:p>
@@ -3696,7 +4348,7 @@
           <w:sz w:val="28"/>
           <w:szCs w:val="28"/>
         </w:rPr>
-        <w:t xml:space="preserve">В текущей конфигурации все устройства магнитные, поэтому E ≡ 0 и шаги 3, 6 (полу-E-толчки) фактически no-op. Алгоритм оставлен в общем виде для совместимости при возможном появлении электрических элементов.</w:t>
+        <w:t xml:space="preserve">В текущей конфигурации все устройства магнитные, поэтому E ≡ 0 и шаги 3, 6 (полу-E-толчки) не изменяют импульс. Алгоритм оставлен в общем виде для совместимости при возможном появлении электрических элементов.</w:t>
       </w:r>
     </w:p>
     <w:p>
@@ -3706,6 +4358,7 @@
         <w:spacing w:after="240" w:before="480" w:line="360" w:lineRule="auto"/>
         <w:jc w:val="center"/>
       </w:pPr>
+      <w:bookmarkStart w:name="sec_2" w:id="1"/>
       <w:r>
         <w:rPr>
           <w:rFonts w:ascii="Times New Roman" w:cs="Times New Roman" w:eastAsia="Times New Roman" w:hAnsi="Times New Roman"/>
@@ -3716,6 +4369,7 @@
         </w:rPr>
         <w:t xml:space="preserve">2 ТРИЛИНЕЙНАЯ ИНТЕРПОЛЯЦИЯ ПОЛЯ С УЧЁТОМ YZ-СИММЕТРИИ</w:t>
       </w:r>
+      <w:bookmarkEnd w:id="1"/>
     </w:p>
     <w:p>
       <w:pPr>
@@ -5252,7 +5906,20 @@
           <w:sz w:val="28"/>
           <w:szCs w:val="28"/>
         </w:rPr>
-        <w:t xml:space="preserve">— i, j, k — целые индексы нижнего угла ячейки (нумерация с нуля; верхний угол — (i+1, j+1, k+1)).</w:t>
+        <w:t xml:space="preserve">— </w:t>
+      </w:r>
+      <m:oMath>
+        <m:r>
+          <m:t>i,  j,  k</m:t>
+        </m:r>
+      </m:oMath>
+      <w:r>
+        <w:rPr>
+          <w:rFonts w:ascii="Times New Roman" w:cs="Times New Roman" w:eastAsia="Times New Roman" w:hAnsi="Times New Roman"/>
+          <w:sz w:val="28"/>
+          <w:szCs w:val="28"/>
+        </w:rPr>
+        <w:t xml:space="preserve"> — целые индексы нижнего угла ячейки (нумерация с нуля; верхний угол — (i+1, j+1, k+1)).</w:t>
       </w:r>
     </w:p>
     <w:p>
@@ -5267,7 +5934,65 @@
           <w:sz w:val="28"/>
           <w:szCs w:val="28"/>
         </w:rPr>
-        <w:t xml:space="preserve">— t_x, t_y, t_z ∈ [0, 1] — дробные смещения внутри ячейки; t_α = 0 — точка на нижней грани, t_α = 1 — на верхней.</w:t>
+        <w:t xml:space="preserve">— </w:t>
+      </w:r>
+      <m:oMath>
+        <m:sSub>
+          <m:sSubPr/>
+          <m:e>
+            <m:r>
+              <m:t>t</m:t>
+            </m:r>
+          </m:e>
+          <m:sub>
+            <m:r>
+              <m:t>x</m:t>
+            </m:r>
+          </m:sub>
+        </m:sSub>
+        <m:r>
+          <m:t>,  </m:t>
+        </m:r>
+        <m:sSub>
+          <m:sSubPr/>
+          <m:e>
+            <m:r>
+              <m:t>t</m:t>
+            </m:r>
+          </m:e>
+          <m:sub>
+            <m:r>
+              <m:t>y</m:t>
+            </m:r>
+          </m:sub>
+        </m:sSub>
+        <m:r>
+          <m:t>,  </m:t>
+        </m:r>
+        <m:sSub>
+          <m:sSubPr/>
+          <m:e>
+            <m:r>
+              <m:t>t</m:t>
+            </m:r>
+          </m:e>
+          <m:sub>
+            <m:r>
+              <m:t>z</m:t>
+            </m:r>
+          </m:sub>
+        </m:sSub>
+        <m:r>
+          <m:t> ∈ [0, 1]</m:t>
+        </m:r>
+      </m:oMath>
+      <w:r>
+        <w:rPr>
+          <w:rFonts w:ascii="Times New Roman" w:cs="Times New Roman" w:eastAsia="Times New Roman" w:hAnsi="Times New Roman"/>
+          <w:sz w:val="28"/>
+          <w:szCs w:val="28"/>
+        </w:rPr>
+        <w:t xml:space="preserve"> — дробные смещения внутри ячейки; t_α = 0 — точка на нижней грани, t_α = 1 — на верхней.</w:t>
       </w:r>
     </w:p>
     <w:p>
@@ -5282,7 +6007,62 @@
           <w:sz w:val="28"/>
           <w:szCs w:val="28"/>
         </w:rPr>
-        <w:t xml:space="preserve">— x_min, y_min, z_min — координаты угла сетки с наименьшими индексами, м.</w:t>
+        <w:t xml:space="preserve">— </w:t>
+      </w:r>
+      <m:oMath>
+        <m:sSub>
+          <m:sSubPr/>
+          <m:e>
+            <m:r>
+              <m:t>x</m:t>
+            </m:r>
+          </m:e>
+          <m:sub>
+            <m:r>
+              <m:t>min</m:t>
+            </m:r>
+          </m:sub>
+        </m:sSub>
+        <m:r>
+          <m:t>,  </m:t>
+        </m:r>
+        <m:sSub>
+          <m:sSubPr/>
+          <m:e>
+            <m:r>
+              <m:t>y</m:t>
+            </m:r>
+          </m:e>
+          <m:sub>
+            <m:r>
+              <m:t>min</m:t>
+            </m:r>
+          </m:sub>
+        </m:sSub>
+        <m:r>
+          <m:t>,  </m:t>
+        </m:r>
+        <m:sSub>
+          <m:sSubPr/>
+          <m:e>
+            <m:r>
+              <m:t>z</m:t>
+            </m:r>
+          </m:e>
+          <m:sub>
+            <m:r>
+              <m:t>min</m:t>
+            </m:r>
+          </m:sub>
+        </m:sSub>
+      </m:oMath>
+      <w:r>
+        <w:rPr>
+          <w:rFonts w:ascii="Times New Roman" w:cs="Times New Roman" w:eastAsia="Times New Roman" w:hAnsi="Times New Roman"/>
+          <w:sz w:val="28"/>
+          <w:szCs w:val="28"/>
+        </w:rPr>
+        <w:t xml:space="preserve"> — координаты угла сетки с наименьшими индексами, м.</w:t>
       </w:r>
     </w:p>
     <w:p>
@@ -5297,7 +6077,20 @@
           <w:sz w:val="28"/>
           <w:szCs w:val="28"/>
         </w:rPr>
-        <w:t xml:space="preserve">— Δx, Δy, Δz — шаг сетки по каждой оси, м (равномерный по оси, но независимый между осями).</w:t>
+        <w:t xml:space="preserve">— </w:t>
+      </w:r>
+      <m:oMath>
+        <m:r>
+          <m:t>Δx,  Δy,  Δz</m:t>
+        </m:r>
+      </m:oMath>
+      <w:r>
+        <w:rPr>
+          <w:rFonts w:ascii="Times New Roman" w:cs="Times New Roman" w:eastAsia="Times New Roman" w:hAnsi="Times New Roman"/>
+          <w:sz w:val="28"/>
+          <w:szCs w:val="28"/>
+        </w:rPr>
+        <w:t xml:space="preserve"> — шаг сетки по каждой оси, м (равномерный по оси, но независимый между осями).</w:t>
       </w:r>
     </w:p>
     <w:p>
@@ -5719,7 +6512,30 @@
           <w:sz w:val="28"/>
           <w:szCs w:val="28"/>
         </w:rPr>
-        <w:t xml:space="preserve">— v_{abc} — поле в одном из 8 углов (в Тл для B, в В/м для E).</w:t>
+        <w:t xml:space="preserve">— </w:t>
+      </w:r>
+      <m:oMath>
+        <m:sSub>
+          <m:sSubPr/>
+          <m:e>
+            <m:r>
+              <m:t>v</m:t>
+            </m:r>
+          </m:e>
+          <m:sub>
+            <m:r>
+              <m:t>abc</m:t>
+            </m:r>
+          </m:sub>
+        </m:sSub>
+      </m:oMath>
+      <w:r>
+        <w:rPr>
+          <w:rFonts w:ascii="Times New Roman" w:cs="Times New Roman" w:eastAsia="Times New Roman" w:hAnsi="Times New Roman"/>
+          <w:sz w:val="28"/>
+          <w:szCs w:val="28"/>
+        </w:rPr>
+        <w:t xml:space="preserve"> — поле в одном из 8 углов (в Тл для B, в В/м для E).</w:t>
       </w:r>
     </w:p>
     <w:p>
@@ -5734,7 +6550,30 @@
           <w:sz w:val="28"/>
           <w:szCs w:val="28"/>
         </w:rPr>
-        <w:t xml:space="preserve">— w_{abc} — неотрицательный вес, линейно убывающий с расстоянием от точки опроса до соответствующего угла. Восемь весов всегда суммируются в единицу — результат является истинным взвешенным средним.</w:t>
+        <w:t xml:space="preserve">— </w:t>
+      </w:r>
+      <m:oMath>
+        <m:sSub>
+          <m:sSubPr/>
+          <m:e>
+            <m:r>
+              <m:t>w</m:t>
+            </m:r>
+          </m:e>
+          <m:sub>
+            <m:r>
+              <m:t>abc</m:t>
+            </m:r>
+          </m:sub>
+        </m:sSub>
+      </m:oMath>
+      <w:r>
+        <w:rPr>
+          <w:rFonts w:ascii="Times New Roman" w:cs="Times New Roman" w:eastAsia="Times New Roman" w:hAnsi="Times New Roman"/>
+          <w:sz w:val="28"/>
+          <w:szCs w:val="28"/>
+        </w:rPr>
+        <w:t xml:space="preserve"> — неотрицательный вес, линейно убывающий с расстоянием от точки опроса до соответствующего угла. Восемь весов всегда суммируются в единицу — результат является истинным взвешенным средним.</w:t>
       </w:r>
     </w:p>
     <w:p>
@@ -6077,7 +6916,30 @@
           <w:sz w:val="28"/>
           <w:szCs w:val="28"/>
         </w:rPr>
-        <w:t xml:space="preserve">— F_raw — интерполяция, выполненная на сохранённой (px ≥ 0) половине сетки.</w:t>
+        <w:t xml:space="preserve">— </w:t>
+      </w:r>
+      <m:oMath>
+        <m:sSub>
+          <m:sSubPr/>
+          <m:e>
+            <m:r>
+              <m:t>F</m:t>
+            </m:r>
+          </m:e>
+          <m:sub>
+            <m:r>
+              <m:t>raw</m:t>
+            </m:r>
+          </m:sub>
+        </m:sSub>
+      </m:oMath>
+      <w:r>
+        <w:rPr>
+          <w:rFonts w:ascii="Times New Roman" w:cs="Times New Roman" w:eastAsia="Times New Roman" w:hAnsi="Times New Roman"/>
+          <w:sz w:val="28"/>
+          <w:szCs w:val="28"/>
+        </w:rPr>
+        <w:t xml:space="preserve"> — интерполяция, выполненная на сохранённой (px ≥ 0) половине сетки.</w:t>
       </w:r>
     </w:p>
     <w:p>
@@ -6092,7 +6954,20 @@
           <w:sz w:val="28"/>
           <w:szCs w:val="28"/>
         </w:rPr>
-        <w:t xml:space="preserve">— diag(−1, +1, +1) — диагональная матрица, инвертирующая x-компоненту и оставляющая остальные без изменений. Это отражает физическую антисимметрию B_x по плоскости YZ (тогда как B_y, B_z симметричны).</w:t>
+        <w:t xml:space="preserve">— </w:t>
+      </w:r>
+      <m:oMath>
+        <m:r>
+          <m:t>diag(−1, +1, +1)</m:t>
+        </m:r>
+      </m:oMath>
+      <w:r>
+        <w:rPr>
+          <w:rFonts w:ascii="Times New Roman" w:cs="Times New Roman" w:eastAsia="Times New Roman" w:hAnsi="Times New Roman"/>
+          <w:sz w:val="28"/>
+          <w:szCs w:val="28"/>
+        </w:rPr>
+        <w:t xml:space="preserve"> — диагональная матрица, инвертирующая x-компоненту и оставляющая остальные без изменений. Это отражает физическую антисимметрию B_x по плоскости YZ (тогда как B_y, B_z симметричны).</w:t>
       </w:r>
     </w:p>
     <w:p>
@@ -6277,6 +7152,7 @@
         <w:spacing w:after="240" w:before="480" w:line="360" w:lineRule="auto"/>
         <w:jc w:val="center"/>
       </w:pPr>
+      <w:bookmarkStart w:name="sec_3" w:id="1"/>
       <w:r>
         <w:rPr>
           <w:rFonts w:ascii="Times New Roman" w:cs="Times New Roman" w:eastAsia="Times New Roman" w:hAnsi="Times New Roman"/>
@@ -6287,6 +7163,7 @@
         </w:rPr>
         <w:t xml:space="preserve">3 ДВУМЕРНЫЙ BUCKET-ИНДЕКС МАГНИТОВ</w:t>
       </w:r>
+      <w:bookmarkEnd w:id="1"/>
     </w:p>
     <w:p>
       <w:pPr>
@@ -7185,7 +8062,7 @@
           <w:sz w:val="28"/>
           <w:szCs w:val="28"/>
         </w:rPr>
-        <w:t xml:space="preserve">У каждого магнита есть предвычисленная ограничивающая сфера с центром c_i (в мировых координатах) и радиусом r_i, полностью покрывающая его карту поля. Индекс работает в плоскости XY: кольцо лежит в z ≈ 0.</w:t>
+        <w:t xml:space="preserve">У каждого магнита есть предвычисленная ограничивающая сфера с центром c_i (в глобальных координатах) и радиусом r_i, полностью покрывающая его карту поля. Индекс работает в плоскости XY: кольцо лежит в z ≈ 0.</w:t>
       </w:r>
     </w:p>
     <w:p>
@@ -7258,7 +8135,20 @@
           <w:sz w:val="28"/>
           <w:szCs w:val="28"/>
         </w:rPr>
-        <w:t xml:space="preserve">— h — длина ребра одного квадратного бакета, м.</w:t>
+        <w:t xml:space="preserve">— </w:t>
+      </w:r>
+      <m:oMath>
+        <m:r>
+          <m:t>h</m:t>
+        </m:r>
+      </m:oMath>
+      <w:r>
+        <w:rPr>
+          <w:rFonts w:ascii="Times New Roman" w:cs="Times New Roman" w:eastAsia="Times New Roman" w:hAnsi="Times New Roman"/>
+          <w:sz w:val="28"/>
+          <w:szCs w:val="28"/>
+        </w:rPr>
+        <w:t xml:space="preserve"> — длина ребра одного квадратного бакета, м.</w:t>
       </w:r>
     </w:p>
     <w:p>
@@ -7273,7 +8163,62 @@
           <w:sz w:val="28"/>
           <w:szCs w:val="28"/>
         </w:rPr>
-        <w:t xml:space="preserve">— r_max = max_i r_i — максимальный радиус по всем магнитам, м. Множитель 2 гарантирует, что XY-проекция любой ограничивающей окружности укладывается в группу 2×2 бакетов — магнит регистрируется не более чем в 4 бакетах.</w:t>
+        <w:t xml:space="preserve">— </w:t>
+      </w:r>
+      <m:oMath>
+        <m:sSub>
+          <m:sSubPr/>
+          <m:e>
+            <m:r>
+              <m:t>r</m:t>
+            </m:r>
+          </m:e>
+          <m:sub>
+            <m:r>
+              <m:t>max</m:t>
+            </m:r>
+          </m:sub>
+        </m:sSub>
+        <m:r>
+          <m:t> = </m:t>
+        </m:r>
+        <m:sSub>
+          <m:sSubPr/>
+          <m:e>
+            <m:r>
+              <m:t>max</m:t>
+            </m:r>
+          </m:e>
+          <m:sub>
+            <m:r>
+              <m:t>i</m:t>
+            </m:r>
+          </m:sub>
+        </m:sSub>
+        <m:r>
+          <m:t> </m:t>
+        </m:r>
+        <m:sSub>
+          <m:sSubPr/>
+          <m:e>
+            <m:r>
+              <m:t>r</m:t>
+            </m:r>
+          </m:e>
+          <m:sub>
+            <m:r>
+              <m:t>i</m:t>
+            </m:r>
+          </m:sub>
+        </m:sSub>
+      </m:oMath>
+      <w:r>
+        <w:rPr>
+          <w:rFonts w:ascii="Times New Roman" w:cs="Times New Roman" w:eastAsia="Times New Roman" w:hAnsi="Times New Roman"/>
+          <w:sz w:val="28"/>
+          <w:szCs w:val="28"/>
+        </w:rPr>
+        <w:t xml:space="preserve"> — максимальный радиус по всем магнитам, м. Множитель 2 гарантирует, что XY-проекция любой ограничивающей окружности укладывается в группу 2×2 бакетов — магнит регистрируется не более чем в 4 бакетах.</w:t>
       </w:r>
     </w:p>
     <w:p>
@@ -7449,7 +8394,20 @@
           <w:sz w:val="28"/>
           <w:szCs w:val="28"/>
         </w:rPr>
-        <w:t xml:space="preserve">— floor(·) — округление вниз до ближайшего целого.</w:t>
+        <w:t xml:space="preserve">— </w:t>
+      </w:r>
+      <m:oMath>
+        <m:r>
+          <m:t>⌊·⌋</m:t>
+        </m:r>
+      </m:oMath>
+      <w:r>
+        <w:rPr>
+          <w:rFonts w:ascii="Times New Roman" w:cs="Times New Roman" w:eastAsia="Times New Roman" w:hAnsi="Times New Roman"/>
+          <w:sz w:val="28"/>
+          <w:szCs w:val="28"/>
+        </w:rPr>
+        <w:t xml:space="preserve"> — округление вниз до ближайшего целого (floor).</w:t>
       </w:r>
     </w:p>
     <w:p>
@@ -7464,7 +8422,56 @@
           <w:sz w:val="28"/>
           <w:szCs w:val="28"/>
         </w:rPr>
-        <w:t xml:space="preserve">— b_x^min, b_y^min — глобальные целочисленные смещения, подобранные при построении так, чтобы все занятые бакеты имели неотрицательные индексы. Вычисляются по самым малым x, y, достигаемым ограничивающими сферами.</w:t>
+        <w:t xml:space="preserve">— </w:t>
+      </w:r>
+      <m:oMath>
+        <m:sSubSup>
+          <m:sSubSupPr/>
+          <m:e>
+            <m:r>
+              <m:t>b</m:t>
+            </m:r>
+          </m:e>
+          <m:sub>
+            <m:r>
+              <m:t>x</m:t>
+            </m:r>
+          </m:sub>
+          <m:sup>
+            <m:r>
+              <m:t>min</m:t>
+            </m:r>
+          </m:sup>
+        </m:sSubSup>
+        <m:r>
+          <m:t>,  </m:t>
+        </m:r>
+        <m:sSubSup>
+          <m:sSubSupPr/>
+          <m:e>
+            <m:r>
+              <m:t>b</m:t>
+            </m:r>
+          </m:e>
+          <m:sub>
+            <m:r>
+              <m:t>y</m:t>
+            </m:r>
+          </m:sub>
+          <m:sup>
+            <m:r>
+              <m:t>min</m:t>
+            </m:r>
+          </m:sup>
+        </m:sSubSup>
+      </m:oMath>
+      <w:r>
+        <w:rPr>
+          <w:rFonts w:ascii="Times New Roman" w:cs="Times New Roman" w:eastAsia="Times New Roman" w:hAnsi="Times New Roman"/>
+          <w:sz w:val="28"/>
+          <w:szCs w:val="28"/>
+        </w:rPr>
+        <w:t xml:space="preserve"> — глобальные целочисленные смещения, подобранные при построении так, чтобы все занятые бакеты имели неотрицательные индексы. Вычисляются по самым малым x, y, достигаемым ограничивающими сферами.</w:t>
       </w:r>
     </w:p>
     <w:p>
@@ -7757,6 +8764,7 @@
         <w:spacing w:after="240" w:before="480" w:line="360" w:lineRule="auto"/>
         <w:jc w:val="center"/>
       </w:pPr>
+      <w:bookmarkStart w:name="sec_4" w:id="1"/>
       <w:r>
         <w:rPr>
           <w:rFonts w:ascii="Times New Roman" w:cs="Times New Roman" w:eastAsia="Times New Roman" w:hAnsi="Times New Roman"/>
@@ -7767,6 +8775,7 @@
         </w:rPr>
         <w:t xml:space="preserve">4 ВКЛАД МАГНИТА С ПРЕСКРИНИНГОМ ПО ОХВАТЫВАЮЩЕЙ СФЕРЕ</w:t>
       </w:r>
+      <w:bookmarkEnd w:id="1"/>
     </w:p>
     <w:p>
       <w:pPr>
@@ -7812,7 +8821,7 @@
           <w:sz w:val="28"/>
           <w:szCs w:val="28"/>
         </w:rPr>
-        <w:t xml:space="preserve">Добавление вклада одного магнита в накапливающиеся суммы полей (B, E) в точке мирового опроса. Перед полным преобразованием координат и интерполяцией выполняется быстрая проверка по охватывающей сфере (7 арифметических операций), позволяющая отсечь заведомо далёкие элементы.</w:t>
+        <w:t xml:space="preserve">Добавление вклада одного магнита в накапливающиеся суммы полей (B, E) в точке опроса, заданной в глобальной системе координат. Перед полным преобразованием координат и интерполяцией выполняется быстрая проверка по охватывающей сфере (7 арифметических операций), позволяющая отсечь заведомо далёкие элементы.</w:t>
       </w:r>
     </w:p>
     <w:p>
@@ -8044,7 +9053,7 @@
                 <w:sz w:val="24"/>
                 <w:szCs w:val="24"/>
               </w:rPr>
-              <w:t xml:space="preserve">точка опроса в мировых координатах</w:t>
+              <w:t xml:space="preserve">точка опроса в глобальных координатах</w:t>
             </w:r>
           </w:p>
         </w:tc>
@@ -9124,7 +10133,7 @@
           <w:sz w:val="28"/>
           <w:szCs w:val="28"/>
         </w:rPr>
-        <w:t xml:space="preserve">У каждого магнита собственная локальная система координат, в которой вычислена карта поля. Вклад магнита i в мировой точке x строится в четыре геометрических шага плюс масштабирование.</w:t>
+        <w:t xml:space="preserve">У каждого магнита собственная локальная система координат, в которой вычислена карта поля. Вклад магнита i в произвольной точке x глобальной системы координат строится в четыре геометрических шага плюс масштабирование.</w:t>
       </w:r>
     </w:p>
     <w:p>
@@ -9221,7 +10230,30 @@
           <w:sz w:val="28"/>
           <w:szCs w:val="28"/>
         </w:rPr>
-        <w:t xml:space="preserve">— c_i — центр охватывающей сферы магнита i в мировых координатах, м.</w:t>
+        <w:t xml:space="preserve">— </w:t>
+      </w:r>
+      <m:oMath>
+        <m:sSub>
+          <m:sSubPr/>
+          <m:e>
+            <m:r>
+              <m:t>c</m:t>
+            </m:r>
+          </m:e>
+          <m:sub>
+            <m:r>
+              <m:t>i</m:t>
+            </m:r>
+          </m:sub>
+        </m:sSub>
+      </m:oMath>
+      <w:r>
+        <w:rPr>
+          <w:rFonts w:ascii="Times New Roman" w:cs="Times New Roman" w:eastAsia="Times New Roman" w:hAnsi="Times New Roman"/>
+          <w:sz w:val="28"/>
+          <w:szCs w:val="28"/>
+        </w:rPr>
+        <w:t xml:space="preserve"> — центр охватывающей сферы магнита i в глобальных координатах, м.</w:t>
       </w:r>
     </w:p>
     <w:p>
@@ -9236,7 +10268,30 @@
           <w:sz w:val="28"/>
           <w:szCs w:val="28"/>
         </w:rPr>
-        <w:t xml:space="preserve">— r_i — радиус охватывающей сферы, м.</w:t>
+        <w:t xml:space="preserve">— </w:t>
+      </w:r>
+      <m:oMath>
+        <m:sSub>
+          <m:sSubPr/>
+          <m:e>
+            <m:r>
+              <m:t>r</m:t>
+            </m:r>
+          </m:e>
+          <m:sub>
+            <m:r>
+              <m:t>i</m:t>
+            </m:r>
+          </m:sub>
+        </m:sSub>
+      </m:oMath>
+      <w:r>
+        <w:rPr>
+          <w:rFonts w:ascii="Times New Roman" w:cs="Times New Roman" w:eastAsia="Times New Roman" w:hAnsi="Times New Roman"/>
+          <w:sz w:val="28"/>
+          <w:szCs w:val="28"/>
+        </w:rPr>
+        <w:t xml:space="preserve"> — радиус охватывающей сферы, м.</w:t>
       </w:r>
     </w:p>
     <w:p>
@@ -9348,7 +10403,30 @@
           <w:sz w:val="28"/>
           <w:szCs w:val="28"/>
         </w:rPr>
-        <w:t xml:space="preserve">— T_i — трансляция: мировая позиция локального начала координат магнита, м.</w:t>
+        <w:t xml:space="preserve">— </w:t>
+      </w:r>
+      <m:oMath>
+        <m:sSub>
+          <m:sSubPr/>
+          <m:e>
+            <m:r>
+              <m:t>T</m:t>
+            </m:r>
+          </m:e>
+          <m:sub>
+            <m:r>
+              <m:t>i</m:t>
+            </m:r>
+          </m:sub>
+        </m:sSub>
+      </m:oMath>
+      <w:r>
+        <w:rPr>
+          <w:rFonts w:ascii="Times New Roman" w:cs="Times New Roman" w:eastAsia="Times New Roman" w:hAnsi="Times New Roman"/>
+          <w:sz w:val="28"/>
+          <w:szCs w:val="28"/>
+        </w:rPr>
+        <w:t xml:space="preserve"> — трансляция: позиция локального начала координат магнита в глобальной системе, м.</w:t>
       </w:r>
     </w:p>
     <w:p>
@@ -9363,7 +10441,30 @@
           <w:sz w:val="28"/>
           <w:szCs w:val="28"/>
         </w:rPr>
-        <w:t xml:space="preserve">— R_i — матрица поворота 3×3 (ортогональная, Rᵀ R = I), переводящая локальный вектор в мировой. Строится из углов yaw, pitch, roll из lattice_configs.csv.</w:t>
+        <w:t xml:space="preserve">— </w:t>
+      </w:r>
+      <m:oMath>
+        <m:sSub>
+          <m:sSubPr/>
+          <m:e>
+            <m:r>
+              <m:t>R</m:t>
+            </m:r>
+          </m:e>
+          <m:sub>
+            <m:r>
+              <m:t>i</m:t>
+            </m:r>
+          </m:sub>
+        </m:sSub>
+      </m:oMath>
+      <w:r>
+        <w:rPr>
+          <w:rFonts w:ascii="Times New Roman" w:cs="Times New Roman" w:eastAsia="Times New Roman" w:hAnsi="Times New Roman"/>
+          <w:sz w:val="28"/>
+          <w:szCs w:val="28"/>
+        </w:rPr>
+        <w:t xml:space="preserve"> — матрица поворота 3×3 (ортогональная, RᵀR = I), переводящая локальный вектор в глобальную систему. Строится из углов yaw, pitch, roll из lattice_configs.csv.</w:t>
       </w:r>
     </w:p>
     <w:p>
@@ -9378,7 +10479,20 @@
           <w:sz w:val="28"/>
           <w:szCs w:val="28"/>
         </w:rPr>
-        <w:t xml:space="preserve">— Rᵀ — обратное преобразование (для ортогональной матрицы транспонирование совпадает с обратной), что отменяет размещение магнита.</w:t>
+        <w:t xml:space="preserve">— </w:t>
+      </w:r>
+      <m:oMath>
+        <m:r>
+          <m:t>Rᵀ</m:t>
+        </m:r>
+      </m:oMath>
+      <w:r>
+        <w:rPr>
+          <w:rFonts w:ascii="Times New Roman" w:cs="Times New Roman" w:eastAsia="Times New Roman" w:hAnsi="Times New Roman"/>
+          <w:sz w:val="28"/>
+          <w:szCs w:val="28"/>
+        </w:rPr>
+        <w:t xml:space="preserve"> — обратное преобразование (для ортогональной матрицы транспонирование совпадает с обратной), что отменяет размещение магнита.</w:t>
       </w:r>
     </w:p>
     <w:p>
@@ -9481,7 +10595,30 @@
           <w:sz w:val="28"/>
           <w:szCs w:val="28"/>
         </w:rPr>
-        <w:t xml:space="preserve">— map_i — карта поля магнита i (двоичная сетка векторов).</w:t>
+        <w:t xml:space="preserve">— </w:t>
+      </w:r>
+      <m:oMath>
+        <m:sSub>
+          <m:sSubPr/>
+          <m:e>
+            <m:r>
+              <m:t>map</m:t>
+            </m:r>
+          </m:e>
+          <m:sub>
+            <m:r>
+              <m:t>i</m:t>
+            </m:r>
+          </m:sub>
+        </m:sSub>
+      </m:oMath>
+      <w:r>
+        <w:rPr>
+          <w:rFonts w:ascii="Times New Roman" w:cs="Times New Roman" w:eastAsia="Times New Roman" w:hAnsi="Times New Roman"/>
+          <w:sz w:val="28"/>
+          <w:szCs w:val="28"/>
+        </w:rPr>
+        <w:t xml:space="preserve"> — карта поля магнита i (двоичная сетка векторов).</w:t>
       </w:r>
     </w:p>
     <w:p>
@@ -9496,7 +10633,33 @@
           <w:sz w:val="28"/>
           <w:szCs w:val="28"/>
         </w:rPr>
-        <w:t xml:space="preserve">— useSymmetry_i ∈ {true, false} — применять ли YZ-зеркалирование (см. § 2.4).</w:t>
+        <w:t xml:space="preserve">— </w:t>
+      </w:r>
+      <m:oMath>
+        <m:sSub>
+          <m:sSubPr/>
+          <m:e>
+            <m:r>
+              <m:t>useSymmetry</m:t>
+            </m:r>
+          </m:e>
+          <m:sub>
+            <m:r>
+              <m:t>i</m:t>
+            </m:r>
+          </m:sub>
+        </m:sSub>
+        <m:r>
+          <m:t> ∈ {true, false}</m:t>
+        </m:r>
+      </m:oMath>
+      <w:r>
+        <w:rPr>
+          <w:rFonts w:ascii="Times New Roman" w:cs="Times New Roman" w:eastAsia="Times New Roman" w:hAnsi="Times New Roman"/>
+          <w:sz w:val="28"/>
+          <w:szCs w:val="28"/>
+        </w:rPr>
+        <w:t xml:space="preserve"> — применять ли YZ-зеркалирование (см. § 2.4).</w:t>
       </w:r>
     </w:p>
     <w:p>
@@ -9763,7 +10926,35 @@
           <w:sz w:val="28"/>
           <w:szCs w:val="28"/>
         </w:rPr>
-        <w:t xml:space="preserve">— c_i^hw — устройственный коэффициент калибровки (hardware_library.correct_coeff), безразмерный. Одно значение на тип устройства.</w:t>
+        <w:t xml:space="preserve">— </w:t>
+      </w:r>
+      <m:oMath>
+        <m:sSubSup>
+          <m:sSubSupPr/>
+          <m:e>
+            <m:r>
+              <m:t>c</m:t>
+            </m:r>
+          </m:e>
+          <m:sub>
+            <m:r>
+              <m:t>i</m:t>
+            </m:r>
+          </m:sub>
+          <m:sup>
+            <m:r>
+              <m:t>hw</m:t>
+            </m:r>
+          </m:sup>
+        </m:sSubSup>
+      </m:oMath>
+      <w:r>
+        <w:rPr>
+          <w:rFonts w:ascii="Times New Roman" w:cs="Times New Roman" w:eastAsia="Times New Roman" w:hAnsi="Times New Roman"/>
+          <w:sz w:val="28"/>
+          <w:szCs w:val="28"/>
+        </w:rPr>
+        <w:t xml:space="preserve"> — устройственный коэффициент калибровки (hardware_library.correct_coeff), безразмерный. Одно значение на тип устройства.</w:t>
       </w:r>
     </w:p>
     <w:p>
@@ -9778,7 +10969,35 @@
           <w:sz w:val="28"/>
           <w:szCs w:val="28"/>
         </w:rPr>
-        <w:t xml:space="preserve">— c_i^sp — индивидуальный коэффициент калибровки (sp_elements.correct_coeff), безразмерный. По одному значению на пару (sp_type, sp_element_id); по умолчанию 1.0.</w:t>
+        <w:t xml:space="preserve">— </w:t>
+      </w:r>
+      <m:oMath>
+        <m:sSubSup>
+          <m:sSubSupPr/>
+          <m:e>
+            <m:r>
+              <m:t>c</m:t>
+            </m:r>
+          </m:e>
+          <m:sub>
+            <m:r>
+              <m:t>i</m:t>
+            </m:r>
+          </m:sub>
+          <m:sup>
+            <m:r>
+              <m:t>sp</m:t>
+            </m:r>
+          </m:sup>
+        </m:sSubSup>
+      </m:oMath>
+      <w:r>
+        <w:rPr>
+          <w:rFonts w:ascii="Times New Roman" w:cs="Times New Roman" w:eastAsia="Times New Roman" w:hAnsi="Times New Roman"/>
+          <w:sz w:val="28"/>
+          <w:szCs w:val="28"/>
+        </w:rPr>
+        <w:t xml:space="preserve"> — индивидуальный коэффициент калибровки (sp_elements.correct_coeff), безразмерный. По одному значению на пару (sp_type, sp_element_id); по умолчанию 1.0.</w:t>
       </w:r>
     </w:p>
     <w:p>
@@ -9793,7 +11012,33 @@
           <w:sz w:val="28"/>
           <w:szCs w:val="28"/>
         </w:rPr>
-        <w:t xml:space="preserve">— d_i ∈ {+1, −1} — флип направления (hardware_library.field_direction). Используется, когда физическая ориентация магнита отличается от заложенной в карту поля.</w:t>
+        <w:t xml:space="preserve">— </w:t>
+      </w:r>
+      <m:oMath>
+        <m:sSub>
+          <m:sSubPr/>
+          <m:e>
+            <m:r>
+              <m:t>d</m:t>
+            </m:r>
+          </m:e>
+          <m:sub>
+            <m:r>
+              <m:t>i</m:t>
+            </m:r>
+          </m:sub>
+        </m:sSub>
+        <m:r>
+          <m:t> ∈ {+1, −1}</m:t>
+        </m:r>
+      </m:oMath>
+      <w:r>
+        <w:rPr>
+          <w:rFonts w:ascii="Times New Roman" w:cs="Times New Roman" w:eastAsia="Times New Roman" w:hAnsi="Times New Roman"/>
+          <w:sz w:val="28"/>
+          <w:szCs w:val="28"/>
+        </w:rPr>
+        <w:t xml:space="preserve"> — флип направления (hardware_library.field_direction). Используется, когда физическая ориентация магнита отличается от заложенной в карту поля.</w:t>
       </w:r>
     </w:p>
     <w:p>
@@ -9808,7 +11053,30 @@
           <w:sz w:val="28"/>
           <w:szCs w:val="28"/>
         </w:rPr>
-        <w:t xml:space="preserve">— I_i — фактический ток через магнит, А (sp_elements.arg_val). Применяется только к активным электромагнитам; у постоянных магнитов тока нет и множитель равен 1.</w:t>
+        <w:t xml:space="preserve">— </w:t>
+      </w:r>
+      <m:oMath>
+        <m:sSub>
+          <m:sSubPr/>
+          <m:e>
+            <m:r>
+              <m:t>I</m:t>
+            </m:r>
+          </m:e>
+          <m:sub>
+            <m:r>
+              <m:t>i</m:t>
+            </m:r>
+          </m:sub>
+        </m:sSub>
+      </m:oMath>
+      <w:r>
+        <w:rPr>
+          <w:rFonts w:ascii="Times New Roman" w:cs="Times New Roman" w:eastAsia="Times New Roman" w:hAnsi="Times New Roman"/>
+          <w:sz w:val="28"/>
+          <w:szCs w:val="28"/>
+        </w:rPr>
+        <w:t xml:space="preserve"> — фактический ток через магнит, А (sp_elements.arg_val). Применяется только к активным электромагнитам; у постоянных магнитов тока нет и множитель равен 1.</w:t>
       </w:r>
     </w:p>
     <w:p>
@@ -9823,7 +11091,35 @@
           <w:sz w:val="28"/>
           <w:szCs w:val="28"/>
         </w:rPr>
-        <w:t xml:space="preserve">— I_i^nom — номинальный ток, при котором вычислялась карта поля, А (hardware_library.nominal_arg). Отношение I_i / I_i^nom масштабирует поле линейно по току (в ненасыщенном режиме).</w:t>
+        <w:t xml:space="preserve">— </w:t>
+      </w:r>
+      <m:oMath>
+        <m:sSubSup>
+          <m:sSubSupPr/>
+          <m:e>
+            <m:r>
+              <m:t>I</m:t>
+            </m:r>
+          </m:e>
+          <m:sub>
+            <m:r>
+              <m:t>i</m:t>
+            </m:r>
+          </m:sub>
+          <m:sup>
+            <m:r>
+              <m:t>nom</m:t>
+            </m:r>
+          </m:sup>
+        </m:sSubSup>
+      </m:oMath>
+      <w:r>
+        <w:rPr>
+          <w:rFonts w:ascii="Times New Roman" w:cs="Times New Roman" w:eastAsia="Times New Roman" w:hAnsi="Times New Roman"/>
+          <w:sz w:val="28"/>
+          <w:szCs w:val="28"/>
+        </w:rPr>
+        <w:t xml:space="preserve"> — номинальный ток, при котором вычислялась карта поля, А (hardware_library.nominal_arg). Отношение I_i / I_i^nom масштабирует поле линейно по току (в ненасыщенном режиме).</w:t>
       </w:r>
     </w:p>
     <w:p>
@@ -9999,7 +11295,20 @@
           <w:sz w:val="28"/>
           <w:szCs w:val="28"/>
         </w:rPr>
-        <w:t xml:space="preserve">— totalB, totalE — текущие суммы магнитного и электрического полей в точке опроса, Тл и В/м.</w:t>
+        <w:t xml:space="preserve">— </w:t>
+      </w:r>
+      <m:oMath>
+        <m:r>
+          <m:t>totalB,  totalE</m:t>
+        </m:r>
+      </m:oMath>
+      <w:r>
+        <w:rPr>
+          <w:rFonts w:ascii="Times New Roman" w:cs="Times New Roman" w:eastAsia="Times New Roman" w:hAnsi="Times New Roman"/>
+          <w:sz w:val="28"/>
+          <w:szCs w:val="28"/>
+        </w:rPr>
+        <w:t xml:space="preserve"> — текущие суммы магнитного и электрического полей в точке опроса, Тл и В/м.</w:t>
       </w:r>
     </w:p>
     <w:p>
@@ -10014,7 +11323,30 @@
           <w:sz w:val="28"/>
           <w:szCs w:val="28"/>
         </w:rPr>
-        <w:t xml:space="preserve">— type_i — MAGNETIC (по умолчанию, все текущие устройства) или ELECTRIC (заготовка под будущие электростатические элементы), из hardware_library.field_type.</w:t>
+        <w:t xml:space="preserve">— </w:t>
+      </w:r>
+      <m:oMath>
+        <m:sSub>
+          <m:sSubPr/>
+          <m:e>
+            <m:r>
+              <m:t>type</m:t>
+            </m:r>
+          </m:e>
+          <m:sub>
+            <m:r>
+              <m:t>i</m:t>
+            </m:r>
+          </m:sub>
+        </m:sSub>
+      </m:oMath>
+      <w:r>
+        <w:rPr>
+          <w:rFonts w:ascii="Times New Roman" w:cs="Times New Roman" w:eastAsia="Times New Roman" w:hAnsi="Times New Roman"/>
+          <w:sz w:val="28"/>
+          <w:szCs w:val="28"/>
+        </w:rPr>
+        <w:t xml:space="preserve"> — MAGNETIC (по умолчанию, все текущие устройства) или ELECTRIC (заготовка под будущие электростатические элементы), из hardware_library.field_type.</w:t>
       </w:r>
     </w:p>
     <w:p>
@@ -10155,6 +11487,7 @@
         <w:spacing w:after="240" w:before="480" w:line="360" w:lineRule="auto"/>
         <w:jc w:val="center"/>
       </w:pPr>
+      <w:bookmarkStart w:name="sec_5" w:id="1"/>
       <w:r>
         <w:rPr>
           <w:rFonts w:ascii="Times New Roman" w:cs="Times New Roman" w:eastAsia="Times New Roman" w:hAnsi="Times New Roman"/>
@@ -10165,6 +11498,7 @@
         </w:rPr>
         <w:t xml:space="preserve">5 ДЕТЕКТОР ПЕРЕСЕЧЕНИЯ ФИНИШНОЙ ПЛОСКОСТИ</w:t>
       </w:r>
+      <w:bookmarkEnd w:id="1"/>
     </w:p>
     <w:p>
       <w:pPr>
@@ -10865,7 +12199,7 @@
           <w:sz w:val="28"/>
           <w:szCs w:val="28"/>
         </w:rPr>
-        <w:t xml:space="preserve">Финишная плоскость задана тремя мировыми точками a, b, c, не лежащими на одной прямой. Они задают саму плоскость; алгоритм строит единичную нормаль и использует её для ориентированного «знакового» теста.</w:t>
+        <w:t xml:space="preserve">Финишная плоскость задана тремя точками в глобальной системе координат a, b, c, не лежащими на одной прямой. Они задают саму плоскость; алгоритм строит единичную нормаль и использует её для ориентированного «знакового» теста.</w:t>
       </w:r>
     </w:p>
     <w:p>
@@ -10934,7 +12268,20 @@
           <w:sz w:val="28"/>
           <w:szCs w:val="28"/>
         </w:rPr>
-        <w:t xml:space="preserve">— a, b, c — три задающие точки из experiments.csv, м.</w:t>
+        <w:t xml:space="preserve">— </w:t>
+      </w:r>
+      <m:oMath>
+        <m:r>
+          <m:t>a,  b,  c</m:t>
+        </m:r>
+      </m:oMath>
+      <w:r>
+        <w:rPr>
+          <w:rFonts w:ascii="Times New Roman" w:cs="Times New Roman" w:eastAsia="Times New Roman" w:hAnsi="Times New Roman"/>
+          <w:sz w:val="28"/>
+          <w:szCs w:val="28"/>
+        </w:rPr>
+        <w:t xml:space="preserve"> — три задающие точки из experiments.csv, м.</w:t>
       </w:r>
     </w:p>
     <w:p>
@@ -10949,7 +12296,20 @@
           <w:sz w:val="28"/>
           <w:szCs w:val="28"/>
         </w:rPr>
-        <w:t xml:space="preserve">— n̂ — единичная нормаль к плоскости (модуль 1). Векторное произведение даёт вектор, ортогональный плоскости; знаменатель нормирует его длину.</w:t>
+        <w:t xml:space="preserve">— </w:t>
+      </w:r>
+      <m:oMath>
+        <m:r>
+          <m:t>n̂</m:t>
+        </m:r>
+      </m:oMath>
+      <w:r>
+        <w:rPr>
+          <w:rFonts w:ascii="Times New Roman" w:cs="Times New Roman" w:eastAsia="Times New Roman" w:hAnsi="Times New Roman"/>
+          <w:sz w:val="28"/>
+          <w:szCs w:val="28"/>
+        </w:rPr>
+        <w:t xml:space="preserve"> — единичная нормаль к плоскости (модуль 1). Векторное произведение даёт вектор, ортогональный плоскости; знаменатель нормирует его длину.</w:t>
       </w:r>
     </w:p>
     <w:p>
@@ -11007,7 +12367,30 @@
           <w:sz w:val="28"/>
           <w:szCs w:val="28"/>
         </w:rPr>
-        <w:t xml:space="preserve">— x_0 — начальная позиция частицы, м (particle_groups.csv).</w:t>
+        <w:t xml:space="preserve">— </w:t>
+      </w:r>
+      <m:oMath>
+        <m:sSub>
+          <m:sSubPr/>
+          <m:e>
+            <m:r>
+              <m:t>x</m:t>
+            </m:r>
+          </m:e>
+          <m:sub>
+            <m:r>
+              <m:t>0</m:t>
+            </m:r>
+          </m:sub>
+        </m:sSub>
+      </m:oMath>
+      <w:r>
+        <w:rPr>
+          <w:rFonts w:ascii="Times New Roman" w:cs="Times New Roman" w:eastAsia="Times New Roman" w:hAnsi="Times New Roman"/>
+          <w:sz w:val="28"/>
+          <w:szCs w:val="28"/>
+        </w:rPr>
+        <w:t xml:space="preserve"> — начальная позиция частицы, м (particle_groups.csv).</w:t>
       </w:r>
     </w:p>
     <w:p>
@@ -11064,7 +12447,20 @@
           <w:sz w:val="28"/>
           <w:szCs w:val="28"/>
         </w:rPr>
-        <w:t xml:space="preserve">— d &gt; 0 — x находится на той же стороне, куда указывает n̂.</w:t>
+        <w:t xml:space="preserve">— </w:t>
+      </w:r>
+      <m:oMath>
+        <m:r>
+          <m:t>d &gt; 0</m:t>
+        </m:r>
+      </m:oMath>
+      <w:r>
+        <w:rPr>
+          <w:rFonts w:ascii="Times New Roman" w:cs="Times New Roman" w:eastAsia="Times New Roman" w:hAnsi="Times New Roman"/>
+          <w:sz w:val="28"/>
+          <w:szCs w:val="28"/>
+        </w:rPr>
+        <w:t xml:space="preserve"> — x находится на той же стороне, куда указывает n̂.</w:t>
       </w:r>
     </w:p>
     <w:p>
@@ -11079,7 +12475,20 @@
           <w:sz w:val="28"/>
           <w:szCs w:val="28"/>
         </w:rPr>
-        <w:t xml:space="preserve">— d &lt; 0 — x на противоположной стороне.</w:t>
+        <w:t xml:space="preserve">— </w:t>
+      </w:r>
+      <m:oMath>
+        <m:r>
+          <m:t>d &lt; 0</m:t>
+        </m:r>
+      </m:oMath>
+      <w:r>
+        <w:rPr>
+          <w:rFonts w:ascii="Times New Roman" w:cs="Times New Roman" w:eastAsia="Times New Roman" w:hAnsi="Times New Roman"/>
+          <w:sz w:val="28"/>
+          <w:szCs w:val="28"/>
+        </w:rPr>
+        <w:t xml:space="preserve"> — x на противоположной стороне.</w:t>
       </w:r>
     </w:p>
     <w:p>
@@ -11094,7 +12503,20 @@
           <w:sz w:val="28"/>
           <w:szCs w:val="28"/>
         </w:rPr>
-        <w:t xml:space="preserve">— |d| равно евклидову расстоянию от x до ближайшей точки плоскости.</w:t>
+        <w:t xml:space="preserve">— </w:t>
+      </w:r>
+      <m:oMath>
+        <m:r>
+          <m:t>|d|</m:t>
+        </m:r>
+      </m:oMath>
+      <w:r>
+        <w:rPr>
+          <w:rFonts w:ascii="Times New Roman" w:cs="Times New Roman" w:eastAsia="Times New Roman" w:hAnsi="Times New Roman"/>
+          <w:sz w:val="28"/>
+          <w:szCs w:val="28"/>
+        </w:rPr>
+        <w:t xml:space="preserve"> — равно евклидову расстоянию от x до ближайшей точки плоскости.</w:t>
       </w:r>
     </w:p>
     <w:p>
@@ -11386,6 +12808,7 @@
         <w:spacing w:after="240" w:before="480" w:line="360" w:lineRule="auto"/>
         <w:jc w:val="center"/>
       </w:pPr>
+      <w:bookmarkStart w:name="sec_6" w:id="1"/>
       <w:r>
         <w:rPr>
           <w:rFonts w:ascii="Times New Roman" w:cs="Times New Roman" w:eastAsia="Times New Roman" w:hAnsi="Times New Roman"/>
@@ -11396,6 +12819,7 @@
         </w:rPr>
         <w:t xml:space="preserve">6 РАССТОЯНИЕ ОТ ТОЧКИ ДО ПОЛИЛИНИИ ПРОЕКТНОЙ ОРБИТЫ</w:t>
       </w:r>
+      <w:bookmarkEnd w:id="1"/>
     </w:p>
     <w:p>
       <w:pPr>
@@ -11636,7 +13060,7 @@
                 <w:sz w:val="24"/>
                 <w:szCs w:val="24"/>
               </w:rPr>
-              <w:t xml:space="preserve">точка опроса в мировых координатах</w:t>
+              <w:t xml:space="preserve">точка опроса в глобальных координатах</w:t>
             </w:r>
           </w:p>
         </w:tc>
@@ -11867,7 +13291,20 @@
           <w:sz w:val="28"/>
           <w:szCs w:val="28"/>
         </w:rPr>
-        <w:t xml:space="preserve">— a, b — концы отрезка, м.</w:t>
+        <w:t xml:space="preserve">— </w:t>
+      </w:r>
+      <m:oMath>
+        <m:r>
+          <m:t>a,  b</m:t>
+        </m:r>
+      </m:oMath>
+      <w:r>
+        <w:rPr>
+          <w:rFonts w:ascii="Times New Roman" w:cs="Times New Roman" w:eastAsia="Times New Roman" w:hAnsi="Times New Roman"/>
+          <w:sz w:val="28"/>
+          <w:szCs w:val="28"/>
+        </w:rPr>
+        <w:t xml:space="preserve"> — концы отрезка, м.</w:t>
       </w:r>
     </w:p>
     <w:p>
@@ -11882,7 +13319,20 @@
           <w:sz w:val="28"/>
           <w:szCs w:val="28"/>
         </w:rPr>
-        <w:t xml:space="preserve">— p — точка опроса, м.</w:t>
+        <w:t xml:space="preserve">— </w:t>
+      </w:r>
+      <m:oMath>
+        <m:r>
+          <m:t>p</m:t>
+        </m:r>
+      </m:oMath>
+      <w:r>
+        <w:rPr>
+          <w:rFonts w:ascii="Times New Roman" w:cs="Times New Roman" w:eastAsia="Times New Roman" w:hAnsi="Times New Roman"/>
+          <w:sz w:val="28"/>
+          <w:szCs w:val="28"/>
+        </w:rPr>
+        <w:t xml:space="preserve"> — точка опроса, м.</w:t>
       </w:r>
     </w:p>
     <w:p>
@@ -11897,7 +13347,30 @@
           <w:sz w:val="28"/>
           <w:szCs w:val="28"/>
         </w:rPr>
-        <w:t xml:space="preserve">— t* — параметр прямой; t* = 0 даёт a, t* = 1 даёт b, t* ∈ (0, 1) — точку между, t* вне [0, 1] — точку на продолжении.</w:t>
+        <w:t xml:space="preserve">— </w:t>
+      </w:r>
+      <m:oMath>
+        <m:sSup>
+          <m:sSupPr/>
+          <m:e>
+            <m:r>
+              <m:t>t</m:t>
+            </m:r>
+          </m:e>
+          <m:sup>
+            <m:r>
+              <m:t>*</m:t>
+            </m:r>
+          </m:sup>
+        </m:sSup>
+      </m:oMath>
+      <w:r>
+        <w:rPr>
+          <w:rFonts w:ascii="Times New Roman" w:cs="Times New Roman" w:eastAsia="Times New Roman" w:hAnsi="Times New Roman"/>
+          <w:sz w:val="28"/>
+          <w:szCs w:val="28"/>
+        </w:rPr>
+        <w:t xml:space="preserve"> — параметр прямой; t* = 0 даёт a, t* = 1 даёт b, t* ∈ (0, 1) — точку между, t* вне [0, 1] — точку на продолжении.</w:t>
       </w:r>
     </w:p>
     <w:p>
@@ -11912,7 +13385,30 @@
           <w:sz w:val="28"/>
           <w:szCs w:val="28"/>
         </w:rPr>
-        <w:t xml:space="preserve">— |b − a|² — квадрат длины отрезка (пропускается, если ≤ 10⁻³⁰, чтобы корректно обработать вырожденный отрезок).</w:t>
+        <w:t xml:space="preserve">— </w:t>
+      </w:r>
+      <m:oMath>
+        <m:sSup>
+          <m:sSupPr/>
+          <m:e>
+            <m:r>
+              <m:t>|b − a|</m:t>
+            </m:r>
+          </m:e>
+          <m:sup>
+            <m:r>
+              <m:t>2</m:t>
+            </m:r>
+          </m:sup>
+        </m:sSup>
+      </m:oMath>
+      <w:r>
+        <w:rPr>
+          <w:rFonts w:ascii="Times New Roman" w:cs="Times New Roman" w:eastAsia="Times New Roman" w:hAnsi="Times New Roman"/>
+          <w:sz w:val="28"/>
+          <w:szCs w:val="28"/>
+        </w:rPr>
+        <w:t xml:space="preserve"> — квадрат длины отрезка (пропускается, если ≤ 10⁻³⁰, чтобы корректно обработать вырожденный отрезок).</w:t>
       </w:r>
     </w:p>
     <w:p>
@@ -12038,7 +13534,20 @@
           <w:sz w:val="28"/>
           <w:szCs w:val="28"/>
         </w:rPr>
-        <w:t xml:space="preserve">— c — основание перпендикулярной проекции (или ближайший конец, если перпендикуляр выходит за отрезок).</w:t>
+        <w:t xml:space="preserve">— </w:t>
+      </w:r>
+      <m:oMath>
+        <m:r>
+          <m:t>c</m:t>
+        </m:r>
+      </m:oMath>
+      <w:r>
+        <w:rPr>
+          <w:rFonts w:ascii="Times New Roman" w:cs="Times New Roman" w:eastAsia="Times New Roman" w:hAnsi="Times New Roman"/>
+          <w:sz w:val="28"/>
+          <w:szCs w:val="28"/>
+        </w:rPr>
+        <w:t xml:space="preserve"> — основание перпендикулярной проекции (или ближайший конец, если перпендикуляр выходит за отрезок).</w:t>
       </w:r>
     </w:p>
     <w:p>
@@ -12053,7 +13562,30 @@
           <w:sz w:val="28"/>
           <w:szCs w:val="28"/>
         </w:rPr>
-        <w:t xml:space="preserve">— d_i — евклидово расстояние от p до отрезка i, м.</w:t>
+        <w:t xml:space="preserve">— </w:t>
+      </w:r>
+      <m:oMath>
+        <m:sSub>
+          <m:sSubPr/>
+          <m:e>
+            <m:r>
+              <m:t>d</m:t>
+            </m:r>
+          </m:e>
+          <m:sub>
+            <m:r>
+              <m:t>i</m:t>
+            </m:r>
+          </m:sub>
+        </m:sSub>
+      </m:oMath>
+      <w:r>
+        <w:rPr>
+          <w:rFonts w:ascii="Times New Roman" w:cs="Times New Roman" w:eastAsia="Times New Roman" w:hAnsi="Times New Roman"/>
+          <w:sz w:val="28"/>
+          <w:szCs w:val="28"/>
+        </w:rPr>
+        <w:t xml:space="preserve"> — евклидово расстояние от p до отрезка i, м.</w:t>
       </w:r>
     </w:p>
     <w:p>
@@ -12180,7 +13712,68 @@
           <w:sz w:val="28"/>
           <w:szCs w:val="28"/>
         </w:rPr>
-        <w:t xml:space="preserve">— Π = (p_0, p_1, …, p_{N−1}) — полилиния (упорядоченный список из N вершин).</w:t>
+        <w:t xml:space="preserve">— </w:t>
+      </w:r>
+      <m:oMath>
+        <m:r>
+          <m:t>Π = (</m:t>
+        </m:r>
+        <m:sSub>
+          <m:sSubPr/>
+          <m:e>
+            <m:r>
+              <m:t>p</m:t>
+            </m:r>
+          </m:e>
+          <m:sub>
+            <m:r>
+              <m:t>0</m:t>
+            </m:r>
+          </m:sub>
+        </m:sSub>
+        <m:r>
+          <m:t>, </m:t>
+        </m:r>
+        <m:sSub>
+          <m:sSubPr/>
+          <m:e>
+            <m:r>
+              <m:t>p</m:t>
+            </m:r>
+          </m:e>
+          <m:sub>
+            <m:r>
+              <m:t>1</m:t>
+            </m:r>
+          </m:sub>
+        </m:sSub>
+        <m:r>
+          <m:t>, …, </m:t>
+        </m:r>
+        <m:sSub>
+          <m:sSubPr/>
+          <m:e>
+            <m:r>
+              <m:t>p</m:t>
+            </m:r>
+          </m:e>
+          <m:sub>
+            <m:r>
+              <m:t>N−1</m:t>
+            </m:r>
+          </m:sub>
+        </m:sSub>
+        <m:r>
+          <m:t>)</m:t>
+        </m:r>
+      </m:oMath>
+      <w:r>
+        <w:rPr>
+          <w:rFonts w:ascii="Times New Roman" w:cs="Times New Roman" w:eastAsia="Times New Roman" w:hAnsi="Times New Roman"/>
+          <w:sz w:val="28"/>
+          <w:szCs w:val="28"/>
+        </w:rPr>
+        <w:t xml:space="preserve"> — полилиния (упорядоченный список из N вершин).</w:t>
       </w:r>
     </w:p>
     <w:p>
@@ -12369,6 +13962,7 @@
         <w:spacing w:after="240" w:before="480" w:line="360" w:lineRule="auto"/>
         <w:jc w:val="center"/>
       </w:pPr>
+      <w:bookmarkStart w:name="sec_7" w:id="1"/>
       <w:r>
         <w:rPr>
           <w:rFonts w:ascii="Times New Roman" w:cs="Times New Roman" w:eastAsia="Times New Roman" w:hAnsi="Times New Roman"/>
@@ -12379,6 +13973,7 @@
         </w:rPr>
         <w:t xml:space="preserve">7 СОСТАВНАЯ ФУНКЦИЯ ПОТЕРЬ ОПТИМИЗАТОРА</w:t>
       </w:r>
+      <w:bookmarkEnd w:id="1"/>
     </w:p>
     <w:p>
       <w:pPr>
@@ -14021,7 +15616,20 @@
           <w:sz w:val="28"/>
           <w:szCs w:val="28"/>
         </w:rPr>
-        <w:t xml:space="preserve">— L — скалярная потеря, минимизируемая оптимизатором (единицы — м² до взвешивания; веса нормируют слагаемые до сопоставимых порядков).</w:t>
+        <w:t xml:space="preserve">— </w:t>
+      </w:r>
+      <m:oMath>
+        <m:r>
+          <m:t>L</m:t>
+        </m:r>
+      </m:oMath>
+      <w:r>
+        <w:rPr>
+          <w:rFonts w:ascii="Times New Roman" w:cs="Times New Roman" w:eastAsia="Times New Roman" w:hAnsi="Times New Roman"/>
+          <w:sz w:val="28"/>
+          <w:szCs w:val="28"/>
+        </w:rPr>
+        <w:t xml:space="preserve"> — скалярная потеря, минимизируемая оптимизатором (единицы — м² до взвешивания; веса нормируют слагаемые до сопоставимых порядков).</w:t>
       </w:r>
     </w:p>
     <w:p>
@@ -14196,7 +15804,30 @@
           <w:sz w:val="28"/>
           <w:szCs w:val="28"/>
         </w:rPr>
-        <w:t xml:space="preserve">— N_p — число трекируемых частиц (5: опорная частица и 4 спутника).</w:t>
+        <w:t xml:space="preserve">— </w:t>
+      </w:r>
+      <m:oMath>
+        <m:sSub>
+          <m:sSubPr/>
+          <m:e>
+            <m:r>
+              <m:t>N</m:t>
+            </m:r>
+          </m:e>
+          <m:sub>
+            <m:r>
+              <m:t>p</m:t>
+            </m:r>
+          </m:sub>
+        </m:sSub>
+      </m:oMath>
+      <w:r>
+        <w:rPr>
+          <w:rFonts w:ascii="Times New Roman" w:cs="Times New Roman" w:eastAsia="Times New Roman" w:hAnsi="Times New Roman"/>
+          <w:sz w:val="28"/>
+          <w:szCs w:val="28"/>
+        </w:rPr>
+        <w:t xml:space="preserve"> — число трекируемых частиц (5: опорная частица и 4 спутника).</w:t>
       </w:r>
     </w:p>
     <w:p>
@@ -14211,7 +15842,20 @@
           <w:sz w:val="28"/>
           <w:szCs w:val="28"/>
         </w:rPr>
-        <w:t xml:space="preserve">— M — множество «учитываемых магнитов» плюс виртуальных целей, после фильтрации по magnet_sp_numbers и exclude_device_types из JSON оптимизатора.</w:t>
+        <w:t xml:space="preserve">— </w:t>
+      </w:r>
+      <m:oMath>
+        <m:r>
+          <m:t>M</m:t>
+        </m:r>
+      </m:oMath>
+      <w:r>
+        <w:rPr>
+          <w:rFonts w:ascii="Times New Roman" w:cs="Times New Roman" w:eastAsia="Times New Roman" w:hAnsi="Times New Roman"/>
+          <w:sz w:val="28"/>
+          <w:szCs w:val="28"/>
+        </w:rPr>
+        <w:t xml:space="preserve"> — множество «учитываемых магнитов» плюс виртуальных целей, после фильтрации по magnet_sp_numbers и exclude_device_types из JSON оптимизатора.</w:t>
       </w:r>
     </w:p>
     <w:p>
@@ -14226,7 +15870,30 @@
           <w:sz w:val="28"/>
           <w:szCs w:val="28"/>
         </w:rPr>
-        <w:t xml:space="preserve">— c_m — геометрический центр магнита m в мировых координатах, м.</w:t>
+        <w:t xml:space="preserve">— </w:t>
+      </w:r>
+      <m:oMath>
+        <m:sSub>
+          <m:sSubPr/>
+          <m:e>
+            <m:r>
+              <m:t>c</m:t>
+            </m:r>
+          </m:e>
+          <m:sub>
+            <m:r>
+              <m:t>m</m:t>
+            </m:r>
+          </m:sub>
+        </m:sSub>
+      </m:oMath>
+      <w:r>
+        <w:rPr>
+          <w:rFonts w:ascii="Times New Roman" w:cs="Times New Roman" w:eastAsia="Times New Roman" w:hAnsi="Times New Roman"/>
+          <w:sz w:val="28"/>
+          <w:szCs w:val="28"/>
+        </w:rPr>
+        <w:t xml:space="preserve"> — геометрический центр магнита m в глобальных координатах, м.</w:t>
       </w:r>
     </w:p>
     <w:p>
@@ -14241,7 +15908,30 @@
           <w:sz w:val="28"/>
           <w:szCs w:val="28"/>
         </w:rPr>
-        <w:t xml:space="preserve">— w_m — индивидуальный вес цели (по умолчанию 1; targets из extra_target_magnets имеют свои бо́льшие веса, обычно 20 или 50, чтобы «пришпиливать» финальную сходимость).</w:t>
+        <w:t xml:space="preserve">— </w:t>
+      </w:r>
+      <m:oMath>
+        <m:sSub>
+          <m:sSubPr/>
+          <m:e>
+            <m:r>
+              <m:t>w</m:t>
+            </m:r>
+          </m:e>
+          <m:sub>
+            <m:r>
+              <m:t>m</m:t>
+            </m:r>
+          </m:sub>
+        </m:sSub>
+      </m:oMath>
+      <w:r>
+        <w:rPr>
+          <w:rFonts w:ascii="Times New Roman" w:cs="Times New Roman" w:eastAsia="Times New Roman" w:hAnsi="Times New Roman"/>
+          <w:sz w:val="28"/>
+          <w:szCs w:val="28"/>
+        </w:rPr>
+        <w:t xml:space="preserve"> — индивидуальный вес цели (по умолчанию 1; targets из extra_target_magnets имеют свои бо́льшие веса, обычно 20 или 50, чтобы «пришпиливать» финальную сходимость).</w:t>
       </w:r>
     </w:p>
     <w:p>
@@ -14256,7 +15946,33 @@
           <w:sz w:val="28"/>
           <w:szCs w:val="28"/>
         </w:rPr>
-        <w:t xml:space="preserve">— x_i(t) — позиция частицы i на шаге интегрирования t, м.</w:t>
+        <w:t xml:space="preserve">— </w:t>
+      </w:r>
+      <m:oMath>
+        <m:sSub>
+          <m:sSubPr/>
+          <m:e>
+            <m:r>
+              <m:t>x</m:t>
+            </m:r>
+          </m:e>
+          <m:sub>
+            <m:r>
+              <m:t>i</m:t>
+            </m:r>
+          </m:sub>
+        </m:sSub>
+        <m:r>
+          <m:t>(t)</m:t>
+        </m:r>
+      </m:oMath>
+      <w:r>
+        <w:rPr>
+          <w:rFonts w:ascii="Times New Roman" w:cs="Times New Roman" w:eastAsia="Times New Roman" w:hAnsi="Times New Roman"/>
+          <w:sz w:val="28"/>
+          <w:szCs w:val="28"/>
+        </w:rPr>
+        <w:t xml:space="preserve"> — позиция частицы i на шаге интегрирования t, м.</w:t>
       </w:r>
     </w:p>
     <w:p>
@@ -14271,7 +15987,78 @@
           <w:sz w:val="28"/>
           <w:szCs w:val="28"/>
         </w:rPr>
-        <w:t xml:space="preserve">— min_t |x_i(t) − c_m|² — минимальный квадрат расстояния от траектории частицы i до магнита m по всей траектории. Считается инкрементально; хранится только текущий минимум, траектория не сохраняется.</w:t>
+        <w:t xml:space="preserve">— </w:t>
+      </w:r>
+      <m:oMath>
+        <m:sSub>
+          <m:sSubPr/>
+          <m:e>
+            <m:r>
+              <m:t>min</m:t>
+            </m:r>
+          </m:e>
+          <m:sub>
+            <m:r>
+              <m:t>t</m:t>
+            </m:r>
+          </m:sub>
+        </m:sSub>
+        <m:r>
+          <m:t>  </m:t>
+        </m:r>
+        <m:sSup>
+          <m:sSupPr/>
+          <m:e>
+            <m:r>
+              <m:t>|</m:t>
+            </m:r>
+            <m:sSub>
+              <m:sSubPr/>
+              <m:e>
+                <m:r>
+                  <m:t>x</m:t>
+                </m:r>
+              </m:e>
+              <m:sub>
+                <m:r>
+                  <m:t>i</m:t>
+                </m:r>
+              </m:sub>
+            </m:sSub>
+            <m:r>
+              <m:t>(t) − </m:t>
+            </m:r>
+            <m:sSub>
+              <m:sSubPr/>
+              <m:e>
+                <m:r>
+                  <m:t>c</m:t>
+                </m:r>
+              </m:e>
+              <m:sub>
+                <m:r>
+                  <m:t>m</m:t>
+                </m:r>
+              </m:sub>
+            </m:sSub>
+            <m:r>
+              <m:t>|</m:t>
+            </m:r>
+          </m:e>
+          <m:sup>
+            <m:r>
+              <m:t>2</m:t>
+            </m:r>
+          </m:sup>
+        </m:sSup>
+      </m:oMath>
+      <w:r>
+        <w:rPr>
+          <w:rFonts w:ascii="Times New Roman" w:cs="Times New Roman" w:eastAsia="Times New Roman" w:hAnsi="Times New Roman"/>
+          <w:sz w:val="28"/>
+          <w:szCs w:val="28"/>
+        </w:rPr>
+        <w:t xml:space="preserve"> — минимальный квадрат расстояния от траектории частицы i до магнита m по всей траектории. Считается инкрементально; хранится только текущий минимум, траектория не сохраняется.</w:t>
       </w:r>
     </w:p>
     <w:p>
@@ -14482,7 +16269,30 @@
           <w:sz w:val="28"/>
           <w:szCs w:val="28"/>
         </w:rPr>
-        <w:t xml:space="preserve">— w_dir — вес направленной компоненты (типично 10³); большой, потому что sin²(θ) безразмерно и обычно мало.</w:t>
+        <w:t xml:space="preserve">— </w:t>
+      </w:r>
+      <m:oMath>
+        <m:sSub>
+          <m:sSubPr/>
+          <m:e>
+            <m:r>
+              <m:t>w</m:t>
+            </m:r>
+          </m:e>
+          <m:sub>
+            <m:r>
+              <m:t>dir</m:t>
+            </m:r>
+          </m:sub>
+        </m:sSub>
+      </m:oMath>
+      <w:r>
+        <w:rPr>
+          <w:rFonts w:ascii="Times New Roman" w:cs="Times New Roman" w:eastAsia="Times New Roman" w:hAnsi="Times New Roman"/>
+          <w:sz w:val="28"/>
+          <w:szCs w:val="28"/>
+        </w:rPr>
+        <w:t xml:space="preserve"> — вес направленной компоненты (типично 10³); большой, потому что sin²(θ) безразмерно и обычно мало.</w:t>
       </w:r>
     </w:p>
     <w:p>
@@ -14497,7 +16307,35 @@
           <w:sz w:val="28"/>
           <w:szCs w:val="28"/>
         </w:rPr>
-        <w:t xml:space="preserve">— p_i_final — импульс частицы i в момент пересечения финишной плоскости, кг·м/с.</w:t>
+        <w:t xml:space="preserve">— </w:t>
+      </w:r>
+      <m:oMath>
+        <m:sSubSup>
+          <m:sSubSupPr/>
+          <m:e>
+            <m:r>
+              <m:t>p</m:t>
+            </m:r>
+          </m:e>
+          <m:sub>
+            <m:r>
+              <m:t>i</m:t>
+            </m:r>
+          </m:sub>
+          <m:sup>
+            <m:r>
+              <m:t>final</m:t>
+            </m:r>
+          </m:sup>
+        </m:sSubSup>
+      </m:oMath>
+      <w:r>
+        <w:rPr>
+          <w:rFonts w:ascii="Times New Roman" w:cs="Times New Roman" w:eastAsia="Times New Roman" w:hAnsi="Times New Roman"/>
+          <w:sz w:val="28"/>
+          <w:szCs w:val="28"/>
+        </w:rPr>
+        <w:t xml:space="preserve"> — импульс частицы i в момент пересечения финишной плоскости, кг·м/с.</w:t>
       </w:r>
     </w:p>
     <w:p>
@@ -14512,7 +16350,20 @@
           <w:sz w:val="28"/>
           <w:szCs w:val="28"/>
         </w:rPr>
-        <w:t xml:space="preserve">— r̂ — единичный эталонный вектор из конфига оптимизатора (direction_loss.reference); обычно касательная к проектной орбите в точке финиша.</w:t>
+        <w:t xml:space="preserve">— </w:t>
+      </w:r>
+      <m:oMath>
+        <m:r>
+          <m:t>r̂</m:t>
+        </m:r>
+      </m:oMath>
+      <w:r>
+        <w:rPr>
+          <w:rFonts w:ascii="Times New Roman" w:cs="Times New Roman" w:eastAsia="Times New Roman" w:hAnsi="Times New Roman"/>
+          <w:sz w:val="28"/>
+          <w:szCs w:val="28"/>
+        </w:rPr>
+        <w:t xml:space="preserve"> — единичный эталонный вектор из конфига оптимизатора (direction_loss.reference); обычно касательная к проектной орбите в точке финиша.</w:t>
       </w:r>
     </w:p>
     <w:p>
@@ -14527,7 +16378,30 @@
           <w:sz w:val="28"/>
           <w:szCs w:val="28"/>
         </w:rPr>
-        <w:t xml:space="preserve">— θ_i — угол между p_i_final и r̂, рад.</w:t>
+        <w:t xml:space="preserve">— </w:t>
+      </w:r>
+      <m:oMath>
+        <m:sSub>
+          <m:sSubPr/>
+          <m:e>
+            <m:r>
+              <m:t>θ</m:t>
+            </m:r>
+          </m:e>
+          <m:sub>
+            <m:r>
+              <m:t>i</m:t>
+            </m:r>
+          </m:sub>
+        </m:sSub>
+      </m:oMath>
+      <w:r>
+        <w:rPr>
+          <w:rFonts w:ascii="Times New Roman" w:cs="Times New Roman" w:eastAsia="Times New Roman" w:hAnsi="Times New Roman"/>
+          <w:sz w:val="28"/>
+          <w:szCs w:val="28"/>
+        </w:rPr>
+        <w:t xml:space="preserve"> — угол между p_i^final и r̂, рад.</w:t>
       </w:r>
     </w:p>
     <w:p>
@@ -14542,7 +16416,78 @@
           <w:sz w:val="28"/>
           <w:szCs w:val="28"/>
         </w:rPr>
-        <w:t xml:space="preserve">— sin² θ_i = 1 − cos² θ_i — квадратично по θ при малых углах, что превращает компонент в least-squares угловую ошибку.</w:t>
+        <w:t xml:space="preserve">— </w:t>
+      </w:r>
+      <m:oMath>
+        <m:sSup>
+          <m:sSupPr/>
+          <m:e>
+            <m:r>
+              <m:t>sin</m:t>
+            </m:r>
+          </m:e>
+          <m:sup>
+            <m:r>
+              <m:t>2</m:t>
+            </m:r>
+          </m:sup>
+        </m:sSup>
+        <m:r>
+          <m:t> </m:t>
+        </m:r>
+        <m:sSub>
+          <m:sSubPr/>
+          <m:e>
+            <m:r>
+              <m:t>θ</m:t>
+            </m:r>
+          </m:e>
+          <m:sub>
+            <m:r>
+              <m:t>i</m:t>
+            </m:r>
+          </m:sub>
+        </m:sSub>
+        <m:r>
+          <m:t> = 1 − </m:t>
+        </m:r>
+        <m:sSup>
+          <m:sSupPr/>
+          <m:e>
+            <m:r>
+              <m:t>cos</m:t>
+            </m:r>
+          </m:e>
+          <m:sup>
+            <m:r>
+              <m:t>2</m:t>
+            </m:r>
+          </m:sup>
+        </m:sSup>
+        <m:r>
+          <m:t> </m:t>
+        </m:r>
+        <m:sSub>
+          <m:sSubPr/>
+          <m:e>
+            <m:r>
+              <m:t>θ</m:t>
+            </m:r>
+          </m:e>
+          <m:sub>
+            <m:r>
+              <m:t>i</m:t>
+            </m:r>
+          </m:sub>
+        </m:sSub>
+      </m:oMath>
+      <w:r>
+        <w:rPr>
+          <w:rFonts w:ascii="Times New Roman" w:cs="Times New Roman" w:eastAsia="Times New Roman" w:hAnsi="Times New Roman"/>
+          <w:sz w:val="28"/>
+          <w:szCs w:val="28"/>
+        </w:rPr>
+        <w:t xml:space="preserve"> — квадратично по θ при малых углах, что превращает компонент в least-squares угловую ошибку.</w:t>
       </w:r>
     </w:p>
     <w:p>
@@ -14754,7 +16699,30 @@
           <w:sz w:val="28"/>
           <w:szCs w:val="28"/>
         </w:rPr>
-        <w:t xml:space="preserve">— w_env — вес огибающей, типично 10⁶ (большой, потому что A измеряется в метрах, а метровый рост недопустим).</w:t>
+        <w:t xml:space="preserve">— </w:t>
+      </w:r>
+      <m:oMath>
+        <m:sSub>
+          <m:sSubPr/>
+          <m:e>
+            <m:r>
+              <m:t>w</m:t>
+            </m:r>
+          </m:e>
+          <m:sub>
+            <m:r>
+              <m:t>env</m:t>
+            </m:r>
+          </m:sub>
+        </m:sSub>
+      </m:oMath>
+      <w:r>
+        <w:rPr>
+          <w:rFonts w:ascii="Times New Roman" w:cs="Times New Roman" w:eastAsia="Times New Roman" w:hAnsi="Times New Roman"/>
+          <w:sz w:val="28"/>
+          <w:szCs w:val="28"/>
+        </w:rPr>
+        <w:t xml:space="preserve"> — вес огибающей, типично 10⁶ (большой, потому что A измеряется в метрах, а метровый рост недопустим).</w:t>
       </w:r>
     </w:p>
     <w:p>
@@ -14769,7 +16737,33 @@
           <w:sz w:val="28"/>
           <w:szCs w:val="28"/>
         </w:rPr>
-        <w:t xml:space="preserve">— A_i(t) — амплитуда огибающей частицы i — её расстояние от проектной полилинии в момент t, считается по алгоритму § 6.</w:t>
+        <w:t xml:space="preserve">— </w:t>
+      </w:r>
+      <m:oMath>
+        <m:sSub>
+          <m:sSubPr/>
+          <m:e>
+            <m:r>
+              <m:t>A</m:t>
+            </m:r>
+          </m:e>
+          <m:sub>
+            <m:r>
+              <m:t>i</m:t>
+            </m:r>
+          </m:sub>
+        </m:sSub>
+        <m:r>
+          <m:t>(t)</m:t>
+        </m:r>
+      </m:oMath>
+      <w:r>
+        <w:rPr>
+          <w:rFonts w:ascii="Times New Roman" w:cs="Times New Roman" w:eastAsia="Times New Roman" w:hAnsi="Times New Roman"/>
+          <w:sz w:val="28"/>
+          <w:szCs w:val="28"/>
+        </w:rPr>
+        <w:t xml:space="preserve"> — амплитуда огибающей частицы i — её расстояние от проектной полилинии в момент t, считается по алгоритму § 6.</w:t>
       </w:r>
     </w:p>
     <w:p>
@@ -14784,7 +16778,30 @@
           <w:sz w:val="28"/>
           <w:szCs w:val="28"/>
         </w:rPr>
-        <w:t xml:space="preserve">— Π_design — проектная полилиния (центры элементов решётки плюс прелюдийный/постлюдийный сегменты по касательной к орбите). Перестраивается в начале каждого прогона оптимизации.</w:t>
+        <w:t xml:space="preserve">— </w:t>
+      </w:r>
+      <m:oMath>
+        <m:sSub>
+          <m:sSubPr/>
+          <m:e>
+            <m:r>
+              <m:t>Π</m:t>
+            </m:r>
+          </m:e>
+          <m:sub>
+            <m:r>
+              <m:t>design</m:t>
+            </m:r>
+          </m:sub>
+        </m:sSub>
+      </m:oMath>
+      <w:r>
+        <w:rPr>
+          <w:rFonts w:ascii="Times New Roman" w:cs="Times New Roman" w:eastAsia="Times New Roman" w:hAnsi="Times New Roman"/>
+          <w:sz w:val="28"/>
+          <w:szCs w:val="28"/>
+        </w:rPr>
+        <w:t xml:space="preserve"> — проектная полилиния (центры элементов решётки плюс прелюдийный/постлюдийный сегменты по касательной к орбите). Перестраивается в начале каждого прогона оптимизации.</w:t>
       </w:r>
     </w:p>
     <w:p>
@@ -14799,7 +16816,56 @@
           <w:sz w:val="28"/>
           <w:szCs w:val="28"/>
         </w:rPr>
-        <w:t xml:space="preserve">— A_i^init, A_i^final — амплитуды огибающей в начале и в конце прогона, м.</w:t>
+        <w:t xml:space="preserve">— </w:t>
+      </w:r>
+      <m:oMath>
+        <m:sSubSup>
+          <m:sSubSupPr/>
+          <m:e>
+            <m:r>
+              <m:t>A</m:t>
+            </m:r>
+          </m:e>
+          <m:sub>
+            <m:r>
+              <m:t>i</m:t>
+            </m:r>
+          </m:sub>
+          <m:sup>
+            <m:r>
+              <m:t>init</m:t>
+            </m:r>
+          </m:sup>
+        </m:sSubSup>
+        <m:r>
+          <m:t>,  </m:t>
+        </m:r>
+        <m:sSubSup>
+          <m:sSubSupPr/>
+          <m:e>
+            <m:r>
+              <m:t>A</m:t>
+            </m:r>
+          </m:e>
+          <m:sub>
+            <m:r>
+              <m:t>i</m:t>
+            </m:r>
+          </m:sub>
+          <m:sup>
+            <m:r>
+              <m:t>final</m:t>
+            </m:r>
+          </m:sup>
+        </m:sSubSup>
+      </m:oMath>
+      <w:r>
+        <w:rPr>
+          <w:rFonts w:ascii="Times New Roman" w:cs="Times New Roman" w:eastAsia="Times New Roman" w:hAnsi="Times New Roman"/>
+          <w:sz w:val="28"/>
+          <w:szCs w:val="28"/>
+        </w:rPr>
+        <w:t xml:space="preserve"> — амплитуды огибающей в начале и в конце прогона, м.</w:t>
       </w:r>
     </w:p>
     <w:p>
@@ -15122,6 +17188,7 @@
         <w:spacing w:after="240" w:before="480" w:line="360" w:lineRule="auto"/>
         <w:jc w:val="center"/>
       </w:pPr>
+      <w:bookmarkStart w:name="sec_8" w:id="1"/>
       <w:r>
         <w:rPr>
           <w:rFonts w:ascii="Times New Roman" w:cs="Times New Roman" w:eastAsia="Times New Roman" w:hAnsi="Times New Roman"/>
@@ -15132,6 +17199,7 @@
         </w:rPr>
         <w:t xml:space="preserve">8 СТОХАСТИЧЕСКИЙ ОПТИМИЗАТОР (HILL-CLIMBER C КИКАМИ)</w:t>
       </w:r>
+      <w:bookmarkEnd w:id="1"/>
     </w:p>
     <w:p>
       <w:pPr>
@@ -16747,7 +18815,33 @@
           <w:sz w:val="28"/>
           <w:szCs w:val="28"/>
         </w:rPr>
-        <w:t xml:space="preserve">— θ ∈ ℝ^M — вектор всех изменяемых параметров (токи магнитов и индивидуальные коэффициенты), длина M.</w:t>
+        <w:t xml:space="preserve">— </w:t>
+      </w:r>
+      <m:oMath>
+        <m:r>
+          <m:t>θ ∈ </m:t>
+        </m:r>
+        <m:sSup>
+          <m:sSupPr/>
+          <m:e>
+            <m:r>
+              <m:t>ℝ</m:t>
+            </m:r>
+          </m:e>
+          <m:sup>
+            <m:r>
+              <m:t>M</m:t>
+            </m:r>
+          </m:sup>
+        </m:sSup>
+      </m:oMath>
+      <w:r>
+        <w:rPr>
+          <w:rFonts w:ascii="Times New Roman" w:cs="Times New Roman" w:eastAsia="Times New Roman" w:hAnsi="Times New Roman"/>
+          <w:sz w:val="28"/>
+          <w:szCs w:val="28"/>
+        </w:rPr>
+        <w:t xml:space="preserve"> — вектор всех изменяемых параметров (токи магнитов и индивидуальные коэффициенты), длина M.</w:t>
       </w:r>
     </w:p>
     <w:p>
@@ -16762,7 +18856,20 @@
           <w:sz w:val="28"/>
           <w:szCs w:val="28"/>
         </w:rPr>
-        <w:t xml:space="preserve">— G — число групп, объявленных в parameter_groups_per_position. Каждая группа g может объединять несколько слотов параметров; мутация группы g меняет все её слоты одновременно.</w:t>
+        <w:t xml:space="preserve">— </w:t>
+      </w:r>
+      <m:oMath>
+        <m:r>
+          <m:t>G</m:t>
+        </m:r>
+      </m:oMath>
+      <w:r>
+        <w:rPr>
+          <w:rFonts w:ascii="Times New Roman" w:cs="Times New Roman" w:eastAsia="Times New Roman" w:hAnsi="Times New Roman"/>
+          <w:sz w:val="28"/>
+          <w:szCs w:val="28"/>
+        </w:rPr>
+        <w:t xml:space="preserve"> — число групп, объявленных в parameter_groups_per_position. Каждая группа g может объединять несколько слотов параметров; мутация группы g меняет все её слоты одновременно.</w:t>
       </w:r>
     </w:p>
     <w:p>
@@ -16777,7 +18884,20 @@
           <w:sz w:val="28"/>
           <w:szCs w:val="28"/>
         </w:rPr>
-        <w:t xml:space="preserve">— L(θ) — составная функция потерь из § 7.</w:t>
+        <w:t xml:space="preserve">— </w:t>
+      </w:r>
+      <m:oMath>
+        <m:r>
+          <m:t>L(θ)</m:t>
+        </m:r>
+      </m:oMath>
+      <w:r>
+        <w:rPr>
+          <w:rFonts w:ascii="Times New Roman" w:cs="Times New Roman" w:eastAsia="Times New Roman" w:hAnsi="Times New Roman"/>
+          <w:sz w:val="28"/>
+          <w:szCs w:val="28"/>
+        </w:rPr>
+        <w:t xml:space="preserve"> — составная функция потерь из § 7.</w:t>
       </w:r>
     </w:p>
     <w:p>
@@ -16792,7 +18912,30 @@
           <w:sz w:val="28"/>
           <w:szCs w:val="28"/>
         </w:rPr>
-        <w:t xml:space="preserve">— θ_best — текущий лучший вектор параметров; L_best = L(θ_best).</w:t>
+        <w:t xml:space="preserve">— </w:t>
+      </w:r>
+      <m:oMath>
+        <m:sSub>
+          <m:sSubPr/>
+          <m:e>
+            <m:r>
+              <m:t>θ</m:t>
+            </m:r>
+          </m:e>
+          <m:sub>
+            <m:r>
+              <m:t>best</m:t>
+            </m:r>
+          </m:sub>
+        </m:sSub>
+      </m:oMath>
+      <w:r>
+        <w:rPr>
+          <w:rFonts w:ascii="Times New Roman" w:cs="Times New Roman" w:eastAsia="Times New Roman" w:hAnsi="Times New Roman"/>
+          <w:sz w:val="28"/>
+          <w:szCs w:val="28"/>
+        </w:rPr>
+        <w:t xml:space="preserve"> — текущий лучший вектор параметров; L_best = L(θ_best).</w:t>
       </w:r>
     </w:p>
     <w:p>
@@ -16955,7 +19098,20 @@
           <w:sz w:val="28"/>
           <w:szCs w:val="28"/>
         </w:rPr>
-        <w:t xml:space="preserve">— u ~ Uniform(0, 1) — свежее случайное число.</w:t>
+        <w:t xml:space="preserve">— </w:t>
+      </w:r>
+      <m:oMath>
+        <m:r>
+          <m:t>u ~ Uniform(0, 1)</m:t>
+        </m:r>
+      </m:oMath>
+      <w:r>
+        <w:rPr>
+          <w:rFonts w:ascii="Times New Roman" w:cs="Times New Roman" w:eastAsia="Times New Roman" w:hAnsi="Times New Roman"/>
+          <w:sz w:val="28"/>
+          <w:szCs w:val="28"/>
+        </w:rPr>
+        <w:t xml:space="preserve"> — свежее случайное число.</w:t>
       </w:r>
     </w:p>
     <w:p>
@@ -16970,7 +19126,20 @@
           <w:sz w:val="28"/>
           <w:szCs w:val="28"/>
         </w:rPr>
-        <w:t xml:space="preserve">— sign(u − ½) ∈ {−1, +1} — знак предложенного сдвига, плюс и минус равновероятны.</w:t>
+        <w:t xml:space="preserve">— </w:t>
+      </w:r>
+      <m:oMath>
+        <m:r>
+          <m:t>sign(u − ½) ∈ {−1, +1}</m:t>
+        </m:r>
+      </m:oMath>
+      <w:r>
+        <w:rPr>
+          <w:rFonts w:ascii="Times New Roman" w:cs="Times New Roman" w:eastAsia="Times New Roman" w:hAnsi="Times New Roman"/>
+          <w:sz w:val="28"/>
+          <w:szCs w:val="28"/>
+        </w:rPr>
+        <w:t xml:space="preserve"> — знак предложенного сдвига, плюс и минус равновероятны.</w:t>
       </w:r>
     </w:p>
     <w:p>
@@ -16985,7 +19154,30 @@
           <w:sz w:val="28"/>
           <w:szCs w:val="28"/>
         </w:rPr>
-        <w:t xml:space="preserve">— ε_g — размер шага для группы g, определяется типом колонки:</w:t>
+        <w:t xml:space="preserve">— </w:t>
+      </w:r>
+      <m:oMath>
+        <m:sSub>
+          <m:sSubPr/>
+          <m:e>
+            <m:r>
+              <m:t>ε</m:t>
+            </m:r>
+          </m:e>
+          <m:sub>
+            <m:r>
+              <m:t>g</m:t>
+            </m:r>
+          </m:sub>
+        </m:sSub>
+      </m:oMath>
+      <w:r>
+        <w:rPr>
+          <w:rFonts w:ascii="Times New Roman" w:cs="Times New Roman" w:eastAsia="Times New Roman" w:hAnsi="Times New Roman"/>
+          <w:sz w:val="28"/>
+          <w:szCs w:val="28"/>
+        </w:rPr>
+        <w:t xml:space="preserve"> — размер шага для группы g, определяется типом колонки:</w:t>
       </w:r>
     </w:p>
     <w:p>
@@ -17098,7 +19290,30 @@
           <w:sz w:val="28"/>
           <w:szCs w:val="28"/>
         </w:rPr>
-        <w:t xml:space="preserve">— step_abs_g — абсолютный шаг в амперах (типично 0.1–1.0).</w:t>
+        <w:t xml:space="preserve">— </w:t>
+      </w:r>
+      <m:oMath>
+        <m:sSub>
+          <m:sSubPr/>
+          <m:e>
+            <m:r>
+              <m:t>step_abs</m:t>
+            </m:r>
+          </m:e>
+          <m:sub>
+            <m:r>
+              <m:t>g</m:t>
+            </m:r>
+          </m:sub>
+        </m:sSub>
+      </m:oMath>
+      <w:r>
+        <w:rPr>
+          <w:rFonts w:ascii="Times New Roman" w:cs="Times New Roman" w:eastAsia="Times New Roman" w:hAnsi="Times New Roman"/>
+          <w:sz w:val="28"/>
+          <w:szCs w:val="28"/>
+        </w:rPr>
+        <w:t xml:space="preserve"> — абсолютный шаг в амперах (типично 0.1–1.0).</w:t>
       </w:r>
     </w:p>
     <w:p>
@@ -17113,7 +19328,30 @@
           <w:sz w:val="28"/>
           <w:szCs w:val="28"/>
         </w:rPr>
-        <w:t xml:space="preserve">— step_percent_g — относительный шаг (типично 0.05 ≡ 5%), пропорциональный текущему значению — относительное возмущение остаётся осмысленным при уменьшении θ_g.</w:t>
+        <w:t xml:space="preserve">— </w:t>
+      </w:r>
+      <m:oMath>
+        <m:sSub>
+          <m:sSubPr/>
+          <m:e>
+            <m:r>
+              <m:t>step_percent</m:t>
+            </m:r>
+          </m:e>
+          <m:sub>
+            <m:r>
+              <m:t>g</m:t>
+            </m:r>
+          </m:sub>
+        </m:sSub>
+      </m:oMath>
+      <w:r>
+        <w:rPr>
+          <w:rFonts w:ascii="Times New Roman" w:cs="Times New Roman" w:eastAsia="Times New Roman" w:hAnsi="Times New Roman"/>
+          <w:sz w:val="28"/>
+          <w:szCs w:val="28"/>
+        </w:rPr>
+        <w:t xml:space="preserve"> — относительный шаг (типично 0.05 ≡ 5%), пропорциональный текущему значению — относительное возмущение остаётся осмысленным при уменьшении θ_g.</w:t>
       </w:r>
     </w:p>
     <w:p>
@@ -17250,7 +19488,20 @@
           <w:sz w:val="28"/>
           <w:szCs w:val="28"/>
         </w:rPr>
-        <w:t xml:space="preserve">— Δ = kick_scale — амплитуда кика (А или доля, в зависимости от типа колонки группы).</w:t>
+        <w:t xml:space="preserve">— </w:t>
+      </w:r>
+      <m:oMath>
+        <m:r>
+          <m:t>Δ = kick_scale</m:t>
+        </m:r>
+      </m:oMath>
+      <w:r>
+        <w:rPr>
+          <w:rFonts w:ascii="Times New Roman" w:cs="Times New Roman" w:eastAsia="Times New Roman" w:hAnsi="Times New Roman"/>
+          <w:sz w:val="28"/>
+          <w:szCs w:val="28"/>
+        </w:rPr>
+        <w:t xml:space="preserve"> — амплитуда кика (А или доля, в зависимости от типа колонки группы).</w:t>
       </w:r>
     </w:p>
     <w:p>
@@ -17829,6 +20080,7 @@
         <w:spacing w:after="240" w:before="480" w:line="360" w:lineRule="auto"/>
         <w:jc w:val="center"/>
       </w:pPr>
+      <w:bookmarkStart w:name="sec_9" w:id="1"/>
       <w:r>
         <w:rPr>
           <w:rFonts w:ascii="Times New Roman" w:cs="Times New Roman" w:eastAsia="Times New Roman" w:hAnsi="Times New Roman"/>
@@ -17839,6 +20091,7 @@
         </w:rPr>
         <w:t xml:space="preserve">9 ГЕНЕРАЦИЯ РЕШЁТКИ ИЗ LTE-ОПИСАНИЯ</w:t>
       </w:r>
+      <w:bookmarkEnd w:id="1"/>
     </w:p>
     <w:p>
       <w:pPr>
@@ -18640,7 +20893,20 @@
           <w:sz w:val="28"/>
           <w:szCs w:val="28"/>
         </w:rPr>
-        <w:t xml:space="preserve">— L — длина дуги поворотного магнита, м (из параметра L= LTE).</w:t>
+        <w:t xml:space="preserve">— </w:t>
+      </w:r>
+      <m:oMath>
+        <m:r>
+          <m:t>L</m:t>
+        </m:r>
+      </m:oMath>
+      <w:r>
+        <w:rPr>
+          <w:rFonts w:ascii="Times New Roman" w:cs="Times New Roman" w:eastAsia="Times New Roman" w:hAnsi="Times New Roman"/>
+          <w:sz w:val="28"/>
+          <w:szCs w:val="28"/>
+        </w:rPr>
+        <w:t xml:space="preserve"> — длина дуги поворотного магнита, м (из параметра L= LTE).</w:t>
       </w:r>
     </w:p>
     <w:p>
@@ -18655,7 +20921,20 @@
           <w:sz w:val="28"/>
           <w:szCs w:val="28"/>
         </w:rPr>
-        <w:t xml:space="preserve">— α — полный угол поворота, рад (из параметра ANGLE= LTE). α &gt; 0 — поворот влево, α &lt; 0 — вправо.</w:t>
+        <w:t xml:space="preserve">— </w:t>
+      </w:r>
+      <m:oMath>
+        <m:r>
+          <m:t>α</m:t>
+        </m:r>
+      </m:oMath>
+      <w:r>
+        <w:rPr>
+          <w:rFonts w:ascii="Times New Roman" w:cs="Times New Roman" w:eastAsia="Times New Roman" w:hAnsi="Times New Roman"/>
+          <w:sz w:val="28"/>
+          <w:szCs w:val="28"/>
+        </w:rPr>
+        <w:t xml:space="preserve"> — полный угол поворота, рад (из параметра ANGLE= LTE). α &gt; 0 — поворот влево, α &lt; 0 — вправо.</w:t>
       </w:r>
     </w:p>
     <w:p>
@@ -18670,7 +20949,20 @@
           <w:sz w:val="28"/>
           <w:szCs w:val="28"/>
         </w:rPr>
-        <w:t xml:space="preserve">— ρ = L/α — радиус кривизны, м.</w:t>
+        <w:t xml:space="preserve">— </w:t>
+      </w:r>
+      <m:oMath>
+        <m:r>
+          <m:t>ρ = L/α</m:t>
+        </m:r>
+      </m:oMath>
+      <w:r>
+        <w:rPr>
+          <w:rFonts w:ascii="Times New Roman" w:cs="Times New Roman" w:eastAsia="Times New Roman" w:hAnsi="Times New Roman"/>
+          <w:sz w:val="28"/>
+          <w:szCs w:val="28"/>
+        </w:rPr>
+        <w:t xml:space="preserve"> — радиус кривизны, м.</w:t>
       </w:r>
     </w:p>
     <w:p>
@@ -18685,7 +20977,30 @@
           <w:sz w:val="28"/>
           <w:szCs w:val="28"/>
         </w:rPr>
-        <w:t xml:space="preserve">— L_chord — длина хорды, по которой выпрямляется магнит (чуть короче L при α ≠ 0). При α → 0 хорда стремится к L, как и ожидается.</w:t>
+        <w:t xml:space="preserve">— </w:t>
+      </w:r>
+      <m:oMath>
+        <m:sSub>
+          <m:sSubPr/>
+          <m:e>
+            <m:r>
+              <m:t>L</m:t>
+            </m:r>
+          </m:e>
+          <m:sub>
+            <m:r>
+              <m:t>chord</m:t>
+            </m:r>
+          </m:sub>
+        </m:sSub>
+      </m:oMath>
+      <w:r>
+        <w:rPr>
+          <w:rFonts w:ascii="Times New Roman" w:cs="Times New Roman" w:eastAsia="Times New Roman" w:hAnsi="Times New Roman"/>
+          <w:sz w:val="28"/>
+          <w:szCs w:val="28"/>
+        </w:rPr>
+        <w:t xml:space="preserve"> — длина хорды, по которой выпрямляется магнит (чуть короче L при α ≠ 0). При α → 0 хорда стремится к L, как и ожидается.</w:t>
       </w:r>
     </w:p>
     <w:p>
@@ -18811,7 +21126,20 @@
           <w:sz w:val="28"/>
           <w:szCs w:val="28"/>
         </w:rPr>
-        <w:t xml:space="preserve">— ψ — yaw-угол (поворот вокруг мировой оси z), рад.</w:t>
+        <w:t xml:space="preserve">— </w:t>
+      </w:r>
+      <m:oMath>
+        <m:r>
+          <m:t>ψ</m:t>
+        </m:r>
+      </m:oMath>
+      <w:r>
+        <w:rPr>
+          <w:rFonts w:ascii="Times New Roman" w:cs="Times New Roman" w:eastAsia="Times New Roman" w:hAnsi="Times New Roman"/>
+          <w:sz w:val="28"/>
+          <w:szCs w:val="28"/>
+        </w:rPr>
+        <w:t xml:space="preserve"> — yaw-угол (поворот вокруг глобальной оси z), рад.</w:t>
       </w:r>
     </w:p>
     <w:p>
@@ -18826,7 +21154,20 @@
           <w:sz w:val="28"/>
           <w:szCs w:val="28"/>
         </w:rPr>
-        <w:t xml:space="preserve">— Δψ — yaw-поворот, наработанный этим элементом, рад (равен α для поворотного магнита, 0 для прямого элемента).</w:t>
+        <w:t xml:space="preserve">— </w:t>
+      </w:r>
+      <m:oMath>
+        <m:r>
+          <m:t>Δψ</m:t>
+        </m:r>
+      </m:oMath>
+      <w:r>
+        <w:rPr>
+          <w:rFonts w:ascii="Times New Roman" w:cs="Times New Roman" w:eastAsia="Times New Roman" w:hAnsi="Times New Roman"/>
+          <w:sz w:val="28"/>
+          <w:szCs w:val="28"/>
+        </w:rPr>
+        <w:t xml:space="preserve"> — yaw-поворот, наработанный этим элементом, рад (равен α для поворотного магнита, 0 для прямого элемента).</w:t>
       </w:r>
     </w:p>
     <w:p>
@@ -18841,7 +21182,20 @@
           <w:sz w:val="28"/>
           <w:szCs w:val="28"/>
         </w:rPr>
-        <w:t xml:space="preserve">— ℓ — длина элемента по хорде (для поворотного магнита это пятая часть L_chord на ломтик).</w:t>
+        <w:t xml:space="preserve">— </w:t>
+      </w:r>
+      <m:oMath>
+        <m:r>
+          <m:t>ℓ</m:t>
+        </m:r>
+      </m:oMath>
+      <w:r>
+        <w:rPr>
+          <w:rFonts w:ascii="Times New Roman" w:cs="Times New Roman" w:eastAsia="Times New Roman" w:hAnsi="Times New Roman"/>
+          <w:sz w:val="28"/>
+          <w:szCs w:val="28"/>
+        </w:rPr>
+        <w:t xml:space="preserve"> — длина элемента по хорде (для поворотного магнита это пятая часть L_chord на ломтик).</w:t>
       </w:r>
     </w:p>
     <w:p>
@@ -18856,7 +21210,20 @@
           <w:sz w:val="28"/>
           <w:szCs w:val="28"/>
         </w:rPr>
-        <w:t xml:space="preserve">— x, y — накопленные мировые координаты текущей позиции, м.</w:t>
+        <w:t xml:space="preserve">— </w:t>
+      </w:r>
+      <m:oMath>
+        <m:r>
+          <m:t>x,  y</m:t>
+        </m:r>
+      </m:oMath>
+      <w:r>
+        <w:rPr>
+          <w:rFonts w:ascii="Times New Roman" w:cs="Times New Roman" w:eastAsia="Times New Roman" w:hAnsi="Times New Roman"/>
+          <w:sz w:val="28"/>
+          <w:szCs w:val="28"/>
+        </w:rPr>
+        <w:t xml:space="preserve"> — накопленные координаты в глобальной системе текущей позиции, м.</w:t>
       </w:r>
     </w:p>
     <w:p>
@@ -19122,6 +21489,7 @@
         <w:spacing w:after="240" w:before="480" w:line="360" w:lineRule="auto"/>
         <w:jc w:val="center"/>
       </w:pPr>
+      <w:bookmarkStart w:name="sec_10" w:id="1"/>
       <w:r>
         <w:rPr>
           <w:rFonts w:ascii="Times New Roman" w:cs="Times New Roman" w:eastAsia="Times New Roman" w:hAnsi="Times New Roman"/>
@@ -19132,6 +21500,7 @@
         </w:rPr>
         <w:t xml:space="preserve">10 СБОРКА ТАБЛИЦЫ КОНФИГУРАЦИИ И СУБ-РЕШЁТОК</w:t>
       </w:r>
+      <w:bookmarkEnd w:id="1"/>
     </w:p>
     <w:p>
       <w:pPr>
@@ -19991,7 +22360,33 @@
           <w:sz w:val="28"/>
           <w:szCs w:val="28"/>
         </w:rPr>
-        <w:t xml:space="preserve">— L_0 = 101 — идентификатор основной решётки (из lte_mapping.json).</w:t>
+        <w:t xml:space="preserve">— </w:t>
+      </w:r>
+      <m:oMath>
+        <m:sSub>
+          <m:sSubPr/>
+          <m:e>
+            <m:r>
+              <m:t>L</m:t>
+            </m:r>
+          </m:e>
+          <m:sub>
+            <m:r>
+              <m:t>0</m:t>
+            </m:r>
+          </m:sub>
+        </m:sSub>
+        <m:r>
+          <m:t> = 101</m:t>
+        </m:r>
+      </m:oMath>
+      <w:r>
+        <w:rPr>
+          <w:rFonts w:ascii="Times New Roman" w:cs="Times New Roman" w:eastAsia="Times New Roman" w:hAnsi="Times New Roman"/>
+          <w:sz w:val="28"/>
+          <w:szCs w:val="28"/>
+        </w:rPr>
+        <w:t xml:space="preserve"> — идентификатор основной решётки (из lte_mapping.json).</w:t>
       </w:r>
     </w:p>
     <w:p>
@@ -20006,7 +22401,20 @@
           <w:sz w:val="28"/>
           <w:szCs w:val="28"/>
         </w:rPr>
-        <w:t xml:space="preserve">— ℓ — строка lattice_layout.csv.</w:t>
+        <w:t xml:space="preserve">— </w:t>
+      </w:r>
+      <m:oMath>
+        <m:r>
+          <m:t>ℓ</m:t>
+        </m:r>
+      </m:oMath>
+      <w:r>
+        <w:rPr>
+          <w:rFonts w:ascii="Times New Roman" w:cs="Times New Roman" w:eastAsia="Times New Roman" w:hAnsi="Times New Roman"/>
+          <w:sz w:val="28"/>
+          <w:szCs w:val="28"/>
+        </w:rPr>
+        <w:t xml:space="preserve"> — строка lattice_layout.csv.</w:t>
       </w:r>
     </w:p>
     <w:p>
@@ -20021,7 +22429,20 @@
           <w:sz w:val="28"/>
           <w:szCs w:val="28"/>
         </w:rPr>
-        <w:t xml:space="preserve">— ℓ.q = (ℓ.x, ℓ.y, ℓ.z, ℓ.yaw, ℓ.pitch, ℓ.roll) — геометрический кортеж элемента.</w:t>
+        <w:t xml:space="preserve">— </w:t>
+      </w:r>
+      <m:oMath>
+        <m:r>
+          <m:t>ℓ.q = (ℓ.x, ℓ.y, ℓ.z, ℓ.yaw, ℓ.pitch, ℓ.roll)</m:t>
+        </m:r>
+      </m:oMath>
+      <w:r>
+        <w:rPr>
+          <w:rFonts w:ascii="Times New Roman" w:cs="Times New Roman" w:eastAsia="Times New Roman" w:hAnsi="Times New Roman"/>
+          <w:sz w:val="28"/>
+          <w:szCs w:val="28"/>
+        </w:rPr>
+        <w:t xml:space="preserve"> — геометрический кортеж элемента.</w:t>
       </w:r>
     </w:p>
     <w:p>
@@ -20036,7 +22457,20 @@
           <w:sz w:val="28"/>
           <w:szCs w:val="28"/>
         </w:rPr>
-        <w:t xml:space="preserve">— s — в первом блоке: строка sp_elements.csv; во втором: дескриптор суб-решётки из sub_lattices.json.</w:t>
+        <w:t xml:space="preserve">— </w:t>
+      </w:r>
+      <m:oMath>
+        <m:r>
+          <m:t>s</m:t>
+        </m:r>
+      </m:oMath>
+      <w:r>
+        <w:rPr>
+          <w:rFonts w:ascii="Times New Roman" w:cs="Times New Roman" w:eastAsia="Times New Roman" w:hAnsi="Times New Roman"/>
+          <w:sz w:val="28"/>
+          <w:szCs w:val="28"/>
+        </w:rPr>
+        <w:t xml:space="preserve"> — в первом блоке: строка sp_elements.csv; во втором: дескриптор суб-решётки из sub_lattices.json.</w:t>
       </w:r>
     </w:p>
     <w:p>
@@ -20229,6 +22663,7 @@
         <w:spacing w:after="240" w:before="480" w:line="360" w:lineRule="auto"/>
         <w:jc w:val="center"/>
       </w:pPr>
+      <w:bookmarkStart w:name="sec_11" w:id="1"/>
       <w:r>
         <w:rPr>
           <w:rFonts w:ascii="Times New Roman" w:cs="Times New Roman" w:eastAsia="Times New Roman" w:hAnsi="Times New Roman"/>
@@ -20239,6 +22674,7 @@
         </w:rPr>
         <w:t xml:space="preserve">11 АНАЛИЗ ОГИБАЮЩЕЙ И БЕТАТРОННЫХ ЧАСТОТ ПО FFT</w:t>
       </w:r>
+      <w:bookmarkEnd w:id="1"/>
     </w:p>
     <w:p>
       <w:pPr>
@@ -20944,7 +23380,49 @@
           <w:sz w:val="28"/>
           <w:szCs w:val="28"/>
         </w:rPr>
-        <w:t xml:space="preserve">— x_i(t_k) — позиция частицы i в k-й сохранённой временной точке, м.</w:t>
+        <w:t xml:space="preserve">— </w:t>
+      </w:r>
+      <m:oMath>
+        <m:sSub>
+          <m:sSubPr/>
+          <m:e>
+            <m:r>
+              <m:t>x</m:t>
+            </m:r>
+          </m:e>
+          <m:sub>
+            <m:r>
+              <m:t>i</m:t>
+            </m:r>
+          </m:sub>
+        </m:sSub>
+        <m:r>
+          <m:t>(</m:t>
+        </m:r>
+        <m:sSub>
+          <m:sSubPr/>
+          <m:e>
+            <m:r>
+              <m:t>t</m:t>
+            </m:r>
+          </m:e>
+          <m:sub>
+            <m:r>
+              <m:t>k</m:t>
+            </m:r>
+          </m:sub>
+        </m:sSub>
+        <m:r>
+          <m:t>)</m:t>
+        </m:r>
+      </m:oMath>
+      <w:r>
+        <w:rPr>
+          <w:rFonts w:ascii="Times New Roman" w:cs="Times New Roman" w:eastAsia="Times New Roman" w:hAnsi="Times New Roman"/>
+          <w:sz w:val="28"/>
+          <w:szCs w:val="28"/>
+        </w:rPr>
+        <w:t xml:space="preserve"> — позиция частицы i в k-й сохранённой временной точке, м.</w:t>
       </w:r>
     </w:p>
     <w:p>
@@ -20959,7 +23437,30 @@
           <w:sz w:val="28"/>
           <w:szCs w:val="28"/>
         </w:rPr>
-        <w:t xml:space="preserve">— Π_design — проектная полилиния (центры элементов + прелюдия/постлюдия по касательной).</w:t>
+        <w:t xml:space="preserve">— </w:t>
+      </w:r>
+      <m:oMath>
+        <m:sSub>
+          <m:sSubPr/>
+          <m:e>
+            <m:r>
+              <m:t>Π</m:t>
+            </m:r>
+          </m:e>
+          <m:sub>
+            <m:r>
+              <m:t>design</m:t>
+            </m:r>
+          </m:sub>
+        </m:sSub>
+      </m:oMath>
+      <w:r>
+        <w:rPr>
+          <w:rFonts w:ascii="Times New Roman" w:cs="Times New Roman" w:eastAsia="Times New Roman" w:hAnsi="Times New Roman"/>
+          <w:sz w:val="28"/>
+          <w:szCs w:val="28"/>
+        </w:rPr>
+        <w:t xml:space="preserve"> — проектная полилиния (центры элементов + прелюдия/постлюдия по касательной).</w:t>
       </w:r>
     </w:p>
     <w:p>
@@ -20974,7 +23475,49 @@
           <w:sz w:val="28"/>
           <w:szCs w:val="28"/>
         </w:rPr>
-        <w:t xml:space="preserve">— A_i(t_k) — мгновенное евклидово расстояние от траектории до проектной орбиты, м. Считается по алгоритму § 6.</w:t>
+        <w:t xml:space="preserve">— </w:t>
+      </w:r>
+      <m:oMath>
+        <m:sSub>
+          <m:sSubPr/>
+          <m:e>
+            <m:r>
+              <m:t>A</m:t>
+            </m:r>
+          </m:e>
+          <m:sub>
+            <m:r>
+              <m:t>i</m:t>
+            </m:r>
+          </m:sub>
+        </m:sSub>
+        <m:r>
+          <m:t>(</m:t>
+        </m:r>
+        <m:sSub>
+          <m:sSubPr/>
+          <m:e>
+            <m:r>
+              <m:t>t</m:t>
+            </m:r>
+          </m:e>
+          <m:sub>
+            <m:r>
+              <m:t>k</m:t>
+            </m:r>
+          </m:sub>
+        </m:sSub>
+        <m:r>
+          <m:t>)</m:t>
+        </m:r>
+      </m:oMath>
+      <w:r>
+        <w:rPr>
+          <w:rFonts w:ascii="Times New Roman" w:cs="Times New Roman" w:eastAsia="Times New Roman" w:hAnsi="Times New Roman"/>
+          <w:sz w:val="28"/>
+          <w:szCs w:val="28"/>
+        </w:rPr>
+        <w:t xml:space="preserve"> — мгновенное евклидово расстояние от траектории до проектной орбиты, м. Считается по алгоритму § 6.</w:t>
       </w:r>
     </w:p>
     <w:p>
@@ -21149,7 +23692,20 @@
           <w:sz w:val="28"/>
           <w:szCs w:val="28"/>
         </w:rPr>
-        <w:t xml:space="preserve">— m — линейный темп роста огибающей, м/с. Положительный m означает дрейф пучка от орбиты.</w:t>
+        <w:t xml:space="preserve">— </w:t>
+      </w:r>
+      <m:oMath>
+        <m:r>
+          <m:t>m</m:t>
+        </m:r>
+      </m:oMath>
+      <w:r>
+        <w:rPr>
+          <w:rFonts w:ascii="Times New Roman" w:cs="Times New Roman" w:eastAsia="Times New Roman" w:hAnsi="Times New Roman"/>
+          <w:sz w:val="28"/>
+          <w:szCs w:val="28"/>
+        </w:rPr>
+        <w:t xml:space="preserve"> — линейный темп роста огибающей, м/с. Положительный m означает дрейф пучка от орбиты.</w:t>
       </w:r>
     </w:p>
     <w:p>
@@ -21164,7 +23720,30 @@
           <w:sz w:val="28"/>
           <w:szCs w:val="28"/>
         </w:rPr>
-        <w:t xml:space="preserve">— A_0 — экстраполированная огибающая в t = 0, м.</w:t>
+        <w:t xml:space="preserve">— </w:t>
+      </w:r>
+      <m:oMath>
+        <m:sSub>
+          <m:sSubPr/>
+          <m:e>
+            <m:r>
+              <m:t>A</m:t>
+            </m:r>
+          </m:e>
+          <m:sub>
+            <m:r>
+              <m:t>0</m:t>
+            </m:r>
+          </m:sub>
+        </m:sSub>
+      </m:oMath>
+      <w:r>
+        <w:rPr>
+          <w:rFonts w:ascii="Times New Roman" w:cs="Times New Roman" w:eastAsia="Times New Roman" w:hAnsi="Times New Roman"/>
+          <w:sz w:val="28"/>
+          <w:szCs w:val="28"/>
+        </w:rPr>
+        <w:t xml:space="preserve"> — экстраполированная огибающая в t = 0, м.</w:t>
       </w:r>
     </w:p>
     <w:p>
@@ -21293,7 +23872,20 @@
           <w:sz w:val="28"/>
           <w:szCs w:val="28"/>
         </w:rPr>
-        <w:t xml:space="preserve">— γ — экспоненциальный темп роста, обратные секунды (своего рода Ляпунов-подобный показатель огибающей). γ &gt; 0 — амплитуда растёт; γ &lt; 0 — затухает.</w:t>
+        <w:t xml:space="preserve">— </w:t>
+      </w:r>
+      <m:oMath>
+        <m:r>
+          <m:t>γ</m:t>
+        </m:r>
+      </m:oMath>
+      <w:r>
+        <w:rPr>
+          <w:rFonts w:ascii="Times New Roman" w:cs="Times New Roman" w:eastAsia="Times New Roman" w:hAnsi="Times New Roman"/>
+          <w:sz w:val="28"/>
+          <w:szCs w:val="28"/>
+        </w:rPr>
+        <w:t xml:space="preserve"> — экспоненциальный темп роста, обратные секунды (своего рода Ляпунов-подобный показатель огибающей). γ &gt; 0 — амплитуда растёт; γ &lt; 0 — затухает.</w:t>
       </w:r>
     </w:p>
     <w:p>
@@ -21588,7 +24180,30 @@
           <w:sz w:val="28"/>
           <w:szCs w:val="28"/>
         </w:rPr>
-        <w:t xml:space="preserve">— SS_res — сумма квадратов остатков (ошибка подгонки).</w:t>
+        <w:t xml:space="preserve">— </w:t>
+      </w:r>
+      <m:oMath>
+        <m:sSub>
+          <m:sSubPr/>
+          <m:e>
+            <m:r>
+              <m:t>SS</m:t>
+            </m:r>
+          </m:e>
+          <m:sub>
+            <m:r>
+              <m:t>res</m:t>
+            </m:r>
+          </m:sub>
+        </m:sSub>
+      </m:oMath>
+      <w:r>
+        <w:rPr>
+          <w:rFonts w:ascii="Times New Roman" w:cs="Times New Roman" w:eastAsia="Times New Roman" w:hAnsi="Times New Roman"/>
+          <w:sz w:val="28"/>
+          <w:szCs w:val="28"/>
+        </w:rPr>
+        <w:t xml:space="preserve"> — сумма квадратов остатков (ошибка подгонки).</w:t>
       </w:r>
     </w:p>
     <w:p>
@@ -21603,7 +24218,30 @@
           <w:sz w:val="28"/>
           <w:szCs w:val="28"/>
         </w:rPr>
-        <w:t xml:space="preserve">— SS_tot — суммарная сумма квадратов (вариация данных).</w:t>
+        <w:t xml:space="preserve">— </w:t>
+      </w:r>
+      <m:oMath>
+        <m:sSub>
+          <m:sSubPr/>
+          <m:e>
+            <m:r>
+              <m:t>SS</m:t>
+            </m:r>
+          </m:e>
+          <m:sub>
+            <m:r>
+              <m:t>tot</m:t>
+            </m:r>
+          </m:sub>
+        </m:sSub>
+      </m:oMath>
+      <w:r>
+        <w:rPr>
+          <w:rFonts w:ascii="Times New Roman" w:cs="Times New Roman" w:eastAsia="Times New Roman" w:hAnsi="Times New Roman"/>
+          <w:sz w:val="28"/>
+          <w:szCs w:val="28"/>
+        </w:rPr>
+        <w:t xml:space="preserve"> — суммарная сумма квадратов (вариация данных).</w:t>
       </w:r>
     </w:p>
     <w:p>
@@ -21618,7 +24256,20 @@
           <w:sz w:val="28"/>
           <w:szCs w:val="28"/>
         </w:rPr>
-        <w:t xml:space="preserve">— ⟨ln A⟩ — среднее значение логарифма амплитуды.</w:t>
+        <w:t xml:space="preserve">— </w:t>
+      </w:r>
+      <m:oMath>
+        <m:r>
+          <m:t>⟨ln A⟩</m:t>
+        </m:r>
+      </m:oMath>
+      <w:r>
+        <w:rPr>
+          <w:rFonts w:ascii="Times New Roman" w:cs="Times New Roman" w:eastAsia="Times New Roman" w:hAnsi="Times New Roman"/>
+          <w:sz w:val="28"/>
+          <w:szCs w:val="28"/>
+        </w:rPr>
+        <w:t xml:space="preserve"> — среднее значение логарифма амплитуды.</w:t>
       </w:r>
     </w:p>
     <w:p>
@@ -21633,7 +24284,33 @@
           <w:sz w:val="28"/>
           <w:szCs w:val="28"/>
         </w:rPr>
-        <w:t xml:space="preserve">— R² ∈ (−∞, 1] — ближе к 1 = лучшая подгонка; R² &lt; 0 — подгонка хуже, чем использование среднего.</w:t>
+        <w:t xml:space="preserve">— </w:t>
+      </w:r>
+      <m:oMath>
+        <m:sSup>
+          <m:sSupPr/>
+          <m:e>
+            <m:r>
+              <m:t>R</m:t>
+            </m:r>
+          </m:e>
+          <m:sup>
+            <m:r>
+              <m:t>2</m:t>
+            </m:r>
+          </m:sup>
+        </m:sSup>
+        <m:r>
+          <m:t> ∈ (−∞, 1]</m:t>
+        </m:r>
+      </m:oMath>
+      <w:r>
+        <w:rPr>
+          <w:rFonts w:ascii="Times New Roman" w:cs="Times New Roman" w:eastAsia="Times New Roman" w:hAnsi="Times New Roman"/>
+          <w:sz w:val="28"/>
+          <w:szCs w:val="28"/>
+        </w:rPr>
+        <w:t xml:space="preserve"> — ближе к 1 = лучшая подгонка; R² &lt; 0 — подгонка хуже, чем использование среднего.</w:t>
       </w:r>
     </w:p>
     <w:p>
@@ -21849,7 +24526,20 @@
           <w:sz w:val="28"/>
           <w:szCs w:val="28"/>
         </w:rPr>
-        <w:t xml:space="preserve">— K — число отсчётов огибающей в траектории.</w:t>
+        <w:t xml:space="preserve">— </w:t>
+      </w:r>
+      <m:oMath>
+        <m:r>
+          <m:t>K</m:t>
+        </m:r>
+      </m:oMath>
+      <w:r>
+        <w:rPr>
+          <w:rFonts w:ascii="Times New Roman" w:cs="Times New Roman" w:eastAsia="Times New Roman" w:hAnsi="Times New Roman"/>
+          <w:sz w:val="28"/>
+          <w:szCs w:val="28"/>
+        </w:rPr>
+        <w:t xml:space="preserve"> — число отсчётов огибающей в траектории.</w:t>
       </w:r>
     </w:p>
     <w:p>
@@ -21864,7 +24554,30 @@
           <w:sz w:val="28"/>
           <w:szCs w:val="28"/>
         </w:rPr>
-        <w:t xml:space="preserve">— f_n — дискретный частотный бин, Гц.</w:t>
+        <w:t xml:space="preserve">— </w:t>
+      </w:r>
+      <m:oMath>
+        <m:sSub>
+          <m:sSubPr/>
+          <m:e>
+            <m:r>
+              <m:t>f</m:t>
+            </m:r>
+          </m:e>
+          <m:sub>
+            <m:r>
+              <m:t>n</m:t>
+            </m:r>
+          </m:sub>
+        </m:sSub>
+      </m:oMath>
+      <w:r>
+        <w:rPr>
+          <w:rFonts w:ascii="Times New Roman" w:cs="Times New Roman" w:eastAsia="Times New Roman" w:hAnsi="Times New Roman"/>
+          <w:sz w:val="28"/>
+          <w:szCs w:val="28"/>
+        </w:rPr>
+        <w:t xml:space="preserve"> — дискретный частотный бин, Гц.</w:t>
       </w:r>
     </w:p>
     <w:p>
@@ -21879,7 +24592,36 @@
           <w:sz w:val="28"/>
           <w:szCs w:val="28"/>
         </w:rPr>
-        <w:t xml:space="preserve">— Â(f_n) — комплексный коэффициент Фурье на частоте f_n.</w:t>
+        <w:t xml:space="preserve">— </w:t>
+      </w:r>
+      <m:oMath>
+        <m:r>
+          <m:t>Â(</m:t>
+        </m:r>
+        <m:sSub>
+          <m:sSubPr/>
+          <m:e>
+            <m:r>
+              <m:t>f</m:t>
+            </m:r>
+          </m:e>
+          <m:sub>
+            <m:r>
+              <m:t>n</m:t>
+            </m:r>
+          </m:sub>
+        </m:sSub>
+        <m:r>
+          <m:t>)</m:t>
+        </m:r>
+      </m:oMath>
+      <w:r>
+        <w:rPr>
+          <w:rFonts w:ascii="Times New Roman" w:cs="Times New Roman" w:eastAsia="Times New Roman" w:hAnsi="Times New Roman"/>
+          <w:sz w:val="28"/>
+          <w:szCs w:val="28"/>
+        </w:rPr>
+        <w:t xml:space="preserve"> — комплексный коэффициент Фурье на частоте f_n.</w:t>
       </w:r>
     </w:p>
     <w:p>
@@ -22007,7 +24749,30 @@
           <w:sz w:val="28"/>
           <w:szCs w:val="28"/>
         </w:rPr>
-        <w:t xml:space="preserve">— f_min — малая пороговая частота, маскирующая DC-компоненту (и, опционально, несколько соседних бинов, чтобы избавиться от утечки от ненулевого среднего).</w:t>
+        <w:t xml:space="preserve">— </w:t>
+      </w:r>
+      <m:oMath>
+        <m:sSub>
+          <m:sSubPr/>
+          <m:e>
+            <m:r>
+              <m:t>f</m:t>
+            </m:r>
+          </m:e>
+          <m:sub>
+            <m:r>
+              <m:t>min</m:t>
+            </m:r>
+          </m:sub>
+        </m:sSub>
+      </m:oMath>
+      <w:r>
+        <w:rPr>
+          <w:rFonts w:ascii="Times New Roman" w:cs="Times New Roman" w:eastAsia="Times New Roman" w:hAnsi="Times New Roman"/>
+          <w:sz w:val="28"/>
+          <w:szCs w:val="28"/>
+        </w:rPr>
+        <w:t xml:space="preserve"> — малая пороговая частота, маскирующая DC-компоненту (и, опционально, несколько соседних бинов, чтобы избавиться от утечки от ненулевого среднего).</w:t>
       </w:r>
     </w:p>
     <w:p>
@@ -22022,7 +24787,30 @@
           <w:sz w:val="28"/>
           <w:szCs w:val="28"/>
         </w:rPr>
-        <w:t xml:space="preserve">— f_betatron — частота сильнейшего спектрального пика, Гц. Для перевода в дробный «тюн» (tune) нужно поделить на частоту обращения кольца; анализатор делает это, когда длина решётки известна.</w:t>
+        <w:t xml:space="preserve">— </w:t>
+      </w:r>
+      <m:oMath>
+        <m:sSub>
+          <m:sSubPr/>
+          <m:e>
+            <m:r>
+              <m:t>f</m:t>
+            </m:r>
+          </m:e>
+          <m:sub>
+            <m:r>
+              <m:t>betatron</m:t>
+            </m:r>
+          </m:sub>
+        </m:sSub>
+      </m:oMath>
+      <w:r>
+        <w:rPr>
+          <w:rFonts w:ascii="Times New Roman" w:cs="Times New Roman" w:eastAsia="Times New Roman" w:hAnsi="Times New Roman"/>
+          <w:sz w:val="28"/>
+          <w:szCs w:val="28"/>
+        </w:rPr>
+        <w:t xml:space="preserve"> — частота сильнейшего спектрального пика, Гц. Для перевода в дробный «тюн» (tune) нужно поделить на частоту обращения кольца; анализатор делает это, когда длина решётки известна.</w:t>
       </w:r>
     </w:p>
     <w:p>
@@ -22229,6 +25017,7 @@
         <w:spacing w:after="360" w:before="480" w:line="360" w:lineRule="auto"/>
         <w:jc w:val="center"/>
       </w:pPr>
+      <w:bookmarkStart w:name="sec_a" w:id="1"/>
       <w:r>
         <w:rPr>
           <w:rFonts w:ascii="Times New Roman" w:cs="Times New Roman" w:eastAsia="Times New Roman" w:hAnsi="Times New Roman"/>
@@ -22239,6 +25028,7 @@
         </w:rPr>
         <w:t xml:space="preserve">ПРИЛОЖЕНИЕ А. ФАЙЛЫ КОНФИГУРАЦИИ</w:t>
       </w:r>
+      <w:bookmarkEnd w:id="1"/>
     </w:p>
     <w:p>
       <w:pPr>
@@ -22943,6 +25733,7 @@
         <w:spacing w:after="360" w:before="480" w:line="360" w:lineRule="auto"/>
         <w:jc w:val="center"/>
       </w:pPr>
+      <w:bookmarkStart w:name="sec_b" w:id="1"/>
       <w:r>
         <w:rPr>
           <w:rFonts w:ascii="Times New Roman" w:cs="Times New Roman" w:eastAsia="Times New Roman" w:hAnsi="Times New Roman"/>
@@ -22953,6 +25744,7 @@
         </w:rPr>
         <w:t xml:space="preserve">ПРИЛОЖЕНИЕ Б. ФАЙЛЫ ДАННЫХ</w:t>
       </w:r>
+      <w:bookmarkEnd w:id="1"/>
     </w:p>
     <w:p>
       <w:pPr>

--- a/docs/algorithms.docx
+++ b/docs/algorithms.docx
@@ -257,13 +257,20 @@
           </w:rPr>
           <w:t xml:space="preserve">Введение</w:t>
         </w:r>
+      </w:hyperlink>
+      <w:r>
+        <w:rPr>
+          <w:rFonts w:ascii="Times New Roman" w:cs="Times New Roman" w:eastAsia="Times New Roman" w:hAnsi="Times New Roman"/>
+          <w:sz w:val="28"/>
+          <w:szCs w:val="28"/>
+        </w:rPr>
+        <w:t xml:space="preserve">	</w:t>
+      </w:r>
+      <w:hyperlink w:history="1" w:anchor="sec_intro">
         <w:r>
-          <w:rPr>
-            <w:rFonts w:ascii="Times New Roman" w:cs="Times New Roman" w:eastAsia="Times New Roman" w:hAnsi="Times New Roman"/>
-            <w:sz w:val="28"/>
-            <w:szCs w:val="28"/>
-          </w:rPr>
-          <w:t xml:space="preserve">	</w:t>
+          <w:fldChar w:fldCharType="begin" w:dirty="true"/>
+          <w:instrText xml:space="preserve">PAGEREF sec_intro</w:instrText>
+          <w:fldChar w:fldCharType="end"/>
         </w:r>
       </w:hyperlink>
     </w:p>
@@ -284,13 +291,20 @@
           </w:rPr>
           <w:t xml:space="preserve">1 Интегратор Бориса — релятивистский симплектический интегратор</w:t>
         </w:r>
+      </w:hyperlink>
+      <w:r>
+        <w:rPr>
+          <w:rFonts w:ascii="Times New Roman" w:cs="Times New Roman" w:eastAsia="Times New Roman" w:hAnsi="Times New Roman"/>
+          <w:sz w:val="28"/>
+          <w:szCs w:val="28"/>
+        </w:rPr>
+        <w:t xml:space="preserve">	</w:t>
+      </w:r>
+      <w:hyperlink w:history="1" w:anchor="sec_1">
         <w:r>
-          <w:rPr>
-            <w:rFonts w:ascii="Times New Roman" w:cs="Times New Roman" w:eastAsia="Times New Roman" w:hAnsi="Times New Roman"/>
-            <w:sz w:val="28"/>
-            <w:szCs w:val="28"/>
-          </w:rPr>
-          <w:t xml:space="preserve">	</w:t>
+          <w:fldChar w:fldCharType="begin" w:dirty="true"/>
+          <w:instrText xml:space="preserve">PAGEREF sec_1</w:instrText>
+          <w:fldChar w:fldCharType="end"/>
         </w:r>
       </w:hyperlink>
     </w:p>
@@ -311,13 +325,20 @@
           </w:rPr>
           <w:t xml:space="preserve">2 Трилинейная интерполяция поля с учётом YZ-симметрии</w:t>
         </w:r>
+      </w:hyperlink>
+      <w:r>
+        <w:rPr>
+          <w:rFonts w:ascii="Times New Roman" w:cs="Times New Roman" w:eastAsia="Times New Roman" w:hAnsi="Times New Roman"/>
+          <w:sz w:val="28"/>
+          <w:szCs w:val="28"/>
+        </w:rPr>
+        <w:t xml:space="preserve">	</w:t>
+      </w:r>
+      <w:hyperlink w:history="1" w:anchor="sec_2">
         <w:r>
-          <w:rPr>
-            <w:rFonts w:ascii="Times New Roman" w:cs="Times New Roman" w:eastAsia="Times New Roman" w:hAnsi="Times New Roman"/>
-            <w:sz w:val="28"/>
-            <w:szCs w:val="28"/>
-          </w:rPr>
-          <w:t xml:space="preserve">	</w:t>
+          <w:fldChar w:fldCharType="begin" w:dirty="true"/>
+          <w:instrText xml:space="preserve">PAGEREF sec_2</w:instrText>
+          <w:fldChar w:fldCharType="end"/>
         </w:r>
       </w:hyperlink>
     </w:p>
@@ -338,13 +359,20 @@
           </w:rPr>
           <w:t xml:space="preserve">3 Двумерный bucket-индекс магнитов</w:t>
         </w:r>
+      </w:hyperlink>
+      <w:r>
+        <w:rPr>
+          <w:rFonts w:ascii="Times New Roman" w:cs="Times New Roman" w:eastAsia="Times New Roman" w:hAnsi="Times New Roman"/>
+          <w:sz w:val="28"/>
+          <w:szCs w:val="28"/>
+        </w:rPr>
+        <w:t xml:space="preserve">	</w:t>
+      </w:r>
+      <w:hyperlink w:history="1" w:anchor="sec_3">
         <w:r>
-          <w:rPr>
-            <w:rFonts w:ascii="Times New Roman" w:cs="Times New Roman" w:eastAsia="Times New Roman" w:hAnsi="Times New Roman"/>
-            <w:sz w:val="28"/>
-            <w:szCs w:val="28"/>
-          </w:rPr>
-          <w:t xml:space="preserve">	</w:t>
+          <w:fldChar w:fldCharType="begin" w:dirty="true"/>
+          <w:instrText xml:space="preserve">PAGEREF sec_3</w:instrText>
+          <w:fldChar w:fldCharType="end"/>
         </w:r>
       </w:hyperlink>
     </w:p>
@@ -365,13 +393,20 @@
           </w:rPr>
           <w:t xml:space="preserve">4 Вклад магнита с прескринингом по охватывающей сфере</w:t>
         </w:r>
+      </w:hyperlink>
+      <w:r>
+        <w:rPr>
+          <w:rFonts w:ascii="Times New Roman" w:cs="Times New Roman" w:eastAsia="Times New Roman" w:hAnsi="Times New Roman"/>
+          <w:sz w:val="28"/>
+          <w:szCs w:val="28"/>
+        </w:rPr>
+        <w:t xml:space="preserve">	</w:t>
+      </w:r>
+      <w:hyperlink w:history="1" w:anchor="sec_4">
         <w:r>
-          <w:rPr>
-            <w:rFonts w:ascii="Times New Roman" w:cs="Times New Roman" w:eastAsia="Times New Roman" w:hAnsi="Times New Roman"/>
-            <w:sz w:val="28"/>
-            <w:szCs w:val="28"/>
-          </w:rPr>
-          <w:t xml:space="preserve">	</w:t>
+          <w:fldChar w:fldCharType="begin" w:dirty="true"/>
+          <w:instrText xml:space="preserve">PAGEREF sec_4</w:instrText>
+          <w:fldChar w:fldCharType="end"/>
         </w:r>
       </w:hyperlink>
     </w:p>
@@ -392,13 +427,20 @@
           </w:rPr>
           <w:t xml:space="preserve">5 Детектор пересечения финишной плоскости</w:t>
         </w:r>
+      </w:hyperlink>
+      <w:r>
+        <w:rPr>
+          <w:rFonts w:ascii="Times New Roman" w:cs="Times New Roman" w:eastAsia="Times New Roman" w:hAnsi="Times New Roman"/>
+          <w:sz w:val="28"/>
+          <w:szCs w:val="28"/>
+        </w:rPr>
+        <w:t xml:space="preserve">	</w:t>
+      </w:r>
+      <w:hyperlink w:history="1" w:anchor="sec_5">
         <w:r>
-          <w:rPr>
-            <w:rFonts w:ascii="Times New Roman" w:cs="Times New Roman" w:eastAsia="Times New Roman" w:hAnsi="Times New Roman"/>
-            <w:sz w:val="28"/>
-            <w:szCs w:val="28"/>
-          </w:rPr>
-          <w:t xml:space="preserve">	</w:t>
+          <w:fldChar w:fldCharType="begin" w:dirty="true"/>
+          <w:instrText xml:space="preserve">PAGEREF sec_5</w:instrText>
+          <w:fldChar w:fldCharType="end"/>
         </w:r>
       </w:hyperlink>
     </w:p>
@@ -419,13 +461,20 @@
           </w:rPr>
           <w:t xml:space="preserve">6 Расстояние от точки до полилинии проектной орбиты</w:t>
         </w:r>
+      </w:hyperlink>
+      <w:r>
+        <w:rPr>
+          <w:rFonts w:ascii="Times New Roman" w:cs="Times New Roman" w:eastAsia="Times New Roman" w:hAnsi="Times New Roman"/>
+          <w:sz w:val="28"/>
+          <w:szCs w:val="28"/>
+        </w:rPr>
+        <w:t xml:space="preserve">	</w:t>
+      </w:r>
+      <w:hyperlink w:history="1" w:anchor="sec_6">
         <w:r>
-          <w:rPr>
-            <w:rFonts w:ascii="Times New Roman" w:cs="Times New Roman" w:eastAsia="Times New Roman" w:hAnsi="Times New Roman"/>
-            <w:sz w:val="28"/>
-            <w:szCs w:val="28"/>
-          </w:rPr>
-          <w:t xml:space="preserve">	</w:t>
+          <w:fldChar w:fldCharType="begin" w:dirty="true"/>
+          <w:instrText xml:space="preserve">PAGEREF sec_6</w:instrText>
+          <w:fldChar w:fldCharType="end"/>
         </w:r>
       </w:hyperlink>
     </w:p>
@@ -446,13 +495,20 @@
           </w:rPr>
           <w:t xml:space="preserve">7 Составная функция потерь оптимизатора</w:t>
         </w:r>
+      </w:hyperlink>
+      <w:r>
+        <w:rPr>
+          <w:rFonts w:ascii="Times New Roman" w:cs="Times New Roman" w:eastAsia="Times New Roman" w:hAnsi="Times New Roman"/>
+          <w:sz w:val="28"/>
+          <w:szCs w:val="28"/>
+        </w:rPr>
+        <w:t xml:space="preserve">	</w:t>
+      </w:r>
+      <w:hyperlink w:history="1" w:anchor="sec_7">
         <w:r>
-          <w:rPr>
-            <w:rFonts w:ascii="Times New Roman" w:cs="Times New Roman" w:eastAsia="Times New Roman" w:hAnsi="Times New Roman"/>
-            <w:sz w:val="28"/>
-            <w:szCs w:val="28"/>
-          </w:rPr>
-          <w:t xml:space="preserve">	</w:t>
+          <w:fldChar w:fldCharType="begin" w:dirty="true"/>
+          <w:instrText xml:space="preserve">PAGEREF sec_7</w:instrText>
+          <w:fldChar w:fldCharType="end"/>
         </w:r>
       </w:hyperlink>
     </w:p>
@@ -473,13 +529,20 @@
           </w:rPr>
           <w:t xml:space="preserve">8 Стохастический оптимизатор (hill-climber c киками)</w:t>
         </w:r>
+      </w:hyperlink>
+      <w:r>
+        <w:rPr>
+          <w:rFonts w:ascii="Times New Roman" w:cs="Times New Roman" w:eastAsia="Times New Roman" w:hAnsi="Times New Roman"/>
+          <w:sz w:val="28"/>
+          <w:szCs w:val="28"/>
+        </w:rPr>
+        <w:t xml:space="preserve">	</w:t>
+      </w:r>
+      <w:hyperlink w:history="1" w:anchor="sec_8">
         <w:r>
-          <w:rPr>
-            <w:rFonts w:ascii="Times New Roman" w:cs="Times New Roman" w:eastAsia="Times New Roman" w:hAnsi="Times New Roman"/>
-            <w:sz w:val="28"/>
-            <w:szCs w:val="28"/>
-          </w:rPr>
-          <w:t xml:space="preserve">	</w:t>
+          <w:fldChar w:fldCharType="begin" w:dirty="true"/>
+          <w:instrText xml:space="preserve">PAGEREF sec_8</w:instrText>
+          <w:fldChar w:fldCharType="end"/>
         </w:r>
       </w:hyperlink>
     </w:p>
@@ -500,13 +563,20 @@
           </w:rPr>
           <w:t xml:space="preserve">9 Генерация решётки из LTE-описания</w:t>
         </w:r>
+      </w:hyperlink>
+      <w:r>
+        <w:rPr>
+          <w:rFonts w:ascii="Times New Roman" w:cs="Times New Roman" w:eastAsia="Times New Roman" w:hAnsi="Times New Roman"/>
+          <w:sz w:val="28"/>
+          <w:szCs w:val="28"/>
+        </w:rPr>
+        <w:t xml:space="preserve">	</w:t>
+      </w:r>
+      <w:hyperlink w:history="1" w:anchor="sec_9">
         <w:r>
-          <w:rPr>
-            <w:rFonts w:ascii="Times New Roman" w:cs="Times New Roman" w:eastAsia="Times New Roman" w:hAnsi="Times New Roman"/>
-            <w:sz w:val="28"/>
-            <w:szCs w:val="28"/>
-          </w:rPr>
-          <w:t xml:space="preserve">	</w:t>
+          <w:fldChar w:fldCharType="begin" w:dirty="true"/>
+          <w:instrText xml:space="preserve">PAGEREF sec_9</w:instrText>
+          <w:fldChar w:fldCharType="end"/>
         </w:r>
       </w:hyperlink>
     </w:p>
@@ -527,13 +597,20 @@
           </w:rPr>
           <w:t xml:space="preserve">10 Сборка таблицы конфигурации и суб-решёток</w:t>
         </w:r>
+      </w:hyperlink>
+      <w:r>
+        <w:rPr>
+          <w:rFonts w:ascii="Times New Roman" w:cs="Times New Roman" w:eastAsia="Times New Roman" w:hAnsi="Times New Roman"/>
+          <w:sz w:val="28"/>
+          <w:szCs w:val="28"/>
+        </w:rPr>
+        <w:t xml:space="preserve">	</w:t>
+      </w:r>
+      <w:hyperlink w:history="1" w:anchor="sec_10">
         <w:r>
-          <w:rPr>
-            <w:rFonts w:ascii="Times New Roman" w:cs="Times New Roman" w:eastAsia="Times New Roman" w:hAnsi="Times New Roman"/>
-            <w:sz w:val="28"/>
-            <w:szCs w:val="28"/>
-          </w:rPr>
-          <w:t xml:space="preserve">	</w:t>
+          <w:fldChar w:fldCharType="begin" w:dirty="true"/>
+          <w:instrText xml:space="preserve">PAGEREF sec_10</w:instrText>
+          <w:fldChar w:fldCharType="end"/>
         </w:r>
       </w:hyperlink>
     </w:p>
@@ -554,13 +631,20 @@
           </w:rPr>
           <w:t xml:space="preserve">11 Анализ огибающей и бетатронных частот по FFT</w:t>
         </w:r>
+      </w:hyperlink>
+      <w:r>
+        <w:rPr>
+          <w:rFonts w:ascii="Times New Roman" w:cs="Times New Roman" w:eastAsia="Times New Roman" w:hAnsi="Times New Roman"/>
+          <w:sz w:val="28"/>
+          <w:szCs w:val="28"/>
+        </w:rPr>
+        <w:t xml:space="preserve">	</w:t>
+      </w:r>
+      <w:hyperlink w:history="1" w:anchor="sec_11">
         <w:r>
-          <w:rPr>
-            <w:rFonts w:ascii="Times New Roman" w:cs="Times New Roman" w:eastAsia="Times New Roman" w:hAnsi="Times New Roman"/>
-            <w:sz w:val="28"/>
-            <w:szCs w:val="28"/>
-          </w:rPr>
-          <w:t xml:space="preserve">	</w:t>
+          <w:fldChar w:fldCharType="begin" w:dirty="true"/>
+          <w:instrText xml:space="preserve">PAGEREF sec_11</w:instrText>
+          <w:fldChar w:fldCharType="end"/>
         </w:r>
       </w:hyperlink>
     </w:p>
@@ -581,13 +665,20 @@
           </w:rPr>
           <w:t xml:space="preserve">А Приложение А. Файлы конфигурации</w:t>
         </w:r>
+      </w:hyperlink>
+      <w:r>
+        <w:rPr>
+          <w:rFonts w:ascii="Times New Roman" w:cs="Times New Roman" w:eastAsia="Times New Roman" w:hAnsi="Times New Roman"/>
+          <w:sz w:val="28"/>
+          <w:szCs w:val="28"/>
+        </w:rPr>
+        <w:t xml:space="preserve">	</w:t>
+      </w:r>
+      <w:hyperlink w:history="1" w:anchor="sec_a">
         <w:r>
-          <w:rPr>
-            <w:rFonts w:ascii="Times New Roman" w:cs="Times New Roman" w:eastAsia="Times New Roman" w:hAnsi="Times New Roman"/>
-            <w:sz w:val="28"/>
-            <w:szCs w:val="28"/>
-          </w:rPr>
-          <w:t xml:space="preserve">	</w:t>
+          <w:fldChar w:fldCharType="begin" w:dirty="true"/>
+          <w:instrText xml:space="preserve">PAGEREF sec_a</w:instrText>
+          <w:fldChar w:fldCharType="end"/>
         </w:r>
       </w:hyperlink>
     </w:p>
@@ -608,13 +699,20 @@
           </w:rPr>
           <w:t xml:space="preserve">Б Приложение Б. Файлы данных</w:t>
         </w:r>
+      </w:hyperlink>
+      <w:r>
+        <w:rPr>
+          <w:rFonts w:ascii="Times New Roman" w:cs="Times New Roman" w:eastAsia="Times New Roman" w:hAnsi="Times New Roman"/>
+          <w:sz w:val="28"/>
+          <w:szCs w:val="28"/>
+        </w:rPr>
+        <w:t xml:space="preserve">	</w:t>
+      </w:r>
+      <w:hyperlink w:history="1" w:anchor="sec_b">
         <w:r>
-          <w:rPr>
-            <w:rFonts w:ascii="Times New Roman" w:cs="Times New Roman" w:eastAsia="Times New Roman" w:hAnsi="Times New Roman"/>
-            <w:sz w:val="28"/>
-            <w:szCs w:val="28"/>
-          </w:rPr>
-          <w:t xml:space="preserve">	</w:t>
+          <w:fldChar w:fldCharType="begin" w:dirty="true"/>
+          <w:instrText xml:space="preserve">PAGEREF sec_b</w:instrText>
+          <w:fldChar w:fldCharType="end"/>
         </w:r>
       </w:hyperlink>
     </w:p>
@@ -2181,10 +2279,22 @@
     </w:p>
     <w:p>
       <w:pPr>
+        <w:tabs>
+          <w:tab w:val="center" w:pos="4678"/>
+          <w:tab w:val="right" w:pos="9355"/>
+        </w:tabs>
         <w:spacing w:after="160" w:before="160" w:line="360" w:lineRule="auto"/>
         <w:ind w:firstLine="0"/>
-        <w:jc w:val="center"/>
-      </w:pPr>
+        <w:jc w:val="left"/>
+      </w:pPr>
+      <w:r>
+        <w:rPr>
+          <w:rFonts w:ascii="Times New Roman" w:cs="Times New Roman" w:eastAsia="Times New Roman" w:hAnsi="Times New Roman"/>
+          <w:sz w:val="28"/>
+          <w:szCs w:val="28"/>
+        </w:rPr>
+        <w:t xml:space="preserve">	</w:t>
+      </w:r>
       <m:oMath>
         <m:f>
           <m:num>
@@ -2217,6 +2327,14 @@
           <m:t> = q (E + v × B)</m:t>
         </m:r>
       </m:oMath>
+      <w:r>
+        <w:rPr>
+          <w:rFonts w:ascii="Times New Roman" w:cs="Times New Roman" w:eastAsia="Times New Roman" w:hAnsi="Times New Roman"/>
+          <w:sz w:val="28"/>
+          <w:szCs w:val="28"/>
+        </w:rPr>
+        <w:t xml:space="preserve">	(1.1)</w:t>
+      </w:r>
     </w:p>
     <w:p>
       <w:pPr>
@@ -2461,22 +2579,54 @@
     </w:p>
     <w:p>
       <w:pPr>
+        <w:tabs>
+          <w:tab w:val="center" w:pos="4678"/>
+          <w:tab w:val="right" w:pos="9355"/>
+        </w:tabs>
         <w:spacing w:after="160" w:before="160" w:line="360" w:lineRule="auto"/>
         <w:ind w:firstLine="0"/>
-        <w:jc w:val="center"/>
-      </w:pPr>
+        <w:jc w:val="left"/>
+      </w:pPr>
+      <w:r>
+        <w:rPr>
+          <w:rFonts w:ascii="Times New Roman" w:cs="Times New Roman" w:eastAsia="Times New Roman" w:hAnsi="Times New Roman"/>
+          <w:sz w:val="28"/>
+          <w:szCs w:val="28"/>
+        </w:rPr>
+        <w:t xml:space="preserve">	</w:t>
+      </w:r>
       <m:oMath>
         <m:r>
           <m:t>p = γ m v</m:t>
         </m:r>
       </m:oMath>
-    </w:p>
-    <w:p>
-      <w:pPr>
+      <w:r>
+        <w:rPr>
+          <w:rFonts w:ascii="Times New Roman" w:cs="Times New Roman" w:eastAsia="Times New Roman" w:hAnsi="Times New Roman"/>
+          <w:sz w:val="28"/>
+          <w:szCs w:val="28"/>
+        </w:rPr>
+        <w:t xml:space="preserve">	(1.2)</w:t>
+      </w:r>
+    </w:p>
+    <w:p>
+      <w:pPr>
+        <w:tabs>
+          <w:tab w:val="center" w:pos="4678"/>
+          <w:tab w:val="right" w:pos="9355"/>
+        </w:tabs>
         <w:spacing w:after="160" w:before="160" w:line="360" w:lineRule="auto"/>
         <w:ind w:firstLine="0"/>
-        <w:jc w:val="center"/>
-      </w:pPr>
+        <w:jc w:val="left"/>
+      </w:pPr>
+      <w:r>
+        <w:rPr>
+          <w:rFonts w:ascii="Times New Roman" w:cs="Times New Roman" w:eastAsia="Times New Roman" w:hAnsi="Times New Roman"/>
+          <w:sz w:val="28"/>
+          <w:szCs w:val="28"/>
+        </w:rPr>
+        <w:t xml:space="preserve">	</w:t>
+      </w:r>
       <m:oMath>
         <m:r>
           <m:t>γ = </m:t>
@@ -2596,6 +2746,14 @@
           </m:e>
         </m:rad>
       </m:oMath>
+      <w:r>
+        <w:rPr>
+          <w:rFonts w:ascii="Times New Roman" w:cs="Times New Roman" w:eastAsia="Times New Roman" w:hAnsi="Times New Roman"/>
+          <w:sz w:val="28"/>
+          <w:szCs w:val="28"/>
+        </w:rPr>
+        <w:t xml:space="preserve">	(1.3)</w:t>
+      </w:r>
     </w:p>
     <w:p>
       <w:pPr>
@@ -2960,10 +3118,22 @@
     </w:p>
     <w:p>
       <w:pPr>
+        <w:tabs>
+          <w:tab w:val="center" w:pos="4678"/>
+          <w:tab w:val="right" w:pos="9355"/>
+        </w:tabs>
         <w:spacing w:after="160" w:before="160" w:line="360" w:lineRule="auto"/>
         <w:ind w:firstLine="0"/>
-        <w:jc w:val="center"/>
-      </w:pPr>
+        <w:jc w:val="left"/>
+      </w:pPr>
+      <w:r>
+        <w:rPr>
+          <w:rFonts w:ascii="Times New Roman" w:cs="Times New Roman" w:eastAsia="Times New Roman" w:hAnsi="Times New Roman"/>
+          <w:sz w:val="28"/>
+          <w:szCs w:val="28"/>
+        </w:rPr>
+        <w:t xml:space="preserve">	</w:t>
+      </w:r>
       <m:oMath>
         <m:sSub>
           <m:sSubPr/>
@@ -3048,6 +3218,14 @@
           </m:den>
         </m:f>
       </m:oMath>
+      <w:r>
+        <w:rPr>
+          <w:rFonts w:ascii="Times New Roman" w:cs="Times New Roman" w:eastAsia="Times New Roman" w:hAnsi="Times New Roman"/>
+          <w:sz w:val="28"/>
+          <w:szCs w:val="28"/>
+        </w:rPr>
+        <w:t xml:space="preserve">	(1.4)</w:t>
+      </w:r>
     </w:p>
     <w:p>
       <w:pPr>
@@ -3204,10 +3382,22 @@
     </w:p>
     <w:p>
       <w:pPr>
+        <w:tabs>
+          <w:tab w:val="center" w:pos="4678"/>
+          <w:tab w:val="right" w:pos="9355"/>
+        </w:tabs>
         <w:spacing w:after="160" w:before="160" w:line="360" w:lineRule="auto"/>
         <w:ind w:firstLine="0"/>
-        <w:jc w:val="center"/>
-      </w:pPr>
+        <w:jc w:val="left"/>
+      </w:pPr>
+      <w:r>
+        <w:rPr>
+          <w:rFonts w:ascii="Times New Roman" w:cs="Times New Roman" w:eastAsia="Times New Roman" w:hAnsi="Times New Roman"/>
+          <w:sz w:val="28"/>
+          <w:szCs w:val="28"/>
+        </w:rPr>
+        <w:t xml:space="preserve">	</w:t>
+      </w:r>
       <m:oMath>
         <m:r>
           <m:t>(B, E) ← lattice.getTotalFields(</m:t>
@@ -3229,6 +3419,14 @@
           <m:t>)</m:t>
         </m:r>
       </m:oMath>
+      <w:r>
+        <w:rPr>
+          <w:rFonts w:ascii="Times New Roman" w:cs="Times New Roman" w:eastAsia="Times New Roman" w:hAnsi="Times New Roman"/>
+          <w:sz w:val="28"/>
+          <w:szCs w:val="28"/>
+        </w:rPr>
+        <w:t xml:space="preserve">	(1.5)</w:t>
+      </w:r>
     </w:p>
     <w:p>
       <w:pPr>
@@ -3262,10 +3460,22 @@
     </w:p>
     <w:p>
       <w:pPr>
+        <w:tabs>
+          <w:tab w:val="center" w:pos="4678"/>
+          <w:tab w:val="right" w:pos="9355"/>
+        </w:tabs>
         <w:spacing w:after="160" w:before="160" w:line="360" w:lineRule="auto"/>
         <w:ind w:firstLine="0"/>
-        <w:jc w:val="center"/>
-      </w:pPr>
+        <w:jc w:val="left"/>
+      </w:pPr>
+      <w:r>
+        <w:rPr>
+          <w:rFonts w:ascii="Times New Roman" w:cs="Times New Roman" w:eastAsia="Times New Roman" w:hAnsi="Times New Roman"/>
+          <w:sz w:val="28"/>
+          <w:szCs w:val="28"/>
+        </w:rPr>
+        <w:t xml:space="preserve">	</w:t>
+      </w:r>
       <m:oMath>
         <m:sSup>
           <m:sSupPr/>
@@ -3312,6 +3522,14 @@
           </m:den>
         </m:f>
       </m:oMath>
+      <w:r>
+        <w:rPr>
+          <w:rFonts w:ascii="Times New Roman" w:cs="Times New Roman" w:eastAsia="Times New Roman" w:hAnsi="Times New Roman"/>
+          <w:sz w:val="28"/>
+          <w:szCs w:val="28"/>
+        </w:rPr>
+        <w:t xml:space="preserve">	(1.6)</w:t>
+      </w:r>
     </w:p>
     <w:p>
       <w:pPr>
@@ -3368,10 +3586,22 @@
     </w:p>
     <w:p>
       <w:pPr>
+        <w:tabs>
+          <w:tab w:val="center" w:pos="4678"/>
+          <w:tab w:val="right" w:pos="9355"/>
+        </w:tabs>
         <w:spacing w:after="160" w:before="160" w:line="360" w:lineRule="auto"/>
         <w:ind w:firstLine="0"/>
-        <w:jc w:val="center"/>
-      </w:pPr>
+        <w:jc w:val="left"/>
+      </w:pPr>
+      <w:r>
+        <w:rPr>
+          <w:rFonts w:ascii="Times New Roman" w:cs="Times New Roman" w:eastAsia="Times New Roman" w:hAnsi="Times New Roman"/>
+          <w:sz w:val="28"/>
+          <w:szCs w:val="28"/>
+        </w:rPr>
+        <w:t xml:space="preserve">	</w:t>
+      </w:r>
       <m:oMath>
         <m:sSup>
           <m:sSupPr/>
@@ -3459,6 +3689,14 @@
           </m:e>
         </m:rad>
       </m:oMath>
+      <w:r>
+        <w:rPr>
+          <w:rFonts w:ascii="Times New Roman" w:cs="Times New Roman" w:eastAsia="Times New Roman" w:hAnsi="Times New Roman"/>
+          <w:sz w:val="28"/>
+          <w:szCs w:val="28"/>
+        </w:rPr>
+        <w:t xml:space="preserve">	(1.7)</w:t>
+      </w:r>
     </w:p>
     <w:p>
       <w:pPr>
@@ -3492,10 +3730,22 @@
     </w:p>
     <w:p>
       <w:pPr>
+        <w:tabs>
+          <w:tab w:val="center" w:pos="4678"/>
+          <w:tab w:val="right" w:pos="9355"/>
+        </w:tabs>
         <w:spacing w:after="160" w:before="160" w:line="360" w:lineRule="auto"/>
         <w:ind w:firstLine="0"/>
-        <w:jc w:val="center"/>
-      </w:pPr>
+        <w:jc w:val="left"/>
+      </w:pPr>
+      <w:r>
+        <w:rPr>
+          <w:rFonts w:ascii="Times New Roman" w:cs="Times New Roman" w:eastAsia="Times New Roman" w:hAnsi="Times New Roman"/>
+          <w:sz w:val="28"/>
+          <w:szCs w:val="28"/>
+        </w:rPr>
+        <w:t xml:space="preserve">	</w:t>
+      </w:r>
       <m:oMath>
         <m:r>
           <m:t>t = </m:t>
@@ -3529,13 +3779,33 @@
           </m:den>
         </m:f>
       </m:oMath>
-    </w:p>
-    <w:p>
-      <w:pPr>
+      <w:r>
+        <w:rPr>
+          <w:rFonts w:ascii="Times New Roman" w:cs="Times New Roman" w:eastAsia="Times New Roman" w:hAnsi="Times New Roman"/>
+          <w:sz w:val="28"/>
+          <w:szCs w:val="28"/>
+        </w:rPr>
+        <w:t xml:space="preserve">	(1.8)</w:t>
+      </w:r>
+    </w:p>
+    <w:p>
+      <w:pPr>
+        <w:tabs>
+          <w:tab w:val="center" w:pos="4678"/>
+          <w:tab w:val="right" w:pos="9355"/>
+        </w:tabs>
         <w:spacing w:after="160" w:before="160" w:line="360" w:lineRule="auto"/>
         <w:ind w:firstLine="0"/>
-        <w:jc w:val="center"/>
-      </w:pPr>
+        <w:jc w:val="left"/>
+      </w:pPr>
+      <w:r>
+        <w:rPr>
+          <w:rFonts w:ascii="Times New Roman" w:cs="Times New Roman" w:eastAsia="Times New Roman" w:hAnsi="Times New Roman"/>
+          <w:sz w:val="28"/>
+          <w:szCs w:val="28"/>
+        </w:rPr>
+        <w:t xml:space="preserve">	</w:t>
+      </w:r>
       <m:oMath>
         <m:r>
           <m:t>s = </m:t>
@@ -3566,6 +3836,14 @@
           </m:den>
         </m:f>
       </m:oMath>
+      <w:r>
+        <w:rPr>
+          <w:rFonts w:ascii="Times New Roman" w:cs="Times New Roman" w:eastAsia="Times New Roman" w:hAnsi="Times New Roman"/>
+          <w:sz w:val="28"/>
+          <w:szCs w:val="28"/>
+        </w:rPr>
+        <w:t xml:space="preserve">	(1.9)</w:t>
+      </w:r>
     </w:p>
     <w:p>
       <w:pPr>
@@ -3640,10 +3918,22 @@
     </w:p>
     <w:p>
       <w:pPr>
+        <w:tabs>
+          <w:tab w:val="center" w:pos="4678"/>
+          <w:tab w:val="right" w:pos="9355"/>
+        </w:tabs>
         <w:spacing w:after="160" w:before="160" w:line="360" w:lineRule="auto"/>
         <w:ind w:firstLine="0"/>
-        <w:jc w:val="center"/>
-      </w:pPr>
+        <w:jc w:val="left"/>
+      </w:pPr>
+      <w:r>
+        <w:rPr>
+          <w:rFonts w:ascii="Times New Roman" w:cs="Times New Roman" w:eastAsia="Times New Roman" w:hAnsi="Times New Roman"/>
+          <w:sz w:val="28"/>
+          <w:szCs w:val="28"/>
+        </w:rPr>
+        <w:t xml:space="preserve">	</w:t>
+      </w:r>
       <m:oMath>
         <m:r>
           <m:t>p′ = </m:t>
@@ -3681,13 +3971,33 @@
           <m:t> × t</m:t>
         </m:r>
       </m:oMath>
-    </w:p>
-    <w:p>
-      <w:pPr>
+      <w:r>
+        <w:rPr>
+          <w:rFonts w:ascii="Times New Roman" w:cs="Times New Roman" w:eastAsia="Times New Roman" w:hAnsi="Times New Roman"/>
+          <w:sz w:val="28"/>
+          <w:szCs w:val="28"/>
+        </w:rPr>
+        <w:t xml:space="preserve">	(1.10)</w:t>
+      </w:r>
+    </w:p>
+    <w:p>
+      <w:pPr>
+        <w:tabs>
+          <w:tab w:val="center" w:pos="4678"/>
+          <w:tab w:val="right" w:pos="9355"/>
+        </w:tabs>
         <w:spacing w:after="160" w:before="160" w:line="360" w:lineRule="auto"/>
         <w:ind w:firstLine="0"/>
-        <w:jc w:val="center"/>
-      </w:pPr>
+        <w:jc w:val="left"/>
+      </w:pPr>
+      <w:r>
+        <w:rPr>
+          <w:rFonts w:ascii="Times New Roman" w:cs="Times New Roman" w:eastAsia="Times New Roman" w:hAnsi="Times New Roman"/>
+          <w:sz w:val="28"/>
+          <w:szCs w:val="28"/>
+        </w:rPr>
+        <w:t xml:space="preserve">	</w:t>
+      </w:r>
       <m:oMath>
         <m:sSup>
           <m:sSupPr/>
@@ -3754,6 +4064,14 @@
           <m:t>| точно</m:t>
         </m:r>
       </m:oMath>
+      <w:r>
+        <w:rPr>
+          <w:rFonts w:ascii="Times New Roman" w:cs="Times New Roman" w:eastAsia="Times New Roman" w:hAnsi="Times New Roman"/>
+          <w:sz w:val="28"/>
+          <w:szCs w:val="28"/>
+        </w:rPr>
+        <w:t xml:space="preserve">	(1.11)</w:t>
+      </w:r>
     </w:p>
     <w:p>
       <w:pPr>
@@ -3838,10 +4156,22 @@
     </w:p>
     <w:p>
       <w:pPr>
+        <w:tabs>
+          <w:tab w:val="center" w:pos="4678"/>
+          <w:tab w:val="right" w:pos="9355"/>
+        </w:tabs>
         <w:spacing w:after="160" w:before="160" w:line="360" w:lineRule="auto"/>
         <w:ind w:firstLine="0"/>
-        <w:jc w:val="center"/>
-      </w:pPr>
+        <w:jc w:val="left"/>
+      </w:pPr>
+      <w:r>
+        <w:rPr>
+          <w:rFonts w:ascii="Times New Roman" w:cs="Times New Roman" w:eastAsia="Times New Roman" w:hAnsi="Times New Roman"/>
+          <w:sz w:val="28"/>
+          <w:szCs w:val="28"/>
+        </w:rPr>
+        <w:t xml:space="preserve">	</w:t>
+      </w:r>
       <m:oMath>
         <m:sSub>
           <m:sSubPr/>
@@ -3888,6 +4218,14 @@
           </m:den>
         </m:f>
       </m:oMath>
+      <w:r>
+        <w:rPr>
+          <w:rFonts w:ascii="Times New Roman" w:cs="Times New Roman" w:eastAsia="Times New Roman" w:hAnsi="Times New Roman"/>
+          <w:sz w:val="28"/>
+          <w:szCs w:val="28"/>
+        </w:rPr>
+        <w:t xml:space="preserve">	(1.12)</w:t>
+      </w:r>
     </w:p>
     <w:p>
       <w:pPr>
@@ -3921,10 +4259,22 @@
     </w:p>
     <w:p>
       <w:pPr>
+        <w:tabs>
+          <w:tab w:val="center" w:pos="4678"/>
+          <w:tab w:val="right" w:pos="9355"/>
+        </w:tabs>
         <w:spacing w:after="160" w:before="160" w:line="360" w:lineRule="auto"/>
         <w:ind w:firstLine="0"/>
-        <w:jc w:val="center"/>
-      </w:pPr>
+        <w:jc w:val="left"/>
+      </w:pPr>
+      <w:r>
+        <w:rPr>
+          <w:rFonts w:ascii="Times New Roman" w:cs="Times New Roman" w:eastAsia="Times New Roman" w:hAnsi="Times New Roman"/>
+          <w:sz w:val="28"/>
+          <w:szCs w:val="28"/>
+        </w:rPr>
+        <w:t xml:space="preserve">	</w:t>
+      </w:r>
       <m:oMath>
         <m:sSub>
           <m:sSubPr/>
@@ -4009,6 +4359,14 @@
           </m:den>
         </m:f>
       </m:oMath>
+      <w:r>
+        <w:rPr>
+          <w:rFonts w:ascii="Times New Roman" w:cs="Times New Roman" w:eastAsia="Times New Roman" w:hAnsi="Times New Roman"/>
+          <w:sz w:val="28"/>
+          <w:szCs w:val="28"/>
+        </w:rPr>
+        <w:t xml:space="preserve">	(1.13)</w:t>
+      </w:r>
     </w:p>
     <w:p>
       <w:pPr>
@@ -5551,10 +5909,22 @@
     </w:p>
     <w:p>
       <w:pPr>
+        <w:tabs>
+          <w:tab w:val="center" w:pos="4678"/>
+          <w:tab w:val="right" w:pos="9355"/>
+        </w:tabs>
         <w:spacing w:after="160" w:before="160" w:line="360" w:lineRule="auto"/>
         <w:ind w:firstLine="0"/>
-        <w:jc w:val="center"/>
-      </w:pPr>
+        <w:jc w:val="left"/>
+      </w:pPr>
+      <w:r>
+        <w:rPr>
+          <w:rFonts w:ascii="Times New Roman" w:cs="Times New Roman" w:eastAsia="Times New Roman" w:hAnsi="Times New Roman"/>
+          <w:sz w:val="28"/>
+          <w:szCs w:val="28"/>
+        </w:rPr>
+        <w:t xml:space="preserve">	</w:t>
+      </w:r>
       <m:oMath>
         <m:r>
           <m:t>i = ⌊</m:t>
@@ -5658,13 +6028,33 @@
           <m:t> − i</m:t>
         </m:r>
       </m:oMath>
-    </w:p>
-    <w:p>
-      <w:pPr>
+      <w:r>
+        <w:rPr>
+          <w:rFonts w:ascii="Times New Roman" w:cs="Times New Roman" w:eastAsia="Times New Roman" w:hAnsi="Times New Roman"/>
+          <w:sz w:val="28"/>
+          <w:szCs w:val="28"/>
+        </w:rPr>
+        <w:t xml:space="preserve">	(2.1)</w:t>
+      </w:r>
+    </w:p>
+    <w:p>
+      <w:pPr>
+        <w:tabs>
+          <w:tab w:val="center" w:pos="4678"/>
+          <w:tab w:val="right" w:pos="9355"/>
+        </w:tabs>
         <w:spacing w:after="160" w:before="160" w:line="360" w:lineRule="auto"/>
         <w:ind w:firstLine="0"/>
-        <w:jc w:val="center"/>
-      </w:pPr>
+        <w:jc w:val="left"/>
+      </w:pPr>
+      <w:r>
+        <w:rPr>
+          <w:rFonts w:ascii="Times New Roman" w:cs="Times New Roman" w:eastAsia="Times New Roman" w:hAnsi="Times New Roman"/>
+          <w:sz w:val="28"/>
+          <w:szCs w:val="28"/>
+        </w:rPr>
+        <w:t xml:space="preserve">	</w:t>
+      </w:r>
       <m:oMath>
         <m:r>
           <m:t>j = ⌊</m:t>
@@ -5768,13 +6158,33 @@
           <m:t> − j</m:t>
         </m:r>
       </m:oMath>
-    </w:p>
-    <w:p>
-      <w:pPr>
+      <w:r>
+        <w:rPr>
+          <w:rFonts w:ascii="Times New Roman" w:cs="Times New Roman" w:eastAsia="Times New Roman" w:hAnsi="Times New Roman"/>
+          <w:sz w:val="28"/>
+          <w:szCs w:val="28"/>
+        </w:rPr>
+        <w:t xml:space="preserve">	(2.2)</w:t>
+      </w:r>
+    </w:p>
+    <w:p>
+      <w:pPr>
+        <w:tabs>
+          <w:tab w:val="center" w:pos="4678"/>
+          <w:tab w:val="right" w:pos="9355"/>
+        </w:tabs>
         <w:spacing w:after="160" w:before="160" w:line="360" w:lineRule="auto"/>
         <w:ind w:firstLine="0"/>
-        <w:jc w:val="center"/>
-      </w:pPr>
+        <w:jc w:val="left"/>
+      </w:pPr>
+      <w:r>
+        <w:rPr>
+          <w:rFonts w:ascii="Times New Roman" w:cs="Times New Roman" w:eastAsia="Times New Roman" w:hAnsi="Times New Roman"/>
+          <w:sz w:val="28"/>
+          <w:szCs w:val="28"/>
+        </w:rPr>
+        <w:t xml:space="preserve">	</w:t>
+      </w:r>
       <m:oMath>
         <m:r>
           <m:t>k = ⌊</m:t>
@@ -5878,6 +6288,14 @@
           <m:t> − k</m:t>
         </m:r>
       </m:oMath>
+      <w:r>
+        <w:rPr>
+          <w:rFonts w:ascii="Times New Roman" w:cs="Times New Roman" w:eastAsia="Times New Roman" w:hAnsi="Times New Roman"/>
+          <w:sz w:val="28"/>
+          <w:szCs w:val="28"/>
+        </w:rPr>
+        <w:t xml:space="preserve">	(2.3)</w:t>
+      </w:r>
     </w:p>
     <w:p>
       <w:pPr>
@@ -6110,10 +6528,22 @@
     </w:p>
     <w:p>
       <w:pPr>
+        <w:tabs>
+          <w:tab w:val="center" w:pos="4678"/>
+          <w:tab w:val="right" w:pos="9355"/>
+        </w:tabs>
         <w:spacing w:after="160" w:before="160" w:line="360" w:lineRule="auto"/>
         <w:ind w:firstLine="0"/>
-        <w:jc w:val="center"/>
-      </w:pPr>
+        <w:jc w:val="left"/>
+      </w:pPr>
+      <w:r>
+        <w:rPr>
+          <w:rFonts w:ascii="Times New Roman" w:cs="Times New Roman" w:eastAsia="Times New Roman" w:hAnsi="Times New Roman"/>
+          <w:sz w:val="28"/>
+          <w:szCs w:val="28"/>
+        </w:rPr>
+        <w:t xml:space="preserve">	</w:t>
+      </w:r>
       <m:oMath>
         <m:r>
           <m:t>F(p) = </m:t>
@@ -6210,13 +6640,33 @@
           </m:e>
         </m:nary>
       </m:oMath>
-    </w:p>
-    <w:p>
-      <w:pPr>
+      <w:r>
+        <w:rPr>
+          <w:rFonts w:ascii="Times New Roman" w:cs="Times New Roman" w:eastAsia="Times New Roman" w:hAnsi="Times New Roman"/>
+          <w:sz w:val="28"/>
+          <w:szCs w:val="28"/>
+        </w:rPr>
+        <w:t xml:space="preserve">	(2.4)</w:t>
+      </w:r>
+    </w:p>
+    <w:p>
+      <w:pPr>
+        <w:tabs>
+          <w:tab w:val="center" w:pos="4678"/>
+          <w:tab w:val="right" w:pos="9355"/>
+        </w:tabs>
         <w:spacing w:after="160" w:before="160" w:line="360" w:lineRule="auto"/>
         <w:ind w:firstLine="0"/>
-        <w:jc w:val="center"/>
-      </w:pPr>
+        <w:jc w:val="left"/>
+      </w:pPr>
+      <w:r>
+        <w:rPr>
+          <w:rFonts w:ascii="Times New Roman" w:cs="Times New Roman" w:eastAsia="Times New Roman" w:hAnsi="Times New Roman"/>
+          <w:sz w:val="28"/>
+          <w:szCs w:val="28"/>
+        </w:rPr>
+        <w:t xml:space="preserve">	</w:t>
+      </w:r>
       <m:oMath>
         <m:sSub>
           <m:sSubPr/>
@@ -6484,6 +6934,14 @@
           </m:e>
         </m:d>
       </m:oMath>
+      <w:r>
+        <w:rPr>
+          <w:rFonts w:ascii="Times New Roman" w:cs="Times New Roman" w:eastAsia="Times New Roman" w:hAnsi="Times New Roman"/>
+          <w:sz w:val="28"/>
+          <w:szCs w:val="28"/>
+        </w:rPr>
+        <w:t xml:space="preserve">	(2.5)</w:t>
+      </w:r>
     </w:p>
     <w:p>
       <w:pPr>
@@ -6608,10 +7066,22 @@
     </w:p>
     <w:p>
       <w:pPr>
+        <w:tabs>
+          <w:tab w:val="center" w:pos="4678"/>
+          <w:tab w:val="right" w:pos="9355"/>
+        </w:tabs>
         <w:spacing w:after="160" w:before="160" w:line="360" w:lineRule="auto"/>
         <w:ind w:firstLine="0"/>
-        <w:jc w:val="center"/>
-      </w:pPr>
+        <w:jc w:val="left"/>
+      </w:pPr>
+      <w:r>
+        <w:rPr>
+          <w:rFonts w:ascii="Times New Roman" w:cs="Times New Roman" w:eastAsia="Times New Roman" w:hAnsi="Times New Roman"/>
+          <w:sz w:val="28"/>
+          <w:szCs w:val="28"/>
+        </w:rPr>
+        <w:t xml:space="preserve">	</w:t>
+      </w:r>
       <m:oMath>
         <m:r>
           <m:t>F(</m:t>
@@ -6745,13 +7215,33 @@
           <m:t> ≥ 0</m:t>
         </m:r>
       </m:oMath>
-    </w:p>
-    <w:p>
-      <w:pPr>
+      <w:r>
+        <w:rPr>
+          <w:rFonts w:ascii="Times New Roman" w:cs="Times New Roman" w:eastAsia="Times New Roman" w:hAnsi="Times New Roman"/>
+          <w:sz w:val="28"/>
+          <w:szCs w:val="28"/>
+        </w:rPr>
+        <w:t xml:space="preserve">	(2.6)</w:t>
+      </w:r>
+    </w:p>
+    <w:p>
+      <w:pPr>
+        <w:tabs>
+          <w:tab w:val="center" w:pos="4678"/>
+          <w:tab w:val="right" w:pos="9355"/>
+        </w:tabs>
         <w:spacing w:after="160" w:before="160" w:line="360" w:lineRule="auto"/>
         <w:ind w:firstLine="0"/>
-        <w:jc w:val="center"/>
-      </w:pPr>
+        <w:jc w:val="left"/>
+      </w:pPr>
+      <w:r>
+        <w:rPr>
+          <w:rFonts w:ascii="Times New Roman" w:cs="Times New Roman" w:eastAsia="Times New Roman" w:hAnsi="Times New Roman"/>
+          <w:sz w:val="28"/>
+          <w:szCs w:val="28"/>
+        </w:rPr>
+        <w:t xml:space="preserve">	</w:t>
+      </w:r>
       <m:oMath>
         <m:r>
           <m:t>F(</m:t>
@@ -6888,6 +7378,14 @@
           <m:t> &lt; 0</m:t>
         </m:r>
       </m:oMath>
+      <w:r>
+        <w:rPr>
+          <w:rFonts w:ascii="Times New Roman" w:cs="Times New Roman" w:eastAsia="Times New Roman" w:hAnsi="Times New Roman"/>
+          <w:sz w:val="28"/>
+          <w:szCs w:val="28"/>
+        </w:rPr>
+        <w:t xml:space="preserve">	(2.7)</w:t>
+      </w:r>
     </w:p>
     <w:p>
       <w:pPr>
@@ -8082,10 +8580,22 @@
     </w:p>
     <w:p>
       <w:pPr>
+        <w:tabs>
+          <w:tab w:val="center" w:pos="4678"/>
+          <w:tab w:val="right" w:pos="9355"/>
+        </w:tabs>
         <w:spacing w:after="160" w:before="160" w:line="360" w:lineRule="auto"/>
         <w:ind w:firstLine="0"/>
-        <w:jc w:val="center"/>
-      </w:pPr>
+        <w:jc w:val="left"/>
+      </w:pPr>
+      <w:r>
+        <w:rPr>
+          <w:rFonts w:ascii="Times New Roman" w:cs="Times New Roman" w:eastAsia="Times New Roman" w:hAnsi="Times New Roman"/>
+          <w:sz w:val="28"/>
+          <w:szCs w:val="28"/>
+        </w:rPr>
+        <w:t xml:space="preserve">	</w:t>
+      </w:r>
       <m:oMath>
         <m:r>
           <m:t>h = max(1 м,  2 </m:t>
@@ -8107,6 +8617,14 @@
           <m:t>)</m:t>
         </m:r>
       </m:oMath>
+      <w:r>
+        <w:rPr>
+          <w:rFonts w:ascii="Times New Roman" w:cs="Times New Roman" w:eastAsia="Times New Roman" w:hAnsi="Times New Roman"/>
+          <w:sz w:val="28"/>
+          <w:szCs w:val="28"/>
+        </w:rPr>
+        <w:t xml:space="preserve">	(3.1)</w:t>
+      </w:r>
     </w:p>
     <w:p>
       <w:pPr>
@@ -8253,10 +8771,22 @@
     </w:p>
     <w:p>
       <w:pPr>
+        <w:tabs>
+          <w:tab w:val="center" w:pos="4678"/>
+          <w:tab w:val="right" w:pos="9355"/>
+        </w:tabs>
         <w:spacing w:after="160" w:before="160" w:line="360" w:lineRule="auto"/>
         <w:ind w:firstLine="0"/>
-        <w:jc w:val="center"/>
-      </w:pPr>
+        <w:jc w:val="left"/>
+      </w:pPr>
+      <w:r>
+        <w:rPr>
+          <w:rFonts w:ascii="Times New Roman" w:cs="Times New Roman" w:eastAsia="Times New Roman" w:hAnsi="Times New Roman"/>
+          <w:sz w:val="28"/>
+          <w:szCs w:val="28"/>
+        </w:rPr>
+        <w:t xml:space="preserve">	</w:t>
+      </w:r>
       <m:oMath>
         <m:sSub>
           <m:sSubPr/>
@@ -8308,13 +8838,33 @@
           </m:sup>
         </m:sSubSup>
       </m:oMath>
-    </w:p>
-    <w:p>
-      <w:pPr>
+      <w:r>
+        <w:rPr>
+          <w:rFonts w:ascii="Times New Roman" w:cs="Times New Roman" w:eastAsia="Times New Roman" w:hAnsi="Times New Roman"/>
+          <w:sz w:val="28"/>
+          <w:szCs w:val="28"/>
+        </w:rPr>
+        <w:t xml:space="preserve">	(3.2)</w:t>
+      </w:r>
+    </w:p>
+    <w:p>
+      <w:pPr>
+        <w:tabs>
+          <w:tab w:val="center" w:pos="4678"/>
+          <w:tab w:val="right" w:pos="9355"/>
+        </w:tabs>
         <w:spacing w:after="160" w:before="160" w:line="360" w:lineRule="auto"/>
         <w:ind w:firstLine="0"/>
-        <w:jc w:val="center"/>
-      </w:pPr>
+        <w:jc w:val="left"/>
+      </w:pPr>
+      <w:r>
+        <w:rPr>
+          <w:rFonts w:ascii="Times New Roman" w:cs="Times New Roman" w:eastAsia="Times New Roman" w:hAnsi="Times New Roman"/>
+          <w:sz w:val="28"/>
+          <w:szCs w:val="28"/>
+        </w:rPr>
+        <w:t xml:space="preserve">	</w:t>
+      </w:r>
       <m:oMath>
         <m:sSub>
           <m:sSubPr/>
@@ -8366,6 +8916,14 @@
           </m:sup>
         </m:sSubSup>
       </m:oMath>
+      <w:r>
+        <w:rPr>
+          <w:rFonts w:ascii="Times New Roman" w:cs="Times New Roman" w:eastAsia="Times New Roman" w:hAnsi="Times New Roman"/>
+          <w:sz w:val="28"/>
+          <w:szCs w:val="28"/>
+        </w:rPr>
+        <w:t xml:space="preserve">	(3.3)</w:t>
+      </w:r>
     </w:p>
     <w:p>
       <w:pPr>
@@ -10153,10 +10711,22 @@
     </w:p>
     <w:p>
       <w:pPr>
+        <w:tabs>
+          <w:tab w:val="center" w:pos="4678"/>
+          <w:tab w:val="right" w:pos="9355"/>
+        </w:tabs>
         <w:spacing w:after="160" w:before="160" w:line="360" w:lineRule="auto"/>
         <w:ind w:firstLine="0"/>
-        <w:jc w:val="center"/>
-      </w:pPr>
+        <w:jc w:val="left"/>
+      </w:pPr>
+      <w:r>
+        <w:rPr>
+          <w:rFonts w:ascii="Times New Roman" w:cs="Times New Roman" w:eastAsia="Times New Roman" w:hAnsi="Times New Roman"/>
+          <w:sz w:val="28"/>
+          <w:szCs w:val="28"/>
+        </w:rPr>
+        <w:t xml:space="preserve">	</w:t>
+      </w:r>
       <m:oMath>
         <m:sSup>
           <m:sSupPr/>
@@ -10217,6 +10787,14 @@
           <m:t>    ⇒    вклад = 0</m:t>
         </m:r>
       </m:oMath>
+      <w:r>
+        <w:rPr>
+          <w:rFonts w:ascii="Times New Roman" w:cs="Times New Roman" w:eastAsia="Times New Roman" w:hAnsi="Times New Roman"/>
+          <w:sz w:val="28"/>
+          <w:szCs w:val="28"/>
+        </w:rPr>
+        <w:t xml:space="preserve">	(4.1)</w:t>
+      </w:r>
     </w:p>
     <w:p>
       <w:pPr>
@@ -10326,10 +10904,22 @@
     </w:p>
     <w:p>
       <w:pPr>
+        <w:tabs>
+          <w:tab w:val="center" w:pos="4678"/>
+          <w:tab w:val="right" w:pos="9355"/>
+        </w:tabs>
         <w:spacing w:after="160" w:before="160" w:line="360" w:lineRule="auto"/>
         <w:ind w:firstLine="0"/>
-        <w:jc w:val="center"/>
-      </w:pPr>
+        <w:jc w:val="left"/>
+      </w:pPr>
+      <w:r>
+        <w:rPr>
+          <w:rFonts w:ascii="Times New Roman" w:cs="Times New Roman" w:eastAsia="Times New Roman" w:hAnsi="Times New Roman"/>
+          <w:sz w:val="28"/>
+          <w:szCs w:val="28"/>
+        </w:rPr>
+        <w:t xml:space="preserve">	</w:t>
+      </w:r>
       <m:oMath>
         <m:sSub>
           <m:sSubPr/>
@@ -10390,6 +10980,14 @@
           <m:t>)</m:t>
         </m:r>
       </m:oMath>
+      <w:r>
+        <w:rPr>
+          <w:rFonts w:ascii="Times New Roman" w:cs="Times New Roman" w:eastAsia="Times New Roman" w:hAnsi="Times New Roman"/>
+          <w:sz w:val="28"/>
+          <w:szCs w:val="28"/>
+        </w:rPr>
+        <w:t xml:space="preserve">	(4.2)</w:t>
+      </w:r>
     </w:p>
     <w:p>
       <w:pPr>
@@ -10512,10 +11110,22 @@
     </w:p>
     <w:p>
       <w:pPr>
+        <w:tabs>
+          <w:tab w:val="center" w:pos="4678"/>
+          <w:tab w:val="right" w:pos="9355"/>
+        </w:tabs>
         <w:spacing w:after="160" w:before="160" w:line="360" w:lineRule="auto"/>
         <w:ind w:firstLine="0"/>
-        <w:jc w:val="center"/>
-      </w:pPr>
+        <w:jc w:val="left"/>
+      </w:pPr>
+      <w:r>
+        <w:rPr>
+          <w:rFonts w:ascii="Times New Roman" w:cs="Times New Roman" w:eastAsia="Times New Roman" w:hAnsi="Times New Roman"/>
+          <w:sz w:val="28"/>
+          <w:szCs w:val="28"/>
+        </w:rPr>
+        <w:t xml:space="preserve">	</w:t>
+      </w:r>
       <m:oMath>
         <m:sSub>
           <m:sSubPr/>
@@ -10582,6 +11192,14 @@
           <m:t>)</m:t>
         </m:r>
       </m:oMath>
+      <w:r>
+        <w:rPr>
+          <w:rFonts w:ascii="Times New Roman" w:cs="Times New Roman" w:eastAsia="Times New Roman" w:hAnsi="Times New Roman"/>
+          <w:sz w:val="28"/>
+          <w:szCs w:val="28"/>
+        </w:rPr>
+        <w:t xml:space="preserve">	(4.3)</w:t>
+      </w:r>
     </w:p>
     <w:p>
       <w:pPr>
@@ -10694,10 +11312,22 @@
     </w:p>
     <w:p>
       <w:pPr>
+        <w:tabs>
+          <w:tab w:val="center" w:pos="4678"/>
+          <w:tab w:val="right" w:pos="9355"/>
+        </w:tabs>
         <w:spacing w:after="160" w:before="160" w:line="360" w:lineRule="auto"/>
         <w:ind w:firstLine="0"/>
-        <w:jc w:val="center"/>
-      </w:pPr>
+        <w:jc w:val="left"/>
+      </w:pPr>
+      <w:r>
+        <w:rPr>
+          <w:rFonts w:ascii="Times New Roman" w:cs="Times New Roman" w:eastAsia="Times New Roman" w:hAnsi="Times New Roman"/>
+          <w:sz w:val="28"/>
+          <w:szCs w:val="28"/>
+        </w:rPr>
+        <w:t xml:space="preserve">	</w:t>
+      </w:r>
       <m:oMath>
         <m:sSub>
           <m:sSubPr/>
@@ -10745,6 +11375,14 @@
           </m:sub>
         </m:sSub>
       </m:oMath>
+      <w:r>
+        <w:rPr>
+          <w:rFonts w:ascii="Times New Roman" w:cs="Times New Roman" w:eastAsia="Times New Roman" w:hAnsi="Times New Roman"/>
+          <w:sz w:val="28"/>
+          <w:szCs w:val="28"/>
+        </w:rPr>
+        <w:t xml:space="preserve">	(4.4)</w:t>
+      </w:r>
     </w:p>
     <w:p>
       <w:pPr>
@@ -10778,10 +11416,22 @@
     </w:p>
     <w:p>
       <w:pPr>
+        <w:tabs>
+          <w:tab w:val="center" w:pos="4678"/>
+          <w:tab w:val="right" w:pos="9355"/>
+        </w:tabs>
         <w:spacing w:after="160" w:before="160" w:line="360" w:lineRule="auto"/>
         <w:ind w:firstLine="0"/>
-        <w:jc w:val="center"/>
-      </w:pPr>
+        <w:jc w:val="left"/>
+      </w:pPr>
+      <w:r>
+        <w:rPr>
+          <w:rFonts w:ascii="Times New Roman" w:cs="Times New Roman" w:eastAsia="Times New Roman" w:hAnsi="Times New Roman"/>
+          <w:sz w:val="28"/>
+          <w:szCs w:val="28"/>
+        </w:rPr>
+        <w:t xml:space="preserve">	</w:t>
+      </w:r>
       <m:oMath>
         <m:sSub>
           <m:sSubPr/>
@@ -10858,13 +11508,33 @@
           <m:t> · </m:t>
         </m:r>
       </m:oMath>
-    </w:p>
-    <w:p>
-      <w:pPr>
+      <w:r>
+        <w:rPr>
+          <w:rFonts w:ascii="Times New Roman" w:cs="Times New Roman" w:eastAsia="Times New Roman" w:hAnsi="Times New Roman"/>
+          <w:sz w:val="28"/>
+          <w:szCs w:val="28"/>
+        </w:rPr>
+        <w:t xml:space="preserve">	(4.5)</w:t>
+      </w:r>
+    </w:p>
+    <w:p>
+      <w:pPr>
+        <w:tabs>
+          <w:tab w:val="center" w:pos="4678"/>
+          <w:tab w:val="right" w:pos="9355"/>
+        </w:tabs>
         <w:spacing w:after="160" w:before="160" w:line="360" w:lineRule="auto"/>
         <w:ind w:firstLine="0"/>
-        <w:jc w:val="center"/>
-      </w:pPr>
+        <w:jc w:val="left"/>
+      </w:pPr>
+      <w:r>
+        <w:rPr>
+          <w:rFonts w:ascii="Times New Roman" w:cs="Times New Roman" w:eastAsia="Times New Roman" w:hAnsi="Times New Roman"/>
+          <w:sz w:val="28"/>
+          <w:szCs w:val="28"/>
+        </w:rPr>
+        <w:t xml:space="preserve">	</w:t>
+      </w:r>
       <m:oMath>
         <m:r>
           <m:t>     · </m:t>
@@ -10913,6 +11583,14 @@
           <m:t>   если магнит i активен;    1   иначе }</m:t>
         </m:r>
       </m:oMath>
+      <w:r>
+        <w:rPr>
+          <w:rFonts w:ascii="Times New Roman" w:cs="Times New Roman" w:eastAsia="Times New Roman" w:hAnsi="Times New Roman"/>
+          <w:sz w:val="28"/>
+          <w:szCs w:val="28"/>
+        </w:rPr>
+        <w:t xml:space="preserve">	(4.6)</w:t>
+      </w:r>
     </w:p>
     <w:p>
       <w:pPr>
@@ -11139,10 +11817,22 @@
     </w:p>
     <w:p>
       <w:pPr>
+        <w:tabs>
+          <w:tab w:val="center" w:pos="4678"/>
+          <w:tab w:val="right" w:pos="9355"/>
+        </w:tabs>
         <w:spacing w:after="160" w:before="160" w:line="360" w:lineRule="auto"/>
         <w:ind w:firstLine="0"/>
-        <w:jc w:val="center"/>
-      </w:pPr>
+        <w:jc w:val="left"/>
+      </w:pPr>
+      <w:r>
+        <w:rPr>
+          <w:rFonts w:ascii="Times New Roman" w:cs="Times New Roman" w:eastAsia="Times New Roman" w:hAnsi="Times New Roman"/>
+          <w:sz w:val="28"/>
+          <w:szCs w:val="28"/>
+        </w:rPr>
+        <w:t xml:space="preserve">	</w:t>
+      </w:r>
       <m:oMath>
         <m:sSub>
           <m:sSubPr/>
@@ -11209,13 +11899,33 @@
           <m:t> = MAGNETIC</m:t>
         </m:r>
       </m:oMath>
-    </w:p>
-    <w:p>
-      <w:pPr>
+      <w:r>
+        <w:rPr>
+          <w:rFonts w:ascii="Times New Roman" w:cs="Times New Roman" w:eastAsia="Times New Roman" w:hAnsi="Times New Roman"/>
+          <w:sz w:val="28"/>
+          <w:szCs w:val="28"/>
+        </w:rPr>
+        <w:t xml:space="preserve">	(4.7)</w:t>
+      </w:r>
+    </w:p>
+    <w:p>
+      <w:pPr>
+        <w:tabs>
+          <w:tab w:val="center" w:pos="4678"/>
+          <w:tab w:val="right" w:pos="9355"/>
+        </w:tabs>
         <w:spacing w:after="160" w:before="160" w:line="360" w:lineRule="auto"/>
         <w:ind w:firstLine="0"/>
-        <w:jc w:val="center"/>
-      </w:pPr>
+        <w:jc w:val="left"/>
+      </w:pPr>
+      <w:r>
+        <w:rPr>
+          <w:rFonts w:ascii="Times New Roman" w:cs="Times New Roman" w:eastAsia="Times New Roman" w:hAnsi="Times New Roman"/>
+          <w:sz w:val="28"/>
+          <w:szCs w:val="28"/>
+        </w:rPr>
+        <w:t xml:space="preserve">	</w:t>
+      </w:r>
       <m:oMath>
         <m:sSub>
           <m:sSubPr/>
@@ -11282,6 +11992,14 @@
           <m:t> = ELECTRIC</m:t>
         </m:r>
       </m:oMath>
+      <w:r>
+        <w:rPr>
+          <w:rFonts w:ascii="Times New Roman" w:cs="Times New Roman" w:eastAsia="Times New Roman" w:hAnsi="Times New Roman"/>
+          <w:sz w:val="28"/>
+          <w:szCs w:val="28"/>
+        </w:rPr>
+        <w:t xml:space="preserve">	(4.8)</w:t>
+      </w:r>
     </w:p>
     <w:p>
       <w:pPr>
@@ -12219,10 +12937,22 @@
     </w:p>
     <w:p>
       <w:pPr>
+        <w:tabs>
+          <w:tab w:val="center" w:pos="4678"/>
+          <w:tab w:val="right" w:pos="9355"/>
+        </w:tabs>
         <w:spacing w:after="160" w:before="160" w:line="360" w:lineRule="auto"/>
         <w:ind w:firstLine="0"/>
-        <w:jc w:val="center"/>
-      </w:pPr>
+        <w:jc w:val="left"/>
+      </w:pPr>
+      <w:r>
+        <w:rPr>
+          <w:rFonts w:ascii="Times New Roman" w:cs="Times New Roman" w:eastAsia="Times New Roman" w:hAnsi="Times New Roman"/>
+          <w:sz w:val="28"/>
+          <w:szCs w:val="28"/>
+        </w:rPr>
+        <w:t xml:space="preserve">	</w:t>
+      </w:r>
       <m:oMath>
         <m:r>
           <m:t>n̂ = </m:t>
@@ -12240,6 +12970,14 @@
           </m:den>
         </m:f>
       </m:oMath>
+      <w:r>
+        <w:rPr>
+          <w:rFonts w:ascii="Times New Roman" w:cs="Times New Roman" w:eastAsia="Times New Roman" w:hAnsi="Times New Roman"/>
+          <w:sz w:val="28"/>
+          <w:szCs w:val="28"/>
+        </w:rPr>
+        <w:t xml:space="preserve">	(5.1)</w:t>
+      </w:r>
     </w:p>
     <w:p>
       <w:pPr>
@@ -12329,10 +13067,22 @@
     </w:p>
     <w:p>
       <w:pPr>
+        <w:tabs>
+          <w:tab w:val="center" w:pos="4678"/>
+          <w:tab w:val="right" w:pos="9355"/>
+        </w:tabs>
         <w:spacing w:after="160" w:before="160" w:line="360" w:lineRule="auto"/>
         <w:ind w:firstLine="0"/>
-        <w:jc w:val="center"/>
-      </w:pPr>
+        <w:jc w:val="left"/>
+      </w:pPr>
+      <w:r>
+        <w:rPr>
+          <w:rFonts w:ascii="Times New Roman" w:cs="Times New Roman" w:eastAsia="Times New Roman" w:hAnsi="Times New Roman"/>
+          <w:sz w:val="28"/>
+          <w:szCs w:val="28"/>
+        </w:rPr>
+        <w:t xml:space="preserve">	</w:t>
+      </w:r>
       <m:oMath>
         <m:r>
           <m:t>n̂ ← −n̂,    если (</m:t>
@@ -12354,6 +13104,14 @@
           <m:t> − a) · n̂ &gt; 0</m:t>
         </m:r>
       </m:oMath>
+      <w:r>
+        <w:rPr>
+          <w:rFonts w:ascii="Times New Roman" w:cs="Times New Roman" w:eastAsia="Times New Roman" w:hAnsi="Times New Roman"/>
+          <w:sz w:val="28"/>
+          <w:szCs w:val="28"/>
+        </w:rPr>
+        <w:t xml:space="preserve">	(5.2)</w:t>
+      </w:r>
     </w:p>
     <w:p>
       <w:pPr>
@@ -12425,15 +13183,35 @@
     </w:p>
     <w:p>
       <w:pPr>
+        <w:tabs>
+          <w:tab w:val="center" w:pos="4678"/>
+          <w:tab w:val="right" w:pos="9355"/>
+        </w:tabs>
         <w:spacing w:after="160" w:before="160" w:line="360" w:lineRule="auto"/>
         <w:ind w:firstLine="0"/>
-        <w:jc w:val="center"/>
-      </w:pPr>
+        <w:jc w:val="left"/>
+      </w:pPr>
+      <w:r>
+        <w:rPr>
+          <w:rFonts w:ascii="Times New Roman" w:cs="Times New Roman" w:eastAsia="Times New Roman" w:hAnsi="Times New Roman"/>
+          <w:sz w:val="28"/>
+          <w:szCs w:val="28"/>
+        </w:rPr>
+        <w:t xml:space="preserve">	</w:t>
+      </w:r>
       <m:oMath>
         <m:r>
           <m:t>d(x) = (x − a) · n̂</m:t>
         </m:r>
       </m:oMath>
+      <w:r>
+        <w:rPr>
+          <w:rFonts w:ascii="Times New Roman" w:cs="Times New Roman" w:eastAsia="Times New Roman" w:hAnsi="Times New Roman"/>
+          <w:sz w:val="28"/>
+          <w:szCs w:val="28"/>
+        </w:rPr>
+        <w:t xml:space="preserve">	(5.3)</w:t>
+      </w:r>
     </w:p>
     <w:p>
       <w:pPr>
@@ -12536,10 +13314,22 @@
     </w:p>
     <w:p>
       <w:pPr>
+        <w:tabs>
+          <w:tab w:val="center" w:pos="4678"/>
+          <w:tab w:val="right" w:pos="9355"/>
+        </w:tabs>
         <w:spacing w:after="160" w:before="160" w:line="360" w:lineRule="auto"/>
         <w:ind w:firstLine="0"/>
-        <w:jc w:val="center"/>
-      </w:pPr>
+        <w:jc w:val="left"/>
+      </w:pPr>
+      <w:r>
+        <w:rPr>
+          <w:rFonts w:ascii="Times New Roman" w:cs="Times New Roman" w:eastAsia="Times New Roman" w:hAnsi="Times New Roman"/>
+          <w:sz w:val="28"/>
+          <w:szCs w:val="28"/>
+        </w:rPr>
+        <w:t xml:space="preserve">	</w:t>
+      </w:r>
       <m:oMath>
         <m:r>
           <m:t>( </m:t>
@@ -12609,6 +13399,14 @@
           <m:t> &lt; 0 )</m:t>
         </m:r>
       </m:oMath>
+      <w:r>
+        <w:rPr>
+          <w:rFonts w:ascii="Times New Roman" w:cs="Times New Roman" w:eastAsia="Times New Roman" w:hAnsi="Times New Roman"/>
+          <w:sz w:val="28"/>
+          <w:szCs w:val="28"/>
+        </w:rPr>
+        <w:t xml:space="preserve">	(5.4)</w:t>
+      </w:r>
     </w:p>
     <w:p>
       <w:pPr>
@@ -13219,10 +14017,22 @@
     </w:p>
     <w:p>
       <w:pPr>
+        <w:tabs>
+          <w:tab w:val="center" w:pos="4678"/>
+          <w:tab w:val="right" w:pos="9355"/>
+        </w:tabs>
         <w:spacing w:after="160" w:before="160" w:line="360" w:lineRule="auto"/>
         <w:ind w:firstLine="0"/>
-        <w:jc w:val="center"/>
-      </w:pPr>
+        <w:jc w:val="left"/>
+      </w:pPr>
+      <w:r>
+        <w:rPr>
+          <w:rFonts w:ascii="Times New Roman" w:cs="Times New Roman" w:eastAsia="Times New Roman" w:hAnsi="Times New Roman"/>
+          <w:sz w:val="28"/>
+          <w:szCs w:val="28"/>
+        </w:rPr>
+        <w:t xml:space="preserve">	</w:t>
+      </w:r>
       <m:oMath>
         <m:sSup>
           <m:sSupPr/>
@@ -13263,6 +14073,14 @@
           </m:den>
         </m:f>
       </m:oMath>
+      <w:r>
+        <w:rPr>
+          <w:rFonts w:ascii="Times New Roman" w:cs="Times New Roman" w:eastAsia="Times New Roman" w:hAnsi="Times New Roman"/>
+          <w:sz w:val="28"/>
+          <w:szCs w:val="28"/>
+        </w:rPr>
+        <w:t xml:space="preserve">	(6.1)</w:t>
+      </w:r>
     </w:p>
     <w:p>
       <w:pPr>
@@ -13428,10 +14246,22 @@
     </w:p>
     <w:p>
       <w:pPr>
+        <w:tabs>
+          <w:tab w:val="center" w:pos="4678"/>
+          <w:tab w:val="right" w:pos="9355"/>
+        </w:tabs>
         <w:spacing w:after="160" w:before="160" w:line="360" w:lineRule="auto"/>
         <w:ind w:firstLine="0"/>
-        <w:jc w:val="center"/>
-      </w:pPr>
+        <w:jc w:val="left"/>
+      </w:pPr>
+      <w:r>
+        <w:rPr>
+          <w:rFonts w:ascii="Times New Roman" w:cs="Times New Roman" w:eastAsia="Times New Roman" w:hAnsi="Times New Roman"/>
+          <w:sz w:val="28"/>
+          <w:szCs w:val="28"/>
+        </w:rPr>
+        <w:t xml:space="preserve">	</w:t>
+      </w:r>
       <m:oMath>
         <m:r>
           <m:t>t = clamp(</m:t>
@@ -13469,6 +14299,14 @@
           <m:t>))</m:t>
         </m:r>
       </m:oMath>
+      <w:r>
+        <w:rPr>
+          <w:rFonts w:ascii="Times New Roman" w:cs="Times New Roman" w:eastAsia="Times New Roman" w:hAnsi="Times New Roman"/>
+          <w:sz w:val="28"/>
+          <w:szCs w:val="28"/>
+        </w:rPr>
+        <w:t xml:space="preserve">	(6.2)</w:t>
+      </w:r>
     </w:p>
     <w:p>
       <w:pPr>
@@ -13487,22 +14325,54 @@
     </w:p>
     <w:p>
       <w:pPr>
+        <w:tabs>
+          <w:tab w:val="center" w:pos="4678"/>
+          <w:tab w:val="right" w:pos="9355"/>
+        </w:tabs>
         <w:spacing w:after="160" w:before="160" w:line="360" w:lineRule="auto"/>
         <w:ind w:firstLine="0"/>
-        <w:jc w:val="center"/>
-      </w:pPr>
+        <w:jc w:val="left"/>
+      </w:pPr>
+      <w:r>
+        <w:rPr>
+          <w:rFonts w:ascii="Times New Roman" w:cs="Times New Roman" w:eastAsia="Times New Roman" w:hAnsi="Times New Roman"/>
+          <w:sz w:val="28"/>
+          <w:szCs w:val="28"/>
+        </w:rPr>
+        <w:t xml:space="preserve">	</w:t>
+      </w:r>
       <m:oMath>
         <m:r>
           <m:t>c = a + t (b − a)</m:t>
         </m:r>
       </m:oMath>
-    </w:p>
-    <w:p>
-      <w:pPr>
+      <w:r>
+        <w:rPr>
+          <w:rFonts w:ascii="Times New Roman" w:cs="Times New Roman" w:eastAsia="Times New Roman" w:hAnsi="Times New Roman"/>
+          <w:sz w:val="28"/>
+          <w:szCs w:val="28"/>
+        </w:rPr>
+        <w:t xml:space="preserve">	(6.3)</w:t>
+      </w:r>
+    </w:p>
+    <w:p>
+      <w:pPr>
+        <w:tabs>
+          <w:tab w:val="center" w:pos="4678"/>
+          <w:tab w:val="right" w:pos="9355"/>
+        </w:tabs>
         <w:spacing w:after="160" w:before="160" w:line="360" w:lineRule="auto"/>
         <w:ind w:firstLine="0"/>
-        <w:jc w:val="center"/>
-      </w:pPr>
+        <w:jc w:val="left"/>
+      </w:pPr>
+      <w:r>
+        <w:rPr>
+          <w:rFonts w:ascii="Times New Roman" w:cs="Times New Roman" w:eastAsia="Times New Roman" w:hAnsi="Times New Roman"/>
+          <w:sz w:val="28"/>
+          <w:szCs w:val="28"/>
+        </w:rPr>
+        <w:t xml:space="preserve">	</w:t>
+      </w:r>
       <m:oMath>
         <m:sSub>
           <m:sSubPr/>
@@ -13521,6 +14391,14 @@
           <m:t> = |p − c|</m:t>
         </m:r>
       </m:oMath>
+      <w:r>
+        <w:rPr>
+          <w:rFonts w:ascii="Times New Roman" w:cs="Times New Roman" w:eastAsia="Times New Roman" w:hAnsi="Times New Roman"/>
+          <w:sz w:val="28"/>
+          <w:szCs w:val="28"/>
+        </w:rPr>
+        <w:t xml:space="preserve">	(6.4)</w:t>
+      </w:r>
     </w:p>
     <w:p>
       <w:pPr>
@@ -13605,10 +14483,22 @@
     </w:p>
     <w:p>
       <w:pPr>
+        <w:tabs>
+          <w:tab w:val="center" w:pos="4678"/>
+          <w:tab w:val="right" w:pos="9355"/>
+        </w:tabs>
         <w:spacing w:after="160" w:before="160" w:line="360" w:lineRule="auto"/>
         <w:ind w:firstLine="0"/>
-        <w:jc w:val="center"/>
-      </w:pPr>
+        <w:jc w:val="left"/>
+      </w:pPr>
+      <w:r>
+        <w:rPr>
+          <w:rFonts w:ascii="Times New Roman" w:cs="Times New Roman" w:eastAsia="Times New Roman" w:hAnsi="Times New Roman"/>
+          <w:sz w:val="28"/>
+          <w:szCs w:val="28"/>
+        </w:rPr>
+        <w:t xml:space="preserve">	</w:t>
+      </w:r>
       <m:oMath>
         <m:r>
           <m:t>dist(p, Π) = </m:t>
@@ -13699,6 +14589,14 @@
           </m:e>
         </m:rad>
       </m:oMath>
+      <w:r>
+        <w:rPr>
+          <w:rFonts w:ascii="Times New Roman" w:cs="Times New Roman" w:eastAsia="Times New Roman" w:hAnsi="Times New Roman"/>
+          <w:sz w:val="28"/>
+          <w:szCs w:val="28"/>
+        </w:rPr>
+        <w:t xml:space="preserve">	(6.5)</w:t>
+      </w:r>
     </w:p>
     <w:p>
       <w:pPr>
@@ -15549,10 +16447,22 @@
     </w:p>
     <w:p>
       <w:pPr>
+        <w:tabs>
+          <w:tab w:val="center" w:pos="4678"/>
+          <w:tab w:val="right" w:pos="9355"/>
+        </w:tabs>
         <w:spacing w:after="160" w:before="160" w:line="360" w:lineRule="auto"/>
         <w:ind w:firstLine="0"/>
-        <w:jc w:val="center"/>
-      </w:pPr>
+        <w:jc w:val="left"/>
+      </w:pPr>
+      <w:r>
+        <w:rPr>
+          <w:rFonts w:ascii="Times New Roman" w:cs="Times New Roman" w:eastAsia="Times New Roman" w:hAnsi="Times New Roman"/>
+          <w:sz w:val="28"/>
+          <w:szCs w:val="28"/>
+        </w:rPr>
+        <w:t xml:space="preserve">	</w:t>
+      </w:r>
       <m:oMath>
         <m:r>
           <m:t>L = </m:t>
@@ -15603,6 +16513,14 @@
           </m:sub>
         </m:sSub>
       </m:oMath>
+      <w:r>
+        <w:rPr>
+          <w:rFonts w:ascii="Times New Roman" w:cs="Times New Roman" w:eastAsia="Times New Roman" w:hAnsi="Times New Roman"/>
+          <w:sz w:val="28"/>
+          <w:szCs w:val="28"/>
+        </w:rPr>
+        <w:t xml:space="preserve">	(7.1)</w:t>
+      </w:r>
     </w:p>
     <w:p>
       <w:pPr>
@@ -15649,10 +16567,22 @@
     </w:p>
     <w:p>
       <w:pPr>
+        <w:tabs>
+          <w:tab w:val="center" w:pos="4678"/>
+          <w:tab w:val="right" w:pos="9355"/>
+        </w:tabs>
         <w:spacing w:after="160" w:before="160" w:line="360" w:lineRule="auto"/>
         <w:ind w:firstLine="0"/>
-        <w:jc w:val="center"/>
-      </w:pPr>
+        <w:jc w:val="left"/>
+      </w:pPr>
+      <w:r>
+        <w:rPr>
+          <w:rFonts w:ascii="Times New Roman" w:cs="Times New Roman" w:eastAsia="Times New Roman" w:hAnsi="Times New Roman"/>
+          <w:sz w:val="28"/>
+          <w:szCs w:val="28"/>
+        </w:rPr>
+        <w:t xml:space="preserve">	</w:t>
+      </w:r>
       <m:oMath>
         <m:sSub>
           <m:sSubPr/>
@@ -15776,6 +16706,14 @@
           </m:e>
         </m:nary>
       </m:oMath>
+      <w:r>
+        <w:rPr>
+          <w:rFonts w:ascii="Times New Roman" w:cs="Times New Roman" w:eastAsia="Times New Roman" w:hAnsi="Times New Roman"/>
+          <w:sz w:val="28"/>
+          <w:szCs w:val="28"/>
+        </w:rPr>
+        <w:t xml:space="preserve">	(7.2)</w:t>
+      </w:r>
     </w:p>
     <w:p>
       <w:pPr>
@@ -16078,10 +17016,22 @@
     </w:p>
     <w:p>
       <w:pPr>
+        <w:tabs>
+          <w:tab w:val="center" w:pos="4678"/>
+          <w:tab w:val="right" w:pos="9355"/>
+        </w:tabs>
         <w:spacing w:after="160" w:before="160" w:line="360" w:lineRule="auto"/>
         <w:ind w:firstLine="0"/>
-        <w:jc w:val="center"/>
-      </w:pPr>
+        <w:jc w:val="left"/>
+      </w:pPr>
+      <w:r>
+        <w:rPr>
+          <w:rFonts w:ascii="Times New Roman" w:cs="Times New Roman" w:eastAsia="Times New Roman" w:hAnsi="Times New Roman"/>
+          <w:sz w:val="28"/>
+          <w:szCs w:val="28"/>
+        </w:rPr>
+        <w:t xml:space="preserve">	</w:t>
+      </w:r>
       <m:oMath>
         <m:sSub>
           <m:sSubPr/>
@@ -16162,13 +17112,33 @@
           </m:e>
         </m:nary>
       </m:oMath>
-    </w:p>
-    <w:p>
-      <w:pPr>
+      <w:r>
+        <w:rPr>
+          <w:rFonts w:ascii="Times New Roman" w:cs="Times New Roman" w:eastAsia="Times New Roman" w:hAnsi="Times New Roman"/>
+          <w:sz w:val="28"/>
+          <w:szCs w:val="28"/>
+        </w:rPr>
+        <w:t xml:space="preserve">	(7.3)</w:t>
+      </w:r>
+    </w:p>
+    <w:p>
+      <w:pPr>
+        <w:tabs>
+          <w:tab w:val="center" w:pos="4678"/>
+          <w:tab w:val="right" w:pos="9355"/>
+        </w:tabs>
         <w:spacing w:after="160" w:before="160" w:line="360" w:lineRule="auto"/>
         <w:ind w:firstLine="0"/>
-        <w:jc w:val="center"/>
-      </w:pPr>
+        <w:jc w:val="left"/>
+      </w:pPr>
+      <w:r>
+        <w:rPr>
+          <w:rFonts w:ascii="Times New Roman" w:cs="Times New Roman" w:eastAsia="Times New Roman" w:hAnsi="Times New Roman"/>
+          <w:sz w:val="28"/>
+          <w:szCs w:val="28"/>
+        </w:rPr>
+        <w:t xml:space="preserve">	</w:t>
+      </w:r>
       <m:oMath>
         <m:r>
           <m:t>cos </m:t>
@@ -16241,6 +17211,14 @@
           </m:den>
         </m:f>
       </m:oMath>
+      <w:r>
+        <w:rPr>
+          <w:rFonts w:ascii="Times New Roman" w:cs="Times New Roman" w:eastAsia="Times New Roman" w:hAnsi="Times New Roman"/>
+          <w:sz w:val="28"/>
+          <w:szCs w:val="28"/>
+        </w:rPr>
+        <w:t xml:space="preserve">	(7.4)</w:t>
+      </w:r>
     </w:p>
     <w:p>
       <w:pPr>
@@ -16507,10 +17485,22 @@
     </w:p>
     <w:p>
       <w:pPr>
+        <w:tabs>
+          <w:tab w:val="center" w:pos="4678"/>
+          <w:tab w:val="right" w:pos="9355"/>
+        </w:tabs>
         <w:spacing w:after="160" w:before="160" w:line="360" w:lineRule="auto"/>
         <w:ind w:firstLine="0"/>
-        <w:jc w:val="center"/>
-      </w:pPr>
+        <w:jc w:val="left"/>
+      </w:pPr>
+      <w:r>
+        <w:rPr>
+          <w:rFonts w:ascii="Times New Roman" w:cs="Times New Roman" w:eastAsia="Times New Roman" w:hAnsi="Times New Roman"/>
+          <w:sz w:val="28"/>
+          <w:szCs w:val="28"/>
+        </w:rPr>
+        <w:t xml:space="preserve">	</w:t>
+      </w:r>
       <m:oMath>
         <m:sSub>
           <m:sSubPr/>
@@ -16614,13 +17604,33 @@
           </m:e>
         </m:nary>
       </m:oMath>
-    </w:p>
-    <w:p>
-      <w:pPr>
+      <w:r>
+        <w:rPr>
+          <w:rFonts w:ascii="Times New Roman" w:cs="Times New Roman" w:eastAsia="Times New Roman" w:hAnsi="Times New Roman"/>
+          <w:sz w:val="28"/>
+          <w:szCs w:val="28"/>
+        </w:rPr>
+        <w:t xml:space="preserve">	(7.5)</w:t>
+      </w:r>
+    </w:p>
+    <w:p>
+      <w:pPr>
+        <w:tabs>
+          <w:tab w:val="center" w:pos="4678"/>
+          <w:tab w:val="right" w:pos="9355"/>
+        </w:tabs>
         <w:spacing w:after="160" w:before="160" w:line="360" w:lineRule="auto"/>
         <w:ind w:firstLine="0"/>
-        <w:jc w:val="center"/>
-      </w:pPr>
+        <w:jc w:val="left"/>
+      </w:pPr>
+      <w:r>
+        <w:rPr>
+          <w:rFonts w:ascii="Times New Roman" w:cs="Times New Roman" w:eastAsia="Times New Roman" w:hAnsi="Times New Roman"/>
+          <w:sz w:val="28"/>
+          <w:szCs w:val="28"/>
+        </w:rPr>
+        <w:t xml:space="preserve">	</w:t>
+      </w:r>
       <m:oMath>
         <m:sSub>
           <m:sSubPr/>
@@ -16671,6 +17681,14 @@
           <m:t> )</m:t>
         </m:r>
       </m:oMath>
+      <w:r>
+        <w:rPr>
+          <w:rFonts w:ascii="Times New Roman" w:cs="Times New Roman" w:eastAsia="Times New Roman" w:hAnsi="Times New Roman"/>
+          <w:sz w:val="28"/>
+          <w:szCs w:val="28"/>
+        </w:rPr>
+        <w:t xml:space="preserve">	(7.6)</w:t>
+      </w:r>
     </w:p>
     <w:p>
       <w:pPr>
@@ -18955,10 +19973,22 @@
     </w:p>
     <w:p>
       <w:pPr>
+        <w:tabs>
+          <w:tab w:val="center" w:pos="4678"/>
+          <w:tab w:val="right" w:pos="9355"/>
+        </w:tabs>
         <w:spacing w:after="160" w:before="160" w:line="360" w:lineRule="auto"/>
         <w:ind w:firstLine="0"/>
-        <w:jc w:val="center"/>
-      </w:pPr>
+        <w:jc w:val="left"/>
+      </w:pPr>
+      <w:r>
+        <w:rPr>
+          <w:rFonts w:ascii="Times New Roman" w:cs="Times New Roman" w:eastAsia="Times New Roman" w:hAnsi="Times New Roman"/>
+          <w:sz w:val="28"/>
+          <w:szCs w:val="28"/>
+        </w:rPr>
+        <w:t xml:space="preserve">	</w:t>
+      </w:r>
       <m:oMath>
         <m:sSup>
           <m:sSupPr/>
@@ -19019,13 +20049,33 @@
           <m:t> · sign(u − ½)</m:t>
         </m:r>
       </m:oMath>
-    </w:p>
-    <w:p>
-      <w:pPr>
+      <w:r>
+        <w:rPr>
+          <w:rFonts w:ascii="Times New Roman" w:cs="Times New Roman" w:eastAsia="Times New Roman" w:hAnsi="Times New Roman"/>
+          <w:sz w:val="28"/>
+          <w:szCs w:val="28"/>
+        </w:rPr>
+        <w:t xml:space="preserve">	(8.1)</w:t>
+      </w:r>
+    </w:p>
+    <w:p>
+      <w:pPr>
+        <w:tabs>
+          <w:tab w:val="center" w:pos="4678"/>
+          <w:tab w:val="right" w:pos="9355"/>
+        </w:tabs>
         <w:spacing w:after="160" w:before="160" w:line="360" w:lineRule="auto"/>
         <w:ind w:firstLine="0"/>
-        <w:jc w:val="center"/>
-      </w:pPr>
+        <w:jc w:val="left"/>
+      </w:pPr>
+      <w:r>
+        <w:rPr>
+          <w:rFonts w:ascii="Times New Roman" w:cs="Times New Roman" w:eastAsia="Times New Roman" w:hAnsi="Times New Roman"/>
+          <w:sz w:val="28"/>
+          <w:szCs w:val="28"/>
+        </w:rPr>
+        <w:t xml:space="preserve">	</w:t>
+      </w:r>
       <m:oMath>
         <m:sSup>
           <m:sSupPr/>
@@ -19070,6 +20120,14 @@
           <m:t>,    для всех k ≠ g</m:t>
         </m:r>
       </m:oMath>
+      <w:r>
+        <w:rPr>
+          <w:rFonts w:ascii="Times New Roman" w:cs="Times New Roman" w:eastAsia="Times New Roman" w:hAnsi="Times New Roman"/>
+          <w:sz w:val="28"/>
+          <w:szCs w:val="28"/>
+        </w:rPr>
+        <w:t xml:space="preserve">	(8.2)</w:t>
+      </w:r>
     </w:p>
     <w:p>
       <w:pPr>
@@ -19182,10 +20240,22 @@
     </w:p>
     <w:p>
       <w:pPr>
+        <w:tabs>
+          <w:tab w:val="center" w:pos="4678"/>
+          <w:tab w:val="right" w:pos="9355"/>
+        </w:tabs>
         <w:spacing w:after="160" w:before="160" w:line="360" w:lineRule="auto"/>
         <w:ind w:firstLine="0"/>
-        <w:jc w:val="center"/>
-      </w:pPr>
+        <w:jc w:val="left"/>
+      </w:pPr>
+      <w:r>
+        <w:rPr>
+          <w:rFonts w:ascii="Times New Roman" w:cs="Times New Roman" w:eastAsia="Times New Roman" w:hAnsi="Times New Roman"/>
+          <w:sz w:val="28"/>
+          <w:szCs w:val="28"/>
+        </w:rPr>
+        <w:t xml:space="preserve">	</w:t>
+      </w:r>
       <m:oMath>
         <m:sSub>
           <m:sSubPr/>
@@ -19220,13 +20290,33 @@
           <m:t>,    если группа g целит колонку arg_val</m:t>
         </m:r>
       </m:oMath>
-    </w:p>
-    <w:p>
-      <w:pPr>
+      <w:r>
+        <w:rPr>
+          <w:rFonts w:ascii="Times New Roman" w:cs="Times New Roman" w:eastAsia="Times New Roman" w:hAnsi="Times New Roman"/>
+          <w:sz w:val="28"/>
+          <w:szCs w:val="28"/>
+        </w:rPr>
+        <w:t xml:space="preserve">	(8.3)</w:t>
+      </w:r>
+    </w:p>
+    <w:p>
+      <w:pPr>
+        <w:tabs>
+          <w:tab w:val="center" w:pos="4678"/>
+          <w:tab w:val="right" w:pos="9355"/>
+        </w:tabs>
         <w:spacing w:after="160" w:before="160" w:line="360" w:lineRule="auto"/>
         <w:ind w:firstLine="0"/>
-        <w:jc w:val="center"/>
-      </w:pPr>
+        <w:jc w:val="left"/>
+      </w:pPr>
+      <w:r>
+        <w:rPr>
+          <w:rFonts w:ascii="Times New Roman" w:cs="Times New Roman" w:eastAsia="Times New Roman" w:hAnsi="Times New Roman"/>
+          <w:sz w:val="28"/>
+          <w:szCs w:val="28"/>
+        </w:rPr>
+        <w:t xml:space="preserve">	</w:t>
+      </w:r>
       <m:oMath>
         <m:sSub>
           <m:sSubPr/>
@@ -19277,6 +20367,14 @@
           <m:t>,    если группа g целит колонку correct_coeff</m:t>
         </m:r>
       </m:oMath>
+      <w:r>
+        <w:rPr>
+          <w:rFonts w:ascii="Times New Roman" w:cs="Times New Roman" w:eastAsia="Times New Roman" w:hAnsi="Times New Roman"/>
+          <w:sz w:val="28"/>
+          <w:szCs w:val="28"/>
+        </w:rPr>
+        <w:t xml:space="preserve">	(8.4)</w:t>
+      </w:r>
     </w:p>
     <w:p>
       <w:pPr>
@@ -19371,10 +20469,22 @@
     </w:p>
     <w:p>
       <w:pPr>
+        <w:tabs>
+          <w:tab w:val="center" w:pos="4678"/>
+          <w:tab w:val="right" w:pos="9355"/>
+        </w:tabs>
         <w:spacing w:after="160" w:before="160" w:line="360" w:lineRule="auto"/>
         <w:ind w:firstLine="0"/>
-        <w:jc w:val="center"/>
-      </w:pPr>
+        <w:jc w:val="left"/>
+      </w:pPr>
+      <w:r>
+        <w:rPr>
+          <w:rFonts w:ascii="Times New Roman" w:cs="Times New Roman" w:eastAsia="Times New Roman" w:hAnsi="Times New Roman"/>
+          <w:sz w:val="28"/>
+          <w:szCs w:val="28"/>
+        </w:rPr>
+        <w:t xml:space="preserve">	</w:t>
+      </w:r>
       <m:oMath>
         <m:sSup>
           <m:sSupPr/>
@@ -19435,13 +20545,33 @@
           <m:t>,    для всех g</m:t>
         </m:r>
       </m:oMath>
-    </w:p>
-    <w:p>
-      <w:pPr>
+      <w:r>
+        <w:rPr>
+          <w:rFonts w:ascii="Times New Roman" w:cs="Times New Roman" w:eastAsia="Times New Roman" w:hAnsi="Times New Roman"/>
+          <w:sz w:val="28"/>
+          <w:szCs w:val="28"/>
+        </w:rPr>
+        <w:t xml:space="preserve">	(8.5)</w:t>
+      </w:r>
+    </w:p>
+    <w:p>
+      <w:pPr>
+        <w:tabs>
+          <w:tab w:val="center" w:pos="4678"/>
+          <w:tab w:val="right" w:pos="9355"/>
+        </w:tabs>
         <w:spacing w:after="160" w:before="160" w:line="360" w:lineRule="auto"/>
         <w:ind w:firstLine="0"/>
-        <w:jc w:val="center"/>
-      </w:pPr>
+        <w:jc w:val="left"/>
+      </w:pPr>
+      <w:r>
+        <w:rPr>
+          <w:rFonts w:ascii="Times New Roman" w:cs="Times New Roman" w:eastAsia="Times New Roman" w:hAnsi="Times New Roman"/>
+          <w:sz w:val="28"/>
+          <w:szCs w:val="28"/>
+        </w:rPr>
+        <w:t xml:space="preserve">	</w:t>
+      </w:r>
       <m:oMath>
         <m:sSub>
           <m:sSubPr/>
@@ -19460,6 +20590,14 @@
           <m:t> ~ Uniform(−Δ, +Δ)</m:t>
         </m:r>
       </m:oMath>
+      <w:r>
+        <w:rPr>
+          <w:rFonts w:ascii="Times New Roman" w:cs="Times New Roman" w:eastAsia="Times New Roman" w:hAnsi="Times New Roman"/>
+          <w:sz w:val="28"/>
+          <w:szCs w:val="28"/>
+        </w:rPr>
+        <w:t xml:space="preserve">	(8.6)</w:t>
+      </w:r>
     </w:p>
     <w:p>
       <w:pPr>
@@ -19536,10 +20674,22 @@
     </w:p>
     <w:p>
       <w:pPr>
+        <w:tabs>
+          <w:tab w:val="center" w:pos="4678"/>
+          <w:tab w:val="right" w:pos="9355"/>
+        </w:tabs>
         <w:spacing w:after="160" w:before="160" w:line="360" w:lineRule="auto"/>
         <w:ind w:firstLine="0"/>
-        <w:jc w:val="center"/>
-      </w:pPr>
+        <w:jc w:val="left"/>
+      </w:pPr>
+      <w:r>
+        <w:rPr>
+          <w:rFonts w:ascii="Times New Roman" w:cs="Times New Roman" w:eastAsia="Times New Roman" w:hAnsi="Times New Roman"/>
+          <w:sz w:val="28"/>
+          <w:szCs w:val="28"/>
+        </w:rPr>
+        <w:t xml:space="preserve">	</w:t>
+      </w:r>
       <m:oMath>
         <m:r>
           <m:t>θ,  </m:t>
@@ -19574,13 +20724,33 @@
           </m:sub>
         </m:sSub>
       </m:oMath>
-    </w:p>
-    <w:p>
-      <w:pPr>
+      <w:r>
+        <w:rPr>
+          <w:rFonts w:ascii="Times New Roman" w:cs="Times New Roman" w:eastAsia="Times New Roman" w:hAnsi="Times New Roman"/>
+          <w:sz w:val="28"/>
+          <w:szCs w:val="28"/>
+        </w:rPr>
+        <w:t xml:space="preserve">	(8.7)</w:t>
+      </w:r>
+    </w:p>
+    <w:p>
+      <w:pPr>
+        <w:tabs>
+          <w:tab w:val="center" w:pos="4678"/>
+          <w:tab w:val="right" w:pos="9355"/>
+        </w:tabs>
         <w:spacing w:after="160" w:before="160" w:line="360" w:lineRule="auto"/>
         <w:ind w:firstLine="0"/>
-        <w:jc w:val="center"/>
-      </w:pPr>
+        <w:jc w:val="left"/>
+      </w:pPr>
+      <w:r>
+        <w:rPr>
+          <w:rFonts w:ascii="Times New Roman" w:cs="Times New Roman" w:eastAsia="Times New Roman" w:hAnsi="Times New Roman"/>
+          <w:sz w:val="28"/>
+          <w:szCs w:val="28"/>
+        </w:rPr>
+        <w:t xml:space="preserve">	</w:t>
+      </w:r>
       <m:oMath>
         <m:r>
           <m:t>θ,  </m:t>
@@ -19618,6 +20788,14 @@
           <m:t>,    иначе (откат)</m:t>
         </m:r>
       </m:oMath>
+      <w:r>
+        <w:rPr>
+          <w:rFonts w:ascii="Times New Roman" w:cs="Times New Roman" w:eastAsia="Times New Roman" w:hAnsi="Times New Roman"/>
+          <w:sz w:val="28"/>
+          <w:szCs w:val="28"/>
+        </w:rPr>
+        <w:t xml:space="preserve">	(8.8)</w:t>
+      </w:r>
     </w:p>
     <w:p>
       <w:pPr>
@@ -20831,10 +22009,22 @@
     </w:p>
     <w:p>
       <w:pPr>
+        <w:tabs>
+          <w:tab w:val="center" w:pos="4678"/>
+          <w:tab w:val="right" w:pos="9355"/>
+        </w:tabs>
         <w:spacing w:after="160" w:before="160" w:line="360" w:lineRule="auto"/>
         <w:ind w:firstLine="0"/>
-        <w:jc w:val="center"/>
-      </w:pPr>
+        <w:jc w:val="left"/>
+      </w:pPr>
+      <w:r>
+        <w:rPr>
+          <w:rFonts w:ascii="Times New Roman" w:cs="Times New Roman" w:eastAsia="Times New Roman" w:hAnsi="Times New Roman"/>
+          <w:sz w:val="28"/>
+          <w:szCs w:val="28"/>
+        </w:rPr>
+        <w:t xml:space="preserve">	</w:t>
+      </w:r>
       <m:oMath>
         <m:sSub>
           <m:sSubPr/>
@@ -20865,6 +22055,14 @@
           </m:den>
         </m:f>
       </m:oMath>
+      <w:r>
+        <w:rPr>
+          <w:rFonts w:ascii="Times New Roman" w:cs="Times New Roman" w:eastAsia="Times New Roman" w:hAnsi="Times New Roman"/>
+          <w:sz w:val="28"/>
+          <w:szCs w:val="28"/>
+        </w:rPr>
+        <w:t xml:space="preserve">	(9.1)</w:t>
+      </w:r>
     </w:p>
     <w:p>
       <w:pPr>
@@ -21035,22 +22233,54 @@
     </w:p>
     <w:p>
       <w:pPr>
+        <w:tabs>
+          <w:tab w:val="center" w:pos="4678"/>
+          <w:tab w:val="right" w:pos="9355"/>
+        </w:tabs>
         <w:spacing w:after="160" w:before="160" w:line="360" w:lineRule="auto"/>
         <w:ind w:firstLine="0"/>
-        <w:jc w:val="center"/>
-      </w:pPr>
+        <w:jc w:val="left"/>
+      </w:pPr>
+      <w:r>
+        <w:rPr>
+          <w:rFonts w:ascii="Times New Roman" w:cs="Times New Roman" w:eastAsia="Times New Roman" w:hAnsi="Times New Roman"/>
+          <w:sz w:val="28"/>
+          <w:szCs w:val="28"/>
+        </w:rPr>
+        <w:t xml:space="preserve">	</w:t>
+      </w:r>
       <m:oMath>
         <m:r>
           <m:t>ψ′ = ψ + Δψ</m:t>
         </m:r>
       </m:oMath>
-    </w:p>
-    <w:p>
-      <w:pPr>
+      <w:r>
+        <w:rPr>
+          <w:rFonts w:ascii="Times New Roman" w:cs="Times New Roman" w:eastAsia="Times New Roman" w:hAnsi="Times New Roman"/>
+          <w:sz w:val="28"/>
+          <w:szCs w:val="28"/>
+        </w:rPr>
+        <w:t xml:space="preserve">	(9.2)</w:t>
+      </w:r>
+    </w:p>
+    <w:p>
+      <w:pPr>
+        <w:tabs>
+          <w:tab w:val="center" w:pos="4678"/>
+          <w:tab w:val="right" w:pos="9355"/>
+        </w:tabs>
         <w:spacing w:after="160" w:before="160" w:line="360" w:lineRule="auto"/>
         <w:ind w:firstLine="0"/>
-        <w:jc w:val="center"/>
-      </w:pPr>
+        <w:jc w:val="left"/>
+      </w:pPr>
+      <w:r>
+        <w:rPr>
+          <w:rFonts w:ascii="Times New Roman" w:cs="Times New Roman" w:eastAsia="Times New Roman" w:hAnsi="Times New Roman"/>
+          <w:sz w:val="28"/>
+          <w:szCs w:val="28"/>
+        </w:rPr>
+        <w:t xml:space="preserve">	</w:t>
+      </w:r>
       <m:oMath>
         <m:r>
           <m:t>x′ = x + ℓ cos( ψ + </m:t>
@@ -21071,13 +22301,33 @@
           <m:t> )</m:t>
         </m:r>
       </m:oMath>
-    </w:p>
-    <w:p>
-      <w:pPr>
+      <w:r>
+        <w:rPr>
+          <w:rFonts w:ascii="Times New Roman" w:cs="Times New Roman" w:eastAsia="Times New Roman" w:hAnsi="Times New Roman"/>
+          <w:sz w:val="28"/>
+          <w:szCs w:val="28"/>
+        </w:rPr>
+        <w:t xml:space="preserve">	(9.3)</w:t>
+      </w:r>
+    </w:p>
+    <w:p>
+      <w:pPr>
+        <w:tabs>
+          <w:tab w:val="center" w:pos="4678"/>
+          <w:tab w:val="right" w:pos="9355"/>
+        </w:tabs>
         <w:spacing w:after="160" w:before="160" w:line="360" w:lineRule="auto"/>
         <w:ind w:firstLine="0"/>
-        <w:jc w:val="center"/>
-      </w:pPr>
+        <w:jc w:val="left"/>
+      </w:pPr>
+      <w:r>
+        <w:rPr>
+          <w:rFonts w:ascii="Times New Roman" w:cs="Times New Roman" w:eastAsia="Times New Roman" w:hAnsi="Times New Roman"/>
+          <w:sz w:val="28"/>
+          <w:szCs w:val="28"/>
+        </w:rPr>
+        <w:t xml:space="preserve">	</w:t>
+      </w:r>
       <m:oMath>
         <m:r>
           <m:t>y′ = y + ℓ sin( ψ + </m:t>
@@ -21098,6 +22348,14 @@
           <m:t> )</m:t>
         </m:r>
       </m:oMath>
+      <w:r>
+        <w:rPr>
+          <w:rFonts w:ascii="Times New Roman" w:cs="Times New Roman" w:eastAsia="Times New Roman" w:hAnsi="Times New Roman"/>
+          <w:sz w:val="28"/>
+          <w:szCs w:val="28"/>
+        </w:rPr>
+        <w:t xml:space="preserve">	(9.4)</w:t>
+      </w:r>
     </w:p>
     <w:p>
       <w:pPr>
@@ -23266,10 +24524,22 @@
     </w:p>
     <w:p>
       <w:pPr>
+        <w:tabs>
+          <w:tab w:val="center" w:pos="4678"/>
+          <w:tab w:val="right" w:pos="9355"/>
+        </w:tabs>
         <w:spacing w:after="160" w:before="160" w:line="360" w:lineRule="auto"/>
         <w:ind w:firstLine="0"/>
-        <w:jc w:val="center"/>
-      </w:pPr>
+        <w:jc w:val="left"/>
+      </w:pPr>
+      <w:r>
+        <w:rPr>
+          <w:rFonts w:ascii="Times New Roman" w:cs="Times New Roman" w:eastAsia="Times New Roman" w:hAnsi="Times New Roman"/>
+          <w:sz w:val="28"/>
+          <w:szCs w:val="28"/>
+        </w:rPr>
+        <w:t xml:space="preserve">	</w:t>
+      </w:r>
       <m:oMath>
         <m:sSub>
           <m:sSubPr/>
@@ -23352,6 +24622,14 @@
           <m:t> )</m:t>
         </m:r>
       </m:oMath>
+      <w:r>
+        <w:rPr>
+          <w:rFonts w:ascii="Times New Roman" w:cs="Times New Roman" w:eastAsia="Times New Roman" w:hAnsi="Times New Roman"/>
+          <w:sz w:val="28"/>
+          <w:szCs w:val="28"/>
+        </w:rPr>
+        <w:t xml:space="preserve">	(11.1)</w:t>
+      </w:r>
     </w:p>
     <w:p>
       <w:pPr>
@@ -23537,10 +24815,22 @@
     </w:p>
     <w:p>
       <w:pPr>
+        <w:tabs>
+          <w:tab w:val="center" w:pos="4678"/>
+          <w:tab w:val="right" w:pos="9355"/>
+        </w:tabs>
         <w:spacing w:after="160" w:before="160" w:line="360" w:lineRule="auto"/>
         <w:ind w:firstLine="0"/>
-        <w:jc w:val="center"/>
-      </w:pPr>
+        <w:jc w:val="left"/>
+      </w:pPr>
+      <w:r>
+        <w:rPr>
+          <w:rFonts w:ascii="Times New Roman" w:cs="Times New Roman" w:eastAsia="Times New Roman" w:hAnsi="Times New Roman"/>
+          <w:sz w:val="28"/>
+          <w:szCs w:val="28"/>
+        </w:rPr>
+        <w:t xml:space="preserve">	</w:t>
+      </w:r>
       <m:oMath>
         <m:r>
           <m:t>A(t) ≈ m t + </m:t>
@@ -23559,13 +24849,33 @@
           </m:sub>
         </m:sSub>
       </m:oMath>
-    </w:p>
-    <w:p>
-      <w:pPr>
+      <w:r>
+        <w:rPr>
+          <w:rFonts w:ascii="Times New Roman" w:cs="Times New Roman" w:eastAsia="Times New Roman" w:hAnsi="Times New Roman"/>
+          <w:sz w:val="28"/>
+          <w:szCs w:val="28"/>
+        </w:rPr>
+        <w:t xml:space="preserve">	(11.2)</w:t>
+      </w:r>
+    </w:p>
+    <w:p>
+      <w:pPr>
+        <w:tabs>
+          <w:tab w:val="center" w:pos="4678"/>
+          <w:tab w:val="right" w:pos="9355"/>
+        </w:tabs>
         <w:spacing w:after="160" w:before="160" w:line="360" w:lineRule="auto"/>
         <w:ind w:firstLine="0"/>
-        <w:jc w:val="center"/>
-      </w:pPr>
+        <w:jc w:val="left"/>
+      </w:pPr>
+      <w:r>
+        <w:rPr>
+          <w:rFonts w:ascii="Times New Roman" w:cs="Times New Roman" w:eastAsia="Times New Roman" w:hAnsi="Times New Roman"/>
+          <w:sz w:val="28"/>
+          <w:szCs w:val="28"/>
+        </w:rPr>
+        <w:t xml:space="preserve">	</w:t>
+      </w:r>
       <m:oMath>
         <m:r>
           <m:t>(m, </m:t>
@@ -23664,6 +24974,14 @@
           </m:e>
         </m:nary>
       </m:oMath>
+      <w:r>
+        <w:rPr>
+          <w:rFonts w:ascii="Times New Roman" w:cs="Times New Roman" w:eastAsia="Times New Roman" w:hAnsi="Times New Roman"/>
+          <w:sz w:val="28"/>
+          <w:szCs w:val="28"/>
+        </w:rPr>
+        <w:t xml:space="preserve">	(11.3)</w:t>
+      </w:r>
     </w:p>
     <w:p>
       <w:pPr>
@@ -23778,10 +25096,22 @@
     </w:p>
     <w:p>
       <w:pPr>
+        <w:tabs>
+          <w:tab w:val="center" w:pos="4678"/>
+          <w:tab w:val="right" w:pos="9355"/>
+        </w:tabs>
         <w:spacing w:after="160" w:before="160" w:line="360" w:lineRule="auto"/>
         <w:ind w:firstLine="0"/>
-        <w:jc w:val="center"/>
-      </w:pPr>
+        <w:jc w:val="left"/>
+      </w:pPr>
+      <w:r>
+        <w:rPr>
+          <w:rFonts w:ascii="Times New Roman" w:cs="Times New Roman" w:eastAsia="Times New Roman" w:hAnsi="Times New Roman"/>
+          <w:sz w:val="28"/>
+          <w:szCs w:val="28"/>
+        </w:rPr>
+        <w:t xml:space="preserve">	</w:t>
+      </w:r>
       <m:oMath>
         <m:r>
           <m:t>A(t) ≈ </m:t>
@@ -23816,13 +25146,33 @@
           </m:sup>
         </m:sSup>
       </m:oMath>
-    </w:p>
-    <w:p>
-      <w:pPr>
+      <w:r>
+        <w:rPr>
+          <w:rFonts w:ascii="Times New Roman" w:cs="Times New Roman" w:eastAsia="Times New Roman" w:hAnsi="Times New Roman"/>
+          <w:sz w:val="28"/>
+          <w:szCs w:val="28"/>
+        </w:rPr>
+        <w:t xml:space="preserve">	(11.4)</w:t>
+      </w:r>
+    </w:p>
+    <w:p>
+      <w:pPr>
+        <w:tabs>
+          <w:tab w:val="center" w:pos="4678"/>
+          <w:tab w:val="right" w:pos="9355"/>
+        </w:tabs>
         <w:spacing w:after="160" w:before="160" w:line="360" w:lineRule="auto"/>
         <w:ind w:firstLine="0"/>
-        <w:jc w:val="center"/>
-      </w:pPr>
+        <w:jc w:val="left"/>
+      </w:pPr>
+      <w:r>
+        <w:rPr>
+          <w:rFonts w:ascii="Times New Roman" w:cs="Times New Roman" w:eastAsia="Times New Roman" w:hAnsi="Times New Roman"/>
+          <w:sz w:val="28"/>
+          <w:szCs w:val="28"/>
+        </w:rPr>
+        <w:t xml:space="preserve">	</w:t>
+      </w:r>
       <m:oMath>
         <m:r>
           <m:t>ln A(t) ≈ ln </m:t>
@@ -23844,6 +25194,14 @@
           <m:t> + γ t</m:t>
         </m:r>
       </m:oMath>
+      <w:r>
+        <w:rPr>
+          <w:rFonts w:ascii="Times New Roman" w:cs="Times New Roman" w:eastAsia="Times New Roman" w:hAnsi="Times New Roman"/>
+          <w:sz w:val="28"/>
+          <w:szCs w:val="28"/>
+        </w:rPr>
+        <w:t xml:space="preserve">	(11.5)</w:t>
+      </w:r>
     </w:p>
     <w:p>
       <w:pPr>
@@ -23920,10 +25278,22 @@
     </w:p>
     <w:p>
       <w:pPr>
+        <w:tabs>
+          <w:tab w:val="center" w:pos="4678"/>
+          <w:tab w:val="right" w:pos="9355"/>
+        </w:tabs>
         <w:spacing w:after="160" w:before="160" w:line="360" w:lineRule="auto"/>
         <w:ind w:firstLine="0"/>
-        <w:jc w:val="center"/>
-      </w:pPr>
+        <w:jc w:val="left"/>
+      </w:pPr>
+      <w:r>
+        <w:rPr>
+          <w:rFonts w:ascii="Times New Roman" w:cs="Times New Roman" w:eastAsia="Times New Roman" w:hAnsi="Times New Roman"/>
+          <w:sz w:val="28"/>
+          <w:szCs w:val="28"/>
+        </w:rPr>
+        <w:t xml:space="preserve">	</w:t>
+      </w:r>
       <m:oMath>
         <m:sSup>
           <m:sSupPr/>
@@ -23974,13 +25344,33 @@
           </m:den>
         </m:f>
       </m:oMath>
-    </w:p>
-    <w:p>
-      <w:pPr>
+      <w:r>
+        <w:rPr>
+          <w:rFonts w:ascii="Times New Roman" w:cs="Times New Roman" w:eastAsia="Times New Roman" w:hAnsi="Times New Roman"/>
+          <w:sz w:val="28"/>
+          <w:szCs w:val="28"/>
+        </w:rPr>
+        <w:t xml:space="preserve">	(11.6)</w:t>
+      </w:r>
+    </w:p>
+    <w:p>
+      <w:pPr>
+        <w:tabs>
+          <w:tab w:val="center" w:pos="4678"/>
+          <w:tab w:val="right" w:pos="9355"/>
+        </w:tabs>
         <w:spacing w:after="160" w:before="160" w:line="360" w:lineRule="auto"/>
         <w:ind w:firstLine="0"/>
-        <w:jc w:val="center"/>
-      </w:pPr>
+        <w:jc w:val="left"/>
+      </w:pPr>
+      <w:r>
+        <w:rPr>
+          <w:rFonts w:ascii="Times New Roman" w:cs="Times New Roman" w:eastAsia="Times New Roman" w:hAnsi="Times New Roman"/>
+          <w:sz w:val="28"/>
+          <w:szCs w:val="28"/>
+        </w:rPr>
+        <w:t xml:space="preserve">	</w:t>
+      </w:r>
       <m:oMath>
         <m:sSub>
           <m:sSubPr/>
@@ -24079,13 +25469,33 @@
           </m:e>
         </m:nary>
       </m:oMath>
-    </w:p>
-    <w:p>
-      <w:pPr>
+      <w:r>
+        <w:rPr>
+          <w:rFonts w:ascii="Times New Roman" w:cs="Times New Roman" w:eastAsia="Times New Roman" w:hAnsi="Times New Roman"/>
+          <w:sz w:val="28"/>
+          <w:szCs w:val="28"/>
+        </w:rPr>
+        <w:t xml:space="preserve">	(11.7)</w:t>
+      </w:r>
+    </w:p>
+    <w:p>
+      <w:pPr>
+        <w:tabs>
+          <w:tab w:val="center" w:pos="4678"/>
+          <w:tab w:val="right" w:pos="9355"/>
+        </w:tabs>
         <w:spacing w:after="160" w:before="160" w:line="360" w:lineRule="auto"/>
         <w:ind w:firstLine="0"/>
-        <w:jc w:val="center"/>
-      </w:pPr>
+        <w:jc w:val="left"/>
+      </w:pPr>
+      <w:r>
+        <w:rPr>
+          <w:rFonts w:ascii="Times New Roman" w:cs="Times New Roman" w:eastAsia="Times New Roman" w:hAnsi="Times New Roman"/>
+          <w:sz w:val="28"/>
+          <w:szCs w:val="28"/>
+        </w:rPr>
+        <w:t xml:space="preserve">	</w:t>
+      </w:r>
       <m:oMath>
         <m:sSub>
           <m:sSubPr/>
@@ -24152,6 +25562,14 @@
           </m:e>
         </m:nary>
       </m:oMath>
+      <w:r>
+        <w:rPr>
+          <w:rFonts w:ascii="Times New Roman" w:cs="Times New Roman" w:eastAsia="Times New Roman" w:hAnsi="Times New Roman"/>
+          <w:sz w:val="28"/>
+          <w:szCs w:val="28"/>
+        </w:rPr>
+        <w:t xml:space="preserve">	(11.8)</w:t>
+      </w:r>
     </w:p>
     <w:p>
       <w:pPr>
@@ -24345,10 +25763,22 @@
     </w:p>
     <w:p>
       <w:pPr>
+        <w:tabs>
+          <w:tab w:val="center" w:pos="4678"/>
+          <w:tab w:val="right" w:pos="9355"/>
+        </w:tabs>
         <w:spacing w:after="160" w:before="160" w:line="360" w:lineRule="auto"/>
         <w:ind w:firstLine="0"/>
-        <w:jc w:val="center"/>
-      </w:pPr>
+        <w:jc w:val="left"/>
+      </w:pPr>
+      <w:r>
+        <w:rPr>
+          <w:rFonts w:ascii="Times New Roman" w:cs="Times New Roman" w:eastAsia="Times New Roman" w:hAnsi="Times New Roman"/>
+          <w:sz w:val="28"/>
+          <w:szCs w:val="28"/>
+        </w:rPr>
+        <w:t xml:space="preserve">	</w:t>
+      </w:r>
       <m:oMath>
         <m:r>
           <m:t>Â(</m:t>
@@ -24445,13 +25875,33 @@
           </m:e>
         </m:nary>
       </m:oMath>
-    </w:p>
-    <w:p>
-      <w:pPr>
+      <w:r>
+        <w:rPr>
+          <w:rFonts w:ascii="Times New Roman" w:cs="Times New Roman" w:eastAsia="Times New Roman" w:hAnsi="Times New Roman"/>
+          <w:sz w:val="28"/>
+          <w:szCs w:val="28"/>
+        </w:rPr>
+        <w:t xml:space="preserve">	(11.9)</w:t>
+      </w:r>
+    </w:p>
+    <w:p>
+      <w:pPr>
+        <w:tabs>
+          <w:tab w:val="center" w:pos="4678"/>
+          <w:tab w:val="right" w:pos="9355"/>
+        </w:tabs>
         <w:spacing w:after="160" w:before="160" w:line="360" w:lineRule="auto"/>
         <w:ind w:firstLine="0"/>
-        <w:jc w:val="center"/>
-      </w:pPr>
+        <w:jc w:val="left"/>
+      </w:pPr>
+      <w:r>
+        <w:rPr>
+          <w:rFonts w:ascii="Times New Roman" w:cs="Times New Roman" w:eastAsia="Times New Roman" w:hAnsi="Times New Roman"/>
+          <w:sz w:val="28"/>
+          <w:szCs w:val="28"/>
+        </w:rPr>
+        <w:t xml:space="preserve">	</w:t>
+      </w:r>
       <m:oMath>
         <m:sSub>
           <m:sSubPr/>
@@ -24498,6 +25948,14 @@
           <m:t>,    n = 0, 1, …, K−1</m:t>
         </m:r>
       </m:oMath>
+      <w:r>
+        <w:rPr>
+          <w:rFonts w:ascii="Times New Roman" w:cs="Times New Roman" w:eastAsia="Times New Roman" w:hAnsi="Times New Roman"/>
+          <w:sz w:val="28"/>
+          <w:szCs w:val="28"/>
+        </w:rPr>
+        <w:t xml:space="preserve">	(11.10)</w:t>
+      </w:r>
     </w:p>
     <w:p>
       <w:pPr>
@@ -24641,10 +26099,22 @@
     </w:p>
     <w:p>
       <w:pPr>
+        <w:tabs>
+          <w:tab w:val="center" w:pos="4678"/>
+          <w:tab w:val="right" w:pos="9355"/>
+        </w:tabs>
         <w:spacing w:after="160" w:before="160" w:line="360" w:lineRule="auto"/>
         <w:ind w:firstLine="0"/>
-        <w:jc w:val="center"/>
-      </w:pPr>
+        <w:jc w:val="left"/>
+      </w:pPr>
+      <w:r>
+        <w:rPr>
+          <w:rFonts w:ascii="Times New Roman" w:cs="Times New Roman" w:eastAsia="Times New Roman" w:hAnsi="Times New Roman"/>
+          <w:sz w:val="28"/>
+          <w:szCs w:val="28"/>
+        </w:rPr>
+        <w:t xml:space="preserve">	</w:t>
+      </w:r>
       <m:oMath>
         <m:sSub>
           <m:sSubPr/>
@@ -24721,6 +26191,14 @@
           <m:t>)|</m:t>
         </m:r>
       </m:oMath>
+      <w:r>
+        <w:rPr>
+          <w:rFonts w:ascii="Times New Roman" w:cs="Times New Roman" w:eastAsia="Times New Roman" w:hAnsi="Times New Roman"/>
+          <w:sz w:val="28"/>
+          <w:szCs w:val="28"/>
+        </w:rPr>
+        <w:t xml:space="preserve">	(11.11)</w:t>
+      </w:r>
     </w:p>
     <w:p>
       <w:pPr>

--- a/docs/algorithms.docx
+++ b/docs/algorithms.docx
@@ -257,20 +257,13 @@
           </w:rPr>
           <w:t xml:space="preserve">Введение</w:t>
         </w:r>
-      </w:hyperlink>
-      <w:r>
-        <w:rPr>
-          <w:rFonts w:ascii="Times New Roman" w:cs="Times New Roman" w:eastAsia="Times New Roman" w:hAnsi="Times New Roman"/>
-          <w:sz w:val="28"/>
-          <w:szCs w:val="28"/>
-        </w:rPr>
-        <w:t xml:space="preserve">	</w:t>
-      </w:r>
-      <w:hyperlink w:history="1" w:anchor="sec_intro">
         <w:r>
-          <w:fldChar w:fldCharType="begin" w:dirty="true"/>
-          <w:instrText xml:space="preserve">PAGEREF sec_intro</w:instrText>
-          <w:fldChar w:fldCharType="end"/>
+          <w:rPr>
+            <w:rFonts w:ascii="Times New Roman" w:cs="Times New Roman" w:eastAsia="Times New Roman" w:hAnsi="Times New Roman"/>
+            <w:sz w:val="28"/>
+            <w:szCs w:val="28"/>
+          </w:rPr>
+          <w:t xml:space="preserve">	</w:t>
         </w:r>
       </w:hyperlink>
     </w:p>
@@ -291,20 +284,13 @@
           </w:rPr>
           <w:t xml:space="preserve">1 Интегратор Бориса — релятивистский симплектический интегратор</w:t>
         </w:r>
-      </w:hyperlink>
-      <w:r>
-        <w:rPr>
-          <w:rFonts w:ascii="Times New Roman" w:cs="Times New Roman" w:eastAsia="Times New Roman" w:hAnsi="Times New Roman"/>
-          <w:sz w:val="28"/>
-          <w:szCs w:val="28"/>
-        </w:rPr>
-        <w:t xml:space="preserve">	</w:t>
-      </w:r>
-      <w:hyperlink w:history="1" w:anchor="sec_1">
         <w:r>
-          <w:fldChar w:fldCharType="begin" w:dirty="true"/>
-          <w:instrText xml:space="preserve">PAGEREF sec_1</w:instrText>
-          <w:fldChar w:fldCharType="end"/>
+          <w:rPr>
+            <w:rFonts w:ascii="Times New Roman" w:cs="Times New Roman" w:eastAsia="Times New Roman" w:hAnsi="Times New Roman"/>
+            <w:sz w:val="28"/>
+            <w:szCs w:val="28"/>
+          </w:rPr>
+          <w:t xml:space="preserve">	</w:t>
         </w:r>
       </w:hyperlink>
     </w:p>
@@ -325,20 +311,13 @@
           </w:rPr>
           <w:t xml:space="preserve">2 Трилинейная интерполяция поля с учётом YZ-симметрии</w:t>
         </w:r>
-      </w:hyperlink>
-      <w:r>
-        <w:rPr>
-          <w:rFonts w:ascii="Times New Roman" w:cs="Times New Roman" w:eastAsia="Times New Roman" w:hAnsi="Times New Roman"/>
-          <w:sz w:val="28"/>
-          <w:szCs w:val="28"/>
-        </w:rPr>
-        <w:t xml:space="preserve">	</w:t>
-      </w:r>
-      <w:hyperlink w:history="1" w:anchor="sec_2">
         <w:r>
-          <w:fldChar w:fldCharType="begin" w:dirty="true"/>
-          <w:instrText xml:space="preserve">PAGEREF sec_2</w:instrText>
-          <w:fldChar w:fldCharType="end"/>
+          <w:rPr>
+            <w:rFonts w:ascii="Times New Roman" w:cs="Times New Roman" w:eastAsia="Times New Roman" w:hAnsi="Times New Roman"/>
+            <w:sz w:val="28"/>
+            <w:szCs w:val="28"/>
+          </w:rPr>
+          <w:t xml:space="preserve">	</w:t>
         </w:r>
       </w:hyperlink>
     </w:p>
@@ -359,20 +338,13 @@
           </w:rPr>
           <w:t xml:space="preserve">3 Двумерный bucket-индекс магнитов</w:t>
         </w:r>
-      </w:hyperlink>
-      <w:r>
-        <w:rPr>
-          <w:rFonts w:ascii="Times New Roman" w:cs="Times New Roman" w:eastAsia="Times New Roman" w:hAnsi="Times New Roman"/>
-          <w:sz w:val="28"/>
-          <w:szCs w:val="28"/>
-        </w:rPr>
-        <w:t xml:space="preserve">	</w:t>
-      </w:r>
-      <w:hyperlink w:history="1" w:anchor="sec_3">
         <w:r>
-          <w:fldChar w:fldCharType="begin" w:dirty="true"/>
-          <w:instrText xml:space="preserve">PAGEREF sec_3</w:instrText>
-          <w:fldChar w:fldCharType="end"/>
+          <w:rPr>
+            <w:rFonts w:ascii="Times New Roman" w:cs="Times New Roman" w:eastAsia="Times New Roman" w:hAnsi="Times New Roman"/>
+            <w:sz w:val="28"/>
+            <w:szCs w:val="28"/>
+          </w:rPr>
+          <w:t xml:space="preserve">	</w:t>
         </w:r>
       </w:hyperlink>
     </w:p>
@@ -393,20 +365,13 @@
           </w:rPr>
           <w:t xml:space="preserve">4 Вклад магнита с прескринингом по охватывающей сфере</w:t>
         </w:r>
-      </w:hyperlink>
-      <w:r>
-        <w:rPr>
-          <w:rFonts w:ascii="Times New Roman" w:cs="Times New Roman" w:eastAsia="Times New Roman" w:hAnsi="Times New Roman"/>
-          <w:sz w:val="28"/>
-          <w:szCs w:val="28"/>
-        </w:rPr>
-        <w:t xml:space="preserve">	</w:t>
-      </w:r>
-      <w:hyperlink w:history="1" w:anchor="sec_4">
         <w:r>
-          <w:fldChar w:fldCharType="begin" w:dirty="true"/>
-          <w:instrText xml:space="preserve">PAGEREF sec_4</w:instrText>
-          <w:fldChar w:fldCharType="end"/>
+          <w:rPr>
+            <w:rFonts w:ascii="Times New Roman" w:cs="Times New Roman" w:eastAsia="Times New Roman" w:hAnsi="Times New Roman"/>
+            <w:sz w:val="28"/>
+            <w:szCs w:val="28"/>
+          </w:rPr>
+          <w:t xml:space="preserve">	</w:t>
         </w:r>
       </w:hyperlink>
     </w:p>
@@ -427,20 +392,13 @@
           </w:rPr>
           <w:t xml:space="preserve">5 Детектор пересечения финишной плоскости</w:t>
         </w:r>
-      </w:hyperlink>
-      <w:r>
-        <w:rPr>
-          <w:rFonts w:ascii="Times New Roman" w:cs="Times New Roman" w:eastAsia="Times New Roman" w:hAnsi="Times New Roman"/>
-          <w:sz w:val="28"/>
-          <w:szCs w:val="28"/>
-        </w:rPr>
-        <w:t xml:space="preserve">	</w:t>
-      </w:r>
-      <w:hyperlink w:history="1" w:anchor="sec_5">
         <w:r>
-          <w:fldChar w:fldCharType="begin" w:dirty="true"/>
-          <w:instrText xml:space="preserve">PAGEREF sec_5</w:instrText>
-          <w:fldChar w:fldCharType="end"/>
+          <w:rPr>
+            <w:rFonts w:ascii="Times New Roman" w:cs="Times New Roman" w:eastAsia="Times New Roman" w:hAnsi="Times New Roman"/>
+            <w:sz w:val="28"/>
+            <w:szCs w:val="28"/>
+          </w:rPr>
+          <w:t xml:space="preserve">	</w:t>
         </w:r>
       </w:hyperlink>
     </w:p>
@@ -461,20 +419,13 @@
           </w:rPr>
           <w:t xml:space="preserve">6 Расстояние от точки до полилинии проектной орбиты</w:t>
         </w:r>
-      </w:hyperlink>
-      <w:r>
-        <w:rPr>
-          <w:rFonts w:ascii="Times New Roman" w:cs="Times New Roman" w:eastAsia="Times New Roman" w:hAnsi="Times New Roman"/>
-          <w:sz w:val="28"/>
-          <w:szCs w:val="28"/>
-        </w:rPr>
-        <w:t xml:space="preserve">	</w:t>
-      </w:r>
-      <w:hyperlink w:history="1" w:anchor="sec_6">
         <w:r>
-          <w:fldChar w:fldCharType="begin" w:dirty="true"/>
-          <w:instrText xml:space="preserve">PAGEREF sec_6</w:instrText>
-          <w:fldChar w:fldCharType="end"/>
+          <w:rPr>
+            <w:rFonts w:ascii="Times New Roman" w:cs="Times New Roman" w:eastAsia="Times New Roman" w:hAnsi="Times New Roman"/>
+            <w:sz w:val="28"/>
+            <w:szCs w:val="28"/>
+          </w:rPr>
+          <w:t xml:space="preserve">	</w:t>
         </w:r>
       </w:hyperlink>
     </w:p>
@@ -495,20 +446,13 @@
           </w:rPr>
           <w:t xml:space="preserve">7 Составная функция потерь оптимизатора</w:t>
         </w:r>
-      </w:hyperlink>
-      <w:r>
-        <w:rPr>
-          <w:rFonts w:ascii="Times New Roman" w:cs="Times New Roman" w:eastAsia="Times New Roman" w:hAnsi="Times New Roman"/>
-          <w:sz w:val="28"/>
-          <w:szCs w:val="28"/>
-        </w:rPr>
-        <w:t xml:space="preserve">	</w:t>
-      </w:r>
-      <w:hyperlink w:history="1" w:anchor="sec_7">
         <w:r>
-          <w:fldChar w:fldCharType="begin" w:dirty="true"/>
-          <w:instrText xml:space="preserve">PAGEREF sec_7</w:instrText>
-          <w:fldChar w:fldCharType="end"/>
+          <w:rPr>
+            <w:rFonts w:ascii="Times New Roman" w:cs="Times New Roman" w:eastAsia="Times New Roman" w:hAnsi="Times New Roman"/>
+            <w:sz w:val="28"/>
+            <w:szCs w:val="28"/>
+          </w:rPr>
+          <w:t xml:space="preserve">	</w:t>
         </w:r>
       </w:hyperlink>
     </w:p>
@@ -529,20 +473,13 @@
           </w:rPr>
           <w:t xml:space="preserve">8 Стохастический оптимизатор (hill-climber c киками)</w:t>
         </w:r>
-      </w:hyperlink>
-      <w:r>
-        <w:rPr>
-          <w:rFonts w:ascii="Times New Roman" w:cs="Times New Roman" w:eastAsia="Times New Roman" w:hAnsi="Times New Roman"/>
-          <w:sz w:val="28"/>
-          <w:szCs w:val="28"/>
-        </w:rPr>
-        <w:t xml:space="preserve">	</w:t>
-      </w:r>
-      <w:hyperlink w:history="1" w:anchor="sec_8">
         <w:r>
-          <w:fldChar w:fldCharType="begin" w:dirty="true"/>
-          <w:instrText xml:space="preserve">PAGEREF sec_8</w:instrText>
-          <w:fldChar w:fldCharType="end"/>
+          <w:rPr>
+            <w:rFonts w:ascii="Times New Roman" w:cs="Times New Roman" w:eastAsia="Times New Roman" w:hAnsi="Times New Roman"/>
+            <w:sz w:val="28"/>
+            <w:szCs w:val="28"/>
+          </w:rPr>
+          <w:t xml:space="preserve">	</w:t>
         </w:r>
       </w:hyperlink>
     </w:p>
@@ -563,20 +500,13 @@
           </w:rPr>
           <w:t xml:space="preserve">9 Генерация решётки из LTE-описания</w:t>
         </w:r>
-      </w:hyperlink>
-      <w:r>
-        <w:rPr>
-          <w:rFonts w:ascii="Times New Roman" w:cs="Times New Roman" w:eastAsia="Times New Roman" w:hAnsi="Times New Roman"/>
-          <w:sz w:val="28"/>
-          <w:szCs w:val="28"/>
-        </w:rPr>
-        <w:t xml:space="preserve">	</w:t>
-      </w:r>
-      <w:hyperlink w:history="1" w:anchor="sec_9">
         <w:r>
-          <w:fldChar w:fldCharType="begin" w:dirty="true"/>
-          <w:instrText xml:space="preserve">PAGEREF sec_9</w:instrText>
-          <w:fldChar w:fldCharType="end"/>
+          <w:rPr>
+            <w:rFonts w:ascii="Times New Roman" w:cs="Times New Roman" w:eastAsia="Times New Roman" w:hAnsi="Times New Roman"/>
+            <w:sz w:val="28"/>
+            <w:szCs w:val="28"/>
+          </w:rPr>
+          <w:t xml:space="preserve">	</w:t>
         </w:r>
       </w:hyperlink>
     </w:p>
@@ -597,20 +527,13 @@
           </w:rPr>
           <w:t xml:space="preserve">10 Сборка таблицы конфигурации и суб-решёток</w:t>
         </w:r>
-      </w:hyperlink>
-      <w:r>
-        <w:rPr>
-          <w:rFonts w:ascii="Times New Roman" w:cs="Times New Roman" w:eastAsia="Times New Roman" w:hAnsi="Times New Roman"/>
-          <w:sz w:val="28"/>
-          <w:szCs w:val="28"/>
-        </w:rPr>
-        <w:t xml:space="preserve">	</w:t>
-      </w:r>
-      <w:hyperlink w:history="1" w:anchor="sec_10">
         <w:r>
-          <w:fldChar w:fldCharType="begin" w:dirty="true"/>
-          <w:instrText xml:space="preserve">PAGEREF sec_10</w:instrText>
-          <w:fldChar w:fldCharType="end"/>
+          <w:rPr>
+            <w:rFonts w:ascii="Times New Roman" w:cs="Times New Roman" w:eastAsia="Times New Roman" w:hAnsi="Times New Roman"/>
+            <w:sz w:val="28"/>
+            <w:szCs w:val="28"/>
+          </w:rPr>
+          <w:t xml:space="preserve">	</w:t>
         </w:r>
       </w:hyperlink>
     </w:p>
@@ -631,20 +554,13 @@
           </w:rPr>
           <w:t xml:space="preserve">11 Анализ огибающей и бетатронных частот по FFT</w:t>
         </w:r>
-      </w:hyperlink>
-      <w:r>
-        <w:rPr>
-          <w:rFonts w:ascii="Times New Roman" w:cs="Times New Roman" w:eastAsia="Times New Roman" w:hAnsi="Times New Roman"/>
-          <w:sz w:val="28"/>
-          <w:szCs w:val="28"/>
-        </w:rPr>
-        <w:t xml:space="preserve">	</w:t>
-      </w:r>
-      <w:hyperlink w:history="1" w:anchor="sec_11">
         <w:r>
-          <w:fldChar w:fldCharType="begin" w:dirty="true"/>
-          <w:instrText xml:space="preserve">PAGEREF sec_11</w:instrText>
-          <w:fldChar w:fldCharType="end"/>
+          <w:rPr>
+            <w:rFonts w:ascii="Times New Roman" w:cs="Times New Roman" w:eastAsia="Times New Roman" w:hAnsi="Times New Roman"/>
+            <w:sz w:val="28"/>
+            <w:szCs w:val="28"/>
+          </w:rPr>
+          <w:t xml:space="preserve">	</w:t>
         </w:r>
       </w:hyperlink>
     </w:p>
@@ -665,20 +581,13 @@
           </w:rPr>
           <w:t xml:space="preserve">А Приложение А. Файлы конфигурации</w:t>
         </w:r>
-      </w:hyperlink>
-      <w:r>
-        <w:rPr>
-          <w:rFonts w:ascii="Times New Roman" w:cs="Times New Roman" w:eastAsia="Times New Roman" w:hAnsi="Times New Roman"/>
-          <w:sz w:val="28"/>
-          <w:szCs w:val="28"/>
-        </w:rPr>
-        <w:t xml:space="preserve">	</w:t>
-      </w:r>
-      <w:hyperlink w:history="1" w:anchor="sec_a">
         <w:r>
-          <w:fldChar w:fldCharType="begin" w:dirty="true"/>
-          <w:instrText xml:space="preserve">PAGEREF sec_a</w:instrText>
-          <w:fldChar w:fldCharType="end"/>
+          <w:rPr>
+            <w:rFonts w:ascii="Times New Roman" w:cs="Times New Roman" w:eastAsia="Times New Roman" w:hAnsi="Times New Roman"/>
+            <w:sz w:val="28"/>
+            <w:szCs w:val="28"/>
+          </w:rPr>
+          <w:t xml:space="preserve">	</w:t>
         </w:r>
       </w:hyperlink>
     </w:p>
@@ -699,20 +608,13 @@
           </w:rPr>
           <w:t xml:space="preserve">Б Приложение Б. Файлы данных</w:t>
         </w:r>
-      </w:hyperlink>
-      <w:r>
-        <w:rPr>
-          <w:rFonts w:ascii="Times New Roman" w:cs="Times New Roman" w:eastAsia="Times New Roman" w:hAnsi="Times New Roman"/>
-          <w:sz w:val="28"/>
-          <w:szCs w:val="28"/>
-        </w:rPr>
-        <w:t xml:space="preserve">	</w:t>
-      </w:r>
-      <w:hyperlink w:history="1" w:anchor="sec_b">
         <w:r>
-          <w:fldChar w:fldCharType="begin" w:dirty="true"/>
-          <w:instrText xml:space="preserve">PAGEREF sec_b</w:instrText>
-          <w:fldChar w:fldCharType="end"/>
+          <w:rPr>
+            <w:rFonts w:ascii="Times New Roman" w:cs="Times New Roman" w:eastAsia="Times New Roman" w:hAnsi="Times New Roman"/>
+            <w:sz w:val="28"/>
+            <w:szCs w:val="28"/>
+          </w:rPr>
+          <w:t xml:space="preserve">	</w:t>
         </w:r>
       </w:hyperlink>
     </w:p>

--- a/docs/algorithms.docx
+++ b/docs/algorithms.docx
@@ -747,7 +747,7 @@
           <w:sz w:val="28"/>
           <w:szCs w:val="28"/>
         </w:rPr>
-        <w:t xml:space="preserve">Одношаговый релятивистский интегратор уравнений движения заряженной частицы в произвольном электромагнитном поле. Реализован по схеме Бориса с расщеплением drift–kick–drift. Обладает следующими свойствами:</w:t>
+        <w:t xml:space="preserve">Интегратор Бориса представляет собой одношаговый релятивистский метод продвижения заряженной частицы в произвольном электромагнитном поле. В данной работе применяется его реализация по схеме расщепления drift–kick–drift. Метод обладает следующими свойствами:</w:t>
       </w:r>
     </w:p>
     <w:p>
@@ -777,7 +777,7 @@
           <w:sz w:val="28"/>
           <w:szCs w:val="28"/>
         </w:rPr>
-        <w:t xml:space="preserve">— точно сохраняет модуль импульса |p|² для чисто магнитного поля (шаг поворота является ортогональным преобразованием по построению);</w:t>
+        <w:t xml:space="preserve">— точно сохраняет модуль импульса |p|² для чисто магнитного поля, поскольку шаг поворота является ортогональным преобразованием по построению;</w:t>
       </w:r>
     </w:p>
     <w:p>
@@ -792,7 +792,7 @@
           <w:sz w:val="28"/>
           <w:szCs w:val="28"/>
         </w:rPr>
-        <w:t xml:space="preserve">— симметричен по времени, формальный порядок аппроксимации — O(dt²);</w:t>
+        <w:t xml:space="preserve">— симметричен по времени, формальный порядок аппроксимации составляет O(dt²);</w:t>
       </w:r>
     </w:p>
     <w:p>
@@ -807,7 +807,7 @@
           <w:sz w:val="28"/>
           <w:szCs w:val="28"/>
         </w:rPr>
-        <w:t xml:space="preserve">— требует одного вычисления поля за шаг (против четырёх в методе Рунге–Кутты 4-го порядка), что даёт ускорение приблизительно в 4 раза по сравнению с РК4 при идентичном бюджете шагов.</w:t>
+        <w:t xml:space="preserve">— требует одного вычисления поля за шаг — против четырёх в методе Рунге–Кутты 4-го порядка, что даёт ускорение приблизительно в 4 раза при идентичном бюджете шагов.</w:t>
       </w:r>
     </w:p>
     <w:p>
@@ -2176,7 +2176,7 @@
           <w:sz w:val="28"/>
           <w:szCs w:val="28"/>
         </w:rPr>
-        <w:t xml:space="preserve">Уравнения движения релятивистской заряженной частицы (уравнения Лоренца):</w:t>
+        <w:t xml:space="preserve">Движение релятивистской заряженной частицы в электромагнитном поле описывается классическими уравнениями Лоренца:</w:t>
       </w:r>
     </w:p>
     <w:p>
@@ -2250,7 +2250,7 @@
           <w:sz w:val="28"/>
           <w:szCs w:val="28"/>
         </w:rPr>
-        <w:t xml:space="preserve">Обозначения:</w:t>
+        <w:t xml:space="preserve">Здесь приняты следующие обозначения:</w:t>
       </w:r>
     </w:p>
     <w:p>
@@ -2334,7 +2334,7 @@
           <w:sz w:val="28"/>
           <w:szCs w:val="28"/>
         </w:rPr>
-        <w:t xml:space="preserve"> — релятивистский импульс, кг·м/с (величина, реально интегрируемая кодом; совпадает с классическим mv только при малых скоростях).</w:t>
+        <w:t xml:space="preserve"> — релятивистский импульс, кг·м/с — величина, непосредственно интегрируемая в коде; совпадает с классическим mv только при малых скоростях.</w:t>
       </w:r>
     </w:p>
     <w:p>
@@ -2362,7 +2362,7 @@
           <w:sz w:val="28"/>
           <w:szCs w:val="28"/>
         </w:rPr>
-        <w:t xml:space="preserve"> — заряд частицы, Кл; для электронов q = −1,602·10⁻¹⁹ Кл.</w:t>
+        <w:t xml:space="preserve"> — заряд частицы, Кл; для электронов принимается q = −1,602·10⁻¹⁹ Кл.</w:t>
       </w:r>
     </w:p>
     <w:p>
@@ -2390,7 +2390,7 @@
           <w:sz w:val="28"/>
           <w:szCs w:val="28"/>
         </w:rPr>
-        <w:t xml:space="preserve"> — масса покоя, кг; для электронов m = 9,109·10⁻³¹ кг.</w:t>
+        <w:t xml:space="preserve"> — масса покоя, кг; для электронов принимается m = 9,109·10⁻³¹ кг.</w:t>
       </w:r>
     </w:p>
     <w:p>
@@ -2418,7 +2418,7 @@
           <w:sz w:val="28"/>
           <w:szCs w:val="28"/>
         </w:rPr>
-        <w:t xml:space="preserve"> — векторы электрического и магнитного полей в точке частицы, В/м и Тл.</w:t>
+        <w:t xml:space="preserve"> — векторы электрического и магнитного полей в точке частицы, В/м и Тл соответственно.</w:t>
       </w:r>
     </w:p>
     <w:p>
@@ -2461,7 +2461,7 @@
           <w:sz w:val="28"/>
           <w:szCs w:val="28"/>
         </w:rPr>
-        <w:t xml:space="preserve">Векторное произведение v × B есть магнитная сила Лоренца на единицу заряда: магнитное поле искривляет траекторию, но не совершает работу, и энергия сохраняется точно.</w:t>
+        <w:t xml:space="preserve">Стоит отметить, что векторное произведение v × B соответствует магнитной составляющей силы Лоренца, отнесённой к единице заряда. Магнитное поле искривляет траекторию частицы, однако работы не совершает, и кинетическая энергия сохраняется точно.</w:t>
       </w:r>
     </w:p>
     <w:p>
@@ -2476,7 +2476,7 @@
           <w:sz w:val="28"/>
           <w:szCs w:val="28"/>
         </w:rPr>
-        <w:t xml:space="preserve">Релятивистский импульс и Лоренц-фактор:</w:t>
+        <w:t xml:space="preserve">Связь импульса и скорости задаётся через релятивистский Лоренц-фактор:</w:t>
       </w:r>
     </w:p>
     <w:p>
@@ -2669,7 +2669,7 @@
           <w:sz w:val="28"/>
           <w:szCs w:val="28"/>
         </w:rPr>
-        <w:t xml:space="preserve">Обозначения:</w:t>
+        <w:t xml:space="preserve">где:</w:t>
       </w:r>
     </w:p>
     <w:p>
@@ -2710,7 +2710,7 @@
           <w:sz w:val="28"/>
           <w:szCs w:val="28"/>
         </w:rPr>
-        <w:t xml:space="preserve"> — Лоренц-фактор, безразмерная величина, мера релятивистичности движения (γ = 1 в покое, γ → ∞ при |v| → c).</w:t>
+        <w:t xml:space="preserve"> — Лоренц-фактор, безразмерная величина, характеризующая степень релятивистичности движения (γ = 1 в покое, γ → ∞ при |v| → c).</w:t>
       </w:r>
     </w:p>
     <w:p>
@@ -2738,7 +2738,7 @@
           <w:sz w:val="28"/>
           <w:szCs w:val="28"/>
         </w:rPr>
-        <w:t xml:space="preserve"> — скорость света (точное значение по определению метра).</w:t>
+        <w:t xml:space="preserve"> — скорость света в вакууме (точное значение по определению метра).</w:t>
       </w:r>
     </w:p>
     <w:p>
@@ -2985,7 +2985,7 @@
           <w:sz w:val="28"/>
           <w:szCs w:val="28"/>
         </w:rPr>
-        <w:t xml:space="preserve">Вторая форма (через |p|) и используется в коде: γ восстанавливается прямо из p, не требуя хранения скорости. В текущей решётке все устройства магнитные, поэтому E ≡ 0; шаги E-толчка ниже не оказывают воздействия на импульс, общая форма сохранена на случай появления электростатических элементов.</w:t>
+        <w:t xml:space="preserve">Стоит отметить, что в коде применяется именно вторая форма — через |p|: значение γ восстанавливается непосредственно по импульсу, и хранить скорость отдельно не требуется. В рассматриваемой решётке все устройства являются магнитными, поэтому E ≡ 0, и шаги E-толчка, рассмотренные ниже, не оказывают воздействия на импульс. Тем не менее общая форма уравнений сохранена — для возможного включения электростатических элементов в будущем.</w:t>
       </w:r>
     </w:p>
     <w:p>
@@ -3000,7 +3000,7 @@
           <w:sz w:val="28"/>
           <w:szCs w:val="28"/>
         </w:rPr>
-        <w:t xml:space="preserve">Расщепление Бориса. Один шаг Δt состоит из семи подопераций над состоянием (xₙ, pₙ) → (xₙ₊₁, pₙ₊₁).</w:t>
+        <w:t xml:space="preserve">Алгоритм Бориса представляет собой расщепление одного шага Δt на семь последовательных подопераций над состоянием частицы (xₙ, pₙ) → (xₙ₊₁, pₙ₊₁), которые описаны далее.</w:t>
       </w:r>
     </w:p>
     <w:p>
@@ -3015,7 +3015,7 @@
           <w:sz w:val="28"/>
           <w:szCs w:val="28"/>
         </w:rPr>
-        <w:t xml:space="preserve">Шаг 1 — полудрейф (координаты сдвигаются на половину шага по текущему импульсу):</w:t>
+        <w:t xml:space="preserve">На первом этапе выполняется полудрейф — координаты частицы продвигаются на половину шага по текущему импульсу:</w:t>
       </w:r>
     </w:p>
     <w:p>
@@ -3132,6 +3132,21 @@
     <w:p>
       <w:pPr>
         <w:spacing w:after="60" w:line="360" w:lineRule="auto"/>
+        <w:ind w:firstLine="709"/>
+        <w:jc w:val="both"/>
+      </w:pPr>
+      <w:r>
+        <w:rPr>
+          <w:rFonts w:ascii="Times New Roman" w:cs="Times New Roman" w:eastAsia="Times New Roman" w:hAnsi="Times New Roman"/>
+          <w:sz w:val="28"/>
+          <w:szCs w:val="28"/>
+        </w:rPr>
+        <w:t xml:space="preserve">где:</w:t>
+      </w:r>
+    </w:p>
+    <w:p>
+      <w:pPr>
+        <w:spacing w:after="60" w:line="360" w:lineRule="auto"/>
         <w:ind w:left="425" w:hanging="283"/>
         <w:jc w:val="both"/>
       </w:pPr>
@@ -3154,7 +3169,7 @@
           <w:sz w:val="28"/>
           <w:szCs w:val="28"/>
         </w:rPr>
-        <w:t xml:space="preserve"> — шаг интегрирования, с (берётся из experiments.csv.dt).</w:t>
+        <w:t xml:space="preserve"> — шаг интегрирования, с; задаётся в столбце dt таблицы experiments.csv.</w:t>
       </w:r>
     </w:p>
     <w:p>
@@ -3279,7 +3294,7 @@
           <w:sz w:val="28"/>
           <w:szCs w:val="28"/>
         </w:rPr>
-        <w:t xml:space="preserve">Шаг 2 — опрос поля в середине шага:</w:t>
+        <w:t xml:space="preserve">На втором этапе производится опрос суммарного электромагнитного поля в полученной середине шага:</w:t>
       </w:r>
     </w:p>
     <w:p>
@@ -3342,7 +3357,7 @@
           <w:sz w:val="28"/>
           <w:szCs w:val="28"/>
         </w:rPr>
-        <w:t xml:space="preserve">Это единственный вызов вычисления поля за шаг. РК4 потребовал бы четырёх.</w:t>
+        <w:t xml:space="preserve">Следует подчеркнуть, что данный вызов является единственным обращением к карте поля за один шаг интегрирования; метод Рунге–Кутты 4-го порядка потребовал бы четырёх таких вычислений.</w:t>
       </w:r>
     </w:p>
     <w:p>
@@ -3357,7 +3372,7 @@
           <w:sz w:val="28"/>
           <w:szCs w:val="28"/>
         </w:rPr>
-        <w:t xml:space="preserve">Шаг 3 — первый полу-E-толчок:</w:t>
+        <w:t xml:space="preserve">На третьем этапе выполняется первый полу-E-толчок:</w:t>
       </w:r>
     </w:p>
     <w:p>
@@ -3436,6 +3451,21 @@
     <w:p>
       <w:pPr>
         <w:spacing w:after="60" w:line="360" w:lineRule="auto"/>
+        <w:ind w:firstLine="709"/>
+        <w:jc w:val="both"/>
+      </w:pPr>
+      <w:r>
+        <w:rPr>
+          <w:rFonts w:ascii="Times New Roman" w:cs="Times New Roman" w:eastAsia="Times New Roman" w:hAnsi="Times New Roman"/>
+          <w:sz w:val="28"/>
+          <w:szCs w:val="28"/>
+        </w:rPr>
+        <w:t xml:space="preserve">где:</w:t>
+      </w:r>
+    </w:p>
+    <w:p>
+      <w:pPr>
+        <w:spacing w:after="60" w:line="360" w:lineRule="auto"/>
         <w:ind w:left="425" w:hanging="283"/>
         <w:jc w:val="both"/>
       </w:pPr>
@@ -3468,7 +3498,7 @@
           <w:sz w:val="28"/>
           <w:szCs w:val="28"/>
         </w:rPr>
-        <w:t xml:space="preserve"> — промежуточный импульс после первого E-толчка. При E = 0 имеем p⁻ = p_n.</w:t>
+        <w:t xml:space="preserve"> — промежуточный импульс после первого полу-E-толчка. При E = 0 справедливо p⁻ = pₙ.</w:t>
       </w:r>
     </w:p>
     <w:p>
@@ -3483,7 +3513,7 @@
           <w:sz w:val="28"/>
           <w:szCs w:val="28"/>
         </w:rPr>
-        <w:t xml:space="preserve">Шаг 4 — пересчёт γ по новому импульсу:</w:t>
+        <w:t xml:space="preserve">На четвёртом этапе пересчитывается Лоренц-фактор по полученному импульсу:</w:t>
       </w:r>
     </w:p>
     <w:p>
@@ -3612,7 +3642,7 @@
           <w:sz w:val="28"/>
           <w:szCs w:val="28"/>
         </w:rPr>
-        <w:t xml:space="preserve">Эта величина γ⁻ — «мгновенный» релятивистский фактор для последующего магнитного поворота.</w:t>
+        <w:t xml:space="preserve">Полученное γ⁻ представляет собой мгновенный релятивистский фактор, используемый на последующем магнитном повороте.</w:t>
       </w:r>
     </w:p>
     <w:p>
@@ -3627,7 +3657,7 @@
           <w:sz w:val="28"/>
           <w:szCs w:val="28"/>
         </w:rPr>
-        <w:t xml:space="preserve">Шаг 5 — магнитный поворот. Сначала формируются вспомогательные векторы:</w:t>
+        <w:t xml:space="preserve">На пятом этапе выполняется собственно магнитный поворот импульса. Для этого предварительно формируются два вспомогательных вектора:</w:t>
       </w:r>
     </w:p>
     <w:p>
@@ -3750,6 +3780,21 @@
     <w:p>
       <w:pPr>
         <w:spacing w:after="60" w:line="360" w:lineRule="auto"/>
+        <w:ind w:firstLine="709"/>
+        <w:jc w:val="both"/>
+      </w:pPr>
+      <w:r>
+        <w:rPr>
+          <w:rFonts w:ascii="Times New Roman" w:cs="Times New Roman" w:eastAsia="Times New Roman" w:hAnsi="Times New Roman"/>
+          <w:sz w:val="28"/>
+          <w:szCs w:val="28"/>
+        </w:rPr>
+        <w:t xml:space="preserve">где:</w:t>
+      </w:r>
+    </w:p>
+    <w:p>
+      <w:pPr>
+        <w:spacing w:after="60" w:line="360" w:lineRule="auto"/>
         <w:ind w:left="425" w:hanging="283"/>
         <w:jc w:val="both"/>
       </w:pPr>
@@ -3772,7 +3817,7 @@
           <w:sz w:val="28"/>
           <w:szCs w:val="28"/>
         </w:rPr>
-        <w:t xml:space="preserve"> — половинный вектор поворота; его модуль равен tan(θ/2), где θ = qB·Δt/(γ⁻·m) — угол ларморовского поворота.</w:t>
+        <w:t xml:space="preserve"> — половинный вектор поворота; его модуль равен tan(θ/2), где θ = qB·Δt/(γ⁻·m) — угол ларморовского поворота за один шаг.</w:t>
       </w:r>
     </w:p>
     <w:p>
@@ -3800,7 +3845,7 @@
           <w:sz w:val="28"/>
           <w:szCs w:val="28"/>
         </w:rPr>
-        <w:t xml:space="preserve"> — перенормированный вектор поворота, выбранный так, чтобы двухшаговое обновление ниже точно сохраняло модуль импульса.</w:t>
+        <w:t xml:space="preserve"> — перенормированный вектор поворота, подобранный таким образом, чтобы двухшаговое обновление импульса, рассматриваемое далее, точно сохраняло модуль |p|.</w:t>
       </w:r>
     </w:p>
     <w:p>
@@ -3815,7 +3860,7 @@
           <w:sz w:val="28"/>
           <w:szCs w:val="28"/>
         </w:rPr>
-        <w:t xml:space="preserve">Затем импульс поворачивается в два этапа:</w:t>
+        <w:t xml:space="preserve">Сам поворот импульса производится в два этапа:</w:t>
       </w:r>
     </w:p>
     <w:p>
@@ -3978,6 +4023,21 @@
     <w:p>
       <w:pPr>
         <w:spacing w:after="60" w:line="360" w:lineRule="auto"/>
+        <w:ind w:firstLine="709"/>
+        <w:jc w:val="both"/>
+      </w:pPr>
+      <w:r>
+        <w:rPr>
+          <w:rFonts w:ascii="Times New Roman" w:cs="Times New Roman" w:eastAsia="Times New Roman" w:hAnsi="Times New Roman"/>
+          <w:sz w:val="28"/>
+          <w:szCs w:val="28"/>
+        </w:rPr>
+        <w:t xml:space="preserve">где:</w:t>
+      </w:r>
+    </w:p>
+    <w:p>
+      <w:pPr>
+        <w:spacing w:after="60" w:line="360" w:lineRule="auto"/>
         <w:ind w:left="425" w:hanging="283"/>
         <w:jc w:val="both"/>
       </w:pPr>
@@ -4000,7 +4060,7 @@
           <w:sz w:val="28"/>
           <w:szCs w:val="28"/>
         </w:rPr>
-        <w:t xml:space="preserve"> — промежуточный импульс после первого полуповорота.</w:t>
+        <w:t xml:space="preserve"> — промежуточный импульс, полученный после первого полуповорота.</w:t>
       </w:r>
     </w:p>
     <w:p>
@@ -4038,7 +4098,7 @@
           <w:sz w:val="28"/>
           <w:szCs w:val="28"/>
         </w:rPr>
-        <w:t xml:space="preserve"> — импульс после полного магнитного поворота; равенство |p⁺| = |p⁻| справедливо как алгебраическое тождество — именно за счёт него Boris-pusher точно сохраняет энергию в чисто магнитном поле.</w:t>
+        <w:t xml:space="preserve"> — импульс после полного магнитного поворота. Равенство |p⁺| = |p⁻| справедливо как алгебраическое тождество — именно благодаря этому свойству интегратор Бориса точно сохраняет энергию частицы в чисто магнитном поле.</w:t>
       </w:r>
     </w:p>
     <w:p>
@@ -4053,7 +4113,7 @@
           <w:sz w:val="28"/>
           <w:szCs w:val="28"/>
         </w:rPr>
-        <w:t xml:space="preserve">Шаг 6 — второй полу-E-толчок:</w:t>
+        <w:t xml:space="preserve">На шестом этапе выполняется второй полу-E-толчок:</w:t>
       </w:r>
     </w:p>
     <w:p>
@@ -4141,7 +4201,7 @@
           <w:sz w:val="28"/>
           <w:szCs w:val="28"/>
         </w:rPr>
-        <w:t xml:space="preserve">Вместе с шагом 3 даёт центрированное E-ускорение: каждый полутолчок добавляет половину импульса q·E·Δt.</w:t>
+        <w:t xml:space="preserve">Совместно с третьим этапом этот толчок реализует центрированное E-ускорение: каждый из полутолчков вносит в импульс величину q·E·Δt/2.</w:t>
       </w:r>
     </w:p>
     <w:p>
@@ -4156,7 +4216,7 @@
           <w:sz w:val="28"/>
           <w:szCs w:val="28"/>
         </w:rPr>
-        <w:t xml:space="preserve">Шаг 7 — второй полудрейф:</w:t>
+        <w:t xml:space="preserve">Наконец, на седьмом этапе производится второй полудрейф, завершающий шаг интегрирования:</w:t>
       </w:r>
     </w:p>
     <w:p>
@@ -4268,6 +4328,21 @@
           <w:szCs w:val="28"/>
         </w:rPr>
         <w:t xml:space="preserve">	(1.13)</w:t>
+      </w:r>
+    </w:p>
+    <w:p>
+      <w:pPr>
+        <w:spacing w:after="60" w:line="360" w:lineRule="auto"/>
+        <w:ind w:firstLine="709"/>
+        <w:jc w:val="both"/>
+      </w:pPr>
+      <w:r>
+        <w:rPr>
+          <w:rFonts w:ascii="Times New Roman" w:cs="Times New Roman" w:eastAsia="Times New Roman" w:hAnsi="Times New Roman"/>
+          <w:sz w:val="28"/>
+          <w:szCs w:val="28"/>
+        </w:rPr>
+        <w:t xml:space="preserve">где:</w:t>
       </w:r>
     </w:p>
     <w:p>
@@ -4392,7 +4467,7 @@
           <w:sz w:val="28"/>
           <w:szCs w:val="28"/>
         </w:rPr>
-        <w:t xml:space="preserve">После семи подопераций состояние продвинуто ровно на один Δt с порядком аппроксимации O(Δt²).</w:t>
+        <w:t xml:space="preserve">Таким образом, по итогам выполнения семи подопераций состояние частицы продвинуто ровно на один шаг Δt с формальным порядком аппроксимации O(Δt²).</w:t>
       </w:r>
     </w:p>
     <w:p>

--- a/docs/algorithms.docx
+++ b/docs/algorithms.docx
@@ -4750,7 +4750,7 @@
           <w:sz w:val="28"/>
           <w:szCs w:val="28"/>
         </w:rPr>
-        <w:t xml:space="preserve">Вычисление вектора магнитного (или электрического) поля в произвольной точке локальной системы координат магнита по заранее посчитанной на регулярной декартовой сетке карте поля (выход Ansys). Трилинейная интерполяция обеспечивает непрерывность C⁰ и совпадение со значением в узле сетки. Опциональное зеркалирование по плоскости YZ (флаг useSymmetry) позволяет хранить только половину карты для полей, антисимметричных по координате x.</w:t>
+        <w:t xml:space="preserve">Метод трилинейной интерполяции применяется для вычисления вектора магнитного (или электрического) поля в произвольной точке локальной системы координат магнита по предварительно рассчитанной карте поля. Карта представляет собой регулярную декартову сетку, полученную как результат моделирования в Ansys. Трилинейная интерполяция обеспечивает непрерывность C⁰ и совпадение со значением в узле сетки. Стоит отметить, что опциональное зеркалирование по плоскости YZ (флаг useSymmetry) позволяет хранить только половину объёма для полей, антисимметричных по координате x, что вдвое снижает требования к памяти.</w:t>
       </w:r>
     </w:p>
     <w:p>
@@ -5834,7 +5834,7 @@
           <w:sz w:val="28"/>
           <w:szCs w:val="28"/>
         </w:rPr>
-        <w:t xml:space="preserve">Возвращаемое значение — интерполированный вектор поля FieldVector в локальных координатах. Для точек, лежащих вне ограничивающего параллелепипеда сетки, возвращается нулевой вектор (0, 0, 0).</w:t>
+        <w:t xml:space="preserve">Возвращаемое значение представляет собой интерполированный вектор поля FieldVector в локальных координатах. Для точек, лежащих за пределами ограничивающего параллелепипеда сетки, возвращается нулевой вектор (0, 0, 0).</w:t>
       </w:r>
     </w:p>
     <w:p>
@@ -5866,7 +5866,7 @@
           <w:sz w:val="28"/>
           <w:szCs w:val="28"/>
         </w:rPr>
-        <w:t xml:space="preserve">Поле задано в узлах регулярной декартовой сетки. Точка опроса p = (px, py, pz) в локальной системе попадает в единичную ячейку сетки; трилинейная интерполяция взвешивает значения в восьми углах этой ячейки.</w:t>
+        <w:t xml:space="preserve">Карта поля задана в узлах регулярной декартовой сетки. Точка опроса p = (px, py, pz), заданная в локальной системе координат, попадает в одну из единичных ячеек сетки; вектор поля в этой точке определяется как взвешенное среднее значений в восьми углах ячейки.</w:t>
       </w:r>
     </w:p>
     <w:p>
@@ -5881,7 +5881,7 @@
           <w:sz w:val="28"/>
           <w:szCs w:val="28"/>
         </w:rPr>
-        <w:t xml:space="preserve">Дробные координаты ячейки. Сначала определяем ячейку, в которую попала точка:</w:t>
+        <w:t xml:space="preserve">Дробные координаты ячейки рассчитываются по формулам:</w:t>
       </w:r>
     </w:p>
     <w:p>
@@ -6286,7 +6286,7 @@
           <w:sz w:val="28"/>
           <w:szCs w:val="28"/>
         </w:rPr>
-        <w:t xml:space="preserve">Обозначения:</w:t>
+        <w:t xml:space="preserve">где:</w:t>
       </w:r>
     </w:p>
     <w:p>
@@ -6314,7 +6314,7 @@
           <w:sz w:val="28"/>
           <w:szCs w:val="28"/>
         </w:rPr>
-        <w:t xml:space="preserve"> — целые индексы нижнего угла ячейки (нумерация с нуля; верхний угол — (i+1, j+1, k+1)).</w:t>
+        <w:t xml:space="preserve"> — целые индексы нижнего угла ячейки (нумерация с нуля; верхний угол ячейки имеет индексы (i+1, j+1, k+1)).</w:t>
       </w:r>
     </w:p>
     <w:p>
@@ -6387,7 +6387,7 @@
           <w:sz w:val="28"/>
           <w:szCs w:val="28"/>
         </w:rPr>
-        <w:t xml:space="preserve"> — дробные смещения внутри ячейки; t_α = 0 — точка на нижней грани, t_α = 1 — на верхней.</w:t>
+        <w:t xml:space="preserve"> — дробные смещения внутри ячейки; значение t_α = 0 соответствует нижней грани, t_α = 1 — верхней.</w:t>
       </w:r>
     </w:p>
     <w:p>
@@ -6485,7 +6485,7 @@
           <w:sz w:val="28"/>
           <w:szCs w:val="28"/>
         </w:rPr>
-        <w:t xml:space="preserve"> — шаг сетки по каждой оси, м (равномерный по оси, но независимый между осями).</w:t>
+        <w:t xml:space="preserve"> — шаг сетки по соответствующим осям, м (равномерный в пределах одной оси, но независимый между осями).</w:t>
       </w:r>
     </w:p>
     <w:p>
@@ -6500,7 +6500,7 @@
           <w:sz w:val="28"/>
           <w:szCs w:val="28"/>
         </w:rPr>
-        <w:t xml:space="preserve">Трилинейная интерполяция. Обозначим v_{abc} вектор поля в углу (i+a, j+b, k+c), где a, b, c ∈ {0, 1}. Тогда:</w:t>
+        <w:t xml:space="preserve">Введём обозначение v_{abc} для вектора поля в угле с индексами (i+a, j+b, k+c), где a, b, c ∈ {0, 1}. Тогда интерполированное значение задаётся выражением:</w:t>
       </w:r>
     </w:p>
     <w:p>
@@ -6932,7 +6932,7 @@
           <w:sz w:val="28"/>
           <w:szCs w:val="28"/>
         </w:rPr>
-        <w:t xml:space="preserve">Обозначения:</w:t>
+        <w:t xml:space="preserve">где:</w:t>
       </w:r>
     </w:p>
     <w:p>
@@ -6970,7 +6970,7 @@
           <w:sz w:val="28"/>
           <w:szCs w:val="28"/>
         </w:rPr>
-        <w:t xml:space="preserve"> — поле в одном из 8 углов (в Тл для B, в В/м для E).</w:t>
+        <w:t xml:space="preserve"> — значение поля в одном из восьми углов ячейки (Тл — для магнитного поля B, В/м — для электрического E).</w:t>
       </w:r>
     </w:p>
     <w:p>
@@ -7008,7 +7008,7 @@
           <w:sz w:val="28"/>
           <w:szCs w:val="28"/>
         </w:rPr>
-        <w:t xml:space="preserve"> — неотрицательный вес, линейно убывающий с расстоянием от точки опроса до соответствующего угла. Восемь весов всегда суммируются в единицу — результат является истинным взвешенным средним.</w:t>
+        <w:t xml:space="preserve"> — неотрицательный весовой коэффициент, линейно убывающий с расстоянием от точки опроса до соответствующего угла. Сумма всех восьми весов равна единице, и результат, таким образом, представляет собой истинное взвешенное среднее.</w:t>
       </w:r>
     </w:p>
     <w:p>
@@ -7023,7 +7023,7 @@
           <w:sz w:val="28"/>
           <w:szCs w:val="28"/>
         </w:rPr>
-        <w:t xml:space="preserve">В угловых точках (t_α ∈ {0, 1} по всем осям) ровно один вес равен 1, остальные — нулю, и F принимает значение в этом узле точно — интерполянт согласован в узлах.</w:t>
+        <w:t xml:space="preserve">Следует отметить, что в угловых точках (t_α ∈ {0, 1} по всем осям) ровно один весовой коэффициент равен единице, а остальные обращаются в ноль. Следовательно, F принимает в узлах сетки точные табличные значения — интерполянт согласован в узлах.</w:t>
       </w:r>
     </w:p>
     <w:p>
@@ -7038,7 +7038,7 @@
           <w:sz w:val="28"/>
           <w:szCs w:val="28"/>
         </w:rPr>
-        <w:t xml:space="preserve">Правило YZ-симметрии. Если карта поля антисимметрична по x (хранится только половина объёма, x ∈ [0, x_max]), запрос с отрицательным x сворачивается в сохранённую половину:</w:t>
+        <w:t xml:space="preserve">Правило YZ-симметрии применяется в том случае, когда карта поля антисимметрична по координате x и хранится только половина объёма (x ∈ [0, x_max]). Запрос с отрицательным x сворачивается в сохранённую половину по правилу:</w:t>
       </w:r>
     </w:p>
     <w:p>
@@ -7376,7 +7376,7 @@
           <w:sz w:val="28"/>
           <w:szCs w:val="28"/>
         </w:rPr>
-        <w:t xml:space="preserve">Обозначения:</w:t>
+        <w:t xml:space="preserve">где:</w:t>
       </w:r>
     </w:p>
     <w:p>
@@ -7414,7 +7414,7 @@
           <w:sz w:val="28"/>
           <w:szCs w:val="28"/>
         </w:rPr>
-        <w:t xml:space="preserve"> — интерполяция, выполненная на сохранённой (px ≥ 0) половине сетки.</w:t>
+        <w:t xml:space="preserve"> — результат интерполяции, выполненной на сохранённой (px ≥ 0) половине сетки.</w:t>
       </w:r>
     </w:p>
     <w:p>
@@ -7442,7 +7442,7 @@
           <w:sz w:val="28"/>
           <w:szCs w:val="28"/>
         </w:rPr>
-        <w:t xml:space="preserve"> — диагональная матрица, инвертирующая x-компоненту и оставляющая остальные без изменений. Это отражает физическую антисимметрию B_x по плоскости YZ (тогда как B_y, B_z симметричны).</w:t>
+        <w:t xml:space="preserve"> — диагональная матрица, инвертирующая x-компоненту и оставляющая остальные без изменений. Применение данной матрицы отражает физическую антисимметрию компоненты B_x по плоскости YZ — тогда как компоненты B_y и B_z остаются симметричными.</w:t>
       </w:r>
     </w:p>
     <w:p>
@@ -7684,7 +7684,7 @@
           <w:sz w:val="28"/>
           <w:szCs w:val="28"/>
         </w:rPr>
-        <w:t xml:space="preserve">Ускорение поиска магнитов, потенциально вносящих вклад в поле в точке текущей позиции частицы. Без индекса симулятор должен был бы перебирать все ~2762 элемента кольца на каждом шаге. Индекс снижает число кандидатов до ~5 на шаг; на участках чистого дрейфа бакет пуст, и стоимость шага сводится к одному обращению к бакету без вычислений поля.</w:t>
+        <w:t xml:space="preserve">Двумерный bucket-индекс применяется для ускорения поиска магнитов, потенциально вносящих вклад в поле в точке текущей позиции частицы. Без подобного индекса симулятор был бы вынужден перебирать все ~2762 элемента кольца на каждом шаге интегрирования. Применение индекса позволяет сократить число кандидатов до ~5 на шаг; на участках чистого дрейфа соответствующий бакет оказывается пустым, и стоимость шага сводится к единственному обращению к индексу без каких-либо вычислений поля.</w:t>
       </w:r>
     </w:p>
     <w:p>
@@ -7699,7 +7699,7 @@
           <w:sz w:val="28"/>
           <w:szCs w:val="28"/>
         </w:rPr>
-        <w:t xml:space="preserve">Индекс строится один раз после завершения добавления элементов методом addElement(...) и далее используется в режиме «только чтение».</w:t>
+        <w:t xml:space="preserve">Индекс строится однократно — после завершения добавления элементов через метод addElement(...) — и далее используется в режиме «только чтение».</w:t>
       </w:r>
     </w:p>
     <w:p>
@@ -8537,7 +8537,7 @@
           <w:sz w:val="28"/>
           <w:szCs w:val="28"/>
         </w:rPr>
-        <w:t xml:space="preserve">У каждого магнита есть предвычисленная ограничивающая сфера с центром c_i (в глобальных координатах) и радиусом r_i, полностью покрывающая его карту поля. Индекс работает в плоскости XY: кольцо лежит в z ≈ 0.</w:t>
+        <w:t xml:space="preserve">Каждому магниту сопоставлена заранее вычисленная ограничивающая сфера с центром c_i (в глобальных координатах) и радиусом r_i, полностью покрывающая его карту поля. Индекс строится в плоскости XY, поскольку кольцо синхротрона лежит в плоскости z ≈ 0.</w:t>
       </w:r>
     </w:p>
     <w:p>
@@ -8552,7 +8552,7 @@
           <w:sz w:val="28"/>
           <w:szCs w:val="28"/>
         </w:rPr>
-        <w:t xml:space="preserve">Размер бакета. Пусть r_max — наибольший радиус ограничивающей сферы среди всех элементов. Шаг сетки:</w:t>
+        <w:t xml:space="preserve">Размер бакета определяется по максимальному радиусу ограничивающей сферы среди всех элементов. Шаг сетки задаётся выражением:</w:t>
       </w:r>
     </w:p>
     <w:p>
@@ -8615,7 +8615,7 @@
           <w:sz w:val="28"/>
           <w:szCs w:val="28"/>
         </w:rPr>
-        <w:t xml:space="preserve">Обозначения:</w:t>
+        <w:t xml:space="preserve">где:</w:t>
       </w:r>
     </w:p>
     <w:p>
@@ -8713,7 +8713,7 @@
           <w:sz w:val="28"/>
           <w:szCs w:val="28"/>
         </w:rPr>
-        <w:t xml:space="preserve"> — максимальный радиус по всем магнитам, м. Множитель 2 гарантирует, что XY-проекция любой ограничивающей окружности укладывается в группу 2×2 бакетов — магнит регистрируется не более чем в 4 бакетах.</w:t>
+        <w:t xml:space="preserve"> — максимальный радиус ограничивающей сферы по всем магнитам, м. Множитель 2 гарантирует, что XY-проекция любой ограничивающей окружности укладывается в группу 2×2 бакетов, и магнит регистрируется не более чем в четырёх бакетах.</w:t>
       </w:r>
     </w:p>
     <w:p>
@@ -8728,7 +8728,7 @@
           <w:sz w:val="28"/>
           <w:szCs w:val="28"/>
         </w:rPr>
-        <w:t xml:space="preserve">— Нижняя граница 1 м предотвращает патологически малые бакеты при наборе мелких магнитов (иначе массив бакетов разрастался бы).</w:t>
+        <w:t xml:space="preserve">— Нижняя граница в 1 метр предотвращает образование патологически мелких бакетов при наборе мелких магнитов — в противном случае массив бакетов разрастался бы непропорционально.</w:t>
       </w:r>
     </w:p>
     <w:p>
@@ -8743,7 +8743,7 @@
           <w:sz w:val="28"/>
           <w:szCs w:val="28"/>
         </w:rPr>
-        <w:t xml:space="preserve">Координаты бакета. Мировой точке (x, y, z) сопоставляются индексы бакета (b_x, b_y):</w:t>
+        <w:t xml:space="preserve">Каждой точке (x, y, z) в глобальной системе координат сопоставляются индексы бакета (b_x, b_y) по формулам:</w:t>
       </w:r>
     </w:p>
     <w:p>
@@ -8914,7 +8914,7 @@
           <w:sz w:val="28"/>
           <w:szCs w:val="28"/>
         </w:rPr>
-        <w:t xml:space="preserve">Обозначения:</w:t>
+        <w:t xml:space="preserve">где:</w:t>
       </w:r>
     </w:p>
     <w:p>
@@ -8942,7 +8942,7 @@
           <w:sz w:val="28"/>
           <w:szCs w:val="28"/>
         </w:rPr>
-        <w:t xml:space="preserve"> — округление вниз до ближайшего целого (floor).</w:t>
+        <w:t xml:space="preserve"> — операция округления вниз до ближайшего целого (floor).</w:t>
       </w:r>
     </w:p>
     <w:p>
@@ -9006,7 +9006,7 @@
           <w:sz w:val="28"/>
           <w:szCs w:val="28"/>
         </w:rPr>
-        <w:t xml:space="preserve"> — глобальные целочисленные смещения, подобранные при построении так, чтобы все занятые бакеты имели неотрицательные индексы. Вычисляются по самым малым x, y, достигаемым ограничивающими сферами.</w:t>
+        <w:t xml:space="preserve"> — глобальные целочисленные смещения, подобранные на этапе построения индекса таким образом, чтобы все занятые бакеты имели неотрицательные индексы. Значения вычисляются по наименьшим x и y, достигаемым ограничивающими сферами.</w:t>
       </w:r>
     </w:p>
     <w:p>
@@ -9021,7 +9021,7 @@
           <w:sz w:val="28"/>
           <w:szCs w:val="28"/>
         </w:rPr>
-        <w:t xml:space="preserve">Магнит i регистрируется в каждом бакете (b_x, b_y), пересекающем диск { (x, y) : (x − c_{i,x})² + (y − c_{i,y})² ≤ r_i² }; по построению таких бакетов не более 2×2 = 4.</w:t>
+        <w:t xml:space="preserve">Таким образом, магнит i регистрируется в каждом бакете (b_x, b_y), пересекающем диск { (x, y) : (x − c_{i,x})² + (y − c_{i,y})² ≤ r_i² }. По построению число таких бакетов не превышает 2×2 = 4.</w:t>
       </w:r>
     </w:p>
     <w:p>
@@ -9356,7 +9356,7 @@
           <w:sz w:val="28"/>
           <w:szCs w:val="28"/>
         </w:rPr>
-        <w:t xml:space="preserve">Добавление вклада одного магнита в накапливающиеся суммы полей (B, E) в точке опроса, заданной в глобальной системе координат. Перед полным преобразованием координат и интерполяцией выполняется быстрая проверка по охватывающей сфере (7 арифметических операций), позволяющая отсечь заведомо далёкие элементы.</w:t>
+        <w:t xml:space="preserve">Метод addContribution используется для добавления вклада одного магнита в накапливающиеся суммы полей (B, E) в точке опроса, заданной в глобальной системе координат. Перед выполнением полного преобразования координат и интерполяции производится быстрая проверка по охватывающей сфере (7 арифметических операций), позволяющая отсечь заведомо далёкие элементы и тем самым существенно снизить вычислительные затраты.</w:t>
       </w:r>
     </w:p>
     <w:p>
@@ -10604,7 +10604,7 @@
           <w:sz w:val="28"/>
           <w:szCs w:val="28"/>
         </w:rPr>
-        <w:t xml:space="preserve">addContribution маршрутизирует вклад по типу: MAGNETIC накапливается в totalB, ELECTRIC — в totalE. Все текущие устройства магнитные, поэтому totalE на практике остаётся нулём и шаги E-толчка Boris pusher'а холостые, но логика поддерживает оба типа, и добавление электростатического элемента не потребует изменения кода.</w:t>
+        <w:t xml:space="preserve">Метод addContribution маршрутизирует вклад в зависимости от типа поля: значения с типом MAGNETIC накапливаются в накопителе totalB, ELECTRIC — в totalE. Стоит отметить, что все текущие устройства являются магнитными, поэтому totalE на практике остаётся равным нулю, а соответствующие E-толчки в интеграторе Бориса не оказывают воздействия. Тем не менее логика поддерживает оба типа поля, и добавление электростатического элемента в будущем не потребует изменения кода.</w:t>
       </w:r>
     </w:p>
     <w:p>
@@ -10636,7 +10636,7 @@
           <w:sz w:val="28"/>
           <w:szCs w:val="28"/>
         </w:rPr>
-        <w:t xml:space="preserve">Обновление по месту накопителя totalB (если type == MAGNETIC) или totalE (если type == ELECTRIC). Возвращаемого значения нет.</w:t>
+        <w:t xml:space="preserve">Результатом работы метода является обновление по месту накопителя totalB (если type == MAGNETIC) или totalE (если type == ELECTRIC). Возвращаемое значение не предусмотрено.</w:t>
       </w:r>
     </w:p>
     <w:p>
@@ -10668,7 +10668,7 @@
           <w:sz w:val="28"/>
           <w:szCs w:val="28"/>
         </w:rPr>
-        <w:t xml:space="preserve">У каждого магнита собственная локальная система координат, в которой вычислена карта поля. Вклад магнита i в произвольной точке x глобальной системы координат строится в четыре геометрических шага плюс масштабирование.</w:t>
+        <w:t xml:space="preserve">Каждому магниту сопоставлена собственная локальная система координат, в которой и вычислена его карта поля. Вычисление вклада магнита i в произвольной точке x глобальной системы координат складывается из четырёх геометрических шагов и заключительного масштабирования.</w:t>
       </w:r>
     </w:p>
     <w:p>
@@ -10683,7 +10683,7 @@
           <w:sz w:val="28"/>
           <w:szCs w:val="28"/>
         </w:rPr>
-        <w:t xml:space="preserve">Шаг 1 — прескрининг по охватывающей сфере. Магнит сразу отбрасывается, если точка опроса вне его сферы влияния:</w:t>
+        <w:t xml:space="preserve">На первом этапе выполняется прескрининг по охватывающей сфере. Магнит сразу отбрасывается, если точка опроса находится за пределами его сферы влияния, что определяется условием:</w:t>
       </w:r>
     </w:p>
     <w:p>
@@ -10776,6 +10776,21 @@
     <w:p>
       <w:pPr>
         <w:spacing w:after="60" w:line="360" w:lineRule="auto"/>
+        <w:ind w:firstLine="709"/>
+        <w:jc w:val="both"/>
+      </w:pPr>
+      <w:r>
+        <w:rPr>
+          <w:rFonts w:ascii="Times New Roman" w:cs="Times New Roman" w:eastAsia="Times New Roman" w:hAnsi="Times New Roman"/>
+          <w:sz w:val="28"/>
+          <w:szCs w:val="28"/>
+        </w:rPr>
+        <w:t xml:space="preserve">где:</w:t>
+      </w:r>
+    </w:p>
+    <w:p>
+      <w:pPr>
+        <w:spacing w:after="60" w:line="360" w:lineRule="auto"/>
         <w:ind w:left="425" w:hanging="283"/>
         <w:jc w:val="both"/>
       </w:pPr>
@@ -10861,7 +10876,7 @@
           <w:sz w:val="28"/>
           <w:szCs w:val="28"/>
         </w:rPr>
-        <w:t xml:space="preserve">Возведение в квадрат с обеих сторон позволяет обойтись без вычисления корня в горячем цикле.</w:t>
+        <w:t xml:space="preserve">Следует подчеркнуть, что возведение в квадрат с обеих сторон неравенства позволяет обойтись без вычисления корня в горячем цикле трекинга.</w:t>
       </w:r>
     </w:p>
     <w:p>
@@ -10876,7 +10891,7 @@
           <w:sz w:val="28"/>
           <w:szCs w:val="28"/>
         </w:rPr>
-        <w:t xml:space="preserve">Шаг 2 — преобразование «мир → локал». Мировая точка переносится в локальную систему магнита:</w:t>
+        <w:t xml:space="preserve">На втором этапе выполняется преобразование точки опроса из глобальной системы координат в локальную систему магнита:</w:t>
       </w:r>
     </w:p>
     <w:p>
@@ -10969,6 +10984,21 @@
     <w:p>
       <w:pPr>
         <w:spacing w:after="60" w:line="360" w:lineRule="auto"/>
+        <w:ind w:firstLine="709"/>
+        <w:jc w:val="both"/>
+      </w:pPr>
+      <w:r>
+        <w:rPr>
+          <w:rFonts w:ascii="Times New Roman" w:cs="Times New Roman" w:eastAsia="Times New Roman" w:hAnsi="Times New Roman"/>
+          <w:sz w:val="28"/>
+          <w:szCs w:val="28"/>
+        </w:rPr>
+        <w:t xml:space="preserve">где:</w:t>
+      </w:r>
+    </w:p>
+    <w:p>
+      <w:pPr>
+        <w:spacing w:after="60" w:line="360" w:lineRule="auto"/>
         <w:ind w:left="425" w:hanging="283"/>
         <w:jc w:val="both"/>
       </w:pPr>
@@ -11001,7 +11031,7 @@
           <w:sz w:val="28"/>
           <w:szCs w:val="28"/>
         </w:rPr>
-        <w:t xml:space="preserve"> — трансляция: позиция локального начала координат магнита в глобальной системе, м.</w:t>
+        <w:t xml:space="preserve"> — трансляция, задающая положение локального начала координат магнита в глобальной системе, м.</w:t>
       </w:r>
     </w:p>
     <w:p>
@@ -11039,7 +11069,7 @@
           <w:sz w:val="28"/>
           <w:szCs w:val="28"/>
         </w:rPr>
-        <w:t xml:space="preserve"> — матрица поворота 3×3 (ортогональная, RᵀR = I), переводящая локальный вектор в глобальную систему. Строится из углов yaw, pitch, roll из lattice_configs.csv.</w:t>
+        <w:t xml:space="preserve"> — матрица поворота 3×3 (ортогональная, удовлетворяющая RᵀR = I), переводящая локальный вектор в глобальную систему. Матрица строится по углам yaw, pitch, roll из таблицы lattice_configs.csv.</w:t>
       </w:r>
     </w:p>
     <w:p>
@@ -11067,7 +11097,7 @@
           <w:sz w:val="28"/>
           <w:szCs w:val="28"/>
         </w:rPr>
-        <w:t xml:space="preserve"> — обратное преобразование (для ортогональной матрицы транспонирование совпадает с обратной), что отменяет размещение магнита.</w:t>
+        <w:t xml:space="preserve"> — обратное преобразование. Поскольку для ортогональной матрицы транспонирование совпадает с обращением, операция возвращает точку из глобальной системы в локальную.</w:t>
       </w:r>
     </w:p>
     <w:p>
@@ -11082,7 +11112,7 @@
           <w:sz w:val="28"/>
           <w:szCs w:val="28"/>
         </w:rPr>
-        <w:t xml:space="preserve">Шаг 3 — интерполяция поля в локальной системе (§ 2.4):</w:t>
+        <w:t xml:space="preserve">На третьем этапе по полученной локальной координате производится интерполяция поля по карте, выполненная по методу § 2.4:</w:t>
       </w:r>
     </w:p>
     <w:p>
@@ -11181,6 +11211,21 @@
     <w:p>
       <w:pPr>
         <w:spacing w:after="60" w:line="360" w:lineRule="auto"/>
+        <w:ind w:firstLine="709"/>
+        <w:jc w:val="both"/>
+      </w:pPr>
+      <w:r>
+        <w:rPr>
+          <w:rFonts w:ascii="Times New Roman" w:cs="Times New Roman" w:eastAsia="Times New Roman" w:hAnsi="Times New Roman"/>
+          <w:sz w:val="28"/>
+          <w:szCs w:val="28"/>
+        </w:rPr>
+        <w:t xml:space="preserve">где:</w:t>
+      </w:r>
+    </w:p>
+    <w:p>
+      <w:pPr>
+        <w:spacing w:after="60" w:line="360" w:lineRule="auto"/>
         <w:ind w:left="425" w:hanging="283"/>
         <w:jc w:val="both"/>
       </w:pPr>
@@ -11213,7 +11258,7 @@
           <w:sz w:val="28"/>
           <w:szCs w:val="28"/>
         </w:rPr>
-        <w:t xml:space="preserve"> — карта поля магнита i (двоичная сетка векторов).</w:t>
+        <w:t xml:space="preserve"> — карта поля магнита i, представленная в виде двоичной сетки векторов.</w:t>
       </w:r>
     </w:p>
     <w:p>
@@ -11254,7 +11299,7 @@
           <w:sz w:val="28"/>
           <w:szCs w:val="28"/>
         </w:rPr>
-        <w:t xml:space="preserve"> — применять ли YZ-зеркалирование (см. § 2.4).</w:t>
+        <w:t xml:space="preserve"> — признак применения YZ-зеркалирования (см. § 2.4).</w:t>
       </w:r>
     </w:p>
     <w:p>
@@ -11269,7 +11314,7 @@
           <w:sz w:val="28"/>
           <w:szCs w:val="28"/>
         </w:rPr>
-        <w:t xml:space="preserve">Если F_loc = 0 (точка попала в нулевую зону сетки), возврат сразу.</w:t>
+        <w:t xml:space="preserve">В случае, если F_loc = 0 (точка опроса попадает в нулевую зону сетки), дальнейшие вычисления прекращаются и метод сразу завершает работу.</w:t>
       </w:r>
     </w:p>
     <w:p>
@@ -11284,7 +11329,7 @@
           <w:sz w:val="28"/>
           <w:szCs w:val="28"/>
         </w:rPr>
-        <w:t xml:space="preserve">Шаг 4 — поворот вектора поля «локал → мир»:</w:t>
+        <w:t xml:space="preserve">На четвёртом этапе выполняется поворот вектора поля обратно в глобальную систему координат:</w:t>
       </w:r>
     </w:p>
     <w:p>
@@ -11373,7 +11418,7 @@
           <w:sz w:val="28"/>
           <w:szCs w:val="28"/>
         </w:rPr>
-        <w:t xml:space="preserve">Трансляция здесь не применяется: магнитное поле — вектор, а не точка, и поворот — единственная действующая часть преобразования.</w:t>
+        <w:t xml:space="preserve">Трансляция на данном этапе не применяется. Магнитное поле представляет собой вектор, а не точку пространства, поэтому единственной действующей частью преобразования является поворот.</w:t>
       </w:r>
     </w:p>
     <w:p>
@@ -11388,7 +11433,7 @@
           <w:sz w:val="28"/>
           <w:szCs w:val="28"/>
         </w:rPr>
-        <w:t xml:space="preserve">Шаг 5 — масштабирование. Все индивидуальные калибровочные множители магнита перемножаются:</w:t>
+        <w:t xml:space="preserve">Наконец, на пятом этапе производится масштабирование. Все индивидуальные калибровочные множители магнита перемножаются по формуле:</w:t>
       </w:r>
     </w:p>
     <w:p>
@@ -11572,6 +11617,21 @@
     <w:p>
       <w:pPr>
         <w:spacing w:after="60" w:line="360" w:lineRule="auto"/>
+        <w:ind w:firstLine="709"/>
+        <w:jc w:val="both"/>
+      </w:pPr>
+      <w:r>
+        <w:rPr>
+          <w:rFonts w:ascii="Times New Roman" w:cs="Times New Roman" w:eastAsia="Times New Roman" w:hAnsi="Times New Roman"/>
+          <w:sz w:val="28"/>
+          <w:szCs w:val="28"/>
+        </w:rPr>
+        <w:t xml:space="preserve">где:</w:t>
+      </w:r>
+    </w:p>
+    <w:p>
+      <w:pPr>
+        <w:spacing w:after="60" w:line="360" w:lineRule="auto"/>
         <w:ind w:left="425" w:hanging="283"/>
         <w:jc w:val="both"/>
       </w:pPr>
@@ -11609,7 +11669,7 @@
           <w:sz w:val="28"/>
           <w:szCs w:val="28"/>
         </w:rPr>
-        <w:t xml:space="preserve"> — устройственный коэффициент калибровки (hardware_library.correct_coeff), безразмерный. Одно значение на тип устройства.</w:t>
+        <w:t xml:space="preserve"> — коэффициент калибровки на уровне устройства (hardware_library.correct_coeff), безразмерный; задаётся по одному значению на тип устройства.</w:t>
       </w:r>
     </w:p>
     <w:p>
@@ -11652,7 +11712,7 @@
           <w:sz w:val="28"/>
           <w:szCs w:val="28"/>
         </w:rPr>
-        <w:t xml:space="preserve"> — индивидуальный коэффициент калибровки (sp_elements.correct_coeff), безразмерный. По одному значению на пару (sp_type, sp_element_id); по умолчанию 1.0.</w:t>
+        <w:t xml:space="preserve"> — индивидуальный коэффициент калибровки (sp_elements.correct_coeff), безразмерный; задаётся по одному значению на пару (sp_type, sp_element_id), по умолчанию принимается равным 1.0.</w:t>
       </w:r>
     </w:p>
     <w:p>
@@ -11693,7 +11753,7 @@
           <w:sz w:val="28"/>
           <w:szCs w:val="28"/>
         </w:rPr>
-        <w:t xml:space="preserve"> — флип направления (hardware_library.field_direction). Используется, когда физическая ориентация магнита отличается от заложенной в карту поля.</w:t>
+        <w:t xml:space="preserve"> — признак инверсии направления (hardware_library.field_direction). Применяется в тех случаях, когда физическая ориентация магнита отличается от заложенной в карту поля.</w:t>
       </w:r>
     </w:p>
     <w:p>
@@ -11731,7 +11791,7 @@
           <w:sz w:val="28"/>
           <w:szCs w:val="28"/>
         </w:rPr>
-        <w:t xml:space="preserve"> — фактический ток через магнит, А (sp_elements.arg_val). Применяется только к активным электромагнитам; у постоянных магнитов тока нет и множитель равен 1.</w:t>
+        <w:t xml:space="preserve"> — фактический ток через магнит, А (sp_elements.arg_val). Используется только для активных электромагнитов; для постоянных магнитов тока нет и множитель принимается равным 1.</w:t>
       </w:r>
     </w:p>
     <w:p>
@@ -11774,7 +11834,7 @@
           <w:sz w:val="28"/>
           <w:szCs w:val="28"/>
         </w:rPr>
-        <w:t xml:space="preserve"> — номинальный ток, при котором вычислялась карта поля, А (hardware_library.nominal_arg). Отношение I_i / I_i^nom масштабирует поле линейно по току (в ненасыщенном режиме).</w:t>
+        <w:t xml:space="preserve"> — номинальный ток, при котором рассчитывалась карта поля, А (hardware_library.nominal_arg). Отношение I_i / I_i^nom линейно масштабирует поле по току — в предположении ненасыщенного режима.</w:t>
       </w:r>
     </w:p>
     <w:p>
@@ -11789,7 +11849,7 @@
           <w:sz w:val="28"/>
           <w:szCs w:val="28"/>
         </w:rPr>
-        <w:t xml:space="preserve">Шаг 6 — накопление в нужную сумму поля:</w:t>
+        <w:t xml:space="preserve">На шестом, заключительном этапе накопленное значение добавляется к соответствующей сумме поля:</w:t>
       </w:r>
     </w:p>
     <w:p>
@@ -11981,6 +12041,21 @@
     <w:p>
       <w:pPr>
         <w:spacing w:after="60" w:line="360" w:lineRule="auto"/>
+        <w:ind w:firstLine="709"/>
+        <w:jc w:val="both"/>
+      </w:pPr>
+      <w:r>
+        <w:rPr>
+          <w:rFonts w:ascii="Times New Roman" w:cs="Times New Roman" w:eastAsia="Times New Roman" w:hAnsi="Times New Roman"/>
+          <w:sz w:val="28"/>
+          <w:szCs w:val="28"/>
+        </w:rPr>
+        <w:t xml:space="preserve">где:</w:t>
+      </w:r>
+    </w:p>
+    <w:p>
+      <w:pPr>
+        <w:spacing w:after="60" w:line="360" w:lineRule="auto"/>
         <w:ind w:left="425" w:hanging="283"/>
         <w:jc w:val="both"/>
       </w:pPr>
@@ -12003,7 +12078,7 @@
           <w:sz w:val="28"/>
           <w:szCs w:val="28"/>
         </w:rPr>
-        <w:t xml:space="preserve"> — текущие суммы магнитного и электрического полей в точке опроса, Тл и В/м.</w:t>
+        <w:t xml:space="preserve"> — текущие суммы магнитного и электрического полей в точке опроса, Тл и В/м соответственно.</w:t>
       </w:r>
     </w:p>
     <w:p>
@@ -12041,7 +12116,7 @@
           <w:sz w:val="28"/>
           <w:szCs w:val="28"/>
         </w:rPr>
-        <w:t xml:space="preserve"> — MAGNETIC (по умолчанию, все текущие устройства) или ELECTRIC (заготовка под будущие электростатические элементы), из hardware_library.field_type.</w:t>
+        <w:t xml:space="preserve"> — тип поля: MAGNETIC (по умолчанию для всех текущих устройств) или ELECTRIC (заготовка для будущих электростатических элементов). Значение определяется по колонке field_type таблицы hardware_library.csv.</w:t>
       </w:r>
     </w:p>
     <w:p>
@@ -12239,7 +12314,7 @@
           <w:sz w:val="28"/>
           <w:szCs w:val="28"/>
         </w:rPr>
-        <w:t xml:space="preserve">Детектирование момента, когда частица пересекает ориентированную плоскость, заданную тремя точками. Каждая частица обладает собственным состоянием детектора (счётчик вызовов, последнее знаковое расстояние), что обеспечивает корректную работу в многопоточном режиме OpenMP. Параметр skipSteps позволяет пропустить заданное число первых вызовов — это нужно, когда плоскость пересекает орбиту несколько раз (например, плоскость на половине кольца проходит и около старта, и около цели).</w:t>
+        <w:t xml:space="preserve">Детектор используется для определения момента, когда частица пересекает ориентированную плоскость, заданную тремя точками. Каждая частица обладает собственным состоянием детектора — счётчиком вызовов и последним знаковым расстоянием, — что обеспечивает корректную работу в многопоточном режиме OpenMP. Стоит отметить, что параметр skipSteps позволяет пропускать заданное число первых вызовов. Данный механизм необходим в тех случаях, когда плоскость пересекает орбиту несколько раз: например, плоскость, поставленная на половине кольца, проходит и вблизи стартовой точки, и около цели.</w:t>
       </w:r>
     </w:p>
     <w:p>
@@ -12862,7 +12937,7 @@
           <w:sz w:val="28"/>
           <w:szCs w:val="28"/>
         </w:rPr>
-        <w:t xml:space="preserve">Метод hasCrossed(pos) возвращает true при первом вызове, в котором знаковое расстояние от точки pos до плоскости сменило знак относительно сохранённого lastD. Трекер использует этот флаг как сигнал останова интегрирования и записи траектории на диск.</w:t>
+        <w:t xml:space="preserve">Метод hasCrossed(pos) возвращает значение true при первом вызове, в котором знаковое расстояние от точки pos до плоскости сменило знак относительно сохранённого значения lastD. Полученный флаг используется трекером как сигнал к останову интегрирования и записи траектории на диск.</w:t>
       </w:r>
     </w:p>
     <w:p>
@@ -12894,7 +12969,7 @@
           <w:sz w:val="28"/>
           <w:szCs w:val="28"/>
         </w:rPr>
-        <w:t xml:space="preserve">Финишная плоскость задана тремя точками в глобальной системе координат a, b, c, не лежащими на одной прямой. Они задают саму плоскость; алгоритм строит единичную нормаль и использует её для ориентированного «знакового» теста.</w:t>
+        <w:t xml:space="preserve">Финишная плоскость задаётся тремя точками a, b, c в глобальной системе координат, не лежащими на одной прямой. Указанные точки однозначно определяют саму плоскость; на их основе алгоритм строит единичную нормаль и применяет её для ориентированного знакового теста.</w:t>
       </w:r>
     </w:p>
     <w:p>
@@ -12909,7 +12984,7 @@
           <w:sz w:val="28"/>
           <w:szCs w:val="28"/>
         </w:rPr>
-        <w:t xml:space="preserve">Нормаль к плоскости. Из двух рёбер составляется векторное произведение:</w:t>
+        <w:t xml:space="preserve">Единичная нормаль к плоскости определяется через векторное произведение двух её рёбер:</w:t>
       </w:r>
     </w:p>
     <w:p>
@@ -12968,7 +13043,7 @@
           <w:sz w:val="28"/>
           <w:szCs w:val="28"/>
         </w:rPr>
-        <w:t xml:space="preserve">Обозначения:</w:t>
+        <w:t xml:space="preserve">где:</w:t>
       </w:r>
     </w:p>
     <w:p>
@@ -12996,7 +13071,7 @@
           <w:sz w:val="28"/>
           <w:szCs w:val="28"/>
         </w:rPr>
-        <w:t xml:space="preserve"> — три задающие точки из experiments.csv, м.</w:t>
+        <w:t xml:space="preserve"> — три задающие точки из таблицы experiments.csv, м.</w:t>
       </w:r>
     </w:p>
     <w:p>
@@ -13024,7 +13099,7 @@
           <w:sz w:val="28"/>
           <w:szCs w:val="28"/>
         </w:rPr>
-        <w:t xml:space="preserve"> — единичная нормаль к плоскости (модуль 1). Векторное произведение даёт вектор, ортогональный плоскости; знаменатель нормирует его длину.</w:t>
+        <w:t xml:space="preserve"> — единичная нормаль к плоскости (модуль 1). Векторное произведение даёт вектор, ортогональный плоскости; деление на его длину обеспечивает единичную норму.</w:t>
       </w:r>
     </w:p>
     <w:p>
@@ -13039,7 +13114,7 @@
           <w:sz w:val="28"/>
           <w:szCs w:val="28"/>
         </w:rPr>
-        <w:t xml:space="preserve">Соглашение о знаке. Ориентация n̂ из векторного произведения произвольна, поэтому она переворачивается так, чтобы частица начинала на «обратной» стороне:</w:t>
+        <w:t xml:space="preserve">Поскольку ориентация n̂, полученная из векторного произведения, произвольна, она переворачивается таким образом, чтобы частица начинала движение с «обратной» стороны плоскости. Условие переворота записывается в виде:</w:t>
       </w:r>
     </w:p>
     <w:p>
@@ -13093,6 +13168,21 @@
     <w:p>
       <w:pPr>
         <w:spacing w:after="60" w:line="360" w:lineRule="auto"/>
+        <w:ind w:firstLine="709"/>
+        <w:jc w:val="both"/>
+      </w:pPr>
+      <w:r>
+        <w:rPr>
+          <w:rFonts w:ascii="Times New Roman" w:cs="Times New Roman" w:eastAsia="Times New Roman" w:hAnsi="Times New Roman"/>
+          <w:sz w:val="28"/>
+          <w:szCs w:val="28"/>
+        </w:rPr>
+        <w:t xml:space="preserve">где:</w:t>
+      </w:r>
+    </w:p>
+    <w:p>
+      <w:pPr>
+        <w:spacing w:after="60" w:line="360" w:lineRule="auto"/>
         <w:ind w:left="425" w:hanging="283"/>
         <w:jc w:val="both"/>
       </w:pPr>
@@ -13131,21 +13221,6 @@
     <w:p>
       <w:pPr>
         <w:spacing w:after="60" w:line="360" w:lineRule="auto"/>
-        <w:ind w:left="425" w:hanging="283"/>
-        <w:jc w:val="both"/>
-      </w:pPr>
-      <w:r>
-        <w:rPr>
-          <w:rFonts w:ascii="Times New Roman" w:cs="Times New Roman" w:eastAsia="Times New Roman" w:hAnsi="Times New Roman"/>
-          <w:sz w:val="28"/>
-          <w:szCs w:val="28"/>
-        </w:rPr>
-        <w:t xml:space="preserve">— Скалярное произведение слева — знаковая проекция вектора x_0 − a на n̂. После этой коррекции частица по построению стартует со знакового расстояния меньше нуля.</w:t>
-      </w:r>
-    </w:p>
-    <w:p>
-      <w:pPr>
-        <w:spacing w:after="60" w:line="360" w:lineRule="auto"/>
         <w:ind w:firstLine="709"/>
         <w:jc w:val="both"/>
       </w:pPr>
@@ -13155,7 +13230,22 @@
           <w:sz w:val="28"/>
           <w:szCs w:val="28"/>
         </w:rPr>
-        <w:t xml:space="preserve">Знаковое расстояние произвольной точки x от плоскости:</w:t>
+        <w:t xml:space="preserve">Скалярное произведение в левой части представляет собой знаковую проекцию вектора x₀ − a на n̂. Таким образом, после данной коррекции частица по построению стартует со знакового расстояния меньше нуля.</w:t>
+      </w:r>
+    </w:p>
+    <w:p>
+      <w:pPr>
+        <w:spacing w:after="60" w:line="360" w:lineRule="auto"/>
+        <w:ind w:firstLine="709"/>
+        <w:jc w:val="both"/>
+      </w:pPr>
+      <w:r>
+        <w:rPr>
+          <w:rFonts w:ascii="Times New Roman" w:cs="Times New Roman" w:eastAsia="Times New Roman" w:hAnsi="Times New Roman"/>
+          <w:sz w:val="28"/>
+          <w:szCs w:val="28"/>
+        </w:rPr>
+        <w:t xml:space="preserve">Знаковое расстояние произвольной точки x от плоскости определяется выражением:</w:t>
       </w:r>
     </w:p>
     <w:p>
@@ -13193,6 +13283,21 @@
     <w:p>
       <w:pPr>
         <w:spacing w:after="60" w:line="360" w:lineRule="auto"/>
+        <w:ind w:firstLine="709"/>
+        <w:jc w:val="both"/>
+      </w:pPr>
+      <w:r>
+        <w:rPr>
+          <w:rFonts w:ascii="Times New Roman" w:cs="Times New Roman" w:eastAsia="Times New Roman" w:hAnsi="Times New Roman"/>
+          <w:sz w:val="28"/>
+          <w:szCs w:val="28"/>
+        </w:rPr>
+        <w:t xml:space="preserve">где:</w:t>
+      </w:r>
+    </w:p>
+    <w:p>
+      <w:pPr>
+        <w:spacing w:after="60" w:line="360" w:lineRule="auto"/>
         <w:ind w:left="425" w:hanging="283"/>
         <w:jc w:val="both"/>
       </w:pPr>
@@ -13215,7 +13320,7 @@
           <w:sz w:val="28"/>
           <w:szCs w:val="28"/>
         </w:rPr>
-        <w:t xml:space="preserve"> — x находится на той же стороне, куда указывает n̂.</w:t>
+        <w:t xml:space="preserve"> — точка x находится на той же стороне плоскости, куда направлена n̂.</w:t>
       </w:r>
     </w:p>
     <w:p>
@@ -13243,7 +13348,7 @@
           <w:sz w:val="28"/>
           <w:szCs w:val="28"/>
         </w:rPr>
-        <w:t xml:space="preserve"> — x на противоположной стороне.</w:t>
+        <w:t xml:space="preserve"> — точка x расположена на противоположной стороне.</w:t>
       </w:r>
     </w:p>
     <w:p>
@@ -13286,7 +13391,7 @@
           <w:sz w:val="28"/>
           <w:szCs w:val="28"/>
         </w:rPr>
-        <w:t xml:space="preserve">Детектирование пересечения. Между двумя последовательными отсчётами x_{n−1} и x_n (со знаковыми расстояниями d_{n−1} и d_n) пересечение фиксируется при смене знака:</w:t>
+        <w:t xml:space="preserve">Между двумя последовательными отсчётами x_{n−1} и x_n (со знаковыми расстояниями d_{n−1} и d_n соответственно) пересечение фиксируется при смене знака:</w:t>
       </w:r>
     </w:p>
     <w:p>
@@ -13397,7 +13502,7 @@
           <w:sz w:val="28"/>
           <w:szCs w:val="28"/>
         </w:rPr>
-        <w:t xml:space="preserve">Полуоткрытая форма (d_n ≥ 0 / d_n &lt; 0) гарантирует, что вырожденный случай d_n = 0 не будет пропущен.</w:t>
+        <w:t xml:space="preserve">Следует отметить, что использование полуоткрытой формы (d_n ≥ 0 / d_n &lt; 0) гарантирует, что вырожденный случай d_n = 0 не будет пропущен.</w:t>
       </w:r>
     </w:p>
     <w:p>
@@ -13640,7 +13745,7 @@
           <w:sz w:val="28"/>
           <w:szCs w:val="28"/>
         </w:rPr>
-        <w:t xml:space="preserve">Вычисление минимального евклидова расстояния от точки до ломаной, заданной упорядоченным списком вершин. Используется в качестве амплитуды огибающей в envelope-компоненте функции потерь (см. раздел 7), а также в скрипте analyze_trajectory_stability.py для оценки отклонения траектории частицы от проектной орбиты.</w:t>
+        <w:t xml:space="preserve">Функция distanceToPolyline применяется для вычисления минимального евклидова расстояния от точки до ломаной, заданной упорядоченным списком вершин. Данная величина используется в качестве амплитуды огибающей в envelope-компоненте функции потерь (см. раздел 7), а также в скрипте analyze_trajectory_stability.py — для оценки отклонения траектории частицы от проектной орбиты.</w:t>
       </w:r>
     </w:p>
     <w:p>
@@ -13942,7 +14047,7 @@
           <w:sz w:val="28"/>
           <w:szCs w:val="28"/>
         </w:rPr>
-        <w:t xml:space="preserve">Скалярное расстояние ≥ 0. Если число вершин меньше 2, возвращается 0.</w:t>
+        <w:t xml:space="preserve">Результатом работы функции является скалярное расстояние, удовлетворяющее условию ≥ 0. В случае, когда число вершин полилинии меньше двух, функция возвращает 0.</w:t>
       </w:r>
     </w:p>
     <w:p>
@@ -13974,7 +14079,7 @@
           <w:sz w:val="28"/>
           <w:szCs w:val="28"/>
         </w:rPr>
-        <w:t xml:space="preserve">Полилиния — последовательность отрезков. Расстояние от точки до полилинии — минимум расстояний до отдельных отрезков; задача проекции на отрезок решается стандартно через клиппинг.</w:t>
+        <w:t xml:space="preserve">Полилиния представляет собой последовательность отрезков. Расстояние от точки до полилинии определяется как минимум расстояний до отдельных отрезков; задача проекции точки на отрезок решается стандартным методом — через клиппинг параметра проекции.</w:t>
       </w:r>
     </w:p>
     <w:p>
@@ -13989,7 +14094,7 @@
           <w:sz w:val="28"/>
           <w:szCs w:val="28"/>
         </w:rPr>
-        <w:t xml:space="preserve">Проекция на отрезок. Для отрезка [a, b] точка на бесконечной прямой, ближайшая к p, имеет параметр</w:t>
+        <w:t xml:space="preserve">Для отрезка [a, b] точка на бесконечной прямой, ближайшая к p, имеет параметр, определяемый выражением:</w:t>
       </w:r>
     </w:p>
     <w:p>
@@ -14071,7 +14176,7 @@
           <w:sz w:val="28"/>
           <w:szCs w:val="28"/>
         </w:rPr>
-        <w:t xml:space="preserve">Обозначения:</w:t>
+        <w:t xml:space="preserve">где:</w:t>
       </w:r>
     </w:p>
     <w:p>
@@ -14165,7 +14270,7 @@
           <w:sz w:val="28"/>
           <w:szCs w:val="28"/>
         </w:rPr>
-        <w:t xml:space="preserve"> — параметр прямой; t* = 0 даёт a, t* = 1 даёт b, t* ∈ (0, 1) — точку между, t* вне [0, 1] — точку на продолжении.</w:t>
+        <w:t xml:space="preserve"> — параметр прямой; значение t* = 0 соответствует a, t* = 1 — b; для t* ∈ (0, 1) проекция попадает на сам отрезок, а при выходе за [0, 1] — на его продолжение.</w:t>
       </w:r>
     </w:p>
     <w:p>
@@ -14203,7 +14308,7 @@
           <w:sz w:val="28"/>
           <w:szCs w:val="28"/>
         </w:rPr>
-        <w:t xml:space="preserve"> — квадрат длины отрезка (пропускается, если ≤ 10⁻³⁰, чтобы корректно обработать вырожденный отрезок).</w:t>
+        <w:t xml:space="preserve"> — квадрат длины отрезка. Случай |b − a|² ≤ 10⁻³⁰ обрабатывается отдельно — это позволяет корректно обработать вырожденные отрезки нулевой длины.</w:t>
       </w:r>
     </w:p>
     <w:p>
@@ -14218,7 +14323,7 @@
           <w:sz w:val="28"/>
           <w:szCs w:val="28"/>
         </w:rPr>
-        <w:t xml:space="preserve">Чтобы ограничиться самим отрезком (а не продолжением), t* клиппится:</w:t>
+        <w:t xml:space="preserve">Чтобы ограничить проекцию самим отрезком (а не его продолжением), параметр t* клиппится в интервал [0, 1]:</w:t>
       </w:r>
     </w:p>
     <w:p>
@@ -14297,7 +14402,7 @@
           <w:sz w:val="28"/>
           <w:szCs w:val="28"/>
         </w:rPr>
-        <w:t xml:space="preserve">Ближайшая точка на отрезке к p:</w:t>
+        <w:t xml:space="preserve">Ближайшая к p точка на отрезке и расстояние до неё вычисляются по формулам:</w:t>
       </w:r>
     </w:p>
     <w:p>
@@ -14380,6 +14485,21 @@
     <w:p>
       <w:pPr>
         <w:spacing w:after="60" w:line="360" w:lineRule="auto"/>
+        <w:ind w:firstLine="709"/>
+        <w:jc w:val="both"/>
+      </w:pPr>
+      <w:r>
+        <w:rPr>
+          <w:rFonts w:ascii="Times New Roman" w:cs="Times New Roman" w:eastAsia="Times New Roman" w:hAnsi="Times New Roman"/>
+          <w:sz w:val="28"/>
+          <w:szCs w:val="28"/>
+        </w:rPr>
+        <w:t xml:space="preserve">где:</w:t>
+      </w:r>
+    </w:p>
+    <w:p>
+      <w:pPr>
+        <w:spacing w:after="60" w:line="360" w:lineRule="auto"/>
         <w:ind w:left="425" w:hanging="283"/>
         <w:jc w:val="both"/>
       </w:pPr>
@@ -14402,7 +14522,7 @@
           <w:sz w:val="28"/>
           <w:szCs w:val="28"/>
         </w:rPr>
-        <w:t xml:space="preserve"> — основание перпендикулярной проекции (или ближайший конец, если перпендикуляр выходит за отрезок).</w:t>
+        <w:t xml:space="preserve"> — основание перпендикулярной проекции; в случае выхода перпендикуляра за отрезок — ближайший к p его конец.</w:t>
       </w:r>
     </w:p>
     <w:p>
@@ -14440,7 +14560,7 @@
           <w:sz w:val="28"/>
           <w:szCs w:val="28"/>
         </w:rPr>
-        <w:t xml:space="preserve"> — евклидово расстояние от p до отрезка i, м.</w:t>
+        <w:t xml:space="preserve"> — евклидово расстояние от p до отрезка с индексом i, м.</w:t>
       </w:r>
     </w:p>
     <w:p>
@@ -14455,7 +14575,7 @@
           <w:sz w:val="28"/>
           <w:szCs w:val="28"/>
         </w:rPr>
-        <w:t xml:space="preserve">Расстояние до полилинии — минимум по всем N − 1 отрезкам:</w:t>
+        <w:t xml:space="preserve">Таким образом, расстояние до полилинии определяется как минимум по всем N − 1 отрезкам:</w:t>
       </w:r>
     </w:p>
     <w:p>
@@ -14578,6 +14698,21 @@
     <w:p>
       <w:pPr>
         <w:spacing w:after="60" w:line="360" w:lineRule="auto"/>
+        <w:ind w:firstLine="709"/>
+        <w:jc w:val="both"/>
+      </w:pPr>
+      <w:r>
+        <w:rPr>
+          <w:rFonts w:ascii="Times New Roman" w:cs="Times New Roman" w:eastAsia="Times New Roman" w:hAnsi="Times New Roman"/>
+          <w:sz w:val="28"/>
+          <w:szCs w:val="28"/>
+        </w:rPr>
+        <w:t xml:space="preserve">где:</w:t>
+      </w:r>
+    </w:p>
+    <w:p>
+      <w:pPr>
+        <w:spacing w:after="60" w:line="360" w:lineRule="auto"/>
         <w:ind w:left="425" w:hanging="283"/>
         <w:jc w:val="both"/>
       </w:pPr>
@@ -14648,7 +14783,7 @@
           <w:sz w:val="28"/>
           <w:szCs w:val="28"/>
         </w:rPr>
-        <w:t xml:space="preserve"> — полилиния (упорядоченный список из N вершин).</w:t>
+        <w:t xml:space="preserve"> — полилиния, представленная упорядоченным списком из N вершин.</w:t>
       </w:r>
     </w:p>
     <w:p>
@@ -14663,7 +14798,7 @@
           <w:sz w:val="28"/>
           <w:szCs w:val="28"/>
         </w:rPr>
-        <w:t xml:space="preserve">Корень берётся только один раз в конце; внутри цикла сравниваются квадраты расстояний — это и быстрее, и избавляет от ветвления для корня в горячем цикле.</w:t>
+        <w:t xml:space="preserve">Стоит отметить, что извлечение квадратного корня производится однократно — на финальном шаге. Внутри основного цикла сравниваются квадраты расстояний, что одновременно ускоряет вычисления и устраняет лишнюю операцию корня в горячем цикле.</w:t>
       </w:r>
     </w:p>
     <w:p>
@@ -14894,7 +15029,7 @@
           <w:sz w:val="28"/>
           <w:szCs w:val="28"/>
         </w:rPr>
-        <w:t xml:space="preserve">Скалярная целевая функция, минимизируемая оптимизатором токов магнитов. Состоит из трёх аддитивных компонентов, отвечающих за различные физические дефекты пучка:</w:t>
+        <w:t xml:space="preserve">Составная функция потерь представляет собой скалярную целевую функцию, минимизируемую оптимизатором токов магнитов. Функция складывается из трёх аддитивных компонентов, отвечающих за различные физические дефекты пучка:</w:t>
       </w:r>
     </w:p>
     <w:p>
@@ -14909,7 +15044,7 @@
           <w:sz w:val="28"/>
           <w:szCs w:val="28"/>
         </w:rPr>
-        <w:t xml:space="preserve">— position_loss — частица должна проходить через центры магнитов;</w:t>
+        <w:t xml:space="preserve">— position_loss — обеспечивает прохождение частиц через центры магнитов;</w:t>
       </w:r>
     </w:p>
     <w:p>
@@ -14924,7 +15059,7 @@
           <w:sz w:val="28"/>
           <w:szCs w:val="28"/>
         </w:rPr>
-        <w:t xml:space="preserve">— direction_loss — пучок должен покидать решётку параллельно заданному направлению;</w:t>
+        <w:t xml:space="preserve">— direction_loss — обеспечивает параллельность выходящего пучка заданному направлению;</w:t>
       </w:r>
     </w:p>
     <w:p>
@@ -14939,7 +15074,7 @@
           <w:sz w:val="28"/>
           <w:szCs w:val="28"/>
         </w:rPr>
-        <w:t xml:space="preserve">— envelope_loss — бетатронные амплитуды не должны расти.</w:t>
+        <w:t xml:space="preserve">— envelope_loss — препятствует росту бетатронных амплитуд.</w:t>
       </w:r>
     </w:p>
     <w:p>
@@ -14954,7 +15089,7 @@
           <w:sz w:val="28"/>
           <w:szCs w:val="28"/>
         </w:rPr>
-        <w:t xml:space="preserve">Компонент position_loss обновляется инкрементально в цикле трекинга, без сохранения траектории. Direction- и envelope-компоненты вычисляются однократно на финальном шаге каждой частицы.</w:t>
+        <w:t xml:space="preserve">Стоит отметить, что компонент position_loss обновляется инкрементально в цикле трекинга — без сохранения траектории. Direction- и envelope-компоненты, напротив, вычисляются однократно на финальном шаге каждой частицы.</w:t>
       </w:r>
     </w:p>
     <w:p>
@@ -16419,7 +16554,7 @@
           <w:sz w:val="28"/>
           <w:szCs w:val="28"/>
         </w:rPr>
-        <w:t xml:space="preserve">Полная целевая функция — сумма трёх слагаемых:</w:t>
+        <w:t xml:space="preserve">Полная целевая функция представляет собой сумму трёх слагаемых:</w:t>
       </w:r>
     </w:p>
     <w:p>
@@ -16502,6 +16637,21 @@
     <w:p>
       <w:pPr>
         <w:spacing w:after="60" w:line="360" w:lineRule="auto"/>
+        <w:ind w:firstLine="709"/>
+        <w:jc w:val="both"/>
+      </w:pPr>
+      <w:r>
+        <w:rPr>
+          <w:rFonts w:ascii="Times New Roman" w:cs="Times New Roman" w:eastAsia="Times New Roman" w:hAnsi="Times New Roman"/>
+          <w:sz w:val="28"/>
+          <w:szCs w:val="28"/>
+        </w:rPr>
+        <w:t xml:space="preserve">где:</w:t>
+      </w:r>
+    </w:p>
+    <w:p>
+      <w:pPr>
+        <w:spacing w:after="60" w:line="360" w:lineRule="auto"/>
         <w:ind w:left="425" w:hanging="283"/>
         <w:jc w:val="both"/>
       </w:pPr>
@@ -16524,7 +16674,7 @@
           <w:sz w:val="28"/>
           <w:szCs w:val="28"/>
         </w:rPr>
-        <w:t xml:space="preserve"> — скалярная потеря, минимизируемая оптимизатором (единицы — м² до взвешивания; веса нормируют слагаемые до сопоставимых порядков).</w:t>
+        <w:t xml:space="preserve"> — скалярная потеря, минимизируемая оптимизатором. Единицы измерения — м² до взвешивания; коэффициенты веса нормируют слагаемые до сопоставимых порядков величин.</w:t>
       </w:r>
     </w:p>
     <w:p>
@@ -16539,7 +16689,7 @@
           <w:sz w:val="28"/>
           <w:szCs w:val="28"/>
         </w:rPr>
-        <w:t xml:space="preserve">1) Position loss — частицы должны проходить близко к центрам магнитов (и заданных пользователем виртуальных целей):</w:t>
+        <w:t xml:space="preserve">Компонент Position loss отвечает за прохождение частиц через центры магнитов (а также заданных пользователем виртуальных целей) и вычисляется по формуле:</w:t>
       </w:r>
     </w:p>
     <w:p>
@@ -16704,7 +16854,7 @@
           <w:sz w:val="28"/>
           <w:szCs w:val="28"/>
         </w:rPr>
-        <w:t xml:space="preserve">Обозначения:</w:t>
+        <w:t xml:space="preserve">где:</w:t>
       </w:r>
     </w:p>
     <w:p>
@@ -16770,7 +16920,7 @@
           <w:sz w:val="28"/>
           <w:szCs w:val="28"/>
         </w:rPr>
-        <w:t xml:space="preserve"> — множество «учитываемых магнитов» плюс виртуальных целей, после фильтрации по magnet_sp_numbers и exclude_device_types из JSON оптимизатора.</w:t>
+        <w:t xml:space="preserve"> — множество учитываемых в потере магнитов и виртуальных целей, формируемое после фильтрации по параметрам magnet_sp_numbers и exclude_device_types из JSON-конфига оптимизатора.</w:t>
       </w:r>
     </w:p>
     <w:p>
@@ -16846,7 +16996,7 @@
           <w:sz w:val="28"/>
           <w:szCs w:val="28"/>
         </w:rPr>
-        <w:t xml:space="preserve"> — индивидуальный вес цели (по умолчанию 1; targets из extra_target_magnets имеют свои бо́льшие веса, обычно 20 или 50, чтобы «пришпиливать» финальную сходимость).</w:t>
+        <w:t xml:space="preserve"> — индивидуальный вес цели (по умолчанию принимается равным 1). Виртуальные цели из extra_target_magnets имеют, как правило, бо́льшие веса — порядка 20 или 50, что обеспечивает закрепление финальной сходимости.</w:t>
       </w:r>
     </w:p>
     <w:p>
@@ -16973,7 +17123,7 @@
           <w:sz w:val="28"/>
           <w:szCs w:val="28"/>
         </w:rPr>
-        <w:t xml:space="preserve"> — минимальный квадрат расстояния от траектории частицы i до магнита m по всей траектории. Считается инкрементально; хранится только текущий минимум, траектория не сохраняется.</w:t>
+        <w:t xml:space="preserve"> — минимальный квадрат расстояния от траектории частицы i до центра магнита m, взятый по всей траектории. Величина вычисляется инкрементально: хранится только текущий минимум, а сама траектория не сохраняется.</w:t>
       </w:r>
     </w:p>
     <w:p>
@@ -16988,7 +17138,7 @@
           <w:sz w:val="28"/>
           <w:szCs w:val="28"/>
         </w:rPr>
-        <w:t xml:space="preserve">2) Direction loss — на финишной плоскости импульсы должны быть параллельны заданному эталонному направлению:</w:t>
+        <w:t xml:space="preserve">Компонент Direction loss обеспечивает параллельность импульсов на финишной плоскости заданному эталонному направлению и определяется выражением:</w:t>
       </w:r>
     </w:p>
     <w:p>
@@ -17209,7 +17359,7 @@
           <w:sz w:val="28"/>
           <w:szCs w:val="28"/>
         </w:rPr>
-        <w:t xml:space="preserve">Обозначения:</w:t>
+        <w:t xml:space="preserve">где:</w:t>
       </w:r>
     </w:p>
     <w:p>
@@ -17247,7 +17397,7 @@
           <w:sz w:val="28"/>
           <w:szCs w:val="28"/>
         </w:rPr>
-        <w:t xml:space="preserve"> — вес направленной компоненты (типично 10³); большой, потому что sin²(θ) безразмерно и обычно мало.</w:t>
+        <w:t xml:space="preserve"> — весовой коэффициент направленной компоненты. Типичное значение — порядка 10³; столь большая величина обусловлена тем, что sin²(θ) безразмерен и обычно принимает малые значения.</w:t>
       </w:r>
     </w:p>
     <w:p>
@@ -17318,7 +17468,7 @@
           <w:sz w:val="28"/>
           <w:szCs w:val="28"/>
         </w:rPr>
-        <w:t xml:space="preserve"> — единичный эталонный вектор из конфига оптимизатора (direction_loss.reference); обычно касательная к проектной орбите в точке финиша.</w:t>
+        <w:t xml:space="preserve"> — единичный эталонный вектор из конфига оптимизатора (direction_loss.reference). Как правило, в качестве эталона принимается касательная к проектной орбите в точке финиша.</w:t>
       </w:r>
     </w:p>
     <w:p>
@@ -17356,7 +17506,7 @@
           <w:sz w:val="28"/>
           <w:szCs w:val="28"/>
         </w:rPr>
-        <w:t xml:space="preserve"> — угол между p_i^final и r̂, рад.</w:t>
+        <w:t xml:space="preserve"> — угол между импульсом p_i^final и эталонным вектором r̂, рад.</w:t>
       </w:r>
     </w:p>
     <w:p>
@@ -17442,7 +17592,7 @@
           <w:sz w:val="28"/>
           <w:szCs w:val="28"/>
         </w:rPr>
-        <w:t xml:space="preserve"> — квадратично по θ при малых углах, что превращает компонент в least-squares угловую ошибку.</w:t>
+        <w:t xml:space="preserve"> — данная величина квадратично зависит от θ при малых углах, благодаря чему компонент потерь принимает форму least-squares угловой ошибки.</w:t>
       </w:r>
     </w:p>
     <w:p>
@@ -17457,7 +17607,7 @@
           <w:sz w:val="28"/>
           <w:szCs w:val="28"/>
         </w:rPr>
-        <w:t xml:space="preserve">3) Envelope loss — бетатронные осцилляции не должны расти при пролёте через решётку:</w:t>
+        <w:t xml:space="preserve">Компонент Envelope loss препятствует росту бетатронных колебаний при пролёте частиц через решётку и записывается в виде:</w:t>
       </w:r>
     </w:p>
     <w:p>
@@ -17679,7 +17829,7 @@
           <w:sz w:val="28"/>
           <w:szCs w:val="28"/>
         </w:rPr>
-        <w:t xml:space="preserve">Обозначения:</w:t>
+        <w:t xml:space="preserve">где:</w:t>
       </w:r>
     </w:p>
     <w:p>
@@ -17717,7 +17867,7 @@
           <w:sz w:val="28"/>
           <w:szCs w:val="28"/>
         </w:rPr>
-        <w:t xml:space="preserve"> — вес огибающей, типично 10⁶ (большой, потому что A измеряется в метрах, а метровый рост недопустим).</w:t>
+        <w:t xml:space="preserve"> — весовой коэффициент огибающей. Типичное значение составляет порядка 10⁶; столь большая величина связана с тем, что амплитуда A измеряется в метрах, и даже её метровый рост является недопустимым.</w:t>
       </w:r>
     </w:p>
     <w:p>
@@ -17758,7 +17908,7 @@
           <w:sz w:val="28"/>
           <w:szCs w:val="28"/>
         </w:rPr>
-        <w:t xml:space="preserve"> — амплитуда огибающей частицы i — её расстояние от проектной полилинии в момент t, считается по алгоритму § 6.</w:t>
+        <w:t xml:space="preserve"> — амплитуда огибающей частицы i — её расстояние от проектной полилинии в момент времени t. Величина рассчитывается по алгоритму, описанному в § 6.</w:t>
       </w:r>
     </w:p>
     <w:p>
@@ -17866,16 +18016,16 @@
     <w:p>
       <w:pPr>
         <w:spacing w:after="60" w:line="360" w:lineRule="auto"/>
-        <w:ind w:left="425" w:hanging="283"/>
-        <w:jc w:val="both"/>
-      </w:pPr>
-      <w:r>
-        <w:rPr>
-          <w:rFonts w:ascii="Times New Roman" w:cs="Times New Roman" w:eastAsia="Times New Roman" w:hAnsi="Times New Roman"/>
-          <w:sz w:val="28"/>
-          <w:szCs w:val="28"/>
-        </w:rPr>
-        <w:t xml:space="preserve">— Обёртка max(0, ·) означает, что «затухание» (приближение пучка к орбите, A_i^final &lt; A_i^init) НЕ штрафуется — штрафуется только рост.</w:t>
+        <w:ind w:firstLine="709"/>
+        <w:jc w:val="both"/>
+      </w:pPr>
+      <w:r>
+        <w:rPr>
+          <w:rFonts w:ascii="Times New Roman" w:cs="Times New Roman" w:eastAsia="Times New Roman" w:hAnsi="Times New Roman"/>
+          <w:sz w:val="28"/>
+          <w:szCs w:val="28"/>
+        </w:rPr>
+        <w:t xml:space="preserve">Стоит подчеркнуть, что обёртка max(0, ·) означает следующее: «затухание» — то есть приближение пучка к орбите (когда A_i^final &lt; A_i^init) — не штрафуется. Штраф накладывается только на рост амплитуды.</w:t>
       </w:r>
     </w:p>
     <w:p>
@@ -18240,7 +18390,7 @@
           <w:sz w:val="28"/>
           <w:szCs w:val="28"/>
         </w:rPr>
-        <w:t xml:space="preserve">Однопоточный жадный hill-climber с периодическими кика́ми по всему вектору параметров для выхода из локальных минимумов. Оптимизатор изменяет токи магнитов (arg_val) и индивидуальные калибровочные множители (correct_coeff), перечисленные в parameter_groups_per_position JSON-конфига.</w:t>
+        <w:t xml:space="preserve">Оптимизатор представляет собой однопоточный жадный hill-climber с периодическими «киками» (kicks) по всему вектору параметров, применяемыми для выхода из локальных минимумов. В качестве управляемых параметров рассматриваются токи магнитов (arg_val) и индивидуальные калибровочные множители (correct_coeff), перечисленные в секции parameter_groups_per_position JSON-конфига.</w:t>
       </w:r>
     </w:p>
     <w:p>
@@ -18255,7 +18405,7 @@
           <w:sz w:val="28"/>
           <w:szCs w:val="28"/>
         </w:rPr>
-        <w:t xml:space="preserve">Свойства реализации:</w:t>
+        <w:t xml:space="preserve">Реализация обладает следующими свойствами:</w:t>
       </w:r>
     </w:p>
     <w:p>
@@ -18270,7 +18420,7 @@
           <w:sz w:val="28"/>
           <w:szCs w:val="28"/>
         </w:rPr>
-        <w:t xml:space="preserve">— асимметричный шаг — на каждой итерации одна случайная группа возмущается на ±step_abs (ток) либо ±step_percent · current (множитель);</w:t>
+        <w:t xml:space="preserve">— асимметричный шаг — на каждой итерации одна случайная группа возмущается на ±step_abs (для тока) либо ±step_percent · current (для калибровочного множителя);</w:t>
       </w:r>
     </w:p>
     <w:p>
@@ -18300,7 +18450,7 @@
           <w:sz w:val="28"/>
           <w:szCs w:val="28"/>
         </w:rPr>
-        <w:t xml:space="preserve">— жадный приём — новое состояние принимается, если loss уменьшился; иначе — откат;</w:t>
+        <w:t xml:space="preserve">— жадный приём — новое состояние принимается только при уменьшении функции потерь; в противном случае выполняется откат;</w:t>
       </w:r>
     </w:p>
     <w:p>
@@ -18315,7 +18465,7 @@
           <w:sz w:val="28"/>
           <w:szCs w:val="28"/>
         </w:rPr>
-        <w:t xml:space="preserve">— контрольные точки — полная история сохраняется каждые CHECKPOINT_EVERY итераций для возможности восстановления после прерывания.</w:t>
+        <w:t xml:space="preserve">— контрольные точки — полная история сохраняется каждые CHECKPOINT_EVERY итераций, что обеспечивает возможность восстановления после прерывания.</w:t>
       </w:r>
     </w:p>
     <w:p>
@@ -19780,22 +19930,7 @@
           <w:sz w:val="28"/>
           <w:szCs w:val="28"/>
         </w:rPr>
-        <w:t xml:space="preserve">Оптимизатор обходит пространство параметров методом Монте-Карло с жадным приёмом.</w:t>
-      </w:r>
-    </w:p>
-    <w:p>
-      <w:pPr>
-        <w:spacing w:after="60" w:line="360" w:lineRule="auto"/>
-        <w:ind w:firstLine="709"/>
-        <w:jc w:val="both"/>
-      </w:pPr>
-      <w:r>
-        <w:rPr>
-          <w:rFonts w:ascii="Times New Roman" w:cs="Times New Roman" w:eastAsia="Times New Roman" w:hAnsi="Times New Roman"/>
-          <w:sz w:val="28"/>
-          <w:szCs w:val="28"/>
-        </w:rPr>
-        <w:t xml:space="preserve">Обозначения:</w:t>
+        <w:t xml:space="preserve">Оптимизатор выполняет обход пространства параметров методом Монте-Карло с жадным приёмом. Прежде всего введём следующие обозначения:</w:t>
       </w:r>
     </w:p>
     <w:p>
@@ -19836,7 +19971,7 @@
           <w:sz w:val="28"/>
           <w:szCs w:val="28"/>
         </w:rPr>
-        <w:t xml:space="preserve"> — вектор всех изменяемых параметров (токи магнитов и индивидуальные коэффициенты), длина M.</w:t>
+        <w:t xml:space="preserve"> — вектор всех изменяемых параметров (токи магнитов и индивидуальные коэффициенты), имеющий длину M.</w:t>
       </w:r>
     </w:p>
     <w:p>
@@ -19864,7 +19999,7 @@
           <w:sz w:val="28"/>
           <w:szCs w:val="28"/>
         </w:rPr>
-        <w:t xml:space="preserve"> — число групп, объявленных в parameter_groups_per_position. Каждая группа g может объединять несколько слотов параметров; мутация группы g меняет все её слоты одновременно.</w:t>
+        <w:t xml:space="preserve"> — число групп, объявленных в parameter_groups_per_position. Каждая группа g может объединять несколько слотов параметров; мутация группы g изменяет все её слоты одновременно.</w:t>
       </w:r>
     </w:p>
     <w:p>
@@ -19892,7 +20027,7 @@
           <w:sz w:val="28"/>
           <w:szCs w:val="28"/>
         </w:rPr>
-        <w:t xml:space="preserve"> — составная функция потерь из § 7.</w:t>
+        <w:t xml:space="preserve"> — составная функция потерь, определённая в § 7.</w:t>
       </w:r>
     </w:p>
     <w:p>
@@ -19930,7 +20065,7 @@
           <w:sz w:val="28"/>
           <w:szCs w:val="28"/>
         </w:rPr>
-        <w:t xml:space="preserve"> — текущий лучший вектор параметров; L_best = L(θ_best).</w:t>
+        <w:t xml:space="preserve"> — текущий лучший вектор параметров; соответствующее значение функции потерь обозначается как L_best = L(θ_best).</w:t>
       </w:r>
     </w:p>
     <w:p>
@@ -19945,7 +20080,7 @@
           <w:sz w:val="28"/>
           <w:szCs w:val="28"/>
         </w:rPr>
-        <w:t xml:space="preserve">Обычная итерация. Случайно выбирается одна группа g; её параметры сдвигаются на индивидуальный шаг с случайным знаком:</w:t>
+        <w:t xml:space="preserve">Обычная итерация состоит в следующем: случайным образом выбирается одна группа g, и её параметры сдвигаются на индивидуальный шаг со случайным знаком. Преобразование записывается в виде:</w:t>
       </w:r>
     </w:p>
     <w:p>
@@ -20118,7 +20253,7 @@
           <w:sz w:val="28"/>
           <w:szCs w:val="28"/>
         </w:rPr>
-        <w:t xml:space="preserve">Обозначения:</w:t>
+        <w:t xml:space="preserve">где:</w:t>
       </w:r>
     </w:p>
     <w:p>
@@ -20146,7 +20281,7 @@
           <w:sz w:val="28"/>
           <w:szCs w:val="28"/>
         </w:rPr>
-        <w:t xml:space="preserve"> — свежее случайное число.</w:t>
+        <w:t xml:space="preserve"> — случайное число, генерируемое заново на каждой итерации.</w:t>
       </w:r>
     </w:p>
     <w:p>
@@ -20174,7 +20309,7 @@
           <w:sz w:val="28"/>
           <w:szCs w:val="28"/>
         </w:rPr>
-        <w:t xml:space="preserve"> — знак предложенного сдвига, плюс и минус равновероятны.</w:t>
+        <w:t xml:space="preserve"> — знак предложенного сдвига; положительное и отрицательное направления равновероятны.</w:t>
       </w:r>
     </w:p>
     <w:p>
@@ -20212,7 +20347,7 @@
           <w:sz w:val="28"/>
           <w:szCs w:val="28"/>
         </w:rPr>
-        <w:t xml:space="preserve"> — размер шага для группы g, определяется типом колонки:</w:t>
+        <w:t xml:space="preserve"> — размер шага для группы g, определяемый типом колонки изменяемого параметра:</w:t>
       </w:r>
     </w:p>
     <w:p>
@@ -20356,6 +20491,21 @@
     <w:p>
       <w:pPr>
         <w:spacing w:after="60" w:line="360" w:lineRule="auto"/>
+        <w:ind w:firstLine="709"/>
+        <w:jc w:val="both"/>
+      </w:pPr>
+      <w:r>
+        <w:rPr>
+          <w:rFonts w:ascii="Times New Roman" w:cs="Times New Roman" w:eastAsia="Times New Roman" w:hAnsi="Times New Roman"/>
+          <w:sz w:val="28"/>
+          <w:szCs w:val="28"/>
+        </w:rPr>
+        <w:t xml:space="preserve">где:</w:t>
+      </w:r>
+    </w:p>
+    <w:p>
+      <w:pPr>
+        <w:spacing w:after="60" w:line="360" w:lineRule="auto"/>
         <w:ind w:left="425" w:hanging="283"/>
         <w:jc w:val="both"/>
       </w:pPr>
@@ -20388,7 +20538,7 @@
           <w:sz w:val="28"/>
           <w:szCs w:val="28"/>
         </w:rPr>
-        <w:t xml:space="preserve"> — абсолютный шаг в амперах (типично 0.1–1.0).</w:t>
+        <w:t xml:space="preserve"> — абсолютный шаг в амперах; типичные значения лежат в диапазоне 0,1–1,0.</w:t>
       </w:r>
     </w:p>
     <w:p>
@@ -20426,7 +20576,7 @@
           <w:sz w:val="28"/>
           <w:szCs w:val="28"/>
         </w:rPr>
-        <w:t xml:space="preserve"> — относительный шаг (типично 0.05 ≡ 5%), пропорциональный текущему значению — относительное возмущение остаётся осмысленным при уменьшении θ_g.</w:t>
+        <w:t xml:space="preserve"> — относительный шаг (типично 0,05, что соответствует 5%), пропорциональный текущему значению. Такой выбор обеспечивает осмысленное относительное возмущение даже при уменьшении θ_g.</w:t>
       </w:r>
     </w:p>
     <w:p>
@@ -20441,7 +20591,7 @@
           <w:sz w:val="28"/>
           <w:szCs w:val="28"/>
         </w:rPr>
-        <w:t xml:space="preserve">Кик-итерация. Каждые kick_every итераций ВСЕ группы возмущаются одновременно, чтобы выпрыгнуть из локальных минимумов:</w:t>
+        <w:t xml:space="preserve">Кик-итерация выполняется каждые kick_every итераций. На ней все группы возмущаются одновременно, что позволяет покидать локальные минимумы:</w:t>
       </w:r>
     </w:p>
     <w:p>
@@ -20588,7 +20738,7 @@
           <w:sz w:val="28"/>
           <w:szCs w:val="28"/>
         </w:rPr>
-        <w:t xml:space="preserve">Обозначения:</w:t>
+        <w:t xml:space="preserve">где:</w:t>
       </w:r>
     </w:p>
     <w:p>
@@ -20616,22 +20766,7 @@
           <w:sz w:val="28"/>
           <w:szCs w:val="28"/>
         </w:rPr>
-        <w:t xml:space="preserve"> — амплитуда кика (А или доля, в зависимости от типа колонки группы).</w:t>
-      </w:r>
-    </w:p>
-    <w:p>
-      <w:pPr>
-        <w:spacing w:after="60" w:line="360" w:lineRule="auto"/>
-        <w:ind w:left="425" w:hanging="283"/>
-        <w:jc w:val="both"/>
-      </w:pPr>
-      <w:r>
-        <w:rPr>
-          <w:rFonts w:ascii="Times New Roman" w:cs="Times New Roman" w:eastAsia="Times New Roman" w:hAnsi="Times New Roman"/>
-          <w:sz w:val="28"/>
-          <w:szCs w:val="28"/>
-        </w:rPr>
-        <w:t xml:space="preserve">— Независимые равномерные выборки означают, что каждая группа движется независимо; совместное предложение достаточно крупное, чтобы покинуть бассейн, который пошаговый поиск никогда не покинет.</w:t>
+        <w:t xml:space="preserve"> — амплитуда кика (амперы или доля от текущего значения — в зависимости от типа колонки группы).</w:t>
       </w:r>
     </w:p>
     <w:p>
@@ -20646,7 +20781,22 @@
           <w:sz w:val="28"/>
           <w:szCs w:val="28"/>
         </w:rPr>
-        <w:t xml:space="preserve">Жадный приём. Вне зависимости от типа итерации, предложение принимается только при уменьшении лучшего значения потерь:</w:t>
+        <w:t xml:space="preserve">Стоит отметить, что независимые равномерные выборки означают независимое движение каждой группы. При этом совместное предложение оказывается достаточно крупным, чтобы покинуть тот бассейн притяжения, который пошаговый поиск никогда бы не покинул.</w:t>
+      </w:r>
+    </w:p>
+    <w:p>
+      <w:pPr>
+        <w:spacing w:after="60" w:line="360" w:lineRule="auto"/>
+        <w:ind w:firstLine="709"/>
+        <w:jc w:val="both"/>
+      </w:pPr>
+      <w:r>
+        <w:rPr>
+          <w:rFonts w:ascii="Times New Roman" w:cs="Times New Roman" w:eastAsia="Times New Roman" w:hAnsi="Times New Roman"/>
+          <w:sz w:val="28"/>
+          <w:szCs w:val="28"/>
+        </w:rPr>
+        <w:t xml:space="preserve">Жадный приём, общий для обоих типов итераций, формулируется следующим образом: предложение принимается только при условии уменьшения лучшего значения функции потерь:</w:t>
       </w:r>
     </w:p>
     <w:p>
@@ -20786,7 +20936,7 @@
           <w:sz w:val="28"/>
           <w:szCs w:val="28"/>
         </w:rPr>
-        <w:t xml:space="preserve">Это чисто hill-climber — без «температуры», без Metropolis-приёма худших состояний. Кики и дают шанс покинуть локальные минимумы.</w:t>
+        <w:t xml:space="preserve">Таким образом, рассматриваемый алгоритм представляет собой чистый hill-climber — без введения «температуры» и без Metropolis-приёма ухудшающих состояний. Возможность покинуть локальный минимум обеспечивается исключительно за счёт кик-итераций.</w:t>
       </w:r>
     </w:p>
     <w:p>
@@ -21292,7 +21442,7 @@
           <w:sz w:val="28"/>
           <w:szCs w:val="28"/>
         </w:rPr>
-        <w:t xml:space="preserve">Разбор файлов формата Elegant LTE (SYLA_desc.lte, SYLA_line.lte), классификация элементов согласно конфигурации lte_mapping.json, развёртка кольца вдоль хорды и формирование редактируемых шаблонов sp_elements.csv и геометрической развёртки lattice_layout.csv.</w:t>
+        <w:t xml:space="preserve">Скрипт lte_to_lattice.py выполняет разбор файлов формата Elegant LTE (SYLA_desc.lte, SYLA_line.lte), классифицирует элементы согласно конфигурации lte_mapping.json и производит развёртку кольца вдоль хорды. Результатом работы являются редактируемые шаблоны sp_elements.csv и геометрическая развёртка lattice_layout.csv.</w:t>
       </w:r>
     </w:p>
     <w:p>
@@ -21307,7 +21457,7 @@
           <w:sz w:val="28"/>
           <w:szCs w:val="28"/>
         </w:rPr>
-        <w:t xml:space="preserve">Особенности:</w:t>
+        <w:t xml:space="preserve">Реализация обладает следующими особенностями:</w:t>
       </w:r>
     </w:p>
     <w:p>
@@ -21322,7 +21472,7 @@
           <w:sz w:val="28"/>
           <w:szCs w:val="28"/>
         </w:rPr>
-        <w:t xml:space="preserve">— секционирование DL/JL — длинные изгибающие магниты делятся на 5 фрагментов, размещаемых на хорде вместо дуги;</w:t>
+        <w:t xml:space="preserve">— секционирование DL/JL — длинные изгибающие магниты разбиваются на 5 фрагментов, размещаемых на хорде вместо дуги;</w:t>
       </w:r>
     </w:p>
     <w:p>
@@ -21337,7 +21487,7 @@
           <w:sz w:val="28"/>
           <w:szCs w:val="28"/>
         </w:rPr>
-        <w:t xml:space="preserve">— сохранение пользовательских arg_val — при повторных запусках значения, ранее введённые в sp_elements.csv, сохраняются.</w:t>
+        <w:t xml:space="preserve">— сохранение пользовательских значений arg_val — при повторных запусках значения, ранее введённые в sp_elements.csv, не затираются.</w:t>
       </w:r>
     </w:p>
     <w:p>
@@ -21981,7 +22131,7 @@
           <w:sz w:val="28"/>
           <w:szCs w:val="28"/>
         </w:rPr>
-        <w:t xml:space="preserve">Длина хорды поворотного магнита. У поворотного магнита заданы длина дуги L и угол поворота α, радиус кривизны ρ = L/α. Прямая хорда, соединяющая входную и выходную грани дуги, имеет длину</w:t>
+        <w:t xml:space="preserve">Длина хорды поворотного магнита вычисляется следующим образом. Для магнита с заданной длиной дуги L и углом поворота α радиус кривизны определяется как ρ = L/α. Длина прямой хорды, соединяющей входную и выходную грани дуги, задаётся выражением:</w:t>
       </w:r>
     </w:p>
     <w:p>
@@ -22053,7 +22203,7 @@
           <w:sz w:val="28"/>
           <w:szCs w:val="28"/>
         </w:rPr>
-        <w:t xml:space="preserve">Обозначения:</w:t>
+        <w:t xml:space="preserve">где:</w:t>
       </w:r>
     </w:p>
     <w:p>
@@ -22081,7 +22231,7 @@
           <w:sz w:val="28"/>
           <w:szCs w:val="28"/>
         </w:rPr>
-        <w:t xml:space="preserve"> — длина дуги поворотного магнита, м (из параметра L= LTE).</w:t>
+        <w:t xml:space="preserve"> — длина дуги поворотного магнита, м; берётся из параметра L= LTE-описания.</w:t>
       </w:r>
     </w:p>
     <w:p>
@@ -22109,7 +22259,7 @@
           <w:sz w:val="28"/>
           <w:szCs w:val="28"/>
         </w:rPr>
-        <w:t xml:space="preserve"> — полный угол поворота, рад (из параметра ANGLE= LTE). α &gt; 0 — поворот влево, α &lt; 0 — вправо.</w:t>
+        <w:t xml:space="preserve"> — полный угол поворота, рад; берётся из параметра ANGLE= LTE. Положительное значение α соответствует повороту влево, отрицательное — вправо.</w:t>
       </w:r>
     </w:p>
     <w:p>
@@ -22137,7 +22287,7 @@
           <w:sz w:val="28"/>
           <w:szCs w:val="28"/>
         </w:rPr>
-        <w:t xml:space="preserve"> — радиус кривизны, м.</w:t>
+        <w:t xml:space="preserve"> — радиус кривизны магнита, м.</w:t>
       </w:r>
     </w:p>
     <w:p>
@@ -22175,7 +22325,7 @@
           <w:sz w:val="28"/>
           <w:szCs w:val="28"/>
         </w:rPr>
-        <w:t xml:space="preserve"> — длина хорды, по которой выпрямляется магнит (чуть короче L при α ≠ 0). При α → 0 хорда стремится к L, как и ожидается.</w:t>
+        <w:t xml:space="preserve"> — длина хорды, по которой выпрямляется магнит. При α ≠ 0 хорда оказывается чуть короче дуги L; при α → 0 хорда стремится к L, как и ожидается.</w:t>
       </w:r>
     </w:p>
     <w:p>
@@ -22190,7 +22340,7 @@
           <w:sz w:val="28"/>
           <w:szCs w:val="28"/>
         </w:rPr>
-        <w:t xml:space="preserve">Магнит заменяется 5 тонкими ломтиками, равномерно расположенными по хорде в параметрах τ ∈ {0, 0.25, 0.5, 0.75, 1.0}, каждый ориентирован по направлению хорды.</w:t>
+        <w:t xml:space="preserve">Магнит заменяется пятью тонкими ломтиками, равномерно расположенными по хорде в параметрических точках τ ∈ {0, 0,25, 0,5, 0,75, 1,0}. Каждый ломтик ориентирован по направлению хорды.</w:t>
       </w:r>
     </w:p>
     <w:p>
@@ -22205,7 +22355,7 @@
           <w:sz w:val="28"/>
           <w:szCs w:val="28"/>
         </w:rPr>
-        <w:t xml:space="preserve">Обход кольца. Развёртка идёт сегмент за сегментом. Каждый LTE-элемент длины ℓ даёт в плоскости поворот Δψ (0 для дрейфа, α для поворотного магнита) и сдвиг геометрической середины. Обновление состояния:</w:t>
+        <w:t xml:space="preserve">Развёртка кольца производится сегмент за сегментом. Каждый LTE-элемент длины ℓ задаёт в плоскости поворот Δψ (значение Δψ = 0 соответствует дрейфу, Δψ = α — поворотному магниту) и сдвиг геометрической середины. Обновление состояния записывается в виде:</w:t>
       </w:r>
     </w:p>
     <w:p>
@@ -22346,7 +22496,7 @@
           <w:sz w:val="28"/>
           <w:szCs w:val="28"/>
         </w:rPr>
-        <w:t xml:space="preserve">Обозначения:</w:t>
+        <w:t xml:space="preserve">где:</w:t>
       </w:r>
     </w:p>
     <w:p>
@@ -22374,7 +22524,7 @@
           <w:sz w:val="28"/>
           <w:szCs w:val="28"/>
         </w:rPr>
-        <w:t xml:space="preserve"> — yaw-угол (поворот вокруг глобальной оси z), рад.</w:t>
+        <w:t xml:space="preserve"> — yaw-угол — поворот вокруг глобальной оси z, рад.</w:t>
       </w:r>
     </w:p>
     <w:p>
@@ -22402,7 +22552,7 @@
           <w:sz w:val="28"/>
           <w:szCs w:val="28"/>
         </w:rPr>
-        <w:t xml:space="preserve"> — yaw-поворот, наработанный этим элементом, рад (равен α для поворотного магнита, 0 для прямого элемента).</w:t>
+        <w:t xml:space="preserve"> — yaw-поворот, наработанный текущим элементом, рад. Для поворотного магнита Δψ = α, для прямого элемента Δψ = 0.</w:t>
       </w:r>
     </w:p>
     <w:p>
@@ -22430,7 +22580,7 @@
           <w:sz w:val="28"/>
           <w:szCs w:val="28"/>
         </w:rPr>
-        <w:t xml:space="preserve"> — длина элемента по хорде (для поворотного магнита это пятая часть L_chord на ломтик).</w:t>
+        <w:t xml:space="preserve"> — длина элемента по хорде; для поворотного магнита соответствует пятой части L_chord, приходящейся на один ломтик.</w:t>
       </w:r>
     </w:p>
     <w:p>
@@ -22458,7 +22608,7 @@
           <w:sz w:val="28"/>
           <w:szCs w:val="28"/>
         </w:rPr>
-        <w:t xml:space="preserve"> — накопленные координаты в глобальной системе текущей позиции, м.</w:t>
+        <w:t xml:space="preserve"> — накопленные координаты текущей позиции в глобальной системе, м.</w:t>
       </w:r>
     </w:p>
     <w:p>
@@ -22473,7 +22623,7 @@
           <w:sz w:val="28"/>
           <w:szCs w:val="28"/>
         </w:rPr>
-        <w:t xml:space="preserve">Использование «среднего» yaw ψ + Δψ/2 в тригонометрических аргументах (вместо входного ψ или выходного ψ + Δψ) сохраняет полилинию касательной к истинной дуге на концах и симметрично уравновешивает ошибку кривизны вдоль ломтика.</w:t>
+        <w:t xml:space="preserve">Стоит отметить, что использование «среднего» значения yaw ψ + Δψ/2 в тригонометрических аргументах — вместо входного ψ или выходного ψ + Δψ — позволяет сохранить касательность полилинии истинной дуге на концах ломтика и симметрично уравновесить ошибку кривизны вдоль него.</w:t>
       </w:r>
     </w:p>
     <w:p>
@@ -22781,7 +22931,7 @@
           <w:sz w:val="28"/>
           <w:szCs w:val="28"/>
         </w:rPr>
-        <w:t xml:space="preserve">Объединение редактируемого шаблона sp_elements.csv с геометрической развёрткой lattice_layout.csv в итоговую входную таблицу симулятора lattice_configs.csv. Дополнительно генерирует укороченные копии решётки (id 102, 103, 104, ...) на основании sub_lattices.json, содержащие только первые max_gid строк основной решётки. Это позволяет запускать эксперименты на части кольца без повторной развёртки LTE.</w:t>
+        <w:t xml:space="preserve">Скрипт assemble_lattice_configs.py выполняет объединение редактируемого шаблона sp_elements.csv с геометрической развёрткой lattice_layout.csv в итоговую входную таблицу симулятора lattice_configs.csv. Дополнительно генерируются укороченные копии решётки с идентификаторами 102, 103, 104 и далее — на основании sub_lattices.json, — содержащие только первые max_gid строк основной решётки. Таким образом обеспечивается возможность запускать эксперименты на части кольца без повторной развёртки LTE-описаний.</w:t>
       </w:r>
     </w:p>
     <w:p>
@@ -23425,7 +23575,7 @@
           <w:sz w:val="28"/>
           <w:szCs w:val="28"/>
         </w:rPr>
-        <w:t xml:space="preserve">Арифметика отсутствует — выполняется реляционное соединение (join) lattice_layout (геометрия) и sp_elements (токи и калибровки), плюс объединение с укороченными копиями основной решётки.</w:t>
+        <w:t xml:space="preserve">Стоит отметить, что какая-либо арифметика в данном алгоритме отсутствует. Вместо неё выполняется реляционное соединение (join) таблицы геометрии lattice_layout с таблицей токов и калибровок sp_elements, дополненное объединением с укороченными копиями основной решётки.</w:t>
       </w:r>
     </w:p>
     <w:p>
@@ -23440,7 +23590,7 @@
           <w:sz w:val="28"/>
           <w:szCs w:val="28"/>
         </w:rPr>
-        <w:t xml:space="preserve">В нотации построения множества:</w:t>
+        <w:t xml:space="preserve">В нотации построения множеств соответствующие соотношения записываются в виде:</w:t>
       </w:r>
     </w:p>
     <w:p>
@@ -23580,7 +23730,7 @@
           <w:sz w:val="28"/>
           <w:szCs w:val="28"/>
         </w:rPr>
-        <w:t xml:space="preserve">Обозначения:</w:t>
+        <w:t xml:space="preserve">где:</w:t>
       </w:r>
     </w:p>
     <w:p>
@@ -23621,7 +23771,7 @@
           <w:sz w:val="28"/>
           <w:szCs w:val="28"/>
         </w:rPr>
-        <w:t xml:space="preserve"> — идентификатор основной решётки (из lte_mapping.json).</w:t>
+        <w:t xml:space="preserve"> — идентификатор основной решётки, задаваемый в lte_mapping.json.</w:t>
       </w:r>
     </w:p>
     <w:p>
@@ -23649,7 +23799,7 @@
           <w:sz w:val="28"/>
           <w:szCs w:val="28"/>
         </w:rPr>
-        <w:t xml:space="preserve"> — строка lattice_layout.csv.</w:t>
+        <w:t xml:space="preserve"> — отдельная строка таблицы lattice_layout.csv.</w:t>
       </w:r>
     </w:p>
     <w:p>
@@ -23705,37 +23855,22 @@
           <w:sz w:val="28"/>
           <w:szCs w:val="28"/>
         </w:rPr>
-        <w:t xml:space="preserve"> — в первом блоке: строка sp_elements.csv; во втором: дескриптор суб-решётки из sub_lattices.json.</w:t>
-      </w:r>
-    </w:p>
-    <w:p>
-      <w:pPr>
-        <w:spacing w:after="60" w:line="360" w:lineRule="auto"/>
-        <w:ind w:left="425" w:hanging="283"/>
-        <w:jc w:val="both"/>
-      </w:pPr>
-      <w:r>
-        <w:rPr>
-          <w:rFonts w:ascii="Times New Roman" w:cs="Times New Roman" w:eastAsia="Times New Roman" w:hAnsi="Times New Roman"/>
-          <w:sz w:val="28"/>
-          <w:szCs w:val="28"/>
-        </w:rPr>
-        <w:t xml:space="preserve">— Условие соединения — по составному ключу (sp_type, sp_element_id): каждая строка layout берёт свой device_type_id, ток и коэффициент из соответствующего SP-шаблона.</w:t>
-      </w:r>
-    </w:p>
-    <w:p>
-      <w:pPr>
-        <w:spacing w:after="60" w:line="360" w:lineRule="auto"/>
-        <w:ind w:left="425" w:hanging="283"/>
-        <w:jc w:val="both"/>
-      </w:pPr>
-      <w:r>
-        <w:rPr>
-          <w:rFonts w:ascii="Times New Roman" w:cs="Times New Roman" w:eastAsia="Times New Roman" w:hAnsi="Times New Roman"/>
-          <w:sz w:val="28"/>
-          <w:szCs w:val="28"/>
-        </w:rPr>
-        <w:t xml:space="preserve">— Объединение по суб-решёткам создаёт дополнительные строки с новым lattice_id, но только для instance_id ≤ max_gid, то есть с префиксом основного кольца.</w:t>
+        <w:t xml:space="preserve"> — в первом блоке формул — строка sp_elements.csv; во втором — дескриптор суб-решётки из sub_lattices.json.</w:t>
+      </w:r>
+    </w:p>
+    <w:p>
+      <w:pPr>
+        <w:spacing w:after="60" w:line="360" w:lineRule="auto"/>
+        <w:ind w:firstLine="709"/>
+        <w:jc w:val="both"/>
+      </w:pPr>
+      <w:r>
+        <w:rPr>
+          <w:rFonts w:ascii="Times New Roman" w:cs="Times New Roman" w:eastAsia="Times New Roman" w:hAnsi="Times New Roman"/>
+          <w:sz w:val="28"/>
+          <w:szCs w:val="28"/>
+        </w:rPr>
+        <w:t xml:space="preserve">Условие соединения формулируется по составному ключу (sp_type, sp_element_id): каждая строка layout получает свой device_type_id, ток и калибровочный коэффициент из соответствующего SP-шаблона. Объединение по суб-решёткам создаёт дополнительные строки с новым идентификатором lattice_id, однако только для instance_id ≤ max_gid — то есть для префикса основного кольца.</w:t>
       </w:r>
     </w:p>
     <w:p>
@@ -23955,7 +24090,7 @@
           <w:sz w:val="28"/>
           <w:szCs w:val="28"/>
         </w:rPr>
-        <w:t xml:space="preserve">Постобработка бинарного файла траектории для оценки динамической устойчивости пучка:</w:t>
+        <w:t xml:space="preserve">Скрипт analyze_trajectory_stability.py выполняет постобработку бинарного файла траектории для оценки динамической устойчивости пучка. В рамках анализа решаются следующие задачи:</w:t>
       </w:r>
     </w:p>
     <w:p>
@@ -23970,7 +24105,7 @@
           <w:sz w:val="28"/>
           <w:szCs w:val="28"/>
         </w:rPr>
-        <w:t xml:space="preserve">— построение огибающей A_i(t) = dist(x_i(t), design_polyline) для каждой из 5 частиц;</w:t>
+        <w:t xml:space="preserve">— построение огибающей A_i(t) = dist(x_i(t), design_polyline) для каждой из пяти частиц;</w:t>
       </w:r>
     </w:p>
     <w:p>
@@ -24015,7 +24150,7 @@
           <w:sz w:val="28"/>
           <w:szCs w:val="28"/>
         </w:rPr>
-        <w:t xml:space="preserve">— выработка вердикта по каждой частице: STABLE / OSCILLATING / GROWING / DRIFTED.</w:t>
+        <w:t xml:space="preserve">— формирование вердикта по каждой частице: STABLE, OSCILLATING, GROWING или DRIFTED.</w:t>
       </w:r>
     </w:p>
     <w:p>
@@ -24496,7 +24631,7 @@
           <w:sz w:val="28"/>
           <w:szCs w:val="28"/>
         </w:rPr>
-        <w:t xml:space="preserve">Амплитуда огибающей. Для каждой частицы i и каждого сохранённого отсчёта траектории k:</w:t>
+        <w:t xml:space="preserve">Амплитуда огибающей для каждой частицы i и каждого сохранённого отсчёта траектории k определяется выражением:</w:t>
       </w:r>
     </w:p>
     <w:p>
@@ -24620,7 +24755,7 @@
           <w:sz w:val="28"/>
           <w:szCs w:val="28"/>
         </w:rPr>
-        <w:t xml:space="preserve">Обозначения:</w:t>
+        <w:t xml:space="preserve">где:</w:t>
       </w:r>
     </w:p>
     <w:p>
@@ -24715,7 +24850,7 @@
           <w:sz w:val="28"/>
           <w:szCs w:val="28"/>
         </w:rPr>
-        <w:t xml:space="preserve"> — проектная полилиния (центры элементов + прелюдия/постлюдия по касательной).</w:t>
+        <w:t xml:space="preserve"> — проектная полилиния — центры элементов решётки, дополненные прелюдийным и постлюдийным сегментами по касательной.</w:t>
       </w:r>
     </w:p>
     <w:p>
@@ -24772,7 +24907,7 @@
           <w:sz w:val="28"/>
           <w:szCs w:val="28"/>
         </w:rPr>
-        <w:t xml:space="preserve"> — мгновенное евклидово расстояние от траектории до проектной орбиты, м. Считается по алгоритму § 6.</w:t>
+        <w:t xml:space="preserve"> — мгновенное евклидово расстояние от траектории до проектной орбиты, м; вычисляется по алгоритму § 6.</w:t>
       </w:r>
     </w:p>
     <w:p>
@@ -24787,7 +24922,7 @@
           <w:sz w:val="28"/>
           <w:szCs w:val="28"/>
         </w:rPr>
-        <w:t xml:space="preserve">Линейная подгонка (базовая дрейф-модель):</w:t>
+        <w:t xml:space="preserve">Линейная подгонка реализует базовую дрейф-модель и записывается в виде:</w:t>
       </w:r>
     </w:p>
     <w:p>
@@ -24972,7 +25107,7 @@
           <w:sz w:val="28"/>
           <w:szCs w:val="28"/>
         </w:rPr>
-        <w:t xml:space="preserve">Обозначения:</w:t>
+        <w:t xml:space="preserve">где:</w:t>
       </w:r>
     </w:p>
     <w:p>
@@ -25000,7 +25135,7 @@
           <w:sz w:val="28"/>
           <w:szCs w:val="28"/>
         </w:rPr>
-        <w:t xml:space="preserve"> — линейный темп роста огибающей, м/с. Положительный m означает дрейф пучка от орбиты.</w:t>
+        <w:t xml:space="preserve"> — линейный темп роста огибающей, м/с. Положительное значение m свидетельствует о дрейфе пучка от проектной орбиты.</w:t>
       </w:r>
     </w:p>
     <w:p>
@@ -25038,22 +25173,7 @@
           <w:sz w:val="28"/>
           <w:szCs w:val="28"/>
         </w:rPr>
-        <w:t xml:space="preserve"> — экстраполированная огибающая в t = 0, м.</w:t>
-      </w:r>
-    </w:p>
-    <w:p>
-      <w:pPr>
-        <w:spacing w:after="60" w:line="360" w:lineRule="auto"/>
-        <w:ind w:left="425" w:hanging="283"/>
-        <w:jc w:val="both"/>
-      </w:pPr>
-      <w:r>
-        <w:rPr>
-          <w:rFonts w:ascii="Times New Roman" w:cs="Times New Roman" w:eastAsia="Times New Roman" w:hAnsi="Times New Roman"/>
-          <w:sz w:val="28"/>
-          <w:szCs w:val="28"/>
-        </w:rPr>
-        <w:t xml:space="preserve">— Минимизация — стандартный метод наименьших квадратов (замкнутая формула через numpy.polyfit(..., deg=1)).</w:t>
+        <w:t xml:space="preserve"> — экстраполированное значение огибающей при t = 0, м.</w:t>
       </w:r>
     </w:p>
     <w:p>
@@ -25068,7 +25188,22 @@
           <w:sz w:val="28"/>
           <w:szCs w:val="28"/>
         </w:rPr>
-        <w:t xml:space="preserve">Экспоненциальная подгонка (модель роста/затухания):</w:t>
+        <w:t xml:space="preserve">Стоит отметить, что минимизация выполняется стандартным методом наименьших квадратов — в замкнутой форме через вызов numpy.polyfit(..., deg=1).</w:t>
+      </w:r>
+    </w:p>
+    <w:p>
+      <w:pPr>
+        <w:spacing w:after="60" w:line="360" w:lineRule="auto"/>
+        <w:ind w:firstLine="709"/>
+        <w:jc w:val="both"/>
+      </w:pPr>
+      <w:r>
+        <w:rPr>
+          <w:rFonts w:ascii="Times New Roman" w:cs="Times New Roman" w:eastAsia="Times New Roman" w:hAnsi="Times New Roman"/>
+          <w:sz w:val="28"/>
+          <w:szCs w:val="28"/>
+        </w:rPr>
+        <w:t xml:space="preserve">Экспоненциальная подгонка применяется для описания модели роста или затухания амплитуды и задаётся выражением:</w:t>
       </w:r>
     </w:p>
     <w:p>
@@ -25192,7 +25327,7 @@
           <w:sz w:val="28"/>
           <w:szCs w:val="28"/>
         </w:rPr>
-        <w:t xml:space="preserve">Обозначения:</w:t>
+        <w:t xml:space="preserve">где:</w:t>
       </w:r>
     </w:p>
     <w:p>
@@ -25220,22 +25355,7 @@
           <w:sz w:val="28"/>
           <w:szCs w:val="28"/>
         </w:rPr>
-        <w:t xml:space="preserve"> — экспоненциальный темп роста, обратные секунды (своего рода Ляпунов-подобный показатель огибающей). γ &gt; 0 — амплитуда растёт; γ &lt; 0 — затухает.</w:t>
-      </w:r>
-    </w:p>
-    <w:p>
-      <w:pPr>
-        <w:spacing w:after="60" w:line="360" w:lineRule="auto"/>
-        <w:ind w:left="425" w:hanging="283"/>
-        <w:jc w:val="both"/>
-      </w:pPr>
-      <w:r>
-        <w:rPr>
-          <w:rFonts w:ascii="Times New Roman" w:cs="Times New Roman" w:eastAsia="Times New Roman" w:hAnsi="Times New Roman"/>
-          <w:sz w:val="28"/>
-          <w:szCs w:val="28"/>
-        </w:rPr>
-        <w:t xml:space="preserve">— Подгонка линейна по ln A, поэтому выполняется в лог-пространстве методом наименьших квадратов по точкам с A &gt; A_floor (чтобы избежать log 0).</w:t>
+        <w:t xml:space="preserve"> — экспоненциальный темп роста огибающей, с⁻¹ — своего рода Ляпунов-подобный показатель. При γ &gt; 0 амплитуда растёт, при γ &lt; 0 — затухает.</w:t>
       </w:r>
     </w:p>
     <w:p>
@@ -25250,7 +25370,22 @@
           <w:sz w:val="28"/>
           <w:szCs w:val="28"/>
         </w:rPr>
-        <w:t xml:space="preserve">Качество экспоненциальной подгонки оценивается коэффициентом детерминации:</w:t>
+        <w:t xml:space="preserve">Следует отметить, что подгонка линейна по величине ln A. Соответственно, она выполняется в логарифмическом пространстве методом наименьших квадратов по точкам, удовлетворяющим условию A &gt; A_floor (что позволяет избежать логарифма нуля).</w:t>
+      </w:r>
+    </w:p>
+    <w:p>
+      <w:pPr>
+        <w:spacing w:after="60" w:line="360" w:lineRule="auto"/>
+        <w:ind w:firstLine="709"/>
+        <w:jc w:val="both"/>
+      </w:pPr>
+      <w:r>
+        <w:rPr>
+          <w:rFonts w:ascii="Times New Roman" w:cs="Times New Roman" w:eastAsia="Times New Roman" w:hAnsi="Times New Roman"/>
+          <w:sz w:val="28"/>
+          <w:szCs w:val="28"/>
+        </w:rPr>
+        <w:t xml:space="preserve">Качество экспоненциальной подгонки оценивается коэффициентом детерминации, определяемым выражением:</w:t>
       </w:r>
     </w:p>
     <w:p>
@@ -25560,7 +25695,7 @@
           <w:sz w:val="28"/>
           <w:szCs w:val="28"/>
         </w:rPr>
-        <w:t xml:space="preserve">Обозначения:</w:t>
+        <w:t xml:space="preserve">где:</w:t>
       </w:r>
     </w:p>
     <w:p>
@@ -25598,7 +25733,7 @@
           <w:sz w:val="28"/>
           <w:szCs w:val="28"/>
         </w:rPr>
-        <w:t xml:space="preserve"> — сумма квадратов остатков (ошибка подгонки).</w:t>
+        <w:t xml:space="preserve"> — сумма квадратов остатков, характеризующая ошибку подгонки.</w:t>
       </w:r>
     </w:p>
     <w:p>
@@ -25636,7 +25771,7 @@
           <w:sz w:val="28"/>
           <w:szCs w:val="28"/>
         </w:rPr>
-        <w:t xml:space="preserve"> — суммарная сумма квадратов (вариация данных).</w:t>
+        <w:t xml:space="preserve"> — суммарная сумма квадратов, характеризующая вариацию данных.</w:t>
       </w:r>
     </w:p>
     <w:p>
@@ -25664,7 +25799,7 @@
           <w:sz w:val="28"/>
           <w:szCs w:val="28"/>
         </w:rPr>
-        <w:t xml:space="preserve"> — среднее значение логарифма амплитуды.</w:t>
+        <w:t xml:space="preserve"> — среднее значение логарифма амплитуды по выборке.</w:t>
       </w:r>
     </w:p>
     <w:p>
@@ -25705,7 +25840,7 @@
           <w:sz w:val="28"/>
           <w:szCs w:val="28"/>
         </w:rPr>
-        <w:t xml:space="preserve"> — ближе к 1 = лучшая подгонка; R² &lt; 0 — подгонка хуже, чем использование среднего.</w:t>
+        <w:t xml:space="preserve"> — коэффициент детерминации. Значения, близкие к единице, соответствуют лучшей подгонке; отрицательные значения свидетельствуют о том, что подгонка хуже, чем простое использование среднего.</w:t>
       </w:r>
     </w:p>
     <w:p>
@@ -25720,7 +25855,7 @@
           <w:sz w:val="28"/>
           <w:szCs w:val="28"/>
         </w:rPr>
-        <w:t xml:space="preserve">Низкий R² дисквалифицирует оценку γ, даже если она численно большая.</w:t>
+        <w:t xml:space="preserve">Таким образом, низкое значение R² дисквалифицирует оценку γ, даже если она получается численно большой.</w:t>
       </w:r>
     </w:p>
     <w:p>
@@ -25735,7 +25870,7 @@
           <w:sz w:val="28"/>
           <w:szCs w:val="28"/>
         </w:rPr>
-        <w:t xml:space="preserve">Бетатронная частота через FFT. Дискретное преобразование Фурье огибающей при равномерном шаге Δt_sample = t_k − t_{k−1}:</w:t>
+        <w:t xml:space="preserve">Бетатронная частота определяется через дискретное преобразование Фурье огибающей, выполняемое при равномерном шаге Δt_sample = t_k − t_{k−1}:</w:t>
       </w:r>
     </w:p>
     <w:p>
@@ -25946,7 +26081,7 @@
           <w:sz w:val="28"/>
           <w:szCs w:val="28"/>
         </w:rPr>
-        <w:t xml:space="preserve">Обозначения:</w:t>
+        <w:t xml:space="preserve">где:</w:t>
       </w:r>
     </w:p>
     <w:p>
@@ -26071,7 +26206,7 @@
           <w:sz w:val="28"/>
           <w:szCs w:val="28"/>
         </w:rPr>
-        <w:t xml:space="preserve">Доминирующая бетатронная частота — бин с максимальной амплитудой, исключая DC-бин (он несёт только среднее):</w:t>
+        <w:t xml:space="preserve">Доминирующая бетатронная частота определяется как частота того бина, который имеет максимальную амплитуду, за исключением DC-бина (содержащего только среднее значение сигнала):</w:t>
       </w:r>
     </w:p>
     <w:p>
@@ -26189,7 +26324,7 @@
           <w:sz w:val="28"/>
           <w:szCs w:val="28"/>
         </w:rPr>
-        <w:t xml:space="preserve">Обозначения:</w:t>
+        <w:t xml:space="preserve">где:</w:t>
       </w:r>
     </w:p>
     <w:p>
@@ -26227,7 +26362,7 @@
           <w:sz w:val="28"/>
           <w:szCs w:val="28"/>
         </w:rPr>
-        <w:t xml:space="preserve"> — малая пороговая частота, маскирующая DC-компоненту (и, опционально, несколько соседних бинов, чтобы избавиться от утечки от ненулевого среднего).</w:t>
+        <w:t xml:space="preserve"> — малая пороговая частота, маскирующая DC-компоненту, а также (при необходимости) несколько соседних бинов — для устранения утечки от ненулевого среднего значения сигнала.</w:t>
       </w:r>
     </w:p>
     <w:p>
@@ -26265,7 +26400,7 @@
           <w:sz w:val="28"/>
           <w:szCs w:val="28"/>
         </w:rPr>
-        <w:t xml:space="preserve"> — частота сильнейшего спектрального пика, Гц. Для перевода в дробный «тюн» (tune) нужно поделить на частоту обращения кольца; анализатор делает это, когда длина решётки известна.</w:t>
+        <w:t xml:space="preserve"> — частота наиболее выраженного спектрального пика, Гц. Для перевода полученной величины в дробный «тюн» (tune) её необходимо разделить на частоту обращения по кольцу; анализатор выполняет данное преобразование автоматически, когда длина решётки известна.</w:t>
       </w:r>
     </w:p>
     <w:p>

--- a/docs/algorithms.docx
+++ b/docs/algorithms.docx
@@ -4532,7 +4532,7 @@
           <w:sz w:val="22"/>
           <w:szCs w:val="22"/>
         </w:rPr>
-        <w:t xml:space="preserve"> 1.  γ ← sqrt(1 + |mom|² / (m0²·c²))</w:t>
+        <w:t xml:space="preserve"> 1.  γ ← sqrt(1 + |mom|² / (m0²·c²))            ; Лоренц-фактор по текущему импульсу</w:t>
       </w:r>
       <w:r>
         <w:br/>
@@ -4543,7 +4543,7 @@
           <w:sz w:val="22"/>
           <w:szCs w:val="22"/>
         </w:rPr>
-        <w:t xml:space="preserve"> 2.  pos ← pos + mom · (dt/2) / (m0·γ)</w:t>
+        <w:t xml:space="preserve"> 2.  pos ← pos + mom · (dt/2) / (m0·γ)          ; ПЕРВЫЙ ПОЛУДРЕЙФ: x_n → x_{n+½}</w:t>
       </w:r>
       <w:r>
         <w:br/>
@@ -4554,7 +4554,7 @@
           <w:sz w:val="22"/>
           <w:szCs w:val="22"/>
         </w:rPr>
-        <w:t xml:space="preserve"> 3.  (B, E) ← lattice.getTotalFields(pos)</w:t>
+        <w:t xml:space="preserve"> 3.  (B, E) ← lattice.getTotalFields(pos)       ; ОПРОС ПОЛЯ в середине шага</w:t>
       </w:r>
       <w:r>
         <w:br/>
@@ -4565,7 +4565,7 @@
           <w:sz w:val="22"/>
           <w:szCs w:val="22"/>
         </w:rPr>
-        <w:t xml:space="preserve"> 4.  p_minus ← mom + E · q · dt/2</w:t>
+        <w:t xml:space="preserve">                                                ;   (единственное обращение к карте за шаг)</w:t>
       </w:r>
       <w:r>
         <w:br/>
@@ -4576,7 +4576,7 @@
           <w:sz w:val="22"/>
           <w:szCs w:val="22"/>
         </w:rPr>
-        <w:t xml:space="preserve"> 5.  γ_minus ← sqrt(1 + |p_minus|² / (m0²·c²))</w:t>
+        <w:t xml:space="preserve"> 4.  p_minus ← mom + E · q · dt/2               ; ПЕРВЫЙ ПОЛУ-E-ТОЛЧОК (при E=0 — no-op)</w:t>
       </w:r>
       <w:r>
         <w:br/>
@@ -4587,7 +4587,7 @@
           <w:sz w:val="22"/>
           <w:szCs w:val="22"/>
         </w:rPr>
-        <w:t xml:space="preserve"> 6.  t ← B · q · dt / (2·m0·γ_minus)</w:t>
+        <w:t xml:space="preserve"> 5.  γ_minus ← sqrt(1 + |p_minus|² / (m0²·c²))  ; пересчёт γ по промежуточному импульсу</w:t>
       </w:r>
       <w:r>
         <w:br/>
@@ -4598,7 +4598,7 @@
           <w:sz w:val="22"/>
           <w:szCs w:val="22"/>
         </w:rPr>
-        <w:t xml:space="preserve"> 7.  s ← 2·t / (1 + |t|²)</w:t>
+        <w:t xml:space="preserve"> 6.  t ← B · q · dt / (2·m0·γ_minus)            ; полуугольный вектор поворота</w:t>
       </w:r>
       <w:r>
         <w:br/>
@@ -4609,7 +4609,7 @@
           <w:sz w:val="22"/>
           <w:szCs w:val="22"/>
         </w:rPr>
-        <w:t xml:space="preserve"> 8.  p_prime ← p_minus + cross(p_minus, t)</w:t>
+        <w:t xml:space="preserve"> 7.  s ← 2·t / (1 + |t|²)                       ; перенормированный вектор поворота</w:t>
       </w:r>
       <w:r>
         <w:br/>
@@ -4620,7 +4620,7 @@
           <w:sz w:val="22"/>
           <w:szCs w:val="22"/>
         </w:rPr>
-        <w:t xml:space="preserve"> 9.  p_plus  ← p_minus + cross(p_prime, s)</w:t>
+        <w:t xml:space="preserve"> 8.  p_prime ← p_minus + cross(p_minus, t)      ; первый полуповорот</w:t>
       </w:r>
       <w:r>
         <w:br/>
@@ -4631,7 +4631,7 @@
           <w:sz w:val="22"/>
           <w:szCs w:val="22"/>
         </w:rPr>
-        <w:t xml:space="preserve">10.  mom ← p_plus + E · q · dt/2</w:t>
+        <w:t xml:space="preserve"> 9.  p_plus  ← p_minus + cross(p_prime, s)      ; завершение поворота; |p_plus| = |p_minus|</w:t>
       </w:r>
       <w:r>
         <w:br/>
@@ -4642,7 +4642,7 @@
           <w:sz w:val="22"/>
           <w:szCs w:val="22"/>
         </w:rPr>
-        <w:t xml:space="preserve">11.  γ ← sqrt(1 + |mom|² / (m0²·c²))</w:t>
+        <w:t xml:space="preserve">10.  mom ← p_plus + E · q · dt/2                ; ВТОРОЙ ПОЛУ-E-ТОЛЧОК</w:t>
       </w:r>
       <w:r>
         <w:br/>
@@ -4653,7 +4653,18 @@
           <w:sz w:val="22"/>
           <w:szCs w:val="22"/>
         </w:rPr>
-        <w:t xml:space="preserve">12.  pos ← pos + mom · (dt/2) / (m0·γ)</w:t>
+        <w:t xml:space="preserve">11.  γ ← sqrt(1 + |mom|² / (m0²·c²))            ; γ на новом шаге</w:t>
+      </w:r>
+      <w:r>
+        <w:br/>
+      </w:r>
+      <w:r>
+        <w:rPr>
+          <w:rFonts w:ascii="Consolas" w:cs="Consolas" w:eastAsia="Consolas" w:hAnsi="Consolas"/>
+          <w:sz w:val="22"/>
+          <w:szCs w:val="22"/>
+        </w:rPr>
+        <w:t xml:space="preserve">12.  pos ← pos + mom · (dt/2) / (m0·γ)          ; ВТОРОЙ ПОЛУДРЕЙФ: x_{n+½} → x_{n+1}</w:t>
       </w:r>
     </w:p>
     <w:p>
@@ -7507,7 +7518,7 @@
           <w:sz w:val="22"/>
           <w:szCs w:val="22"/>
         </w:rPr>
-        <w:t xml:space="preserve">1. mirrored ← false</w:t>
+        <w:t xml:space="preserve">1. mirrored ← false                            ; флаг применения YZ-зеркалирования</w:t>
       </w:r>
       <w:r>
         <w:br/>
@@ -7518,7 +7529,7 @@
           <w:sz w:val="22"/>
           <w:szCs w:val="22"/>
         </w:rPr>
-        <w:t xml:space="preserve">2. если useSymmetry и p.x &lt; 0:  p.x ← -p.x; mirrored ← true</w:t>
+        <w:t xml:space="preserve">2. если useSymmetry и p.x &lt; 0:                 ; сворачиваем запрос в сохранённую половину сетки</w:t>
       </w:r>
       <w:r>
         <w:br/>
@@ -7529,7 +7540,7 @@
           <w:sz w:val="22"/>
           <w:szCs w:val="22"/>
         </w:rPr>
-        <w:t xml:space="preserve">3. если p вне [minX..maxZ]: вернуть {0,0,0}</w:t>
+        <w:t xml:space="preserve">       p.x ← -p.x; mirrored ← true</w:t>
       </w:r>
       <w:r>
         <w:br/>
@@ -7540,7 +7551,7 @@
           <w:sz w:val="22"/>
           <w:szCs w:val="22"/>
         </w:rPr>
-        <w:t xml:space="preserve">4. fx ← (p.x - minX)/stepX;  i ← floor(fx);  tx ← fx - i</w:t>
+        <w:t xml:space="preserve">3. если p вне [minX..maxZ]: вернуть {0,0,0}    ; точка за пределами bbox → поле = 0</w:t>
       </w:r>
       <w:r>
         <w:br/>
@@ -7551,7 +7562,7 @@
           <w:sz w:val="22"/>
           <w:szCs w:val="22"/>
         </w:rPr>
-        <w:t xml:space="preserve">   fy ← (p.y - minY)/stepY;  j ← floor(fy);  ty ← fy - j</w:t>
+        <w:t xml:space="preserve">4. fx ← (p.x - minX)/stepX;  i ← floor(fx);  tx ← fx - i      ; дробные координаты ячейки</w:t>
       </w:r>
       <w:r>
         <w:br/>
@@ -7562,7 +7573,7 @@
           <w:sz w:val="22"/>
           <w:szCs w:val="22"/>
         </w:rPr>
-        <w:t xml:space="preserve">   fz ← (p.z - minZ)/stepZ;  k ← floor(fz);  tz ← fz - k</w:t>
+        <w:t xml:space="preserve">   fy ← (p.y - minY)/stepY;  j ← floor(fy);  ty ← fy - j</w:t>
       </w:r>
       <w:r>
         <w:br/>
@@ -7573,7 +7584,7 @@
           <w:sz w:val="22"/>
           <w:szCs w:val="22"/>
         </w:rPr>
-        <w:t xml:space="preserve">5. ограничить i, j, k интервалом [0, n-2] (граничный случай p == max)</w:t>
+        <w:t xml:space="preserve">   fz ← (p.z - minZ)/stepZ;  k ← floor(fz);  tz ← fz - k</w:t>
       </w:r>
       <w:r>
         <w:br/>
@@ -7584,7 +7595,7 @@
           <w:sz w:val="22"/>
           <w:szCs w:val="22"/>
         </w:rPr>
-        <w:t xml:space="preserve">6. извлечь 8 значений v000..v111 из data[]</w:t>
+        <w:t xml:space="preserve">5. ограничить i, j, k интервалом [0, n-2]      ; защита для граничного случая p == max</w:t>
       </w:r>
       <w:r>
         <w:br/>
@@ -7595,7 +7606,7 @@
           <w:sz w:val="22"/>
           <w:szCs w:val="22"/>
         </w:rPr>
-        <w:t xml:space="preserve">7. покомпонентно вычислить F по формуле трилинейной интерполяции</w:t>
+        <w:t xml:space="preserve">6. извлечь 8 значений v000..v111 из data[]     ; угловые значения текущей ячейки</w:t>
       </w:r>
       <w:r>
         <w:br/>
@@ -7606,7 +7617,18 @@
           <w:sz w:val="22"/>
           <w:szCs w:val="22"/>
         </w:rPr>
-        <w:t xml:space="preserve">8. если mirrored: F.x ← -F.x</w:t>
+        <w:t xml:space="preserve">7. покомпонентно вычислить F по формуле трилинейной интерполяции (см. § 2.4)</w:t>
+      </w:r>
+      <w:r>
+        <w:br/>
+      </w:r>
+      <w:r>
+        <w:rPr>
+          <w:rFonts w:ascii="Consolas" w:cs="Consolas" w:eastAsia="Consolas" w:hAnsi="Consolas"/>
+          <w:sz w:val="22"/>
+          <w:szCs w:val="22"/>
+        </w:rPr>
+        <w:t xml:space="preserve">8. если mirrored: F.x ← -F.x                   ; инверсия x-компоненты для YZ-симметрии</w:t>
       </w:r>
       <w:r>
         <w:br/>
@@ -9068,7 +9090,7 @@
           <w:sz w:val="22"/>
           <w:szCs w:val="22"/>
         </w:rPr>
-        <w:t xml:space="preserve">1. maxR ← max_i elements[i].worldRadius</w:t>
+        <w:t xml:space="preserve">1. maxR ← max_i elements[i].worldRadius        ; наибольший радиус охватывающей сферы</w:t>
       </w:r>
       <w:r>
         <w:br/>
@@ -9079,7 +9101,7 @@
           <w:sz w:val="22"/>
           <w:szCs w:val="22"/>
         </w:rPr>
-        <w:t xml:space="preserve">2. bucketSize ← max(1.0, 2 · maxR)</w:t>
+        <w:t xml:space="preserve">2. bucketSize ← max(1.0, 2 · maxR)             ; шаг сетки = 2·r_max, но не менее 1 м</w:t>
       </w:r>
       <w:r>
         <w:br/>
@@ -9090,7 +9112,7 @@
           <w:sz w:val="22"/>
           <w:szCs w:val="22"/>
         </w:rPr>
-        <w:t xml:space="preserve">3. xLo, xHi ← мин/макс по элементам от (worldCenter.x ± worldRadius)</w:t>
+        <w:t xml:space="preserve">                                                ; нижняя граница защищает от мелких бакетов</w:t>
       </w:r>
       <w:r>
         <w:br/>
@@ -9101,7 +9123,7 @@
           <w:sz w:val="22"/>
           <w:szCs w:val="22"/>
         </w:rPr>
-        <w:t xml:space="preserve">   yLo, yHi ← аналогично по y</w:t>
+        <w:t xml:space="preserve">3. xLo, xHi ← мин/макс по элементам от (worldCenter.x ± worldRadius)</w:t>
       </w:r>
       <w:r>
         <w:br/>
@@ -9112,7 +9134,7 @@
           <w:sz w:val="22"/>
           <w:szCs w:val="22"/>
         </w:rPr>
-        <w:t xml:space="preserve">4. bxMin ← floor(xLo/bucketSize);  byMin ← floor(yLo/bucketSize)</w:t>
+        <w:t xml:space="preserve">   yLo, yHi ← аналогично по y                   ; bbox занимаемой кольцом области в XY</w:t>
       </w:r>
       <w:r>
         <w:br/>
@@ -9123,7 +9145,7 @@
           <w:sz w:val="22"/>
           <w:szCs w:val="22"/>
         </w:rPr>
-        <w:t xml:space="preserve">   bxN ← floor(xHi/bucketSize) - bxMin + 1</w:t>
+        <w:t xml:space="preserve">4. bxMin ← floor(xLo/bucketSize);  byMin ← floor(yLo/bucketSize)   ; смещения индексов</w:t>
       </w:r>
       <w:r>
         <w:br/>
@@ -9134,7 +9156,7 @@
           <w:sz w:val="22"/>
           <w:szCs w:val="22"/>
         </w:rPr>
-        <w:t xml:space="preserve">   byN ← floor(yHi/bucketSize) - byMin + 1</w:t>
+        <w:t xml:space="preserve">   bxN ← floor(xHi/bucketSize) - bxMin + 1                          ; размеры сетки</w:t>
       </w:r>
       <w:r>
         <w:br/>
@@ -9145,7 +9167,7 @@
           <w:sz w:val="22"/>
           <w:szCs w:val="22"/>
         </w:rPr>
-        <w:t xml:space="preserve">5. bucketGrid ← массив пустых списков размера bxN·byN</w:t>
+        <w:t xml:space="preserve">   byN ← floor(yHi/bucketSize) - byMin + 1</w:t>
       </w:r>
       <w:r>
         <w:br/>
@@ -9156,7 +9178,7 @@
           <w:sz w:val="22"/>
           <w:szCs w:val="22"/>
         </w:rPr>
-        <w:t xml:space="preserve">6. для каждого элемента i:</w:t>
+        <w:t xml:space="preserve">5. bucketGrid ← массив пустых списков размера bxN·byN              ; плоский 2D-массив</w:t>
       </w:r>
       <w:r>
         <w:br/>
@@ -9167,7 +9189,7 @@
           <w:sz w:val="22"/>
           <w:szCs w:val="22"/>
         </w:rPr>
-        <w:t xml:space="preserve">       bxLo..bxHi ← диапазон бакетов по x</w:t>
+        <w:t xml:space="preserve">6. для каждого элемента i:                     ; регистрируем магниты в бакетах</w:t>
       </w:r>
       <w:r>
         <w:br/>
@@ -9178,7 +9200,7 @@
           <w:sz w:val="22"/>
           <w:szCs w:val="22"/>
         </w:rPr>
-        <w:t xml:space="preserve">       byLo..byHi ← диапазон бакетов по y</w:t>
+        <w:t xml:space="preserve">       bxLo..bxHi ← диапазон бакетов по x      ; XY-проекция охватывающей сферы</w:t>
       </w:r>
       <w:r>
         <w:br/>
@@ -9189,7 +9211,7 @@
           <w:sz w:val="22"/>
           <w:szCs w:val="22"/>
         </w:rPr>
-        <w:t xml:space="preserve">       для bx ∈ [bxLo..bxHi], by ∈ [byLo..byHi]:</w:t>
+        <w:t xml:space="preserve">       byLo..byHi ← диапазон бакетов по y      ; (по построению не более 2×2 бакетов)</w:t>
       </w:r>
       <w:r>
         <w:br/>
@@ -9200,6 +9222,17 @@
           <w:sz w:val="22"/>
           <w:szCs w:val="22"/>
         </w:rPr>
+        <w:t xml:space="preserve">       для bx ∈ [bxLo..bxHi], by ∈ [byLo..byHi]:</w:t>
+      </w:r>
+      <w:r>
+        <w:br/>
+      </w:r>
+      <w:r>
+        <w:rPr>
+          <w:rFonts w:ascii="Consolas" w:cs="Consolas" w:eastAsia="Consolas" w:hAnsi="Consolas"/>
+          <w:sz w:val="22"/>
+          <w:szCs w:val="22"/>
+        </w:rPr>
         <w:t xml:space="preserve">           bucketGrid[bx·byN + by].push_back(i)</w:t>
       </w:r>
     </w:p>
@@ -9230,7 +9263,7 @@
           <w:sz w:val="22"/>
           <w:szCs w:val="22"/>
         </w:rPr>
-        <w:t xml:space="preserve">1. bx ← floor(pos.x/bucketSize) - bxMin</w:t>
+        <w:t xml:space="preserve">1. bx ← floor(pos.x/bucketSize) - bxMin        ; индексы бакета, в который попала частица</w:t>
       </w:r>
       <w:r>
         <w:br/>
@@ -9252,7 +9285,7 @@
           <w:sz w:val="22"/>
           <w:szCs w:val="22"/>
         </w:rPr>
-        <w:t xml:space="preserve">2. если (bx, by) вне сетки: B, E ← 0; вернуть</w:t>
+        <w:t xml:space="preserve">2. если (bx, by) вне сетки: B, E ← 0; вернуть  ; вышли за пределы кольца → поля нет</w:t>
       </w:r>
       <w:r>
         <w:br/>
@@ -9263,7 +9296,7 @@
           <w:sz w:val="22"/>
           <w:szCs w:val="22"/>
         </w:rPr>
-        <w:t xml:space="preserve">3. для каждого индекса i из bucketGrid[bx·byN + by]:</w:t>
+        <w:t xml:space="preserve">3. для каждого индекса i из bucketGrid[bx·byN + by]:   ; перебор только локальных кандидатов</w:t>
       </w:r>
       <w:r>
         <w:br/>
@@ -9274,7 +9307,7 @@
           <w:sz w:val="22"/>
           <w:szCs w:val="22"/>
         </w:rPr>
-        <w:t xml:space="preserve">       elements[i].addContribution(pos, B, E)</w:t>
+        <w:t xml:space="preserve">       elements[i].addContribution(pos, B, E)          ; вклад магнита (с прескринингом)</w:t>
       </w:r>
     </w:p>
     <w:p>
@@ -12148,7 +12181,7 @@
           <w:sz w:val="22"/>
           <w:szCs w:val="22"/>
         </w:rPr>
-        <w:t xml:space="preserve">1. dx,dy,dz ← globalPos − worldCenter</w:t>
+        <w:t xml:space="preserve">1. dx,dy,dz ← globalPos − worldCenter           ; ПРЕСКРИНИНГ по охватывающей сфере:</w:t>
       </w:r>
       <w:r>
         <w:br/>
@@ -12159,7 +12192,7 @@
           <w:sz w:val="22"/>
           <w:szCs w:val="22"/>
         </w:rPr>
-        <w:t xml:space="preserve">   если dx²+dy²+dz² &gt; worldRadius²:  return</w:t>
+        <w:t xml:space="preserve">   если dx²+dy²+dz² &gt; worldRadius²:  return     ; точка вне сферы влияния → вклад нулевой</w:t>
       </w:r>
       <w:r>
         <w:br/>
@@ -12170,7 +12203,7 @@
           <w:sz w:val="22"/>
           <w:szCs w:val="22"/>
         </w:rPr>
-        <w:t xml:space="preserve">2. localPos ← transform.transformPointInv(globalPos)</w:t>
+        <w:t xml:space="preserve">                                                ; (сравнение квадратов, без sqrt)</w:t>
       </w:r>
       <w:r>
         <w:br/>
@@ -12181,7 +12214,7 @@
           <w:sz w:val="22"/>
           <w:szCs w:val="22"/>
         </w:rPr>
-        <w:t xml:space="preserve">3. localF   ← map.getInterpolatedField(localPos, useSymmetry)</w:t>
+        <w:t xml:space="preserve">2. localPos ← transform.transformPointInv(globalPos)   ; ГЛОБАЛЬНАЯ → ЛОКАЛЬНАЯ система</w:t>
       </w:r>
       <w:r>
         <w:br/>
@@ -12192,7 +12225,7 @@
           <w:sz w:val="22"/>
           <w:szCs w:val="22"/>
         </w:rPr>
-        <w:t xml:space="preserve">4. если localF == 0:  return</w:t>
+        <w:t xml:space="preserve">3. localF   ← map.getInterpolatedField(localPos, useSymmetry)</w:t>
       </w:r>
       <w:r>
         <w:br/>
@@ -12203,7 +12236,7 @@
           <w:sz w:val="22"/>
           <w:szCs w:val="22"/>
         </w:rPr>
-        <w:t xml:space="preserve">5. globalF ← transform.rotateVector(localF)</w:t>
+        <w:t xml:space="preserve">                                                ; интерполяция по карте поля (см. § 2)</w:t>
       </w:r>
       <w:r>
         <w:br/>
@@ -12214,7 +12247,7 @@
           <w:sz w:val="22"/>
           <w:szCs w:val="22"/>
         </w:rPr>
-        <w:t xml:space="preserve">6. scale ← correctCoeff · fieldDirection</w:t>
+        <w:t xml:space="preserve">4. если localF == 0:  return                    ; нулевая зона карты — нет смысла продолжать</w:t>
       </w:r>
       <w:r>
         <w:br/>
@@ -12225,7 +12258,7 @@
           <w:sz w:val="22"/>
           <w:szCs w:val="22"/>
         </w:rPr>
-        <w:t xml:space="preserve">   если isActive: scale *= currentScale</w:t>
+        <w:t xml:space="preserve">5. globalF ← transform.rotateVector(localF)     ; ЛОКАЛЬНАЯ → ГЛОБАЛЬНАЯ (только поворот)</w:t>
       </w:r>
       <w:r>
         <w:br/>
@@ -12236,7 +12269,29 @@
           <w:sz w:val="22"/>
           <w:szCs w:val="22"/>
         </w:rPr>
-        <w:t xml:space="preserve">7. если type == MAGNETIC: totalB += scale · globalF</w:t>
+        <w:t xml:space="preserve">6. scale ← correctCoeff · fieldDirection        ; калибровка по типу + знак направления</w:t>
+      </w:r>
+      <w:r>
+        <w:br/>
+      </w:r>
+      <w:r>
+        <w:rPr>
+          <w:rFonts w:ascii="Consolas" w:cs="Consolas" w:eastAsia="Consolas" w:hAnsi="Consolas"/>
+          <w:sz w:val="22"/>
+          <w:szCs w:val="22"/>
+        </w:rPr>
+        <w:t xml:space="preserve">   если isActive: scale *= currentScale         ; масштаб по току для активных магнитов</w:t>
+      </w:r>
+      <w:r>
+        <w:br/>
+      </w:r>
+      <w:r>
+        <w:rPr>
+          <w:rFonts w:ascii="Consolas" w:cs="Consolas" w:eastAsia="Consolas" w:hAnsi="Consolas"/>
+          <w:sz w:val="22"/>
+          <w:szCs w:val="22"/>
+        </w:rPr>
+        <w:t xml:space="preserve">7. если type == MAGNETIC: totalB += scale · globalF    ; маршрутизация по типу поля</w:t>
       </w:r>
       <w:r>
         <w:br/>
@@ -13549,7 +13604,7 @@
           <w:sz w:val="22"/>
           <w:szCs w:val="22"/>
         </w:rPr>
-        <w:t xml:space="preserve">1. u ← b − a;  v ← c − a;  n ← u × v</w:t>
+        <w:t xml:space="preserve">1. u ← b − a;  v ← c − a;  n ← u × v             ; вектор, ортогональный плоскости</w:t>
       </w:r>
       <w:r>
         <w:br/>
@@ -13560,7 +13615,7 @@
           <w:sz w:val="22"/>
           <w:szCs w:val="22"/>
         </w:rPr>
-        <w:t xml:space="preserve">2. нормализовать n; при вырождении положить n ← (1, 0, 0)</w:t>
+        <w:t xml:space="preserve">2. нормализовать n; при вырождении положить n ← (1, 0, 0)   ; единичная нормаль</w:t>
       </w:r>
       <w:r>
         <w:br/>
@@ -13571,7 +13626,7 @@
           <w:sz w:val="22"/>
           <w:szCs w:val="22"/>
         </w:rPr>
-        <w:t xml:space="preserve">3. если (startPos − a) · n &gt; 0:  n ← −n</w:t>
+        <w:t xml:space="preserve">3. если (startPos − a) · n &gt; 0:  n ← −n          ; стартовая точка должна иметь d &lt; 0</w:t>
       </w:r>
       <w:r>
         <w:br/>
@@ -13582,7 +13637,7 @@
           <w:sz w:val="22"/>
           <w:szCs w:val="22"/>
         </w:rPr>
-        <w:t xml:space="preserve">4. callCount ← 0;  lastD ← 0;  initialized ← false</w:t>
+        <w:t xml:space="preserve">4. callCount ← 0;  lastD ← 0;  initialized ← false   ; стартовое состояние per-particle</w:t>
       </w:r>
     </w:p>
     <w:p>
@@ -13612,7 +13667,7 @@
           <w:sz w:val="22"/>
           <w:szCs w:val="22"/>
         </w:rPr>
-        <w:t xml:space="preserve">1. callCount ← callCount + 1</w:t>
+        <w:t xml:space="preserve">1. callCount ← callCount + 1                     ; счётчик обращений к детектору</w:t>
       </w:r>
       <w:r>
         <w:br/>
@@ -13623,7 +13678,7 @@
           <w:sz w:val="22"/>
           <w:szCs w:val="22"/>
         </w:rPr>
-        <w:t xml:space="preserve">2. если callCount ≤ skipSteps:  вернуть false</w:t>
+        <w:t xml:space="preserve">2. если callCount ≤ skipSteps:  вернуть false   ; пропуск первых N вызовов</w:t>
       </w:r>
       <w:r>
         <w:br/>
@@ -13634,7 +13689,7 @@
           <w:sz w:val="22"/>
           <w:szCs w:val="22"/>
         </w:rPr>
-        <w:t xml:space="preserve">3. d ← (pos − a) · n</w:t>
+        <w:t xml:space="preserve">                                                ; (нужно при пересечении плоскости несколько раз)</w:t>
       </w:r>
       <w:r>
         <w:br/>
@@ -13645,7 +13700,7 @@
           <w:sz w:val="22"/>
           <w:szCs w:val="22"/>
         </w:rPr>
-        <w:t xml:space="preserve">4. если not initialized: lastD ← d; initialized ← true; вернуть false</w:t>
+        <w:t xml:space="preserve">3. d ← (pos − a) · n                            ; знаковое расстояние до плоскости</w:t>
       </w:r>
       <w:r>
         <w:br/>
@@ -13656,7 +13711,7 @@
           <w:sz w:val="22"/>
           <w:szCs w:val="22"/>
         </w:rPr>
-        <w:t xml:space="preserve">5. crossed ← (lastD &lt; 0 ∧ d ≥ 0) ∨ (lastD ≥ 0 ∧ d &lt; 0)</w:t>
+        <w:t xml:space="preserve">4. если not initialized:                        ; первый «нормальный» вызов после skipSteps:</w:t>
       </w:r>
       <w:r>
         <w:br/>
@@ -13667,7 +13722,29 @@
           <w:sz w:val="22"/>
           <w:szCs w:val="22"/>
         </w:rPr>
-        <w:t xml:space="preserve">6. lastD ← d</w:t>
+        <w:t xml:space="preserve">       lastD ← d; initialized ← true; вернуть false   ; запомнить d, без проверки</w:t>
+      </w:r>
+      <w:r>
+        <w:br/>
+      </w:r>
+      <w:r>
+        <w:rPr>
+          <w:rFonts w:ascii="Consolas" w:cs="Consolas" w:eastAsia="Consolas" w:hAnsi="Consolas"/>
+          <w:sz w:val="22"/>
+          <w:szCs w:val="22"/>
+        </w:rPr>
+        <w:t xml:space="preserve">5. crossed ← (lastD &lt; 0 ∧ d ≥ 0) ∨ (lastD ≥ 0 ∧ d &lt; 0)   ; смена знака → пересечение</w:t>
+      </w:r>
+      <w:r>
+        <w:br/>
+      </w:r>
+      <w:r>
+        <w:rPr>
+          <w:rFonts w:ascii="Consolas" w:cs="Consolas" w:eastAsia="Consolas" w:hAnsi="Consolas"/>
+          <w:sz w:val="22"/>
+          <w:szCs w:val="22"/>
+        </w:rPr>
+        <w:t xml:space="preserve">6. lastD ← d                                    ; сохранить для следующего шага</w:t>
       </w:r>
       <w:r>
         <w:br/>
@@ -14863,7 +14940,7 @@
           <w:sz w:val="22"/>
           <w:szCs w:val="22"/>
         </w:rPr>
-        <w:t xml:space="preserve">1. если N &lt; 2:  вернуть 0</w:t>
+        <w:t xml:space="preserve">1. если N &lt; 2:  вернуть 0                      ; полилиния не определена</w:t>
       </w:r>
       <w:r>
         <w:br/>
@@ -14874,7 +14951,7 @@
           <w:sz w:val="22"/>
           <w:szCs w:val="22"/>
         </w:rPr>
-        <w:t xml:space="preserve">2. best² ← +∞</w:t>
+        <w:t xml:space="preserve">2. best² ← +∞                                  ; текущий минимум квадрата расстояния</w:t>
       </w:r>
       <w:r>
         <w:br/>
@@ -14885,7 +14962,7 @@
           <w:sz w:val="22"/>
           <w:szCs w:val="22"/>
         </w:rPr>
-        <w:t xml:space="preserve">3. для i из [0..N-2]:</w:t>
+        <w:t xml:space="preserve">3. для i из [0..N-2]:                          ; перебор всех N−1 отрезков</w:t>
       </w:r>
       <w:r>
         <w:br/>
@@ -14896,7 +14973,7 @@
           <w:sz w:val="22"/>
           <w:szCs w:val="22"/>
         </w:rPr>
-        <w:t xml:space="preserve">     a ← poly[i];  b ← poly[i+1]</w:t>
+        <w:t xml:space="preserve">     a ← poly[i];  b ← poly[i+1]               ; концы текущего отрезка</w:t>
       </w:r>
       <w:r>
         <w:br/>
@@ -14907,7 +14984,7 @@
           <w:sz w:val="22"/>
           <w:szCs w:val="22"/>
         </w:rPr>
-        <w:t xml:space="preserve">     u ← b − a;  len² ← u·u</w:t>
+        <w:t xml:space="preserve">     u ← b − a;  len² ← u·u                    ; направляющий вектор и его |·|²</w:t>
       </w:r>
       <w:r>
         <w:br/>
@@ -14918,7 +14995,7 @@
           <w:sz w:val="22"/>
           <w:szCs w:val="22"/>
         </w:rPr>
-        <w:t xml:space="preserve">     t ← clamp( (p − a)·u / len²,  0,  1 ),  если len² &gt; 1e-30,  иначе 0</w:t>
+        <w:t xml:space="preserve">     t ← clamp( (p − a)·u / len²,  0,  1 )     ; параметр проекции с клиппингом в [0,1]</w:t>
       </w:r>
       <w:r>
         <w:br/>
@@ -14929,7 +15006,7 @@
           <w:sz w:val="22"/>
           <w:szCs w:val="22"/>
         </w:rPr>
-        <w:t xml:space="preserve">     c ← a + t·u</w:t>
+        <w:t xml:space="preserve">         если len² &gt; 1e-30,  иначе 0           ; защита от вырожденного отрезка</w:t>
       </w:r>
       <w:r>
         <w:br/>
@@ -14940,7 +15017,7 @@
           <w:sz w:val="22"/>
           <w:szCs w:val="22"/>
         </w:rPr>
-        <w:t xml:space="preserve">     d² ← (p − c)·(p − c)</w:t>
+        <w:t xml:space="preserve">     c ← a + t·u                               ; ближайшая к p точка отрезка</w:t>
       </w:r>
       <w:r>
         <w:br/>
@@ -14951,7 +15028,7 @@
           <w:sz w:val="22"/>
           <w:szCs w:val="22"/>
         </w:rPr>
-        <w:t xml:space="preserve">     если d² &lt; best²: best² ← d²</w:t>
+        <w:t xml:space="preserve">     d² ← (p − c)·(p − c)                      ; квадрат расстояния (без sqrt в цикле)</w:t>
       </w:r>
       <w:r>
         <w:br/>
@@ -14962,7 +15039,18 @@
           <w:sz w:val="22"/>
           <w:szCs w:val="22"/>
         </w:rPr>
-        <w:t xml:space="preserve">4. вернуть √best²</w:t>
+        <w:t xml:space="preserve">     если d² &lt; best²: best² ← d²               ; обновление минимума</w:t>
+      </w:r>
+      <w:r>
+        <w:br/>
+      </w:r>
+      <w:r>
+        <w:rPr>
+          <w:rFonts w:ascii="Consolas" w:cs="Consolas" w:eastAsia="Consolas" w:hAnsi="Consolas"/>
+          <w:sz w:val="22"/>
+          <w:szCs w:val="22"/>
+        </w:rPr>
+        <w:t xml:space="preserve">4. вернуть √best²                              ; sqrt извлекается однократно — в конце</w:t>
       </w:r>
     </w:p>
     <w:p>
@@ -18072,7 +18160,7 @@
           <w:sz w:val="22"/>
           <w:szCs w:val="22"/>
         </w:rPr>
-        <w:t xml:space="preserve">1. magnets_idx ← фильтрация элементов по (sp_number ∈ S) ∧</w:t>
+        <w:t xml:space="preserve">1. magnets_idx ← фильтрация элементов по             ; учитываемые магниты: только нужные СП,</w:t>
       </w:r>
       <w:r>
         <w:br/>
@@ -18083,7 +18171,7 @@
           <w:sz w:val="22"/>
           <w:szCs w:val="22"/>
         </w:rPr>
-        <w:t xml:space="preserve">                                          (device_type ∉ exclude)</w:t>
+        <w:t xml:space="preserve">       (sp_number ∈ S) ∧ (device_type ∉ exclude)     ; кроме исключённых типов</w:t>
       </w:r>
       <w:r>
         <w:br/>
@@ -18094,7 +18182,7 @@
           <w:sz w:val="22"/>
           <w:szCs w:val="22"/>
         </w:rPr>
-        <w:t xml:space="preserve">2. virtual_targets ← список (c, w) из extra_target_magnets</w:t>
+        <w:t xml:space="preserve">2. virtual_targets ← список (c, w) из extra_target_magnets   ; виртуальные цели с весами</w:t>
       </w:r>
       <w:r>
         <w:br/>
@@ -18105,7 +18193,7 @@
           <w:sz w:val="22"/>
           <w:szCs w:val="22"/>
         </w:rPr>
-        <w:t xml:space="preserve">3. design_poly ← центры элементов 1..N + прелюдия</w:t>
+        <w:t xml:space="preserve">3. design_poly ← центры элементов 1..N +             ; проектная орбита:</w:t>
       </w:r>
       <w:r>
         <w:br/>
@@ -18116,7 +18204,7 @@
           <w:sz w:val="22"/>
           <w:szCs w:val="22"/>
         </w:rPr>
-        <w:t xml:space="preserve">                  (экстраполяция первого сегмента на −2.94 м) +</w:t>
+        <w:t xml:space="preserve">       прелюдия  (экстраполяция первого сегмента на −2.94 м) +</w:t>
       </w:r>
       <w:r>
         <w:br/>
@@ -18127,7 +18215,7 @@
           <w:sz w:val="22"/>
           <w:szCs w:val="22"/>
         </w:rPr>
-        <w:t xml:space="preserve">                 постлюдия (экстраполяция последнего сегмента вперёд)</w:t>
+        <w:t xml:space="preserve">       постлюдия (экстраполяция последнего сегмента вперёд)</w:t>
       </w:r>
     </w:p>
     <w:p>
@@ -18157,7 +18245,7 @@
           <w:sz w:val="22"/>
           <w:szCs w:val="22"/>
         </w:rPr>
-        <w:t xml:space="preserve">minDist²[m] ← +∞ для каждого m из magnets_idx ∪ virtual_targets</w:t>
+        <w:t xml:space="preserve">minDist²[m] ← +∞ для каждого m из magnets_idx ∪ virtual_targets   ; инкрементальный аккум.</w:t>
       </w:r>
       <w:r>
         <w:br/>
@@ -18168,7 +18256,7 @@
           <w:sz w:val="22"/>
           <w:szCs w:val="22"/>
         </w:rPr>
-        <w:t xml:space="preserve">A_init ← distanceToPolyline(x_init, design_poly)</w:t>
+        <w:t xml:space="preserve">A_init ← distanceToPolyline(x_init, design_poly)    ; начальная амплитуда огибающей</w:t>
       </w:r>
       <w:r>
         <w:br/>
@@ -18190,7 +18278,7 @@
           <w:sz w:val="22"/>
           <w:szCs w:val="22"/>
         </w:rPr>
-        <w:t xml:space="preserve">    шаг Бориса (borisStep)</w:t>
+        <w:t xml:space="preserve">    шаг Бориса (borisStep)                          ; продвижение частицы (см. § 1)</w:t>
       </w:r>
       <w:r>
         <w:br/>
@@ -18201,7 +18289,7 @@
           <w:sz w:val="22"/>
           <w:szCs w:val="22"/>
         </w:rPr>
-        <w:t xml:space="preserve">    для каждого m из бакета:</w:t>
+        <w:t xml:space="preserve">    для каждого m из бакета:                        ; учёт только близких магнитов</w:t>
       </w:r>
       <w:r>
         <w:br/>
@@ -18212,7 +18300,7 @@
           <w:sz w:val="22"/>
           <w:szCs w:val="22"/>
         </w:rPr>
-        <w:t xml:space="preserve">        d² ← |x − c_m|²</w:t>
+        <w:t xml:space="preserve">        d² ← |x − c_m|²                             ; квадрат расстояния до центра магнита</w:t>
       </w:r>
       <w:r>
         <w:br/>
@@ -18223,7 +18311,7 @@
           <w:sz w:val="22"/>
           <w:szCs w:val="22"/>
         </w:rPr>
-        <w:t xml:space="preserve">        если d² &lt; minDist²[m]: minDist²[m] ← d²</w:t>
+        <w:t xml:space="preserve">        если d² &lt; minDist²[m]: minDist²[m] ← d²    ; обновление инкрементального минимума</w:t>
       </w:r>
       <w:r>
         <w:br/>
@@ -18234,7 +18322,7 @@
           <w:sz w:val="22"/>
           <w:szCs w:val="22"/>
         </w:rPr>
-        <w:t xml:space="preserve">A_final ← distanceToPolyline(x_final, design_poly)</w:t>
+        <w:t xml:space="preserve">A_final ← distanceToPolyline(x_final, design_poly)  ; финальная амплитуда огибающей</w:t>
       </w:r>
       <w:r>
         <w:br/>
@@ -18245,7 +18333,7 @@
           <w:sz w:val="22"/>
           <w:szCs w:val="22"/>
         </w:rPr>
-        <w:t xml:space="preserve">θ_i     ← угол(p_final, r̂)</w:t>
+        <w:t xml:space="preserve">θ_i     ← угол(p_final, r̂)                          ; угол между p_final и эталоном</w:t>
       </w:r>
     </w:p>
     <w:p>
@@ -18275,7 +18363,7 @@
           <w:sz w:val="22"/>
           <w:szCs w:val="22"/>
         </w:rPr>
-        <w:t xml:space="preserve">position_loss  = Σ_(i,m) w_m · minDist²[i, m]</w:t>
+        <w:t xml:space="preserve">position_loss  = Σ_(i,m) w_m · minDist²[i, m]            ; § 7.4: близость к магнитам</w:t>
       </w:r>
       <w:r>
         <w:br/>
@@ -18286,7 +18374,7 @@
           <w:sz w:val="22"/>
           <w:szCs w:val="22"/>
         </w:rPr>
-        <w:t xml:space="preserve">direction_loss = w_dir · Σ_i sin²(θ_i)</w:t>
+        <w:t xml:space="preserve">direction_loss = w_dir · Σ_i sin²(θ_i)                   ; параллельность пучка эталону</w:t>
       </w:r>
       <w:r>
         <w:br/>
@@ -18297,7 +18385,7 @@
           <w:sz w:val="22"/>
           <w:szCs w:val="22"/>
         </w:rPr>
-        <w:t xml:space="preserve">envelope_loss  = w_env · Σ_i max(0, A_final − A_init)²</w:t>
+        <w:t xml:space="preserve">envelope_loss  = w_env · Σ_i max(0, A_final − A_init)²   ; штраф только за РОСТ огибающей</w:t>
       </w:r>
       <w:r>
         <w:br/>
@@ -20968,7 +21056,7 @@
           <w:sz w:val="22"/>
           <w:szCs w:val="22"/>
         </w:rPr>
-        <w:t xml:space="preserve">1. Загрузить конфигурацию:</w:t>
+        <w:t xml:space="preserve">1. Загрузить конфигурацию:                       ; стадия инициализации (~1 с)</w:t>
       </w:r>
       <w:r>
         <w:br/>
@@ -21001,7 +21089,7 @@
           <w:sz w:val="22"/>
           <w:szCs w:val="22"/>
         </w:rPr>
-        <w:t xml:space="preserve">       particle_groups</w:t>
+        <w:t xml:space="preserve">       particle_groups                            ; вся БД — в память один раз</w:t>
       </w:r>
       <w:r>
         <w:br/>
@@ -21023,7 +21111,7 @@
           <w:sz w:val="22"/>
           <w:szCs w:val="22"/>
         </w:rPr>
-        <w:t xml:space="preserve">2. Построить ускоритель:</w:t>
+        <w:t xml:space="preserve">                                                  ; для экспериментов на части кольца</w:t>
       </w:r>
       <w:r>
         <w:br/>
@@ -21034,7 +21122,7 @@
           <w:sz w:val="22"/>
           <w:szCs w:val="22"/>
         </w:rPr>
-        <w:t xml:space="preserve">     - загрузить карты поля в общий кеш (один .bin на device_type)</w:t>
+        <w:t xml:space="preserve">2. Построить ускоритель:</w:t>
       </w:r>
       <w:r>
         <w:br/>
@@ -21045,7 +21133,7 @@
           <w:sz w:val="22"/>
           <w:szCs w:val="22"/>
         </w:rPr>
-        <w:t xml:space="preserve">     - для каждой строки: создать MagneticElement, computeBounds()</w:t>
+        <w:t xml:space="preserve">     - загрузить карты поля в общий кеш (один .bin на device_type)   ; mapCache</w:t>
       </w:r>
       <w:r>
         <w:br/>
@@ -21056,7 +21144,7 @@
           <w:sz w:val="22"/>
           <w:szCs w:val="22"/>
         </w:rPr>
-        <w:t xml:space="preserve">     - acc.buildSpatialIndex()</w:t>
+        <w:t xml:space="preserve">     - для каждой строки: создать MagneticElement, computeBounds()   ; bounding sphere</w:t>
       </w:r>
       <w:r>
         <w:br/>
@@ -21067,7 +21155,7 @@
           <w:sz w:val="22"/>
           <w:szCs w:val="22"/>
         </w:rPr>
-        <w:t xml:space="preserve">3. Построить список параметров:</w:t>
+        <w:t xml:space="preserve">     - acc.buildSpatialIndex()                    ; bucket-индекс (см. § 3)</w:t>
       </w:r>
       <w:r>
         <w:br/>
@@ -21078,7 +21166,7 @@
           <w:sz w:val="22"/>
           <w:szCs w:val="22"/>
         </w:rPr>
-        <w:t xml:space="preserve">     - для каждой записи parameter_groups_per_position:</w:t>
+        <w:t xml:space="preserve">3. Построить список параметров:                   ; θ — изменяемые слоты</w:t>
       </w:r>
       <w:r>
         <w:br/>
@@ -21089,7 +21177,7 @@
           <w:sz w:val="22"/>
           <w:szCs w:val="22"/>
         </w:rPr>
-        <w:t xml:space="preserve">         найти соответствующие (sp_type, sp_eid)</w:t>
+        <w:t xml:space="preserve">     - для каждой записи parameter_groups_per_position:</w:t>
       </w:r>
       <w:r>
         <w:br/>
@@ -21100,7 +21188,7 @@
           <w:sz w:val="22"/>
           <w:szCs w:val="22"/>
         </w:rPr>
-        <w:t xml:space="preserve">         собрать индексы элементов</w:t>
+        <w:t xml:space="preserve">         найти соответствующие (sp_type, sp_eid)  ; какие элементы группа охватывает</w:t>
       </w:r>
       <w:r>
         <w:br/>
@@ -21111,7 +21199,7 @@
           <w:sz w:val="22"/>
           <w:szCs w:val="22"/>
         </w:rPr>
-        <w:t xml:space="preserve">         сохранить ссылки на изменяемые поля</w:t>
+        <w:t xml:space="preserve">         собрать индексы элементов</w:t>
       </w:r>
       <w:r>
         <w:br/>
@@ -21122,7 +21210,7 @@
           <w:sz w:val="22"/>
           <w:szCs w:val="22"/>
         </w:rPr>
-        <w:t xml:space="preserve">4. Начальная оценка:</w:t>
+        <w:t xml:space="preserve">         сохранить ссылки на изменяемые поля     ; arg_val / correct_coeff in-place</w:t>
       </w:r>
       <w:r>
         <w:br/>
@@ -21133,7 +21221,7 @@
           <w:sz w:val="22"/>
           <w:szCs w:val="22"/>
         </w:rPr>
-        <w:t xml:space="preserve">     L_best ← runTrackingAndLoss(θ)</w:t>
+        <w:t xml:space="preserve">4. Начальная оценка:</w:t>
       </w:r>
       <w:r>
         <w:br/>
@@ -21144,7 +21232,7 @@
           <w:sz w:val="22"/>
           <w:szCs w:val="22"/>
         </w:rPr>
-        <w:t xml:space="preserve">     при сбое — прервать</w:t>
+        <w:t xml:space="preserve">     L_best ← runTrackingAndLoss(θ)               ; baseline для жадного приёма</w:t>
       </w:r>
       <w:r>
         <w:br/>
@@ -21155,7 +21243,7 @@
           <w:sz w:val="22"/>
           <w:szCs w:val="22"/>
         </w:rPr>
-        <w:t xml:space="preserve">5. Цикл i = 1..n_iterations:</w:t>
+        <w:t xml:space="preserve">     при сбое — прервать                          ; стартовая конфигурация нерабочая</w:t>
       </w:r>
       <w:r>
         <w:br/>
@@ -21166,7 +21254,7 @@
           <w:sz w:val="22"/>
           <w:szCs w:val="22"/>
         </w:rPr>
-        <w:t xml:space="preserve">     если i % kick_every == 0:</w:t>
+        <w:t xml:space="preserve">5. Цикл i = 1..n_iterations:                      ; ГОРЯЧИЙ ЦИКЛ оптимизации</w:t>
       </w:r>
       <w:r>
         <w:br/>
@@ -21177,7 +21265,7 @@
           <w:sz w:val="22"/>
           <w:szCs w:val="22"/>
         </w:rPr>
-        <w:t xml:space="preserve">         для каждой группы g: θ_g += Uniform(−kick_scale, +kick_scale)</w:t>
+        <w:t xml:space="preserve">     если i % kick_every == 0:                    ; КИК-ИТЕРАЦИЯ</w:t>
       </w:r>
       <w:r>
         <w:br/>
@@ -21188,7 +21276,7 @@
           <w:sz w:val="22"/>
           <w:szCs w:val="22"/>
         </w:rPr>
-        <w:t xml:space="preserve">     иначе:</w:t>
+        <w:t xml:space="preserve">         для каждой группы g:                     ; все группы одновременно</w:t>
       </w:r>
       <w:r>
         <w:br/>
@@ -21199,7 +21287,7 @@
           <w:sz w:val="22"/>
           <w:szCs w:val="22"/>
         </w:rPr>
-        <w:t xml:space="preserve">         выбрать случайную группу g</w:t>
+        <w:t xml:space="preserve">             θ_g += Uniform(−kick_scale, +kick_scale)</w:t>
       </w:r>
       <w:r>
         <w:br/>
@@ -21210,7 +21298,7 @@
           <w:sz w:val="22"/>
           <w:szCs w:val="22"/>
         </w:rPr>
-        <w:t xml:space="preserve">         θ_g_old ← θ_g</w:t>
+        <w:t xml:space="preserve">     иначе:                                       ; ОБЫЧНАЯ ИТЕРАЦИЯ</w:t>
       </w:r>
       <w:r>
         <w:br/>
@@ -21221,7 +21309,7 @@
           <w:sz w:val="22"/>
           <w:szCs w:val="22"/>
         </w:rPr>
-        <w:t xml:space="preserve">         θ_g ← θ_g + step · sign(rand − 0.5)</w:t>
+        <w:t xml:space="preserve">         выбрать случайную группу g</w:t>
       </w:r>
       <w:r>
         <w:br/>
@@ -21232,7 +21320,7 @@
           <w:sz w:val="22"/>
           <w:szCs w:val="22"/>
         </w:rPr>
-        <w:t xml:space="preserve">     L_new ← runTrackingAndLoss(θ)</w:t>
+        <w:t xml:space="preserve">         θ_g_old ← θ_g                            ; сохранить для возможного отката</w:t>
       </w:r>
       <w:r>
         <w:br/>
@@ -21243,7 +21331,7 @@
           <w:sz w:val="22"/>
           <w:szCs w:val="22"/>
         </w:rPr>
-        <w:t xml:space="preserve">     если L_new — сбой или L_new ≥ L_best:</w:t>
+        <w:t xml:space="preserve">         θ_g ← θ_g + step · sign(rand − 0.5)     ; шаг со случайным знаком</w:t>
       </w:r>
       <w:r>
         <w:br/>
@@ -21254,7 +21342,7 @@
           <w:sz w:val="22"/>
           <w:szCs w:val="22"/>
         </w:rPr>
-        <w:t xml:space="preserve">         откатить мутации этой итерации</w:t>
+        <w:t xml:space="preserve">     L_new ← runTrackingAndLoss(θ)                ; полный прогон трекинга</w:t>
       </w:r>
       <w:r>
         <w:br/>
@@ -21265,7 +21353,7 @@
           <w:sz w:val="22"/>
           <w:szCs w:val="22"/>
         </w:rPr>
-        <w:t xml:space="preserve">     иначе:</w:t>
+        <w:t xml:space="preserve">     если L_new — сбой или L_new ≥ L_best:        ; ЖАДНЫЙ ПРИЁМ</w:t>
       </w:r>
       <w:r>
         <w:br/>
@@ -21276,7 +21364,7 @@
           <w:sz w:val="22"/>
           <w:szCs w:val="22"/>
         </w:rPr>
-        <w:t xml:space="preserve">         L_best ← L_new</w:t>
+        <w:t xml:space="preserve">         откатить мутации этой итерации          ; неудачное предложение — назад</w:t>
       </w:r>
       <w:r>
         <w:br/>
@@ -21287,7 +21375,7 @@
           <w:sz w:val="22"/>
           <w:szCs w:val="22"/>
         </w:rPr>
-        <w:t xml:space="preserve">         добавить (i, L_best, snapshot θ) в историю</w:t>
+        <w:t xml:space="preserve">     иначе:</w:t>
       </w:r>
       <w:r>
         <w:br/>
@@ -21298,7 +21386,7 @@
           <w:sz w:val="22"/>
           <w:szCs w:val="22"/>
         </w:rPr>
-        <w:t xml:space="preserve">     если i % CHECKPOINT_EVERY == 0:</w:t>
+        <w:t xml:space="preserve">         L_best ← L_new                           ; принимаем улучшение</w:t>
       </w:r>
       <w:r>
         <w:br/>
@@ -21309,7 +21397,7 @@
           <w:sz w:val="22"/>
           <w:szCs w:val="22"/>
         </w:rPr>
-        <w:t xml:space="preserve">         сохранить history.json (атомарно через временный файл)</w:t>
+        <w:t xml:space="preserve">         добавить (i, L_best, snapshot θ) в историю   ; для viz_optim_history.py</w:t>
       </w:r>
       <w:r>
         <w:br/>
@@ -21320,7 +21408,7 @@
           <w:sz w:val="22"/>
           <w:szCs w:val="22"/>
         </w:rPr>
-        <w:t xml:space="preserve">6. Финальная фаза:</w:t>
+        <w:t xml:space="preserve">     если i % CHECKPOINT_EVERY == 0:              ; периодический чекпойнт</w:t>
       </w:r>
       <w:r>
         <w:br/>
@@ -21331,7 +21419,7 @@
           <w:sz w:val="22"/>
           <w:szCs w:val="22"/>
         </w:rPr>
-        <w:t xml:space="preserve">     - записать лучшее θ обратно в sp_elements.csv и</w:t>
+        <w:t xml:space="preserve">         сохранить history.json (атомарно через временный файл)</w:t>
       </w:r>
       <w:r>
         <w:br/>
@@ -21342,7 +21430,7 @@
           <w:sz w:val="22"/>
           <w:szCs w:val="22"/>
         </w:rPr>
-        <w:t xml:space="preserve">       hardware_library.csv</w:t>
+        <w:t xml:space="preserve">6. Финальная фаза:                                ; результаты — на диск</w:t>
       </w:r>
       <w:r>
         <w:br/>
@@ -21353,7 +21441,7 @@
           <w:sz w:val="22"/>
           <w:szCs w:val="22"/>
         </w:rPr>
-        <w:t xml:space="preserve">     - пересобрать lattice_configs.csv (сохранить суб-решётки)</w:t>
+        <w:t xml:space="preserve">     - записать лучшее θ обратно в sp_elements.csv и</w:t>
       </w:r>
       <w:r>
         <w:br/>
@@ -21364,7 +21452,7 @@
           <w:sz w:val="22"/>
           <w:szCs w:val="22"/>
         </w:rPr>
-        <w:t xml:space="preserve">     - выполнить финальный прогон, записать trajectories_exp{id}.bin</w:t>
+        <w:t xml:space="preserve">       hardware_library.csv                       ; пользователь видит итог</w:t>
       </w:r>
       <w:r>
         <w:br/>
@@ -21375,7 +21463,40 @@
           <w:sz w:val="22"/>
           <w:szCs w:val="22"/>
         </w:rPr>
-        <w:t xml:space="preserve">     - сохранить итоговый history.json</w:t>
+        <w:t xml:space="preserve">     - пересобрать lattice_configs.csv (сохранить суб-решётки)</w:t>
+      </w:r>
+      <w:r>
+        <w:br/>
+      </w:r>
+      <w:r>
+        <w:rPr>
+          <w:rFonts w:ascii="Consolas" w:cs="Consolas" w:eastAsia="Consolas" w:hAnsi="Consolas"/>
+          <w:sz w:val="22"/>
+          <w:szCs w:val="22"/>
+        </w:rPr>
+        <w:t xml:space="preserve">     - выполнить финальный прогон, записать trajectories_exp{id}.bin</w:t>
+      </w:r>
+      <w:r>
+        <w:br/>
+      </w:r>
+      <w:r>
+        <w:rPr>
+          <w:rFonts w:ascii="Consolas" w:cs="Consolas" w:eastAsia="Consolas" w:hAnsi="Consolas"/>
+          <w:sz w:val="22"/>
+          <w:szCs w:val="22"/>
+        </w:rPr>
+        <w:t xml:space="preserve">                                                  ; чтобы visualize.py показал итог</w:t>
+      </w:r>
+      <w:r>
+        <w:br/>
+      </w:r>
+      <w:r>
+        <w:rPr>
+          <w:rFonts w:ascii="Consolas" w:cs="Consolas" w:eastAsia="Consolas" w:hAnsi="Consolas"/>
+          <w:sz w:val="22"/>
+          <w:szCs w:val="22"/>
+        </w:rPr>
+        <w:t xml:space="preserve">     - сохранить итоговый history.json            ; с пометкой "final": true</w:t>
       </w:r>
     </w:p>
     <w:p>
@@ -22666,7 +22787,7 @@
           <w:sz w:val="22"/>
           <w:szCs w:val="22"/>
         </w:rPr>
-        <w:t xml:space="preserve">2. Разбор SYLA_desc.lte:</w:t>
+        <w:t xml:space="preserve">                                                ; правила соответствия LTE-типов и СП</w:t>
       </w:r>
       <w:r>
         <w:br/>
@@ -22677,7 +22798,7 @@
           <w:sz w:val="22"/>
           <w:szCs w:val="22"/>
         </w:rPr>
-        <w:t xml:space="preserve">     для каждой строки "ИМЯ: ТИП, key1=val1, ..."</w:t>
+        <w:t xml:space="preserve">2. Разбор SYLA_desc.lte:                        ; БИБЛИОТЕКА УСТРОЙСТВ</w:t>
       </w:r>
       <w:r>
         <w:br/>
@@ -22688,7 +22809,7 @@
           <w:sz w:val="22"/>
           <w:szCs w:val="22"/>
         </w:rPr>
-        <w:t xml:space="preserve">         классифицировать ТИП через конфиг (DL/JL/SBM/DP/DQ/QP/SQ/COR/MARK/...)</w:t>
+        <w:t xml:space="preserve">     для каждой строки "ИМЯ: ТИП, key1=val1, ..."</w:t>
       </w:r>
       <w:r>
         <w:br/>
@@ -22699,7 +22820,7 @@
           <w:sz w:val="22"/>
           <w:szCs w:val="22"/>
         </w:rPr>
-        <w:t xml:space="preserve">         сохранить (ИМЯ, классиф_тип, длина, угол, K1, ...)</w:t>
+        <w:t xml:space="preserve">         классифицировать ТИП через конфиг      ; DL/JL/SBM/DP/DQ/QP/SQ/COR/MARK/...</w:t>
       </w:r>
       <w:r>
         <w:br/>
@@ -22710,7 +22831,7 @@
           <w:sz w:val="22"/>
           <w:szCs w:val="22"/>
         </w:rPr>
-        <w:t xml:space="preserve">3. Разбор SYLA_line.lte:</w:t>
+        <w:t xml:space="preserve">         сохранить (ИМЯ, классиф_тип, длина, угол, K1, ...)</w:t>
       </w:r>
       <w:r>
         <w:br/>
@@ -22721,7 +22842,7 @@
           <w:sz w:val="22"/>
           <w:szCs w:val="22"/>
         </w:rPr>
-        <w:t xml:space="preserve">     развернуть вложенные LINE-выражения в плоскую</w:t>
+        <w:t xml:space="preserve">3. Разбор SYLA_line.lte:                        ; ПОСЛЕДОВАТЕЛЬНОСТЬ ЭЛЕМЕНТОВ</w:t>
       </w:r>
       <w:r>
         <w:br/>
@@ -22732,7 +22853,7 @@
           <w:sz w:val="22"/>
           <w:szCs w:val="22"/>
         </w:rPr>
-        <w:t xml:space="preserve">     последовательность (ИМЯ, повтор)</w:t>
+        <w:t xml:space="preserve">     развернуть вложенные LINE-выражения        ; LTE поддерживает рекурсивные ссылки</w:t>
       </w:r>
       <w:r>
         <w:br/>
@@ -22743,7 +22864,7 @@
           <w:sz w:val="22"/>
           <w:szCs w:val="22"/>
         </w:rPr>
-        <w:t xml:space="preserve">4. Классификация в (sp_type, sp_element_id):</w:t>
+        <w:t xml:space="preserve">     в плоскую последовательность (ИМЯ, повтор)</w:t>
       </w:r>
       <w:r>
         <w:br/>
@@ -22754,7 +22875,7 @@
           <w:sz w:val="22"/>
           <w:szCs w:val="22"/>
         </w:rPr>
-        <w:t xml:space="preserve">     standard — обычные СП, повторяющиеся 1..N</w:t>
+        <w:t xml:space="preserve">4. Классификация в (sp_type, sp_element_id):    ; разбиение на типовые СП</w:t>
       </w:r>
       <w:r>
         <w:br/>
@@ -22765,7 +22886,7 @@
           <w:sz w:val="22"/>
           <w:szCs w:val="22"/>
         </w:rPr>
-        <w:t xml:space="preserve">     junction — стыковочные СП 18-21 (отличающаяся геометрия)</w:t>
+        <w:t xml:space="preserve">     standard — обычные СП, повторяющиеся 1..N</w:t>
       </w:r>
       <w:r>
         <w:br/>
@@ -22776,7 +22897,7 @@
           <w:sz w:val="22"/>
           <w:szCs w:val="22"/>
         </w:rPr>
-        <w:t xml:space="preserve">5. Развёртка кольца:</w:t>
+        <w:t xml:space="preserve">     junction — стыковочные СП 18-21 (отличающаяся геометрия)</w:t>
       </w:r>
       <w:r>
         <w:br/>
@@ -22787,7 +22908,7 @@
           <w:sz w:val="22"/>
           <w:szCs w:val="22"/>
         </w:rPr>
-        <w:t xml:space="preserve">     для каждого элемента в плоской последовательности:</w:t>
+        <w:t xml:space="preserve">5. Развёртка кольца:                            ; РАЗМЕЩЕНИЕ В ПРОСТРАНСТВЕ</w:t>
       </w:r>
       <w:r>
         <w:br/>
@@ -22798,7 +22919,7 @@
           <w:sz w:val="22"/>
           <w:szCs w:val="22"/>
         </w:rPr>
-        <w:t xml:space="preserve">         если DL/JL: выдать 5 фрагментов на хорде</w:t>
+        <w:t xml:space="preserve">     для каждого элемента в плоской последовательности:</w:t>
       </w:r>
       <w:r>
         <w:br/>
@@ -22809,7 +22930,7 @@
           <w:sz w:val="22"/>
           <w:szCs w:val="22"/>
         </w:rPr>
-        <w:t xml:space="preserve">         иначе:      выдать 1 фрагмент</w:t>
+        <w:t xml:space="preserve">         если DL/JL: выдать 5 фрагментов на хорде   ; спрямление длинных бендов</w:t>
       </w:r>
       <w:r>
         <w:br/>
@@ -22820,7 +22941,7 @@
           <w:sz w:val="22"/>
           <w:szCs w:val="22"/>
         </w:rPr>
-        <w:t xml:space="preserve">         обновить (x, y, yaw) по формулам п. 9.4</w:t>
+        <w:t xml:space="preserve">         иначе:      выдать 1 фрагмент</w:t>
       </w:r>
       <w:r>
         <w:br/>
@@ -22831,7 +22952,7 @@
           <w:sz w:val="22"/>
           <w:szCs w:val="22"/>
         </w:rPr>
-        <w:t xml:space="preserve">6. Прочитать существующий sp_elements.csv (если есть):</w:t>
+        <w:t xml:space="preserve">         обновить (x, y, yaw) по формулам п. 9.4    ; продвижение курсора</w:t>
       </w:r>
       <w:r>
         <w:br/>
@@ -22842,7 +22963,7 @@
           <w:sz w:val="22"/>
           <w:szCs w:val="22"/>
         </w:rPr>
-        <w:t xml:space="preserve">     сохранить arg_val для совпадающих ключей (sp_type, sp_eid)</w:t>
+        <w:t xml:space="preserve">6. Прочитать существующий sp_elements.csv (если есть):</w:t>
       </w:r>
       <w:r>
         <w:br/>
@@ -22853,7 +22974,7 @@
           <w:sz w:val="22"/>
           <w:szCs w:val="22"/>
         </w:rPr>
-        <w:t xml:space="preserve">7. Записать sp_elements.csv (шаблоны, по одной строке на ключ)</w:t>
+        <w:t xml:space="preserve">     сохранить arg_val для совпадающих ключей    ; пользователь не теряет токи</w:t>
       </w:r>
       <w:r>
         <w:br/>
@@ -22864,7 +22985,29 @@
           <w:sz w:val="22"/>
           <w:szCs w:val="22"/>
         </w:rPr>
-        <w:t xml:space="preserve">8. Записать lattice_layout.csv (полная развёртка)</w:t>
+        <w:t xml:space="preserve">     (sp_type, sp_eid)                           ; от прошлой оптимизации</w:t>
+      </w:r>
+      <w:r>
+        <w:br/>
+      </w:r>
+      <w:r>
+        <w:rPr>
+          <w:rFonts w:ascii="Consolas" w:cs="Consolas" w:eastAsia="Consolas" w:hAnsi="Consolas"/>
+          <w:sz w:val="22"/>
+          <w:szCs w:val="22"/>
+        </w:rPr>
+        <w:t xml:space="preserve">7. Записать sp_elements.csv                     ; шаблоны, по одной строке на ключ</w:t>
+      </w:r>
+      <w:r>
+        <w:br/>
+      </w:r>
+      <w:r>
+        <w:rPr>
+          <w:rFonts w:ascii="Consolas" w:cs="Consolas" w:eastAsia="Consolas" w:hAnsi="Consolas"/>
+          <w:sz w:val="22"/>
+          <w:szCs w:val="22"/>
+        </w:rPr>
+        <w:t xml:space="preserve">8. Записать lattice_layout.csv                  ; полная развёртка кольца</w:t>
       </w:r>
     </w:p>
     <w:p>
@@ -23902,7 +24045,7 @@
           <w:sz w:val="22"/>
           <w:szCs w:val="22"/>
         </w:rPr>
-        <w:t xml:space="preserve">1. sp_dict ← load_sp_elements()              ; ключ (sp_type, sp_eid)</w:t>
+        <w:t xml:space="preserve">1. sp_dict ← load_sp_elements()              ; шаблоны СП по ключу (sp_type, sp_eid)</w:t>
       </w:r>
       <w:r>
         <w:br/>
@@ -23913,7 +24056,7 @@
           <w:sz w:val="22"/>
           <w:szCs w:val="22"/>
         </w:rPr>
-        <w:t xml:space="preserve">2. output_rows ← []</w:t>
+        <w:t xml:space="preserve">                                              ; → (device_type, arg_val, correct_coeff)</w:t>
       </w:r>
       <w:r>
         <w:br/>
@@ -23924,7 +24067,7 @@
           <w:sz w:val="22"/>
           <w:szCs w:val="22"/>
         </w:rPr>
-        <w:t xml:space="preserve">3. для каждой строки r из lattice_layout.csv:</w:t>
+        <w:t xml:space="preserve">2. output_rows ← []                          ; накопитель результата</w:t>
       </w:r>
       <w:r>
         <w:br/>
@@ -23935,7 +24078,7 @@
           <w:sz w:val="22"/>
           <w:szCs w:val="22"/>
         </w:rPr>
-        <w:t xml:space="preserve">     key ← (r.sp_type, r.sp_element_id)</w:t>
+        <w:t xml:space="preserve">3. для каждой строки r из lattice_layout.csv:    ; РЕЛЯЦИОННЫЙ JOIN: геометрия + шаблон</w:t>
       </w:r>
       <w:r>
         <w:br/>
@@ -23946,7 +24089,7 @@
           <w:sz w:val="22"/>
           <w:szCs w:val="22"/>
         </w:rPr>
-        <w:t xml:space="preserve">     если key не в sp_dict: выдать warning и пропустить</w:t>
+        <w:t xml:space="preserve">     key ← (r.sp_type, r.sp_element_id)      ; составной ключ соединения</w:t>
       </w:r>
       <w:r>
         <w:br/>
@@ -23957,7 +24100,7 @@
           <w:sz w:val="22"/>
           <w:szCs w:val="22"/>
         </w:rPr>
-        <w:t xml:space="preserve">     dev, arg, coeff ← sp_dict[key]</w:t>
+        <w:t xml:space="preserve">     если key не в sp_dict: выдать warning и пропустить</w:t>
       </w:r>
       <w:r>
         <w:br/>
@@ -23968,7 +24111,7 @@
           <w:sz w:val="22"/>
           <w:szCs w:val="22"/>
         </w:rPr>
-        <w:t xml:space="preserve">     добавить запись {LATTICE_ID, r.global_id, dev, r.x..roll, arg, coeff}</w:t>
+        <w:t xml:space="preserve">                                              ; элемент layout без шаблона — диагностика</w:t>
       </w:r>
       <w:r>
         <w:br/>
@@ -23979,7 +24122,7 @@
           <w:sz w:val="22"/>
           <w:szCs w:val="22"/>
         </w:rPr>
-        <w:t xml:space="preserve">4. для каждого (sub_id, max_gid) из SUB_LATTICES:</w:t>
+        <w:t xml:space="preserve">     dev, arg, coeff ← sp_dict[key]          ; берём данные из SP-шаблона</w:t>
       </w:r>
       <w:r>
         <w:br/>
@@ -23990,7 +24133,7 @@
           <w:sz w:val="22"/>
           <w:szCs w:val="22"/>
         </w:rPr>
-        <w:t xml:space="preserve">     для r из output_rows, где r.instance_id ≤ max_gid:</w:t>
+        <w:t xml:space="preserve">     добавить запись {LATTICE_ID, r.global_id, dev, r.x..roll, arg, coeff}</w:t>
       </w:r>
       <w:r>
         <w:br/>
@@ -24001,7 +24144,7 @@
           <w:sz w:val="22"/>
           <w:szCs w:val="22"/>
         </w:rPr>
-        <w:t xml:space="preserve">         добавить копию с lattice_id ← sub_id</w:t>
+        <w:t xml:space="preserve">                                              ; полная итоговая строка для симулятора</w:t>
       </w:r>
       <w:r>
         <w:br/>
@@ -24012,7 +24155,7 @@
           <w:sz w:val="22"/>
           <w:szCs w:val="22"/>
         </w:rPr>
-        <w:t xml:space="preserve">5. Запись CSV с повторными попытками при PermissionError</w:t>
+        <w:t xml:space="preserve">4. для каждого (sub_id, max_gid) из SUB_LATTICES:    ; ПОДРЕШЁТКИ для частичных экспериментов</w:t>
       </w:r>
       <w:r>
         <w:br/>
@@ -24023,7 +24166,40 @@
           <w:sz w:val="22"/>
           <w:szCs w:val="22"/>
         </w:rPr>
-        <w:t xml:space="preserve">   (блокировка файла в Windows)</w:t>
+        <w:t xml:space="preserve">     для r из output_rows, где r.instance_id ≤ max_gid:</w:t>
+      </w:r>
+      <w:r>
+        <w:br/>
+      </w:r>
+      <w:r>
+        <w:rPr>
+          <w:rFonts w:ascii="Consolas" w:cs="Consolas" w:eastAsia="Consolas" w:hAnsi="Consolas"/>
+          <w:sz w:val="22"/>
+          <w:szCs w:val="22"/>
+        </w:rPr>
+        <w:t xml:space="preserve">         добавить копию с lattice_id ← sub_id    ; префикс кольца с новым идентификатором</w:t>
+      </w:r>
+      <w:r>
+        <w:br/>
+      </w:r>
+      <w:r>
+        <w:rPr>
+          <w:rFonts w:ascii="Consolas" w:cs="Consolas" w:eastAsia="Consolas" w:hAnsi="Consolas"/>
+          <w:sz w:val="22"/>
+          <w:szCs w:val="22"/>
+        </w:rPr>
+        <w:t xml:space="preserve">5. Запись CSV с повторными попытками при PermissionError</w:t>
+      </w:r>
+      <w:r>
+        <w:br/>
+      </w:r>
+      <w:r>
+        <w:rPr>
+          <w:rFonts w:ascii="Consolas" w:cs="Consolas" w:eastAsia="Consolas" w:hAnsi="Consolas"/>
+          <w:sz w:val="22"/>
+          <w:szCs w:val="22"/>
+        </w:rPr>
+        <w:t xml:space="preserve">   (блокировка файла в Windows — например, Excel держит файл открытым)</w:t>
       </w:r>
     </w:p>
     <w:p>
@@ -26432,7 +26608,7 @@
           <w:sz w:val="22"/>
           <w:szCs w:val="22"/>
         </w:rPr>
-        <w:t xml:space="preserve">1. Загрузить траектории (5 массивов точек (Ni, 3)).</w:t>
+        <w:t xml:space="preserve">1. Загрузить траектории (5 массивов точек (Ni, 3)).      ; trajectories_exp{id}.bin</w:t>
       </w:r>
       <w:r>
         <w:br/>
@@ -26454,7 +26630,7 @@
           <w:sz w:val="22"/>
           <w:szCs w:val="22"/>
         </w:rPr>
-        <w:t xml:space="preserve">   построить design_poly (центры + прелюдия/постлюдия).</w:t>
+        <w:t xml:space="preserve">   построить design_poly (центры + прелюдия/постлюдия).  ; проектная орбита</w:t>
       </w:r>
       <w:r>
         <w:br/>
@@ -26487,7 +26663,7 @@
           <w:sz w:val="22"/>
           <w:szCs w:val="22"/>
         </w:rPr>
-        <w:t xml:space="preserve">     b. t_i ← равномерный шаг (dt × traj_stride × stride)</w:t>
+        <w:t xml:space="preserve">                                                         ; огибающая — по алгоритму § 6</w:t>
       </w:r>
       <w:r>
         <w:br/>
@@ -26498,7 +26674,7 @@
           <w:sz w:val="22"/>
           <w:szCs w:val="22"/>
         </w:rPr>
-        <w:t xml:space="preserve">     c. линейная подгонка: m, A₀ ← polyfit(t_i, A_i, deg=1)</w:t>
+        <w:t xml:space="preserve">     b. t_i ← равномерный шаг (dt × traj_stride × stride) ; восстановление времени отсчётов</w:t>
       </w:r>
       <w:r>
         <w:br/>
@@ -26509,7 +26685,7 @@
           <w:sz w:val="22"/>
           <w:szCs w:val="22"/>
         </w:rPr>
-        <w:t xml:space="preserve">     d. экспоненциальная подгонка (только точки с A &gt; A_floor):</w:t>
+        <w:t xml:space="preserve">     c. линейная подгонка: m, A₀ ← polyfit(t_i, A_i, deg=1)   ; baseline дрейф-модель</w:t>
       </w:r>
       <w:r>
         <w:br/>
@@ -26520,7 +26696,7 @@
           <w:sz w:val="22"/>
           <w:szCs w:val="22"/>
         </w:rPr>
-        <w:t xml:space="preserve">            log A = γ·t + log A₀; вычислить R²</w:t>
+        <w:t xml:space="preserve">     d. экспоненциальная подгонка (только точки с A &gt; A_floor):   ; защита от log 0</w:t>
       </w:r>
       <w:r>
         <w:br/>
@@ -26531,7 +26707,7 @@
           <w:sz w:val="22"/>
           <w:szCs w:val="22"/>
         </w:rPr>
-        <w:t xml:space="preserve">     e. FFT(A_i); маскировать DC-бин; выбрать максимум как f_betatron</w:t>
+        <w:t xml:space="preserve">            log A = γ·t + log A₀; вычислить R²                   ; γ — Ляпунов-показатель</w:t>
       </w:r>
       <w:r>
         <w:br/>
@@ -26542,7 +26718,7 @@
           <w:sz w:val="22"/>
           <w:szCs w:val="22"/>
         </w:rPr>
-        <w:t xml:space="preserve">     f. классификация:</w:t>
+        <w:t xml:space="preserve">     e. FFT(A_i); маскировать DC-бин;                     ; убираем влияние среднего</w:t>
       </w:r>
       <w:r>
         <w:br/>
@@ -26553,7 +26729,7 @@
           <w:sz w:val="22"/>
           <w:szCs w:val="22"/>
         </w:rPr>
-        <w:t xml:space="preserve">            DRIFTED      если A_init ≈ 0 и m_lin &gt; δ</w:t>
+        <w:t xml:space="preserve">        выбрать максимум как f_betatron                   ; доминирующая частота колебаний</w:t>
       </w:r>
       <w:r>
         <w:br/>
@@ -26564,7 +26740,7 @@
           <w:sz w:val="22"/>
           <w:szCs w:val="22"/>
         </w:rPr>
-        <w:t xml:space="preserve">            GROWING      если γ &gt; γ_threshold и R² ≥ R²_min</w:t>
+        <w:t xml:space="preserve">     f. классификация (вердикт по частице):</w:t>
       </w:r>
       <w:r>
         <w:br/>
@@ -26575,7 +26751,7 @@
           <w:sz w:val="22"/>
           <w:szCs w:val="22"/>
         </w:rPr>
-        <w:t xml:space="preserve">            OSCILLATING  если есть выраженный пик FFT и γ ≤ γ_threshold</w:t>
+        <w:t xml:space="preserve">            DRIFTED      если A_init ≈ 0 и m_lin &gt; δ     ; растущий дрейф от орбиты</w:t>
       </w:r>
       <w:r>
         <w:br/>
@@ -26586,7 +26762,40 @@
           <w:sz w:val="22"/>
           <w:szCs w:val="22"/>
         </w:rPr>
-        <w:t xml:space="preserve">            STABLE       иначе</w:t>
+        <w:t xml:space="preserve">            GROWING      если γ &gt; γ_threshold и R² ≥ R²_min   ; экспоненциальный рост</w:t>
+      </w:r>
+      <w:r>
+        <w:br/>
+      </w:r>
+      <w:r>
+        <w:rPr>
+          <w:rFonts w:ascii="Consolas" w:cs="Consolas" w:eastAsia="Consolas" w:hAnsi="Consolas"/>
+          <w:sz w:val="22"/>
+          <w:szCs w:val="22"/>
+        </w:rPr>
+        <w:t xml:space="preserve">            OSCILLATING  если есть выраженный пик FFT и γ ≤ γ_threshold</w:t>
+      </w:r>
+      <w:r>
+        <w:br/>
+      </w:r>
+      <w:r>
+        <w:rPr>
+          <w:rFonts w:ascii="Consolas" w:cs="Consolas" w:eastAsia="Consolas" w:hAnsi="Consolas"/>
+          <w:sz w:val="22"/>
+          <w:szCs w:val="22"/>
+        </w:rPr>
+        <w:t xml:space="preserve">                                                         ; устойчивые бетатронные колебания</w:t>
+      </w:r>
+      <w:r>
+        <w:br/>
+      </w:r>
+      <w:r>
+        <w:rPr>
+          <w:rFonts w:ascii="Consolas" w:cs="Consolas" w:eastAsia="Consolas" w:hAnsi="Consolas"/>
+          <w:sz w:val="22"/>
+          <w:szCs w:val="22"/>
+        </w:rPr>
+        <w:t xml:space="preserve">            STABLE       иначе                            ; никаких аномалий</w:t>
       </w:r>
       <w:r>
         <w:br/>

--- a/docs/algorithms.docx
+++ b/docs/algorithms.docx
@@ -2687,21 +2687,8 @@
         <w:t xml:space="preserve">— </w:t>
       </w:r>
       <m:oMath>
-        <m:sSub>
-          <m:sSubPr/>
-          <m:e>
-            <m:r>
-              <m:t>γ</m:t>
-            </m:r>
-          </m:e>
-          <m:sub>
-            <m:r>
-              <m:t/>
-            </m:r>
-          </m:sub>
-        </m:sSub>
         <m:r>
-          <m:t> ≥ 1</m:t>
+          <m:t>γ ≥ 1</m:t>
         </m:r>
       </m:oMath>
       <w:r>
@@ -3568,8 +3555,6 @@
                     <m:r>
                       <m:t>|</m:t>
                     </m:r>
-                  </m:e>
-                  <m:sup>
                     <m:sSup>
                       <m:sSupPr/>
                       <m:e>
@@ -3583,6 +3568,14 @@
                         </m:r>
                       </m:sup>
                     </m:sSup>
+                    <m:r>
+                      <m:t>|</m:t>
+                    </m:r>
+                  </m:e>
+                  <m:sup>
+                    <m:r>
+                      <m:t>2</m:t>
+                    </m:r>
                   </m:sup>
                 </m:sSup>
               </m:num>

--- a/docs/algorithms.docx
+++ b/docs/algorithms.docx
@@ -1879,6 +1879,20 @@
     </w:tbl>
     <w:p>
       <w:pPr>
+        <w:spacing w:after="120" w:before="0" w:line="360" w:lineRule="auto"/>
+        <w:ind w:firstLine="0"/>
+      </w:pPr>
+      <w:r>
+        <w:rPr>
+          <w:rFonts w:ascii="Times New Roman" w:cs="Times New Roman" w:eastAsia="Times New Roman" w:hAnsi="Times New Roman"/>
+          <w:sz w:val="28"/>
+          <w:szCs w:val="28"/>
+        </w:rPr>
+        <w:t xml:space="preserve"/>
+      </w:r>
+    </w:p>
+    <w:p>
+      <w:pPr>
         <w:pStyle w:val="Heading2"/>
         <w:spacing w:after="140" w:before="280" w:line="360" w:lineRule="auto"/>
         <w:ind w:firstLine="709"/>
@@ -2147,6 +2161,20 @@
         </w:tc>
       </w:tr>
     </w:tbl>
+    <w:p>
+      <w:pPr>
+        <w:spacing w:after="120" w:before="0" w:line="360" w:lineRule="auto"/>
+        <w:ind w:firstLine="0"/>
+      </w:pPr>
+      <w:r>
+        <w:rPr>
+          <w:rFonts w:ascii="Times New Roman" w:cs="Times New Roman" w:eastAsia="Times New Roman" w:hAnsi="Times New Roman"/>
+          <w:sz w:val="28"/>
+          <w:szCs w:val="28"/>
+        </w:rPr>
+        <w:t xml:space="preserve"/>
+      </w:r>
+    </w:p>
     <w:p>
       <w:pPr>
         <w:pStyle w:val="Heading2"/>
@@ -5811,6 +5839,20 @@
     </w:tbl>
     <w:p>
       <w:pPr>
+        <w:spacing w:after="120" w:before="0" w:line="360" w:lineRule="auto"/>
+        <w:ind w:firstLine="0"/>
+      </w:pPr>
+      <w:r>
+        <w:rPr>
+          <w:rFonts w:ascii="Times New Roman" w:cs="Times New Roman" w:eastAsia="Times New Roman" w:hAnsi="Times New Roman"/>
+          <w:sz w:val="28"/>
+          <w:szCs w:val="28"/>
+        </w:rPr>
+        <w:t xml:space="preserve"/>
+      </w:r>
+    </w:p>
+    <w:p>
+      <w:pPr>
         <w:pStyle w:val="Heading2"/>
         <w:spacing w:after="140" w:before="280" w:line="360" w:lineRule="auto"/>
         <w:ind w:firstLine="709"/>
@@ -8094,6 +8136,20 @@
         </w:tc>
       </w:tr>
     </w:tbl>
+    <w:p>
+      <w:pPr>
+        <w:spacing w:after="120" w:before="0" w:line="360" w:lineRule="auto"/>
+        <w:ind w:firstLine="0"/>
+      </w:pPr>
+      <w:r>
+        <w:rPr>
+          <w:rFonts w:ascii="Times New Roman" w:cs="Times New Roman" w:eastAsia="Times New Roman" w:hAnsi="Times New Roman"/>
+          <w:sz w:val="28"/>
+          <w:szCs w:val="28"/>
+        </w:rPr>
+        <w:t xml:space="preserve"/>
+      </w:r>
+    </w:p>
     <w:p>
       <w:pPr>
         <w:pStyle w:val="Heading2"/>
@@ -8508,6 +8564,20 @@
         </w:tc>
       </w:tr>
     </w:tbl>
+    <w:p>
+      <w:pPr>
+        <w:spacing w:after="120" w:before="0" w:line="360" w:lineRule="auto"/>
+        <w:ind w:firstLine="0"/>
+      </w:pPr>
+      <w:r>
+        <w:rPr>
+          <w:rFonts w:ascii="Times New Roman" w:cs="Times New Roman" w:eastAsia="Times New Roman" w:hAnsi="Times New Roman"/>
+          <w:sz w:val="28"/>
+          <w:szCs w:val="28"/>
+        </w:rPr>
+        <w:t xml:space="preserve"/>
+      </w:r>
+    </w:p>
     <w:p>
       <w:pPr>
         <w:spacing w:after="60" w:line="360" w:lineRule="auto"/>
@@ -10620,6 +10690,20 @@
     </w:tbl>
     <w:p>
       <w:pPr>
+        <w:spacing w:after="120" w:before="0" w:line="360" w:lineRule="auto"/>
+        <w:ind w:firstLine="0"/>
+      </w:pPr>
+      <w:r>
+        <w:rPr>
+          <w:rFonts w:ascii="Times New Roman" w:cs="Times New Roman" w:eastAsia="Times New Roman" w:hAnsi="Times New Roman"/>
+          <w:sz w:val="28"/>
+          <w:szCs w:val="28"/>
+        </w:rPr>
+        <w:t xml:space="preserve"/>
+      </w:r>
+    </w:p>
+    <w:p>
+      <w:pPr>
         <w:spacing w:after="60" w:line="360" w:lineRule="auto"/>
         <w:ind w:firstLine="709"/>
         <w:jc w:val="both"/>
@@ -12958,6 +13042,20 @@
     </w:tbl>
     <w:p>
       <w:pPr>
+        <w:spacing w:after="120" w:before="0" w:line="360" w:lineRule="auto"/>
+        <w:ind w:firstLine="0"/>
+      </w:pPr>
+      <w:r>
+        <w:rPr>
+          <w:rFonts w:ascii="Times New Roman" w:cs="Times New Roman" w:eastAsia="Times New Roman" w:hAnsi="Times New Roman"/>
+          <w:sz w:val="28"/>
+          <w:szCs w:val="28"/>
+        </w:rPr>
+        <w:t xml:space="preserve"/>
+      </w:r>
+    </w:p>
+    <w:p>
+      <w:pPr>
         <w:pStyle w:val="Heading2"/>
         <w:spacing w:after="140" w:before="280" w:line="360" w:lineRule="auto"/>
         <w:ind w:firstLine="709"/>
@@ -14088,6 +14186,20 @@
         </w:tc>
       </w:tr>
     </w:tbl>
+    <w:p>
+      <w:pPr>
+        <w:spacing w:after="120" w:before="0" w:line="360" w:lineRule="auto"/>
+        <w:ind w:firstLine="0"/>
+      </w:pPr>
+      <w:r>
+        <w:rPr>
+          <w:rFonts w:ascii="Times New Roman" w:cs="Times New Roman" w:eastAsia="Times New Roman" w:hAnsi="Times New Roman"/>
+          <w:sz w:val="28"/>
+          <w:szCs w:val="28"/>
+        </w:rPr>
+        <w:t xml:space="preserve"/>
+      </w:r>
+    </w:p>
     <w:p>
       <w:pPr>
         <w:pStyle w:val="Heading2"/>
@@ -16194,6 +16306,20 @@
     </w:tbl>
     <w:p>
       <w:pPr>
+        <w:spacing w:after="120" w:before="0" w:line="360" w:lineRule="auto"/>
+        <w:ind w:firstLine="0"/>
+      </w:pPr>
+      <w:r>
+        <w:rPr>
+          <w:rFonts w:ascii="Times New Roman" w:cs="Times New Roman" w:eastAsia="Times New Roman" w:hAnsi="Times New Roman"/>
+          <w:sz w:val="28"/>
+          <w:szCs w:val="28"/>
+        </w:rPr>
+        <w:t xml:space="preserve"/>
+      </w:r>
+    </w:p>
+    <w:p>
+      <w:pPr>
         <w:pStyle w:val="Heading2"/>
         <w:spacing w:after="140" w:before="280" w:line="360" w:lineRule="auto"/>
         <w:ind w:firstLine="709"/>
@@ -16606,6 +16732,20 @@
         </w:tc>
       </w:tr>
     </w:tbl>
+    <w:p>
+      <w:pPr>
+        <w:spacing w:after="120" w:before="0" w:line="360" w:lineRule="auto"/>
+        <w:ind w:firstLine="0"/>
+      </w:pPr>
+      <w:r>
+        <w:rPr>
+          <w:rFonts w:ascii="Times New Roman" w:cs="Times New Roman" w:eastAsia="Times New Roman" w:hAnsi="Times New Roman"/>
+          <w:sz w:val="28"/>
+          <w:szCs w:val="28"/>
+        </w:rPr>
+        <w:t xml:space="preserve"/>
+      </w:r>
+    </w:p>
     <w:p>
       <w:pPr>
         <w:pStyle w:val="Heading2"/>
@@ -19570,6 +19710,20 @@
     </w:tbl>
     <w:p>
       <w:pPr>
+        <w:spacing w:after="120" w:before="0" w:line="360" w:lineRule="auto"/>
+        <w:ind w:firstLine="0"/>
+      </w:pPr>
+      <w:r>
+        <w:rPr>
+          <w:rFonts w:ascii="Times New Roman" w:cs="Times New Roman" w:eastAsia="Times New Roman" w:hAnsi="Times New Roman"/>
+          <w:sz w:val="28"/>
+          <w:szCs w:val="28"/>
+        </w:rPr>
+        <w:t xml:space="preserve"/>
+      </w:r>
+    </w:p>
+    <w:p>
+      <w:pPr>
         <w:pStyle w:val="Heading2"/>
         <w:spacing w:after="140" w:before="280" w:line="360" w:lineRule="auto"/>
         <w:ind w:firstLine="709"/>
@@ -19984,6 +20138,20 @@
     </w:tbl>
     <w:p>
       <w:pPr>
+        <w:spacing w:after="120" w:before="0" w:line="360" w:lineRule="auto"/>
+        <w:ind w:firstLine="0"/>
+      </w:pPr>
+      <w:r>
+        <w:rPr>
+          <w:rFonts w:ascii="Times New Roman" w:cs="Times New Roman" w:eastAsia="Times New Roman" w:hAnsi="Times New Roman"/>
+          <w:sz w:val="28"/>
+          <w:szCs w:val="28"/>
+        </w:rPr>
+        <w:t xml:space="preserve"/>
+      </w:r>
+    </w:p>
+    <w:p>
+      <w:pPr>
         <w:pStyle w:val="Heading2"/>
         <w:spacing w:after="140" w:before="280" w:line="360" w:lineRule="auto"/>
         <w:ind w:firstLine="709"/>
@@ -21948,6 +22116,20 @@
     </w:tbl>
     <w:p>
       <w:pPr>
+        <w:spacing w:after="120" w:before="0" w:line="360" w:lineRule="auto"/>
+        <w:ind w:firstLine="0"/>
+      </w:pPr>
+      <w:r>
+        <w:rPr>
+          <w:rFonts w:ascii="Times New Roman" w:cs="Times New Roman" w:eastAsia="Times New Roman" w:hAnsi="Times New Roman"/>
+          <w:sz w:val="28"/>
+          <w:szCs w:val="28"/>
+        </w:rPr>
+        <w:t xml:space="preserve"/>
+      </w:r>
+    </w:p>
+    <w:p>
+      <w:pPr>
         <w:pStyle w:val="Heading2"/>
         <w:spacing w:after="140" w:before="280" w:line="360" w:lineRule="auto"/>
         <w:ind w:firstLine="709"/>
@@ -22216,6 +22398,20 @@
         </w:tc>
       </w:tr>
     </w:tbl>
+    <w:p>
+      <w:pPr>
+        <w:spacing w:after="120" w:before="0" w:line="360" w:lineRule="auto"/>
+        <w:ind w:firstLine="0"/>
+      </w:pPr>
+      <w:r>
+        <w:rPr>
+          <w:rFonts w:ascii="Times New Roman" w:cs="Times New Roman" w:eastAsia="Times New Roman" w:hAnsi="Times New Roman"/>
+          <w:sz w:val="28"/>
+          <w:szCs w:val="28"/>
+        </w:rPr>
+        <w:t xml:space="preserve"/>
+      </w:r>
+    </w:p>
     <w:p>
       <w:pPr>
         <w:pStyle w:val="Heading2"/>
@@ -23486,6 +23682,20 @@
     </w:tbl>
     <w:p>
       <w:pPr>
+        <w:spacing w:after="120" w:before="0" w:line="360" w:lineRule="auto"/>
+        <w:ind w:firstLine="0"/>
+      </w:pPr>
+      <w:r>
+        <w:rPr>
+          <w:rFonts w:ascii="Times New Roman" w:cs="Times New Roman" w:eastAsia="Times New Roman" w:hAnsi="Times New Roman"/>
+          <w:sz w:val="28"/>
+          <w:szCs w:val="28"/>
+        </w:rPr>
+        <w:t xml:space="preserve"/>
+      </w:r>
+    </w:p>
+    <w:p>
+      <w:pPr>
         <w:pStyle w:val="Heading2"/>
         <w:spacing w:after="140" w:before="280" w:line="360" w:lineRule="auto"/>
         <w:ind w:firstLine="709"/>
@@ -23682,6 +23892,20 @@
         </w:tc>
       </w:tr>
     </w:tbl>
+    <w:p>
+      <w:pPr>
+        <w:spacing w:after="120" w:before="0" w:line="360" w:lineRule="auto"/>
+        <w:ind w:firstLine="0"/>
+      </w:pPr>
+      <w:r>
+        <w:rPr>
+          <w:rFonts w:ascii="Times New Roman" w:cs="Times New Roman" w:eastAsia="Times New Roman" w:hAnsi="Times New Roman"/>
+          <w:sz w:val="28"/>
+          <w:szCs w:val="28"/>
+        </w:rPr>
+        <w:t xml:space="preserve"/>
+      </w:r>
+    </w:p>
     <w:p>
       <w:pPr>
         <w:pStyle w:val="Heading2"/>
@@ -24664,6 +24888,20 @@
         </w:tc>
       </w:tr>
     </w:tbl>
+    <w:p>
+      <w:pPr>
+        <w:spacing w:after="120" w:before="0" w:line="360" w:lineRule="auto"/>
+        <w:ind w:firstLine="0"/>
+      </w:pPr>
+      <w:r>
+        <w:rPr>
+          <w:rFonts w:ascii="Times New Roman" w:cs="Times New Roman" w:eastAsia="Times New Roman" w:hAnsi="Times New Roman"/>
+          <w:sz w:val="28"/>
+          <w:szCs w:val="28"/>
+        </w:rPr>
+        <w:t xml:space="preserve"/>
+      </w:r>
+    </w:p>
     <w:p>
       <w:pPr>
         <w:pStyle w:val="Heading2"/>
@@ -27518,6 +27756,20 @@
         </w:tc>
       </w:tr>
     </w:tbl>
+    <w:p>
+      <w:pPr>
+        <w:spacing w:after="120" w:before="0" w:line="360" w:lineRule="auto"/>
+        <w:ind w:firstLine="0"/>
+      </w:pPr>
+      <w:r>
+        <w:rPr>
+          <w:rFonts w:ascii="Times New Roman" w:cs="Times New Roman" w:eastAsia="Times New Roman" w:hAnsi="Times New Roman"/>
+          <w:sz w:val="28"/>
+          <w:szCs w:val="28"/>
+        </w:rPr>
+        <w:t xml:space="preserve"/>
+      </w:r>
+    </w:p>
     <w:p>
       <w:pPr>
         <w:pStyle w:val="Heading1"/>
@@ -28664,6 +28916,20 @@
     </w:tbl>
     <w:p>
       <w:pPr>
+        <w:spacing w:after="120" w:before="0" w:line="360" w:lineRule="auto"/>
+        <w:ind w:firstLine="0"/>
+      </w:pPr>
+      <w:r>
+        <w:rPr>
+          <w:rFonts w:ascii="Times New Roman" w:cs="Times New Roman" w:eastAsia="Times New Roman" w:hAnsi="Times New Roman"/>
+          <w:sz w:val="28"/>
+          <w:szCs w:val="28"/>
+        </w:rPr>
+        <w:t xml:space="preserve"/>
+      </w:r>
+    </w:p>
+    <w:p>
+      <w:pPr>
         <w:spacing w:after="60" w:line="360" w:lineRule="auto"/>
         <w:ind w:firstLine="709"/>
         <w:jc w:val="both"/>
